--- a/input/Выходной_док_Климат_ПД_240527 (003).docx
+++ b/input/Выходной_док_Климат_ПД_240527 (003).docx
@@ -556,7 +556,6 @@
             </w:pPr>
             <w:r>
               <w:rPr/>
-              <w:t>&lt;&gt;</w:t>
             </w:r>
           </w:p>
         </w:tc>
@@ -579,7 +578,6 @@
             </w:pPr>
             <w:r>
               <w:rPr/>
-              <w:t>&lt;&gt;</w:t>
             </w:r>
           </w:p>
         </w:tc>
@@ -602,7 +600,6 @@
             </w:pPr>
             <w:r>
               <w:rPr/>
-              <w:t>&lt;&gt;</w:t>
             </w:r>
           </w:p>
         </w:tc>
@@ -625,7 +622,6 @@
             </w:pPr>
             <w:r>
               <w:rPr/>
-              <w:t>&lt;&gt;</w:t>
             </w:r>
           </w:p>
         </w:tc>
@@ -648,7 +644,6 @@
             </w:pPr>
             <w:r>
               <w:rPr/>
-              <w:t>&lt;&gt;</w:t>
             </w:r>
           </w:p>
         </w:tc>
@@ -671,7 +666,6 @@
             </w:pPr>
             <w:r>
               <w:rPr/>
-              <w:t>&lt;&gt;</w:t>
             </w:r>
           </w:p>
         </w:tc>
@@ -694,7 +688,6 @@
             </w:pPr>
             <w:r>
               <w:rPr/>
-              <w:t>&lt;&gt;</w:t>
             </w:r>
           </w:p>
         </w:tc>
@@ -717,7 +710,6 @@
             </w:pPr>
             <w:r>
               <w:rPr/>
-              <w:t>&lt;&gt;</w:t>
             </w:r>
           </w:p>
         </w:tc>
@@ -740,7 +732,6 @@
             </w:pPr>
             <w:r>
               <w:rPr/>
-              <w:t>&lt;&gt;</w:t>
             </w:r>
           </w:p>
         </w:tc>
@@ -763,7 +754,6 @@
             </w:pPr>
             <w:r>
               <w:rPr/>
-              <w:t>&lt;&gt;</w:t>
             </w:r>
           </w:p>
         </w:tc>
@@ -786,7 +776,6 @@
             </w:pPr>
             <w:r>
               <w:rPr/>
-              <w:t>&lt;&gt;</w:t>
             </w:r>
           </w:p>
         </w:tc>
@@ -809,7 +798,6 @@
             </w:pPr>
             <w:r>
               <w:rPr/>
-              <w:t>&lt;&gt;</w:t>
             </w:r>
           </w:p>
         </w:tc>
@@ -833,7 +821,6 @@
             </w:pPr>
             <w:r>
               <w:rPr/>
-              <w:t>&lt;&gt;</w:t>
             </w:r>
           </w:p>
         </w:tc>
@@ -1278,7 +1265,6 @@
             </w:pPr>
             <w:r>
               <w:rPr/>
-              <w:t>&lt;&gt;</w:t>
             </w:r>
           </w:p>
         </w:tc>
@@ -1301,7 +1287,6 @@
             </w:pPr>
             <w:r>
               <w:rPr/>
-              <w:t>&lt;&gt;</w:t>
             </w:r>
           </w:p>
         </w:tc>
@@ -1324,7 +1309,6 @@
             </w:pPr>
             <w:r>
               <w:rPr/>
-              <w:t>&lt;&gt;</w:t>
             </w:r>
           </w:p>
         </w:tc>
@@ -1347,7 +1331,6 @@
             </w:pPr>
             <w:r>
               <w:rPr/>
-              <w:t>&lt;&gt;</w:t>
             </w:r>
           </w:p>
         </w:tc>
@@ -1370,7 +1353,6 @@
             </w:pPr>
             <w:r>
               <w:rPr/>
-              <w:t>&lt;&gt;</w:t>
             </w:r>
           </w:p>
         </w:tc>
@@ -1393,7 +1375,6 @@
             </w:pPr>
             <w:r>
               <w:rPr/>
-              <w:t>&lt;&gt;</w:t>
             </w:r>
           </w:p>
         </w:tc>
@@ -1416,7 +1397,6 @@
             </w:pPr>
             <w:r>
               <w:rPr/>
-              <w:t>&lt;&gt;</w:t>
             </w:r>
           </w:p>
         </w:tc>
@@ -1439,7 +1419,6 @@
             </w:pPr>
             <w:r>
               <w:rPr/>
-              <w:t>&lt;&gt;</w:t>
             </w:r>
           </w:p>
         </w:tc>
@@ -1462,7 +1441,6 @@
             </w:pPr>
             <w:r>
               <w:rPr/>
-              <w:t>&lt;&gt;</w:t>
             </w:r>
           </w:p>
         </w:tc>
@@ -1485,7 +1463,6 @@
             </w:pPr>
             <w:r>
               <w:rPr/>
-              <w:t>&lt;&gt;</w:t>
             </w:r>
           </w:p>
         </w:tc>
@@ -1508,7 +1485,6 @@
             </w:pPr>
             <w:r>
               <w:rPr/>
-              <w:t>&lt;&gt;</w:t>
             </w:r>
           </w:p>
         </w:tc>
@@ -1531,7 +1507,6 @@
             </w:pPr>
             <w:r>
               <w:rPr/>
-              <w:t>&lt;&gt;</w:t>
             </w:r>
           </w:p>
         </w:tc>
@@ -1555,7 +1530,6 @@
             </w:pPr>
             <w:r>
               <w:rPr/>
-              <w:t>&lt;&gt;</w:t>
             </w:r>
           </w:p>
         </w:tc>
@@ -2009,7 +1983,6 @@
             </w:pPr>
             <w:r>
               <w:rPr/>
-              <w:t>&lt;&gt;</w:t>
             </w:r>
           </w:p>
         </w:tc>
@@ -2032,7 +2005,6 @@
             </w:pPr>
             <w:r>
               <w:rPr/>
-              <w:t>&lt;&gt;</w:t>
             </w:r>
           </w:p>
         </w:tc>
@@ -2055,7 +2027,6 @@
             </w:pPr>
             <w:r>
               <w:rPr/>
-              <w:t>&lt;&gt;</w:t>
             </w:r>
           </w:p>
         </w:tc>
@@ -2078,7 +2049,6 @@
             </w:pPr>
             <w:r>
               <w:rPr/>
-              <w:t>&lt;&gt;</w:t>
             </w:r>
           </w:p>
         </w:tc>
@@ -2101,7 +2071,6 @@
             </w:pPr>
             <w:r>
               <w:rPr/>
-              <w:t>&lt;&gt;</w:t>
             </w:r>
           </w:p>
         </w:tc>
@@ -2124,7 +2093,6 @@
             </w:pPr>
             <w:r>
               <w:rPr/>
-              <w:t>&lt;&gt;</w:t>
             </w:r>
           </w:p>
         </w:tc>
@@ -2147,7 +2115,6 @@
             </w:pPr>
             <w:r>
               <w:rPr/>
-              <w:t>&lt;&gt;</w:t>
             </w:r>
           </w:p>
         </w:tc>
@@ -2170,7 +2137,6 @@
             </w:pPr>
             <w:r>
               <w:rPr/>
-              <w:t>&lt;&gt;</w:t>
             </w:r>
           </w:p>
         </w:tc>
@@ -2193,7 +2159,6 @@
             </w:pPr>
             <w:r>
               <w:rPr/>
-              <w:t>&lt;&gt;</w:t>
             </w:r>
           </w:p>
         </w:tc>
@@ -2216,7 +2181,6 @@
             </w:pPr>
             <w:r>
               <w:rPr/>
-              <w:t>&lt;&gt;</w:t>
             </w:r>
           </w:p>
         </w:tc>
@@ -2239,7 +2203,6 @@
             </w:pPr>
             <w:r>
               <w:rPr/>
-              <w:t>&lt;&gt;</w:t>
             </w:r>
           </w:p>
         </w:tc>
@@ -2262,7 +2225,6 @@
             </w:pPr>
             <w:r>
               <w:rPr/>
-              <w:t>&lt;&gt;</w:t>
             </w:r>
           </w:p>
         </w:tc>
@@ -2280,13 +2242,11 @@
           <w:p>
             <w:pPr>
               <w:pStyle w:val="Style35"/>
-              <w:keepNext w:val="true"/>
               <w:spacing w:before="120" w:after="0"/>
               <w:rPr/>
             </w:pPr>
             <w:r>
               <w:rPr/>
-              <w:t>&lt;&gt;</w:t>
             </w:r>
           </w:p>
         </w:tc>
@@ -2296,6 +2256,6111 @@
       <w:pPr>
         <w:pStyle w:val="Style34"/>
         <w:jc w:val="both"/>
+        <w:rPr/>
+      </w:pPr>
+      <w:r>
+        <w:rPr/>
+        <w:t xml:space="preserve">Таблица </w:t>
+      </w:r>
+      <w:r>
+        <w:rPr/>
+        <w:fldChar w:fldCharType="begin"/>
+      </w:r>
+      <w:r>
+        <w:rPr/>
+        <w:instrText xml:space="preserve"> SEQ Таблица \* ARABIC </w:instrText>
+      </w:r>
+      <w:r>
+        <w:rPr/>
+        <w:fldChar w:fldCharType="separate"/>
+      </w:r>
+      <w:r>
+        <w:rPr/>
+        <w:t>4</w:t>
+      </w:r>
+      <w:r>
+        <w:rPr/>
+        <w:fldChar w:fldCharType="end"/>
+      </w:r>
+      <w:r>
+        <w:rPr/>
+        <w:t xml:space="preserve"> Расчетные параметры температуры холодного периода года</w:t>
+      </w:r>
+    </w:p>
+    <w:tbl>
+      <w:tblPr>
+        <w:tblW w:w="10177" w:type="dxa"/>
+        <w:jc w:val="start"/>
+        <w:tblInd w:w="-289" w:type="dxa"/>
+        <w:tblLayout w:type="fixed"/>
+        <w:tblCellMar>
+          <w:top w:w="0" w:type="dxa"/>
+          <w:start w:w="108" w:type="dxa"/>
+          <w:bottom w:w="0" w:type="dxa"/>
+          <w:end w:w="108" w:type="dxa"/>
+        </w:tblCellMar>
+        <w:tblLook w:noHBand="0" w:noVBand="1" w:firstColumn="1" w:lastRow="0" w:lastColumn="0" w:firstRow="1" w:val="04a0"/>
+      </w:tblPr>
+      <w:tblGrid>
+        <w:gridCol w:w="1215"/>
+        <w:gridCol w:w="1077"/>
+        <w:gridCol w:w="1110"/>
+        <w:gridCol w:w="1300"/>
+        <w:gridCol w:w="1675"/>
+        <w:gridCol w:w="1816"/>
+        <w:gridCol w:w="1984"/>
+      </w:tblGrid>
+      <w:tr>
+        <w:trPr>
+          <w:trHeight w:val="252" w:hRule="atLeast"/>
+        </w:trPr>
+        <w:tc>
+          <w:tcPr>
+            <w:tcW w:w="2292" w:type="dxa"/>
+            <w:gridSpan w:val="2"/>
+            <w:vMerge w:val="restart"/>
+            <w:tcBorders>
+              <w:top w:val="single" w:sz="4" w:space="0" w:color="000000"/>
+              <w:start w:val="single" w:sz="4" w:space="0" w:color="000000"/>
+              <w:bottom w:val="single" w:sz="4" w:space="0" w:color="000000"/>
+              <w:end w:val="single" w:sz="4" w:space="0" w:color="000000"/>
+            </w:tcBorders>
+            <w:shd w:color="auto" w:fill="auto" w:val="clear"/>
+            <w:vAlign w:val="center"/>
+          </w:tcPr>
+          <w:p>
+            <w:pPr>
+              <w:pStyle w:val="Style25"/>
+              <w:rPr/>
+            </w:pPr>
+            <w:r>
+              <w:rPr/>
+              <w:t>Температура воздуха наиболее холодных суток, °С, обеспеченностью</w:t>
+            </w:r>
+          </w:p>
+        </w:tc>
+        <w:tc>
+          <w:tcPr>
+            <w:tcW w:w="2410" w:type="dxa"/>
+            <w:gridSpan w:val="2"/>
+            <w:vMerge w:val="restart"/>
+            <w:tcBorders>
+              <w:top w:val="single" w:sz="4" w:space="0" w:color="000000"/>
+              <w:start w:val="single" w:sz="4" w:space="0" w:color="000000"/>
+              <w:bottom w:val="single" w:sz="4" w:space="0" w:color="000000"/>
+              <w:end w:val="single" w:sz="4" w:space="0" w:color="000000"/>
+            </w:tcBorders>
+            <w:shd w:color="auto" w:fill="auto" w:val="clear"/>
+            <w:vAlign w:val="center"/>
+          </w:tcPr>
+          <w:p>
+            <w:pPr>
+              <w:pStyle w:val="Style25"/>
+              <w:rPr/>
+            </w:pPr>
+            <w:r>
+              <w:rPr/>
+              <w:t>Температура воздуха наиболее холодной пятидневки, °С, обеспеченностью</w:t>
+            </w:r>
+          </w:p>
+        </w:tc>
+        <w:tc>
+          <w:tcPr>
+            <w:tcW w:w="1675" w:type="dxa"/>
+            <w:vMerge w:val="restart"/>
+            <w:tcBorders>
+              <w:top w:val="single" w:sz="4" w:space="0" w:color="000000"/>
+              <w:start w:val="single" w:sz="4" w:space="0" w:color="000000"/>
+              <w:bottom w:val="single" w:sz="4" w:space="0" w:color="000000"/>
+              <w:end w:val="single" w:sz="4" w:space="0" w:color="000000"/>
+            </w:tcBorders>
+          </w:tcPr>
+          <w:p>
+            <w:pPr>
+              <w:pStyle w:val="Style25"/>
+              <w:rPr/>
+            </w:pPr>
+            <w:r>
+              <w:rPr/>
+              <w:t>Средняя из абсолютных минимумов температуры воздуха, °С</w:t>
+            </w:r>
+          </w:p>
+        </w:tc>
+        <w:tc>
+          <w:tcPr>
+            <w:tcW w:w="3800" w:type="dxa"/>
+            <w:gridSpan w:val="2"/>
+            <w:tcBorders>
+              <w:top w:val="single" w:sz="4" w:space="0" w:color="000000"/>
+              <w:start w:val="single" w:sz="4" w:space="0" w:color="000000"/>
+              <w:bottom w:val="single" w:sz="4" w:space="0" w:color="000000"/>
+              <w:end w:val="single" w:sz="4" w:space="0" w:color="000000"/>
+            </w:tcBorders>
+            <w:shd w:color="auto" w:fill="auto" w:val="clear"/>
+            <w:vAlign w:val="center"/>
+          </w:tcPr>
+          <w:p>
+            <w:pPr>
+              <w:pStyle w:val="Style25"/>
+              <w:rPr/>
+            </w:pPr>
+            <w:r>
+              <w:rPr/>
+              <w:t>Продолжительность, сут, и средняя температура воздуха, °С, периода со средней суточной температурой воздуха</w:t>
+            </w:r>
+          </w:p>
+        </w:tc>
+      </w:tr>
+      <w:tr>
+        <w:trPr>
+          <w:trHeight w:val="252" w:hRule="atLeast"/>
+        </w:trPr>
+        <w:tc>
+          <w:tcPr>
+            <w:tcW w:w="2292" w:type="dxa"/>
+            <w:gridSpan w:val="2"/>
+            <w:vMerge w:val="continue"/>
+            <w:tcBorders>
+              <w:top w:val="single" w:sz="4" w:space="0" w:color="000000"/>
+              <w:start w:val="single" w:sz="4" w:space="0" w:color="000000"/>
+              <w:bottom w:val="single" w:sz="4" w:space="0" w:color="000000"/>
+              <w:end w:val="single" w:sz="4" w:space="0" w:color="000000"/>
+            </w:tcBorders>
+            <w:shd w:color="auto" w:fill="auto" w:val="clear"/>
+            <w:vAlign w:val="center"/>
+          </w:tcPr>
+          <w:p>
+            <w:pPr>
+              <w:pStyle w:val="Style25"/>
+              <w:rPr/>
+            </w:pPr>
+            <w:r>
+              <w:rPr/>
+            </w:r>
+          </w:p>
+        </w:tc>
+        <w:tc>
+          <w:tcPr>
+            <w:tcW w:w="2410" w:type="dxa"/>
+            <w:gridSpan w:val="2"/>
+            <w:vMerge w:val="continue"/>
+            <w:tcBorders>
+              <w:top w:val="single" w:sz="4" w:space="0" w:color="000000"/>
+              <w:start w:val="single" w:sz="4" w:space="0" w:color="000000"/>
+              <w:bottom w:val="single" w:sz="4" w:space="0" w:color="000000"/>
+              <w:end w:val="single" w:sz="4" w:space="0" w:color="000000"/>
+            </w:tcBorders>
+            <w:shd w:color="auto" w:fill="auto" w:val="clear"/>
+            <w:vAlign w:val="center"/>
+          </w:tcPr>
+          <w:p>
+            <w:pPr>
+              <w:pStyle w:val="Style25"/>
+              <w:rPr/>
+            </w:pPr>
+            <w:r>
+              <w:rPr/>
+            </w:r>
+          </w:p>
+        </w:tc>
+        <w:tc>
+          <w:tcPr>
+            <w:tcW w:w="1675" w:type="dxa"/>
+            <w:vMerge w:val="continue"/>
+            <w:tcBorders>
+              <w:top w:val="single" w:sz="4" w:space="0" w:color="000000"/>
+              <w:start w:val="single" w:sz="4" w:space="0" w:color="000000"/>
+              <w:bottom w:val="single" w:sz="4" w:space="0" w:color="000000"/>
+              <w:end w:val="single" w:sz="4" w:space="0" w:color="000000"/>
+            </w:tcBorders>
+          </w:tcPr>
+          <w:p>
+            <w:pPr>
+              <w:pStyle w:val="Style25"/>
+              <w:rPr/>
+            </w:pPr>
+            <w:r>
+              <w:rPr/>
+            </w:r>
+          </w:p>
+        </w:tc>
+        <w:tc>
+          <w:tcPr>
+            <w:tcW w:w="3800" w:type="dxa"/>
+            <w:gridSpan w:val="2"/>
+            <w:tcBorders>
+              <w:top w:val="single" w:sz="4" w:space="0" w:color="000000"/>
+              <w:start w:val="single" w:sz="4" w:space="0" w:color="000000"/>
+              <w:bottom w:val="single" w:sz="4" w:space="0" w:color="000000"/>
+              <w:end w:val="single" w:sz="4" w:space="0" w:color="000000"/>
+            </w:tcBorders>
+            <w:shd w:color="auto" w:fill="auto" w:val="clear"/>
+            <w:vAlign w:val="center"/>
+          </w:tcPr>
+          <w:p>
+            <w:pPr>
+              <w:pStyle w:val="Style25"/>
+              <w:rPr/>
+            </w:pPr>
+            <w:r>
+              <w:rPr/>
+              <w:t>≤</w:t>
+            </w:r>
+            <w:r>
+              <w:rPr>
+                <w:lang w:val="en-US"/>
+              </w:rPr>
+              <w:t xml:space="preserve"> </w:t>
+            </w:r>
+            <w:r>
+              <w:rPr/>
+              <w:t>8 °С</w:t>
+            </w:r>
+          </w:p>
+        </w:tc>
+      </w:tr>
+      <w:tr>
+        <w:trPr>
+          <w:trHeight w:val="428" w:hRule="atLeast"/>
+        </w:trPr>
+        <w:tc>
+          <w:tcPr>
+            <w:tcW w:w="1215" w:type="dxa"/>
+            <w:tcBorders>
+              <w:top w:val="single" w:sz="4" w:space="0" w:color="000000"/>
+              <w:start w:val="single" w:sz="4" w:space="0" w:color="000000"/>
+              <w:bottom w:val="single" w:sz="4" w:space="0" w:color="000000"/>
+              <w:end w:val="single" w:sz="4" w:space="0" w:color="000000"/>
+            </w:tcBorders>
+            <w:shd w:color="auto" w:fill="auto" w:val="clear"/>
+            <w:vAlign w:val="center"/>
+          </w:tcPr>
+          <w:p>
+            <w:pPr>
+              <w:pStyle w:val="Style35"/>
+              <w:spacing w:before="120" w:after="0"/>
+              <w:rPr/>
+            </w:pPr>
+            <w:r>
+              <w:rPr/>
+              <w:t>0,98</w:t>
+            </w:r>
+          </w:p>
+        </w:tc>
+        <w:tc>
+          <w:tcPr>
+            <w:tcW w:w="1077" w:type="dxa"/>
+            <w:tcBorders>
+              <w:top w:val="single" w:sz="4" w:space="0" w:color="000000"/>
+              <w:start w:val="single" w:sz="4" w:space="0" w:color="000000"/>
+              <w:bottom w:val="single" w:sz="4" w:space="0" w:color="000000"/>
+              <w:end w:val="single" w:sz="4" w:space="0" w:color="000000"/>
+            </w:tcBorders>
+            <w:shd w:color="auto" w:fill="auto" w:val="clear"/>
+            <w:vAlign w:val="center"/>
+          </w:tcPr>
+          <w:p>
+            <w:pPr>
+              <w:pStyle w:val="Style35"/>
+              <w:spacing w:before="120" w:after="0"/>
+              <w:rPr/>
+            </w:pPr>
+            <w:r>
+              <w:rPr/>
+              <w:t>0,92</w:t>
+            </w:r>
+          </w:p>
+        </w:tc>
+        <w:tc>
+          <w:tcPr>
+            <w:tcW w:w="1110" w:type="dxa"/>
+            <w:tcBorders>
+              <w:top w:val="single" w:sz="4" w:space="0" w:color="000000"/>
+              <w:start w:val="single" w:sz="4" w:space="0" w:color="000000"/>
+              <w:bottom w:val="single" w:sz="4" w:space="0" w:color="000000"/>
+              <w:end w:val="single" w:sz="4" w:space="0" w:color="000000"/>
+            </w:tcBorders>
+            <w:shd w:color="auto" w:fill="auto" w:val="clear"/>
+            <w:vAlign w:val="center"/>
+          </w:tcPr>
+          <w:p>
+            <w:pPr>
+              <w:pStyle w:val="Style35"/>
+              <w:spacing w:before="120" w:after="0"/>
+              <w:rPr/>
+            </w:pPr>
+            <w:r>
+              <w:rPr/>
+              <w:t>0,98</w:t>
+            </w:r>
+          </w:p>
+        </w:tc>
+        <w:tc>
+          <w:tcPr>
+            <w:tcW w:w="1300" w:type="dxa"/>
+            <w:tcBorders>
+              <w:top w:val="single" w:sz="4" w:space="0" w:color="000000"/>
+              <w:start w:val="single" w:sz="4" w:space="0" w:color="000000"/>
+              <w:bottom w:val="single" w:sz="4" w:space="0" w:color="000000"/>
+              <w:end w:val="single" w:sz="4" w:space="0" w:color="000000"/>
+            </w:tcBorders>
+            <w:shd w:color="auto" w:fill="auto" w:val="clear"/>
+            <w:vAlign w:val="center"/>
+          </w:tcPr>
+          <w:p>
+            <w:pPr>
+              <w:pStyle w:val="Style35"/>
+              <w:spacing w:before="120" w:after="0"/>
+              <w:rPr/>
+            </w:pPr>
+            <w:r>
+              <w:rPr/>
+              <w:t>0,92</w:t>
+            </w:r>
+          </w:p>
+        </w:tc>
+        <w:tc>
+          <w:tcPr>
+            <w:tcW w:w="1675" w:type="dxa"/>
+            <w:vMerge w:val="restart"/>
+            <w:tcBorders>
+              <w:top w:val="single" w:sz="4" w:space="0" w:color="000000"/>
+              <w:start w:val="single" w:sz="4" w:space="0" w:color="000000"/>
+              <w:bottom w:val="single" w:sz="4" w:space="0" w:color="000000"/>
+              <w:end w:val="single" w:sz="4" w:space="0" w:color="000000"/>
+            </w:tcBorders>
+            <w:vAlign w:val="center"/>
+          </w:tcPr>
+          <w:p>
+            <w:pPr>
+              <w:pStyle w:val="Style35"/>
+              <w:spacing w:before="120" w:after="0"/>
+              <w:rPr/>
+            </w:pPr>
+            <w:r>
+              <w:rPr/>
+            </w:r>
+          </w:p>
+        </w:tc>
+        <w:tc>
+          <w:tcPr>
+            <w:tcW w:w="1816" w:type="dxa"/>
+            <w:tcBorders>
+              <w:top w:val="single" w:sz="4" w:space="0" w:color="000000"/>
+              <w:start w:val="single" w:sz="4" w:space="0" w:color="000000"/>
+              <w:bottom w:val="single" w:sz="4" w:space="0" w:color="000000"/>
+              <w:end w:val="single" w:sz="4" w:space="0" w:color="000000"/>
+            </w:tcBorders>
+            <w:shd w:color="auto" w:fill="auto" w:val="clear"/>
+            <w:vAlign w:val="center"/>
+          </w:tcPr>
+          <w:p>
+            <w:pPr>
+              <w:pStyle w:val="Style35"/>
+              <w:spacing w:before="120" w:after="0"/>
+              <w:rPr/>
+            </w:pPr>
+            <w:r>
+              <w:rPr/>
+              <w:t>Продолжит.</w:t>
+            </w:r>
+          </w:p>
+        </w:tc>
+        <w:tc>
+          <w:tcPr>
+            <w:tcW w:w="1984" w:type="dxa"/>
+            <w:tcBorders>
+              <w:top w:val="single" w:sz="4" w:space="0" w:color="000000"/>
+              <w:start w:val="single" w:sz="4" w:space="0" w:color="000000"/>
+              <w:bottom w:val="single" w:sz="4" w:space="0" w:color="000000"/>
+              <w:end w:val="single" w:sz="4" w:space="0" w:color="000000"/>
+            </w:tcBorders>
+            <w:shd w:color="auto" w:fill="auto" w:val="clear"/>
+            <w:vAlign w:val="center"/>
+          </w:tcPr>
+          <w:p>
+            <w:pPr>
+              <w:pStyle w:val="Style35"/>
+              <w:spacing w:before="120" w:after="0"/>
+              <w:rPr/>
+            </w:pPr>
+            <w:r>
+              <w:rPr/>
+              <w:t xml:space="preserve">Ср. </w:t>
+            </w:r>
+            <w:r>
+              <w:rPr>
+                <w:lang w:val="en-US"/>
+              </w:rPr>
+              <w:t>t</w:t>
+            </w:r>
+          </w:p>
+        </w:tc>
+      </w:tr>
+      <w:tr>
+        <w:trPr>
+          <w:trHeight w:val="383" w:hRule="atLeast"/>
+        </w:trPr>
+        <w:tc>
+          <w:tcPr>
+            <w:tcW w:w="1215" w:type="dxa"/>
+            <w:tcBorders>
+              <w:top w:val="single" w:sz="4" w:space="0" w:color="000000"/>
+              <w:start w:val="single" w:sz="4" w:space="0" w:color="000000"/>
+              <w:bottom w:val="single" w:sz="4" w:space="0" w:color="000000"/>
+              <w:end w:val="single" w:sz="4" w:space="0" w:color="000000"/>
+            </w:tcBorders>
+            <w:shd w:color="auto" w:fill="auto" w:val="clear"/>
+            <w:vAlign w:val="center"/>
+          </w:tcPr>
+          <w:p>
+            <w:pPr>
+              <w:pStyle w:val="Style35"/>
+              <w:spacing w:before="120" w:after="0"/>
+              <w:rPr/>
+            </w:pPr>
+            <w:r>
+              <w:rPr/>
+            </w:r>
+          </w:p>
+        </w:tc>
+        <w:tc>
+          <w:tcPr>
+            <w:tcW w:w="1077" w:type="dxa"/>
+            <w:tcBorders>
+              <w:top w:val="single" w:sz="4" w:space="0" w:color="000000"/>
+              <w:start w:val="single" w:sz="4" w:space="0" w:color="000000"/>
+              <w:bottom w:val="single" w:sz="4" w:space="0" w:color="000000"/>
+              <w:end w:val="single" w:sz="4" w:space="0" w:color="000000"/>
+            </w:tcBorders>
+            <w:shd w:color="auto" w:fill="auto" w:val="clear"/>
+            <w:vAlign w:val="center"/>
+          </w:tcPr>
+          <w:p>
+            <w:pPr>
+              <w:pStyle w:val="Style35"/>
+              <w:spacing w:before="120" w:after="0"/>
+              <w:rPr/>
+            </w:pPr>
+            <w:r>
+              <w:rPr/>
+            </w:r>
+          </w:p>
+        </w:tc>
+        <w:tc>
+          <w:tcPr>
+            <w:tcW w:w="1110" w:type="dxa"/>
+            <w:tcBorders>
+              <w:top w:val="single" w:sz="4" w:space="0" w:color="000000"/>
+              <w:start w:val="single" w:sz="4" w:space="0" w:color="000000"/>
+              <w:bottom w:val="single" w:sz="4" w:space="0" w:color="000000"/>
+              <w:end w:val="single" w:sz="4" w:space="0" w:color="000000"/>
+            </w:tcBorders>
+            <w:shd w:color="auto" w:fill="auto" w:val="clear"/>
+            <w:vAlign w:val="center"/>
+          </w:tcPr>
+          <w:p>
+            <w:pPr>
+              <w:pStyle w:val="Style35"/>
+              <w:spacing w:before="120" w:after="0"/>
+              <w:rPr/>
+            </w:pPr>
+            <w:r>
+              <w:rPr/>
+            </w:r>
+          </w:p>
+        </w:tc>
+        <w:tc>
+          <w:tcPr>
+            <w:tcW w:w="1300" w:type="dxa"/>
+            <w:tcBorders>
+              <w:top w:val="single" w:sz="4" w:space="0" w:color="000000"/>
+              <w:start w:val="single" w:sz="4" w:space="0" w:color="000000"/>
+              <w:bottom w:val="single" w:sz="4" w:space="0" w:color="000000"/>
+              <w:end w:val="single" w:sz="4" w:space="0" w:color="000000"/>
+            </w:tcBorders>
+            <w:shd w:color="auto" w:fill="auto" w:val="clear"/>
+            <w:vAlign w:val="center"/>
+          </w:tcPr>
+          <w:p>
+            <w:pPr>
+              <w:pStyle w:val="Style35"/>
+              <w:spacing w:before="120" w:after="0"/>
+              <w:rPr/>
+            </w:pPr>
+            <w:r>
+              <w:rPr/>
+            </w:r>
+          </w:p>
+        </w:tc>
+        <w:tc>
+          <w:tcPr>
+            <w:tcW w:w="1675" w:type="dxa"/>
+            <w:vMerge w:val="continue"/>
+            <w:tcBorders>
+              <w:top w:val="single" w:sz="4" w:space="0" w:color="000000"/>
+              <w:start w:val="single" w:sz="4" w:space="0" w:color="000000"/>
+              <w:bottom w:val="single" w:sz="4" w:space="0" w:color="000000"/>
+              <w:end w:val="single" w:sz="4" w:space="0" w:color="000000"/>
+            </w:tcBorders>
+          </w:tcPr>
+          <w:p>
+            <w:pPr>
+              <w:pStyle w:val="Style35"/>
+              <w:spacing w:before="120" w:after="0"/>
+              <w:rPr>
+                <w:szCs w:val="28"/>
+              </w:rPr>
+            </w:pPr>
+            <w:r>
+              <w:rPr>
+                <w:szCs w:val="28"/>
+              </w:rPr>
+            </w:r>
+          </w:p>
+        </w:tc>
+        <w:tc>
+          <w:tcPr>
+            <w:tcW w:w="1816" w:type="dxa"/>
+            <w:tcBorders>
+              <w:top w:val="single" w:sz="4" w:space="0" w:color="000000"/>
+              <w:start w:val="single" w:sz="4" w:space="0" w:color="000000"/>
+              <w:bottom w:val="single" w:sz="4" w:space="0" w:color="000000"/>
+              <w:end w:val="single" w:sz="4" w:space="0" w:color="000000"/>
+            </w:tcBorders>
+            <w:shd w:color="auto" w:fill="auto" w:val="clear"/>
+            <w:vAlign w:val="center"/>
+          </w:tcPr>
+          <w:p>
+            <w:pPr>
+              <w:pStyle w:val="Style35"/>
+              <w:spacing w:before="120" w:after="0"/>
+              <w:rPr>
+                <w:szCs w:val="28"/>
+              </w:rPr>
+            </w:pPr>
+            <w:r>
+              <w:rPr>
+                <w:szCs w:val="28"/>
+              </w:rPr>
+            </w:r>
+          </w:p>
+        </w:tc>
+        <w:tc>
+          <w:tcPr>
+            <w:tcW w:w="1984" w:type="dxa"/>
+            <w:tcBorders>
+              <w:top w:val="single" w:sz="4" w:space="0" w:color="000000"/>
+              <w:start w:val="single" w:sz="4" w:space="0" w:color="000000"/>
+              <w:bottom w:val="single" w:sz="4" w:space="0" w:color="000000"/>
+              <w:end w:val="single" w:sz="4" w:space="0" w:color="000000"/>
+            </w:tcBorders>
+            <w:shd w:color="auto" w:fill="auto" w:val="clear"/>
+            <w:vAlign w:val="center"/>
+          </w:tcPr>
+          <w:p>
+            <w:pPr>
+              <w:pStyle w:val="Style35"/>
+              <w:spacing w:before="120" w:after="0"/>
+              <w:rPr>
+                <w:szCs w:val="28"/>
+              </w:rPr>
+            </w:pPr>
+            <w:r>
+              <w:rPr>
+                <w:szCs w:val="28"/>
+              </w:rPr>
+            </w:r>
+          </w:p>
+        </w:tc>
+      </w:tr>
+    </w:tbl>
+    <w:p>
+      <w:pPr>
+        <w:pStyle w:val="Style34"/>
+        <w:jc w:val="both"/>
+        <w:rPr/>
+      </w:pPr>
+      <w:r>
+        <w:rPr/>
+        <w:t xml:space="preserve">Таблица </w:t>
+      </w:r>
+      <w:r>
+        <w:rPr/>
+        <w:fldChar w:fldCharType="begin"/>
+      </w:r>
+      <w:r>
+        <w:rPr/>
+        <w:instrText xml:space="preserve"> SEQ Таблица \* ARABIC </w:instrText>
+      </w:r>
+      <w:r>
+        <w:rPr/>
+        <w:fldChar w:fldCharType="separate"/>
+      </w:r>
+      <w:r>
+        <w:rPr/>
+        <w:t>5</w:t>
+      </w:r>
+      <w:r>
+        <w:rPr/>
+        <w:fldChar w:fldCharType="end"/>
+      </w:r>
+      <w:r>
+        <w:rPr/>
+        <w:t xml:space="preserve"> Расчетные параметры температуры теплого периода года</w:t>
+      </w:r>
+    </w:p>
+    <w:tbl>
+      <w:tblPr>
+        <w:tblW w:w="9497" w:type="dxa"/>
+        <w:jc w:val="start"/>
+        <w:tblInd w:w="137" w:type="dxa"/>
+        <w:tblLayout w:type="fixed"/>
+        <w:tblCellMar>
+          <w:top w:w="0" w:type="dxa"/>
+          <w:start w:w="108" w:type="dxa"/>
+          <w:bottom w:w="0" w:type="dxa"/>
+          <w:end w:w="108" w:type="dxa"/>
+        </w:tblCellMar>
+        <w:tblLook w:noHBand="0" w:noVBand="1" w:firstColumn="1" w:lastRow="0" w:lastColumn="0" w:firstRow="1" w:val="04a0"/>
+      </w:tblPr>
+      <w:tblGrid>
+        <w:gridCol w:w="1213"/>
+        <w:gridCol w:w="1079"/>
+        <w:gridCol w:w="1675"/>
+        <w:gridCol w:w="2834"/>
+        <w:gridCol w:w="2696"/>
+      </w:tblGrid>
+      <w:tr>
+        <w:trPr>
+          <w:trHeight w:val="828" w:hRule="atLeast"/>
+        </w:trPr>
+        <w:tc>
+          <w:tcPr>
+            <w:tcW w:w="2292" w:type="dxa"/>
+            <w:gridSpan w:val="2"/>
+            <w:vMerge w:val="restart"/>
+            <w:tcBorders>
+              <w:top w:val="single" w:sz="4" w:space="0" w:color="000000"/>
+              <w:start w:val="single" w:sz="4" w:space="0" w:color="000000"/>
+              <w:bottom w:val="single" w:sz="4" w:space="0" w:color="000000"/>
+              <w:end w:val="single" w:sz="4" w:space="0" w:color="000000"/>
+            </w:tcBorders>
+            <w:shd w:color="auto" w:fill="auto" w:val="clear"/>
+            <w:vAlign w:val="center"/>
+          </w:tcPr>
+          <w:p>
+            <w:pPr>
+              <w:pStyle w:val="Style25"/>
+              <w:rPr/>
+            </w:pPr>
+            <w:r>
+              <w:rPr/>
+              <w:t>Температура воздуха в теплый период, °С, обеспеченностью</w:t>
+            </w:r>
+          </w:p>
+        </w:tc>
+        <w:tc>
+          <w:tcPr>
+            <w:tcW w:w="1675" w:type="dxa"/>
+            <w:vMerge w:val="restart"/>
+            <w:tcBorders>
+              <w:top w:val="single" w:sz="4" w:space="0" w:color="000000"/>
+              <w:start w:val="single" w:sz="4" w:space="0" w:color="000000"/>
+              <w:bottom w:val="single" w:sz="4" w:space="0" w:color="000000"/>
+              <w:end w:val="single" w:sz="4" w:space="0" w:color="000000"/>
+            </w:tcBorders>
+            <w:vAlign w:val="center"/>
+          </w:tcPr>
+          <w:p>
+            <w:pPr>
+              <w:pStyle w:val="Style25"/>
+              <w:rPr/>
+            </w:pPr>
+            <w:r>
+              <w:rPr/>
+              <w:t>Средняя из абсолютных максимумов температуры воздуха, °С</w:t>
+            </w:r>
+          </w:p>
+        </w:tc>
+        <w:tc>
+          <w:tcPr>
+            <w:tcW w:w="5530" w:type="dxa"/>
+            <w:gridSpan w:val="2"/>
+            <w:tcBorders>
+              <w:top w:val="single" w:sz="4" w:space="0" w:color="000000"/>
+              <w:start w:val="single" w:sz="4" w:space="0" w:color="000000"/>
+              <w:bottom w:val="single" w:sz="4" w:space="0" w:color="000000"/>
+              <w:end w:val="single" w:sz="4" w:space="0" w:color="000000"/>
+            </w:tcBorders>
+            <w:vAlign w:val="center"/>
+          </w:tcPr>
+          <w:p>
+            <w:pPr>
+              <w:pStyle w:val="Style25"/>
+              <w:rPr/>
+            </w:pPr>
+            <w:r>
+              <w:rPr/>
+              <w:t>Продолжительность, сут, и средняя температура воздуха, °С, периода со средней суточной температурой воздуха</w:t>
+            </w:r>
+          </w:p>
+        </w:tc>
+      </w:tr>
+      <w:tr>
+        <w:trPr>
+          <w:trHeight w:val="393" w:hRule="atLeast"/>
+        </w:trPr>
+        <w:tc>
+          <w:tcPr>
+            <w:tcW w:w="2292" w:type="dxa"/>
+            <w:gridSpan w:val="2"/>
+            <w:vMerge w:val="continue"/>
+            <w:tcBorders>
+              <w:top w:val="single" w:sz="4" w:space="0" w:color="000000"/>
+              <w:start w:val="single" w:sz="4" w:space="0" w:color="000000"/>
+              <w:bottom w:val="single" w:sz="4" w:space="0" w:color="000000"/>
+              <w:end w:val="single" w:sz="4" w:space="0" w:color="000000"/>
+            </w:tcBorders>
+            <w:shd w:color="auto" w:fill="auto" w:val="clear"/>
+            <w:vAlign w:val="center"/>
+          </w:tcPr>
+          <w:p>
+            <w:pPr>
+              <w:pStyle w:val="Style25"/>
+              <w:rPr/>
+            </w:pPr>
+            <w:r>
+              <w:rPr/>
+            </w:r>
+          </w:p>
+        </w:tc>
+        <w:tc>
+          <w:tcPr>
+            <w:tcW w:w="1675" w:type="dxa"/>
+            <w:vMerge w:val="continue"/>
+            <w:tcBorders>
+              <w:top w:val="single" w:sz="4" w:space="0" w:color="000000"/>
+              <w:start w:val="single" w:sz="4" w:space="0" w:color="000000"/>
+              <w:bottom w:val="single" w:sz="4" w:space="0" w:color="000000"/>
+              <w:end w:val="single" w:sz="4" w:space="0" w:color="000000"/>
+            </w:tcBorders>
+            <w:vAlign w:val="center"/>
+          </w:tcPr>
+          <w:p>
+            <w:pPr>
+              <w:pStyle w:val="Style25"/>
+              <w:rPr/>
+            </w:pPr>
+            <w:r>
+              <w:rPr/>
+            </w:r>
+          </w:p>
+        </w:tc>
+        <w:tc>
+          <w:tcPr>
+            <w:tcW w:w="5530" w:type="dxa"/>
+            <w:gridSpan w:val="2"/>
+            <w:tcBorders>
+              <w:top w:val="single" w:sz="4" w:space="0" w:color="000000"/>
+              <w:start w:val="single" w:sz="4" w:space="0" w:color="000000"/>
+              <w:bottom w:val="single" w:sz="4" w:space="0" w:color="000000"/>
+              <w:end w:val="single" w:sz="4" w:space="0" w:color="000000"/>
+            </w:tcBorders>
+            <w:vAlign w:val="center"/>
+          </w:tcPr>
+          <w:p>
+            <w:pPr>
+              <w:pStyle w:val="Style25"/>
+              <w:rPr/>
+            </w:pPr>
+            <w:r>
+              <w:rPr/>
+              <w:t>≥</w:t>
+            </w:r>
+            <w:r>
+              <w:rPr>
+                <w:lang w:val="en-US"/>
+              </w:rPr>
+              <w:t xml:space="preserve"> </w:t>
+            </w:r>
+            <w:r>
+              <w:rPr/>
+              <w:t>8 °С</w:t>
+            </w:r>
+          </w:p>
+        </w:tc>
+      </w:tr>
+      <w:tr>
+        <w:trPr>
+          <w:trHeight w:val="428" w:hRule="atLeast"/>
+        </w:trPr>
+        <w:tc>
+          <w:tcPr>
+            <w:tcW w:w="1213" w:type="dxa"/>
+            <w:tcBorders>
+              <w:top w:val="single" w:sz="4" w:space="0" w:color="000000"/>
+              <w:start w:val="single" w:sz="4" w:space="0" w:color="000000"/>
+              <w:bottom w:val="single" w:sz="4" w:space="0" w:color="000000"/>
+              <w:end w:val="single" w:sz="4" w:space="0" w:color="000000"/>
+            </w:tcBorders>
+            <w:shd w:color="auto" w:fill="auto" w:val="clear"/>
+            <w:vAlign w:val="center"/>
+          </w:tcPr>
+          <w:p>
+            <w:pPr>
+              <w:pStyle w:val="Style35"/>
+              <w:spacing w:before="120" w:after="0"/>
+              <w:rPr/>
+            </w:pPr>
+            <w:r>
+              <w:rPr/>
+              <w:t>0,95</w:t>
+            </w:r>
+          </w:p>
+        </w:tc>
+        <w:tc>
+          <w:tcPr>
+            <w:tcW w:w="1079" w:type="dxa"/>
+            <w:tcBorders>
+              <w:top w:val="single" w:sz="4" w:space="0" w:color="000000"/>
+              <w:start w:val="single" w:sz="4" w:space="0" w:color="000000"/>
+              <w:bottom w:val="single" w:sz="4" w:space="0" w:color="000000"/>
+              <w:end w:val="single" w:sz="4" w:space="0" w:color="000000"/>
+            </w:tcBorders>
+            <w:shd w:color="auto" w:fill="auto" w:val="clear"/>
+            <w:vAlign w:val="center"/>
+          </w:tcPr>
+          <w:p>
+            <w:pPr>
+              <w:pStyle w:val="Style35"/>
+              <w:spacing w:before="120" w:after="0"/>
+              <w:rPr/>
+            </w:pPr>
+            <w:r>
+              <w:rPr/>
+              <w:t>0,98</w:t>
+            </w:r>
+          </w:p>
+        </w:tc>
+        <w:tc>
+          <w:tcPr>
+            <w:tcW w:w="1675" w:type="dxa"/>
+            <w:vMerge w:val="restart"/>
+            <w:tcBorders>
+              <w:top w:val="single" w:sz="4" w:space="0" w:color="000000"/>
+              <w:start w:val="single" w:sz="4" w:space="0" w:color="000000"/>
+              <w:bottom w:val="single" w:sz="4" w:space="0" w:color="000000"/>
+              <w:end w:val="single" w:sz="4" w:space="0" w:color="000000"/>
+            </w:tcBorders>
+            <w:vAlign w:val="center"/>
+          </w:tcPr>
+          <w:p>
+            <w:pPr>
+              <w:pStyle w:val="Style35"/>
+              <w:spacing w:before="120" w:after="0"/>
+              <w:rPr/>
+            </w:pPr>
+            <w:r>
+              <w:rPr/>
+            </w:r>
+          </w:p>
+        </w:tc>
+        <w:tc>
+          <w:tcPr>
+            <w:tcW w:w="2834" w:type="dxa"/>
+            <w:tcBorders>
+              <w:top w:val="single" w:sz="4" w:space="0" w:color="000000"/>
+              <w:start w:val="single" w:sz="4" w:space="0" w:color="000000"/>
+              <w:bottom w:val="single" w:sz="4" w:space="0" w:color="000000"/>
+              <w:end w:val="single" w:sz="4" w:space="0" w:color="000000"/>
+            </w:tcBorders>
+            <w:vAlign w:val="center"/>
+          </w:tcPr>
+          <w:p>
+            <w:pPr>
+              <w:pStyle w:val="Style35"/>
+              <w:spacing w:before="120" w:after="0"/>
+              <w:rPr/>
+            </w:pPr>
+            <w:r>
+              <w:rPr/>
+              <w:t>Продолж.</w:t>
+            </w:r>
+          </w:p>
+        </w:tc>
+        <w:tc>
+          <w:tcPr>
+            <w:tcW w:w="2696" w:type="dxa"/>
+            <w:tcBorders>
+              <w:top w:val="single" w:sz="4" w:space="0" w:color="000000"/>
+              <w:start w:val="single" w:sz="4" w:space="0" w:color="000000"/>
+              <w:bottom w:val="single" w:sz="4" w:space="0" w:color="000000"/>
+              <w:end w:val="single" w:sz="4" w:space="0" w:color="000000"/>
+            </w:tcBorders>
+            <w:vAlign w:val="center"/>
+          </w:tcPr>
+          <w:p>
+            <w:pPr>
+              <w:pStyle w:val="Style35"/>
+              <w:spacing w:before="120" w:after="0"/>
+              <w:rPr/>
+            </w:pPr>
+            <w:r>
+              <w:rPr/>
+              <w:t xml:space="preserve">Ср. </w:t>
+            </w:r>
+            <w:r>
+              <w:rPr>
+                <w:lang w:val="en-US"/>
+              </w:rPr>
+              <w:t>tº</w:t>
+            </w:r>
+          </w:p>
+        </w:tc>
+      </w:tr>
+      <w:tr>
+        <w:trPr>
+          <w:trHeight w:val="383" w:hRule="atLeast"/>
+        </w:trPr>
+        <w:tc>
+          <w:tcPr>
+            <w:tcW w:w="1213" w:type="dxa"/>
+            <w:tcBorders>
+              <w:top w:val="single" w:sz="4" w:space="0" w:color="000000"/>
+              <w:start w:val="single" w:sz="4" w:space="0" w:color="000000"/>
+              <w:bottom w:val="single" w:sz="4" w:space="0" w:color="000000"/>
+              <w:end w:val="single" w:sz="4" w:space="0" w:color="000000"/>
+            </w:tcBorders>
+            <w:shd w:color="auto" w:fill="auto" w:val="clear"/>
+            <w:vAlign w:val="center"/>
+          </w:tcPr>
+          <w:p>
+            <w:pPr>
+              <w:pStyle w:val="Style35"/>
+              <w:spacing w:before="120" w:after="0"/>
+              <w:rPr/>
+            </w:pPr>
+            <w:r>
+              <w:rPr/>
+            </w:r>
+          </w:p>
+        </w:tc>
+        <w:tc>
+          <w:tcPr>
+            <w:tcW w:w="1079" w:type="dxa"/>
+            <w:tcBorders>
+              <w:top w:val="single" w:sz="4" w:space="0" w:color="000000"/>
+              <w:start w:val="single" w:sz="4" w:space="0" w:color="000000"/>
+              <w:bottom w:val="single" w:sz="4" w:space="0" w:color="000000"/>
+              <w:end w:val="single" w:sz="4" w:space="0" w:color="000000"/>
+            </w:tcBorders>
+            <w:shd w:color="auto" w:fill="auto" w:val="clear"/>
+            <w:vAlign w:val="center"/>
+          </w:tcPr>
+          <w:p>
+            <w:pPr>
+              <w:pStyle w:val="Style35"/>
+              <w:spacing w:before="120" w:after="0"/>
+              <w:rPr/>
+            </w:pPr>
+            <w:r>
+              <w:rPr/>
+            </w:r>
+          </w:p>
+        </w:tc>
+        <w:tc>
+          <w:tcPr>
+            <w:tcW w:w="1675" w:type="dxa"/>
+            <w:vMerge w:val="continue"/>
+            <w:tcBorders>
+              <w:top w:val="single" w:sz="4" w:space="0" w:color="000000"/>
+              <w:start w:val="single" w:sz="4" w:space="0" w:color="000000"/>
+              <w:bottom w:val="single" w:sz="4" w:space="0" w:color="000000"/>
+              <w:end w:val="single" w:sz="4" w:space="0" w:color="000000"/>
+            </w:tcBorders>
+            <w:vAlign w:val="center"/>
+          </w:tcPr>
+          <w:p>
+            <w:pPr>
+              <w:pStyle w:val="Style35"/>
+              <w:spacing w:before="120" w:after="0"/>
+              <w:rPr/>
+            </w:pPr>
+            <w:r>
+              <w:rPr/>
+            </w:r>
+          </w:p>
+        </w:tc>
+        <w:tc>
+          <w:tcPr>
+            <w:tcW w:w="2834" w:type="dxa"/>
+            <w:tcBorders>
+              <w:top w:val="single" w:sz="4" w:space="0" w:color="000000"/>
+              <w:start w:val="single" w:sz="4" w:space="0" w:color="000000"/>
+              <w:bottom w:val="single" w:sz="4" w:space="0" w:color="000000"/>
+              <w:end w:val="single" w:sz="4" w:space="0" w:color="000000"/>
+            </w:tcBorders>
+            <w:vAlign w:val="center"/>
+          </w:tcPr>
+          <w:p>
+            <w:pPr>
+              <w:pStyle w:val="Style35"/>
+              <w:spacing w:before="120" w:after="0"/>
+              <w:rPr/>
+            </w:pPr>
+            <w:r>
+              <w:rPr/>
+            </w:r>
+          </w:p>
+        </w:tc>
+        <w:tc>
+          <w:tcPr>
+            <w:tcW w:w="2696" w:type="dxa"/>
+            <w:tcBorders>
+              <w:top w:val="single" w:sz="4" w:space="0" w:color="000000"/>
+              <w:start w:val="single" w:sz="4" w:space="0" w:color="000000"/>
+              <w:bottom w:val="single" w:sz="4" w:space="0" w:color="000000"/>
+              <w:end w:val="single" w:sz="4" w:space="0" w:color="000000"/>
+            </w:tcBorders>
+            <w:vAlign w:val="center"/>
+          </w:tcPr>
+          <w:p>
+            <w:pPr>
+              <w:pStyle w:val="Style35"/>
+              <w:spacing w:before="120" w:after="0"/>
+              <w:rPr/>
+            </w:pPr>
+            <w:r>
+              <w:rPr/>
+            </w:r>
+          </w:p>
+        </w:tc>
+      </w:tr>
+    </w:tbl>
+    <w:p>
+      <w:pPr>
+        <w:pStyle w:val="Style34"/>
+        <w:jc w:val="both"/>
+        <w:rPr>
+          <w:lang w:val="en-US"/>
+        </w:rPr>
+      </w:pPr>
+      <w:r>
+        <w:rPr>
+          <w:lang w:val="en-US"/>
+        </w:rPr>
+      </w:r>
+    </w:p>
+    <w:p>
+      <w:pPr>
+        <w:pStyle w:val="Style34"/>
+        <w:jc w:val="both"/>
+        <w:rPr/>
+      </w:pPr>
+      <w:r>
+        <w:rPr/>
+        <w:t xml:space="preserve">Таблица </w:t>
+      </w:r>
+      <w:r>
+        <w:rPr/>
+        <w:fldChar w:fldCharType="begin"/>
+      </w:r>
+      <w:r>
+        <w:rPr/>
+        <w:instrText xml:space="preserve"> SEQ Таблица \* ARABIC </w:instrText>
+      </w:r>
+      <w:r>
+        <w:rPr/>
+        <w:fldChar w:fldCharType="separate"/>
+      </w:r>
+      <w:r>
+        <w:rPr/>
+        <w:t>6</w:t>
+      </w:r>
+      <w:r>
+        <w:rPr/>
+        <w:fldChar w:fldCharType="end"/>
+      </w:r>
+      <w:r>
+        <w:rPr/>
+        <w:t xml:space="preserve"> </w:t>
+      </w:r>
+      <w:bookmarkStart w:id="3" w:name="_Hlk164327533"/>
+      <w:r>
+        <w:rPr/>
+        <w:t>Средняя месячная и годовая температура поверхности почвы</w:t>
+      </w:r>
+      <w:bookmarkEnd w:id="3"/>
+      <w:r>
+        <w:rPr/>
+        <w:t xml:space="preserve">, </w:t>
+      </w:r>
+      <w:r>
+        <w:rPr>
+          <w:rFonts w:eastAsia="Symbol" w:cs="Symbol" w:ascii="Symbol" w:hAnsi="Symbol"/>
+        </w:rPr>
+        <w:sym w:font="Symbol" w:char="f0b0"/>
+      </w:r>
+      <w:r>
+        <w:rPr/>
+        <w:t>С</w:t>
+      </w:r>
+    </w:p>
+    <w:tbl>
+      <w:tblPr>
+        <w:tblW w:w="8895" w:type="dxa"/>
+        <w:jc w:val="center"/>
+        <w:tblInd w:w="0" w:type="dxa"/>
+        <w:tblLayout w:type="fixed"/>
+        <w:tblCellMar>
+          <w:top w:w="0" w:type="dxa"/>
+          <w:start w:w="5" w:type="dxa"/>
+          <w:bottom w:w="0" w:type="dxa"/>
+          <w:end w:w="5" w:type="dxa"/>
+        </w:tblCellMar>
+        <w:tblLook w:noHBand="0" w:noVBand="1" w:firstColumn="1" w:lastRow="0" w:lastColumn="0" w:firstRow="1" w:val="04a0"/>
+      </w:tblPr>
+      <w:tblGrid>
+        <w:gridCol w:w="788"/>
+        <w:gridCol w:w="694"/>
+        <w:gridCol w:w="696"/>
+        <w:gridCol w:w="694"/>
+        <w:gridCol w:w="694"/>
+        <w:gridCol w:w="692"/>
+        <w:gridCol w:w="692"/>
+        <w:gridCol w:w="694"/>
+        <w:gridCol w:w="696"/>
+        <w:gridCol w:w="662"/>
+        <w:gridCol w:w="658"/>
+        <w:gridCol w:w="686"/>
+        <w:gridCol w:w="549"/>
+      </w:tblGrid>
+      <w:tr>
+        <w:trPr>
+          <w:trHeight w:val="454" w:hRule="atLeast"/>
+        </w:trPr>
+        <w:tc>
+          <w:tcPr>
+            <w:tcW w:w="788" w:type="dxa"/>
+            <w:tcBorders>
+              <w:top w:val="single" w:sz="4" w:space="0" w:color="000000"/>
+              <w:start w:val="single" w:sz="4" w:space="0" w:color="000000"/>
+              <w:bottom w:val="single" w:sz="4" w:space="0" w:color="000000"/>
+              <w:end w:val="single" w:sz="4" w:space="0" w:color="000000"/>
+            </w:tcBorders>
+            <w:vAlign w:val="center"/>
+          </w:tcPr>
+          <w:p>
+            <w:pPr>
+              <w:pStyle w:val="Style25"/>
+              <w:rPr>
+                <w:lang w:val="en-US"/>
+              </w:rPr>
+            </w:pPr>
+            <w:r>
+              <w:rPr>
+                <w:lang w:val="en-US"/>
+              </w:rPr>
+              <w:t>I</w:t>
+            </w:r>
+          </w:p>
+        </w:tc>
+        <w:tc>
+          <w:tcPr>
+            <w:tcW w:w="694" w:type="dxa"/>
+            <w:tcBorders>
+              <w:top w:val="single" w:sz="4" w:space="0" w:color="000000"/>
+              <w:start w:val="single" w:sz="4" w:space="0" w:color="000000"/>
+              <w:bottom w:val="single" w:sz="4" w:space="0" w:color="000000"/>
+              <w:end w:val="single" w:sz="4" w:space="0" w:color="000000"/>
+            </w:tcBorders>
+            <w:vAlign w:val="center"/>
+          </w:tcPr>
+          <w:p>
+            <w:pPr>
+              <w:pStyle w:val="Style25"/>
+              <w:rPr>
+                <w:lang w:val="en-US"/>
+              </w:rPr>
+            </w:pPr>
+            <w:r>
+              <w:rPr>
+                <w:lang w:val="en-US"/>
+              </w:rPr>
+              <w:t>II</w:t>
+            </w:r>
+          </w:p>
+        </w:tc>
+        <w:tc>
+          <w:tcPr>
+            <w:tcW w:w="696" w:type="dxa"/>
+            <w:tcBorders>
+              <w:top w:val="single" w:sz="4" w:space="0" w:color="000000"/>
+              <w:start w:val="single" w:sz="4" w:space="0" w:color="000000"/>
+              <w:bottom w:val="single" w:sz="4" w:space="0" w:color="000000"/>
+              <w:end w:val="single" w:sz="4" w:space="0" w:color="000000"/>
+            </w:tcBorders>
+            <w:vAlign w:val="center"/>
+          </w:tcPr>
+          <w:p>
+            <w:pPr>
+              <w:pStyle w:val="Style25"/>
+              <w:rPr>
+                <w:lang w:val="en-US"/>
+              </w:rPr>
+            </w:pPr>
+            <w:r>
+              <w:rPr>
+                <w:lang w:val="en-US"/>
+              </w:rPr>
+              <w:t>III</w:t>
+            </w:r>
+          </w:p>
+        </w:tc>
+        <w:tc>
+          <w:tcPr>
+            <w:tcW w:w="694" w:type="dxa"/>
+            <w:tcBorders>
+              <w:top w:val="single" w:sz="4" w:space="0" w:color="000000"/>
+              <w:start w:val="single" w:sz="4" w:space="0" w:color="000000"/>
+              <w:bottom w:val="single" w:sz="4" w:space="0" w:color="000000"/>
+              <w:end w:val="single" w:sz="4" w:space="0" w:color="000000"/>
+            </w:tcBorders>
+            <w:vAlign w:val="center"/>
+          </w:tcPr>
+          <w:p>
+            <w:pPr>
+              <w:pStyle w:val="Style25"/>
+              <w:rPr>
+                <w:lang w:val="en-US"/>
+              </w:rPr>
+            </w:pPr>
+            <w:r>
+              <w:rPr>
+                <w:lang w:val="en-US"/>
+              </w:rPr>
+              <w:t>IV</w:t>
+            </w:r>
+          </w:p>
+        </w:tc>
+        <w:tc>
+          <w:tcPr>
+            <w:tcW w:w="694" w:type="dxa"/>
+            <w:tcBorders>
+              <w:top w:val="single" w:sz="4" w:space="0" w:color="000000"/>
+              <w:start w:val="single" w:sz="4" w:space="0" w:color="000000"/>
+              <w:bottom w:val="single" w:sz="4" w:space="0" w:color="000000"/>
+              <w:end w:val="single" w:sz="4" w:space="0" w:color="000000"/>
+            </w:tcBorders>
+            <w:vAlign w:val="center"/>
+          </w:tcPr>
+          <w:p>
+            <w:pPr>
+              <w:pStyle w:val="Style25"/>
+              <w:rPr>
+                <w:lang w:val="en-US"/>
+              </w:rPr>
+            </w:pPr>
+            <w:r>
+              <w:rPr>
+                <w:lang w:val="en-US"/>
+              </w:rPr>
+              <w:t>V</w:t>
+            </w:r>
+          </w:p>
+        </w:tc>
+        <w:tc>
+          <w:tcPr>
+            <w:tcW w:w="692" w:type="dxa"/>
+            <w:tcBorders>
+              <w:top w:val="single" w:sz="4" w:space="0" w:color="000000"/>
+              <w:start w:val="single" w:sz="4" w:space="0" w:color="000000"/>
+              <w:bottom w:val="single" w:sz="4" w:space="0" w:color="000000"/>
+              <w:end w:val="single" w:sz="4" w:space="0" w:color="000000"/>
+            </w:tcBorders>
+            <w:vAlign w:val="center"/>
+          </w:tcPr>
+          <w:p>
+            <w:pPr>
+              <w:pStyle w:val="Style25"/>
+              <w:rPr>
+                <w:lang w:val="en-US"/>
+              </w:rPr>
+            </w:pPr>
+            <w:r>
+              <w:rPr>
+                <w:lang w:val="en-US"/>
+              </w:rPr>
+              <w:t>VI</w:t>
+            </w:r>
+          </w:p>
+        </w:tc>
+        <w:tc>
+          <w:tcPr>
+            <w:tcW w:w="692" w:type="dxa"/>
+            <w:tcBorders>
+              <w:top w:val="single" w:sz="4" w:space="0" w:color="000000"/>
+              <w:start w:val="single" w:sz="4" w:space="0" w:color="000000"/>
+              <w:bottom w:val="single" w:sz="4" w:space="0" w:color="000000"/>
+              <w:end w:val="single" w:sz="4" w:space="0" w:color="000000"/>
+            </w:tcBorders>
+            <w:vAlign w:val="center"/>
+          </w:tcPr>
+          <w:p>
+            <w:pPr>
+              <w:pStyle w:val="Style25"/>
+              <w:rPr>
+                <w:lang w:val="en-US"/>
+              </w:rPr>
+            </w:pPr>
+            <w:r>
+              <w:rPr>
+                <w:lang w:val="en-US"/>
+              </w:rPr>
+              <w:t>VII</w:t>
+            </w:r>
+          </w:p>
+        </w:tc>
+        <w:tc>
+          <w:tcPr>
+            <w:tcW w:w="694" w:type="dxa"/>
+            <w:tcBorders>
+              <w:top w:val="single" w:sz="4" w:space="0" w:color="000000"/>
+              <w:start w:val="single" w:sz="4" w:space="0" w:color="000000"/>
+              <w:bottom w:val="single" w:sz="4" w:space="0" w:color="000000"/>
+              <w:end w:val="single" w:sz="4" w:space="0" w:color="000000"/>
+            </w:tcBorders>
+            <w:vAlign w:val="center"/>
+          </w:tcPr>
+          <w:p>
+            <w:pPr>
+              <w:pStyle w:val="Style25"/>
+              <w:rPr>
+                <w:lang w:val="en-US"/>
+              </w:rPr>
+            </w:pPr>
+            <w:r>
+              <w:rPr>
+                <w:lang w:val="en-US"/>
+              </w:rPr>
+              <w:t>VIII</w:t>
+            </w:r>
+          </w:p>
+        </w:tc>
+        <w:tc>
+          <w:tcPr>
+            <w:tcW w:w="696" w:type="dxa"/>
+            <w:tcBorders>
+              <w:top w:val="single" w:sz="4" w:space="0" w:color="000000"/>
+              <w:start w:val="single" w:sz="4" w:space="0" w:color="000000"/>
+              <w:bottom w:val="single" w:sz="4" w:space="0" w:color="000000"/>
+              <w:end w:val="single" w:sz="4" w:space="0" w:color="000000"/>
+            </w:tcBorders>
+            <w:vAlign w:val="center"/>
+          </w:tcPr>
+          <w:p>
+            <w:pPr>
+              <w:pStyle w:val="Style25"/>
+              <w:rPr>
+                <w:lang w:val="en-US"/>
+              </w:rPr>
+            </w:pPr>
+            <w:r>
+              <w:rPr>
+                <w:lang w:val="en-US"/>
+              </w:rPr>
+              <w:t>IX</w:t>
+            </w:r>
+          </w:p>
+        </w:tc>
+        <w:tc>
+          <w:tcPr>
+            <w:tcW w:w="662" w:type="dxa"/>
+            <w:tcBorders>
+              <w:top w:val="single" w:sz="4" w:space="0" w:color="000000"/>
+              <w:start w:val="single" w:sz="4" w:space="0" w:color="000000"/>
+              <w:bottom w:val="single" w:sz="4" w:space="0" w:color="000000"/>
+              <w:end w:val="single" w:sz="4" w:space="0" w:color="000000"/>
+            </w:tcBorders>
+            <w:vAlign w:val="center"/>
+          </w:tcPr>
+          <w:p>
+            <w:pPr>
+              <w:pStyle w:val="Style25"/>
+              <w:rPr>
+                <w:lang w:val="en-US"/>
+              </w:rPr>
+            </w:pPr>
+            <w:r>
+              <w:rPr>
+                <w:lang w:val="en-US"/>
+              </w:rPr>
+              <w:t>X</w:t>
+            </w:r>
+          </w:p>
+        </w:tc>
+        <w:tc>
+          <w:tcPr>
+            <w:tcW w:w="658" w:type="dxa"/>
+            <w:tcBorders>
+              <w:top w:val="single" w:sz="4" w:space="0" w:color="000000"/>
+              <w:start w:val="single" w:sz="4" w:space="0" w:color="000000"/>
+              <w:bottom w:val="single" w:sz="4" w:space="0" w:color="000000"/>
+              <w:end w:val="single" w:sz="4" w:space="0" w:color="000000"/>
+            </w:tcBorders>
+            <w:vAlign w:val="center"/>
+          </w:tcPr>
+          <w:p>
+            <w:pPr>
+              <w:pStyle w:val="Style25"/>
+              <w:rPr>
+                <w:lang w:val="en-US"/>
+              </w:rPr>
+            </w:pPr>
+            <w:r>
+              <w:rPr>
+                <w:lang w:val="en-US"/>
+              </w:rPr>
+              <w:t>XI</w:t>
+            </w:r>
+          </w:p>
+        </w:tc>
+        <w:tc>
+          <w:tcPr>
+            <w:tcW w:w="686" w:type="dxa"/>
+            <w:tcBorders>
+              <w:top w:val="single" w:sz="4" w:space="0" w:color="000000"/>
+              <w:start w:val="single" w:sz="4" w:space="0" w:color="000000"/>
+              <w:bottom w:val="single" w:sz="4" w:space="0" w:color="000000"/>
+              <w:end w:val="single" w:sz="4" w:space="0" w:color="000000"/>
+            </w:tcBorders>
+            <w:vAlign w:val="center"/>
+          </w:tcPr>
+          <w:p>
+            <w:pPr>
+              <w:pStyle w:val="Style25"/>
+              <w:rPr>
+                <w:lang w:val="en-US"/>
+              </w:rPr>
+            </w:pPr>
+            <w:r>
+              <w:rPr>
+                <w:lang w:val="en-US"/>
+              </w:rPr>
+              <w:t>XII</w:t>
+            </w:r>
+          </w:p>
+        </w:tc>
+        <w:tc>
+          <w:tcPr>
+            <w:tcW w:w="549" w:type="dxa"/>
+            <w:tcBorders>
+              <w:top w:val="single" w:sz="4" w:space="0" w:color="000000"/>
+              <w:start w:val="single" w:sz="4" w:space="0" w:color="000000"/>
+              <w:bottom w:val="single" w:sz="4" w:space="0" w:color="000000"/>
+              <w:end w:val="single" w:sz="4" w:space="0" w:color="000000"/>
+            </w:tcBorders>
+            <w:vAlign w:val="center"/>
+          </w:tcPr>
+          <w:p>
+            <w:pPr>
+              <w:pStyle w:val="Style25"/>
+              <w:rPr>
+                <w:lang w:val="en-US"/>
+              </w:rPr>
+            </w:pPr>
+            <w:r>
+              <w:rPr>
+                <w:lang w:val="en-US"/>
+              </w:rPr>
+              <w:t>год</w:t>
+            </w:r>
+          </w:p>
+        </w:tc>
+      </w:tr>
+      <w:tr>
+        <w:trPr>
+          <w:trHeight w:val="454" w:hRule="atLeast"/>
+        </w:trPr>
+        <w:tc>
+          <w:tcPr>
+            <w:tcW w:w="788" w:type="dxa"/>
+            <w:tcBorders>
+              <w:top w:val="single" w:sz="4" w:space="0" w:color="000000"/>
+              <w:start w:val="single" w:sz="4" w:space="0" w:color="000000"/>
+              <w:bottom w:val="single" w:sz="4" w:space="0" w:color="000000"/>
+              <w:end w:val="single" w:sz="4" w:space="0" w:color="000000"/>
+            </w:tcBorders>
+            <w:vAlign w:val="center"/>
+          </w:tcPr>
+          <w:p>
+            <w:pPr>
+              <w:pStyle w:val="Style35"/>
+              <w:spacing w:before="120" w:after="0"/>
+              <w:rPr/>
+            </w:pPr>
+            <w:r>
+              <w:rPr/>
+            </w:r>
+          </w:p>
+        </w:tc>
+        <w:tc>
+          <w:tcPr>
+            <w:tcW w:w="694" w:type="dxa"/>
+            <w:tcBorders>
+              <w:top w:val="single" w:sz="4" w:space="0" w:color="000000"/>
+              <w:start w:val="single" w:sz="4" w:space="0" w:color="000000"/>
+              <w:bottom w:val="single" w:sz="4" w:space="0" w:color="000000"/>
+              <w:end w:val="single" w:sz="4" w:space="0" w:color="000000"/>
+            </w:tcBorders>
+            <w:vAlign w:val="center"/>
+          </w:tcPr>
+          <w:p>
+            <w:pPr>
+              <w:pStyle w:val="Style35"/>
+              <w:spacing w:before="120" w:after="0"/>
+              <w:rPr/>
+            </w:pPr>
+            <w:r>
+              <w:rPr/>
+            </w:r>
+          </w:p>
+        </w:tc>
+        <w:tc>
+          <w:tcPr>
+            <w:tcW w:w="696" w:type="dxa"/>
+            <w:tcBorders>
+              <w:top w:val="single" w:sz="4" w:space="0" w:color="000000"/>
+              <w:start w:val="single" w:sz="4" w:space="0" w:color="000000"/>
+              <w:bottom w:val="single" w:sz="4" w:space="0" w:color="000000"/>
+              <w:end w:val="single" w:sz="4" w:space="0" w:color="000000"/>
+            </w:tcBorders>
+            <w:vAlign w:val="center"/>
+          </w:tcPr>
+          <w:p>
+            <w:pPr>
+              <w:pStyle w:val="Style35"/>
+              <w:spacing w:before="120" w:after="0"/>
+              <w:rPr/>
+            </w:pPr>
+            <w:r>
+              <w:rPr/>
+            </w:r>
+          </w:p>
+        </w:tc>
+        <w:tc>
+          <w:tcPr>
+            <w:tcW w:w="694" w:type="dxa"/>
+            <w:tcBorders>
+              <w:top w:val="single" w:sz="4" w:space="0" w:color="000000"/>
+              <w:start w:val="single" w:sz="4" w:space="0" w:color="000000"/>
+              <w:bottom w:val="single" w:sz="4" w:space="0" w:color="000000"/>
+              <w:end w:val="single" w:sz="4" w:space="0" w:color="000000"/>
+            </w:tcBorders>
+            <w:vAlign w:val="center"/>
+          </w:tcPr>
+          <w:p>
+            <w:pPr>
+              <w:pStyle w:val="Style35"/>
+              <w:spacing w:before="120" w:after="0"/>
+              <w:rPr/>
+            </w:pPr>
+            <w:r>
+              <w:rPr/>
+            </w:r>
+          </w:p>
+        </w:tc>
+        <w:tc>
+          <w:tcPr>
+            <w:tcW w:w="694" w:type="dxa"/>
+            <w:tcBorders>
+              <w:top w:val="single" w:sz="4" w:space="0" w:color="000000"/>
+              <w:start w:val="single" w:sz="4" w:space="0" w:color="000000"/>
+              <w:bottom w:val="single" w:sz="4" w:space="0" w:color="000000"/>
+              <w:end w:val="single" w:sz="4" w:space="0" w:color="000000"/>
+            </w:tcBorders>
+            <w:vAlign w:val="center"/>
+          </w:tcPr>
+          <w:p>
+            <w:pPr>
+              <w:pStyle w:val="Style35"/>
+              <w:spacing w:before="120" w:after="0"/>
+              <w:rPr/>
+            </w:pPr>
+            <w:r>
+              <w:rPr/>
+            </w:r>
+          </w:p>
+        </w:tc>
+        <w:tc>
+          <w:tcPr>
+            <w:tcW w:w="692" w:type="dxa"/>
+            <w:tcBorders>
+              <w:top w:val="single" w:sz="4" w:space="0" w:color="000000"/>
+              <w:start w:val="single" w:sz="4" w:space="0" w:color="000000"/>
+              <w:bottom w:val="single" w:sz="4" w:space="0" w:color="000000"/>
+              <w:end w:val="single" w:sz="4" w:space="0" w:color="000000"/>
+            </w:tcBorders>
+            <w:vAlign w:val="center"/>
+          </w:tcPr>
+          <w:p>
+            <w:pPr>
+              <w:pStyle w:val="Style35"/>
+              <w:spacing w:before="120" w:after="0"/>
+              <w:rPr/>
+            </w:pPr>
+            <w:r>
+              <w:rPr/>
+            </w:r>
+          </w:p>
+        </w:tc>
+        <w:tc>
+          <w:tcPr>
+            <w:tcW w:w="692" w:type="dxa"/>
+            <w:tcBorders>
+              <w:top w:val="single" w:sz="4" w:space="0" w:color="000000"/>
+              <w:start w:val="single" w:sz="4" w:space="0" w:color="000000"/>
+              <w:bottom w:val="single" w:sz="4" w:space="0" w:color="000000"/>
+              <w:end w:val="single" w:sz="4" w:space="0" w:color="000000"/>
+            </w:tcBorders>
+            <w:vAlign w:val="center"/>
+          </w:tcPr>
+          <w:p>
+            <w:pPr>
+              <w:pStyle w:val="Style35"/>
+              <w:spacing w:before="120" w:after="0"/>
+              <w:rPr/>
+            </w:pPr>
+            <w:r>
+              <w:rPr/>
+            </w:r>
+          </w:p>
+        </w:tc>
+        <w:tc>
+          <w:tcPr>
+            <w:tcW w:w="694" w:type="dxa"/>
+            <w:tcBorders>
+              <w:top w:val="single" w:sz="4" w:space="0" w:color="000000"/>
+              <w:start w:val="single" w:sz="4" w:space="0" w:color="000000"/>
+              <w:bottom w:val="single" w:sz="4" w:space="0" w:color="000000"/>
+              <w:end w:val="single" w:sz="4" w:space="0" w:color="000000"/>
+            </w:tcBorders>
+            <w:vAlign w:val="center"/>
+          </w:tcPr>
+          <w:p>
+            <w:pPr>
+              <w:pStyle w:val="Style35"/>
+              <w:spacing w:before="120" w:after="0"/>
+              <w:rPr/>
+            </w:pPr>
+            <w:r>
+              <w:rPr/>
+            </w:r>
+          </w:p>
+        </w:tc>
+        <w:tc>
+          <w:tcPr>
+            <w:tcW w:w="696" w:type="dxa"/>
+            <w:tcBorders>
+              <w:top w:val="single" w:sz="4" w:space="0" w:color="000000"/>
+              <w:start w:val="single" w:sz="4" w:space="0" w:color="000000"/>
+              <w:bottom w:val="single" w:sz="4" w:space="0" w:color="000000"/>
+              <w:end w:val="single" w:sz="4" w:space="0" w:color="000000"/>
+            </w:tcBorders>
+            <w:vAlign w:val="center"/>
+          </w:tcPr>
+          <w:p>
+            <w:pPr>
+              <w:pStyle w:val="Style35"/>
+              <w:spacing w:before="120" w:after="0"/>
+              <w:rPr/>
+            </w:pPr>
+            <w:r>
+              <w:rPr/>
+            </w:r>
+          </w:p>
+        </w:tc>
+        <w:tc>
+          <w:tcPr>
+            <w:tcW w:w="662" w:type="dxa"/>
+            <w:tcBorders>
+              <w:top w:val="single" w:sz="4" w:space="0" w:color="000000"/>
+              <w:start w:val="single" w:sz="4" w:space="0" w:color="000000"/>
+              <w:bottom w:val="single" w:sz="4" w:space="0" w:color="000000"/>
+              <w:end w:val="single" w:sz="4" w:space="0" w:color="000000"/>
+            </w:tcBorders>
+            <w:vAlign w:val="center"/>
+          </w:tcPr>
+          <w:p>
+            <w:pPr>
+              <w:pStyle w:val="Style35"/>
+              <w:spacing w:before="120" w:after="0"/>
+              <w:rPr/>
+            </w:pPr>
+            <w:r>
+              <w:rPr/>
+            </w:r>
+          </w:p>
+        </w:tc>
+        <w:tc>
+          <w:tcPr>
+            <w:tcW w:w="658" w:type="dxa"/>
+            <w:tcBorders>
+              <w:top w:val="single" w:sz="4" w:space="0" w:color="000000"/>
+              <w:start w:val="single" w:sz="4" w:space="0" w:color="000000"/>
+              <w:bottom w:val="single" w:sz="4" w:space="0" w:color="000000"/>
+              <w:end w:val="single" w:sz="4" w:space="0" w:color="000000"/>
+            </w:tcBorders>
+            <w:vAlign w:val="center"/>
+          </w:tcPr>
+          <w:p>
+            <w:pPr>
+              <w:pStyle w:val="Style35"/>
+              <w:spacing w:before="120" w:after="0"/>
+              <w:rPr/>
+            </w:pPr>
+            <w:r>
+              <w:rPr/>
+            </w:r>
+          </w:p>
+        </w:tc>
+        <w:tc>
+          <w:tcPr>
+            <w:tcW w:w="686" w:type="dxa"/>
+            <w:tcBorders>
+              <w:top w:val="single" w:sz="4" w:space="0" w:color="000000"/>
+              <w:start w:val="single" w:sz="4" w:space="0" w:color="000000"/>
+              <w:bottom w:val="single" w:sz="4" w:space="0" w:color="000000"/>
+              <w:end w:val="single" w:sz="4" w:space="0" w:color="000000"/>
+            </w:tcBorders>
+            <w:vAlign w:val="center"/>
+          </w:tcPr>
+          <w:p>
+            <w:pPr>
+              <w:pStyle w:val="Style35"/>
+              <w:spacing w:before="120" w:after="0"/>
+              <w:rPr/>
+            </w:pPr>
+            <w:r>
+              <w:rPr/>
+            </w:r>
+          </w:p>
+        </w:tc>
+        <w:tc>
+          <w:tcPr>
+            <w:tcW w:w="549" w:type="dxa"/>
+            <w:tcBorders>
+              <w:top w:val="single" w:sz="4" w:space="0" w:color="000000"/>
+              <w:start w:val="single" w:sz="4" w:space="0" w:color="000000"/>
+              <w:bottom w:val="single" w:sz="4" w:space="0" w:color="000000"/>
+              <w:end w:val="single" w:sz="4" w:space="0" w:color="000000"/>
+            </w:tcBorders>
+            <w:vAlign w:val="center"/>
+          </w:tcPr>
+          <w:p>
+            <w:pPr>
+              <w:pStyle w:val="Style35"/>
+              <w:spacing w:before="120" w:after="0"/>
+              <w:rPr/>
+            </w:pPr>
+            <w:r>
+              <w:rPr/>
+            </w:r>
+          </w:p>
+        </w:tc>
+      </w:tr>
+    </w:tbl>
+    <w:p>
+      <w:pPr>
+        <w:pStyle w:val="BodyText"/>
+        <w:rPr/>
+      </w:pPr>
+      <w:r>
+        <w:rPr/>
+        <w:t>Расчетные характеристики температуры воздуха в соответствии с СП 131.13330.2020 по метеостанции &lt;Заполнить&gt;.</w:t>
+      </w:r>
+    </w:p>
+    <w:p>
+      <w:pPr>
+        <w:pStyle w:val="Style34"/>
+        <w:jc w:val="both"/>
+        <w:rPr/>
+      </w:pPr>
+      <w:r>
+        <w:rPr/>
+        <w:t xml:space="preserve">Таблица </w:t>
+      </w:r>
+      <w:r>
+        <w:rPr/>
+        <w:fldChar w:fldCharType="begin"/>
+      </w:r>
+      <w:r>
+        <w:rPr/>
+        <w:instrText xml:space="preserve"> SEQ Таблица \* ARABIC </w:instrText>
+      </w:r>
+      <w:r>
+        <w:rPr/>
+        <w:fldChar w:fldCharType="separate"/>
+      </w:r>
+      <w:r>
+        <w:rPr/>
+        <w:t>7</w:t>
+      </w:r>
+      <w:r>
+        <w:rPr/>
+        <w:fldChar w:fldCharType="end"/>
+      </w:r>
+      <w:r>
+        <w:rPr/>
+        <w:t xml:space="preserve"> Расчетные характеристики температуры воздуха холодного периода года (метеостанция &lt;Заполнить&gt;)</w:t>
+      </w:r>
+    </w:p>
+    <w:tbl>
+      <w:tblPr>
+        <w:tblStyle w:val="100"/>
+        <w:tblW w:w="9351" w:type="dxa"/>
+        <w:jc w:val="start"/>
+        <w:tblInd w:w="421" w:type="dxa"/>
+        <w:tblLayout w:type="fixed"/>
+        <w:tblCellMar>
+          <w:top w:w="0" w:type="dxa"/>
+          <w:start w:w="108" w:type="dxa"/>
+          <w:bottom w:w="0" w:type="dxa"/>
+          <w:end w:w="108" w:type="dxa"/>
+        </w:tblCellMar>
+        <w:tblLook w:noHBand="0" w:noVBand="1" w:firstColumn="1" w:lastRow="0" w:lastColumn="0" w:firstRow="1" w:val="04a0"/>
+      </w:tblPr>
+      <w:tblGrid>
+        <w:gridCol w:w="6091"/>
+        <w:gridCol w:w="2298"/>
+        <w:gridCol w:w="962"/>
+      </w:tblGrid>
+      <w:tr>
+        <w:trPr>
+          <w:trHeight w:val="397" w:hRule="exact"/>
+        </w:trPr>
+        <w:tc>
+          <w:tcPr>
+            <w:tcW w:w="8389" w:type="dxa"/>
+            <w:gridSpan w:val="2"/>
+            <w:tcBorders/>
+            <w:vAlign w:val="center"/>
+          </w:tcPr>
+          <w:p>
+            <w:pPr>
+              <w:pStyle w:val="Style34"/>
+              <w:widowControl/>
+              <w:spacing w:before="120" w:after="0"/>
+              <w:rPr>
+                <w:rFonts w:ascii="Times New Roman" w:hAnsi="Times New Roman" w:eastAsia="Times New Roman" w:cs="Times New Roman"/>
+                <w:kern w:val="0"/>
+                <w:szCs w:val="20"/>
+                <w:lang w:val="ru-RU" w:eastAsia="ru-RU" w:bidi="ar-SA"/>
+              </w:rPr>
+            </w:pPr>
+            <w:r>
+              <w:rPr>
+                <w:rFonts w:eastAsia="Times New Roman" w:cs="Times New Roman"/>
+                <w:kern w:val="0"/>
+                <w:szCs w:val="20"/>
+                <w:lang w:val="ru-RU" w:eastAsia="ru-RU" w:bidi="ar-SA"/>
+              </w:rPr>
+              <w:t>Температура воздуха наиболее холодных суток, ºС, обеспеченность 0,98</w:t>
+            </w:r>
+          </w:p>
+        </w:tc>
+        <w:tc>
+          <w:tcPr>
+            <w:tcW w:w="962" w:type="dxa"/>
+            <w:tcBorders/>
+            <w:vAlign w:val="center"/>
+          </w:tcPr>
+          <w:p>
+            <w:pPr>
+              <w:pStyle w:val="Style34"/>
+              <w:widowControl/>
+              <w:spacing w:before="120" w:after="0"/>
+              <w:rPr>
+                <w:rFonts w:ascii="Times New Roman" w:hAnsi="Times New Roman" w:eastAsia="Times New Roman" w:cs="Times New Roman"/>
+                <w:kern w:val="0"/>
+                <w:szCs w:val="20"/>
+                <w:lang w:val="ru-RU" w:eastAsia="ru-RU" w:bidi="ar-SA"/>
+              </w:rPr>
+            </w:pPr>
+            <w:r>
+              <w:rPr>
+                <w:rFonts w:eastAsia="Times New Roman" w:cs="Times New Roman"/>
+                <w:kern w:val="0"/>
+                <w:szCs w:val="20"/>
+                <w:lang w:val="ru-RU" w:eastAsia="ru-RU" w:bidi="ar-SA"/>
+              </w:rPr>
+            </w:r>
+          </w:p>
+        </w:tc>
+      </w:tr>
+      <w:tr>
+        <w:trPr>
+          <w:trHeight w:val="397" w:hRule="exact"/>
+        </w:trPr>
+        <w:tc>
+          <w:tcPr>
+            <w:tcW w:w="8389" w:type="dxa"/>
+            <w:gridSpan w:val="2"/>
+            <w:tcBorders/>
+            <w:vAlign w:val="center"/>
+          </w:tcPr>
+          <w:p>
+            <w:pPr>
+              <w:pStyle w:val="Style34"/>
+              <w:widowControl/>
+              <w:spacing w:before="120" w:after="0"/>
+              <w:rPr>
+                <w:rFonts w:ascii="Times New Roman" w:hAnsi="Times New Roman" w:eastAsia="Times New Roman" w:cs="Times New Roman"/>
+                <w:kern w:val="0"/>
+                <w:szCs w:val="20"/>
+                <w:lang w:val="ru-RU" w:eastAsia="ru-RU" w:bidi="ar-SA"/>
+              </w:rPr>
+            </w:pPr>
+            <w:r>
+              <w:rPr>
+                <w:rFonts w:eastAsia="Times New Roman" w:cs="Times New Roman"/>
+                <w:kern w:val="0"/>
+                <w:szCs w:val="20"/>
+                <w:lang w:val="ru-RU" w:eastAsia="ru-RU" w:bidi="ar-SA"/>
+              </w:rPr>
+              <w:t>Температура воздуха наиболее холодных суток, ºС, обеспеченность 0,92</w:t>
+            </w:r>
+          </w:p>
+        </w:tc>
+        <w:tc>
+          <w:tcPr>
+            <w:tcW w:w="962" w:type="dxa"/>
+            <w:tcBorders/>
+            <w:vAlign w:val="center"/>
+          </w:tcPr>
+          <w:p>
+            <w:pPr>
+              <w:pStyle w:val="Style34"/>
+              <w:widowControl/>
+              <w:spacing w:before="120" w:after="0"/>
+              <w:rPr>
+                <w:rFonts w:ascii="Times New Roman" w:hAnsi="Times New Roman" w:eastAsia="Times New Roman" w:cs="Times New Roman"/>
+                <w:kern w:val="0"/>
+                <w:szCs w:val="20"/>
+                <w:lang w:val="ru-RU" w:eastAsia="ru-RU" w:bidi="ar-SA"/>
+              </w:rPr>
+            </w:pPr>
+            <w:r>
+              <w:rPr>
+                <w:rFonts w:eastAsia="Times New Roman" w:cs="Times New Roman"/>
+                <w:kern w:val="0"/>
+                <w:szCs w:val="20"/>
+                <w:lang w:val="ru-RU" w:eastAsia="ru-RU" w:bidi="ar-SA"/>
+              </w:rPr>
+            </w:r>
+          </w:p>
+        </w:tc>
+      </w:tr>
+      <w:tr>
+        <w:trPr>
+          <w:trHeight w:val="397" w:hRule="exact"/>
+        </w:trPr>
+        <w:tc>
+          <w:tcPr>
+            <w:tcW w:w="8389" w:type="dxa"/>
+            <w:gridSpan w:val="2"/>
+            <w:tcBorders/>
+            <w:vAlign w:val="center"/>
+          </w:tcPr>
+          <w:p>
+            <w:pPr>
+              <w:pStyle w:val="Style34"/>
+              <w:widowControl/>
+              <w:spacing w:before="120" w:after="0"/>
+              <w:rPr>
+                <w:rFonts w:ascii="Times New Roman" w:hAnsi="Times New Roman" w:eastAsia="Times New Roman" w:cs="Times New Roman"/>
+                <w:kern w:val="0"/>
+                <w:szCs w:val="20"/>
+                <w:lang w:val="ru-RU" w:eastAsia="ru-RU" w:bidi="ar-SA"/>
+              </w:rPr>
+            </w:pPr>
+            <w:r>
+              <w:rPr>
+                <w:rFonts w:eastAsia="Times New Roman" w:cs="Times New Roman"/>
+                <w:kern w:val="0"/>
+                <w:szCs w:val="20"/>
+                <w:lang w:val="ru-RU" w:eastAsia="ru-RU" w:bidi="ar-SA"/>
+              </w:rPr>
+              <w:t>Температура воздуха наиболее холодной пятидневки, ºС, обеспеченность 0,98</w:t>
+            </w:r>
+          </w:p>
+        </w:tc>
+        <w:tc>
+          <w:tcPr>
+            <w:tcW w:w="962" w:type="dxa"/>
+            <w:tcBorders/>
+            <w:vAlign w:val="center"/>
+          </w:tcPr>
+          <w:p>
+            <w:pPr>
+              <w:pStyle w:val="Style34"/>
+              <w:widowControl/>
+              <w:spacing w:before="120" w:after="0"/>
+              <w:rPr>
+                <w:rFonts w:ascii="Times New Roman" w:hAnsi="Times New Roman" w:eastAsia="Times New Roman" w:cs="Times New Roman"/>
+                <w:kern w:val="0"/>
+                <w:szCs w:val="20"/>
+                <w:lang w:val="ru-RU" w:eastAsia="ru-RU" w:bidi="ar-SA"/>
+              </w:rPr>
+            </w:pPr>
+            <w:r>
+              <w:rPr>
+                <w:rFonts w:eastAsia="Times New Roman" w:cs="Times New Roman"/>
+                <w:kern w:val="0"/>
+                <w:szCs w:val="20"/>
+                <w:lang w:val="ru-RU" w:eastAsia="ru-RU" w:bidi="ar-SA"/>
+              </w:rPr>
+            </w:r>
+          </w:p>
+        </w:tc>
+      </w:tr>
+      <w:tr>
+        <w:trPr>
+          <w:trHeight w:val="397" w:hRule="exact"/>
+        </w:trPr>
+        <w:tc>
+          <w:tcPr>
+            <w:tcW w:w="8389" w:type="dxa"/>
+            <w:gridSpan w:val="2"/>
+            <w:tcBorders/>
+            <w:vAlign w:val="center"/>
+          </w:tcPr>
+          <w:p>
+            <w:pPr>
+              <w:pStyle w:val="Style34"/>
+              <w:widowControl/>
+              <w:spacing w:before="120" w:after="0"/>
+              <w:rPr>
+                <w:rFonts w:ascii="Times New Roman" w:hAnsi="Times New Roman" w:eastAsia="Times New Roman" w:cs="Times New Roman"/>
+                <w:kern w:val="0"/>
+                <w:szCs w:val="20"/>
+                <w:lang w:val="ru-RU" w:eastAsia="ru-RU" w:bidi="ar-SA"/>
+              </w:rPr>
+            </w:pPr>
+            <w:r>
+              <w:rPr>
+                <w:rFonts w:eastAsia="Times New Roman" w:cs="Times New Roman"/>
+                <w:kern w:val="0"/>
+                <w:szCs w:val="20"/>
+                <w:lang w:val="ru-RU" w:eastAsia="ru-RU" w:bidi="ar-SA"/>
+              </w:rPr>
+              <w:t>Температура воздуха наиболее холодной пятидневки, ºС, обеспеченность 0,92</w:t>
+            </w:r>
+          </w:p>
+        </w:tc>
+        <w:tc>
+          <w:tcPr>
+            <w:tcW w:w="962" w:type="dxa"/>
+            <w:tcBorders/>
+            <w:vAlign w:val="center"/>
+          </w:tcPr>
+          <w:p>
+            <w:pPr>
+              <w:pStyle w:val="Style34"/>
+              <w:widowControl/>
+              <w:spacing w:before="120" w:after="0"/>
+              <w:rPr>
+                <w:rFonts w:ascii="Times New Roman" w:hAnsi="Times New Roman" w:eastAsia="Times New Roman" w:cs="Times New Roman"/>
+                <w:kern w:val="0"/>
+                <w:szCs w:val="20"/>
+                <w:lang w:val="ru-RU" w:eastAsia="ru-RU" w:bidi="ar-SA"/>
+              </w:rPr>
+            </w:pPr>
+            <w:r>
+              <w:rPr>
+                <w:rFonts w:eastAsia="Times New Roman" w:cs="Times New Roman"/>
+                <w:kern w:val="0"/>
+                <w:szCs w:val="20"/>
+                <w:lang w:val="ru-RU" w:eastAsia="ru-RU" w:bidi="ar-SA"/>
+              </w:rPr>
+            </w:r>
+          </w:p>
+        </w:tc>
+      </w:tr>
+      <w:tr>
+        <w:trPr>
+          <w:trHeight w:val="397" w:hRule="exact"/>
+        </w:trPr>
+        <w:tc>
+          <w:tcPr>
+            <w:tcW w:w="8389" w:type="dxa"/>
+            <w:gridSpan w:val="2"/>
+            <w:tcBorders/>
+            <w:vAlign w:val="center"/>
+          </w:tcPr>
+          <w:p>
+            <w:pPr>
+              <w:pStyle w:val="Style34"/>
+              <w:widowControl/>
+              <w:spacing w:before="120" w:after="0"/>
+              <w:rPr>
+                <w:rFonts w:ascii="Times New Roman" w:hAnsi="Times New Roman" w:eastAsia="Times New Roman" w:cs="Times New Roman"/>
+                <w:kern w:val="0"/>
+                <w:szCs w:val="20"/>
+                <w:lang w:val="ru-RU" w:eastAsia="ru-RU" w:bidi="ar-SA"/>
+              </w:rPr>
+            </w:pPr>
+            <w:r>
+              <w:rPr>
+                <w:rFonts w:eastAsia="Times New Roman" w:cs="Times New Roman"/>
+                <w:kern w:val="0"/>
+                <w:szCs w:val="20"/>
+                <w:lang w:val="ru-RU" w:eastAsia="ru-RU" w:bidi="ar-SA"/>
+              </w:rPr>
+              <w:t>Температура воздуха, ºС, обеспеченностью 0,94</w:t>
+            </w:r>
+          </w:p>
+        </w:tc>
+        <w:tc>
+          <w:tcPr>
+            <w:tcW w:w="962" w:type="dxa"/>
+            <w:tcBorders/>
+            <w:vAlign w:val="center"/>
+          </w:tcPr>
+          <w:p>
+            <w:pPr>
+              <w:pStyle w:val="Style34"/>
+              <w:widowControl/>
+              <w:spacing w:before="120" w:after="0"/>
+              <w:rPr>
+                <w:rFonts w:ascii="Times New Roman" w:hAnsi="Times New Roman" w:eastAsia="Times New Roman" w:cs="Times New Roman"/>
+                <w:kern w:val="0"/>
+                <w:szCs w:val="20"/>
+                <w:lang w:val="ru-RU" w:eastAsia="ru-RU" w:bidi="ar-SA"/>
+              </w:rPr>
+            </w:pPr>
+            <w:r>
+              <w:rPr>
+                <w:rFonts w:eastAsia="Times New Roman" w:cs="Times New Roman"/>
+                <w:kern w:val="0"/>
+                <w:szCs w:val="20"/>
+                <w:lang w:val="ru-RU" w:eastAsia="ru-RU" w:bidi="ar-SA"/>
+              </w:rPr>
+            </w:r>
+          </w:p>
+        </w:tc>
+      </w:tr>
+      <w:tr>
+        <w:trPr>
+          <w:trHeight w:val="397" w:hRule="exact"/>
+        </w:trPr>
+        <w:tc>
+          <w:tcPr>
+            <w:tcW w:w="8389" w:type="dxa"/>
+            <w:gridSpan w:val="2"/>
+            <w:tcBorders/>
+            <w:vAlign w:val="center"/>
+          </w:tcPr>
+          <w:p>
+            <w:pPr>
+              <w:pStyle w:val="Style34"/>
+              <w:widowControl/>
+              <w:spacing w:before="120" w:after="0"/>
+              <w:rPr>
+                <w:rFonts w:ascii="Times New Roman" w:hAnsi="Times New Roman" w:eastAsia="Times New Roman" w:cs="Times New Roman"/>
+                <w:kern w:val="0"/>
+                <w:szCs w:val="20"/>
+                <w:lang w:val="ru-RU" w:eastAsia="ru-RU" w:bidi="ar-SA"/>
+              </w:rPr>
+            </w:pPr>
+            <w:r>
+              <w:rPr>
+                <w:rFonts w:eastAsia="Times New Roman" w:cs="Times New Roman"/>
+                <w:kern w:val="0"/>
+                <w:szCs w:val="20"/>
+                <w:lang w:val="ru-RU" w:eastAsia="ru-RU" w:bidi="ar-SA"/>
+              </w:rPr>
+              <w:t>Абсолютная минимальная температура воздуха, ºС</w:t>
+            </w:r>
+          </w:p>
+        </w:tc>
+        <w:tc>
+          <w:tcPr>
+            <w:tcW w:w="962" w:type="dxa"/>
+            <w:tcBorders/>
+            <w:vAlign w:val="center"/>
+          </w:tcPr>
+          <w:p>
+            <w:pPr>
+              <w:pStyle w:val="Style34"/>
+              <w:widowControl/>
+              <w:spacing w:before="120" w:after="0"/>
+              <w:rPr>
+                <w:rFonts w:ascii="Times New Roman" w:hAnsi="Times New Roman" w:eastAsia="Times New Roman" w:cs="Times New Roman"/>
+                <w:kern w:val="0"/>
+                <w:szCs w:val="20"/>
+                <w:lang w:val="ru-RU" w:eastAsia="ru-RU" w:bidi="ar-SA"/>
+              </w:rPr>
+            </w:pPr>
+            <w:r>
+              <w:rPr>
+                <w:rFonts w:eastAsia="Times New Roman" w:cs="Times New Roman"/>
+                <w:kern w:val="0"/>
+                <w:szCs w:val="20"/>
+                <w:lang w:val="ru-RU" w:eastAsia="ru-RU" w:bidi="ar-SA"/>
+              </w:rPr>
+            </w:r>
+          </w:p>
+        </w:tc>
+      </w:tr>
+      <w:tr>
+        <w:trPr>
+          <w:trHeight w:val="397" w:hRule="exact"/>
+        </w:trPr>
+        <w:tc>
+          <w:tcPr>
+            <w:tcW w:w="8389" w:type="dxa"/>
+            <w:gridSpan w:val="2"/>
+            <w:tcBorders/>
+            <w:vAlign w:val="center"/>
+          </w:tcPr>
+          <w:p>
+            <w:pPr>
+              <w:pStyle w:val="Style34"/>
+              <w:widowControl/>
+              <w:spacing w:before="120" w:after="0"/>
+              <w:rPr>
+                <w:rFonts w:ascii="Times New Roman" w:hAnsi="Times New Roman" w:eastAsia="Times New Roman" w:cs="Times New Roman"/>
+                <w:kern w:val="0"/>
+                <w:szCs w:val="20"/>
+                <w:lang w:val="ru-RU" w:eastAsia="ru-RU" w:bidi="ar-SA"/>
+              </w:rPr>
+            </w:pPr>
+            <w:r>
+              <w:rPr>
+                <w:rFonts w:eastAsia="Times New Roman" w:cs="Times New Roman"/>
+                <w:kern w:val="0"/>
+                <w:szCs w:val="20"/>
+                <w:lang w:val="ru-RU" w:eastAsia="ru-RU" w:bidi="ar-SA"/>
+              </w:rPr>
+              <w:t>Суточная амплитуда температуры воздуха наиболее холодного месяца, ºС</w:t>
+            </w:r>
+          </w:p>
+        </w:tc>
+        <w:tc>
+          <w:tcPr>
+            <w:tcW w:w="962" w:type="dxa"/>
+            <w:tcBorders/>
+            <w:vAlign w:val="center"/>
+          </w:tcPr>
+          <w:p>
+            <w:pPr>
+              <w:pStyle w:val="Style34"/>
+              <w:widowControl/>
+              <w:spacing w:before="120" w:after="0"/>
+              <w:rPr>
+                <w:rFonts w:ascii="Times New Roman" w:hAnsi="Times New Roman" w:eastAsia="Times New Roman" w:cs="Times New Roman"/>
+                <w:kern w:val="0"/>
+                <w:szCs w:val="20"/>
+                <w:lang w:val="ru-RU" w:eastAsia="ru-RU" w:bidi="ar-SA"/>
+              </w:rPr>
+            </w:pPr>
+            <w:r>
+              <w:rPr>
+                <w:rFonts w:eastAsia="Times New Roman" w:cs="Times New Roman"/>
+                <w:kern w:val="0"/>
+                <w:szCs w:val="20"/>
+                <w:lang w:val="ru-RU" w:eastAsia="ru-RU" w:bidi="ar-SA"/>
+              </w:rPr>
+            </w:r>
+          </w:p>
+        </w:tc>
+      </w:tr>
+      <w:tr>
+        <w:trPr>
+          <w:trHeight w:val="454" w:hRule="exact"/>
+        </w:trPr>
+        <w:tc>
+          <w:tcPr>
+            <w:tcW w:w="6091" w:type="dxa"/>
+            <w:vMerge w:val="restart"/>
+            <w:tcBorders/>
+            <w:vAlign w:val="center"/>
+          </w:tcPr>
+          <w:p>
+            <w:pPr>
+              <w:pStyle w:val="Style34"/>
+              <w:widowControl/>
+              <w:spacing w:before="120" w:after="0"/>
+              <w:rPr>
+                <w:rFonts w:ascii="Times New Roman" w:hAnsi="Times New Roman" w:eastAsia="Times New Roman" w:cs="Times New Roman"/>
+                <w:kern w:val="0"/>
+                <w:szCs w:val="20"/>
+                <w:lang w:val="ru-RU" w:eastAsia="ru-RU" w:bidi="ar-SA"/>
+              </w:rPr>
+            </w:pPr>
+            <w:r>
+              <w:rPr>
+                <w:rFonts w:eastAsia="Times New Roman" w:cs="Times New Roman"/>
+                <w:kern w:val="0"/>
+                <w:szCs w:val="20"/>
+                <w:lang w:val="ru-RU" w:eastAsia="ru-RU" w:bidi="ar-SA"/>
+              </w:rPr>
+              <w:t>Продолжительность, сут, и средняя температура воздуха, ºС, периода со средней температурой воздуха ≤0 ºС</w:t>
+            </w:r>
+          </w:p>
+        </w:tc>
+        <w:tc>
+          <w:tcPr>
+            <w:tcW w:w="2298" w:type="dxa"/>
+            <w:tcBorders/>
+            <w:vAlign w:val="center"/>
+          </w:tcPr>
+          <w:p>
+            <w:pPr>
+              <w:pStyle w:val="Style34"/>
+              <w:widowControl/>
+              <w:spacing w:before="120" w:after="0"/>
+              <w:rPr>
+                <w:rFonts w:ascii="Times New Roman" w:hAnsi="Times New Roman" w:eastAsia="Times New Roman" w:cs="Times New Roman"/>
+                <w:kern w:val="0"/>
+                <w:szCs w:val="20"/>
+                <w:lang w:val="ru-RU" w:eastAsia="ru-RU" w:bidi="ar-SA"/>
+              </w:rPr>
+            </w:pPr>
+            <w:r>
+              <w:rPr>
+                <w:rFonts w:eastAsia="Times New Roman" w:cs="Times New Roman"/>
+                <w:kern w:val="0"/>
+                <w:szCs w:val="20"/>
+                <w:lang w:val="ru-RU" w:eastAsia="ru-RU" w:bidi="ar-SA"/>
+              </w:rPr>
+              <w:t>продолжительность</w:t>
+            </w:r>
+          </w:p>
+        </w:tc>
+        <w:tc>
+          <w:tcPr>
+            <w:tcW w:w="962" w:type="dxa"/>
+            <w:tcBorders/>
+            <w:vAlign w:val="center"/>
+          </w:tcPr>
+          <w:p>
+            <w:pPr>
+              <w:pStyle w:val="Style34"/>
+              <w:widowControl/>
+              <w:spacing w:before="120" w:after="0"/>
+              <w:rPr>
+                <w:rFonts w:ascii="Times New Roman" w:hAnsi="Times New Roman" w:eastAsia="Times New Roman" w:cs="Times New Roman"/>
+                <w:kern w:val="0"/>
+                <w:szCs w:val="20"/>
+                <w:lang w:val="ru-RU" w:eastAsia="ru-RU" w:bidi="ar-SA"/>
+              </w:rPr>
+            </w:pPr>
+            <w:r>
+              <w:rPr>
+                <w:rFonts w:eastAsia="Times New Roman" w:cs="Times New Roman"/>
+                <w:kern w:val="0"/>
+                <w:szCs w:val="20"/>
+                <w:lang w:val="ru-RU" w:eastAsia="ru-RU" w:bidi="ar-SA"/>
+              </w:rPr>
+            </w:r>
+          </w:p>
+        </w:tc>
+      </w:tr>
+      <w:tr>
+        <w:trPr>
+          <w:trHeight w:val="454" w:hRule="exact"/>
+        </w:trPr>
+        <w:tc>
+          <w:tcPr>
+            <w:tcW w:w="6091" w:type="dxa"/>
+            <w:vMerge w:val="continue"/>
+            <w:tcBorders/>
+            <w:vAlign w:val="center"/>
+          </w:tcPr>
+          <w:p>
+            <w:pPr>
+              <w:pStyle w:val="Style34"/>
+              <w:widowControl/>
+              <w:spacing w:before="120" w:after="0"/>
+              <w:rPr>
+                <w:rFonts w:ascii="Times New Roman" w:hAnsi="Times New Roman" w:eastAsia="Times New Roman" w:cs="Times New Roman"/>
+                <w:kern w:val="0"/>
+                <w:szCs w:val="20"/>
+                <w:lang w:val="ru-RU" w:eastAsia="ru-RU" w:bidi="ar-SA"/>
+              </w:rPr>
+            </w:pPr>
+            <w:r>
+              <w:rPr>
+                <w:rFonts w:eastAsia="Times New Roman" w:cs="Times New Roman"/>
+                <w:kern w:val="0"/>
+                <w:szCs w:val="20"/>
+                <w:lang w:val="ru-RU" w:eastAsia="ru-RU" w:bidi="ar-SA"/>
+              </w:rPr>
+            </w:r>
+          </w:p>
+        </w:tc>
+        <w:tc>
+          <w:tcPr>
+            <w:tcW w:w="2298" w:type="dxa"/>
+            <w:tcBorders/>
+            <w:vAlign w:val="center"/>
+          </w:tcPr>
+          <w:p>
+            <w:pPr>
+              <w:pStyle w:val="Style34"/>
+              <w:widowControl/>
+              <w:spacing w:before="120" w:after="0"/>
+              <w:rPr>
+                <w:rFonts w:ascii="Times New Roman" w:hAnsi="Times New Roman" w:eastAsia="Times New Roman" w:cs="Times New Roman"/>
+                <w:kern w:val="0"/>
+                <w:szCs w:val="20"/>
+                <w:lang w:val="ru-RU" w:eastAsia="ru-RU" w:bidi="ar-SA"/>
+              </w:rPr>
+            </w:pPr>
+            <w:r>
+              <w:rPr>
+                <w:rFonts w:eastAsia="Times New Roman" w:cs="Times New Roman"/>
+                <w:kern w:val="0"/>
+                <w:szCs w:val="20"/>
+                <w:lang w:val="ru-RU" w:eastAsia="ru-RU" w:bidi="ar-SA"/>
+              </w:rPr>
+              <w:t>ср. температура</w:t>
+            </w:r>
+          </w:p>
+        </w:tc>
+        <w:tc>
+          <w:tcPr>
+            <w:tcW w:w="962" w:type="dxa"/>
+            <w:tcBorders/>
+            <w:vAlign w:val="center"/>
+          </w:tcPr>
+          <w:p>
+            <w:pPr>
+              <w:pStyle w:val="Style34"/>
+              <w:widowControl/>
+              <w:spacing w:before="120" w:after="0"/>
+              <w:rPr>
+                <w:rFonts w:ascii="Times New Roman" w:hAnsi="Times New Roman" w:eastAsia="Times New Roman" w:cs="Times New Roman"/>
+                <w:kern w:val="0"/>
+                <w:szCs w:val="20"/>
+                <w:lang w:val="ru-RU" w:eastAsia="ru-RU" w:bidi="ar-SA"/>
+              </w:rPr>
+            </w:pPr>
+            <w:r>
+              <w:rPr>
+                <w:rFonts w:eastAsia="Times New Roman" w:cs="Times New Roman"/>
+                <w:kern w:val="0"/>
+                <w:szCs w:val="20"/>
+                <w:lang w:val="ru-RU" w:eastAsia="ru-RU" w:bidi="ar-SA"/>
+              </w:rPr>
+            </w:r>
+          </w:p>
+        </w:tc>
+      </w:tr>
+      <w:tr>
+        <w:trPr>
+          <w:trHeight w:val="454" w:hRule="exact"/>
+        </w:trPr>
+        <w:tc>
+          <w:tcPr>
+            <w:tcW w:w="6091" w:type="dxa"/>
+            <w:vMerge w:val="restart"/>
+            <w:tcBorders/>
+            <w:vAlign w:val="center"/>
+          </w:tcPr>
+          <w:p>
+            <w:pPr>
+              <w:pStyle w:val="Style34"/>
+              <w:widowControl/>
+              <w:spacing w:before="120" w:after="0"/>
+              <w:rPr>
+                <w:rFonts w:ascii="Times New Roman" w:hAnsi="Times New Roman" w:eastAsia="Times New Roman" w:cs="Times New Roman"/>
+                <w:kern w:val="0"/>
+                <w:szCs w:val="20"/>
+                <w:lang w:val="ru-RU" w:eastAsia="ru-RU" w:bidi="ar-SA"/>
+              </w:rPr>
+            </w:pPr>
+            <w:r>
+              <w:rPr>
+                <w:rFonts w:eastAsia="Times New Roman" w:cs="Times New Roman"/>
+                <w:kern w:val="0"/>
+                <w:szCs w:val="20"/>
+                <w:lang w:val="ru-RU" w:eastAsia="ru-RU" w:bidi="ar-SA"/>
+              </w:rPr>
+              <w:t xml:space="preserve">Продолжительность, сут, и средняя температура воздуха, ºС, периода со средней температурой воздуха </w:t>
+            </w:r>
+            <w:bookmarkStart w:id="4" w:name="_Hlk118204199"/>
+            <w:r>
+              <w:rPr>
+                <w:rFonts w:eastAsia="Times New Roman" w:cs="Times New Roman"/>
+                <w:kern w:val="0"/>
+                <w:szCs w:val="20"/>
+                <w:lang w:val="ru-RU" w:eastAsia="ru-RU" w:bidi="ar-SA"/>
+              </w:rPr>
+              <w:t>≤8 ºС</w:t>
+            </w:r>
+            <w:bookmarkEnd w:id="4"/>
+          </w:p>
+        </w:tc>
+        <w:tc>
+          <w:tcPr>
+            <w:tcW w:w="2298" w:type="dxa"/>
+            <w:tcBorders/>
+            <w:vAlign w:val="center"/>
+          </w:tcPr>
+          <w:p>
+            <w:pPr>
+              <w:pStyle w:val="Style34"/>
+              <w:widowControl/>
+              <w:spacing w:before="120" w:after="0"/>
+              <w:rPr>
+                <w:rFonts w:ascii="Times New Roman" w:hAnsi="Times New Roman" w:eastAsia="Times New Roman" w:cs="Times New Roman"/>
+                <w:kern w:val="0"/>
+                <w:szCs w:val="20"/>
+                <w:lang w:val="ru-RU" w:eastAsia="ru-RU" w:bidi="ar-SA"/>
+              </w:rPr>
+            </w:pPr>
+            <w:r>
+              <w:rPr>
+                <w:rFonts w:eastAsia="Times New Roman" w:cs="Times New Roman"/>
+                <w:kern w:val="0"/>
+                <w:szCs w:val="20"/>
+                <w:lang w:val="ru-RU" w:eastAsia="ru-RU" w:bidi="ar-SA"/>
+              </w:rPr>
+              <w:t>продолжительность</w:t>
+            </w:r>
+          </w:p>
+        </w:tc>
+        <w:tc>
+          <w:tcPr>
+            <w:tcW w:w="962" w:type="dxa"/>
+            <w:tcBorders/>
+            <w:vAlign w:val="center"/>
+          </w:tcPr>
+          <w:p>
+            <w:pPr>
+              <w:pStyle w:val="Style34"/>
+              <w:widowControl/>
+              <w:spacing w:before="120" w:after="0"/>
+              <w:rPr>
+                <w:rFonts w:ascii="Times New Roman" w:hAnsi="Times New Roman" w:eastAsia="Times New Roman" w:cs="Times New Roman"/>
+                <w:kern w:val="0"/>
+                <w:szCs w:val="20"/>
+                <w:lang w:val="ru-RU" w:eastAsia="ru-RU" w:bidi="ar-SA"/>
+              </w:rPr>
+            </w:pPr>
+            <w:r>
+              <w:rPr>
+                <w:rFonts w:eastAsia="Times New Roman" w:cs="Times New Roman"/>
+                <w:kern w:val="0"/>
+                <w:szCs w:val="20"/>
+                <w:lang w:val="ru-RU" w:eastAsia="ru-RU" w:bidi="ar-SA"/>
+              </w:rPr>
+            </w:r>
+          </w:p>
+        </w:tc>
+      </w:tr>
+      <w:tr>
+        <w:trPr>
+          <w:trHeight w:val="454" w:hRule="exact"/>
+        </w:trPr>
+        <w:tc>
+          <w:tcPr>
+            <w:tcW w:w="6091" w:type="dxa"/>
+            <w:vMerge w:val="continue"/>
+            <w:tcBorders/>
+            <w:vAlign w:val="center"/>
+          </w:tcPr>
+          <w:p>
+            <w:pPr>
+              <w:pStyle w:val="Style34"/>
+              <w:widowControl/>
+              <w:spacing w:before="120" w:after="0"/>
+              <w:rPr>
+                <w:rFonts w:ascii="Times New Roman" w:hAnsi="Times New Roman" w:eastAsia="Times New Roman" w:cs="Times New Roman"/>
+                <w:kern w:val="0"/>
+                <w:szCs w:val="20"/>
+                <w:lang w:val="ru-RU" w:eastAsia="ru-RU" w:bidi="ar-SA"/>
+              </w:rPr>
+            </w:pPr>
+            <w:r>
+              <w:rPr>
+                <w:rFonts w:eastAsia="Times New Roman" w:cs="Times New Roman"/>
+                <w:kern w:val="0"/>
+                <w:szCs w:val="20"/>
+                <w:lang w:val="ru-RU" w:eastAsia="ru-RU" w:bidi="ar-SA"/>
+              </w:rPr>
+            </w:r>
+          </w:p>
+        </w:tc>
+        <w:tc>
+          <w:tcPr>
+            <w:tcW w:w="2298" w:type="dxa"/>
+            <w:tcBorders/>
+            <w:vAlign w:val="center"/>
+          </w:tcPr>
+          <w:p>
+            <w:pPr>
+              <w:pStyle w:val="Style34"/>
+              <w:widowControl/>
+              <w:spacing w:before="120" w:after="0"/>
+              <w:rPr>
+                <w:rFonts w:ascii="Times New Roman" w:hAnsi="Times New Roman" w:eastAsia="Times New Roman" w:cs="Times New Roman"/>
+                <w:kern w:val="0"/>
+                <w:szCs w:val="20"/>
+                <w:lang w:val="ru-RU" w:eastAsia="ru-RU" w:bidi="ar-SA"/>
+              </w:rPr>
+            </w:pPr>
+            <w:r>
+              <w:rPr>
+                <w:rFonts w:eastAsia="Times New Roman" w:cs="Times New Roman"/>
+                <w:kern w:val="0"/>
+                <w:szCs w:val="20"/>
+                <w:lang w:val="ru-RU" w:eastAsia="ru-RU" w:bidi="ar-SA"/>
+              </w:rPr>
+              <w:t>ср. температура</w:t>
+            </w:r>
+          </w:p>
+        </w:tc>
+        <w:tc>
+          <w:tcPr>
+            <w:tcW w:w="962" w:type="dxa"/>
+            <w:tcBorders/>
+            <w:vAlign w:val="center"/>
+          </w:tcPr>
+          <w:p>
+            <w:pPr>
+              <w:pStyle w:val="Style34"/>
+              <w:widowControl/>
+              <w:spacing w:before="120" w:after="0"/>
+              <w:rPr>
+                <w:rFonts w:ascii="Times New Roman" w:hAnsi="Times New Roman" w:eastAsia="Times New Roman" w:cs="Times New Roman"/>
+                <w:kern w:val="0"/>
+                <w:szCs w:val="20"/>
+                <w:lang w:val="ru-RU" w:eastAsia="ru-RU" w:bidi="ar-SA"/>
+              </w:rPr>
+            </w:pPr>
+            <w:r>
+              <w:rPr>
+                <w:rFonts w:eastAsia="Times New Roman" w:cs="Times New Roman"/>
+                <w:kern w:val="0"/>
+                <w:szCs w:val="20"/>
+                <w:lang w:val="ru-RU" w:eastAsia="ru-RU" w:bidi="ar-SA"/>
+              </w:rPr>
+            </w:r>
+          </w:p>
+        </w:tc>
+      </w:tr>
+      <w:tr>
+        <w:trPr>
+          <w:trHeight w:val="454" w:hRule="exact"/>
+        </w:trPr>
+        <w:tc>
+          <w:tcPr>
+            <w:tcW w:w="6091" w:type="dxa"/>
+            <w:vMerge w:val="restart"/>
+            <w:tcBorders/>
+            <w:vAlign w:val="center"/>
+          </w:tcPr>
+          <w:p>
+            <w:pPr>
+              <w:pStyle w:val="Style34"/>
+              <w:widowControl/>
+              <w:spacing w:before="120" w:after="0"/>
+              <w:rPr>
+                <w:rFonts w:ascii="Times New Roman" w:hAnsi="Times New Roman" w:eastAsia="Times New Roman" w:cs="Times New Roman"/>
+                <w:kern w:val="0"/>
+                <w:szCs w:val="20"/>
+                <w:lang w:val="ru-RU" w:eastAsia="ru-RU" w:bidi="ar-SA"/>
+              </w:rPr>
+            </w:pPr>
+            <w:r>
+              <w:rPr>
+                <w:rFonts w:eastAsia="Times New Roman" w:cs="Times New Roman"/>
+                <w:kern w:val="0"/>
+                <w:szCs w:val="20"/>
+                <w:lang w:val="ru-RU" w:eastAsia="ru-RU" w:bidi="ar-SA"/>
+              </w:rPr>
+              <w:t>Продолжительность, сут, и средняя температура воздуха, ºС, периода со средней температурой воздуха ≤10 ºС</w:t>
+            </w:r>
+          </w:p>
+        </w:tc>
+        <w:tc>
+          <w:tcPr>
+            <w:tcW w:w="2298" w:type="dxa"/>
+            <w:tcBorders/>
+            <w:vAlign w:val="center"/>
+          </w:tcPr>
+          <w:p>
+            <w:pPr>
+              <w:pStyle w:val="Style34"/>
+              <w:widowControl/>
+              <w:spacing w:before="120" w:after="0"/>
+              <w:rPr>
+                <w:rFonts w:ascii="Times New Roman" w:hAnsi="Times New Roman" w:eastAsia="Times New Roman" w:cs="Times New Roman"/>
+                <w:kern w:val="0"/>
+                <w:szCs w:val="20"/>
+                <w:lang w:val="ru-RU" w:eastAsia="ru-RU" w:bidi="ar-SA"/>
+              </w:rPr>
+            </w:pPr>
+            <w:r>
+              <w:rPr>
+                <w:rFonts w:eastAsia="Times New Roman" w:cs="Times New Roman"/>
+                <w:kern w:val="0"/>
+                <w:szCs w:val="20"/>
+                <w:lang w:val="ru-RU" w:eastAsia="ru-RU" w:bidi="ar-SA"/>
+              </w:rPr>
+              <w:t>продолжительность</w:t>
+            </w:r>
+          </w:p>
+        </w:tc>
+        <w:tc>
+          <w:tcPr>
+            <w:tcW w:w="962" w:type="dxa"/>
+            <w:tcBorders/>
+            <w:vAlign w:val="center"/>
+          </w:tcPr>
+          <w:p>
+            <w:pPr>
+              <w:pStyle w:val="Style34"/>
+              <w:widowControl/>
+              <w:spacing w:before="120" w:after="0"/>
+              <w:rPr>
+                <w:rFonts w:ascii="Times New Roman" w:hAnsi="Times New Roman" w:eastAsia="Times New Roman" w:cs="Times New Roman"/>
+                <w:kern w:val="0"/>
+                <w:szCs w:val="20"/>
+                <w:lang w:val="ru-RU" w:eastAsia="ru-RU" w:bidi="ar-SA"/>
+              </w:rPr>
+            </w:pPr>
+            <w:r>
+              <w:rPr>
+                <w:rFonts w:eastAsia="Times New Roman" w:cs="Times New Roman"/>
+                <w:kern w:val="0"/>
+                <w:szCs w:val="20"/>
+                <w:lang w:val="ru-RU" w:eastAsia="ru-RU" w:bidi="ar-SA"/>
+              </w:rPr>
+            </w:r>
+          </w:p>
+        </w:tc>
+      </w:tr>
+      <w:tr>
+        <w:trPr>
+          <w:trHeight w:val="454" w:hRule="exact"/>
+        </w:trPr>
+        <w:tc>
+          <w:tcPr>
+            <w:tcW w:w="6091" w:type="dxa"/>
+            <w:vMerge w:val="continue"/>
+            <w:tcBorders/>
+            <w:vAlign w:val="center"/>
+          </w:tcPr>
+          <w:p>
+            <w:pPr>
+              <w:pStyle w:val="Style34"/>
+              <w:widowControl/>
+              <w:spacing w:before="120" w:after="0"/>
+              <w:rPr>
+                <w:rFonts w:ascii="Times New Roman" w:hAnsi="Times New Roman" w:eastAsia="Times New Roman" w:cs="Times New Roman"/>
+                <w:kern w:val="0"/>
+                <w:szCs w:val="20"/>
+                <w:lang w:val="ru-RU" w:eastAsia="ru-RU" w:bidi="ar-SA"/>
+              </w:rPr>
+            </w:pPr>
+            <w:r>
+              <w:rPr>
+                <w:rFonts w:eastAsia="Times New Roman" w:cs="Times New Roman"/>
+                <w:kern w:val="0"/>
+                <w:szCs w:val="20"/>
+                <w:lang w:val="ru-RU" w:eastAsia="ru-RU" w:bidi="ar-SA"/>
+              </w:rPr>
+            </w:r>
+          </w:p>
+        </w:tc>
+        <w:tc>
+          <w:tcPr>
+            <w:tcW w:w="2298" w:type="dxa"/>
+            <w:tcBorders/>
+            <w:vAlign w:val="center"/>
+          </w:tcPr>
+          <w:p>
+            <w:pPr>
+              <w:pStyle w:val="Style34"/>
+              <w:widowControl/>
+              <w:spacing w:before="120" w:after="0"/>
+              <w:rPr>
+                <w:rFonts w:ascii="Times New Roman" w:hAnsi="Times New Roman" w:eastAsia="Times New Roman" w:cs="Times New Roman"/>
+                <w:kern w:val="0"/>
+                <w:szCs w:val="20"/>
+                <w:lang w:val="ru-RU" w:eastAsia="ru-RU" w:bidi="ar-SA"/>
+              </w:rPr>
+            </w:pPr>
+            <w:r>
+              <w:rPr>
+                <w:rFonts w:eastAsia="Times New Roman" w:cs="Times New Roman"/>
+                <w:kern w:val="0"/>
+                <w:szCs w:val="20"/>
+                <w:lang w:val="ru-RU" w:eastAsia="ru-RU" w:bidi="ar-SA"/>
+              </w:rPr>
+              <w:t>ср. температура</w:t>
+            </w:r>
+          </w:p>
+        </w:tc>
+        <w:tc>
+          <w:tcPr>
+            <w:tcW w:w="962" w:type="dxa"/>
+            <w:tcBorders/>
+            <w:vAlign w:val="center"/>
+          </w:tcPr>
+          <w:p>
+            <w:pPr>
+              <w:pStyle w:val="Style34"/>
+              <w:widowControl/>
+              <w:spacing w:before="120" w:after="0"/>
+              <w:rPr>
+                <w:rFonts w:ascii="Times New Roman" w:hAnsi="Times New Roman" w:eastAsia="Times New Roman" w:cs="Times New Roman"/>
+                <w:kern w:val="0"/>
+                <w:szCs w:val="20"/>
+                <w:lang w:val="ru-RU" w:eastAsia="ru-RU" w:bidi="ar-SA"/>
+              </w:rPr>
+            </w:pPr>
+            <w:r>
+              <w:rPr>
+                <w:rFonts w:eastAsia="Times New Roman" w:cs="Times New Roman"/>
+                <w:kern w:val="0"/>
+                <w:szCs w:val="20"/>
+                <w:lang w:val="ru-RU" w:eastAsia="ru-RU" w:bidi="ar-SA"/>
+              </w:rPr>
+            </w:r>
+          </w:p>
+        </w:tc>
+      </w:tr>
+    </w:tbl>
+    <w:p>
+      <w:pPr>
+        <w:pStyle w:val="Style34"/>
+        <w:jc w:val="both"/>
+        <w:rPr/>
+      </w:pPr>
+      <w:r>
+        <w:rPr/>
+        <w:t xml:space="preserve">Таблица </w:t>
+      </w:r>
+      <w:r>
+        <w:rPr/>
+        <w:fldChar w:fldCharType="begin"/>
+      </w:r>
+      <w:r>
+        <w:rPr/>
+        <w:instrText xml:space="preserve"> SEQ Таблица \* ARABIC </w:instrText>
+      </w:r>
+      <w:r>
+        <w:rPr/>
+        <w:fldChar w:fldCharType="separate"/>
+      </w:r>
+      <w:r>
+        <w:rPr/>
+        <w:t>8</w:t>
+      </w:r>
+      <w:r>
+        <w:rPr/>
+        <w:fldChar w:fldCharType="end"/>
+      </w:r>
+      <w:r>
+        <w:rPr>
+          <w:rFonts w:eastAsia="Calibri"/>
+          <w:lang w:eastAsia="en-US"/>
+        </w:rPr>
+        <w:t xml:space="preserve"> Расчетные характеристики температуры воздуха теплого периода года (</w:t>
+      </w:r>
+      <w:r>
+        <w:rPr/>
+        <w:t>метеостанция &lt;Заполнить&gt;)</w:t>
+      </w:r>
+    </w:p>
+    <w:tbl>
+      <w:tblPr>
+        <w:tblStyle w:val="100"/>
+        <w:tblW w:w="9152" w:type="dxa"/>
+        <w:jc w:val="start"/>
+        <w:tblInd w:w="421" w:type="dxa"/>
+        <w:tblLayout w:type="fixed"/>
+        <w:tblCellMar>
+          <w:top w:w="0" w:type="dxa"/>
+          <w:start w:w="108" w:type="dxa"/>
+          <w:bottom w:w="0" w:type="dxa"/>
+          <w:end w:w="108" w:type="dxa"/>
+        </w:tblCellMar>
+        <w:tblLook w:noHBand="0" w:noVBand="1" w:firstColumn="1" w:lastRow="0" w:lastColumn="0" w:firstRow="1" w:val="04a0"/>
+      </w:tblPr>
+      <w:tblGrid>
+        <w:gridCol w:w="8474"/>
+        <w:gridCol w:w="678"/>
+      </w:tblGrid>
+      <w:tr>
+        <w:trPr>
+          <w:trHeight w:val="397" w:hRule="exact"/>
+        </w:trPr>
+        <w:tc>
+          <w:tcPr>
+            <w:tcW w:w="8474" w:type="dxa"/>
+            <w:tcBorders/>
+          </w:tcPr>
+          <w:p>
+            <w:pPr>
+              <w:pStyle w:val="Style34"/>
+              <w:widowControl/>
+              <w:spacing w:before="120" w:after="0"/>
+              <w:rPr>
+                <w:rFonts w:ascii="Times New Roman" w:hAnsi="Times New Roman" w:eastAsia="Times New Roman" w:cs="Times New Roman"/>
+                <w:kern w:val="0"/>
+                <w:szCs w:val="20"/>
+                <w:lang w:val="ru-RU" w:eastAsia="ru-RU" w:bidi="ar-SA"/>
+              </w:rPr>
+            </w:pPr>
+            <w:r>
+              <w:rPr>
+                <w:rFonts w:eastAsia="Times New Roman" w:cs="Times New Roman"/>
+                <w:kern w:val="0"/>
+                <w:szCs w:val="20"/>
+                <w:lang w:val="ru-RU" w:eastAsia="ru-RU" w:bidi="ar-SA"/>
+              </w:rPr>
+              <w:t>Температура воздуха, ºС, обеспеченностью 0,95</w:t>
+            </w:r>
+          </w:p>
+        </w:tc>
+        <w:tc>
+          <w:tcPr>
+            <w:tcW w:w="678" w:type="dxa"/>
+            <w:tcBorders/>
+          </w:tcPr>
+          <w:p>
+            <w:pPr>
+              <w:pStyle w:val="Style34"/>
+              <w:widowControl/>
+              <w:spacing w:before="120" w:after="0"/>
+              <w:rPr>
+                <w:rFonts w:ascii="Times New Roman" w:hAnsi="Times New Roman" w:eastAsia="Times New Roman" w:cs="Times New Roman"/>
+                <w:kern w:val="0"/>
+                <w:szCs w:val="20"/>
+                <w:lang w:val="ru-RU" w:eastAsia="ru-RU" w:bidi="ar-SA"/>
+              </w:rPr>
+            </w:pPr>
+            <w:r>
+              <w:rPr>
+                <w:rFonts w:eastAsia="Times New Roman" w:cs="Times New Roman"/>
+                <w:kern w:val="0"/>
+                <w:szCs w:val="20"/>
+                <w:lang w:val="ru-RU" w:eastAsia="ru-RU" w:bidi="ar-SA"/>
+              </w:rPr>
+            </w:r>
+          </w:p>
+        </w:tc>
+      </w:tr>
+      <w:tr>
+        <w:trPr>
+          <w:trHeight w:val="397" w:hRule="exact"/>
+        </w:trPr>
+        <w:tc>
+          <w:tcPr>
+            <w:tcW w:w="8474" w:type="dxa"/>
+            <w:tcBorders/>
+          </w:tcPr>
+          <w:p>
+            <w:pPr>
+              <w:pStyle w:val="Style34"/>
+              <w:widowControl/>
+              <w:spacing w:before="120" w:after="0"/>
+              <w:rPr>
+                <w:rFonts w:ascii="Times New Roman" w:hAnsi="Times New Roman" w:eastAsia="Times New Roman" w:cs="Times New Roman"/>
+                <w:kern w:val="0"/>
+                <w:szCs w:val="20"/>
+                <w:lang w:val="ru-RU" w:eastAsia="ru-RU" w:bidi="ar-SA"/>
+              </w:rPr>
+            </w:pPr>
+            <w:r>
+              <w:rPr>
+                <w:rFonts w:eastAsia="Times New Roman" w:cs="Times New Roman"/>
+                <w:kern w:val="0"/>
+                <w:szCs w:val="20"/>
+                <w:lang w:val="ru-RU" w:eastAsia="ru-RU" w:bidi="ar-SA"/>
+              </w:rPr>
+              <w:t>Температура воздуха, ºС, обеспеченностью 0,98</w:t>
+            </w:r>
+          </w:p>
+        </w:tc>
+        <w:tc>
+          <w:tcPr>
+            <w:tcW w:w="678" w:type="dxa"/>
+            <w:tcBorders/>
+          </w:tcPr>
+          <w:p>
+            <w:pPr>
+              <w:pStyle w:val="Style34"/>
+              <w:widowControl/>
+              <w:spacing w:before="120" w:after="0"/>
+              <w:rPr>
+                <w:rFonts w:ascii="Times New Roman" w:hAnsi="Times New Roman" w:eastAsia="Times New Roman" w:cs="Times New Roman"/>
+                <w:kern w:val="0"/>
+                <w:szCs w:val="20"/>
+                <w:lang w:val="ru-RU" w:eastAsia="ru-RU" w:bidi="ar-SA"/>
+              </w:rPr>
+            </w:pPr>
+            <w:r>
+              <w:rPr>
+                <w:rFonts w:eastAsia="Times New Roman" w:cs="Times New Roman"/>
+                <w:kern w:val="0"/>
+                <w:szCs w:val="20"/>
+                <w:lang w:val="ru-RU" w:eastAsia="ru-RU" w:bidi="ar-SA"/>
+              </w:rPr>
+            </w:r>
+          </w:p>
+        </w:tc>
+      </w:tr>
+      <w:tr>
+        <w:trPr>
+          <w:trHeight w:val="397" w:hRule="exact"/>
+        </w:trPr>
+        <w:tc>
+          <w:tcPr>
+            <w:tcW w:w="8474" w:type="dxa"/>
+            <w:tcBorders/>
+          </w:tcPr>
+          <w:p>
+            <w:pPr>
+              <w:pStyle w:val="Style34"/>
+              <w:widowControl/>
+              <w:spacing w:before="120" w:after="0"/>
+              <w:rPr>
+                <w:rFonts w:ascii="Times New Roman" w:hAnsi="Times New Roman" w:eastAsia="Times New Roman" w:cs="Times New Roman"/>
+                <w:kern w:val="0"/>
+                <w:szCs w:val="20"/>
+                <w:lang w:val="ru-RU" w:eastAsia="ru-RU" w:bidi="ar-SA"/>
+              </w:rPr>
+            </w:pPr>
+            <w:r>
+              <w:rPr>
+                <w:rFonts w:eastAsia="Times New Roman" w:cs="Times New Roman"/>
+                <w:kern w:val="0"/>
+                <w:szCs w:val="20"/>
+                <w:lang w:val="ru-RU" w:eastAsia="ru-RU" w:bidi="ar-SA"/>
+              </w:rPr>
+              <w:t>Средняя максимальная температура воздуха наиболее теплого месяца, ºС</w:t>
+            </w:r>
+          </w:p>
+        </w:tc>
+        <w:tc>
+          <w:tcPr>
+            <w:tcW w:w="678" w:type="dxa"/>
+            <w:tcBorders/>
+          </w:tcPr>
+          <w:p>
+            <w:pPr>
+              <w:pStyle w:val="Style34"/>
+              <w:widowControl/>
+              <w:spacing w:before="120" w:after="0"/>
+              <w:rPr>
+                <w:rFonts w:ascii="Times New Roman" w:hAnsi="Times New Roman" w:eastAsia="Times New Roman" w:cs="Times New Roman"/>
+                <w:kern w:val="0"/>
+                <w:szCs w:val="20"/>
+                <w:lang w:val="ru-RU" w:eastAsia="ru-RU" w:bidi="ar-SA"/>
+              </w:rPr>
+            </w:pPr>
+            <w:r>
+              <w:rPr>
+                <w:rFonts w:eastAsia="Times New Roman" w:cs="Times New Roman"/>
+                <w:kern w:val="0"/>
+                <w:szCs w:val="20"/>
+                <w:lang w:val="ru-RU" w:eastAsia="ru-RU" w:bidi="ar-SA"/>
+              </w:rPr>
+            </w:r>
+          </w:p>
+        </w:tc>
+      </w:tr>
+      <w:tr>
+        <w:trPr>
+          <w:trHeight w:val="397" w:hRule="exact"/>
+        </w:trPr>
+        <w:tc>
+          <w:tcPr>
+            <w:tcW w:w="8474" w:type="dxa"/>
+            <w:tcBorders/>
+          </w:tcPr>
+          <w:p>
+            <w:pPr>
+              <w:pStyle w:val="Style34"/>
+              <w:widowControl/>
+              <w:spacing w:before="120" w:after="0"/>
+              <w:rPr>
+                <w:rFonts w:ascii="Times New Roman" w:hAnsi="Times New Roman" w:eastAsia="Times New Roman" w:cs="Times New Roman"/>
+                <w:kern w:val="0"/>
+                <w:szCs w:val="20"/>
+                <w:lang w:val="ru-RU" w:eastAsia="ru-RU" w:bidi="ar-SA"/>
+              </w:rPr>
+            </w:pPr>
+            <w:r>
+              <w:rPr>
+                <w:rFonts w:eastAsia="Times New Roman" w:cs="Times New Roman"/>
+                <w:kern w:val="0"/>
+                <w:szCs w:val="20"/>
+                <w:lang w:val="ru-RU" w:eastAsia="ru-RU" w:bidi="ar-SA"/>
+              </w:rPr>
+              <w:t>Абсолютная максимальная температура воздуха, ºС</w:t>
+            </w:r>
+          </w:p>
+        </w:tc>
+        <w:tc>
+          <w:tcPr>
+            <w:tcW w:w="678" w:type="dxa"/>
+            <w:tcBorders/>
+          </w:tcPr>
+          <w:p>
+            <w:pPr>
+              <w:pStyle w:val="Style34"/>
+              <w:widowControl/>
+              <w:spacing w:before="120" w:after="0"/>
+              <w:rPr>
+                <w:rFonts w:ascii="Times New Roman" w:hAnsi="Times New Roman" w:eastAsia="Times New Roman" w:cs="Times New Roman"/>
+                <w:kern w:val="0"/>
+                <w:szCs w:val="20"/>
+                <w:lang w:val="ru-RU" w:eastAsia="ru-RU" w:bidi="ar-SA"/>
+              </w:rPr>
+            </w:pPr>
+            <w:r>
+              <w:rPr>
+                <w:rFonts w:eastAsia="Times New Roman" w:cs="Times New Roman"/>
+                <w:kern w:val="0"/>
+                <w:szCs w:val="20"/>
+                <w:lang w:val="ru-RU" w:eastAsia="ru-RU" w:bidi="ar-SA"/>
+              </w:rPr>
+            </w:r>
+          </w:p>
+        </w:tc>
+      </w:tr>
+      <w:tr>
+        <w:trPr>
+          <w:trHeight w:val="397" w:hRule="exact"/>
+        </w:trPr>
+        <w:tc>
+          <w:tcPr>
+            <w:tcW w:w="8474" w:type="dxa"/>
+            <w:tcBorders/>
+          </w:tcPr>
+          <w:p>
+            <w:pPr>
+              <w:pStyle w:val="Style34"/>
+              <w:widowControl/>
+              <w:spacing w:before="120" w:after="0"/>
+              <w:rPr>
+                <w:rFonts w:ascii="Times New Roman" w:hAnsi="Times New Roman" w:eastAsia="Times New Roman" w:cs="Times New Roman"/>
+                <w:kern w:val="0"/>
+                <w:szCs w:val="20"/>
+                <w:lang w:val="ru-RU" w:eastAsia="ru-RU" w:bidi="ar-SA"/>
+              </w:rPr>
+            </w:pPr>
+            <w:r>
+              <w:rPr>
+                <w:rFonts w:eastAsia="Times New Roman" w:cs="Times New Roman"/>
+                <w:kern w:val="0"/>
+                <w:szCs w:val="20"/>
+                <w:lang w:val="ru-RU" w:eastAsia="ru-RU" w:bidi="ar-SA"/>
+              </w:rPr>
+              <w:t>Средняя суточная амплитуда температуры воздуха наиболее теплого месяца, ºС</w:t>
+            </w:r>
+          </w:p>
+        </w:tc>
+        <w:tc>
+          <w:tcPr>
+            <w:tcW w:w="678" w:type="dxa"/>
+            <w:tcBorders/>
+          </w:tcPr>
+          <w:p>
+            <w:pPr>
+              <w:pStyle w:val="Style34"/>
+              <w:widowControl/>
+              <w:spacing w:before="120" w:after="0"/>
+              <w:rPr>
+                <w:rFonts w:ascii="Times New Roman" w:hAnsi="Times New Roman" w:eastAsia="Times New Roman" w:cs="Times New Roman"/>
+                <w:kern w:val="0"/>
+                <w:szCs w:val="20"/>
+                <w:lang w:val="ru-RU" w:eastAsia="ru-RU" w:bidi="ar-SA"/>
+              </w:rPr>
+            </w:pPr>
+            <w:r>
+              <w:rPr>
+                <w:rFonts w:eastAsia="Times New Roman" w:cs="Times New Roman"/>
+                <w:kern w:val="0"/>
+                <w:szCs w:val="20"/>
+                <w:lang w:val="ru-RU" w:eastAsia="ru-RU" w:bidi="ar-SA"/>
+              </w:rPr>
+            </w:r>
+          </w:p>
+        </w:tc>
+      </w:tr>
+    </w:tbl>
+    <w:p>
+      <w:pPr>
+        <w:pStyle w:val="Style34"/>
+        <w:jc w:val="both"/>
+        <w:rPr/>
+      </w:pPr>
+      <w:r>
+        <w:rPr/>
+        <w:t xml:space="preserve">Таблица </w:t>
+      </w:r>
+      <w:r>
+        <w:rPr/>
+        <w:fldChar w:fldCharType="begin"/>
+      </w:r>
+      <w:r>
+        <w:rPr/>
+        <w:instrText xml:space="preserve"> SEQ Таблица \* ARABIC </w:instrText>
+      </w:r>
+      <w:r>
+        <w:rPr/>
+        <w:fldChar w:fldCharType="separate"/>
+      </w:r>
+      <w:r>
+        <w:rPr/>
+        <w:t>9</w:t>
+      </w:r>
+      <w:r>
+        <w:rPr/>
+        <w:fldChar w:fldCharType="end"/>
+      </w:r>
+      <w:r>
+        <w:rPr/>
+        <w:t>*</w:t>
+      </w:r>
+      <w:r>
+        <w:rPr>
+          <w:b/>
+        </w:rPr>
+        <w:t xml:space="preserve"> </w:t>
+      </w:r>
+      <w:r>
+        <w:rPr/>
+        <w:t>Среднемесячная и годовая температура почвы по вытяжным термометрам по метеостанции &lt;Заполнить&gt;</w:t>
+      </w:r>
+    </w:p>
+    <w:tbl>
+      <w:tblPr>
+        <w:tblW w:w="5000" w:type="pct"/>
+        <w:jc w:val="center"/>
+        <w:tblInd w:w="0" w:type="dxa"/>
+        <w:tblLayout w:type="fixed"/>
+        <w:tblCellMar>
+          <w:top w:w="0" w:type="dxa"/>
+          <w:start w:w="57" w:type="dxa"/>
+          <w:bottom w:w="0" w:type="dxa"/>
+          <w:end w:w="57" w:type="dxa"/>
+        </w:tblCellMar>
+        <w:tblLook w:noHBand="0" w:noVBand="1" w:firstColumn="1" w:lastRow="0" w:lastColumn="0" w:firstRow="1" w:val="04a0"/>
+      </w:tblPr>
+      <w:tblGrid>
+        <w:gridCol w:w="1217"/>
+        <w:gridCol w:w="605"/>
+        <w:gridCol w:w="643"/>
+        <w:gridCol w:w="639"/>
+        <w:gridCol w:w="639"/>
+        <w:gridCol w:w="638"/>
+        <w:gridCol w:w="638"/>
+        <w:gridCol w:w="639"/>
+        <w:gridCol w:w="639"/>
+        <w:gridCol w:w="638"/>
+        <w:gridCol w:w="642"/>
+        <w:gridCol w:w="639"/>
+        <w:gridCol w:w="640"/>
+        <w:gridCol w:w="783"/>
+      </w:tblGrid>
+      <w:tr>
+        <w:trPr>
+          <w:tblHeader w:val="true"/>
+          <w:trHeight w:val="23" w:hRule="atLeast"/>
+          <w:cantSplit/>
+        </w:trPr>
+        <w:tc>
+          <w:tcPr>
+            <w:tcW w:w="1217" w:type="dxa"/>
+            <w:vMerge w:val="restart"/>
+            <w:tcBorders>
+              <w:top w:val="single" w:sz="4" w:space="0" w:color="000000"/>
+              <w:start w:val="single" w:sz="4" w:space="0" w:color="000000"/>
+              <w:bottom w:val="single" w:sz="4" w:space="0" w:color="000000"/>
+              <w:end w:val="single" w:sz="4" w:space="0" w:color="000000"/>
+            </w:tcBorders>
+            <w:vAlign w:val="center"/>
+          </w:tcPr>
+          <w:p>
+            <w:pPr>
+              <w:pStyle w:val="Normal"/>
+              <w:rPr/>
+            </w:pPr>
+            <w:r>
+              <w:rPr/>
+              <w:t>Глубина, м</w:t>
+            </w:r>
+          </w:p>
+        </w:tc>
+        <w:tc>
+          <w:tcPr>
+            <w:tcW w:w="8422" w:type="dxa"/>
+            <w:gridSpan w:val="13"/>
+            <w:tcBorders>
+              <w:top w:val="single" w:sz="4" w:space="0" w:color="000000"/>
+              <w:start w:val="single" w:sz="4" w:space="0" w:color="000000"/>
+              <w:bottom w:val="single" w:sz="4" w:space="0" w:color="000000"/>
+              <w:end w:val="single" w:sz="4" w:space="0" w:color="000000"/>
+            </w:tcBorders>
+            <w:vAlign w:val="center"/>
+          </w:tcPr>
+          <w:p>
+            <w:pPr>
+              <w:pStyle w:val="Normal"/>
+              <w:jc w:val="center"/>
+              <w:rPr/>
+            </w:pPr>
+            <w:r>
+              <w:rPr/>
+              <w:t>Период</w:t>
+            </w:r>
+          </w:p>
+        </w:tc>
+      </w:tr>
+      <w:tr>
+        <w:trPr>
+          <w:tblHeader w:val="true"/>
+          <w:trHeight w:val="23" w:hRule="atLeast"/>
+          <w:cantSplit/>
+        </w:trPr>
+        <w:tc>
+          <w:tcPr>
+            <w:tcW w:w="1217" w:type="dxa"/>
+            <w:vMerge w:val="continue"/>
+            <w:tcBorders>
+              <w:top w:val="single" w:sz="4" w:space="0" w:color="000000"/>
+              <w:start w:val="single" w:sz="4" w:space="0" w:color="000000"/>
+              <w:bottom w:val="single" w:sz="4" w:space="0" w:color="000000"/>
+              <w:end w:val="single" w:sz="4" w:space="0" w:color="000000"/>
+            </w:tcBorders>
+            <w:vAlign w:val="center"/>
+          </w:tcPr>
+          <w:p>
+            <w:pPr>
+              <w:pStyle w:val="Normal"/>
+              <w:rPr/>
+            </w:pPr>
+            <w:r>
+              <w:rPr/>
+            </w:r>
+          </w:p>
+        </w:tc>
+        <w:tc>
+          <w:tcPr>
+            <w:tcW w:w="605" w:type="dxa"/>
+            <w:tcBorders>
+              <w:top w:val="single" w:sz="4" w:space="0" w:color="000000"/>
+              <w:start w:val="single" w:sz="4" w:space="0" w:color="000000"/>
+              <w:bottom w:val="single" w:sz="4" w:space="0" w:color="000000"/>
+              <w:end w:val="single" w:sz="4" w:space="0" w:color="000000"/>
+            </w:tcBorders>
+            <w:vAlign w:val="center"/>
+          </w:tcPr>
+          <w:p>
+            <w:pPr>
+              <w:pStyle w:val="Normal"/>
+              <w:jc w:val="center"/>
+              <w:rPr/>
+            </w:pPr>
+            <w:r>
+              <w:rPr/>
+              <w:t>I</w:t>
+            </w:r>
+          </w:p>
+        </w:tc>
+        <w:tc>
+          <w:tcPr>
+            <w:tcW w:w="643" w:type="dxa"/>
+            <w:tcBorders>
+              <w:top w:val="single" w:sz="4" w:space="0" w:color="000000"/>
+              <w:start w:val="single" w:sz="4" w:space="0" w:color="000000"/>
+              <w:bottom w:val="single" w:sz="4" w:space="0" w:color="000000"/>
+              <w:end w:val="single" w:sz="4" w:space="0" w:color="000000"/>
+            </w:tcBorders>
+            <w:vAlign w:val="center"/>
+          </w:tcPr>
+          <w:p>
+            <w:pPr>
+              <w:pStyle w:val="Normal"/>
+              <w:jc w:val="center"/>
+              <w:rPr/>
+            </w:pPr>
+            <w:r>
+              <w:rPr/>
+              <w:t>II</w:t>
+            </w:r>
+          </w:p>
+        </w:tc>
+        <w:tc>
+          <w:tcPr>
+            <w:tcW w:w="639" w:type="dxa"/>
+            <w:tcBorders>
+              <w:top w:val="single" w:sz="4" w:space="0" w:color="000000"/>
+              <w:start w:val="single" w:sz="4" w:space="0" w:color="000000"/>
+              <w:bottom w:val="single" w:sz="4" w:space="0" w:color="000000"/>
+              <w:end w:val="single" w:sz="4" w:space="0" w:color="000000"/>
+            </w:tcBorders>
+            <w:vAlign w:val="center"/>
+          </w:tcPr>
+          <w:p>
+            <w:pPr>
+              <w:pStyle w:val="Normal"/>
+              <w:jc w:val="center"/>
+              <w:rPr/>
+            </w:pPr>
+            <w:r>
+              <w:rPr/>
+              <w:t>III</w:t>
+            </w:r>
+          </w:p>
+        </w:tc>
+        <w:tc>
+          <w:tcPr>
+            <w:tcW w:w="639" w:type="dxa"/>
+            <w:tcBorders>
+              <w:top w:val="single" w:sz="4" w:space="0" w:color="000000"/>
+              <w:start w:val="single" w:sz="4" w:space="0" w:color="000000"/>
+              <w:bottom w:val="single" w:sz="4" w:space="0" w:color="000000"/>
+              <w:end w:val="single" w:sz="4" w:space="0" w:color="000000"/>
+            </w:tcBorders>
+            <w:vAlign w:val="center"/>
+          </w:tcPr>
+          <w:p>
+            <w:pPr>
+              <w:pStyle w:val="Normal"/>
+              <w:jc w:val="center"/>
+              <w:rPr/>
+            </w:pPr>
+            <w:r>
+              <w:rPr/>
+              <w:t>IV</w:t>
+            </w:r>
+          </w:p>
+        </w:tc>
+        <w:tc>
+          <w:tcPr>
+            <w:tcW w:w="638" w:type="dxa"/>
+            <w:tcBorders>
+              <w:top w:val="single" w:sz="4" w:space="0" w:color="000000"/>
+              <w:start w:val="single" w:sz="4" w:space="0" w:color="000000"/>
+              <w:bottom w:val="single" w:sz="4" w:space="0" w:color="000000"/>
+              <w:end w:val="single" w:sz="4" w:space="0" w:color="000000"/>
+            </w:tcBorders>
+            <w:vAlign w:val="center"/>
+          </w:tcPr>
+          <w:p>
+            <w:pPr>
+              <w:pStyle w:val="Normal"/>
+              <w:jc w:val="center"/>
+              <w:rPr/>
+            </w:pPr>
+            <w:r>
+              <w:rPr/>
+              <w:t>V</w:t>
+            </w:r>
+          </w:p>
+        </w:tc>
+        <w:tc>
+          <w:tcPr>
+            <w:tcW w:w="638" w:type="dxa"/>
+            <w:tcBorders>
+              <w:top w:val="single" w:sz="4" w:space="0" w:color="000000"/>
+              <w:start w:val="single" w:sz="4" w:space="0" w:color="000000"/>
+              <w:bottom w:val="single" w:sz="4" w:space="0" w:color="000000"/>
+              <w:end w:val="single" w:sz="4" w:space="0" w:color="000000"/>
+            </w:tcBorders>
+            <w:vAlign w:val="center"/>
+          </w:tcPr>
+          <w:p>
+            <w:pPr>
+              <w:pStyle w:val="Normal"/>
+              <w:jc w:val="center"/>
+              <w:rPr/>
+            </w:pPr>
+            <w:r>
+              <w:rPr/>
+              <w:t>VI</w:t>
+            </w:r>
+          </w:p>
+        </w:tc>
+        <w:tc>
+          <w:tcPr>
+            <w:tcW w:w="639" w:type="dxa"/>
+            <w:tcBorders>
+              <w:top w:val="single" w:sz="4" w:space="0" w:color="000000"/>
+              <w:start w:val="single" w:sz="4" w:space="0" w:color="000000"/>
+              <w:bottom w:val="single" w:sz="4" w:space="0" w:color="000000"/>
+              <w:end w:val="single" w:sz="4" w:space="0" w:color="000000"/>
+            </w:tcBorders>
+            <w:vAlign w:val="center"/>
+          </w:tcPr>
+          <w:p>
+            <w:pPr>
+              <w:pStyle w:val="Normal"/>
+              <w:jc w:val="center"/>
+              <w:rPr/>
+            </w:pPr>
+            <w:r>
+              <w:rPr/>
+              <w:t>VII</w:t>
+            </w:r>
+          </w:p>
+        </w:tc>
+        <w:tc>
+          <w:tcPr>
+            <w:tcW w:w="639" w:type="dxa"/>
+            <w:tcBorders>
+              <w:top w:val="single" w:sz="4" w:space="0" w:color="000000"/>
+              <w:start w:val="single" w:sz="4" w:space="0" w:color="000000"/>
+              <w:bottom w:val="single" w:sz="4" w:space="0" w:color="000000"/>
+              <w:end w:val="single" w:sz="4" w:space="0" w:color="000000"/>
+            </w:tcBorders>
+            <w:vAlign w:val="center"/>
+          </w:tcPr>
+          <w:p>
+            <w:pPr>
+              <w:pStyle w:val="Normal"/>
+              <w:jc w:val="center"/>
+              <w:rPr/>
+            </w:pPr>
+            <w:r>
+              <w:rPr/>
+              <w:t>VIII</w:t>
+            </w:r>
+          </w:p>
+        </w:tc>
+        <w:tc>
+          <w:tcPr>
+            <w:tcW w:w="638" w:type="dxa"/>
+            <w:tcBorders>
+              <w:top w:val="single" w:sz="4" w:space="0" w:color="000000"/>
+              <w:start w:val="single" w:sz="4" w:space="0" w:color="000000"/>
+              <w:bottom w:val="single" w:sz="4" w:space="0" w:color="000000"/>
+              <w:end w:val="single" w:sz="4" w:space="0" w:color="000000"/>
+            </w:tcBorders>
+            <w:vAlign w:val="center"/>
+          </w:tcPr>
+          <w:p>
+            <w:pPr>
+              <w:pStyle w:val="Normal"/>
+              <w:jc w:val="center"/>
+              <w:rPr/>
+            </w:pPr>
+            <w:r>
+              <w:rPr/>
+              <w:t>IX</w:t>
+            </w:r>
+          </w:p>
+        </w:tc>
+        <w:tc>
+          <w:tcPr>
+            <w:tcW w:w="642" w:type="dxa"/>
+            <w:tcBorders>
+              <w:top w:val="single" w:sz="4" w:space="0" w:color="000000"/>
+              <w:start w:val="single" w:sz="4" w:space="0" w:color="000000"/>
+              <w:bottom w:val="single" w:sz="4" w:space="0" w:color="000000"/>
+              <w:end w:val="single" w:sz="4" w:space="0" w:color="000000"/>
+            </w:tcBorders>
+            <w:vAlign w:val="center"/>
+          </w:tcPr>
+          <w:p>
+            <w:pPr>
+              <w:pStyle w:val="Normal"/>
+              <w:jc w:val="center"/>
+              <w:rPr/>
+            </w:pPr>
+            <w:r>
+              <w:rPr/>
+              <w:t>X</w:t>
+            </w:r>
+          </w:p>
+        </w:tc>
+        <w:tc>
+          <w:tcPr>
+            <w:tcW w:w="639" w:type="dxa"/>
+            <w:tcBorders>
+              <w:top w:val="single" w:sz="4" w:space="0" w:color="000000"/>
+              <w:start w:val="single" w:sz="4" w:space="0" w:color="000000"/>
+              <w:bottom w:val="single" w:sz="4" w:space="0" w:color="000000"/>
+              <w:end w:val="single" w:sz="4" w:space="0" w:color="000000"/>
+            </w:tcBorders>
+            <w:vAlign w:val="center"/>
+          </w:tcPr>
+          <w:p>
+            <w:pPr>
+              <w:pStyle w:val="Normal"/>
+              <w:jc w:val="center"/>
+              <w:rPr/>
+            </w:pPr>
+            <w:r>
+              <w:rPr/>
+              <w:t>XI</w:t>
+            </w:r>
+          </w:p>
+        </w:tc>
+        <w:tc>
+          <w:tcPr>
+            <w:tcW w:w="640" w:type="dxa"/>
+            <w:tcBorders>
+              <w:top w:val="single" w:sz="4" w:space="0" w:color="000000"/>
+              <w:start w:val="single" w:sz="4" w:space="0" w:color="000000"/>
+              <w:bottom w:val="single" w:sz="4" w:space="0" w:color="000000"/>
+              <w:end w:val="single" w:sz="4" w:space="0" w:color="000000"/>
+            </w:tcBorders>
+            <w:vAlign w:val="center"/>
+          </w:tcPr>
+          <w:p>
+            <w:pPr>
+              <w:pStyle w:val="Normal"/>
+              <w:jc w:val="center"/>
+              <w:rPr/>
+            </w:pPr>
+            <w:r>
+              <w:rPr/>
+              <w:t>XII</w:t>
+            </w:r>
+          </w:p>
+        </w:tc>
+        <w:tc>
+          <w:tcPr>
+            <w:tcW w:w="783" w:type="dxa"/>
+            <w:tcBorders>
+              <w:top w:val="single" w:sz="4" w:space="0" w:color="000000"/>
+              <w:start w:val="single" w:sz="4" w:space="0" w:color="000000"/>
+              <w:bottom w:val="single" w:sz="4" w:space="0" w:color="000000"/>
+              <w:end w:val="single" w:sz="4" w:space="0" w:color="000000"/>
+            </w:tcBorders>
+            <w:vAlign w:val="center"/>
+          </w:tcPr>
+          <w:p>
+            <w:pPr>
+              <w:pStyle w:val="Normal"/>
+              <w:jc w:val="center"/>
+              <w:rPr/>
+            </w:pPr>
+            <w:r>
+              <w:rPr/>
+              <w:t>год</w:t>
+            </w:r>
+          </w:p>
+        </w:tc>
+      </w:tr>
+      <w:tr>
+        <w:trPr>
+          <w:trHeight w:val="23" w:hRule="atLeast"/>
+          <w:cantSplit/>
+        </w:trPr>
+        <w:tc>
+          <w:tcPr>
+            <w:tcW w:w="1217" w:type="dxa"/>
+            <w:tcBorders>
+              <w:top w:val="single" w:sz="4" w:space="0" w:color="000000"/>
+              <w:start w:val="single" w:sz="4" w:space="0" w:color="000000"/>
+              <w:bottom w:val="single" w:sz="4" w:space="0" w:color="000000"/>
+              <w:end w:val="single" w:sz="4" w:space="0" w:color="000000"/>
+            </w:tcBorders>
+          </w:tcPr>
+          <w:p>
+            <w:pPr>
+              <w:pStyle w:val="Normal"/>
+              <w:rPr/>
+            </w:pPr>
+            <w:r>
+              <w:rPr/>
+              <w:t>0,2</w:t>
+            </w:r>
+          </w:p>
+        </w:tc>
+        <w:tc>
+          <w:tcPr>
+            <w:tcW w:w="605" w:type="dxa"/>
+            <w:tcBorders>
+              <w:top w:val="single" w:sz="4" w:space="0" w:color="000000"/>
+              <w:start w:val="single" w:sz="4" w:space="0" w:color="000000"/>
+              <w:bottom w:val="single" w:sz="4" w:space="0" w:color="000000"/>
+              <w:end w:val="single" w:sz="4" w:space="0" w:color="000000"/>
+            </w:tcBorders>
+          </w:tcPr>
+          <w:p>
+            <w:pPr>
+              <w:pStyle w:val="Normal"/>
+              <w:jc w:val="center"/>
+              <w:rPr/>
+            </w:pPr>
+            <w:r>
+              <w:rPr/>
+            </w:r>
+          </w:p>
+        </w:tc>
+        <w:tc>
+          <w:tcPr>
+            <w:tcW w:w="643" w:type="dxa"/>
+            <w:tcBorders>
+              <w:top w:val="single" w:sz="4" w:space="0" w:color="000000"/>
+              <w:start w:val="single" w:sz="4" w:space="0" w:color="000000"/>
+              <w:bottom w:val="single" w:sz="4" w:space="0" w:color="000000"/>
+              <w:end w:val="single" w:sz="4" w:space="0" w:color="000000"/>
+            </w:tcBorders>
+          </w:tcPr>
+          <w:p>
+            <w:pPr>
+              <w:pStyle w:val="Normal"/>
+              <w:jc w:val="center"/>
+              <w:rPr/>
+            </w:pPr>
+            <w:r>
+              <w:rPr/>
+            </w:r>
+          </w:p>
+        </w:tc>
+        <w:tc>
+          <w:tcPr>
+            <w:tcW w:w="639" w:type="dxa"/>
+            <w:tcBorders>
+              <w:top w:val="single" w:sz="4" w:space="0" w:color="000000"/>
+              <w:start w:val="single" w:sz="4" w:space="0" w:color="000000"/>
+              <w:bottom w:val="single" w:sz="4" w:space="0" w:color="000000"/>
+              <w:end w:val="single" w:sz="4" w:space="0" w:color="000000"/>
+            </w:tcBorders>
+          </w:tcPr>
+          <w:p>
+            <w:pPr>
+              <w:pStyle w:val="Normal"/>
+              <w:jc w:val="center"/>
+              <w:rPr/>
+            </w:pPr>
+            <w:r>
+              <w:rPr/>
+            </w:r>
+          </w:p>
+        </w:tc>
+        <w:tc>
+          <w:tcPr>
+            <w:tcW w:w="639" w:type="dxa"/>
+            <w:tcBorders>
+              <w:top w:val="single" w:sz="4" w:space="0" w:color="000000"/>
+              <w:start w:val="single" w:sz="4" w:space="0" w:color="000000"/>
+              <w:bottom w:val="single" w:sz="4" w:space="0" w:color="000000"/>
+              <w:end w:val="single" w:sz="4" w:space="0" w:color="000000"/>
+            </w:tcBorders>
+          </w:tcPr>
+          <w:p>
+            <w:pPr>
+              <w:pStyle w:val="Normal"/>
+              <w:jc w:val="center"/>
+              <w:rPr/>
+            </w:pPr>
+            <w:r>
+              <w:rPr/>
+            </w:r>
+          </w:p>
+        </w:tc>
+        <w:tc>
+          <w:tcPr>
+            <w:tcW w:w="638" w:type="dxa"/>
+            <w:tcBorders>
+              <w:top w:val="single" w:sz="4" w:space="0" w:color="000000"/>
+              <w:start w:val="single" w:sz="4" w:space="0" w:color="000000"/>
+              <w:bottom w:val="single" w:sz="4" w:space="0" w:color="000000"/>
+              <w:end w:val="single" w:sz="4" w:space="0" w:color="000000"/>
+            </w:tcBorders>
+          </w:tcPr>
+          <w:p>
+            <w:pPr>
+              <w:pStyle w:val="Normal"/>
+              <w:jc w:val="center"/>
+              <w:rPr/>
+            </w:pPr>
+            <w:r>
+              <w:rPr/>
+            </w:r>
+          </w:p>
+        </w:tc>
+        <w:tc>
+          <w:tcPr>
+            <w:tcW w:w="638" w:type="dxa"/>
+            <w:tcBorders>
+              <w:top w:val="single" w:sz="4" w:space="0" w:color="000000"/>
+              <w:start w:val="single" w:sz="4" w:space="0" w:color="000000"/>
+              <w:bottom w:val="single" w:sz="4" w:space="0" w:color="000000"/>
+              <w:end w:val="single" w:sz="4" w:space="0" w:color="000000"/>
+            </w:tcBorders>
+          </w:tcPr>
+          <w:p>
+            <w:pPr>
+              <w:pStyle w:val="Normal"/>
+              <w:jc w:val="center"/>
+              <w:rPr/>
+            </w:pPr>
+            <w:r>
+              <w:rPr/>
+            </w:r>
+          </w:p>
+        </w:tc>
+        <w:tc>
+          <w:tcPr>
+            <w:tcW w:w="639" w:type="dxa"/>
+            <w:tcBorders>
+              <w:top w:val="single" w:sz="4" w:space="0" w:color="000000"/>
+              <w:start w:val="single" w:sz="4" w:space="0" w:color="000000"/>
+              <w:bottom w:val="single" w:sz="4" w:space="0" w:color="000000"/>
+              <w:end w:val="single" w:sz="4" w:space="0" w:color="000000"/>
+            </w:tcBorders>
+          </w:tcPr>
+          <w:p>
+            <w:pPr>
+              <w:pStyle w:val="Normal"/>
+              <w:jc w:val="center"/>
+              <w:rPr/>
+            </w:pPr>
+            <w:r>
+              <w:rPr/>
+            </w:r>
+          </w:p>
+        </w:tc>
+        <w:tc>
+          <w:tcPr>
+            <w:tcW w:w="639" w:type="dxa"/>
+            <w:tcBorders>
+              <w:top w:val="single" w:sz="4" w:space="0" w:color="000000"/>
+              <w:start w:val="single" w:sz="4" w:space="0" w:color="000000"/>
+              <w:bottom w:val="single" w:sz="4" w:space="0" w:color="000000"/>
+              <w:end w:val="single" w:sz="4" w:space="0" w:color="000000"/>
+            </w:tcBorders>
+          </w:tcPr>
+          <w:p>
+            <w:pPr>
+              <w:pStyle w:val="Normal"/>
+              <w:jc w:val="center"/>
+              <w:rPr/>
+            </w:pPr>
+            <w:r>
+              <w:rPr/>
+            </w:r>
+          </w:p>
+        </w:tc>
+        <w:tc>
+          <w:tcPr>
+            <w:tcW w:w="638" w:type="dxa"/>
+            <w:tcBorders>
+              <w:top w:val="single" w:sz="4" w:space="0" w:color="000000"/>
+              <w:start w:val="single" w:sz="4" w:space="0" w:color="000000"/>
+              <w:bottom w:val="single" w:sz="4" w:space="0" w:color="000000"/>
+              <w:end w:val="single" w:sz="4" w:space="0" w:color="000000"/>
+            </w:tcBorders>
+          </w:tcPr>
+          <w:p>
+            <w:pPr>
+              <w:pStyle w:val="Normal"/>
+              <w:jc w:val="center"/>
+              <w:rPr/>
+            </w:pPr>
+            <w:r>
+              <w:rPr/>
+            </w:r>
+          </w:p>
+        </w:tc>
+        <w:tc>
+          <w:tcPr>
+            <w:tcW w:w="642" w:type="dxa"/>
+            <w:tcBorders>
+              <w:top w:val="single" w:sz="4" w:space="0" w:color="000000"/>
+              <w:start w:val="single" w:sz="4" w:space="0" w:color="000000"/>
+              <w:bottom w:val="single" w:sz="4" w:space="0" w:color="000000"/>
+              <w:end w:val="single" w:sz="4" w:space="0" w:color="000000"/>
+            </w:tcBorders>
+          </w:tcPr>
+          <w:p>
+            <w:pPr>
+              <w:pStyle w:val="Normal"/>
+              <w:jc w:val="center"/>
+              <w:rPr/>
+            </w:pPr>
+            <w:r>
+              <w:rPr/>
+            </w:r>
+          </w:p>
+        </w:tc>
+        <w:tc>
+          <w:tcPr>
+            <w:tcW w:w="639" w:type="dxa"/>
+            <w:tcBorders>
+              <w:top w:val="single" w:sz="4" w:space="0" w:color="000000"/>
+              <w:start w:val="single" w:sz="4" w:space="0" w:color="000000"/>
+              <w:bottom w:val="single" w:sz="4" w:space="0" w:color="000000"/>
+              <w:end w:val="single" w:sz="4" w:space="0" w:color="000000"/>
+            </w:tcBorders>
+          </w:tcPr>
+          <w:p>
+            <w:pPr>
+              <w:pStyle w:val="Normal"/>
+              <w:jc w:val="center"/>
+              <w:rPr/>
+            </w:pPr>
+            <w:r>
+              <w:rPr/>
+            </w:r>
+          </w:p>
+        </w:tc>
+        <w:tc>
+          <w:tcPr>
+            <w:tcW w:w="640" w:type="dxa"/>
+            <w:tcBorders>
+              <w:top w:val="single" w:sz="4" w:space="0" w:color="000000"/>
+              <w:start w:val="single" w:sz="4" w:space="0" w:color="000000"/>
+              <w:bottom w:val="single" w:sz="4" w:space="0" w:color="000000"/>
+              <w:end w:val="single" w:sz="4" w:space="0" w:color="000000"/>
+            </w:tcBorders>
+          </w:tcPr>
+          <w:p>
+            <w:pPr>
+              <w:pStyle w:val="Normal"/>
+              <w:jc w:val="center"/>
+              <w:rPr/>
+            </w:pPr>
+            <w:r>
+              <w:rPr/>
+            </w:r>
+          </w:p>
+        </w:tc>
+        <w:tc>
+          <w:tcPr>
+            <w:tcW w:w="783" w:type="dxa"/>
+            <w:tcBorders>
+              <w:top w:val="single" w:sz="4" w:space="0" w:color="000000"/>
+              <w:start w:val="single" w:sz="4" w:space="0" w:color="000000"/>
+              <w:bottom w:val="single" w:sz="4" w:space="0" w:color="000000"/>
+              <w:end w:val="single" w:sz="4" w:space="0" w:color="000000"/>
+            </w:tcBorders>
+          </w:tcPr>
+          <w:p>
+            <w:pPr>
+              <w:pStyle w:val="Normal"/>
+              <w:jc w:val="center"/>
+              <w:rPr/>
+            </w:pPr>
+            <w:r>
+              <w:rPr/>
+            </w:r>
+          </w:p>
+        </w:tc>
+      </w:tr>
+      <w:tr>
+        <w:trPr>
+          <w:trHeight w:val="23" w:hRule="atLeast"/>
+          <w:cantSplit/>
+        </w:trPr>
+        <w:tc>
+          <w:tcPr>
+            <w:tcW w:w="1217" w:type="dxa"/>
+            <w:tcBorders>
+              <w:top w:val="single" w:sz="4" w:space="0" w:color="000000"/>
+              <w:start w:val="single" w:sz="4" w:space="0" w:color="000000"/>
+              <w:bottom w:val="single" w:sz="4" w:space="0" w:color="000000"/>
+              <w:end w:val="single" w:sz="4" w:space="0" w:color="000000"/>
+            </w:tcBorders>
+          </w:tcPr>
+          <w:p>
+            <w:pPr>
+              <w:pStyle w:val="Normal"/>
+              <w:rPr/>
+            </w:pPr>
+            <w:r>
+              <w:rPr/>
+              <w:t>0,4</w:t>
+            </w:r>
+          </w:p>
+        </w:tc>
+        <w:tc>
+          <w:tcPr>
+            <w:tcW w:w="605" w:type="dxa"/>
+            <w:tcBorders>
+              <w:top w:val="single" w:sz="4" w:space="0" w:color="000000"/>
+              <w:start w:val="single" w:sz="4" w:space="0" w:color="000000"/>
+              <w:bottom w:val="single" w:sz="4" w:space="0" w:color="000000"/>
+              <w:end w:val="single" w:sz="4" w:space="0" w:color="000000"/>
+            </w:tcBorders>
+          </w:tcPr>
+          <w:p>
+            <w:pPr>
+              <w:pStyle w:val="Normal"/>
+              <w:jc w:val="center"/>
+              <w:rPr/>
+            </w:pPr>
+            <w:r>
+              <w:rPr/>
+            </w:r>
+          </w:p>
+        </w:tc>
+        <w:tc>
+          <w:tcPr>
+            <w:tcW w:w="643" w:type="dxa"/>
+            <w:tcBorders>
+              <w:top w:val="single" w:sz="4" w:space="0" w:color="000000"/>
+              <w:start w:val="single" w:sz="4" w:space="0" w:color="000000"/>
+              <w:bottom w:val="single" w:sz="4" w:space="0" w:color="000000"/>
+              <w:end w:val="single" w:sz="4" w:space="0" w:color="000000"/>
+            </w:tcBorders>
+          </w:tcPr>
+          <w:p>
+            <w:pPr>
+              <w:pStyle w:val="Normal"/>
+              <w:jc w:val="center"/>
+              <w:rPr/>
+            </w:pPr>
+            <w:r>
+              <w:rPr/>
+            </w:r>
+          </w:p>
+        </w:tc>
+        <w:tc>
+          <w:tcPr>
+            <w:tcW w:w="639" w:type="dxa"/>
+            <w:tcBorders>
+              <w:top w:val="single" w:sz="4" w:space="0" w:color="000000"/>
+              <w:start w:val="single" w:sz="4" w:space="0" w:color="000000"/>
+              <w:bottom w:val="single" w:sz="4" w:space="0" w:color="000000"/>
+              <w:end w:val="single" w:sz="4" w:space="0" w:color="000000"/>
+            </w:tcBorders>
+          </w:tcPr>
+          <w:p>
+            <w:pPr>
+              <w:pStyle w:val="Normal"/>
+              <w:jc w:val="center"/>
+              <w:rPr/>
+            </w:pPr>
+            <w:r>
+              <w:rPr/>
+            </w:r>
+          </w:p>
+        </w:tc>
+        <w:tc>
+          <w:tcPr>
+            <w:tcW w:w="639" w:type="dxa"/>
+            <w:tcBorders>
+              <w:top w:val="single" w:sz="4" w:space="0" w:color="000000"/>
+              <w:start w:val="single" w:sz="4" w:space="0" w:color="000000"/>
+              <w:bottom w:val="single" w:sz="4" w:space="0" w:color="000000"/>
+              <w:end w:val="single" w:sz="4" w:space="0" w:color="000000"/>
+            </w:tcBorders>
+          </w:tcPr>
+          <w:p>
+            <w:pPr>
+              <w:pStyle w:val="Normal"/>
+              <w:jc w:val="center"/>
+              <w:rPr/>
+            </w:pPr>
+            <w:r>
+              <w:rPr/>
+            </w:r>
+          </w:p>
+        </w:tc>
+        <w:tc>
+          <w:tcPr>
+            <w:tcW w:w="638" w:type="dxa"/>
+            <w:tcBorders>
+              <w:top w:val="single" w:sz="4" w:space="0" w:color="000000"/>
+              <w:start w:val="single" w:sz="4" w:space="0" w:color="000000"/>
+              <w:bottom w:val="single" w:sz="4" w:space="0" w:color="000000"/>
+              <w:end w:val="single" w:sz="4" w:space="0" w:color="000000"/>
+            </w:tcBorders>
+          </w:tcPr>
+          <w:p>
+            <w:pPr>
+              <w:pStyle w:val="Normal"/>
+              <w:jc w:val="center"/>
+              <w:rPr/>
+            </w:pPr>
+            <w:r>
+              <w:rPr/>
+            </w:r>
+          </w:p>
+        </w:tc>
+        <w:tc>
+          <w:tcPr>
+            <w:tcW w:w="638" w:type="dxa"/>
+            <w:tcBorders>
+              <w:top w:val="single" w:sz="4" w:space="0" w:color="000000"/>
+              <w:start w:val="single" w:sz="4" w:space="0" w:color="000000"/>
+              <w:bottom w:val="single" w:sz="4" w:space="0" w:color="000000"/>
+              <w:end w:val="single" w:sz="4" w:space="0" w:color="000000"/>
+            </w:tcBorders>
+          </w:tcPr>
+          <w:p>
+            <w:pPr>
+              <w:pStyle w:val="Normal"/>
+              <w:jc w:val="center"/>
+              <w:rPr/>
+            </w:pPr>
+            <w:r>
+              <w:rPr/>
+            </w:r>
+          </w:p>
+        </w:tc>
+        <w:tc>
+          <w:tcPr>
+            <w:tcW w:w="639" w:type="dxa"/>
+            <w:tcBorders>
+              <w:top w:val="single" w:sz="4" w:space="0" w:color="000000"/>
+              <w:start w:val="single" w:sz="4" w:space="0" w:color="000000"/>
+              <w:bottom w:val="single" w:sz="4" w:space="0" w:color="000000"/>
+              <w:end w:val="single" w:sz="4" w:space="0" w:color="000000"/>
+            </w:tcBorders>
+          </w:tcPr>
+          <w:p>
+            <w:pPr>
+              <w:pStyle w:val="Normal"/>
+              <w:jc w:val="center"/>
+              <w:rPr/>
+            </w:pPr>
+            <w:r>
+              <w:rPr/>
+            </w:r>
+          </w:p>
+        </w:tc>
+        <w:tc>
+          <w:tcPr>
+            <w:tcW w:w="639" w:type="dxa"/>
+            <w:tcBorders>
+              <w:top w:val="single" w:sz="4" w:space="0" w:color="000000"/>
+              <w:start w:val="single" w:sz="4" w:space="0" w:color="000000"/>
+              <w:bottom w:val="single" w:sz="4" w:space="0" w:color="000000"/>
+              <w:end w:val="single" w:sz="4" w:space="0" w:color="000000"/>
+            </w:tcBorders>
+          </w:tcPr>
+          <w:p>
+            <w:pPr>
+              <w:pStyle w:val="Normal"/>
+              <w:jc w:val="center"/>
+              <w:rPr/>
+            </w:pPr>
+            <w:r>
+              <w:rPr/>
+            </w:r>
+          </w:p>
+        </w:tc>
+        <w:tc>
+          <w:tcPr>
+            <w:tcW w:w="638" w:type="dxa"/>
+            <w:tcBorders>
+              <w:top w:val="single" w:sz="4" w:space="0" w:color="000000"/>
+              <w:start w:val="single" w:sz="4" w:space="0" w:color="000000"/>
+              <w:bottom w:val="single" w:sz="4" w:space="0" w:color="000000"/>
+              <w:end w:val="single" w:sz="4" w:space="0" w:color="000000"/>
+            </w:tcBorders>
+          </w:tcPr>
+          <w:p>
+            <w:pPr>
+              <w:pStyle w:val="Normal"/>
+              <w:jc w:val="center"/>
+              <w:rPr/>
+            </w:pPr>
+            <w:r>
+              <w:rPr/>
+            </w:r>
+          </w:p>
+        </w:tc>
+        <w:tc>
+          <w:tcPr>
+            <w:tcW w:w="642" w:type="dxa"/>
+            <w:tcBorders>
+              <w:top w:val="single" w:sz="4" w:space="0" w:color="000000"/>
+              <w:start w:val="single" w:sz="4" w:space="0" w:color="000000"/>
+              <w:bottom w:val="single" w:sz="4" w:space="0" w:color="000000"/>
+              <w:end w:val="single" w:sz="4" w:space="0" w:color="000000"/>
+            </w:tcBorders>
+          </w:tcPr>
+          <w:p>
+            <w:pPr>
+              <w:pStyle w:val="Normal"/>
+              <w:jc w:val="center"/>
+              <w:rPr/>
+            </w:pPr>
+            <w:r>
+              <w:rPr/>
+            </w:r>
+          </w:p>
+        </w:tc>
+        <w:tc>
+          <w:tcPr>
+            <w:tcW w:w="639" w:type="dxa"/>
+            <w:tcBorders>
+              <w:top w:val="single" w:sz="4" w:space="0" w:color="000000"/>
+              <w:start w:val="single" w:sz="4" w:space="0" w:color="000000"/>
+              <w:bottom w:val="single" w:sz="4" w:space="0" w:color="000000"/>
+              <w:end w:val="single" w:sz="4" w:space="0" w:color="000000"/>
+            </w:tcBorders>
+          </w:tcPr>
+          <w:p>
+            <w:pPr>
+              <w:pStyle w:val="Normal"/>
+              <w:jc w:val="center"/>
+              <w:rPr/>
+            </w:pPr>
+            <w:r>
+              <w:rPr/>
+            </w:r>
+          </w:p>
+        </w:tc>
+        <w:tc>
+          <w:tcPr>
+            <w:tcW w:w="640" w:type="dxa"/>
+            <w:tcBorders>
+              <w:top w:val="single" w:sz="4" w:space="0" w:color="000000"/>
+              <w:start w:val="single" w:sz="4" w:space="0" w:color="000000"/>
+              <w:bottom w:val="single" w:sz="4" w:space="0" w:color="000000"/>
+              <w:end w:val="single" w:sz="4" w:space="0" w:color="000000"/>
+            </w:tcBorders>
+          </w:tcPr>
+          <w:p>
+            <w:pPr>
+              <w:pStyle w:val="Normal"/>
+              <w:jc w:val="center"/>
+              <w:rPr/>
+            </w:pPr>
+            <w:r>
+              <w:rPr/>
+            </w:r>
+          </w:p>
+        </w:tc>
+        <w:tc>
+          <w:tcPr>
+            <w:tcW w:w="783" w:type="dxa"/>
+            <w:tcBorders>
+              <w:top w:val="single" w:sz="4" w:space="0" w:color="000000"/>
+              <w:start w:val="single" w:sz="4" w:space="0" w:color="000000"/>
+              <w:bottom w:val="single" w:sz="4" w:space="0" w:color="000000"/>
+              <w:end w:val="single" w:sz="4" w:space="0" w:color="000000"/>
+            </w:tcBorders>
+          </w:tcPr>
+          <w:p>
+            <w:pPr>
+              <w:pStyle w:val="Normal"/>
+              <w:jc w:val="center"/>
+              <w:rPr/>
+            </w:pPr>
+            <w:r>
+              <w:rPr/>
+            </w:r>
+          </w:p>
+        </w:tc>
+      </w:tr>
+      <w:tr>
+        <w:trPr>
+          <w:trHeight w:val="23" w:hRule="atLeast"/>
+          <w:cantSplit/>
+        </w:trPr>
+        <w:tc>
+          <w:tcPr>
+            <w:tcW w:w="1217" w:type="dxa"/>
+            <w:tcBorders>
+              <w:top w:val="single" w:sz="4" w:space="0" w:color="000000"/>
+              <w:start w:val="single" w:sz="4" w:space="0" w:color="000000"/>
+              <w:bottom w:val="single" w:sz="4" w:space="0" w:color="000000"/>
+              <w:end w:val="single" w:sz="4" w:space="0" w:color="000000"/>
+            </w:tcBorders>
+          </w:tcPr>
+          <w:p>
+            <w:pPr>
+              <w:pStyle w:val="Normal"/>
+              <w:rPr/>
+            </w:pPr>
+            <w:r>
+              <w:rPr/>
+              <w:t>0,6</w:t>
+            </w:r>
+          </w:p>
+        </w:tc>
+        <w:tc>
+          <w:tcPr>
+            <w:tcW w:w="605" w:type="dxa"/>
+            <w:tcBorders>
+              <w:top w:val="single" w:sz="4" w:space="0" w:color="000000"/>
+              <w:start w:val="single" w:sz="4" w:space="0" w:color="000000"/>
+              <w:bottom w:val="single" w:sz="4" w:space="0" w:color="000000"/>
+              <w:end w:val="single" w:sz="4" w:space="0" w:color="000000"/>
+            </w:tcBorders>
+          </w:tcPr>
+          <w:p>
+            <w:pPr>
+              <w:pStyle w:val="Normal"/>
+              <w:jc w:val="center"/>
+              <w:rPr/>
+            </w:pPr>
+            <w:r>
+              <w:rPr/>
+            </w:r>
+          </w:p>
+        </w:tc>
+        <w:tc>
+          <w:tcPr>
+            <w:tcW w:w="643" w:type="dxa"/>
+            <w:tcBorders>
+              <w:top w:val="single" w:sz="4" w:space="0" w:color="000000"/>
+              <w:start w:val="single" w:sz="4" w:space="0" w:color="000000"/>
+              <w:bottom w:val="single" w:sz="4" w:space="0" w:color="000000"/>
+              <w:end w:val="single" w:sz="4" w:space="0" w:color="000000"/>
+            </w:tcBorders>
+          </w:tcPr>
+          <w:p>
+            <w:pPr>
+              <w:pStyle w:val="Normal"/>
+              <w:jc w:val="center"/>
+              <w:rPr/>
+            </w:pPr>
+            <w:r>
+              <w:rPr/>
+            </w:r>
+          </w:p>
+        </w:tc>
+        <w:tc>
+          <w:tcPr>
+            <w:tcW w:w="639" w:type="dxa"/>
+            <w:tcBorders>
+              <w:top w:val="single" w:sz="4" w:space="0" w:color="000000"/>
+              <w:start w:val="single" w:sz="4" w:space="0" w:color="000000"/>
+              <w:bottom w:val="single" w:sz="4" w:space="0" w:color="000000"/>
+              <w:end w:val="single" w:sz="4" w:space="0" w:color="000000"/>
+            </w:tcBorders>
+          </w:tcPr>
+          <w:p>
+            <w:pPr>
+              <w:pStyle w:val="Normal"/>
+              <w:jc w:val="center"/>
+              <w:rPr/>
+            </w:pPr>
+            <w:r>
+              <w:rPr/>
+            </w:r>
+          </w:p>
+        </w:tc>
+        <w:tc>
+          <w:tcPr>
+            <w:tcW w:w="639" w:type="dxa"/>
+            <w:tcBorders>
+              <w:top w:val="single" w:sz="4" w:space="0" w:color="000000"/>
+              <w:start w:val="single" w:sz="4" w:space="0" w:color="000000"/>
+              <w:bottom w:val="single" w:sz="4" w:space="0" w:color="000000"/>
+              <w:end w:val="single" w:sz="4" w:space="0" w:color="000000"/>
+            </w:tcBorders>
+          </w:tcPr>
+          <w:p>
+            <w:pPr>
+              <w:pStyle w:val="Normal"/>
+              <w:jc w:val="center"/>
+              <w:rPr/>
+            </w:pPr>
+            <w:r>
+              <w:rPr/>
+            </w:r>
+          </w:p>
+        </w:tc>
+        <w:tc>
+          <w:tcPr>
+            <w:tcW w:w="638" w:type="dxa"/>
+            <w:tcBorders>
+              <w:top w:val="single" w:sz="4" w:space="0" w:color="000000"/>
+              <w:start w:val="single" w:sz="4" w:space="0" w:color="000000"/>
+              <w:bottom w:val="single" w:sz="4" w:space="0" w:color="000000"/>
+              <w:end w:val="single" w:sz="4" w:space="0" w:color="000000"/>
+            </w:tcBorders>
+          </w:tcPr>
+          <w:p>
+            <w:pPr>
+              <w:pStyle w:val="Normal"/>
+              <w:jc w:val="center"/>
+              <w:rPr/>
+            </w:pPr>
+            <w:r>
+              <w:rPr/>
+            </w:r>
+          </w:p>
+        </w:tc>
+        <w:tc>
+          <w:tcPr>
+            <w:tcW w:w="638" w:type="dxa"/>
+            <w:tcBorders>
+              <w:top w:val="single" w:sz="4" w:space="0" w:color="000000"/>
+              <w:start w:val="single" w:sz="4" w:space="0" w:color="000000"/>
+              <w:bottom w:val="single" w:sz="4" w:space="0" w:color="000000"/>
+              <w:end w:val="single" w:sz="4" w:space="0" w:color="000000"/>
+            </w:tcBorders>
+          </w:tcPr>
+          <w:p>
+            <w:pPr>
+              <w:pStyle w:val="Normal"/>
+              <w:jc w:val="center"/>
+              <w:rPr/>
+            </w:pPr>
+            <w:r>
+              <w:rPr/>
+            </w:r>
+          </w:p>
+        </w:tc>
+        <w:tc>
+          <w:tcPr>
+            <w:tcW w:w="639" w:type="dxa"/>
+            <w:tcBorders>
+              <w:top w:val="single" w:sz="4" w:space="0" w:color="000000"/>
+              <w:start w:val="single" w:sz="4" w:space="0" w:color="000000"/>
+              <w:bottom w:val="single" w:sz="4" w:space="0" w:color="000000"/>
+              <w:end w:val="single" w:sz="4" w:space="0" w:color="000000"/>
+            </w:tcBorders>
+          </w:tcPr>
+          <w:p>
+            <w:pPr>
+              <w:pStyle w:val="Normal"/>
+              <w:jc w:val="center"/>
+              <w:rPr/>
+            </w:pPr>
+            <w:r>
+              <w:rPr/>
+            </w:r>
+          </w:p>
+        </w:tc>
+        <w:tc>
+          <w:tcPr>
+            <w:tcW w:w="639" w:type="dxa"/>
+            <w:tcBorders>
+              <w:top w:val="single" w:sz="4" w:space="0" w:color="000000"/>
+              <w:start w:val="single" w:sz="4" w:space="0" w:color="000000"/>
+              <w:bottom w:val="single" w:sz="4" w:space="0" w:color="000000"/>
+              <w:end w:val="single" w:sz="4" w:space="0" w:color="000000"/>
+            </w:tcBorders>
+          </w:tcPr>
+          <w:p>
+            <w:pPr>
+              <w:pStyle w:val="Normal"/>
+              <w:jc w:val="center"/>
+              <w:rPr/>
+            </w:pPr>
+            <w:r>
+              <w:rPr/>
+            </w:r>
+          </w:p>
+        </w:tc>
+        <w:tc>
+          <w:tcPr>
+            <w:tcW w:w="638" w:type="dxa"/>
+            <w:tcBorders>
+              <w:top w:val="single" w:sz="4" w:space="0" w:color="000000"/>
+              <w:start w:val="single" w:sz="4" w:space="0" w:color="000000"/>
+              <w:bottom w:val="single" w:sz="4" w:space="0" w:color="000000"/>
+              <w:end w:val="single" w:sz="4" w:space="0" w:color="000000"/>
+            </w:tcBorders>
+          </w:tcPr>
+          <w:p>
+            <w:pPr>
+              <w:pStyle w:val="Normal"/>
+              <w:jc w:val="center"/>
+              <w:rPr/>
+            </w:pPr>
+            <w:r>
+              <w:rPr/>
+            </w:r>
+          </w:p>
+        </w:tc>
+        <w:tc>
+          <w:tcPr>
+            <w:tcW w:w="642" w:type="dxa"/>
+            <w:tcBorders>
+              <w:top w:val="single" w:sz="4" w:space="0" w:color="000000"/>
+              <w:start w:val="single" w:sz="4" w:space="0" w:color="000000"/>
+              <w:bottom w:val="single" w:sz="4" w:space="0" w:color="000000"/>
+              <w:end w:val="single" w:sz="4" w:space="0" w:color="000000"/>
+            </w:tcBorders>
+          </w:tcPr>
+          <w:p>
+            <w:pPr>
+              <w:pStyle w:val="Normal"/>
+              <w:jc w:val="center"/>
+              <w:rPr/>
+            </w:pPr>
+            <w:r>
+              <w:rPr/>
+            </w:r>
+          </w:p>
+        </w:tc>
+        <w:tc>
+          <w:tcPr>
+            <w:tcW w:w="639" w:type="dxa"/>
+            <w:tcBorders>
+              <w:top w:val="single" w:sz="4" w:space="0" w:color="000000"/>
+              <w:start w:val="single" w:sz="4" w:space="0" w:color="000000"/>
+              <w:bottom w:val="single" w:sz="4" w:space="0" w:color="000000"/>
+              <w:end w:val="single" w:sz="4" w:space="0" w:color="000000"/>
+            </w:tcBorders>
+          </w:tcPr>
+          <w:p>
+            <w:pPr>
+              <w:pStyle w:val="Normal"/>
+              <w:jc w:val="center"/>
+              <w:rPr/>
+            </w:pPr>
+            <w:r>
+              <w:rPr/>
+            </w:r>
+          </w:p>
+        </w:tc>
+        <w:tc>
+          <w:tcPr>
+            <w:tcW w:w="640" w:type="dxa"/>
+            <w:tcBorders>
+              <w:top w:val="single" w:sz="4" w:space="0" w:color="000000"/>
+              <w:start w:val="single" w:sz="4" w:space="0" w:color="000000"/>
+              <w:bottom w:val="single" w:sz="4" w:space="0" w:color="000000"/>
+              <w:end w:val="single" w:sz="4" w:space="0" w:color="000000"/>
+            </w:tcBorders>
+          </w:tcPr>
+          <w:p>
+            <w:pPr>
+              <w:pStyle w:val="Normal"/>
+              <w:jc w:val="center"/>
+              <w:rPr/>
+            </w:pPr>
+            <w:r>
+              <w:rPr/>
+            </w:r>
+          </w:p>
+        </w:tc>
+        <w:tc>
+          <w:tcPr>
+            <w:tcW w:w="783" w:type="dxa"/>
+            <w:tcBorders>
+              <w:top w:val="single" w:sz="4" w:space="0" w:color="000000"/>
+              <w:start w:val="single" w:sz="4" w:space="0" w:color="000000"/>
+              <w:bottom w:val="single" w:sz="4" w:space="0" w:color="000000"/>
+              <w:end w:val="single" w:sz="4" w:space="0" w:color="000000"/>
+            </w:tcBorders>
+          </w:tcPr>
+          <w:p>
+            <w:pPr>
+              <w:pStyle w:val="Normal"/>
+              <w:jc w:val="center"/>
+              <w:rPr/>
+            </w:pPr>
+            <w:r>
+              <w:rPr/>
+            </w:r>
+          </w:p>
+        </w:tc>
+      </w:tr>
+      <w:tr>
+        <w:trPr>
+          <w:trHeight w:val="23" w:hRule="atLeast"/>
+          <w:cantSplit/>
+        </w:trPr>
+        <w:tc>
+          <w:tcPr>
+            <w:tcW w:w="1217" w:type="dxa"/>
+            <w:tcBorders>
+              <w:top w:val="single" w:sz="4" w:space="0" w:color="000000"/>
+              <w:start w:val="single" w:sz="4" w:space="0" w:color="000000"/>
+              <w:bottom w:val="single" w:sz="4" w:space="0" w:color="000000"/>
+              <w:end w:val="single" w:sz="4" w:space="0" w:color="000000"/>
+            </w:tcBorders>
+          </w:tcPr>
+          <w:p>
+            <w:pPr>
+              <w:pStyle w:val="Normal"/>
+              <w:rPr/>
+            </w:pPr>
+            <w:r>
+              <w:rPr/>
+              <w:t>0,8</w:t>
+            </w:r>
+          </w:p>
+        </w:tc>
+        <w:tc>
+          <w:tcPr>
+            <w:tcW w:w="605" w:type="dxa"/>
+            <w:tcBorders>
+              <w:top w:val="single" w:sz="4" w:space="0" w:color="000000"/>
+              <w:start w:val="single" w:sz="4" w:space="0" w:color="000000"/>
+              <w:bottom w:val="single" w:sz="4" w:space="0" w:color="000000"/>
+              <w:end w:val="single" w:sz="4" w:space="0" w:color="000000"/>
+            </w:tcBorders>
+          </w:tcPr>
+          <w:p>
+            <w:pPr>
+              <w:pStyle w:val="Normal"/>
+              <w:jc w:val="center"/>
+              <w:rPr/>
+            </w:pPr>
+            <w:r>
+              <w:rPr/>
+            </w:r>
+          </w:p>
+        </w:tc>
+        <w:tc>
+          <w:tcPr>
+            <w:tcW w:w="643" w:type="dxa"/>
+            <w:tcBorders>
+              <w:top w:val="single" w:sz="4" w:space="0" w:color="000000"/>
+              <w:start w:val="single" w:sz="4" w:space="0" w:color="000000"/>
+              <w:bottom w:val="single" w:sz="4" w:space="0" w:color="000000"/>
+              <w:end w:val="single" w:sz="4" w:space="0" w:color="000000"/>
+            </w:tcBorders>
+          </w:tcPr>
+          <w:p>
+            <w:pPr>
+              <w:pStyle w:val="Normal"/>
+              <w:jc w:val="center"/>
+              <w:rPr/>
+            </w:pPr>
+            <w:r>
+              <w:rPr/>
+            </w:r>
+          </w:p>
+        </w:tc>
+        <w:tc>
+          <w:tcPr>
+            <w:tcW w:w="639" w:type="dxa"/>
+            <w:tcBorders>
+              <w:top w:val="single" w:sz="4" w:space="0" w:color="000000"/>
+              <w:start w:val="single" w:sz="4" w:space="0" w:color="000000"/>
+              <w:bottom w:val="single" w:sz="4" w:space="0" w:color="000000"/>
+              <w:end w:val="single" w:sz="4" w:space="0" w:color="000000"/>
+            </w:tcBorders>
+          </w:tcPr>
+          <w:p>
+            <w:pPr>
+              <w:pStyle w:val="Normal"/>
+              <w:jc w:val="center"/>
+              <w:rPr/>
+            </w:pPr>
+            <w:r>
+              <w:rPr/>
+            </w:r>
+          </w:p>
+        </w:tc>
+        <w:tc>
+          <w:tcPr>
+            <w:tcW w:w="639" w:type="dxa"/>
+            <w:tcBorders>
+              <w:top w:val="single" w:sz="4" w:space="0" w:color="000000"/>
+              <w:start w:val="single" w:sz="4" w:space="0" w:color="000000"/>
+              <w:bottom w:val="single" w:sz="4" w:space="0" w:color="000000"/>
+              <w:end w:val="single" w:sz="4" w:space="0" w:color="000000"/>
+            </w:tcBorders>
+          </w:tcPr>
+          <w:p>
+            <w:pPr>
+              <w:pStyle w:val="Normal"/>
+              <w:jc w:val="center"/>
+              <w:rPr/>
+            </w:pPr>
+            <w:r>
+              <w:rPr/>
+            </w:r>
+          </w:p>
+        </w:tc>
+        <w:tc>
+          <w:tcPr>
+            <w:tcW w:w="638" w:type="dxa"/>
+            <w:tcBorders>
+              <w:top w:val="single" w:sz="4" w:space="0" w:color="000000"/>
+              <w:start w:val="single" w:sz="4" w:space="0" w:color="000000"/>
+              <w:bottom w:val="single" w:sz="4" w:space="0" w:color="000000"/>
+              <w:end w:val="single" w:sz="4" w:space="0" w:color="000000"/>
+            </w:tcBorders>
+          </w:tcPr>
+          <w:p>
+            <w:pPr>
+              <w:pStyle w:val="Normal"/>
+              <w:jc w:val="center"/>
+              <w:rPr/>
+            </w:pPr>
+            <w:r>
+              <w:rPr/>
+            </w:r>
+          </w:p>
+        </w:tc>
+        <w:tc>
+          <w:tcPr>
+            <w:tcW w:w="638" w:type="dxa"/>
+            <w:tcBorders>
+              <w:top w:val="single" w:sz="4" w:space="0" w:color="000000"/>
+              <w:start w:val="single" w:sz="4" w:space="0" w:color="000000"/>
+              <w:bottom w:val="single" w:sz="4" w:space="0" w:color="000000"/>
+              <w:end w:val="single" w:sz="4" w:space="0" w:color="000000"/>
+            </w:tcBorders>
+          </w:tcPr>
+          <w:p>
+            <w:pPr>
+              <w:pStyle w:val="Normal"/>
+              <w:jc w:val="center"/>
+              <w:rPr/>
+            </w:pPr>
+            <w:r>
+              <w:rPr/>
+            </w:r>
+          </w:p>
+        </w:tc>
+        <w:tc>
+          <w:tcPr>
+            <w:tcW w:w="639" w:type="dxa"/>
+            <w:tcBorders>
+              <w:top w:val="single" w:sz="4" w:space="0" w:color="000000"/>
+              <w:start w:val="single" w:sz="4" w:space="0" w:color="000000"/>
+              <w:bottom w:val="single" w:sz="4" w:space="0" w:color="000000"/>
+              <w:end w:val="single" w:sz="4" w:space="0" w:color="000000"/>
+            </w:tcBorders>
+          </w:tcPr>
+          <w:p>
+            <w:pPr>
+              <w:pStyle w:val="Normal"/>
+              <w:jc w:val="center"/>
+              <w:rPr/>
+            </w:pPr>
+            <w:r>
+              <w:rPr/>
+            </w:r>
+          </w:p>
+        </w:tc>
+        <w:tc>
+          <w:tcPr>
+            <w:tcW w:w="639" w:type="dxa"/>
+            <w:tcBorders>
+              <w:top w:val="single" w:sz="4" w:space="0" w:color="000000"/>
+              <w:start w:val="single" w:sz="4" w:space="0" w:color="000000"/>
+              <w:bottom w:val="single" w:sz="4" w:space="0" w:color="000000"/>
+              <w:end w:val="single" w:sz="4" w:space="0" w:color="000000"/>
+            </w:tcBorders>
+          </w:tcPr>
+          <w:p>
+            <w:pPr>
+              <w:pStyle w:val="Normal"/>
+              <w:jc w:val="center"/>
+              <w:rPr/>
+            </w:pPr>
+            <w:r>
+              <w:rPr/>
+            </w:r>
+          </w:p>
+        </w:tc>
+        <w:tc>
+          <w:tcPr>
+            <w:tcW w:w="638" w:type="dxa"/>
+            <w:tcBorders>
+              <w:top w:val="single" w:sz="4" w:space="0" w:color="000000"/>
+              <w:start w:val="single" w:sz="4" w:space="0" w:color="000000"/>
+              <w:bottom w:val="single" w:sz="4" w:space="0" w:color="000000"/>
+              <w:end w:val="single" w:sz="4" w:space="0" w:color="000000"/>
+            </w:tcBorders>
+          </w:tcPr>
+          <w:p>
+            <w:pPr>
+              <w:pStyle w:val="Normal"/>
+              <w:jc w:val="center"/>
+              <w:rPr/>
+            </w:pPr>
+            <w:r>
+              <w:rPr/>
+            </w:r>
+          </w:p>
+        </w:tc>
+        <w:tc>
+          <w:tcPr>
+            <w:tcW w:w="642" w:type="dxa"/>
+            <w:tcBorders>
+              <w:top w:val="single" w:sz="4" w:space="0" w:color="000000"/>
+              <w:start w:val="single" w:sz="4" w:space="0" w:color="000000"/>
+              <w:bottom w:val="single" w:sz="4" w:space="0" w:color="000000"/>
+              <w:end w:val="single" w:sz="4" w:space="0" w:color="000000"/>
+            </w:tcBorders>
+          </w:tcPr>
+          <w:p>
+            <w:pPr>
+              <w:pStyle w:val="Normal"/>
+              <w:jc w:val="center"/>
+              <w:rPr/>
+            </w:pPr>
+            <w:r>
+              <w:rPr/>
+            </w:r>
+          </w:p>
+        </w:tc>
+        <w:tc>
+          <w:tcPr>
+            <w:tcW w:w="639" w:type="dxa"/>
+            <w:tcBorders>
+              <w:top w:val="single" w:sz="4" w:space="0" w:color="000000"/>
+              <w:start w:val="single" w:sz="4" w:space="0" w:color="000000"/>
+              <w:bottom w:val="single" w:sz="4" w:space="0" w:color="000000"/>
+              <w:end w:val="single" w:sz="4" w:space="0" w:color="000000"/>
+            </w:tcBorders>
+          </w:tcPr>
+          <w:p>
+            <w:pPr>
+              <w:pStyle w:val="Normal"/>
+              <w:jc w:val="center"/>
+              <w:rPr/>
+            </w:pPr>
+            <w:r>
+              <w:rPr/>
+            </w:r>
+          </w:p>
+        </w:tc>
+        <w:tc>
+          <w:tcPr>
+            <w:tcW w:w="640" w:type="dxa"/>
+            <w:tcBorders>
+              <w:top w:val="single" w:sz="4" w:space="0" w:color="000000"/>
+              <w:start w:val="single" w:sz="4" w:space="0" w:color="000000"/>
+              <w:bottom w:val="single" w:sz="4" w:space="0" w:color="000000"/>
+              <w:end w:val="single" w:sz="4" w:space="0" w:color="000000"/>
+            </w:tcBorders>
+          </w:tcPr>
+          <w:p>
+            <w:pPr>
+              <w:pStyle w:val="Normal"/>
+              <w:jc w:val="center"/>
+              <w:rPr/>
+            </w:pPr>
+            <w:r>
+              <w:rPr/>
+            </w:r>
+          </w:p>
+        </w:tc>
+        <w:tc>
+          <w:tcPr>
+            <w:tcW w:w="783" w:type="dxa"/>
+            <w:tcBorders>
+              <w:top w:val="single" w:sz="4" w:space="0" w:color="000000"/>
+              <w:start w:val="single" w:sz="4" w:space="0" w:color="000000"/>
+              <w:bottom w:val="single" w:sz="4" w:space="0" w:color="000000"/>
+              <w:end w:val="single" w:sz="4" w:space="0" w:color="000000"/>
+            </w:tcBorders>
+          </w:tcPr>
+          <w:p>
+            <w:pPr>
+              <w:pStyle w:val="Normal"/>
+              <w:jc w:val="center"/>
+              <w:rPr/>
+            </w:pPr>
+            <w:r>
+              <w:rPr/>
+            </w:r>
+          </w:p>
+        </w:tc>
+      </w:tr>
+      <w:tr>
+        <w:trPr>
+          <w:trHeight w:val="23" w:hRule="atLeast"/>
+          <w:cantSplit/>
+        </w:trPr>
+        <w:tc>
+          <w:tcPr>
+            <w:tcW w:w="1217" w:type="dxa"/>
+            <w:tcBorders>
+              <w:top w:val="single" w:sz="4" w:space="0" w:color="000000"/>
+              <w:start w:val="single" w:sz="4" w:space="0" w:color="000000"/>
+              <w:bottom w:val="single" w:sz="4" w:space="0" w:color="000000"/>
+              <w:end w:val="single" w:sz="4" w:space="0" w:color="000000"/>
+            </w:tcBorders>
+          </w:tcPr>
+          <w:p>
+            <w:pPr>
+              <w:pStyle w:val="Normal"/>
+              <w:rPr/>
+            </w:pPr>
+            <w:r>
+              <w:rPr/>
+              <w:t>1,2</w:t>
+            </w:r>
+          </w:p>
+        </w:tc>
+        <w:tc>
+          <w:tcPr>
+            <w:tcW w:w="605" w:type="dxa"/>
+            <w:tcBorders>
+              <w:top w:val="single" w:sz="4" w:space="0" w:color="000000"/>
+              <w:start w:val="single" w:sz="4" w:space="0" w:color="000000"/>
+              <w:bottom w:val="single" w:sz="4" w:space="0" w:color="000000"/>
+              <w:end w:val="single" w:sz="4" w:space="0" w:color="000000"/>
+            </w:tcBorders>
+          </w:tcPr>
+          <w:p>
+            <w:pPr>
+              <w:pStyle w:val="Normal"/>
+              <w:jc w:val="center"/>
+              <w:rPr/>
+            </w:pPr>
+            <w:r>
+              <w:rPr/>
+            </w:r>
+          </w:p>
+        </w:tc>
+        <w:tc>
+          <w:tcPr>
+            <w:tcW w:w="643" w:type="dxa"/>
+            <w:tcBorders>
+              <w:top w:val="single" w:sz="4" w:space="0" w:color="000000"/>
+              <w:start w:val="single" w:sz="4" w:space="0" w:color="000000"/>
+              <w:bottom w:val="single" w:sz="4" w:space="0" w:color="000000"/>
+              <w:end w:val="single" w:sz="4" w:space="0" w:color="000000"/>
+            </w:tcBorders>
+          </w:tcPr>
+          <w:p>
+            <w:pPr>
+              <w:pStyle w:val="Normal"/>
+              <w:jc w:val="center"/>
+              <w:rPr/>
+            </w:pPr>
+            <w:r>
+              <w:rPr/>
+            </w:r>
+          </w:p>
+        </w:tc>
+        <w:tc>
+          <w:tcPr>
+            <w:tcW w:w="639" w:type="dxa"/>
+            <w:tcBorders>
+              <w:top w:val="single" w:sz="4" w:space="0" w:color="000000"/>
+              <w:start w:val="single" w:sz="4" w:space="0" w:color="000000"/>
+              <w:bottom w:val="single" w:sz="4" w:space="0" w:color="000000"/>
+              <w:end w:val="single" w:sz="4" w:space="0" w:color="000000"/>
+            </w:tcBorders>
+          </w:tcPr>
+          <w:p>
+            <w:pPr>
+              <w:pStyle w:val="Normal"/>
+              <w:jc w:val="center"/>
+              <w:rPr/>
+            </w:pPr>
+            <w:r>
+              <w:rPr/>
+            </w:r>
+          </w:p>
+        </w:tc>
+        <w:tc>
+          <w:tcPr>
+            <w:tcW w:w="639" w:type="dxa"/>
+            <w:tcBorders>
+              <w:top w:val="single" w:sz="4" w:space="0" w:color="000000"/>
+              <w:start w:val="single" w:sz="4" w:space="0" w:color="000000"/>
+              <w:bottom w:val="single" w:sz="4" w:space="0" w:color="000000"/>
+              <w:end w:val="single" w:sz="4" w:space="0" w:color="000000"/>
+            </w:tcBorders>
+          </w:tcPr>
+          <w:p>
+            <w:pPr>
+              <w:pStyle w:val="Normal"/>
+              <w:jc w:val="center"/>
+              <w:rPr/>
+            </w:pPr>
+            <w:r>
+              <w:rPr/>
+            </w:r>
+          </w:p>
+        </w:tc>
+        <w:tc>
+          <w:tcPr>
+            <w:tcW w:w="638" w:type="dxa"/>
+            <w:tcBorders>
+              <w:top w:val="single" w:sz="4" w:space="0" w:color="000000"/>
+              <w:start w:val="single" w:sz="4" w:space="0" w:color="000000"/>
+              <w:bottom w:val="single" w:sz="4" w:space="0" w:color="000000"/>
+              <w:end w:val="single" w:sz="4" w:space="0" w:color="000000"/>
+            </w:tcBorders>
+          </w:tcPr>
+          <w:p>
+            <w:pPr>
+              <w:pStyle w:val="Normal"/>
+              <w:jc w:val="center"/>
+              <w:rPr/>
+            </w:pPr>
+            <w:r>
+              <w:rPr/>
+            </w:r>
+          </w:p>
+        </w:tc>
+        <w:tc>
+          <w:tcPr>
+            <w:tcW w:w="638" w:type="dxa"/>
+            <w:tcBorders>
+              <w:top w:val="single" w:sz="4" w:space="0" w:color="000000"/>
+              <w:start w:val="single" w:sz="4" w:space="0" w:color="000000"/>
+              <w:bottom w:val="single" w:sz="4" w:space="0" w:color="000000"/>
+              <w:end w:val="single" w:sz="4" w:space="0" w:color="000000"/>
+            </w:tcBorders>
+          </w:tcPr>
+          <w:p>
+            <w:pPr>
+              <w:pStyle w:val="Normal"/>
+              <w:jc w:val="center"/>
+              <w:rPr/>
+            </w:pPr>
+            <w:r>
+              <w:rPr/>
+            </w:r>
+          </w:p>
+        </w:tc>
+        <w:tc>
+          <w:tcPr>
+            <w:tcW w:w="639" w:type="dxa"/>
+            <w:tcBorders>
+              <w:top w:val="single" w:sz="4" w:space="0" w:color="000000"/>
+              <w:start w:val="single" w:sz="4" w:space="0" w:color="000000"/>
+              <w:bottom w:val="single" w:sz="4" w:space="0" w:color="000000"/>
+              <w:end w:val="single" w:sz="4" w:space="0" w:color="000000"/>
+            </w:tcBorders>
+          </w:tcPr>
+          <w:p>
+            <w:pPr>
+              <w:pStyle w:val="Normal"/>
+              <w:jc w:val="center"/>
+              <w:rPr/>
+            </w:pPr>
+            <w:r>
+              <w:rPr/>
+            </w:r>
+          </w:p>
+        </w:tc>
+        <w:tc>
+          <w:tcPr>
+            <w:tcW w:w="639" w:type="dxa"/>
+            <w:tcBorders>
+              <w:top w:val="single" w:sz="4" w:space="0" w:color="000000"/>
+              <w:start w:val="single" w:sz="4" w:space="0" w:color="000000"/>
+              <w:bottom w:val="single" w:sz="4" w:space="0" w:color="000000"/>
+              <w:end w:val="single" w:sz="4" w:space="0" w:color="000000"/>
+            </w:tcBorders>
+          </w:tcPr>
+          <w:p>
+            <w:pPr>
+              <w:pStyle w:val="Normal"/>
+              <w:jc w:val="center"/>
+              <w:rPr/>
+            </w:pPr>
+            <w:r>
+              <w:rPr/>
+            </w:r>
+          </w:p>
+        </w:tc>
+        <w:tc>
+          <w:tcPr>
+            <w:tcW w:w="638" w:type="dxa"/>
+            <w:tcBorders>
+              <w:top w:val="single" w:sz="4" w:space="0" w:color="000000"/>
+              <w:start w:val="single" w:sz="4" w:space="0" w:color="000000"/>
+              <w:bottom w:val="single" w:sz="4" w:space="0" w:color="000000"/>
+              <w:end w:val="single" w:sz="4" w:space="0" w:color="000000"/>
+            </w:tcBorders>
+          </w:tcPr>
+          <w:p>
+            <w:pPr>
+              <w:pStyle w:val="Normal"/>
+              <w:jc w:val="center"/>
+              <w:rPr/>
+            </w:pPr>
+            <w:r>
+              <w:rPr/>
+            </w:r>
+          </w:p>
+        </w:tc>
+        <w:tc>
+          <w:tcPr>
+            <w:tcW w:w="642" w:type="dxa"/>
+            <w:tcBorders>
+              <w:top w:val="single" w:sz="4" w:space="0" w:color="000000"/>
+              <w:start w:val="single" w:sz="4" w:space="0" w:color="000000"/>
+              <w:bottom w:val="single" w:sz="4" w:space="0" w:color="000000"/>
+              <w:end w:val="single" w:sz="4" w:space="0" w:color="000000"/>
+            </w:tcBorders>
+          </w:tcPr>
+          <w:p>
+            <w:pPr>
+              <w:pStyle w:val="Normal"/>
+              <w:jc w:val="center"/>
+              <w:rPr/>
+            </w:pPr>
+            <w:r>
+              <w:rPr/>
+            </w:r>
+          </w:p>
+        </w:tc>
+        <w:tc>
+          <w:tcPr>
+            <w:tcW w:w="639" w:type="dxa"/>
+            <w:tcBorders>
+              <w:top w:val="single" w:sz="4" w:space="0" w:color="000000"/>
+              <w:start w:val="single" w:sz="4" w:space="0" w:color="000000"/>
+              <w:bottom w:val="single" w:sz="4" w:space="0" w:color="000000"/>
+              <w:end w:val="single" w:sz="4" w:space="0" w:color="000000"/>
+            </w:tcBorders>
+          </w:tcPr>
+          <w:p>
+            <w:pPr>
+              <w:pStyle w:val="Normal"/>
+              <w:jc w:val="center"/>
+              <w:rPr/>
+            </w:pPr>
+            <w:r>
+              <w:rPr/>
+            </w:r>
+          </w:p>
+        </w:tc>
+        <w:tc>
+          <w:tcPr>
+            <w:tcW w:w="640" w:type="dxa"/>
+            <w:tcBorders>
+              <w:top w:val="single" w:sz="4" w:space="0" w:color="000000"/>
+              <w:start w:val="single" w:sz="4" w:space="0" w:color="000000"/>
+              <w:bottom w:val="single" w:sz="4" w:space="0" w:color="000000"/>
+              <w:end w:val="single" w:sz="4" w:space="0" w:color="000000"/>
+            </w:tcBorders>
+          </w:tcPr>
+          <w:p>
+            <w:pPr>
+              <w:pStyle w:val="Normal"/>
+              <w:jc w:val="center"/>
+              <w:rPr/>
+            </w:pPr>
+            <w:r>
+              <w:rPr/>
+            </w:r>
+          </w:p>
+        </w:tc>
+        <w:tc>
+          <w:tcPr>
+            <w:tcW w:w="783" w:type="dxa"/>
+            <w:tcBorders>
+              <w:top w:val="single" w:sz="4" w:space="0" w:color="000000"/>
+              <w:start w:val="single" w:sz="4" w:space="0" w:color="000000"/>
+              <w:bottom w:val="single" w:sz="4" w:space="0" w:color="000000"/>
+              <w:end w:val="single" w:sz="4" w:space="0" w:color="000000"/>
+            </w:tcBorders>
+          </w:tcPr>
+          <w:p>
+            <w:pPr>
+              <w:pStyle w:val="Normal"/>
+              <w:jc w:val="center"/>
+              <w:rPr/>
+            </w:pPr>
+            <w:r>
+              <w:rPr/>
+            </w:r>
+          </w:p>
+        </w:tc>
+      </w:tr>
+      <w:tr>
+        <w:trPr>
+          <w:trHeight w:val="23" w:hRule="atLeast"/>
+          <w:cantSplit/>
+        </w:trPr>
+        <w:tc>
+          <w:tcPr>
+            <w:tcW w:w="1217" w:type="dxa"/>
+            <w:tcBorders>
+              <w:top w:val="single" w:sz="4" w:space="0" w:color="000000"/>
+              <w:start w:val="single" w:sz="4" w:space="0" w:color="000000"/>
+              <w:bottom w:val="single" w:sz="4" w:space="0" w:color="000000"/>
+              <w:end w:val="single" w:sz="4" w:space="0" w:color="000000"/>
+            </w:tcBorders>
+          </w:tcPr>
+          <w:p>
+            <w:pPr>
+              <w:pStyle w:val="Normal"/>
+              <w:rPr/>
+            </w:pPr>
+            <w:r>
+              <w:rPr/>
+              <w:t>1,6</w:t>
+            </w:r>
+          </w:p>
+        </w:tc>
+        <w:tc>
+          <w:tcPr>
+            <w:tcW w:w="605" w:type="dxa"/>
+            <w:tcBorders>
+              <w:top w:val="single" w:sz="4" w:space="0" w:color="000000"/>
+              <w:start w:val="single" w:sz="4" w:space="0" w:color="000000"/>
+              <w:bottom w:val="single" w:sz="4" w:space="0" w:color="000000"/>
+              <w:end w:val="single" w:sz="4" w:space="0" w:color="000000"/>
+            </w:tcBorders>
+          </w:tcPr>
+          <w:p>
+            <w:pPr>
+              <w:pStyle w:val="Normal"/>
+              <w:jc w:val="center"/>
+              <w:rPr/>
+            </w:pPr>
+            <w:r>
+              <w:rPr/>
+            </w:r>
+          </w:p>
+        </w:tc>
+        <w:tc>
+          <w:tcPr>
+            <w:tcW w:w="643" w:type="dxa"/>
+            <w:tcBorders>
+              <w:top w:val="single" w:sz="4" w:space="0" w:color="000000"/>
+              <w:start w:val="single" w:sz="4" w:space="0" w:color="000000"/>
+              <w:bottom w:val="single" w:sz="4" w:space="0" w:color="000000"/>
+              <w:end w:val="single" w:sz="4" w:space="0" w:color="000000"/>
+            </w:tcBorders>
+          </w:tcPr>
+          <w:p>
+            <w:pPr>
+              <w:pStyle w:val="Normal"/>
+              <w:jc w:val="center"/>
+              <w:rPr/>
+            </w:pPr>
+            <w:r>
+              <w:rPr/>
+            </w:r>
+          </w:p>
+        </w:tc>
+        <w:tc>
+          <w:tcPr>
+            <w:tcW w:w="639" w:type="dxa"/>
+            <w:tcBorders>
+              <w:top w:val="single" w:sz="4" w:space="0" w:color="000000"/>
+              <w:start w:val="single" w:sz="4" w:space="0" w:color="000000"/>
+              <w:bottom w:val="single" w:sz="4" w:space="0" w:color="000000"/>
+              <w:end w:val="single" w:sz="4" w:space="0" w:color="000000"/>
+            </w:tcBorders>
+          </w:tcPr>
+          <w:p>
+            <w:pPr>
+              <w:pStyle w:val="Normal"/>
+              <w:jc w:val="center"/>
+              <w:rPr/>
+            </w:pPr>
+            <w:r>
+              <w:rPr/>
+            </w:r>
+          </w:p>
+        </w:tc>
+        <w:tc>
+          <w:tcPr>
+            <w:tcW w:w="639" w:type="dxa"/>
+            <w:tcBorders>
+              <w:top w:val="single" w:sz="4" w:space="0" w:color="000000"/>
+              <w:start w:val="single" w:sz="4" w:space="0" w:color="000000"/>
+              <w:bottom w:val="single" w:sz="4" w:space="0" w:color="000000"/>
+              <w:end w:val="single" w:sz="4" w:space="0" w:color="000000"/>
+            </w:tcBorders>
+          </w:tcPr>
+          <w:p>
+            <w:pPr>
+              <w:pStyle w:val="Normal"/>
+              <w:jc w:val="center"/>
+              <w:rPr/>
+            </w:pPr>
+            <w:r>
+              <w:rPr/>
+            </w:r>
+          </w:p>
+        </w:tc>
+        <w:tc>
+          <w:tcPr>
+            <w:tcW w:w="638" w:type="dxa"/>
+            <w:tcBorders>
+              <w:top w:val="single" w:sz="4" w:space="0" w:color="000000"/>
+              <w:start w:val="single" w:sz="4" w:space="0" w:color="000000"/>
+              <w:bottom w:val="single" w:sz="4" w:space="0" w:color="000000"/>
+              <w:end w:val="single" w:sz="4" w:space="0" w:color="000000"/>
+            </w:tcBorders>
+          </w:tcPr>
+          <w:p>
+            <w:pPr>
+              <w:pStyle w:val="Normal"/>
+              <w:jc w:val="center"/>
+              <w:rPr/>
+            </w:pPr>
+            <w:r>
+              <w:rPr/>
+            </w:r>
+          </w:p>
+        </w:tc>
+        <w:tc>
+          <w:tcPr>
+            <w:tcW w:w="638" w:type="dxa"/>
+            <w:tcBorders>
+              <w:top w:val="single" w:sz="4" w:space="0" w:color="000000"/>
+              <w:start w:val="single" w:sz="4" w:space="0" w:color="000000"/>
+              <w:bottom w:val="single" w:sz="4" w:space="0" w:color="000000"/>
+              <w:end w:val="single" w:sz="4" w:space="0" w:color="000000"/>
+            </w:tcBorders>
+          </w:tcPr>
+          <w:p>
+            <w:pPr>
+              <w:pStyle w:val="Normal"/>
+              <w:jc w:val="center"/>
+              <w:rPr/>
+            </w:pPr>
+            <w:r>
+              <w:rPr/>
+            </w:r>
+          </w:p>
+        </w:tc>
+        <w:tc>
+          <w:tcPr>
+            <w:tcW w:w="639" w:type="dxa"/>
+            <w:tcBorders>
+              <w:top w:val="single" w:sz="4" w:space="0" w:color="000000"/>
+              <w:start w:val="single" w:sz="4" w:space="0" w:color="000000"/>
+              <w:bottom w:val="single" w:sz="4" w:space="0" w:color="000000"/>
+              <w:end w:val="single" w:sz="4" w:space="0" w:color="000000"/>
+            </w:tcBorders>
+          </w:tcPr>
+          <w:p>
+            <w:pPr>
+              <w:pStyle w:val="Normal"/>
+              <w:jc w:val="center"/>
+              <w:rPr/>
+            </w:pPr>
+            <w:r>
+              <w:rPr/>
+            </w:r>
+          </w:p>
+        </w:tc>
+        <w:tc>
+          <w:tcPr>
+            <w:tcW w:w="639" w:type="dxa"/>
+            <w:tcBorders>
+              <w:top w:val="single" w:sz="4" w:space="0" w:color="000000"/>
+              <w:start w:val="single" w:sz="4" w:space="0" w:color="000000"/>
+              <w:bottom w:val="single" w:sz="4" w:space="0" w:color="000000"/>
+              <w:end w:val="single" w:sz="4" w:space="0" w:color="000000"/>
+            </w:tcBorders>
+          </w:tcPr>
+          <w:p>
+            <w:pPr>
+              <w:pStyle w:val="Normal"/>
+              <w:jc w:val="center"/>
+              <w:rPr/>
+            </w:pPr>
+            <w:r>
+              <w:rPr/>
+            </w:r>
+          </w:p>
+        </w:tc>
+        <w:tc>
+          <w:tcPr>
+            <w:tcW w:w="638" w:type="dxa"/>
+            <w:tcBorders>
+              <w:top w:val="single" w:sz="4" w:space="0" w:color="000000"/>
+              <w:start w:val="single" w:sz="4" w:space="0" w:color="000000"/>
+              <w:bottom w:val="single" w:sz="4" w:space="0" w:color="000000"/>
+              <w:end w:val="single" w:sz="4" w:space="0" w:color="000000"/>
+            </w:tcBorders>
+          </w:tcPr>
+          <w:p>
+            <w:pPr>
+              <w:pStyle w:val="Normal"/>
+              <w:jc w:val="center"/>
+              <w:rPr/>
+            </w:pPr>
+            <w:r>
+              <w:rPr/>
+            </w:r>
+          </w:p>
+        </w:tc>
+        <w:tc>
+          <w:tcPr>
+            <w:tcW w:w="642" w:type="dxa"/>
+            <w:tcBorders>
+              <w:top w:val="single" w:sz="4" w:space="0" w:color="000000"/>
+              <w:start w:val="single" w:sz="4" w:space="0" w:color="000000"/>
+              <w:bottom w:val="single" w:sz="4" w:space="0" w:color="000000"/>
+              <w:end w:val="single" w:sz="4" w:space="0" w:color="000000"/>
+            </w:tcBorders>
+          </w:tcPr>
+          <w:p>
+            <w:pPr>
+              <w:pStyle w:val="Normal"/>
+              <w:jc w:val="center"/>
+              <w:rPr/>
+            </w:pPr>
+            <w:r>
+              <w:rPr/>
+            </w:r>
+          </w:p>
+        </w:tc>
+        <w:tc>
+          <w:tcPr>
+            <w:tcW w:w="639" w:type="dxa"/>
+            <w:tcBorders>
+              <w:top w:val="single" w:sz="4" w:space="0" w:color="000000"/>
+              <w:start w:val="single" w:sz="4" w:space="0" w:color="000000"/>
+              <w:bottom w:val="single" w:sz="4" w:space="0" w:color="000000"/>
+              <w:end w:val="single" w:sz="4" w:space="0" w:color="000000"/>
+            </w:tcBorders>
+          </w:tcPr>
+          <w:p>
+            <w:pPr>
+              <w:pStyle w:val="Normal"/>
+              <w:jc w:val="center"/>
+              <w:rPr/>
+            </w:pPr>
+            <w:r>
+              <w:rPr/>
+            </w:r>
+          </w:p>
+        </w:tc>
+        <w:tc>
+          <w:tcPr>
+            <w:tcW w:w="640" w:type="dxa"/>
+            <w:tcBorders>
+              <w:top w:val="single" w:sz="4" w:space="0" w:color="000000"/>
+              <w:start w:val="single" w:sz="4" w:space="0" w:color="000000"/>
+              <w:bottom w:val="single" w:sz="4" w:space="0" w:color="000000"/>
+              <w:end w:val="single" w:sz="4" w:space="0" w:color="000000"/>
+            </w:tcBorders>
+          </w:tcPr>
+          <w:p>
+            <w:pPr>
+              <w:pStyle w:val="Normal"/>
+              <w:jc w:val="center"/>
+              <w:rPr/>
+            </w:pPr>
+            <w:r>
+              <w:rPr/>
+            </w:r>
+          </w:p>
+        </w:tc>
+        <w:tc>
+          <w:tcPr>
+            <w:tcW w:w="783" w:type="dxa"/>
+            <w:tcBorders>
+              <w:top w:val="single" w:sz="4" w:space="0" w:color="000000"/>
+              <w:start w:val="single" w:sz="4" w:space="0" w:color="000000"/>
+              <w:bottom w:val="single" w:sz="4" w:space="0" w:color="000000"/>
+              <w:end w:val="single" w:sz="4" w:space="0" w:color="000000"/>
+            </w:tcBorders>
+          </w:tcPr>
+          <w:p>
+            <w:pPr>
+              <w:pStyle w:val="Normal"/>
+              <w:jc w:val="center"/>
+              <w:rPr/>
+            </w:pPr>
+            <w:r>
+              <w:rPr/>
+            </w:r>
+          </w:p>
+        </w:tc>
+      </w:tr>
+      <w:tr>
+        <w:trPr>
+          <w:trHeight w:val="23" w:hRule="atLeast"/>
+          <w:cantSplit/>
+        </w:trPr>
+        <w:tc>
+          <w:tcPr>
+            <w:tcW w:w="1217" w:type="dxa"/>
+            <w:tcBorders>
+              <w:top w:val="single" w:sz="4" w:space="0" w:color="000000"/>
+              <w:start w:val="single" w:sz="4" w:space="0" w:color="000000"/>
+              <w:bottom w:val="single" w:sz="4" w:space="0" w:color="000000"/>
+              <w:end w:val="single" w:sz="4" w:space="0" w:color="000000"/>
+            </w:tcBorders>
+          </w:tcPr>
+          <w:p>
+            <w:pPr>
+              <w:pStyle w:val="Normal"/>
+              <w:rPr/>
+            </w:pPr>
+            <w:r>
+              <w:rPr/>
+              <w:t>2,4</w:t>
+            </w:r>
+          </w:p>
+        </w:tc>
+        <w:tc>
+          <w:tcPr>
+            <w:tcW w:w="605" w:type="dxa"/>
+            <w:tcBorders>
+              <w:top w:val="single" w:sz="4" w:space="0" w:color="000000"/>
+              <w:start w:val="single" w:sz="4" w:space="0" w:color="000000"/>
+              <w:bottom w:val="single" w:sz="4" w:space="0" w:color="000000"/>
+              <w:end w:val="single" w:sz="4" w:space="0" w:color="000000"/>
+            </w:tcBorders>
+          </w:tcPr>
+          <w:p>
+            <w:pPr>
+              <w:pStyle w:val="Normal"/>
+              <w:jc w:val="center"/>
+              <w:rPr/>
+            </w:pPr>
+            <w:r>
+              <w:rPr/>
+            </w:r>
+          </w:p>
+        </w:tc>
+        <w:tc>
+          <w:tcPr>
+            <w:tcW w:w="643" w:type="dxa"/>
+            <w:tcBorders>
+              <w:top w:val="single" w:sz="4" w:space="0" w:color="000000"/>
+              <w:start w:val="single" w:sz="4" w:space="0" w:color="000000"/>
+              <w:bottom w:val="single" w:sz="4" w:space="0" w:color="000000"/>
+              <w:end w:val="single" w:sz="4" w:space="0" w:color="000000"/>
+            </w:tcBorders>
+          </w:tcPr>
+          <w:p>
+            <w:pPr>
+              <w:pStyle w:val="Normal"/>
+              <w:jc w:val="center"/>
+              <w:rPr/>
+            </w:pPr>
+            <w:r>
+              <w:rPr/>
+            </w:r>
+          </w:p>
+        </w:tc>
+        <w:tc>
+          <w:tcPr>
+            <w:tcW w:w="639" w:type="dxa"/>
+            <w:tcBorders>
+              <w:top w:val="single" w:sz="4" w:space="0" w:color="000000"/>
+              <w:start w:val="single" w:sz="4" w:space="0" w:color="000000"/>
+              <w:bottom w:val="single" w:sz="4" w:space="0" w:color="000000"/>
+              <w:end w:val="single" w:sz="4" w:space="0" w:color="000000"/>
+            </w:tcBorders>
+          </w:tcPr>
+          <w:p>
+            <w:pPr>
+              <w:pStyle w:val="Normal"/>
+              <w:jc w:val="center"/>
+              <w:rPr/>
+            </w:pPr>
+            <w:r>
+              <w:rPr/>
+            </w:r>
+          </w:p>
+        </w:tc>
+        <w:tc>
+          <w:tcPr>
+            <w:tcW w:w="639" w:type="dxa"/>
+            <w:tcBorders>
+              <w:top w:val="single" w:sz="4" w:space="0" w:color="000000"/>
+              <w:start w:val="single" w:sz="4" w:space="0" w:color="000000"/>
+              <w:bottom w:val="single" w:sz="4" w:space="0" w:color="000000"/>
+              <w:end w:val="single" w:sz="4" w:space="0" w:color="000000"/>
+            </w:tcBorders>
+          </w:tcPr>
+          <w:p>
+            <w:pPr>
+              <w:pStyle w:val="Normal"/>
+              <w:jc w:val="center"/>
+              <w:rPr/>
+            </w:pPr>
+            <w:r>
+              <w:rPr/>
+            </w:r>
+          </w:p>
+        </w:tc>
+        <w:tc>
+          <w:tcPr>
+            <w:tcW w:w="638" w:type="dxa"/>
+            <w:tcBorders>
+              <w:top w:val="single" w:sz="4" w:space="0" w:color="000000"/>
+              <w:start w:val="single" w:sz="4" w:space="0" w:color="000000"/>
+              <w:bottom w:val="single" w:sz="4" w:space="0" w:color="000000"/>
+              <w:end w:val="single" w:sz="4" w:space="0" w:color="000000"/>
+            </w:tcBorders>
+          </w:tcPr>
+          <w:p>
+            <w:pPr>
+              <w:pStyle w:val="Normal"/>
+              <w:jc w:val="center"/>
+              <w:rPr/>
+            </w:pPr>
+            <w:r>
+              <w:rPr/>
+            </w:r>
+          </w:p>
+        </w:tc>
+        <w:tc>
+          <w:tcPr>
+            <w:tcW w:w="638" w:type="dxa"/>
+            <w:tcBorders>
+              <w:top w:val="single" w:sz="4" w:space="0" w:color="000000"/>
+              <w:start w:val="single" w:sz="4" w:space="0" w:color="000000"/>
+              <w:bottom w:val="single" w:sz="4" w:space="0" w:color="000000"/>
+              <w:end w:val="single" w:sz="4" w:space="0" w:color="000000"/>
+            </w:tcBorders>
+          </w:tcPr>
+          <w:p>
+            <w:pPr>
+              <w:pStyle w:val="Normal"/>
+              <w:jc w:val="center"/>
+              <w:rPr/>
+            </w:pPr>
+            <w:r>
+              <w:rPr/>
+            </w:r>
+          </w:p>
+        </w:tc>
+        <w:tc>
+          <w:tcPr>
+            <w:tcW w:w="639" w:type="dxa"/>
+            <w:tcBorders>
+              <w:top w:val="single" w:sz="4" w:space="0" w:color="000000"/>
+              <w:start w:val="single" w:sz="4" w:space="0" w:color="000000"/>
+              <w:bottom w:val="single" w:sz="4" w:space="0" w:color="000000"/>
+              <w:end w:val="single" w:sz="4" w:space="0" w:color="000000"/>
+            </w:tcBorders>
+          </w:tcPr>
+          <w:p>
+            <w:pPr>
+              <w:pStyle w:val="Normal"/>
+              <w:jc w:val="center"/>
+              <w:rPr/>
+            </w:pPr>
+            <w:r>
+              <w:rPr/>
+            </w:r>
+          </w:p>
+        </w:tc>
+        <w:tc>
+          <w:tcPr>
+            <w:tcW w:w="639" w:type="dxa"/>
+            <w:tcBorders>
+              <w:top w:val="single" w:sz="4" w:space="0" w:color="000000"/>
+              <w:start w:val="single" w:sz="4" w:space="0" w:color="000000"/>
+              <w:bottom w:val="single" w:sz="4" w:space="0" w:color="000000"/>
+              <w:end w:val="single" w:sz="4" w:space="0" w:color="000000"/>
+            </w:tcBorders>
+          </w:tcPr>
+          <w:p>
+            <w:pPr>
+              <w:pStyle w:val="Normal"/>
+              <w:jc w:val="center"/>
+              <w:rPr/>
+            </w:pPr>
+            <w:r>
+              <w:rPr/>
+            </w:r>
+          </w:p>
+        </w:tc>
+        <w:tc>
+          <w:tcPr>
+            <w:tcW w:w="638" w:type="dxa"/>
+            <w:tcBorders>
+              <w:top w:val="single" w:sz="4" w:space="0" w:color="000000"/>
+              <w:start w:val="single" w:sz="4" w:space="0" w:color="000000"/>
+              <w:bottom w:val="single" w:sz="4" w:space="0" w:color="000000"/>
+              <w:end w:val="single" w:sz="4" w:space="0" w:color="000000"/>
+            </w:tcBorders>
+          </w:tcPr>
+          <w:p>
+            <w:pPr>
+              <w:pStyle w:val="Normal"/>
+              <w:jc w:val="center"/>
+              <w:rPr/>
+            </w:pPr>
+            <w:r>
+              <w:rPr/>
+            </w:r>
+          </w:p>
+        </w:tc>
+        <w:tc>
+          <w:tcPr>
+            <w:tcW w:w="642" w:type="dxa"/>
+            <w:tcBorders>
+              <w:top w:val="single" w:sz="4" w:space="0" w:color="000000"/>
+              <w:start w:val="single" w:sz="4" w:space="0" w:color="000000"/>
+              <w:bottom w:val="single" w:sz="4" w:space="0" w:color="000000"/>
+              <w:end w:val="single" w:sz="4" w:space="0" w:color="000000"/>
+            </w:tcBorders>
+          </w:tcPr>
+          <w:p>
+            <w:pPr>
+              <w:pStyle w:val="Normal"/>
+              <w:jc w:val="center"/>
+              <w:rPr/>
+            </w:pPr>
+            <w:r>
+              <w:rPr/>
+            </w:r>
+          </w:p>
+        </w:tc>
+        <w:tc>
+          <w:tcPr>
+            <w:tcW w:w="639" w:type="dxa"/>
+            <w:tcBorders>
+              <w:top w:val="single" w:sz="4" w:space="0" w:color="000000"/>
+              <w:start w:val="single" w:sz="4" w:space="0" w:color="000000"/>
+              <w:bottom w:val="single" w:sz="4" w:space="0" w:color="000000"/>
+              <w:end w:val="single" w:sz="4" w:space="0" w:color="000000"/>
+            </w:tcBorders>
+          </w:tcPr>
+          <w:p>
+            <w:pPr>
+              <w:pStyle w:val="Normal"/>
+              <w:jc w:val="center"/>
+              <w:rPr/>
+            </w:pPr>
+            <w:r>
+              <w:rPr/>
+            </w:r>
+          </w:p>
+        </w:tc>
+        <w:tc>
+          <w:tcPr>
+            <w:tcW w:w="640" w:type="dxa"/>
+            <w:tcBorders>
+              <w:top w:val="single" w:sz="4" w:space="0" w:color="000000"/>
+              <w:start w:val="single" w:sz="4" w:space="0" w:color="000000"/>
+              <w:bottom w:val="single" w:sz="4" w:space="0" w:color="000000"/>
+              <w:end w:val="single" w:sz="4" w:space="0" w:color="000000"/>
+            </w:tcBorders>
+          </w:tcPr>
+          <w:p>
+            <w:pPr>
+              <w:pStyle w:val="Normal"/>
+              <w:jc w:val="center"/>
+              <w:rPr/>
+            </w:pPr>
+            <w:r>
+              <w:rPr/>
+            </w:r>
+          </w:p>
+        </w:tc>
+        <w:tc>
+          <w:tcPr>
+            <w:tcW w:w="783" w:type="dxa"/>
+            <w:tcBorders>
+              <w:top w:val="single" w:sz="4" w:space="0" w:color="000000"/>
+              <w:start w:val="single" w:sz="4" w:space="0" w:color="000000"/>
+              <w:bottom w:val="single" w:sz="4" w:space="0" w:color="000000"/>
+              <w:end w:val="single" w:sz="4" w:space="0" w:color="000000"/>
+            </w:tcBorders>
+          </w:tcPr>
+          <w:p>
+            <w:pPr>
+              <w:pStyle w:val="Normal"/>
+              <w:jc w:val="center"/>
+              <w:rPr/>
+            </w:pPr>
+            <w:r>
+              <w:rPr/>
+            </w:r>
+          </w:p>
+        </w:tc>
+      </w:tr>
+      <w:tr>
+        <w:trPr>
+          <w:trHeight w:val="23" w:hRule="atLeast"/>
+          <w:cantSplit/>
+        </w:trPr>
+        <w:tc>
+          <w:tcPr>
+            <w:tcW w:w="1217" w:type="dxa"/>
+            <w:tcBorders>
+              <w:top w:val="single" w:sz="4" w:space="0" w:color="000000"/>
+              <w:start w:val="single" w:sz="4" w:space="0" w:color="000000"/>
+              <w:bottom w:val="single" w:sz="4" w:space="0" w:color="000000"/>
+              <w:end w:val="single" w:sz="4" w:space="0" w:color="000000"/>
+            </w:tcBorders>
+          </w:tcPr>
+          <w:p>
+            <w:pPr>
+              <w:pStyle w:val="Normal"/>
+              <w:rPr/>
+            </w:pPr>
+            <w:r>
+              <w:rPr/>
+              <w:t>3,2</w:t>
+            </w:r>
+          </w:p>
+        </w:tc>
+        <w:tc>
+          <w:tcPr>
+            <w:tcW w:w="605" w:type="dxa"/>
+            <w:tcBorders>
+              <w:top w:val="single" w:sz="4" w:space="0" w:color="000000"/>
+              <w:start w:val="single" w:sz="4" w:space="0" w:color="000000"/>
+              <w:bottom w:val="single" w:sz="4" w:space="0" w:color="000000"/>
+              <w:end w:val="single" w:sz="4" w:space="0" w:color="000000"/>
+            </w:tcBorders>
+          </w:tcPr>
+          <w:p>
+            <w:pPr>
+              <w:pStyle w:val="Normal"/>
+              <w:jc w:val="center"/>
+              <w:rPr/>
+            </w:pPr>
+            <w:r>
+              <w:rPr/>
+            </w:r>
+          </w:p>
+        </w:tc>
+        <w:tc>
+          <w:tcPr>
+            <w:tcW w:w="643" w:type="dxa"/>
+            <w:tcBorders>
+              <w:top w:val="single" w:sz="4" w:space="0" w:color="000000"/>
+              <w:start w:val="single" w:sz="4" w:space="0" w:color="000000"/>
+              <w:bottom w:val="single" w:sz="4" w:space="0" w:color="000000"/>
+              <w:end w:val="single" w:sz="4" w:space="0" w:color="000000"/>
+            </w:tcBorders>
+          </w:tcPr>
+          <w:p>
+            <w:pPr>
+              <w:pStyle w:val="Normal"/>
+              <w:jc w:val="center"/>
+              <w:rPr/>
+            </w:pPr>
+            <w:r>
+              <w:rPr/>
+            </w:r>
+          </w:p>
+        </w:tc>
+        <w:tc>
+          <w:tcPr>
+            <w:tcW w:w="639" w:type="dxa"/>
+            <w:tcBorders>
+              <w:top w:val="single" w:sz="4" w:space="0" w:color="000000"/>
+              <w:start w:val="single" w:sz="4" w:space="0" w:color="000000"/>
+              <w:bottom w:val="single" w:sz="4" w:space="0" w:color="000000"/>
+              <w:end w:val="single" w:sz="4" w:space="0" w:color="000000"/>
+            </w:tcBorders>
+          </w:tcPr>
+          <w:p>
+            <w:pPr>
+              <w:pStyle w:val="Normal"/>
+              <w:jc w:val="center"/>
+              <w:rPr/>
+            </w:pPr>
+            <w:r>
+              <w:rPr/>
+            </w:r>
+          </w:p>
+        </w:tc>
+        <w:tc>
+          <w:tcPr>
+            <w:tcW w:w="639" w:type="dxa"/>
+            <w:tcBorders>
+              <w:top w:val="single" w:sz="4" w:space="0" w:color="000000"/>
+              <w:start w:val="single" w:sz="4" w:space="0" w:color="000000"/>
+              <w:bottom w:val="single" w:sz="4" w:space="0" w:color="000000"/>
+              <w:end w:val="single" w:sz="4" w:space="0" w:color="000000"/>
+            </w:tcBorders>
+          </w:tcPr>
+          <w:p>
+            <w:pPr>
+              <w:pStyle w:val="Normal"/>
+              <w:jc w:val="center"/>
+              <w:rPr/>
+            </w:pPr>
+            <w:r>
+              <w:rPr/>
+            </w:r>
+          </w:p>
+        </w:tc>
+        <w:tc>
+          <w:tcPr>
+            <w:tcW w:w="638" w:type="dxa"/>
+            <w:tcBorders>
+              <w:top w:val="single" w:sz="4" w:space="0" w:color="000000"/>
+              <w:start w:val="single" w:sz="4" w:space="0" w:color="000000"/>
+              <w:bottom w:val="single" w:sz="4" w:space="0" w:color="000000"/>
+              <w:end w:val="single" w:sz="4" w:space="0" w:color="000000"/>
+            </w:tcBorders>
+          </w:tcPr>
+          <w:p>
+            <w:pPr>
+              <w:pStyle w:val="Normal"/>
+              <w:jc w:val="center"/>
+              <w:rPr/>
+            </w:pPr>
+            <w:r>
+              <w:rPr/>
+            </w:r>
+          </w:p>
+        </w:tc>
+        <w:tc>
+          <w:tcPr>
+            <w:tcW w:w="638" w:type="dxa"/>
+            <w:tcBorders>
+              <w:top w:val="single" w:sz="4" w:space="0" w:color="000000"/>
+              <w:start w:val="single" w:sz="4" w:space="0" w:color="000000"/>
+              <w:bottom w:val="single" w:sz="4" w:space="0" w:color="000000"/>
+              <w:end w:val="single" w:sz="4" w:space="0" w:color="000000"/>
+            </w:tcBorders>
+          </w:tcPr>
+          <w:p>
+            <w:pPr>
+              <w:pStyle w:val="Normal"/>
+              <w:jc w:val="center"/>
+              <w:rPr/>
+            </w:pPr>
+            <w:r>
+              <w:rPr/>
+            </w:r>
+          </w:p>
+        </w:tc>
+        <w:tc>
+          <w:tcPr>
+            <w:tcW w:w="639" w:type="dxa"/>
+            <w:tcBorders>
+              <w:top w:val="single" w:sz="4" w:space="0" w:color="000000"/>
+              <w:start w:val="single" w:sz="4" w:space="0" w:color="000000"/>
+              <w:bottom w:val="single" w:sz="4" w:space="0" w:color="000000"/>
+              <w:end w:val="single" w:sz="4" w:space="0" w:color="000000"/>
+            </w:tcBorders>
+          </w:tcPr>
+          <w:p>
+            <w:pPr>
+              <w:pStyle w:val="Normal"/>
+              <w:jc w:val="center"/>
+              <w:rPr/>
+            </w:pPr>
+            <w:r>
+              <w:rPr/>
+            </w:r>
+          </w:p>
+        </w:tc>
+        <w:tc>
+          <w:tcPr>
+            <w:tcW w:w="639" w:type="dxa"/>
+            <w:tcBorders>
+              <w:top w:val="single" w:sz="4" w:space="0" w:color="000000"/>
+              <w:start w:val="single" w:sz="4" w:space="0" w:color="000000"/>
+              <w:bottom w:val="single" w:sz="4" w:space="0" w:color="000000"/>
+              <w:end w:val="single" w:sz="4" w:space="0" w:color="000000"/>
+            </w:tcBorders>
+          </w:tcPr>
+          <w:p>
+            <w:pPr>
+              <w:pStyle w:val="Normal"/>
+              <w:jc w:val="center"/>
+              <w:rPr/>
+            </w:pPr>
+            <w:r>
+              <w:rPr/>
+            </w:r>
+          </w:p>
+        </w:tc>
+        <w:tc>
+          <w:tcPr>
+            <w:tcW w:w="638" w:type="dxa"/>
+            <w:tcBorders>
+              <w:top w:val="single" w:sz="4" w:space="0" w:color="000000"/>
+              <w:start w:val="single" w:sz="4" w:space="0" w:color="000000"/>
+              <w:bottom w:val="single" w:sz="4" w:space="0" w:color="000000"/>
+              <w:end w:val="single" w:sz="4" w:space="0" w:color="000000"/>
+            </w:tcBorders>
+          </w:tcPr>
+          <w:p>
+            <w:pPr>
+              <w:pStyle w:val="Normal"/>
+              <w:jc w:val="center"/>
+              <w:rPr/>
+            </w:pPr>
+            <w:r>
+              <w:rPr/>
+            </w:r>
+          </w:p>
+        </w:tc>
+        <w:tc>
+          <w:tcPr>
+            <w:tcW w:w="642" w:type="dxa"/>
+            <w:tcBorders>
+              <w:top w:val="single" w:sz="4" w:space="0" w:color="000000"/>
+              <w:start w:val="single" w:sz="4" w:space="0" w:color="000000"/>
+              <w:bottom w:val="single" w:sz="4" w:space="0" w:color="000000"/>
+              <w:end w:val="single" w:sz="4" w:space="0" w:color="000000"/>
+            </w:tcBorders>
+          </w:tcPr>
+          <w:p>
+            <w:pPr>
+              <w:pStyle w:val="Normal"/>
+              <w:jc w:val="center"/>
+              <w:rPr/>
+            </w:pPr>
+            <w:r>
+              <w:rPr/>
+            </w:r>
+          </w:p>
+        </w:tc>
+        <w:tc>
+          <w:tcPr>
+            <w:tcW w:w="639" w:type="dxa"/>
+            <w:tcBorders>
+              <w:top w:val="single" w:sz="4" w:space="0" w:color="000000"/>
+              <w:start w:val="single" w:sz="4" w:space="0" w:color="000000"/>
+              <w:bottom w:val="single" w:sz="4" w:space="0" w:color="000000"/>
+              <w:end w:val="single" w:sz="4" w:space="0" w:color="000000"/>
+            </w:tcBorders>
+          </w:tcPr>
+          <w:p>
+            <w:pPr>
+              <w:pStyle w:val="Normal"/>
+              <w:jc w:val="center"/>
+              <w:rPr/>
+            </w:pPr>
+            <w:r>
+              <w:rPr/>
+            </w:r>
+          </w:p>
+        </w:tc>
+        <w:tc>
+          <w:tcPr>
+            <w:tcW w:w="640" w:type="dxa"/>
+            <w:tcBorders>
+              <w:top w:val="single" w:sz="4" w:space="0" w:color="000000"/>
+              <w:start w:val="single" w:sz="4" w:space="0" w:color="000000"/>
+              <w:bottom w:val="single" w:sz="4" w:space="0" w:color="000000"/>
+              <w:end w:val="single" w:sz="4" w:space="0" w:color="000000"/>
+            </w:tcBorders>
+          </w:tcPr>
+          <w:p>
+            <w:pPr>
+              <w:pStyle w:val="Normal"/>
+              <w:jc w:val="center"/>
+              <w:rPr/>
+            </w:pPr>
+            <w:r>
+              <w:rPr/>
+            </w:r>
+          </w:p>
+        </w:tc>
+        <w:tc>
+          <w:tcPr>
+            <w:tcW w:w="783" w:type="dxa"/>
+            <w:tcBorders>
+              <w:top w:val="single" w:sz="4" w:space="0" w:color="000000"/>
+              <w:start w:val="single" w:sz="4" w:space="0" w:color="000000"/>
+              <w:bottom w:val="single" w:sz="4" w:space="0" w:color="000000"/>
+              <w:end w:val="single" w:sz="4" w:space="0" w:color="000000"/>
+            </w:tcBorders>
+          </w:tcPr>
+          <w:p>
+            <w:pPr>
+              <w:pStyle w:val="Normal"/>
+              <w:jc w:val="center"/>
+              <w:rPr/>
+            </w:pPr>
+            <w:r>
+              <w:rPr/>
+            </w:r>
+          </w:p>
+        </w:tc>
+      </w:tr>
+    </w:tbl>
+    <w:p>
+      <w:pPr>
+        <w:pStyle w:val="BodyText"/>
         <w:rPr>
           <w:szCs w:val="24"/>
         </w:rPr>
@@ -2351,8 +8416,8 @@
           <w:jc w:val="end"/>
           <w:rPr/>
         </w:pPr>
-        <w:bookmarkStart w:id="3" w:name="_Ref222730609"/>
-        <w:bookmarkEnd w:id="3"/>
+        <w:bookmarkStart w:id="5" w:name="_Ref222730609"/>
+        <w:bookmarkEnd w:id="5"/>
         <w:r>
           <w:rPr/>
           <w:fldChar w:fldCharType="begin"/>
@@ -2367,7 +8432,7 @@
         </w:r>
         <w:r>
           <w:rPr/>
-          <w:t>1</w:t>
+          <w:t>2</w:t>
         </w:r>
         <w:r>
           <w:rPr/>
@@ -2396,8 +8461,8 @@
           <w:jc w:val="end"/>
           <w:rPr/>
         </w:pPr>
-        <w:bookmarkStart w:id="4" w:name="_Ref222730609"/>
-        <w:bookmarkEnd w:id="4"/>
+        <w:bookmarkStart w:id="6" w:name="_Ref222730609"/>
+        <w:bookmarkEnd w:id="6"/>
         <w:r>
           <w:rPr/>
           <w:fldChar w:fldCharType="begin"/>
@@ -2412,7 +8477,7 @@
         </w:r>
         <w:r>
           <w:rPr/>
-          <w:t>1</w:t>
+          <w:t>2</w:t>
         </w:r>
         <w:r>
           <w:rPr/>
@@ -2451,6 +8516,7 @@
         </w:tabs>
         <w:ind w:start="1080" w:hanging="360"/>
       </w:pPr>
+      <w:rPr/>
     </w:lvl>
     <w:lvl w:ilvl="2">
       <w:start w:val="1"/>
@@ -2463,6 +8529,7 @@
         </w:tabs>
         <w:ind w:start="1440" w:hanging="360"/>
       </w:pPr>
+      <w:rPr/>
     </w:lvl>
     <w:lvl w:ilvl="3">
       <w:start w:val="1"/>
@@ -2475,6 +8542,7 @@
         </w:tabs>
         <w:ind w:start="1800" w:hanging="360"/>
       </w:pPr>
+      <w:rPr/>
     </w:lvl>
     <w:lvl w:ilvl="4">
       <w:start w:val="1"/>
@@ -2487,6 +8555,7 @@
         </w:tabs>
         <w:ind w:start="2160" w:hanging="360"/>
       </w:pPr>
+      <w:rPr/>
     </w:lvl>
     <w:lvl w:ilvl="5">
       <w:start w:val="1"/>
@@ -2499,6 +8568,7 @@
         </w:tabs>
         <w:ind w:start="2520" w:hanging="360"/>
       </w:pPr>
+      <w:rPr/>
     </w:lvl>
     <w:lvl w:ilvl="6">
       <w:start w:val="1"/>
@@ -2511,6 +8581,7 @@
         </w:tabs>
         <w:ind w:start="2880" w:hanging="360"/>
       </w:pPr>
+      <w:rPr/>
     </w:lvl>
     <w:lvl w:ilvl="7">
       <w:start w:val="1"/>
@@ -2523,6 +8594,7 @@
         </w:tabs>
         <w:ind w:start="3240" w:hanging="360"/>
       </w:pPr>
+      <w:rPr/>
     </w:lvl>
     <w:lvl w:ilvl="8">
       <w:start w:val="1"/>
@@ -2535,6 +8607,7 @@
         </w:tabs>
         <w:ind w:start="3600" w:hanging="360"/>
       </w:pPr>
+      <w:rPr/>
     </w:lvl>
   </w:abstractNum>
   <w:abstractNum w:abstractNumId="2">
@@ -2562,6 +8635,7 @@
         </w:tabs>
         <w:ind w:start="1080" w:hanging="360"/>
       </w:pPr>
+      <w:rPr/>
     </w:lvl>
     <w:lvl w:ilvl="2">
       <w:start w:val="1"/>
@@ -2574,6 +8648,7 @@
         </w:tabs>
         <w:ind w:start="1440" w:hanging="360"/>
       </w:pPr>
+      <w:rPr/>
     </w:lvl>
     <w:lvl w:ilvl="3">
       <w:start w:val="1"/>
@@ -2586,6 +8661,7 @@
         </w:tabs>
         <w:ind w:start="1800" w:hanging="360"/>
       </w:pPr>
+      <w:rPr/>
     </w:lvl>
     <w:lvl w:ilvl="4">
       <w:start w:val="1"/>
@@ -2598,6 +8674,7 @@
         </w:tabs>
         <w:ind w:start="2160" w:hanging="360"/>
       </w:pPr>
+      <w:rPr/>
     </w:lvl>
     <w:lvl w:ilvl="5">
       <w:start w:val="1"/>
@@ -2610,6 +8687,7 @@
         </w:tabs>
         <w:ind w:start="2520" w:hanging="360"/>
       </w:pPr>
+      <w:rPr/>
     </w:lvl>
     <w:lvl w:ilvl="6">
       <w:start w:val="1"/>
@@ -2622,6 +8700,7 @@
         </w:tabs>
         <w:ind w:start="2880" w:hanging="360"/>
       </w:pPr>
+      <w:rPr/>
     </w:lvl>
     <w:lvl w:ilvl="7">
       <w:start w:val="1"/>
@@ -2634,6 +8713,7 @@
         </w:tabs>
         <w:ind w:start="3240" w:hanging="360"/>
       </w:pPr>
+      <w:rPr/>
     </w:lvl>
     <w:lvl w:ilvl="8">
       <w:start w:val="1"/>
@@ -2646,6 +8726,7 @@
         </w:tabs>
         <w:ind w:start="3600" w:hanging="360"/>
       </w:pPr>
+      <w:rPr/>
     </w:lvl>
   </w:abstractNum>
   <w:abstractNum w:abstractNumId="3">
@@ -2911,6 +8992,7 @@
         </w:tabs>
         <w:ind w:start="1080" w:hanging="360"/>
       </w:pPr>
+      <w:rPr/>
     </w:lvl>
     <w:lvl w:ilvl="2">
       <w:start w:val="1"/>
@@ -2923,6 +9005,7 @@
         </w:tabs>
         <w:ind w:start="1440" w:hanging="360"/>
       </w:pPr>
+      <w:rPr/>
     </w:lvl>
     <w:lvl w:ilvl="3">
       <w:start w:val="1"/>
@@ -2935,6 +9018,7 @@
         </w:tabs>
         <w:ind w:start="1800" w:hanging="360"/>
       </w:pPr>
+      <w:rPr/>
     </w:lvl>
     <w:lvl w:ilvl="4">
       <w:start w:val="1"/>
@@ -2947,6 +9031,7 @@
         </w:tabs>
         <w:ind w:start="2160" w:hanging="360"/>
       </w:pPr>
+      <w:rPr/>
     </w:lvl>
     <w:lvl w:ilvl="5">
       <w:start w:val="1"/>
@@ -2959,6 +9044,7 @@
         </w:tabs>
         <w:ind w:start="2520" w:hanging="360"/>
       </w:pPr>
+      <w:rPr/>
     </w:lvl>
     <w:lvl w:ilvl="6">
       <w:start w:val="1"/>
@@ -2971,6 +9057,7 @@
         </w:tabs>
         <w:ind w:start="2880" w:hanging="360"/>
       </w:pPr>
+      <w:rPr/>
     </w:lvl>
     <w:lvl w:ilvl="7">
       <w:start w:val="1"/>
@@ -2983,6 +9070,7 @@
         </w:tabs>
         <w:ind w:start="3240" w:hanging="360"/>
       </w:pPr>
+      <w:rPr/>
     </w:lvl>
     <w:lvl w:ilvl="8">
       <w:start w:val="1"/>
@@ -2995,6 +9083,7 @@
         </w:tabs>
         <w:ind w:start="3600" w:hanging="360"/>
       </w:pPr>
+      <w:rPr/>
     </w:lvl>
   </w:abstractNum>
   <w:abstractNum w:abstractNumId="6">
@@ -3260,118 +9349,6 @@
   <w:abstractNum w:abstractNumId="8">
     <w:lvl w:ilvl="0">
       <w:start w:val="1"/>
-      <w:numFmt w:val="decimal"/>
-      <w:suff w:val="space"/>
-      <w:lvlText w:val="%1"/>
-      <w:lvlJc w:val="start"/>
-      <w:pPr>
-        <w:tabs>
-          <w:tab w:val="num" w:pos="0"/>
-        </w:tabs>
-        <w:ind w:start="709" w:hanging="0"/>
-      </w:pPr>
-      <w:rPr/>
-    </w:lvl>
-    <w:lvl w:ilvl="1">
-      <w:start w:val="1"/>
-      <w:numFmt w:val="decimal"/>
-      <w:suff w:val="space"/>
-      <w:lvlText w:val="%1.%2"/>
-      <w:lvlJc w:val="start"/>
-      <w:pPr>
-        <w:tabs>
-          <w:tab w:val="num" w:pos="0"/>
-        </w:tabs>
-        <w:ind w:start="709" w:hanging="0"/>
-      </w:pPr>
-      <w:rPr/>
-    </w:lvl>
-    <w:lvl w:ilvl="2">
-      <w:start w:val="1"/>
-      <w:numFmt w:val="decimal"/>
-      <w:suff w:val="space"/>
-      <w:lvlText w:val="%1.%2.%3"/>
-      <w:lvlJc w:val="start"/>
-      <w:pPr>
-        <w:tabs>
-          <w:tab w:val="num" w:pos="0"/>
-        </w:tabs>
-        <w:ind w:start="709" w:hanging="0"/>
-      </w:pPr>
-      <w:rPr/>
-    </w:lvl>
-    <w:lvl w:ilvl="3">
-      <w:start w:val="1"/>
-      <w:numFmt w:val="decimal"/>
-      <w:suff w:val="space"/>
-      <w:lvlText w:val="%1.%2.%3.%4"/>
-      <w:lvlJc w:val="start"/>
-      <w:pPr>
-        <w:tabs>
-          <w:tab w:val="num" w:pos="0"/>
-        </w:tabs>
-        <w:ind w:start="709" w:hanging="0"/>
-      </w:pPr>
-      <w:rPr/>
-    </w:lvl>
-    <w:lvl w:ilvl="4">
-      <w:start w:val="1"/>
-      <w:numFmt w:val="decimal"/>
-      <w:suff w:val="space"/>
-      <w:lvlText w:val="%1.%2.%3.%4.%5"/>
-      <w:lvlJc w:val="start"/>
-      <w:pPr>
-        <w:tabs>
-          <w:tab w:val="num" w:pos="0"/>
-        </w:tabs>
-        <w:ind w:start="709" w:hanging="0"/>
-      </w:pPr>
-      <w:rPr/>
-    </w:lvl>
-    <w:lvl w:ilvl="5">
-      <w:start w:val="1"/>
-      <w:numFmt w:val="decimal"/>
-      <w:suff w:val="space"/>
-      <w:lvlText w:val="%1.%2.%3.%4.%5.%6"/>
-      <w:lvlJc w:val="start"/>
-      <w:pPr>
-        <w:tabs>
-          <w:tab w:val="num" w:pos="0"/>
-        </w:tabs>
-        <w:ind w:start="709" w:hanging="0"/>
-      </w:pPr>
-      <w:rPr/>
-    </w:lvl>
-    <w:lvl w:ilvl="6">
-      <w:start w:val="1"/>
-      <w:numFmt w:val="decimal"/>
-      <w:suff w:val="space"/>
-      <w:lvlText w:val="%1.%2.%3.%4.%5.%6.%7"/>
-      <w:lvlJc w:val="start"/>
-      <w:pPr>
-        <w:tabs>
-          <w:tab w:val="num" w:pos="0"/>
-        </w:tabs>
-        <w:ind w:start="709" w:hanging="0"/>
-      </w:pPr>
-      <w:rPr/>
-    </w:lvl>
-    <w:lvl w:ilvl="7">
-      <w:start w:val="1"/>
-      <w:numFmt w:val="decimal"/>
-      <w:suff w:val="space"/>
-      <w:lvlText w:val="%1.%2.%3.%4.%5.%6.%7.%8"/>
-      <w:lvlJc w:val="start"/>
-      <w:pPr>
-        <w:tabs>
-          <w:tab w:val="num" w:pos="0"/>
-        </w:tabs>
-        <w:ind w:start="709" w:hanging="0"/>
-      </w:pPr>
-      <w:rPr/>
-    </w:lvl>
-    <w:lvl w:ilvl="8">
-      <w:start w:val="2"/>
       <w:numFmt w:val="none"/>
       <w:suff w:val="nothing"/>
       <w:lvlText w:val=""/>
@@ -3380,9 +9357,112 @@
         <w:tabs>
           <w:tab w:val="num" w:pos="0"/>
         </w:tabs>
-        <w:ind w:start="709" w:hanging="0"/>
+        <w:ind w:start="0" w:hanging="0"/>
       </w:pPr>
-      <w:rPr/>
+    </w:lvl>
+    <w:lvl w:ilvl="1">
+      <w:start w:val="1"/>
+      <w:numFmt w:val="none"/>
+      <w:suff w:val="nothing"/>
+      <w:lvlText w:val=""/>
+      <w:lvlJc w:val="start"/>
+      <w:pPr>
+        <w:tabs>
+          <w:tab w:val="num" w:pos="0"/>
+        </w:tabs>
+        <w:ind w:start="0" w:hanging="0"/>
+      </w:pPr>
+    </w:lvl>
+    <w:lvl w:ilvl="2">
+      <w:start w:val="1"/>
+      <w:numFmt w:val="none"/>
+      <w:suff w:val="nothing"/>
+      <w:lvlText w:val=""/>
+      <w:lvlJc w:val="start"/>
+      <w:pPr>
+        <w:tabs>
+          <w:tab w:val="num" w:pos="0"/>
+        </w:tabs>
+        <w:ind w:start="0" w:hanging="0"/>
+      </w:pPr>
+    </w:lvl>
+    <w:lvl w:ilvl="3">
+      <w:start w:val="1"/>
+      <w:numFmt w:val="none"/>
+      <w:suff w:val="nothing"/>
+      <w:lvlText w:val=""/>
+      <w:lvlJc w:val="start"/>
+      <w:pPr>
+        <w:tabs>
+          <w:tab w:val="num" w:pos="0"/>
+        </w:tabs>
+        <w:ind w:start="0" w:hanging="0"/>
+      </w:pPr>
+    </w:lvl>
+    <w:lvl w:ilvl="4">
+      <w:start w:val="1"/>
+      <w:numFmt w:val="none"/>
+      <w:suff w:val="nothing"/>
+      <w:lvlText w:val=""/>
+      <w:lvlJc w:val="start"/>
+      <w:pPr>
+        <w:tabs>
+          <w:tab w:val="num" w:pos="0"/>
+        </w:tabs>
+        <w:ind w:start="0" w:hanging="0"/>
+      </w:pPr>
+    </w:lvl>
+    <w:lvl w:ilvl="5">
+      <w:start w:val="1"/>
+      <w:numFmt w:val="none"/>
+      <w:suff w:val="nothing"/>
+      <w:lvlText w:val=""/>
+      <w:lvlJc w:val="start"/>
+      <w:pPr>
+        <w:tabs>
+          <w:tab w:val="num" w:pos="0"/>
+        </w:tabs>
+        <w:ind w:start="0" w:hanging="0"/>
+      </w:pPr>
+    </w:lvl>
+    <w:lvl w:ilvl="6">
+      <w:start w:val="1"/>
+      <w:numFmt w:val="none"/>
+      <w:suff w:val="nothing"/>
+      <w:lvlText w:val=""/>
+      <w:lvlJc w:val="start"/>
+      <w:pPr>
+        <w:tabs>
+          <w:tab w:val="num" w:pos="0"/>
+        </w:tabs>
+        <w:ind w:start="0" w:hanging="0"/>
+      </w:pPr>
+    </w:lvl>
+    <w:lvl w:ilvl="7">
+      <w:start w:val="1"/>
+      <w:numFmt w:val="none"/>
+      <w:suff w:val="nothing"/>
+      <w:lvlText w:val=""/>
+      <w:lvlJc w:val="start"/>
+      <w:pPr>
+        <w:tabs>
+          <w:tab w:val="num" w:pos="0"/>
+        </w:tabs>
+        <w:ind w:start="0" w:hanging="0"/>
+      </w:pPr>
+    </w:lvl>
+    <w:lvl w:ilvl="8">
+      <w:start w:val="1"/>
+      <w:numFmt w:val="none"/>
+      <w:suff w:val="nothing"/>
+      <w:lvlText w:val=""/>
+      <w:lvlJc w:val="start"/>
+      <w:pPr>
+        <w:tabs>
+          <w:tab w:val="num" w:pos="0"/>
+        </w:tabs>
+        <w:ind w:start="0" w:hanging="0"/>
+      </w:pPr>
     </w:lvl>
   </w:abstractNum>
   <w:num w:numId="1">
@@ -4787,6 +10867,7 @@
         <w:tab w:val="clear" w:pos="720"/>
         <w:tab w:val="left" w:pos="1491" w:leader="none"/>
       </w:tabs>
+      <w:suppressAutoHyphens w:val="true"/>
       <w:bidi w:val="0"/>
       <w:spacing w:before="120" w:after="0"/>
       <w:ind w:hanging="1491" w:start="1491"/>
@@ -4965,6 +11046,7 @@
     <w:qFormat/>
     <w:pPr>
       <w:widowControl/>
+      <w:suppressAutoHyphens w:val="true"/>
       <w:bidi w:val="0"/>
       <w:spacing w:before="0" w:after="0"/>
       <w:ind w:firstLine="709"/>
@@ -5001,6 +11083,7 @@
         <w:ilvl w:val="0"/>
         <w:numId w:val="3"/>
       </w:numPr>
+      <w:suppressAutoHyphens w:val="true"/>
       <w:bidi w:val="0"/>
       <w:spacing w:before="0" w:after="0"/>
       <w:jc w:val="both"/>
@@ -5022,6 +11105,7 @@
         <w:ilvl w:val="0"/>
         <w:numId w:val="2"/>
       </w:numPr>
+      <w:suppressAutoHyphens w:val="true"/>
       <w:bidi w:val="0"/>
       <w:spacing w:before="0" w:after="0"/>
       <w:jc w:val="both"/>
@@ -5042,6 +11126,7 @@
     <w:pPr>
       <w:pageBreakBefore/>
       <w:widowControl/>
+      <w:suppressAutoHyphens w:val="true"/>
       <w:bidi w:val="0"/>
       <w:spacing w:before="0" w:after="0"/>
       <w:jc w:val="center"/>
@@ -5063,6 +11148,7 @@
     <w:qFormat/>
     <w:pPr>
       <w:widowControl/>
+      <w:suppressAutoHyphens w:val="true"/>
       <w:bidi w:val="0"/>
       <w:spacing w:before="0" w:after="0"/>
       <w:ind w:firstLine="709"/>
@@ -5096,6 +11182,7 @@
       <w:keepNext w:val="true"/>
       <w:keepLines/>
       <w:widowControl/>
+      <w:suppressAutoHyphens w:val="true"/>
       <w:bidi w:val="0"/>
       <w:spacing w:before="0" w:after="0"/>
       <w:jc w:val="center"/>
@@ -5114,6 +11201,7 @@
     <w:qFormat/>
     <w:pPr>
       <w:widowControl/>
+      <w:suppressAutoHyphens w:val="true"/>
       <w:bidi w:val="0"/>
       <w:spacing w:before="0" w:after="0"/>
       <w:ind w:firstLine="709"/>
@@ -5278,6 +11366,7 @@
     <w:qFormat/>
     <w:pPr>
       <w:widowControl/>
+      <w:suppressAutoHyphens w:val="true"/>
       <w:bidi w:val="0"/>
       <w:spacing w:before="0" w:after="0"/>
       <w:ind w:firstLine="709"/>
@@ -5297,6 +11386,7 @@
     <w:qFormat/>
     <w:pPr>
       <w:widowControl/>
+      <w:suppressAutoHyphens w:val="true"/>
       <w:bidi w:val="0"/>
       <w:spacing w:before="0" w:after="0"/>
       <w:ind w:firstLine="709"/>
@@ -5327,6 +11417,7 @@
     <w:qFormat/>
     <w:pPr>
       <w:widowControl/>
+      <w:suppressAutoHyphens w:val="true"/>
       <w:bidi w:val="0"/>
       <w:spacing w:before="0" w:after="0"/>
       <w:ind w:firstLine="709"/>
@@ -5346,6 +11437,7 @@
     <w:qFormat/>
     <w:pPr>
       <w:widowControl/>
+      <w:suppressAutoHyphens w:val="true"/>
       <w:bidi w:val="0"/>
       <w:spacing w:before="0" w:after="0"/>
       <w:ind w:firstLine="709"/>
@@ -5365,6 +11457,7 @@
     <w:qFormat/>
     <w:pPr>
       <w:widowControl/>
+      <w:suppressAutoHyphens w:val="true"/>
       <w:bidi w:val="0"/>
       <w:spacing w:before="0" w:after="0"/>
       <w:ind w:firstLine="709"/>
@@ -5384,6 +11477,7 @@
     <w:qFormat/>
     <w:pPr>
       <w:widowControl/>
+      <w:suppressAutoHyphens w:val="true"/>
       <w:bidi w:val="0"/>
       <w:spacing w:before="0" w:after="0"/>
       <w:ind w:firstLine="709"/>
@@ -5403,6 +11497,7 @@
     <w:qFormat/>
     <w:pPr>
       <w:widowControl/>
+      <w:suppressAutoHyphens w:val="true"/>
       <w:bidi w:val="0"/>
       <w:spacing w:before="0" w:after="0"/>
       <w:ind w:firstLine="709"/>
@@ -5422,6 +11517,7 @@
     <w:qFormat/>
     <w:pPr>
       <w:widowControl/>
+      <w:suppressAutoHyphens w:val="true"/>
       <w:bidi w:val="0"/>
       <w:spacing w:before="0" w:after="0"/>
       <w:ind w:firstLine="709"/>
@@ -5897,18 +11993,19 @@
     <w:rsid w:val="00f27cc1"/>
     <w:pPr>
       <w:widowControl/>
+      <w:suppressAutoHyphens w:val="true"/>
       <w:bidi w:val="0"/>
       <w:spacing w:lineRule="auto" w:line="300" w:before="0" w:after="0"/>
       <w:ind w:firstLine="964"/>
       <w:jc w:val="both"/>
     </w:pPr>
     <w:rPr>
-      <w:rFonts w:eastAsia="Calibri" w:ascii="Times New Roman" w:hAnsi="Times New Roman" w:cs="Times New Roman"/>
+      <w:rFonts w:ascii="Times New Roman" w:hAnsi="Times New Roman" w:eastAsia="Calibri" w:cs="Times New Roman"/>
       <w:color w:val="auto"/>
       <w:kern w:val="0"/>
       <w:sz w:val="24"/>
       <w:szCs w:val="22"/>
-      <w:lang w:eastAsia="en-US" w:val="ru-RU" w:bidi="ar-SA"/>
+      <w:lang w:val="ru-RU" w:eastAsia="en-US" w:bidi="ar-SA"/>
     </w:rPr>
   </w:style>
   <w:style w:type="paragraph" w:styleId="NormalWeb">
@@ -5939,17 +12036,18 @@
         <w:tab w:val="center" w:pos="5018" w:leader="none"/>
         <w:tab w:val="right" w:pos="10036" w:leader="none"/>
       </w:tabs>
+      <w:suppressAutoHyphens w:val="true"/>
       <w:bidi w:val="0"/>
       <w:spacing w:lineRule="auto" w:line="360" w:before="240" w:after="240"/>
       <w:jc w:val="both"/>
     </w:pPr>
     <w:rPr>
-      <w:rFonts w:eastAsia="Calibri" w:ascii="Times New Roman" w:hAnsi="Times New Roman" w:cs="Times New Roman"/>
+      <w:rFonts w:ascii="Times New Roman" w:hAnsi="Times New Roman" w:eastAsia="Calibri" w:cs="Times New Roman"/>
       <w:color w:val="auto"/>
       <w:kern w:val="0"/>
       <w:sz w:val="24"/>
       <w:szCs w:val="22"/>
-      <w:lang w:eastAsia="en-US" w:val="ru-RU" w:bidi="ar-SA"/>
+      <w:lang w:val="ru-RU" w:eastAsia="en-US" w:bidi="ar-SA"/>
     </w:rPr>
   </w:style>
   <w:style w:type="paragraph" w:styleId="Style39" w:customStyle="1">
@@ -6046,6 +12144,7 @@
     <w:rsid w:val="00646936"/>
     <w:pPr>
       <w:widowControl/>
+      <w:suppressAutoHyphens w:val="true"/>
       <w:bidi w:val="0"/>
       <w:spacing w:before="0" w:after="0"/>
       <w:jc w:val="start"/>

--- a/input/Выходной_док_Климат_ПД_240527 (003).docx
+++ b/input/Выходной_док_Климат_ПД_240527 (003).docx
@@ -8361,12 +8361,9394 @@
     <w:p>
       <w:pPr>
         <w:pStyle w:val="BodyText"/>
+        <w:rPr/>
+      </w:pPr>
+      <w:r>
+        <w:rPr/>
+        <w:t>* - Данная таблица заполняется если в составе проектируемых сооружений имеются магистральные трубопроводы. Может быть заполнена не для всех значений глубин.</w:t>
+      </w:r>
+    </w:p>
+    <w:p>
+      <w:pPr>
+        <w:pStyle w:val="Heading2"/>
+        <w:numPr>
+          <w:ilvl w:val="1"/>
+          <w:numId w:val="7"/>
+        </w:numPr>
+        <w:rPr/>
+      </w:pPr>
+      <w:r>
+        <w:rPr/>
+        <w:t>Осадки и влажность воздуха</w:t>
+      </w:r>
+    </w:p>
+    <w:p>
+      <w:pPr>
+        <w:pStyle w:val="BodyText"/>
+        <w:rPr/>
+      </w:pPr>
+      <w:r>
+        <w:rPr/>
+        <w:t>В среднем за год выпадает &lt;Заполнить&gt; мм осадков. Суточный максимум осадков &lt;Заполнить&gt; - ной обеспеченности равен &lt;Заполнить&gt; мм.</w:t>
+      </w:r>
+    </w:p>
+    <w:p>
+      <w:pPr>
+        <w:pStyle w:val="Style34"/>
+        <w:jc w:val="both"/>
+        <w:rPr/>
+      </w:pPr>
+      <w:r>
+        <w:rPr/>
+        <w:t xml:space="preserve">Таблица </w:t>
+      </w:r>
+      <w:r>
+        <w:rPr/>
+        <w:fldChar w:fldCharType="begin"/>
+      </w:r>
+      <w:r>
+        <w:rPr/>
+        <w:instrText xml:space="preserve"> SEQ Таблица \* ARABIC </w:instrText>
+      </w:r>
+      <w:r>
+        <w:rPr/>
+        <w:fldChar w:fldCharType="separate"/>
+      </w:r>
+      <w:r>
+        <w:rPr/>
+        <w:t>10</w:t>
+      </w:r>
+      <w:r>
+        <w:rPr/>
+        <w:fldChar w:fldCharType="end"/>
+      </w:r>
+      <w:bookmarkStart w:id="5" w:name="_Hlk164328486"/>
+      <w:r>
+        <w:rPr/>
+        <w:t xml:space="preserve"> Месячное и годовое количество осадков</w:t>
+      </w:r>
+      <w:bookmarkEnd w:id="5"/>
+      <w:r>
+        <w:rPr/>
+        <w:t>, мм</w:t>
+      </w:r>
+    </w:p>
+    <w:tbl>
+      <w:tblPr>
+        <w:tblW w:w="8576" w:type="dxa"/>
+        <w:jc w:val="center"/>
+        <w:tblInd w:w="0" w:type="dxa"/>
+        <w:tblLayout w:type="fixed"/>
+        <w:tblCellMar>
+          <w:top w:w="0" w:type="dxa"/>
+          <w:start w:w="40" w:type="dxa"/>
+          <w:bottom w:w="0" w:type="dxa"/>
+          <w:end w:w="40" w:type="dxa"/>
+        </w:tblCellMar>
+        <w:tblLook w:noHBand="0" w:noVBand="0" w:firstColumn="0" w:lastRow="0" w:lastColumn="0" w:firstRow="0" w:val="0000"/>
+      </w:tblPr>
+      <w:tblGrid>
+        <w:gridCol w:w="571"/>
+        <w:gridCol w:w="572"/>
+        <w:gridCol w:w="572"/>
+        <w:gridCol w:w="571"/>
+        <w:gridCol w:w="572"/>
+        <w:gridCol w:w="572"/>
+        <w:gridCol w:w="572"/>
+        <w:gridCol w:w="571"/>
+        <w:gridCol w:w="572"/>
+        <w:gridCol w:w="572"/>
+        <w:gridCol w:w="572"/>
+        <w:gridCol w:w="571"/>
+        <w:gridCol w:w="572"/>
+        <w:gridCol w:w="572"/>
+        <w:gridCol w:w="572"/>
+      </w:tblGrid>
+      <w:tr>
+        <w:trPr>
+          <w:tblHeader w:val="true"/>
+          <w:trHeight w:val="454" w:hRule="atLeast"/>
+          <w:cantSplit/>
+        </w:trPr>
+        <w:tc>
+          <w:tcPr>
+            <w:tcW w:w="571" w:type="dxa"/>
+            <w:tcBorders>
+              <w:top w:val="single" w:sz="6" w:space="0" w:color="000000"/>
+              <w:start w:val="single" w:sz="6" w:space="0" w:color="000000"/>
+              <w:bottom w:val="single" w:sz="6" w:space="0" w:color="000000"/>
+              <w:end w:val="single" w:sz="6" w:space="0" w:color="000000"/>
+            </w:tcBorders>
+            <w:vAlign w:val="center"/>
+          </w:tcPr>
+          <w:p>
+            <w:pPr>
+              <w:pStyle w:val="Style25"/>
+              <w:rPr>
+                <w:lang w:val="en-US"/>
+              </w:rPr>
+            </w:pPr>
+            <w:r>
+              <w:rPr>
+                <w:lang w:val="en-US"/>
+              </w:rPr>
+              <w:t>I</w:t>
+            </w:r>
+          </w:p>
+        </w:tc>
+        <w:tc>
+          <w:tcPr>
+            <w:tcW w:w="572" w:type="dxa"/>
+            <w:tcBorders>
+              <w:top w:val="single" w:sz="6" w:space="0" w:color="000000"/>
+              <w:start w:val="single" w:sz="6" w:space="0" w:color="000000"/>
+              <w:bottom w:val="single" w:sz="6" w:space="0" w:color="000000"/>
+              <w:end w:val="single" w:sz="6" w:space="0" w:color="000000"/>
+            </w:tcBorders>
+            <w:vAlign w:val="center"/>
+          </w:tcPr>
+          <w:p>
+            <w:pPr>
+              <w:pStyle w:val="Style25"/>
+              <w:rPr>
+                <w:lang w:val="en-US"/>
+              </w:rPr>
+            </w:pPr>
+            <w:r>
+              <w:rPr>
+                <w:lang w:val="en-US"/>
+              </w:rPr>
+              <w:t>II</w:t>
+            </w:r>
+          </w:p>
+        </w:tc>
+        <w:tc>
+          <w:tcPr>
+            <w:tcW w:w="572" w:type="dxa"/>
+            <w:tcBorders>
+              <w:top w:val="single" w:sz="6" w:space="0" w:color="000000"/>
+              <w:start w:val="single" w:sz="6" w:space="0" w:color="000000"/>
+              <w:bottom w:val="single" w:sz="6" w:space="0" w:color="000000"/>
+              <w:end w:val="single" w:sz="6" w:space="0" w:color="000000"/>
+            </w:tcBorders>
+            <w:vAlign w:val="center"/>
+          </w:tcPr>
+          <w:p>
+            <w:pPr>
+              <w:pStyle w:val="Style25"/>
+              <w:rPr>
+                <w:lang w:val="en-US"/>
+              </w:rPr>
+            </w:pPr>
+            <w:r>
+              <w:rPr>
+                <w:lang w:val="en-US"/>
+              </w:rPr>
+              <w:t>III</w:t>
+            </w:r>
+          </w:p>
+        </w:tc>
+        <w:tc>
+          <w:tcPr>
+            <w:tcW w:w="571" w:type="dxa"/>
+            <w:tcBorders>
+              <w:top w:val="single" w:sz="6" w:space="0" w:color="000000"/>
+              <w:start w:val="single" w:sz="6" w:space="0" w:color="000000"/>
+              <w:bottom w:val="single" w:sz="6" w:space="0" w:color="000000"/>
+              <w:end w:val="single" w:sz="6" w:space="0" w:color="000000"/>
+            </w:tcBorders>
+            <w:vAlign w:val="center"/>
+          </w:tcPr>
+          <w:p>
+            <w:pPr>
+              <w:pStyle w:val="Style25"/>
+              <w:rPr>
+                <w:lang w:val="en-US"/>
+              </w:rPr>
+            </w:pPr>
+            <w:r>
+              <w:rPr>
+                <w:lang w:val="en-US"/>
+              </w:rPr>
+              <w:t>IV</w:t>
+            </w:r>
+          </w:p>
+        </w:tc>
+        <w:tc>
+          <w:tcPr>
+            <w:tcW w:w="572" w:type="dxa"/>
+            <w:tcBorders>
+              <w:top w:val="single" w:sz="6" w:space="0" w:color="000000"/>
+              <w:start w:val="single" w:sz="6" w:space="0" w:color="000000"/>
+              <w:bottom w:val="single" w:sz="6" w:space="0" w:color="000000"/>
+              <w:end w:val="single" w:sz="6" w:space="0" w:color="000000"/>
+            </w:tcBorders>
+            <w:vAlign w:val="center"/>
+          </w:tcPr>
+          <w:p>
+            <w:pPr>
+              <w:pStyle w:val="Style25"/>
+              <w:rPr>
+                <w:lang w:val="en-US"/>
+              </w:rPr>
+            </w:pPr>
+            <w:r>
+              <w:rPr>
+                <w:lang w:val="en-US"/>
+              </w:rPr>
+              <w:t>V</w:t>
+            </w:r>
+          </w:p>
+        </w:tc>
+        <w:tc>
+          <w:tcPr>
+            <w:tcW w:w="572" w:type="dxa"/>
+            <w:tcBorders>
+              <w:top w:val="single" w:sz="6" w:space="0" w:color="000000"/>
+              <w:start w:val="single" w:sz="6" w:space="0" w:color="000000"/>
+              <w:bottom w:val="single" w:sz="6" w:space="0" w:color="000000"/>
+              <w:end w:val="single" w:sz="6" w:space="0" w:color="000000"/>
+            </w:tcBorders>
+            <w:vAlign w:val="center"/>
+          </w:tcPr>
+          <w:p>
+            <w:pPr>
+              <w:pStyle w:val="Style25"/>
+              <w:rPr>
+                <w:lang w:val="en-US"/>
+              </w:rPr>
+            </w:pPr>
+            <w:r>
+              <w:rPr>
+                <w:lang w:val="en-US"/>
+              </w:rPr>
+              <w:t>VI</w:t>
+            </w:r>
+          </w:p>
+        </w:tc>
+        <w:tc>
+          <w:tcPr>
+            <w:tcW w:w="572" w:type="dxa"/>
+            <w:tcBorders>
+              <w:top w:val="single" w:sz="6" w:space="0" w:color="000000"/>
+              <w:start w:val="single" w:sz="6" w:space="0" w:color="000000"/>
+              <w:bottom w:val="single" w:sz="6" w:space="0" w:color="000000"/>
+              <w:end w:val="single" w:sz="6" w:space="0" w:color="000000"/>
+            </w:tcBorders>
+            <w:vAlign w:val="center"/>
+          </w:tcPr>
+          <w:p>
+            <w:pPr>
+              <w:pStyle w:val="Style25"/>
+              <w:rPr>
+                <w:lang w:val="en-US"/>
+              </w:rPr>
+            </w:pPr>
+            <w:r>
+              <w:rPr>
+                <w:lang w:val="en-US"/>
+              </w:rPr>
+              <w:t>VII</w:t>
+            </w:r>
+          </w:p>
+        </w:tc>
+        <w:tc>
+          <w:tcPr>
+            <w:tcW w:w="571" w:type="dxa"/>
+            <w:tcBorders>
+              <w:top w:val="single" w:sz="6" w:space="0" w:color="000000"/>
+              <w:start w:val="single" w:sz="6" w:space="0" w:color="000000"/>
+              <w:bottom w:val="single" w:sz="6" w:space="0" w:color="000000"/>
+              <w:end w:val="single" w:sz="6" w:space="0" w:color="000000"/>
+            </w:tcBorders>
+            <w:vAlign w:val="center"/>
+          </w:tcPr>
+          <w:p>
+            <w:pPr>
+              <w:pStyle w:val="Style25"/>
+              <w:rPr>
+                <w:lang w:val="en-US"/>
+              </w:rPr>
+            </w:pPr>
+            <w:r>
+              <w:rPr>
+                <w:lang w:val="en-US"/>
+              </w:rPr>
+              <w:t>VIII</w:t>
+            </w:r>
+          </w:p>
+        </w:tc>
+        <w:tc>
+          <w:tcPr>
+            <w:tcW w:w="572" w:type="dxa"/>
+            <w:tcBorders>
+              <w:top w:val="single" w:sz="6" w:space="0" w:color="000000"/>
+              <w:start w:val="single" w:sz="6" w:space="0" w:color="000000"/>
+              <w:bottom w:val="single" w:sz="6" w:space="0" w:color="000000"/>
+              <w:end w:val="single" w:sz="6" w:space="0" w:color="000000"/>
+            </w:tcBorders>
+            <w:vAlign w:val="center"/>
+          </w:tcPr>
+          <w:p>
+            <w:pPr>
+              <w:pStyle w:val="Style25"/>
+              <w:rPr>
+                <w:lang w:val="en-US"/>
+              </w:rPr>
+            </w:pPr>
+            <w:r>
+              <w:rPr>
+                <w:lang w:val="en-US"/>
+              </w:rPr>
+              <w:t>IX</w:t>
+            </w:r>
+          </w:p>
+        </w:tc>
+        <w:tc>
+          <w:tcPr>
+            <w:tcW w:w="572" w:type="dxa"/>
+            <w:tcBorders>
+              <w:top w:val="single" w:sz="6" w:space="0" w:color="000000"/>
+              <w:start w:val="single" w:sz="6" w:space="0" w:color="000000"/>
+              <w:bottom w:val="single" w:sz="6" w:space="0" w:color="000000"/>
+              <w:end w:val="single" w:sz="6" w:space="0" w:color="000000"/>
+            </w:tcBorders>
+            <w:vAlign w:val="center"/>
+          </w:tcPr>
+          <w:p>
+            <w:pPr>
+              <w:pStyle w:val="Style25"/>
+              <w:rPr>
+                <w:lang w:val="en-US"/>
+              </w:rPr>
+            </w:pPr>
+            <w:r>
+              <w:rPr>
+                <w:lang w:val="en-US"/>
+              </w:rPr>
+              <w:t>X</w:t>
+            </w:r>
+          </w:p>
+        </w:tc>
+        <w:tc>
+          <w:tcPr>
+            <w:tcW w:w="572" w:type="dxa"/>
+            <w:tcBorders>
+              <w:top w:val="single" w:sz="6" w:space="0" w:color="000000"/>
+              <w:start w:val="single" w:sz="6" w:space="0" w:color="000000"/>
+              <w:bottom w:val="single" w:sz="6" w:space="0" w:color="000000"/>
+              <w:end w:val="single" w:sz="6" w:space="0" w:color="000000"/>
+            </w:tcBorders>
+            <w:vAlign w:val="center"/>
+          </w:tcPr>
+          <w:p>
+            <w:pPr>
+              <w:pStyle w:val="Style25"/>
+              <w:rPr>
+                <w:lang w:val="en-US"/>
+              </w:rPr>
+            </w:pPr>
+            <w:r>
+              <w:rPr>
+                <w:lang w:val="en-US"/>
+              </w:rPr>
+              <w:t>XI</w:t>
+            </w:r>
+          </w:p>
+        </w:tc>
+        <w:tc>
+          <w:tcPr>
+            <w:tcW w:w="571" w:type="dxa"/>
+            <w:tcBorders>
+              <w:top w:val="single" w:sz="6" w:space="0" w:color="000000"/>
+              <w:start w:val="single" w:sz="6" w:space="0" w:color="000000"/>
+              <w:bottom w:val="single" w:sz="6" w:space="0" w:color="000000"/>
+              <w:end w:val="single" w:sz="6" w:space="0" w:color="000000"/>
+            </w:tcBorders>
+            <w:vAlign w:val="center"/>
+          </w:tcPr>
+          <w:p>
+            <w:pPr>
+              <w:pStyle w:val="Style25"/>
+              <w:rPr>
+                <w:lang w:val="en-US"/>
+              </w:rPr>
+            </w:pPr>
+            <w:r>
+              <w:rPr>
+                <w:lang w:val="en-US"/>
+              </w:rPr>
+              <w:t>XII</w:t>
+            </w:r>
+          </w:p>
+        </w:tc>
+        <w:tc>
+          <w:tcPr>
+            <w:tcW w:w="572" w:type="dxa"/>
+            <w:tcBorders>
+              <w:top w:val="single" w:sz="6" w:space="0" w:color="000000"/>
+              <w:start w:val="single" w:sz="6" w:space="0" w:color="000000"/>
+              <w:bottom w:val="single" w:sz="6" w:space="0" w:color="000000"/>
+              <w:end w:val="single" w:sz="6" w:space="0" w:color="000000"/>
+            </w:tcBorders>
+            <w:vAlign w:val="center"/>
+          </w:tcPr>
+          <w:p>
+            <w:pPr>
+              <w:pStyle w:val="Style25"/>
+              <w:rPr>
+                <w:lang w:val="en-US"/>
+              </w:rPr>
+            </w:pPr>
+            <w:r>
+              <w:rPr>
+                <w:lang w:val="en-US"/>
+              </w:rPr>
+              <w:t>XI-III</w:t>
+            </w:r>
+          </w:p>
+        </w:tc>
+        <w:tc>
+          <w:tcPr>
+            <w:tcW w:w="572" w:type="dxa"/>
+            <w:tcBorders>
+              <w:top w:val="single" w:sz="6" w:space="0" w:color="000000"/>
+              <w:bottom w:val="single" w:sz="4" w:space="0" w:color="000000"/>
+              <w:end w:val="single" w:sz="6" w:space="0" w:color="000000"/>
+            </w:tcBorders>
+            <w:vAlign w:val="center"/>
+          </w:tcPr>
+          <w:p>
+            <w:pPr>
+              <w:pStyle w:val="Style25"/>
+              <w:rPr>
+                <w:lang w:val="en-US"/>
+              </w:rPr>
+            </w:pPr>
+            <w:r>
+              <w:rPr>
+                <w:lang w:val="en-US"/>
+              </w:rPr>
+              <w:t>IV-X</w:t>
+            </w:r>
+          </w:p>
+        </w:tc>
+        <w:tc>
+          <w:tcPr>
+            <w:tcW w:w="572" w:type="dxa"/>
+            <w:tcBorders>
+              <w:top w:val="single" w:sz="6" w:space="0" w:color="000000"/>
+              <w:start w:val="single" w:sz="6" w:space="0" w:color="000000"/>
+              <w:bottom w:val="single" w:sz="4" w:space="0" w:color="000000"/>
+              <w:end w:val="single" w:sz="6" w:space="0" w:color="000000"/>
+            </w:tcBorders>
+            <w:vAlign w:val="center"/>
+          </w:tcPr>
+          <w:p>
+            <w:pPr>
+              <w:pStyle w:val="Style25"/>
+              <w:rPr>
+                <w:lang w:val="en-US"/>
+              </w:rPr>
+            </w:pPr>
+            <w:r>
+              <w:rPr>
+                <w:lang w:val="en-US"/>
+              </w:rPr>
+              <w:t>Год</w:t>
+            </w:r>
+          </w:p>
+        </w:tc>
+      </w:tr>
+      <w:tr>
+        <w:trPr>
+          <w:trHeight w:val="454" w:hRule="atLeast"/>
+          <w:cantSplit/>
+        </w:trPr>
+        <w:tc>
+          <w:tcPr>
+            <w:tcW w:w="571" w:type="dxa"/>
+            <w:tcBorders>
+              <w:top w:val="single" w:sz="6" w:space="0" w:color="000000"/>
+              <w:start w:val="single" w:sz="6" w:space="0" w:color="000000"/>
+              <w:bottom w:val="single" w:sz="6" w:space="0" w:color="000000"/>
+              <w:end w:val="single" w:sz="6" w:space="0" w:color="000000"/>
+            </w:tcBorders>
+            <w:vAlign w:val="center"/>
+          </w:tcPr>
+          <w:p>
+            <w:pPr>
+              <w:pStyle w:val="Style35"/>
+              <w:spacing w:before="120" w:after="0"/>
+              <w:rPr/>
+            </w:pPr>
+            <w:r>
+              <w:rPr/>
+            </w:r>
+          </w:p>
+        </w:tc>
+        <w:tc>
+          <w:tcPr>
+            <w:tcW w:w="572" w:type="dxa"/>
+            <w:tcBorders>
+              <w:top w:val="single" w:sz="6" w:space="0" w:color="000000"/>
+              <w:start w:val="single" w:sz="6" w:space="0" w:color="000000"/>
+              <w:bottom w:val="single" w:sz="6" w:space="0" w:color="000000"/>
+              <w:end w:val="single" w:sz="6" w:space="0" w:color="000000"/>
+            </w:tcBorders>
+            <w:vAlign w:val="center"/>
+          </w:tcPr>
+          <w:p>
+            <w:pPr>
+              <w:pStyle w:val="Style35"/>
+              <w:spacing w:before="120" w:after="0"/>
+              <w:rPr/>
+            </w:pPr>
+            <w:r>
+              <w:rPr/>
+            </w:r>
+          </w:p>
+        </w:tc>
+        <w:tc>
+          <w:tcPr>
+            <w:tcW w:w="572" w:type="dxa"/>
+            <w:tcBorders>
+              <w:top w:val="single" w:sz="6" w:space="0" w:color="000000"/>
+              <w:start w:val="single" w:sz="6" w:space="0" w:color="000000"/>
+              <w:bottom w:val="single" w:sz="6" w:space="0" w:color="000000"/>
+              <w:end w:val="single" w:sz="6" w:space="0" w:color="000000"/>
+            </w:tcBorders>
+            <w:vAlign w:val="center"/>
+          </w:tcPr>
+          <w:p>
+            <w:pPr>
+              <w:pStyle w:val="Style35"/>
+              <w:spacing w:before="120" w:after="0"/>
+              <w:rPr/>
+            </w:pPr>
+            <w:r>
+              <w:rPr/>
+            </w:r>
+          </w:p>
+        </w:tc>
+        <w:tc>
+          <w:tcPr>
+            <w:tcW w:w="571" w:type="dxa"/>
+            <w:tcBorders>
+              <w:top w:val="single" w:sz="6" w:space="0" w:color="000000"/>
+              <w:start w:val="single" w:sz="6" w:space="0" w:color="000000"/>
+              <w:bottom w:val="single" w:sz="6" w:space="0" w:color="000000"/>
+              <w:end w:val="single" w:sz="6" w:space="0" w:color="000000"/>
+            </w:tcBorders>
+            <w:vAlign w:val="center"/>
+          </w:tcPr>
+          <w:p>
+            <w:pPr>
+              <w:pStyle w:val="Style35"/>
+              <w:spacing w:before="120" w:after="0"/>
+              <w:rPr/>
+            </w:pPr>
+            <w:r>
+              <w:rPr/>
+            </w:r>
+          </w:p>
+        </w:tc>
+        <w:tc>
+          <w:tcPr>
+            <w:tcW w:w="572" w:type="dxa"/>
+            <w:tcBorders>
+              <w:top w:val="single" w:sz="6" w:space="0" w:color="000000"/>
+              <w:start w:val="single" w:sz="6" w:space="0" w:color="000000"/>
+              <w:bottom w:val="single" w:sz="6" w:space="0" w:color="000000"/>
+              <w:end w:val="single" w:sz="6" w:space="0" w:color="000000"/>
+            </w:tcBorders>
+            <w:vAlign w:val="center"/>
+          </w:tcPr>
+          <w:p>
+            <w:pPr>
+              <w:pStyle w:val="Style35"/>
+              <w:spacing w:before="120" w:after="0"/>
+              <w:rPr/>
+            </w:pPr>
+            <w:r>
+              <w:rPr/>
+            </w:r>
+          </w:p>
+        </w:tc>
+        <w:tc>
+          <w:tcPr>
+            <w:tcW w:w="572" w:type="dxa"/>
+            <w:tcBorders>
+              <w:top w:val="single" w:sz="6" w:space="0" w:color="000000"/>
+              <w:start w:val="single" w:sz="6" w:space="0" w:color="000000"/>
+              <w:bottom w:val="single" w:sz="6" w:space="0" w:color="000000"/>
+              <w:end w:val="single" w:sz="6" w:space="0" w:color="000000"/>
+            </w:tcBorders>
+            <w:vAlign w:val="center"/>
+          </w:tcPr>
+          <w:p>
+            <w:pPr>
+              <w:pStyle w:val="Style35"/>
+              <w:spacing w:before="120" w:after="0"/>
+              <w:rPr/>
+            </w:pPr>
+            <w:r>
+              <w:rPr/>
+            </w:r>
+          </w:p>
+        </w:tc>
+        <w:tc>
+          <w:tcPr>
+            <w:tcW w:w="572" w:type="dxa"/>
+            <w:tcBorders>
+              <w:top w:val="single" w:sz="6" w:space="0" w:color="000000"/>
+              <w:start w:val="single" w:sz="6" w:space="0" w:color="000000"/>
+              <w:bottom w:val="single" w:sz="6" w:space="0" w:color="000000"/>
+              <w:end w:val="single" w:sz="6" w:space="0" w:color="000000"/>
+            </w:tcBorders>
+            <w:vAlign w:val="center"/>
+          </w:tcPr>
+          <w:p>
+            <w:pPr>
+              <w:pStyle w:val="Style35"/>
+              <w:spacing w:before="120" w:after="0"/>
+              <w:rPr/>
+            </w:pPr>
+            <w:r>
+              <w:rPr/>
+            </w:r>
+          </w:p>
+        </w:tc>
+        <w:tc>
+          <w:tcPr>
+            <w:tcW w:w="571" w:type="dxa"/>
+            <w:tcBorders>
+              <w:top w:val="single" w:sz="6" w:space="0" w:color="000000"/>
+              <w:start w:val="single" w:sz="6" w:space="0" w:color="000000"/>
+              <w:bottom w:val="single" w:sz="6" w:space="0" w:color="000000"/>
+              <w:end w:val="single" w:sz="6" w:space="0" w:color="000000"/>
+            </w:tcBorders>
+            <w:vAlign w:val="center"/>
+          </w:tcPr>
+          <w:p>
+            <w:pPr>
+              <w:pStyle w:val="Style35"/>
+              <w:spacing w:before="120" w:after="0"/>
+              <w:rPr/>
+            </w:pPr>
+            <w:r>
+              <w:rPr/>
+            </w:r>
+          </w:p>
+        </w:tc>
+        <w:tc>
+          <w:tcPr>
+            <w:tcW w:w="572" w:type="dxa"/>
+            <w:tcBorders>
+              <w:top w:val="single" w:sz="6" w:space="0" w:color="000000"/>
+              <w:start w:val="single" w:sz="6" w:space="0" w:color="000000"/>
+              <w:bottom w:val="single" w:sz="6" w:space="0" w:color="000000"/>
+              <w:end w:val="single" w:sz="6" w:space="0" w:color="000000"/>
+            </w:tcBorders>
+            <w:vAlign w:val="center"/>
+          </w:tcPr>
+          <w:p>
+            <w:pPr>
+              <w:pStyle w:val="Style35"/>
+              <w:spacing w:before="120" w:after="0"/>
+              <w:rPr/>
+            </w:pPr>
+            <w:r>
+              <w:rPr/>
+            </w:r>
+          </w:p>
+        </w:tc>
+        <w:tc>
+          <w:tcPr>
+            <w:tcW w:w="572" w:type="dxa"/>
+            <w:tcBorders>
+              <w:top w:val="single" w:sz="6" w:space="0" w:color="000000"/>
+              <w:start w:val="single" w:sz="6" w:space="0" w:color="000000"/>
+              <w:bottom w:val="single" w:sz="6" w:space="0" w:color="000000"/>
+              <w:end w:val="single" w:sz="6" w:space="0" w:color="000000"/>
+            </w:tcBorders>
+            <w:vAlign w:val="center"/>
+          </w:tcPr>
+          <w:p>
+            <w:pPr>
+              <w:pStyle w:val="Style35"/>
+              <w:spacing w:before="120" w:after="0"/>
+              <w:rPr/>
+            </w:pPr>
+            <w:r>
+              <w:rPr/>
+            </w:r>
+          </w:p>
+        </w:tc>
+        <w:tc>
+          <w:tcPr>
+            <w:tcW w:w="572" w:type="dxa"/>
+            <w:tcBorders>
+              <w:top w:val="single" w:sz="6" w:space="0" w:color="000000"/>
+              <w:start w:val="single" w:sz="6" w:space="0" w:color="000000"/>
+              <w:bottom w:val="single" w:sz="6" w:space="0" w:color="000000"/>
+              <w:end w:val="single" w:sz="6" w:space="0" w:color="000000"/>
+            </w:tcBorders>
+            <w:vAlign w:val="center"/>
+          </w:tcPr>
+          <w:p>
+            <w:pPr>
+              <w:pStyle w:val="Style35"/>
+              <w:spacing w:before="120" w:after="0"/>
+              <w:rPr/>
+            </w:pPr>
+            <w:r>
+              <w:rPr/>
+            </w:r>
+          </w:p>
+        </w:tc>
+        <w:tc>
+          <w:tcPr>
+            <w:tcW w:w="571" w:type="dxa"/>
+            <w:tcBorders>
+              <w:top w:val="single" w:sz="6" w:space="0" w:color="000000"/>
+              <w:start w:val="single" w:sz="6" w:space="0" w:color="000000"/>
+              <w:bottom w:val="single" w:sz="6" w:space="0" w:color="000000"/>
+              <w:end w:val="single" w:sz="6" w:space="0" w:color="000000"/>
+            </w:tcBorders>
+            <w:vAlign w:val="center"/>
+          </w:tcPr>
+          <w:p>
+            <w:pPr>
+              <w:pStyle w:val="Style35"/>
+              <w:spacing w:before="120" w:after="0"/>
+              <w:rPr/>
+            </w:pPr>
+            <w:r>
+              <w:rPr/>
+            </w:r>
+          </w:p>
+        </w:tc>
+        <w:tc>
+          <w:tcPr>
+            <w:tcW w:w="572" w:type="dxa"/>
+            <w:tcBorders>
+              <w:top w:val="single" w:sz="6" w:space="0" w:color="000000"/>
+              <w:start w:val="single" w:sz="6" w:space="0" w:color="000000"/>
+              <w:bottom w:val="single" w:sz="6" w:space="0" w:color="000000"/>
+              <w:end w:val="single" w:sz="4" w:space="0" w:color="000000"/>
+            </w:tcBorders>
+            <w:vAlign w:val="center"/>
+          </w:tcPr>
+          <w:p>
+            <w:pPr>
+              <w:pStyle w:val="Style35"/>
+              <w:spacing w:before="120" w:after="0"/>
+              <w:rPr/>
+            </w:pPr>
+            <w:r>
+              <w:rPr/>
+            </w:r>
+          </w:p>
+        </w:tc>
+        <w:tc>
+          <w:tcPr>
+            <w:tcW w:w="572" w:type="dxa"/>
+            <w:tcBorders>
+              <w:top w:val="single" w:sz="4" w:space="0" w:color="000000"/>
+              <w:start w:val="single" w:sz="4" w:space="0" w:color="000000"/>
+              <w:bottom w:val="single" w:sz="4" w:space="0" w:color="000000"/>
+              <w:end w:val="single" w:sz="4" w:space="0" w:color="000000"/>
+            </w:tcBorders>
+            <w:vAlign w:val="center"/>
+          </w:tcPr>
+          <w:p>
+            <w:pPr>
+              <w:pStyle w:val="Style35"/>
+              <w:spacing w:before="120" w:after="0"/>
+              <w:rPr/>
+            </w:pPr>
+            <w:r>
+              <w:rPr/>
+            </w:r>
+          </w:p>
+        </w:tc>
+        <w:tc>
+          <w:tcPr>
+            <w:tcW w:w="572" w:type="dxa"/>
+            <w:tcBorders>
+              <w:top w:val="single" w:sz="4" w:space="0" w:color="000000"/>
+              <w:start w:val="single" w:sz="4" w:space="0" w:color="000000"/>
+              <w:bottom w:val="single" w:sz="4" w:space="0" w:color="000000"/>
+              <w:end w:val="single" w:sz="4" w:space="0" w:color="000000"/>
+            </w:tcBorders>
+            <w:vAlign w:val="center"/>
+          </w:tcPr>
+          <w:p>
+            <w:pPr>
+              <w:pStyle w:val="Style35"/>
+              <w:spacing w:before="120" w:after="0"/>
+              <w:rPr/>
+            </w:pPr>
+            <w:r>
+              <w:rPr/>
+            </w:r>
+          </w:p>
+        </w:tc>
+      </w:tr>
+    </w:tbl>
+    <w:p>
+      <w:pPr>
+        <w:pStyle w:val="Style34"/>
+        <w:jc w:val="both"/>
+        <w:rPr/>
+      </w:pPr>
+      <w:r>
+        <w:rPr/>
+        <w:t xml:space="preserve">Таблица </w:t>
+      </w:r>
+      <w:r>
+        <w:rPr/>
+        <w:fldChar w:fldCharType="begin"/>
+      </w:r>
+      <w:r>
+        <w:rPr/>
+        <w:instrText xml:space="preserve"> SEQ Таблица \* ARABIC </w:instrText>
+      </w:r>
+      <w:r>
+        <w:rPr/>
+        <w:fldChar w:fldCharType="separate"/>
+      </w:r>
+      <w:r>
+        <w:rPr/>
+        <w:t>11</w:t>
+      </w:r>
+      <w:r>
+        <w:rPr/>
+        <w:fldChar w:fldCharType="end"/>
+      </w:r>
+      <w:r>
+        <w:rPr/>
+        <w:t xml:space="preserve"> Среднее месячное и годовое количество дней с осадками</w:t>
+      </w:r>
+    </w:p>
+    <w:tbl>
+      <w:tblPr>
+        <w:tblW w:w="9275" w:type="dxa"/>
+        <w:jc w:val="center"/>
+        <w:tblInd w:w="0" w:type="dxa"/>
+        <w:tblLayout w:type="fixed"/>
+        <w:tblCellMar>
+          <w:top w:w="0" w:type="dxa"/>
+          <w:start w:w="40" w:type="dxa"/>
+          <w:bottom w:w="0" w:type="dxa"/>
+          <w:end w:w="40" w:type="dxa"/>
+        </w:tblCellMar>
+        <w:tblLook w:noHBand="0" w:noVBand="0" w:firstColumn="0" w:lastRow="0" w:lastColumn="0" w:firstRow="0" w:val="0000"/>
+      </w:tblPr>
+      <w:tblGrid>
+        <w:gridCol w:w="1842"/>
+        <w:gridCol w:w="572"/>
+        <w:gridCol w:w="570"/>
+        <w:gridCol w:w="572"/>
+        <w:gridCol w:w="573"/>
+        <w:gridCol w:w="570"/>
+        <w:gridCol w:w="572"/>
+        <w:gridCol w:w="574"/>
+        <w:gridCol w:w="571"/>
+        <w:gridCol w:w="570"/>
+        <w:gridCol w:w="574"/>
+        <w:gridCol w:w="572"/>
+        <w:gridCol w:w="569"/>
+        <w:gridCol w:w="574"/>
+      </w:tblGrid>
+      <w:tr>
+        <w:trPr>
+          <w:tblHeader w:val="true"/>
+          <w:trHeight w:val="454" w:hRule="atLeast"/>
+          <w:cantSplit/>
+        </w:trPr>
+        <w:tc>
+          <w:tcPr>
+            <w:tcW w:w="1842" w:type="dxa"/>
+            <w:tcBorders>
+              <w:top w:val="single" w:sz="6" w:space="0" w:color="000000"/>
+              <w:start w:val="single" w:sz="6" w:space="0" w:color="000000"/>
+              <w:bottom w:val="single" w:sz="6" w:space="0" w:color="000000"/>
+              <w:end w:val="single" w:sz="6" w:space="0" w:color="000000"/>
+            </w:tcBorders>
+          </w:tcPr>
+          <w:p>
+            <w:pPr>
+              <w:pStyle w:val="Style25"/>
+              <w:rPr/>
+            </w:pPr>
+            <w:r>
+              <w:rPr/>
+            </w:r>
+          </w:p>
+        </w:tc>
+        <w:tc>
+          <w:tcPr>
+            <w:tcW w:w="572" w:type="dxa"/>
+            <w:tcBorders>
+              <w:top w:val="single" w:sz="6" w:space="0" w:color="000000"/>
+              <w:start w:val="single" w:sz="6" w:space="0" w:color="000000"/>
+              <w:bottom w:val="single" w:sz="6" w:space="0" w:color="000000"/>
+              <w:end w:val="single" w:sz="6" w:space="0" w:color="000000"/>
+            </w:tcBorders>
+            <w:vAlign w:val="center"/>
+          </w:tcPr>
+          <w:p>
+            <w:pPr>
+              <w:pStyle w:val="Style25"/>
+              <w:rPr/>
+            </w:pPr>
+            <w:r>
+              <w:rPr>
+                <w:lang w:val="en-US"/>
+              </w:rPr>
+              <w:t>I</w:t>
+            </w:r>
+          </w:p>
+        </w:tc>
+        <w:tc>
+          <w:tcPr>
+            <w:tcW w:w="570" w:type="dxa"/>
+            <w:tcBorders>
+              <w:top w:val="single" w:sz="6" w:space="0" w:color="000000"/>
+              <w:start w:val="single" w:sz="6" w:space="0" w:color="000000"/>
+              <w:bottom w:val="single" w:sz="6" w:space="0" w:color="000000"/>
+              <w:end w:val="single" w:sz="6" w:space="0" w:color="000000"/>
+            </w:tcBorders>
+            <w:vAlign w:val="center"/>
+          </w:tcPr>
+          <w:p>
+            <w:pPr>
+              <w:pStyle w:val="Style25"/>
+              <w:rPr/>
+            </w:pPr>
+            <w:r>
+              <w:rPr>
+                <w:lang w:val="en-US"/>
+              </w:rPr>
+              <w:t>II</w:t>
+            </w:r>
+          </w:p>
+        </w:tc>
+        <w:tc>
+          <w:tcPr>
+            <w:tcW w:w="572" w:type="dxa"/>
+            <w:tcBorders>
+              <w:top w:val="single" w:sz="6" w:space="0" w:color="000000"/>
+              <w:start w:val="single" w:sz="6" w:space="0" w:color="000000"/>
+              <w:bottom w:val="single" w:sz="6" w:space="0" w:color="000000"/>
+              <w:end w:val="single" w:sz="6" w:space="0" w:color="000000"/>
+            </w:tcBorders>
+            <w:vAlign w:val="center"/>
+          </w:tcPr>
+          <w:p>
+            <w:pPr>
+              <w:pStyle w:val="Style25"/>
+              <w:rPr/>
+            </w:pPr>
+            <w:r>
+              <w:rPr>
+                <w:lang w:val="en-US"/>
+              </w:rPr>
+              <w:t>III</w:t>
+            </w:r>
+          </w:p>
+        </w:tc>
+        <w:tc>
+          <w:tcPr>
+            <w:tcW w:w="573" w:type="dxa"/>
+            <w:tcBorders>
+              <w:top w:val="single" w:sz="6" w:space="0" w:color="000000"/>
+              <w:start w:val="single" w:sz="6" w:space="0" w:color="000000"/>
+              <w:bottom w:val="single" w:sz="6" w:space="0" w:color="000000"/>
+              <w:end w:val="single" w:sz="6" w:space="0" w:color="000000"/>
+            </w:tcBorders>
+            <w:vAlign w:val="center"/>
+          </w:tcPr>
+          <w:p>
+            <w:pPr>
+              <w:pStyle w:val="Style25"/>
+              <w:rPr/>
+            </w:pPr>
+            <w:r>
+              <w:rPr>
+                <w:lang w:val="en-US"/>
+              </w:rPr>
+              <w:t>IV</w:t>
+            </w:r>
+          </w:p>
+        </w:tc>
+        <w:tc>
+          <w:tcPr>
+            <w:tcW w:w="570" w:type="dxa"/>
+            <w:tcBorders>
+              <w:top w:val="single" w:sz="6" w:space="0" w:color="000000"/>
+              <w:start w:val="single" w:sz="6" w:space="0" w:color="000000"/>
+              <w:bottom w:val="single" w:sz="6" w:space="0" w:color="000000"/>
+              <w:end w:val="single" w:sz="6" w:space="0" w:color="000000"/>
+            </w:tcBorders>
+            <w:vAlign w:val="center"/>
+          </w:tcPr>
+          <w:p>
+            <w:pPr>
+              <w:pStyle w:val="Style25"/>
+              <w:rPr/>
+            </w:pPr>
+            <w:r>
+              <w:rPr>
+                <w:lang w:val="en-US"/>
+              </w:rPr>
+              <w:t>V</w:t>
+            </w:r>
+          </w:p>
+        </w:tc>
+        <w:tc>
+          <w:tcPr>
+            <w:tcW w:w="572" w:type="dxa"/>
+            <w:tcBorders>
+              <w:top w:val="single" w:sz="6" w:space="0" w:color="000000"/>
+              <w:start w:val="single" w:sz="6" w:space="0" w:color="000000"/>
+              <w:bottom w:val="single" w:sz="6" w:space="0" w:color="000000"/>
+              <w:end w:val="single" w:sz="6" w:space="0" w:color="000000"/>
+            </w:tcBorders>
+            <w:vAlign w:val="center"/>
+          </w:tcPr>
+          <w:p>
+            <w:pPr>
+              <w:pStyle w:val="Style25"/>
+              <w:rPr/>
+            </w:pPr>
+            <w:r>
+              <w:rPr>
+                <w:lang w:val="en-US"/>
+              </w:rPr>
+              <w:t>VI</w:t>
+            </w:r>
+          </w:p>
+        </w:tc>
+        <w:tc>
+          <w:tcPr>
+            <w:tcW w:w="574" w:type="dxa"/>
+            <w:tcBorders>
+              <w:top w:val="single" w:sz="6" w:space="0" w:color="000000"/>
+              <w:start w:val="single" w:sz="6" w:space="0" w:color="000000"/>
+              <w:bottom w:val="single" w:sz="6" w:space="0" w:color="000000"/>
+              <w:end w:val="single" w:sz="6" w:space="0" w:color="000000"/>
+            </w:tcBorders>
+            <w:vAlign w:val="center"/>
+          </w:tcPr>
+          <w:p>
+            <w:pPr>
+              <w:pStyle w:val="Style25"/>
+              <w:rPr/>
+            </w:pPr>
+            <w:r>
+              <w:rPr>
+                <w:lang w:val="en-US"/>
+              </w:rPr>
+              <w:t>VII</w:t>
+            </w:r>
+          </w:p>
+        </w:tc>
+        <w:tc>
+          <w:tcPr>
+            <w:tcW w:w="571" w:type="dxa"/>
+            <w:tcBorders>
+              <w:top w:val="single" w:sz="6" w:space="0" w:color="000000"/>
+              <w:start w:val="single" w:sz="6" w:space="0" w:color="000000"/>
+              <w:bottom w:val="single" w:sz="6" w:space="0" w:color="000000"/>
+              <w:end w:val="single" w:sz="6" w:space="0" w:color="000000"/>
+            </w:tcBorders>
+            <w:vAlign w:val="center"/>
+          </w:tcPr>
+          <w:p>
+            <w:pPr>
+              <w:pStyle w:val="Style25"/>
+              <w:rPr/>
+            </w:pPr>
+            <w:r>
+              <w:rPr>
+                <w:lang w:val="en-US"/>
+              </w:rPr>
+              <w:t>VIII</w:t>
+            </w:r>
+          </w:p>
+        </w:tc>
+        <w:tc>
+          <w:tcPr>
+            <w:tcW w:w="570" w:type="dxa"/>
+            <w:tcBorders>
+              <w:top w:val="single" w:sz="6" w:space="0" w:color="000000"/>
+              <w:start w:val="single" w:sz="6" w:space="0" w:color="000000"/>
+              <w:bottom w:val="single" w:sz="6" w:space="0" w:color="000000"/>
+              <w:end w:val="single" w:sz="6" w:space="0" w:color="000000"/>
+            </w:tcBorders>
+            <w:vAlign w:val="center"/>
+          </w:tcPr>
+          <w:p>
+            <w:pPr>
+              <w:pStyle w:val="Style25"/>
+              <w:rPr/>
+            </w:pPr>
+            <w:r>
+              <w:rPr>
+                <w:lang w:val="en-US"/>
+              </w:rPr>
+              <w:t>IX</w:t>
+            </w:r>
+          </w:p>
+        </w:tc>
+        <w:tc>
+          <w:tcPr>
+            <w:tcW w:w="574" w:type="dxa"/>
+            <w:tcBorders>
+              <w:top w:val="single" w:sz="6" w:space="0" w:color="000000"/>
+              <w:start w:val="single" w:sz="6" w:space="0" w:color="000000"/>
+              <w:bottom w:val="single" w:sz="6" w:space="0" w:color="000000"/>
+              <w:end w:val="single" w:sz="6" w:space="0" w:color="000000"/>
+            </w:tcBorders>
+            <w:vAlign w:val="center"/>
+          </w:tcPr>
+          <w:p>
+            <w:pPr>
+              <w:pStyle w:val="Style25"/>
+              <w:rPr/>
+            </w:pPr>
+            <w:r>
+              <w:rPr>
+                <w:lang w:val="en-US"/>
+              </w:rPr>
+              <w:t>X</w:t>
+            </w:r>
+          </w:p>
+        </w:tc>
+        <w:tc>
+          <w:tcPr>
+            <w:tcW w:w="572" w:type="dxa"/>
+            <w:tcBorders>
+              <w:top w:val="single" w:sz="6" w:space="0" w:color="000000"/>
+              <w:start w:val="single" w:sz="6" w:space="0" w:color="000000"/>
+              <w:bottom w:val="single" w:sz="6" w:space="0" w:color="000000"/>
+              <w:end w:val="single" w:sz="6" w:space="0" w:color="000000"/>
+            </w:tcBorders>
+            <w:vAlign w:val="center"/>
+          </w:tcPr>
+          <w:p>
+            <w:pPr>
+              <w:pStyle w:val="Style25"/>
+              <w:rPr/>
+            </w:pPr>
+            <w:r>
+              <w:rPr>
+                <w:lang w:val="en-US"/>
+              </w:rPr>
+              <w:t>XI</w:t>
+            </w:r>
+          </w:p>
+        </w:tc>
+        <w:tc>
+          <w:tcPr>
+            <w:tcW w:w="569" w:type="dxa"/>
+            <w:tcBorders>
+              <w:top w:val="single" w:sz="6" w:space="0" w:color="000000"/>
+              <w:start w:val="single" w:sz="6" w:space="0" w:color="000000"/>
+              <w:bottom w:val="single" w:sz="6" w:space="0" w:color="000000"/>
+              <w:end w:val="single" w:sz="6" w:space="0" w:color="000000"/>
+            </w:tcBorders>
+            <w:vAlign w:val="center"/>
+          </w:tcPr>
+          <w:p>
+            <w:pPr>
+              <w:pStyle w:val="Style25"/>
+              <w:rPr/>
+            </w:pPr>
+            <w:r>
+              <w:rPr>
+                <w:lang w:val="en-US"/>
+              </w:rPr>
+              <w:t>XII</w:t>
+            </w:r>
+          </w:p>
+        </w:tc>
+        <w:tc>
+          <w:tcPr>
+            <w:tcW w:w="574" w:type="dxa"/>
+            <w:tcBorders>
+              <w:top w:val="single" w:sz="6" w:space="0" w:color="000000"/>
+              <w:start w:val="single" w:sz="6" w:space="0" w:color="000000"/>
+              <w:bottom w:val="single" w:sz="4" w:space="0" w:color="000000"/>
+              <w:end w:val="single" w:sz="6" w:space="0" w:color="000000"/>
+            </w:tcBorders>
+            <w:vAlign w:val="center"/>
+          </w:tcPr>
+          <w:p>
+            <w:pPr>
+              <w:pStyle w:val="Style25"/>
+              <w:rPr/>
+            </w:pPr>
+            <w:r>
+              <w:rPr/>
+              <w:t>Год</w:t>
+            </w:r>
+          </w:p>
+        </w:tc>
+      </w:tr>
+      <w:tr>
+        <w:trPr>
+          <w:trHeight w:val="454" w:hRule="atLeast"/>
+          <w:cantSplit/>
+        </w:trPr>
+        <w:tc>
+          <w:tcPr>
+            <w:tcW w:w="1842" w:type="dxa"/>
+            <w:tcBorders>
+              <w:top w:val="single" w:sz="6" w:space="0" w:color="000000"/>
+              <w:start w:val="single" w:sz="6" w:space="0" w:color="000000"/>
+              <w:bottom w:val="single" w:sz="6" w:space="0" w:color="000000"/>
+              <w:end w:val="single" w:sz="6" w:space="0" w:color="000000"/>
+            </w:tcBorders>
+          </w:tcPr>
+          <w:p>
+            <w:pPr>
+              <w:pStyle w:val="Style35"/>
+              <w:spacing w:before="120" w:after="0"/>
+              <w:rPr/>
+            </w:pPr>
+            <w:r>
+              <w:rPr/>
+              <w:t>Твердые осадки</w:t>
+            </w:r>
+          </w:p>
+        </w:tc>
+        <w:tc>
+          <w:tcPr>
+            <w:tcW w:w="572" w:type="dxa"/>
+            <w:tcBorders>
+              <w:top w:val="single" w:sz="6" w:space="0" w:color="000000"/>
+              <w:start w:val="single" w:sz="6" w:space="0" w:color="000000"/>
+              <w:bottom w:val="single" w:sz="6" w:space="0" w:color="000000"/>
+              <w:end w:val="single" w:sz="6" w:space="0" w:color="000000"/>
+            </w:tcBorders>
+            <w:vAlign w:val="center"/>
+          </w:tcPr>
+          <w:p>
+            <w:pPr>
+              <w:pStyle w:val="Style35"/>
+              <w:spacing w:before="120" w:after="0"/>
+              <w:rPr/>
+            </w:pPr>
+            <w:r>
+              <w:rPr/>
+            </w:r>
+          </w:p>
+        </w:tc>
+        <w:tc>
+          <w:tcPr>
+            <w:tcW w:w="570" w:type="dxa"/>
+            <w:tcBorders>
+              <w:top w:val="single" w:sz="6" w:space="0" w:color="000000"/>
+              <w:start w:val="single" w:sz="6" w:space="0" w:color="000000"/>
+              <w:bottom w:val="single" w:sz="6" w:space="0" w:color="000000"/>
+              <w:end w:val="single" w:sz="6" w:space="0" w:color="000000"/>
+            </w:tcBorders>
+            <w:vAlign w:val="center"/>
+          </w:tcPr>
+          <w:p>
+            <w:pPr>
+              <w:pStyle w:val="Style35"/>
+              <w:spacing w:before="120" w:after="0"/>
+              <w:rPr/>
+            </w:pPr>
+            <w:r>
+              <w:rPr/>
+            </w:r>
+          </w:p>
+        </w:tc>
+        <w:tc>
+          <w:tcPr>
+            <w:tcW w:w="572" w:type="dxa"/>
+            <w:tcBorders>
+              <w:top w:val="single" w:sz="6" w:space="0" w:color="000000"/>
+              <w:start w:val="single" w:sz="6" w:space="0" w:color="000000"/>
+              <w:bottom w:val="single" w:sz="6" w:space="0" w:color="000000"/>
+              <w:end w:val="single" w:sz="6" w:space="0" w:color="000000"/>
+            </w:tcBorders>
+            <w:vAlign w:val="center"/>
+          </w:tcPr>
+          <w:p>
+            <w:pPr>
+              <w:pStyle w:val="Style35"/>
+              <w:spacing w:before="120" w:after="0"/>
+              <w:rPr/>
+            </w:pPr>
+            <w:r>
+              <w:rPr/>
+            </w:r>
+          </w:p>
+        </w:tc>
+        <w:tc>
+          <w:tcPr>
+            <w:tcW w:w="573" w:type="dxa"/>
+            <w:tcBorders>
+              <w:top w:val="single" w:sz="6" w:space="0" w:color="000000"/>
+              <w:start w:val="single" w:sz="6" w:space="0" w:color="000000"/>
+              <w:bottom w:val="single" w:sz="6" w:space="0" w:color="000000"/>
+              <w:end w:val="single" w:sz="6" w:space="0" w:color="000000"/>
+            </w:tcBorders>
+            <w:vAlign w:val="center"/>
+          </w:tcPr>
+          <w:p>
+            <w:pPr>
+              <w:pStyle w:val="Style35"/>
+              <w:spacing w:before="120" w:after="0"/>
+              <w:rPr/>
+            </w:pPr>
+            <w:r>
+              <w:rPr/>
+            </w:r>
+          </w:p>
+        </w:tc>
+        <w:tc>
+          <w:tcPr>
+            <w:tcW w:w="570" w:type="dxa"/>
+            <w:tcBorders>
+              <w:top w:val="single" w:sz="6" w:space="0" w:color="000000"/>
+              <w:start w:val="single" w:sz="6" w:space="0" w:color="000000"/>
+              <w:bottom w:val="single" w:sz="6" w:space="0" w:color="000000"/>
+              <w:end w:val="single" w:sz="6" w:space="0" w:color="000000"/>
+            </w:tcBorders>
+            <w:vAlign w:val="center"/>
+          </w:tcPr>
+          <w:p>
+            <w:pPr>
+              <w:pStyle w:val="Style35"/>
+              <w:spacing w:before="120" w:after="0"/>
+              <w:rPr/>
+            </w:pPr>
+            <w:r>
+              <w:rPr/>
+            </w:r>
+          </w:p>
+        </w:tc>
+        <w:tc>
+          <w:tcPr>
+            <w:tcW w:w="572" w:type="dxa"/>
+            <w:tcBorders>
+              <w:top w:val="single" w:sz="6" w:space="0" w:color="000000"/>
+              <w:start w:val="single" w:sz="6" w:space="0" w:color="000000"/>
+              <w:bottom w:val="single" w:sz="6" w:space="0" w:color="000000"/>
+              <w:end w:val="single" w:sz="6" w:space="0" w:color="000000"/>
+            </w:tcBorders>
+            <w:vAlign w:val="center"/>
+          </w:tcPr>
+          <w:p>
+            <w:pPr>
+              <w:pStyle w:val="Style35"/>
+              <w:spacing w:before="120" w:after="0"/>
+              <w:rPr/>
+            </w:pPr>
+            <w:r>
+              <w:rPr/>
+            </w:r>
+          </w:p>
+        </w:tc>
+        <w:tc>
+          <w:tcPr>
+            <w:tcW w:w="574" w:type="dxa"/>
+            <w:tcBorders>
+              <w:top w:val="single" w:sz="6" w:space="0" w:color="000000"/>
+              <w:start w:val="single" w:sz="6" w:space="0" w:color="000000"/>
+              <w:bottom w:val="single" w:sz="6" w:space="0" w:color="000000"/>
+              <w:end w:val="single" w:sz="6" w:space="0" w:color="000000"/>
+            </w:tcBorders>
+            <w:vAlign w:val="center"/>
+          </w:tcPr>
+          <w:p>
+            <w:pPr>
+              <w:pStyle w:val="Style35"/>
+              <w:spacing w:before="120" w:after="0"/>
+              <w:rPr/>
+            </w:pPr>
+            <w:r>
+              <w:rPr/>
+            </w:r>
+          </w:p>
+        </w:tc>
+        <w:tc>
+          <w:tcPr>
+            <w:tcW w:w="571" w:type="dxa"/>
+            <w:tcBorders>
+              <w:top w:val="single" w:sz="6" w:space="0" w:color="000000"/>
+              <w:start w:val="single" w:sz="6" w:space="0" w:color="000000"/>
+              <w:bottom w:val="single" w:sz="6" w:space="0" w:color="000000"/>
+              <w:end w:val="single" w:sz="6" w:space="0" w:color="000000"/>
+            </w:tcBorders>
+            <w:vAlign w:val="center"/>
+          </w:tcPr>
+          <w:p>
+            <w:pPr>
+              <w:pStyle w:val="Style35"/>
+              <w:spacing w:before="120" w:after="0"/>
+              <w:rPr/>
+            </w:pPr>
+            <w:r>
+              <w:rPr/>
+            </w:r>
+          </w:p>
+        </w:tc>
+        <w:tc>
+          <w:tcPr>
+            <w:tcW w:w="570" w:type="dxa"/>
+            <w:tcBorders>
+              <w:top w:val="single" w:sz="6" w:space="0" w:color="000000"/>
+              <w:start w:val="single" w:sz="6" w:space="0" w:color="000000"/>
+              <w:bottom w:val="single" w:sz="6" w:space="0" w:color="000000"/>
+              <w:end w:val="single" w:sz="6" w:space="0" w:color="000000"/>
+            </w:tcBorders>
+            <w:vAlign w:val="center"/>
+          </w:tcPr>
+          <w:p>
+            <w:pPr>
+              <w:pStyle w:val="Style35"/>
+              <w:spacing w:before="120" w:after="0"/>
+              <w:rPr/>
+            </w:pPr>
+            <w:r>
+              <w:rPr/>
+            </w:r>
+          </w:p>
+        </w:tc>
+        <w:tc>
+          <w:tcPr>
+            <w:tcW w:w="574" w:type="dxa"/>
+            <w:tcBorders>
+              <w:top w:val="single" w:sz="6" w:space="0" w:color="000000"/>
+              <w:start w:val="single" w:sz="6" w:space="0" w:color="000000"/>
+              <w:bottom w:val="single" w:sz="6" w:space="0" w:color="000000"/>
+              <w:end w:val="single" w:sz="6" w:space="0" w:color="000000"/>
+            </w:tcBorders>
+            <w:vAlign w:val="center"/>
+          </w:tcPr>
+          <w:p>
+            <w:pPr>
+              <w:pStyle w:val="Style35"/>
+              <w:spacing w:before="120" w:after="0"/>
+              <w:rPr/>
+            </w:pPr>
+            <w:r>
+              <w:rPr/>
+            </w:r>
+          </w:p>
+        </w:tc>
+        <w:tc>
+          <w:tcPr>
+            <w:tcW w:w="572" w:type="dxa"/>
+            <w:tcBorders>
+              <w:top w:val="single" w:sz="6" w:space="0" w:color="000000"/>
+              <w:start w:val="single" w:sz="6" w:space="0" w:color="000000"/>
+              <w:bottom w:val="single" w:sz="6" w:space="0" w:color="000000"/>
+              <w:end w:val="single" w:sz="6" w:space="0" w:color="000000"/>
+            </w:tcBorders>
+            <w:vAlign w:val="center"/>
+          </w:tcPr>
+          <w:p>
+            <w:pPr>
+              <w:pStyle w:val="Style35"/>
+              <w:spacing w:before="120" w:after="0"/>
+              <w:rPr/>
+            </w:pPr>
+            <w:r>
+              <w:rPr/>
+            </w:r>
+          </w:p>
+        </w:tc>
+        <w:tc>
+          <w:tcPr>
+            <w:tcW w:w="569" w:type="dxa"/>
+            <w:tcBorders>
+              <w:top w:val="single" w:sz="6" w:space="0" w:color="000000"/>
+              <w:start w:val="single" w:sz="6" w:space="0" w:color="000000"/>
+              <w:bottom w:val="single" w:sz="6" w:space="0" w:color="000000"/>
+              <w:end w:val="single" w:sz="6" w:space="0" w:color="000000"/>
+            </w:tcBorders>
+            <w:vAlign w:val="center"/>
+          </w:tcPr>
+          <w:p>
+            <w:pPr>
+              <w:pStyle w:val="Style35"/>
+              <w:spacing w:before="120" w:after="0"/>
+              <w:rPr/>
+            </w:pPr>
+            <w:r>
+              <w:rPr/>
+            </w:r>
+          </w:p>
+        </w:tc>
+        <w:tc>
+          <w:tcPr>
+            <w:tcW w:w="574" w:type="dxa"/>
+            <w:tcBorders>
+              <w:top w:val="single" w:sz="4" w:space="0" w:color="000000"/>
+              <w:start w:val="single" w:sz="4" w:space="0" w:color="000000"/>
+              <w:bottom w:val="single" w:sz="4" w:space="0" w:color="000000"/>
+              <w:end w:val="single" w:sz="4" w:space="0" w:color="000000"/>
+            </w:tcBorders>
+            <w:vAlign w:val="center"/>
+          </w:tcPr>
+          <w:p>
+            <w:pPr>
+              <w:pStyle w:val="Style35"/>
+              <w:spacing w:before="120" w:after="0"/>
+              <w:rPr/>
+            </w:pPr>
+            <w:r>
+              <w:rPr/>
+            </w:r>
+          </w:p>
+        </w:tc>
+      </w:tr>
+      <w:tr>
+        <w:trPr>
+          <w:trHeight w:val="454" w:hRule="atLeast"/>
+          <w:cantSplit/>
+        </w:trPr>
+        <w:tc>
+          <w:tcPr>
+            <w:tcW w:w="1842" w:type="dxa"/>
+            <w:tcBorders>
+              <w:top w:val="single" w:sz="6" w:space="0" w:color="000000"/>
+              <w:start w:val="single" w:sz="6" w:space="0" w:color="000000"/>
+              <w:bottom w:val="single" w:sz="6" w:space="0" w:color="000000"/>
+              <w:end w:val="single" w:sz="6" w:space="0" w:color="000000"/>
+            </w:tcBorders>
+          </w:tcPr>
+          <w:p>
+            <w:pPr>
+              <w:pStyle w:val="Style35"/>
+              <w:spacing w:before="120" w:after="0"/>
+              <w:rPr/>
+            </w:pPr>
+            <w:r>
+              <w:rPr/>
+              <w:t>Жидкие осадки</w:t>
+            </w:r>
+          </w:p>
+        </w:tc>
+        <w:tc>
+          <w:tcPr>
+            <w:tcW w:w="572" w:type="dxa"/>
+            <w:tcBorders>
+              <w:top w:val="single" w:sz="6" w:space="0" w:color="000000"/>
+              <w:start w:val="single" w:sz="6" w:space="0" w:color="000000"/>
+              <w:bottom w:val="single" w:sz="6" w:space="0" w:color="000000"/>
+              <w:end w:val="single" w:sz="6" w:space="0" w:color="000000"/>
+            </w:tcBorders>
+            <w:vAlign w:val="center"/>
+          </w:tcPr>
+          <w:p>
+            <w:pPr>
+              <w:pStyle w:val="Style35"/>
+              <w:spacing w:before="120" w:after="0"/>
+              <w:rPr/>
+            </w:pPr>
+            <w:r>
+              <w:rPr/>
+            </w:r>
+          </w:p>
+        </w:tc>
+        <w:tc>
+          <w:tcPr>
+            <w:tcW w:w="570" w:type="dxa"/>
+            <w:tcBorders>
+              <w:top w:val="single" w:sz="6" w:space="0" w:color="000000"/>
+              <w:start w:val="single" w:sz="6" w:space="0" w:color="000000"/>
+              <w:bottom w:val="single" w:sz="6" w:space="0" w:color="000000"/>
+              <w:end w:val="single" w:sz="6" w:space="0" w:color="000000"/>
+            </w:tcBorders>
+            <w:vAlign w:val="center"/>
+          </w:tcPr>
+          <w:p>
+            <w:pPr>
+              <w:pStyle w:val="Style35"/>
+              <w:spacing w:before="120" w:after="0"/>
+              <w:rPr/>
+            </w:pPr>
+            <w:r>
+              <w:rPr/>
+            </w:r>
+          </w:p>
+        </w:tc>
+        <w:tc>
+          <w:tcPr>
+            <w:tcW w:w="572" w:type="dxa"/>
+            <w:tcBorders>
+              <w:top w:val="single" w:sz="6" w:space="0" w:color="000000"/>
+              <w:start w:val="single" w:sz="6" w:space="0" w:color="000000"/>
+              <w:bottom w:val="single" w:sz="6" w:space="0" w:color="000000"/>
+              <w:end w:val="single" w:sz="6" w:space="0" w:color="000000"/>
+            </w:tcBorders>
+            <w:vAlign w:val="center"/>
+          </w:tcPr>
+          <w:p>
+            <w:pPr>
+              <w:pStyle w:val="Style35"/>
+              <w:spacing w:before="120" w:after="0"/>
+              <w:rPr/>
+            </w:pPr>
+            <w:r>
+              <w:rPr/>
+            </w:r>
+          </w:p>
+        </w:tc>
+        <w:tc>
+          <w:tcPr>
+            <w:tcW w:w="573" w:type="dxa"/>
+            <w:tcBorders>
+              <w:top w:val="single" w:sz="6" w:space="0" w:color="000000"/>
+              <w:start w:val="single" w:sz="6" w:space="0" w:color="000000"/>
+              <w:bottom w:val="single" w:sz="6" w:space="0" w:color="000000"/>
+              <w:end w:val="single" w:sz="6" w:space="0" w:color="000000"/>
+            </w:tcBorders>
+            <w:vAlign w:val="center"/>
+          </w:tcPr>
+          <w:p>
+            <w:pPr>
+              <w:pStyle w:val="Style35"/>
+              <w:spacing w:before="120" w:after="0"/>
+              <w:rPr/>
+            </w:pPr>
+            <w:r>
+              <w:rPr/>
+            </w:r>
+          </w:p>
+        </w:tc>
+        <w:tc>
+          <w:tcPr>
+            <w:tcW w:w="570" w:type="dxa"/>
+            <w:tcBorders>
+              <w:top w:val="single" w:sz="6" w:space="0" w:color="000000"/>
+              <w:start w:val="single" w:sz="6" w:space="0" w:color="000000"/>
+              <w:bottom w:val="single" w:sz="6" w:space="0" w:color="000000"/>
+              <w:end w:val="single" w:sz="6" w:space="0" w:color="000000"/>
+            </w:tcBorders>
+            <w:vAlign w:val="center"/>
+          </w:tcPr>
+          <w:p>
+            <w:pPr>
+              <w:pStyle w:val="Style35"/>
+              <w:spacing w:before="120" w:after="0"/>
+              <w:rPr/>
+            </w:pPr>
+            <w:r>
+              <w:rPr/>
+            </w:r>
+          </w:p>
+        </w:tc>
+        <w:tc>
+          <w:tcPr>
+            <w:tcW w:w="572" w:type="dxa"/>
+            <w:tcBorders>
+              <w:top w:val="single" w:sz="6" w:space="0" w:color="000000"/>
+              <w:start w:val="single" w:sz="6" w:space="0" w:color="000000"/>
+              <w:bottom w:val="single" w:sz="6" w:space="0" w:color="000000"/>
+              <w:end w:val="single" w:sz="6" w:space="0" w:color="000000"/>
+            </w:tcBorders>
+            <w:vAlign w:val="center"/>
+          </w:tcPr>
+          <w:p>
+            <w:pPr>
+              <w:pStyle w:val="Style35"/>
+              <w:spacing w:before="120" w:after="0"/>
+              <w:rPr/>
+            </w:pPr>
+            <w:r>
+              <w:rPr/>
+            </w:r>
+          </w:p>
+        </w:tc>
+        <w:tc>
+          <w:tcPr>
+            <w:tcW w:w="574" w:type="dxa"/>
+            <w:tcBorders>
+              <w:top w:val="single" w:sz="6" w:space="0" w:color="000000"/>
+              <w:start w:val="single" w:sz="6" w:space="0" w:color="000000"/>
+              <w:bottom w:val="single" w:sz="6" w:space="0" w:color="000000"/>
+              <w:end w:val="single" w:sz="6" w:space="0" w:color="000000"/>
+            </w:tcBorders>
+            <w:vAlign w:val="center"/>
+          </w:tcPr>
+          <w:p>
+            <w:pPr>
+              <w:pStyle w:val="Style35"/>
+              <w:spacing w:before="120" w:after="0"/>
+              <w:rPr/>
+            </w:pPr>
+            <w:r>
+              <w:rPr/>
+            </w:r>
+          </w:p>
+        </w:tc>
+        <w:tc>
+          <w:tcPr>
+            <w:tcW w:w="571" w:type="dxa"/>
+            <w:tcBorders>
+              <w:top w:val="single" w:sz="6" w:space="0" w:color="000000"/>
+              <w:start w:val="single" w:sz="6" w:space="0" w:color="000000"/>
+              <w:bottom w:val="single" w:sz="6" w:space="0" w:color="000000"/>
+              <w:end w:val="single" w:sz="6" w:space="0" w:color="000000"/>
+            </w:tcBorders>
+            <w:vAlign w:val="center"/>
+          </w:tcPr>
+          <w:p>
+            <w:pPr>
+              <w:pStyle w:val="Style35"/>
+              <w:spacing w:before="120" w:after="0"/>
+              <w:rPr/>
+            </w:pPr>
+            <w:r>
+              <w:rPr/>
+            </w:r>
+          </w:p>
+        </w:tc>
+        <w:tc>
+          <w:tcPr>
+            <w:tcW w:w="570" w:type="dxa"/>
+            <w:tcBorders>
+              <w:top w:val="single" w:sz="6" w:space="0" w:color="000000"/>
+              <w:start w:val="single" w:sz="6" w:space="0" w:color="000000"/>
+              <w:bottom w:val="single" w:sz="6" w:space="0" w:color="000000"/>
+              <w:end w:val="single" w:sz="6" w:space="0" w:color="000000"/>
+            </w:tcBorders>
+            <w:vAlign w:val="center"/>
+          </w:tcPr>
+          <w:p>
+            <w:pPr>
+              <w:pStyle w:val="Style35"/>
+              <w:spacing w:before="120" w:after="0"/>
+              <w:rPr/>
+            </w:pPr>
+            <w:r>
+              <w:rPr/>
+            </w:r>
+          </w:p>
+        </w:tc>
+        <w:tc>
+          <w:tcPr>
+            <w:tcW w:w="574" w:type="dxa"/>
+            <w:tcBorders>
+              <w:top w:val="single" w:sz="6" w:space="0" w:color="000000"/>
+              <w:start w:val="single" w:sz="6" w:space="0" w:color="000000"/>
+              <w:bottom w:val="single" w:sz="6" w:space="0" w:color="000000"/>
+              <w:end w:val="single" w:sz="6" w:space="0" w:color="000000"/>
+            </w:tcBorders>
+            <w:vAlign w:val="center"/>
+          </w:tcPr>
+          <w:p>
+            <w:pPr>
+              <w:pStyle w:val="Style35"/>
+              <w:spacing w:before="120" w:after="0"/>
+              <w:rPr/>
+            </w:pPr>
+            <w:r>
+              <w:rPr/>
+            </w:r>
+          </w:p>
+        </w:tc>
+        <w:tc>
+          <w:tcPr>
+            <w:tcW w:w="572" w:type="dxa"/>
+            <w:tcBorders>
+              <w:top w:val="single" w:sz="6" w:space="0" w:color="000000"/>
+              <w:start w:val="single" w:sz="6" w:space="0" w:color="000000"/>
+              <w:bottom w:val="single" w:sz="6" w:space="0" w:color="000000"/>
+              <w:end w:val="single" w:sz="6" w:space="0" w:color="000000"/>
+            </w:tcBorders>
+            <w:vAlign w:val="center"/>
+          </w:tcPr>
+          <w:p>
+            <w:pPr>
+              <w:pStyle w:val="Style35"/>
+              <w:spacing w:before="120" w:after="0"/>
+              <w:rPr/>
+            </w:pPr>
+            <w:r>
+              <w:rPr/>
+            </w:r>
+          </w:p>
+        </w:tc>
+        <w:tc>
+          <w:tcPr>
+            <w:tcW w:w="569" w:type="dxa"/>
+            <w:tcBorders>
+              <w:top w:val="single" w:sz="6" w:space="0" w:color="000000"/>
+              <w:start w:val="single" w:sz="6" w:space="0" w:color="000000"/>
+              <w:bottom w:val="single" w:sz="6" w:space="0" w:color="000000"/>
+              <w:end w:val="single" w:sz="6" w:space="0" w:color="000000"/>
+            </w:tcBorders>
+            <w:vAlign w:val="center"/>
+          </w:tcPr>
+          <w:p>
+            <w:pPr>
+              <w:pStyle w:val="Style35"/>
+              <w:spacing w:before="120" w:after="0"/>
+              <w:rPr/>
+            </w:pPr>
+            <w:r>
+              <w:rPr/>
+            </w:r>
+          </w:p>
+        </w:tc>
+        <w:tc>
+          <w:tcPr>
+            <w:tcW w:w="574" w:type="dxa"/>
+            <w:tcBorders>
+              <w:top w:val="single" w:sz="4" w:space="0" w:color="000000"/>
+              <w:start w:val="single" w:sz="4" w:space="0" w:color="000000"/>
+              <w:bottom w:val="single" w:sz="4" w:space="0" w:color="000000"/>
+              <w:end w:val="single" w:sz="4" w:space="0" w:color="000000"/>
+            </w:tcBorders>
+            <w:vAlign w:val="center"/>
+          </w:tcPr>
+          <w:p>
+            <w:pPr>
+              <w:pStyle w:val="Style35"/>
+              <w:spacing w:before="120" w:after="0"/>
+              <w:rPr/>
+            </w:pPr>
+            <w:r>
+              <w:rPr/>
+            </w:r>
+          </w:p>
+        </w:tc>
+      </w:tr>
+    </w:tbl>
+    <w:p>
+      <w:pPr>
+        <w:pStyle w:val="Style34"/>
+        <w:jc w:val="both"/>
+        <w:rPr/>
+      </w:pPr>
+      <w:r>
+        <w:rPr/>
+        <w:t xml:space="preserve">Таблица </w:t>
+      </w:r>
+      <w:r>
+        <w:rPr/>
+        <w:fldChar w:fldCharType="begin"/>
+      </w:r>
+      <w:r>
+        <w:rPr/>
+        <w:instrText xml:space="preserve"> SEQ Таблица \* ARABIC </w:instrText>
+      </w:r>
+      <w:r>
+        <w:rPr/>
+        <w:fldChar w:fldCharType="separate"/>
+      </w:r>
+      <w:r>
+        <w:rPr/>
+        <w:t>12</w:t>
+      </w:r>
+      <w:r>
+        <w:rPr/>
+        <w:fldChar w:fldCharType="end"/>
+      </w:r>
+      <w:r>
+        <w:rPr/>
+        <w:t xml:space="preserve"> Суточный максимум осадков (мм) различной обеспеченности</w:t>
+      </w:r>
+    </w:p>
+    <w:tbl>
+      <w:tblPr>
+        <w:tblW w:w="5377" w:type="dxa"/>
+        <w:jc w:val="center"/>
+        <w:tblInd w:w="0" w:type="dxa"/>
+        <w:tblLayout w:type="fixed"/>
+        <w:tblCellMar>
+          <w:top w:w="0" w:type="dxa"/>
+          <w:start w:w="108" w:type="dxa"/>
+          <w:bottom w:w="0" w:type="dxa"/>
+          <w:end w:w="108" w:type="dxa"/>
+        </w:tblCellMar>
+        <w:tblLook w:noHBand="0" w:noVBand="0" w:firstColumn="1" w:lastRow="1" w:lastColumn="1" w:firstRow="1" w:val="01e0"/>
+      </w:tblPr>
+      <w:tblGrid>
+        <w:gridCol w:w="981"/>
+        <w:gridCol w:w="992"/>
+        <w:gridCol w:w="853"/>
+        <w:gridCol w:w="850"/>
+        <w:gridCol w:w="849"/>
+        <w:gridCol w:w="852"/>
+      </w:tblGrid>
+      <w:tr>
+        <w:trPr>
+          <w:trHeight w:val="397" w:hRule="atLeast"/>
+        </w:trPr>
+        <w:tc>
+          <w:tcPr>
+            <w:tcW w:w="5377" w:type="dxa"/>
+            <w:gridSpan w:val="6"/>
+            <w:tcBorders>
+              <w:top w:val="single" w:sz="4" w:space="0" w:color="000000"/>
+              <w:start w:val="single" w:sz="4" w:space="0" w:color="000000"/>
+              <w:bottom w:val="single" w:sz="4" w:space="0" w:color="000000"/>
+              <w:end w:val="single" w:sz="4" w:space="0" w:color="000000"/>
+            </w:tcBorders>
+            <w:shd w:color="auto" w:fill="auto" w:val="clear"/>
+            <w:vAlign w:val="center"/>
+          </w:tcPr>
+          <w:p>
+            <w:pPr>
+              <w:pStyle w:val="Style25"/>
+              <w:rPr/>
+            </w:pPr>
+            <w:r>
+              <w:rPr/>
+              <w:t>Обеспеченность, %</w:t>
+            </w:r>
+          </w:p>
+        </w:tc>
+      </w:tr>
+      <w:tr>
+        <w:trPr>
+          <w:trHeight w:val="397" w:hRule="atLeast"/>
+        </w:trPr>
+        <w:tc>
+          <w:tcPr>
+            <w:tcW w:w="981" w:type="dxa"/>
+            <w:tcBorders>
+              <w:top w:val="single" w:sz="4" w:space="0" w:color="000000"/>
+              <w:start w:val="single" w:sz="4" w:space="0" w:color="000000"/>
+              <w:bottom w:val="single" w:sz="4" w:space="0" w:color="000000"/>
+              <w:end w:val="single" w:sz="4" w:space="0" w:color="000000"/>
+            </w:tcBorders>
+            <w:shd w:color="auto" w:fill="auto" w:val="clear"/>
+            <w:vAlign w:val="center"/>
+          </w:tcPr>
+          <w:p>
+            <w:pPr>
+              <w:pStyle w:val="Style35"/>
+              <w:spacing w:before="120" w:after="0"/>
+              <w:rPr/>
+            </w:pPr>
+            <w:r>
+              <w:rPr/>
+              <w:t>63</w:t>
+            </w:r>
+          </w:p>
+        </w:tc>
+        <w:tc>
+          <w:tcPr>
+            <w:tcW w:w="992" w:type="dxa"/>
+            <w:tcBorders>
+              <w:top w:val="single" w:sz="4" w:space="0" w:color="000000"/>
+              <w:start w:val="single" w:sz="4" w:space="0" w:color="000000"/>
+              <w:bottom w:val="single" w:sz="4" w:space="0" w:color="000000"/>
+              <w:end w:val="single" w:sz="4" w:space="0" w:color="000000"/>
+            </w:tcBorders>
+            <w:shd w:color="auto" w:fill="auto" w:val="clear"/>
+            <w:vAlign w:val="center"/>
+          </w:tcPr>
+          <w:p>
+            <w:pPr>
+              <w:pStyle w:val="Style35"/>
+              <w:spacing w:before="120" w:after="0"/>
+              <w:rPr/>
+            </w:pPr>
+            <w:r>
+              <w:rPr/>
+              <w:t>20</w:t>
+            </w:r>
+          </w:p>
+        </w:tc>
+        <w:tc>
+          <w:tcPr>
+            <w:tcW w:w="853" w:type="dxa"/>
+            <w:tcBorders>
+              <w:top w:val="single" w:sz="4" w:space="0" w:color="000000"/>
+              <w:start w:val="single" w:sz="4" w:space="0" w:color="000000"/>
+              <w:bottom w:val="single" w:sz="4" w:space="0" w:color="000000"/>
+              <w:end w:val="single" w:sz="4" w:space="0" w:color="000000"/>
+            </w:tcBorders>
+            <w:shd w:color="auto" w:fill="auto" w:val="clear"/>
+            <w:vAlign w:val="center"/>
+          </w:tcPr>
+          <w:p>
+            <w:pPr>
+              <w:pStyle w:val="Style35"/>
+              <w:spacing w:before="120" w:after="0"/>
+              <w:rPr/>
+            </w:pPr>
+            <w:r>
+              <w:rPr/>
+              <w:t>10</w:t>
+            </w:r>
+          </w:p>
+        </w:tc>
+        <w:tc>
+          <w:tcPr>
+            <w:tcW w:w="850" w:type="dxa"/>
+            <w:tcBorders>
+              <w:top w:val="single" w:sz="4" w:space="0" w:color="000000"/>
+              <w:start w:val="single" w:sz="4" w:space="0" w:color="000000"/>
+              <w:bottom w:val="single" w:sz="4" w:space="0" w:color="000000"/>
+              <w:end w:val="single" w:sz="4" w:space="0" w:color="000000"/>
+            </w:tcBorders>
+            <w:shd w:color="auto" w:fill="auto" w:val="clear"/>
+            <w:vAlign w:val="center"/>
+          </w:tcPr>
+          <w:p>
+            <w:pPr>
+              <w:pStyle w:val="Style35"/>
+              <w:spacing w:before="120" w:after="0"/>
+              <w:rPr/>
+            </w:pPr>
+            <w:r>
+              <w:rPr/>
+              <w:t>5</w:t>
+            </w:r>
+          </w:p>
+        </w:tc>
+        <w:tc>
+          <w:tcPr>
+            <w:tcW w:w="849" w:type="dxa"/>
+            <w:tcBorders>
+              <w:top w:val="single" w:sz="4" w:space="0" w:color="000000"/>
+              <w:start w:val="single" w:sz="4" w:space="0" w:color="000000"/>
+              <w:bottom w:val="single" w:sz="4" w:space="0" w:color="000000"/>
+              <w:end w:val="single" w:sz="4" w:space="0" w:color="000000"/>
+            </w:tcBorders>
+            <w:shd w:color="auto" w:fill="auto" w:val="clear"/>
+            <w:vAlign w:val="center"/>
+          </w:tcPr>
+          <w:p>
+            <w:pPr>
+              <w:pStyle w:val="Style35"/>
+              <w:spacing w:before="120" w:after="0"/>
+              <w:rPr/>
+            </w:pPr>
+            <w:r>
+              <w:rPr/>
+              <w:t>2</w:t>
+            </w:r>
+          </w:p>
+        </w:tc>
+        <w:tc>
+          <w:tcPr>
+            <w:tcW w:w="852" w:type="dxa"/>
+            <w:tcBorders>
+              <w:top w:val="single" w:sz="4" w:space="0" w:color="000000"/>
+              <w:start w:val="single" w:sz="4" w:space="0" w:color="000000"/>
+              <w:bottom w:val="single" w:sz="4" w:space="0" w:color="000000"/>
+              <w:end w:val="single" w:sz="4" w:space="0" w:color="000000"/>
+            </w:tcBorders>
+            <w:shd w:color="auto" w:fill="auto" w:val="clear"/>
+            <w:vAlign w:val="center"/>
+          </w:tcPr>
+          <w:p>
+            <w:pPr>
+              <w:pStyle w:val="Style35"/>
+              <w:spacing w:before="120" w:after="0"/>
+              <w:rPr/>
+            </w:pPr>
+            <w:r>
+              <w:rPr/>
+              <w:t>1</w:t>
+            </w:r>
+          </w:p>
+        </w:tc>
+      </w:tr>
+      <w:tr>
+        <w:trPr>
+          <w:trHeight w:val="397" w:hRule="atLeast"/>
+        </w:trPr>
+        <w:tc>
+          <w:tcPr>
+            <w:tcW w:w="981" w:type="dxa"/>
+            <w:tcBorders>
+              <w:top w:val="single" w:sz="4" w:space="0" w:color="000000"/>
+              <w:start w:val="single" w:sz="4" w:space="0" w:color="000000"/>
+              <w:bottom w:val="single" w:sz="4" w:space="0" w:color="000000"/>
+              <w:end w:val="single" w:sz="4" w:space="0" w:color="000000"/>
+            </w:tcBorders>
+            <w:shd w:color="auto" w:fill="auto" w:val="clear"/>
+            <w:vAlign w:val="center"/>
+          </w:tcPr>
+          <w:p>
+            <w:pPr>
+              <w:pStyle w:val="Style35"/>
+              <w:spacing w:before="120" w:after="0"/>
+              <w:rPr/>
+            </w:pPr>
+            <w:r>
+              <w:rPr/>
+            </w:r>
+          </w:p>
+        </w:tc>
+        <w:tc>
+          <w:tcPr>
+            <w:tcW w:w="992" w:type="dxa"/>
+            <w:tcBorders>
+              <w:top w:val="single" w:sz="4" w:space="0" w:color="000000"/>
+              <w:start w:val="single" w:sz="4" w:space="0" w:color="000000"/>
+              <w:bottom w:val="single" w:sz="4" w:space="0" w:color="000000"/>
+              <w:end w:val="single" w:sz="4" w:space="0" w:color="000000"/>
+            </w:tcBorders>
+            <w:shd w:color="auto" w:fill="auto" w:val="clear"/>
+            <w:vAlign w:val="center"/>
+          </w:tcPr>
+          <w:p>
+            <w:pPr>
+              <w:pStyle w:val="Style35"/>
+              <w:spacing w:before="120" w:after="0"/>
+              <w:rPr/>
+            </w:pPr>
+            <w:r>
+              <w:rPr/>
+            </w:r>
+          </w:p>
+        </w:tc>
+        <w:tc>
+          <w:tcPr>
+            <w:tcW w:w="853" w:type="dxa"/>
+            <w:tcBorders>
+              <w:top w:val="single" w:sz="4" w:space="0" w:color="000000"/>
+              <w:start w:val="single" w:sz="4" w:space="0" w:color="000000"/>
+              <w:bottom w:val="single" w:sz="4" w:space="0" w:color="000000"/>
+              <w:end w:val="single" w:sz="4" w:space="0" w:color="000000"/>
+            </w:tcBorders>
+            <w:shd w:color="auto" w:fill="auto" w:val="clear"/>
+            <w:vAlign w:val="center"/>
+          </w:tcPr>
+          <w:p>
+            <w:pPr>
+              <w:pStyle w:val="Style35"/>
+              <w:spacing w:before="120" w:after="0"/>
+              <w:rPr/>
+            </w:pPr>
+            <w:r>
+              <w:rPr/>
+            </w:r>
+          </w:p>
+        </w:tc>
+        <w:tc>
+          <w:tcPr>
+            <w:tcW w:w="850" w:type="dxa"/>
+            <w:tcBorders>
+              <w:top w:val="single" w:sz="4" w:space="0" w:color="000000"/>
+              <w:start w:val="single" w:sz="4" w:space="0" w:color="000000"/>
+              <w:bottom w:val="single" w:sz="4" w:space="0" w:color="000000"/>
+              <w:end w:val="single" w:sz="4" w:space="0" w:color="000000"/>
+            </w:tcBorders>
+            <w:shd w:color="auto" w:fill="auto" w:val="clear"/>
+            <w:vAlign w:val="center"/>
+          </w:tcPr>
+          <w:p>
+            <w:pPr>
+              <w:pStyle w:val="Style35"/>
+              <w:spacing w:before="120" w:after="0"/>
+              <w:rPr/>
+            </w:pPr>
+            <w:r>
+              <w:rPr/>
+            </w:r>
+          </w:p>
+        </w:tc>
+        <w:tc>
+          <w:tcPr>
+            <w:tcW w:w="849" w:type="dxa"/>
+            <w:tcBorders>
+              <w:top w:val="single" w:sz="4" w:space="0" w:color="000000"/>
+              <w:start w:val="single" w:sz="4" w:space="0" w:color="000000"/>
+              <w:bottom w:val="single" w:sz="4" w:space="0" w:color="000000"/>
+              <w:end w:val="single" w:sz="4" w:space="0" w:color="000000"/>
+            </w:tcBorders>
+            <w:shd w:color="auto" w:fill="auto" w:val="clear"/>
+            <w:vAlign w:val="center"/>
+          </w:tcPr>
+          <w:p>
+            <w:pPr>
+              <w:pStyle w:val="Style35"/>
+              <w:spacing w:before="120" w:after="0"/>
+              <w:rPr/>
+            </w:pPr>
+            <w:r>
+              <w:rPr/>
+            </w:r>
+          </w:p>
+        </w:tc>
+        <w:tc>
+          <w:tcPr>
+            <w:tcW w:w="852" w:type="dxa"/>
+            <w:tcBorders>
+              <w:top w:val="single" w:sz="4" w:space="0" w:color="000000"/>
+              <w:start w:val="single" w:sz="4" w:space="0" w:color="000000"/>
+              <w:bottom w:val="single" w:sz="4" w:space="0" w:color="000000"/>
+              <w:end w:val="single" w:sz="4" w:space="0" w:color="000000"/>
+            </w:tcBorders>
+            <w:shd w:color="auto" w:fill="auto" w:val="clear"/>
+            <w:vAlign w:val="center"/>
+          </w:tcPr>
+          <w:p>
+            <w:pPr>
+              <w:pStyle w:val="Style35"/>
+              <w:spacing w:before="120" w:after="0"/>
+              <w:rPr/>
+            </w:pPr>
+            <w:r>
+              <w:rPr/>
+            </w:r>
+          </w:p>
+        </w:tc>
+      </w:tr>
+    </w:tbl>
+    <w:p>
+      <w:pPr>
+        <w:pStyle w:val="BodyText"/>
+        <w:rPr/>
+      </w:pPr>
+      <w:r>
+        <w:rPr/>
+        <w:t>Зона влажности – &lt;Заполнить&gt; (по СП 50.13330.2012, приложение В).</w:t>
+      </w:r>
+    </w:p>
+    <w:p>
+      <w:pPr>
+        <w:pStyle w:val="Heading2"/>
+        <w:numPr>
+          <w:ilvl w:val="1"/>
+          <w:numId w:val="7"/>
+        </w:numPr>
+        <w:rPr/>
+      </w:pPr>
+      <w:r>
+        <w:rPr/>
+        <w:t>Снежный покров</w:t>
+      </w:r>
+    </w:p>
+    <w:p>
+      <w:pPr>
+        <w:pStyle w:val="BodyText"/>
+        <w:rPr/>
+      </w:pPr>
+      <w:r>
+        <w:rPr/>
+        <w:t>Расчетная максимальная высота снежного покрова обеспеченностью 5% составляет &lt;Заполнить&gt; см. Наибольшая декадная высота снежного покрова по постоянной рейке составляет &lt;Заполнить&gt; см.</w:t>
+      </w:r>
+    </w:p>
+    <w:p>
+      <w:pPr>
+        <w:pStyle w:val="Style34"/>
+        <w:jc w:val="both"/>
+        <w:rPr/>
+      </w:pPr>
+      <w:r>
+        <w:rPr/>
+        <w:t xml:space="preserve">Таблица </w:t>
+      </w:r>
+      <w:r>
+        <w:rPr/>
+        <w:fldChar w:fldCharType="begin"/>
+      </w:r>
+      <w:r>
+        <w:rPr/>
+        <w:instrText xml:space="preserve"> SEQ Таблица \* ARABIC </w:instrText>
+      </w:r>
+      <w:r>
+        <w:rPr/>
+        <w:fldChar w:fldCharType="separate"/>
+      </w:r>
+      <w:r>
+        <w:rPr/>
+        <w:t>13</w:t>
+      </w:r>
+      <w:r>
+        <w:rPr/>
+        <w:fldChar w:fldCharType="end"/>
+      </w:r>
+      <w:r>
+        <w:rPr/>
+        <w:t xml:space="preserve"> Средняя декадная высота снежного покрова по постоянной рейке, см</w:t>
+      </w:r>
+    </w:p>
+    <w:tbl>
+      <w:tblPr>
+        <w:tblW w:w="9393" w:type="dxa"/>
+        <w:jc w:val="start"/>
+        <w:tblInd w:w="-5" w:type="dxa"/>
+        <w:tblLayout w:type="fixed"/>
+        <w:tblCellMar>
+          <w:top w:w="0" w:type="dxa"/>
+          <w:start w:w="108" w:type="dxa"/>
+          <w:bottom w:w="0" w:type="dxa"/>
+          <w:end w:w="108" w:type="dxa"/>
+        </w:tblCellMar>
+        <w:tblLook w:noHBand="0" w:noVBand="1" w:firstColumn="1" w:lastRow="0" w:lastColumn="0" w:firstRow="1" w:val="04a0"/>
+      </w:tblPr>
+      <w:tblGrid>
+        <w:gridCol w:w="337"/>
+        <w:gridCol w:w="337"/>
+        <w:gridCol w:w="335"/>
+        <w:gridCol w:w="337"/>
+        <w:gridCol w:w="371"/>
+        <w:gridCol w:w="370"/>
+        <w:gridCol w:w="368"/>
+        <w:gridCol w:w="370"/>
+        <w:gridCol w:w="366"/>
+        <w:gridCol w:w="368"/>
+        <w:gridCol w:w="371"/>
+        <w:gridCol w:w="369"/>
+        <w:gridCol w:w="368"/>
+        <w:gridCol w:w="370"/>
+        <w:gridCol w:w="366"/>
+        <w:gridCol w:w="368"/>
+        <w:gridCol w:w="372"/>
+        <w:gridCol w:w="368"/>
+        <w:gridCol w:w="368"/>
+        <w:gridCol w:w="368"/>
+        <w:gridCol w:w="368"/>
+        <w:gridCol w:w="369"/>
+        <w:gridCol w:w="369"/>
+        <w:gridCol w:w="368"/>
+        <w:gridCol w:w="334"/>
+        <w:gridCol w:w="338"/>
+      </w:tblGrid>
+      <w:tr>
+        <w:trPr>
+          <w:trHeight w:val="294" w:hRule="atLeast"/>
+        </w:trPr>
+        <w:tc>
+          <w:tcPr>
+            <w:tcW w:w="674" w:type="dxa"/>
+            <w:gridSpan w:val="2"/>
+            <w:tcBorders>
+              <w:top w:val="single" w:sz="4" w:space="0" w:color="000000"/>
+              <w:start w:val="single" w:sz="4" w:space="0" w:color="000000"/>
+              <w:bottom w:val="single" w:sz="4" w:space="0" w:color="000000"/>
+              <w:end w:val="single" w:sz="4" w:space="0" w:color="000000"/>
+            </w:tcBorders>
+          </w:tcPr>
+          <w:p>
+            <w:pPr>
+              <w:pStyle w:val="Style25"/>
+              <w:rPr>
+                <w:lang w:val="en-US"/>
+              </w:rPr>
+            </w:pPr>
+            <w:r>
+              <w:rPr>
+                <w:lang w:val="en-US"/>
+              </w:rPr>
+              <w:t>IX</w:t>
+            </w:r>
+          </w:p>
+        </w:tc>
+        <w:tc>
+          <w:tcPr>
+            <w:tcW w:w="1043" w:type="dxa"/>
+            <w:gridSpan w:val="3"/>
+            <w:tcBorders>
+              <w:top w:val="single" w:sz="4" w:space="0" w:color="000000"/>
+              <w:start w:val="single" w:sz="4" w:space="0" w:color="000000"/>
+              <w:bottom w:val="single" w:sz="4" w:space="0" w:color="000000"/>
+              <w:end w:val="single" w:sz="4" w:space="0" w:color="000000"/>
+            </w:tcBorders>
+            <w:shd w:color="auto" w:fill="auto" w:val="clear"/>
+            <w:vAlign w:val="center"/>
+          </w:tcPr>
+          <w:p>
+            <w:pPr>
+              <w:pStyle w:val="Style25"/>
+              <w:rPr>
+                <w:lang w:val="en-US"/>
+              </w:rPr>
+            </w:pPr>
+            <w:r>
+              <w:rPr>
+                <w:lang w:val="en-US"/>
+              </w:rPr>
+              <w:t>X</w:t>
+            </w:r>
+          </w:p>
+        </w:tc>
+        <w:tc>
+          <w:tcPr>
+            <w:tcW w:w="1108" w:type="dxa"/>
+            <w:gridSpan w:val="3"/>
+            <w:tcBorders>
+              <w:top w:val="single" w:sz="4" w:space="0" w:color="000000"/>
+              <w:start w:val="single" w:sz="4" w:space="0" w:color="000000"/>
+              <w:bottom w:val="single" w:sz="4" w:space="0" w:color="000000"/>
+              <w:end w:val="single" w:sz="4" w:space="0" w:color="000000"/>
+            </w:tcBorders>
+            <w:shd w:color="auto" w:fill="auto" w:val="clear"/>
+            <w:vAlign w:val="center"/>
+          </w:tcPr>
+          <w:p>
+            <w:pPr>
+              <w:pStyle w:val="Style25"/>
+              <w:rPr>
+                <w:lang w:val="en-US"/>
+              </w:rPr>
+            </w:pPr>
+            <w:r>
+              <w:rPr>
+                <w:lang w:val="en-US"/>
+              </w:rPr>
+              <w:t>XI</w:t>
+            </w:r>
+          </w:p>
+        </w:tc>
+        <w:tc>
+          <w:tcPr>
+            <w:tcW w:w="1105" w:type="dxa"/>
+            <w:gridSpan w:val="3"/>
+            <w:tcBorders>
+              <w:top w:val="single" w:sz="4" w:space="0" w:color="000000"/>
+              <w:start w:val="single" w:sz="4" w:space="0" w:color="000000"/>
+              <w:bottom w:val="single" w:sz="4" w:space="0" w:color="000000"/>
+              <w:end w:val="single" w:sz="4" w:space="0" w:color="000000"/>
+            </w:tcBorders>
+            <w:shd w:color="auto" w:fill="auto" w:val="clear"/>
+            <w:vAlign w:val="center"/>
+          </w:tcPr>
+          <w:p>
+            <w:pPr>
+              <w:pStyle w:val="Style25"/>
+              <w:rPr>
+                <w:lang w:val="en-US"/>
+              </w:rPr>
+            </w:pPr>
+            <w:r>
+              <w:rPr>
+                <w:lang w:val="en-US"/>
+              </w:rPr>
+              <w:t>XII</w:t>
+            </w:r>
+          </w:p>
+        </w:tc>
+        <w:tc>
+          <w:tcPr>
+            <w:tcW w:w="1107" w:type="dxa"/>
+            <w:gridSpan w:val="3"/>
+            <w:tcBorders>
+              <w:top w:val="single" w:sz="4" w:space="0" w:color="000000"/>
+              <w:start w:val="single" w:sz="4" w:space="0" w:color="000000"/>
+              <w:bottom w:val="single" w:sz="4" w:space="0" w:color="000000"/>
+              <w:end w:val="single" w:sz="4" w:space="0" w:color="000000"/>
+            </w:tcBorders>
+            <w:shd w:color="auto" w:fill="auto" w:val="clear"/>
+            <w:vAlign w:val="center"/>
+          </w:tcPr>
+          <w:p>
+            <w:pPr>
+              <w:pStyle w:val="Style25"/>
+              <w:rPr>
+                <w:lang w:val="en-US"/>
+              </w:rPr>
+            </w:pPr>
+            <w:r>
+              <w:rPr>
+                <w:lang w:val="en-US"/>
+              </w:rPr>
+              <w:t>I</w:t>
+            </w:r>
+          </w:p>
+        </w:tc>
+        <w:tc>
+          <w:tcPr>
+            <w:tcW w:w="1106" w:type="dxa"/>
+            <w:gridSpan w:val="3"/>
+            <w:tcBorders>
+              <w:top w:val="single" w:sz="4" w:space="0" w:color="000000"/>
+              <w:start w:val="single" w:sz="4" w:space="0" w:color="000000"/>
+              <w:bottom w:val="single" w:sz="4" w:space="0" w:color="000000"/>
+              <w:end w:val="single" w:sz="4" w:space="0" w:color="000000"/>
+            </w:tcBorders>
+            <w:shd w:color="auto" w:fill="auto" w:val="clear"/>
+            <w:vAlign w:val="center"/>
+          </w:tcPr>
+          <w:p>
+            <w:pPr>
+              <w:pStyle w:val="Style25"/>
+              <w:rPr>
+                <w:lang w:val="en-US"/>
+              </w:rPr>
+            </w:pPr>
+            <w:r>
+              <w:rPr>
+                <w:lang w:val="en-US"/>
+              </w:rPr>
+              <w:t>II</w:t>
+            </w:r>
+          </w:p>
+        </w:tc>
+        <w:tc>
+          <w:tcPr>
+            <w:tcW w:w="1104" w:type="dxa"/>
+            <w:gridSpan w:val="3"/>
+            <w:tcBorders>
+              <w:top w:val="single" w:sz="4" w:space="0" w:color="000000"/>
+              <w:start w:val="single" w:sz="4" w:space="0" w:color="000000"/>
+              <w:bottom w:val="single" w:sz="4" w:space="0" w:color="000000"/>
+              <w:end w:val="single" w:sz="4" w:space="0" w:color="000000"/>
+            </w:tcBorders>
+            <w:shd w:color="auto" w:fill="auto" w:val="clear"/>
+            <w:vAlign w:val="center"/>
+          </w:tcPr>
+          <w:p>
+            <w:pPr>
+              <w:pStyle w:val="Style25"/>
+              <w:rPr>
+                <w:lang w:val="en-US"/>
+              </w:rPr>
+            </w:pPr>
+            <w:r>
+              <w:rPr>
+                <w:lang w:val="en-US"/>
+              </w:rPr>
+              <w:t>III</w:t>
+            </w:r>
+          </w:p>
+        </w:tc>
+        <w:tc>
+          <w:tcPr>
+            <w:tcW w:w="1106" w:type="dxa"/>
+            <w:gridSpan w:val="3"/>
+            <w:tcBorders>
+              <w:top w:val="single" w:sz="4" w:space="0" w:color="000000"/>
+              <w:start w:val="single" w:sz="4" w:space="0" w:color="000000"/>
+              <w:bottom w:val="single" w:sz="4" w:space="0" w:color="000000"/>
+              <w:end w:val="single" w:sz="4" w:space="0" w:color="000000"/>
+            </w:tcBorders>
+            <w:shd w:color="auto" w:fill="auto" w:val="clear"/>
+            <w:vAlign w:val="center"/>
+          </w:tcPr>
+          <w:p>
+            <w:pPr>
+              <w:pStyle w:val="Style25"/>
+              <w:rPr>
+                <w:lang w:val="en-US"/>
+              </w:rPr>
+            </w:pPr>
+            <w:r>
+              <w:rPr>
+                <w:lang w:val="en-US"/>
+              </w:rPr>
+              <w:t>IV</w:t>
+            </w:r>
+          </w:p>
+        </w:tc>
+        <w:tc>
+          <w:tcPr>
+            <w:tcW w:w="1040" w:type="dxa"/>
+            <w:gridSpan w:val="3"/>
+            <w:tcBorders>
+              <w:top w:val="single" w:sz="4" w:space="0" w:color="000000"/>
+              <w:start w:val="single" w:sz="4" w:space="0" w:color="000000"/>
+              <w:bottom w:val="single" w:sz="4" w:space="0" w:color="000000"/>
+              <w:end w:val="single" w:sz="4" w:space="0" w:color="000000"/>
+            </w:tcBorders>
+          </w:tcPr>
+          <w:p>
+            <w:pPr>
+              <w:pStyle w:val="Style25"/>
+              <w:rPr>
+                <w:lang w:val="en-US"/>
+              </w:rPr>
+            </w:pPr>
+            <w:r>
+              <w:rPr>
+                <w:lang w:val="en-US"/>
+              </w:rPr>
+              <w:t>V</w:t>
+            </w:r>
+          </w:p>
+        </w:tc>
+      </w:tr>
+      <w:tr>
+        <w:trPr>
+          <w:trHeight w:val="294" w:hRule="atLeast"/>
+        </w:trPr>
+        <w:tc>
+          <w:tcPr>
+            <w:tcW w:w="337" w:type="dxa"/>
+            <w:tcBorders>
+              <w:top w:val="single" w:sz="4" w:space="0" w:color="000000"/>
+              <w:start w:val="single" w:sz="4" w:space="0" w:color="000000"/>
+              <w:bottom w:val="single" w:sz="4" w:space="0" w:color="000000"/>
+              <w:end w:val="single" w:sz="4" w:space="0" w:color="000000"/>
+            </w:tcBorders>
+            <w:vAlign w:val="center"/>
+          </w:tcPr>
+          <w:p>
+            <w:pPr>
+              <w:pStyle w:val="Style35"/>
+              <w:spacing w:before="120" w:after="0"/>
+              <w:rPr/>
+            </w:pPr>
+            <w:r>
+              <w:rPr/>
+              <w:t>2</w:t>
+            </w:r>
+          </w:p>
+        </w:tc>
+        <w:tc>
+          <w:tcPr>
+            <w:tcW w:w="337" w:type="dxa"/>
+            <w:tcBorders>
+              <w:top w:val="single" w:sz="4" w:space="0" w:color="000000"/>
+              <w:start w:val="single" w:sz="4" w:space="0" w:color="000000"/>
+              <w:bottom w:val="single" w:sz="4" w:space="0" w:color="000000"/>
+              <w:end w:val="single" w:sz="4" w:space="0" w:color="000000"/>
+            </w:tcBorders>
+            <w:shd w:color="auto" w:fill="auto" w:val="clear"/>
+            <w:vAlign w:val="center"/>
+          </w:tcPr>
+          <w:p>
+            <w:pPr>
+              <w:pStyle w:val="Style35"/>
+              <w:spacing w:before="120" w:after="0"/>
+              <w:rPr>
+                <w:lang w:val="en-US"/>
+              </w:rPr>
+            </w:pPr>
+            <w:r>
+              <w:rPr>
+                <w:lang w:val="en-US"/>
+              </w:rPr>
+              <w:t>3</w:t>
+            </w:r>
+          </w:p>
+        </w:tc>
+        <w:tc>
+          <w:tcPr>
+            <w:tcW w:w="335" w:type="dxa"/>
+            <w:tcBorders>
+              <w:top w:val="single" w:sz="4" w:space="0" w:color="000000"/>
+              <w:start w:val="single" w:sz="4" w:space="0" w:color="000000"/>
+              <w:bottom w:val="single" w:sz="4" w:space="0" w:color="000000"/>
+              <w:end w:val="single" w:sz="4" w:space="0" w:color="000000"/>
+            </w:tcBorders>
+            <w:shd w:color="auto" w:fill="auto" w:val="clear"/>
+            <w:vAlign w:val="center"/>
+          </w:tcPr>
+          <w:p>
+            <w:pPr>
+              <w:pStyle w:val="Style35"/>
+              <w:spacing w:before="120" w:after="0"/>
+              <w:rPr>
+                <w:lang w:val="en-US"/>
+              </w:rPr>
+            </w:pPr>
+            <w:r>
+              <w:rPr>
+                <w:lang w:val="en-US"/>
+              </w:rPr>
+              <w:t>1</w:t>
+            </w:r>
+          </w:p>
+        </w:tc>
+        <w:tc>
+          <w:tcPr>
+            <w:tcW w:w="337" w:type="dxa"/>
+            <w:tcBorders>
+              <w:top w:val="single" w:sz="4" w:space="0" w:color="000000"/>
+              <w:start w:val="single" w:sz="4" w:space="0" w:color="000000"/>
+              <w:bottom w:val="single" w:sz="4" w:space="0" w:color="000000"/>
+              <w:end w:val="single" w:sz="4" w:space="0" w:color="000000"/>
+            </w:tcBorders>
+            <w:shd w:color="auto" w:fill="auto" w:val="clear"/>
+            <w:vAlign w:val="center"/>
+          </w:tcPr>
+          <w:p>
+            <w:pPr>
+              <w:pStyle w:val="Style35"/>
+              <w:spacing w:before="120" w:after="0"/>
+              <w:rPr>
+                <w:lang w:val="en-US"/>
+              </w:rPr>
+            </w:pPr>
+            <w:r>
+              <w:rPr>
+                <w:lang w:val="en-US"/>
+              </w:rPr>
+              <w:t>2</w:t>
+            </w:r>
+          </w:p>
+        </w:tc>
+        <w:tc>
+          <w:tcPr>
+            <w:tcW w:w="371" w:type="dxa"/>
+            <w:tcBorders>
+              <w:top w:val="single" w:sz="4" w:space="0" w:color="000000"/>
+              <w:start w:val="single" w:sz="4" w:space="0" w:color="000000"/>
+              <w:bottom w:val="single" w:sz="4" w:space="0" w:color="000000"/>
+              <w:end w:val="single" w:sz="4" w:space="0" w:color="000000"/>
+            </w:tcBorders>
+            <w:shd w:color="auto" w:fill="auto" w:val="clear"/>
+            <w:vAlign w:val="center"/>
+          </w:tcPr>
+          <w:p>
+            <w:pPr>
+              <w:pStyle w:val="Style35"/>
+              <w:spacing w:before="120" w:after="0"/>
+              <w:rPr>
+                <w:lang w:val="en-US"/>
+              </w:rPr>
+            </w:pPr>
+            <w:r>
+              <w:rPr>
+                <w:lang w:val="en-US"/>
+              </w:rPr>
+              <w:t>3</w:t>
+            </w:r>
+          </w:p>
+        </w:tc>
+        <w:tc>
+          <w:tcPr>
+            <w:tcW w:w="370" w:type="dxa"/>
+            <w:tcBorders>
+              <w:top w:val="single" w:sz="4" w:space="0" w:color="000000"/>
+              <w:start w:val="single" w:sz="4" w:space="0" w:color="000000"/>
+              <w:bottom w:val="single" w:sz="4" w:space="0" w:color="000000"/>
+              <w:end w:val="single" w:sz="4" w:space="0" w:color="000000"/>
+            </w:tcBorders>
+            <w:shd w:color="auto" w:fill="auto" w:val="clear"/>
+            <w:vAlign w:val="center"/>
+          </w:tcPr>
+          <w:p>
+            <w:pPr>
+              <w:pStyle w:val="Style35"/>
+              <w:spacing w:before="120" w:after="0"/>
+              <w:rPr>
+                <w:lang w:val="en-US"/>
+              </w:rPr>
+            </w:pPr>
+            <w:r>
+              <w:rPr>
+                <w:lang w:val="en-US"/>
+              </w:rPr>
+              <w:t>1</w:t>
+            </w:r>
+          </w:p>
+        </w:tc>
+        <w:tc>
+          <w:tcPr>
+            <w:tcW w:w="368" w:type="dxa"/>
+            <w:tcBorders>
+              <w:top w:val="single" w:sz="4" w:space="0" w:color="000000"/>
+              <w:start w:val="single" w:sz="4" w:space="0" w:color="000000"/>
+              <w:bottom w:val="single" w:sz="4" w:space="0" w:color="000000"/>
+              <w:end w:val="single" w:sz="4" w:space="0" w:color="000000"/>
+            </w:tcBorders>
+            <w:shd w:color="auto" w:fill="auto" w:val="clear"/>
+            <w:vAlign w:val="center"/>
+          </w:tcPr>
+          <w:p>
+            <w:pPr>
+              <w:pStyle w:val="Style35"/>
+              <w:spacing w:before="120" w:after="0"/>
+              <w:rPr>
+                <w:lang w:val="en-US"/>
+              </w:rPr>
+            </w:pPr>
+            <w:r>
+              <w:rPr>
+                <w:lang w:val="en-US"/>
+              </w:rPr>
+              <w:t>2</w:t>
+            </w:r>
+          </w:p>
+        </w:tc>
+        <w:tc>
+          <w:tcPr>
+            <w:tcW w:w="370" w:type="dxa"/>
+            <w:tcBorders>
+              <w:top w:val="single" w:sz="4" w:space="0" w:color="000000"/>
+              <w:start w:val="single" w:sz="4" w:space="0" w:color="000000"/>
+              <w:bottom w:val="single" w:sz="4" w:space="0" w:color="000000"/>
+              <w:end w:val="single" w:sz="4" w:space="0" w:color="000000"/>
+            </w:tcBorders>
+            <w:shd w:color="auto" w:fill="auto" w:val="clear"/>
+            <w:vAlign w:val="center"/>
+          </w:tcPr>
+          <w:p>
+            <w:pPr>
+              <w:pStyle w:val="Style35"/>
+              <w:spacing w:before="120" w:after="0"/>
+              <w:rPr>
+                <w:lang w:val="en-US"/>
+              </w:rPr>
+            </w:pPr>
+            <w:r>
+              <w:rPr>
+                <w:lang w:val="en-US"/>
+              </w:rPr>
+              <w:t>3</w:t>
+            </w:r>
+          </w:p>
+        </w:tc>
+        <w:tc>
+          <w:tcPr>
+            <w:tcW w:w="366" w:type="dxa"/>
+            <w:tcBorders>
+              <w:top w:val="single" w:sz="4" w:space="0" w:color="000000"/>
+              <w:start w:val="single" w:sz="4" w:space="0" w:color="000000"/>
+              <w:bottom w:val="single" w:sz="4" w:space="0" w:color="000000"/>
+              <w:end w:val="single" w:sz="4" w:space="0" w:color="000000"/>
+            </w:tcBorders>
+            <w:shd w:color="auto" w:fill="auto" w:val="clear"/>
+            <w:vAlign w:val="center"/>
+          </w:tcPr>
+          <w:p>
+            <w:pPr>
+              <w:pStyle w:val="Style35"/>
+              <w:spacing w:before="120" w:after="0"/>
+              <w:rPr>
+                <w:lang w:val="en-US"/>
+              </w:rPr>
+            </w:pPr>
+            <w:r>
+              <w:rPr>
+                <w:lang w:val="en-US"/>
+              </w:rPr>
+              <w:t>1</w:t>
+            </w:r>
+          </w:p>
+        </w:tc>
+        <w:tc>
+          <w:tcPr>
+            <w:tcW w:w="368" w:type="dxa"/>
+            <w:tcBorders>
+              <w:top w:val="single" w:sz="4" w:space="0" w:color="000000"/>
+              <w:start w:val="single" w:sz="4" w:space="0" w:color="000000"/>
+              <w:bottom w:val="single" w:sz="4" w:space="0" w:color="000000"/>
+              <w:end w:val="single" w:sz="4" w:space="0" w:color="000000"/>
+            </w:tcBorders>
+            <w:shd w:color="auto" w:fill="auto" w:val="clear"/>
+            <w:vAlign w:val="center"/>
+          </w:tcPr>
+          <w:p>
+            <w:pPr>
+              <w:pStyle w:val="Style35"/>
+              <w:spacing w:before="120" w:after="0"/>
+              <w:rPr>
+                <w:lang w:val="en-US"/>
+              </w:rPr>
+            </w:pPr>
+            <w:r>
+              <w:rPr>
+                <w:lang w:val="en-US"/>
+              </w:rPr>
+              <w:t>2</w:t>
+            </w:r>
+          </w:p>
+        </w:tc>
+        <w:tc>
+          <w:tcPr>
+            <w:tcW w:w="371" w:type="dxa"/>
+            <w:tcBorders>
+              <w:top w:val="single" w:sz="4" w:space="0" w:color="000000"/>
+              <w:start w:val="single" w:sz="4" w:space="0" w:color="000000"/>
+              <w:bottom w:val="single" w:sz="4" w:space="0" w:color="000000"/>
+              <w:end w:val="single" w:sz="4" w:space="0" w:color="000000"/>
+            </w:tcBorders>
+            <w:shd w:color="auto" w:fill="auto" w:val="clear"/>
+            <w:vAlign w:val="center"/>
+          </w:tcPr>
+          <w:p>
+            <w:pPr>
+              <w:pStyle w:val="Style35"/>
+              <w:spacing w:before="120" w:after="0"/>
+              <w:rPr>
+                <w:lang w:val="en-US"/>
+              </w:rPr>
+            </w:pPr>
+            <w:r>
+              <w:rPr>
+                <w:lang w:val="en-US"/>
+              </w:rPr>
+              <w:t>3</w:t>
+            </w:r>
+          </w:p>
+        </w:tc>
+        <w:tc>
+          <w:tcPr>
+            <w:tcW w:w="369" w:type="dxa"/>
+            <w:tcBorders>
+              <w:top w:val="single" w:sz="4" w:space="0" w:color="000000"/>
+              <w:start w:val="single" w:sz="4" w:space="0" w:color="000000"/>
+              <w:bottom w:val="single" w:sz="4" w:space="0" w:color="000000"/>
+              <w:end w:val="single" w:sz="4" w:space="0" w:color="000000"/>
+            </w:tcBorders>
+            <w:shd w:color="auto" w:fill="auto" w:val="clear"/>
+            <w:vAlign w:val="center"/>
+          </w:tcPr>
+          <w:p>
+            <w:pPr>
+              <w:pStyle w:val="Style35"/>
+              <w:spacing w:before="120" w:after="0"/>
+              <w:rPr>
+                <w:lang w:val="en-US"/>
+              </w:rPr>
+            </w:pPr>
+            <w:r>
+              <w:rPr>
+                <w:lang w:val="en-US"/>
+              </w:rPr>
+              <w:t>1</w:t>
+            </w:r>
+          </w:p>
+        </w:tc>
+        <w:tc>
+          <w:tcPr>
+            <w:tcW w:w="368" w:type="dxa"/>
+            <w:tcBorders>
+              <w:top w:val="single" w:sz="4" w:space="0" w:color="000000"/>
+              <w:start w:val="single" w:sz="4" w:space="0" w:color="000000"/>
+              <w:bottom w:val="single" w:sz="4" w:space="0" w:color="000000"/>
+              <w:end w:val="single" w:sz="4" w:space="0" w:color="000000"/>
+            </w:tcBorders>
+            <w:shd w:color="auto" w:fill="auto" w:val="clear"/>
+            <w:vAlign w:val="center"/>
+          </w:tcPr>
+          <w:p>
+            <w:pPr>
+              <w:pStyle w:val="Style35"/>
+              <w:spacing w:before="120" w:after="0"/>
+              <w:rPr>
+                <w:lang w:val="en-US"/>
+              </w:rPr>
+            </w:pPr>
+            <w:r>
+              <w:rPr>
+                <w:lang w:val="en-US"/>
+              </w:rPr>
+              <w:t>2</w:t>
+            </w:r>
+          </w:p>
+        </w:tc>
+        <w:tc>
+          <w:tcPr>
+            <w:tcW w:w="370" w:type="dxa"/>
+            <w:tcBorders>
+              <w:top w:val="single" w:sz="4" w:space="0" w:color="000000"/>
+              <w:start w:val="single" w:sz="4" w:space="0" w:color="000000"/>
+              <w:bottom w:val="single" w:sz="4" w:space="0" w:color="000000"/>
+              <w:end w:val="single" w:sz="4" w:space="0" w:color="000000"/>
+            </w:tcBorders>
+            <w:shd w:color="auto" w:fill="auto" w:val="clear"/>
+            <w:vAlign w:val="center"/>
+          </w:tcPr>
+          <w:p>
+            <w:pPr>
+              <w:pStyle w:val="Style35"/>
+              <w:spacing w:before="120" w:after="0"/>
+              <w:rPr>
+                <w:lang w:val="en-US"/>
+              </w:rPr>
+            </w:pPr>
+            <w:r>
+              <w:rPr>
+                <w:lang w:val="en-US"/>
+              </w:rPr>
+              <w:t>3</w:t>
+            </w:r>
+          </w:p>
+        </w:tc>
+        <w:tc>
+          <w:tcPr>
+            <w:tcW w:w="366" w:type="dxa"/>
+            <w:tcBorders>
+              <w:top w:val="single" w:sz="4" w:space="0" w:color="000000"/>
+              <w:start w:val="single" w:sz="4" w:space="0" w:color="000000"/>
+              <w:bottom w:val="single" w:sz="4" w:space="0" w:color="000000"/>
+              <w:end w:val="single" w:sz="4" w:space="0" w:color="000000"/>
+            </w:tcBorders>
+            <w:shd w:color="auto" w:fill="auto" w:val="clear"/>
+            <w:vAlign w:val="center"/>
+          </w:tcPr>
+          <w:p>
+            <w:pPr>
+              <w:pStyle w:val="Style35"/>
+              <w:spacing w:before="120" w:after="0"/>
+              <w:rPr>
+                <w:lang w:val="en-US"/>
+              </w:rPr>
+            </w:pPr>
+            <w:r>
+              <w:rPr>
+                <w:lang w:val="en-US"/>
+              </w:rPr>
+              <w:t>1</w:t>
+            </w:r>
+          </w:p>
+        </w:tc>
+        <w:tc>
+          <w:tcPr>
+            <w:tcW w:w="368" w:type="dxa"/>
+            <w:tcBorders>
+              <w:top w:val="single" w:sz="4" w:space="0" w:color="000000"/>
+              <w:start w:val="single" w:sz="4" w:space="0" w:color="000000"/>
+              <w:bottom w:val="single" w:sz="4" w:space="0" w:color="000000"/>
+              <w:end w:val="single" w:sz="4" w:space="0" w:color="000000"/>
+            </w:tcBorders>
+            <w:shd w:color="auto" w:fill="auto" w:val="clear"/>
+            <w:vAlign w:val="center"/>
+          </w:tcPr>
+          <w:p>
+            <w:pPr>
+              <w:pStyle w:val="Style35"/>
+              <w:spacing w:before="120" w:after="0"/>
+              <w:rPr>
+                <w:lang w:val="en-US"/>
+              </w:rPr>
+            </w:pPr>
+            <w:r>
+              <w:rPr>
+                <w:lang w:val="en-US"/>
+              </w:rPr>
+              <w:t>2</w:t>
+            </w:r>
+          </w:p>
+        </w:tc>
+        <w:tc>
+          <w:tcPr>
+            <w:tcW w:w="372" w:type="dxa"/>
+            <w:tcBorders>
+              <w:top w:val="single" w:sz="4" w:space="0" w:color="000000"/>
+              <w:start w:val="single" w:sz="4" w:space="0" w:color="000000"/>
+              <w:bottom w:val="single" w:sz="4" w:space="0" w:color="000000"/>
+              <w:end w:val="single" w:sz="4" w:space="0" w:color="000000"/>
+            </w:tcBorders>
+            <w:shd w:color="auto" w:fill="auto" w:val="clear"/>
+            <w:vAlign w:val="center"/>
+          </w:tcPr>
+          <w:p>
+            <w:pPr>
+              <w:pStyle w:val="Style35"/>
+              <w:spacing w:before="120" w:after="0"/>
+              <w:rPr>
+                <w:lang w:val="en-US"/>
+              </w:rPr>
+            </w:pPr>
+            <w:r>
+              <w:rPr>
+                <w:lang w:val="en-US"/>
+              </w:rPr>
+              <w:t>3</w:t>
+            </w:r>
+          </w:p>
+        </w:tc>
+        <w:tc>
+          <w:tcPr>
+            <w:tcW w:w="368" w:type="dxa"/>
+            <w:tcBorders>
+              <w:top w:val="single" w:sz="4" w:space="0" w:color="000000"/>
+              <w:start w:val="single" w:sz="4" w:space="0" w:color="000000"/>
+              <w:bottom w:val="single" w:sz="4" w:space="0" w:color="000000"/>
+              <w:end w:val="single" w:sz="4" w:space="0" w:color="000000"/>
+            </w:tcBorders>
+            <w:shd w:color="auto" w:fill="auto" w:val="clear"/>
+            <w:vAlign w:val="center"/>
+          </w:tcPr>
+          <w:p>
+            <w:pPr>
+              <w:pStyle w:val="Style35"/>
+              <w:spacing w:before="120" w:after="0"/>
+              <w:rPr>
+                <w:lang w:val="en-US"/>
+              </w:rPr>
+            </w:pPr>
+            <w:r>
+              <w:rPr>
+                <w:lang w:val="en-US"/>
+              </w:rPr>
+              <w:t>1</w:t>
+            </w:r>
+          </w:p>
+        </w:tc>
+        <w:tc>
+          <w:tcPr>
+            <w:tcW w:w="368" w:type="dxa"/>
+            <w:tcBorders>
+              <w:top w:val="single" w:sz="4" w:space="0" w:color="000000"/>
+              <w:start w:val="single" w:sz="4" w:space="0" w:color="000000"/>
+              <w:bottom w:val="single" w:sz="4" w:space="0" w:color="000000"/>
+              <w:end w:val="single" w:sz="4" w:space="0" w:color="000000"/>
+            </w:tcBorders>
+            <w:shd w:color="auto" w:fill="auto" w:val="clear"/>
+            <w:vAlign w:val="center"/>
+          </w:tcPr>
+          <w:p>
+            <w:pPr>
+              <w:pStyle w:val="Style35"/>
+              <w:spacing w:before="120" w:after="0"/>
+              <w:rPr>
+                <w:lang w:val="en-US"/>
+              </w:rPr>
+            </w:pPr>
+            <w:r>
+              <w:rPr>
+                <w:lang w:val="en-US"/>
+              </w:rPr>
+              <w:t>2</w:t>
+            </w:r>
+          </w:p>
+        </w:tc>
+        <w:tc>
+          <w:tcPr>
+            <w:tcW w:w="368" w:type="dxa"/>
+            <w:tcBorders>
+              <w:top w:val="single" w:sz="4" w:space="0" w:color="000000"/>
+              <w:start w:val="single" w:sz="4" w:space="0" w:color="000000"/>
+              <w:bottom w:val="single" w:sz="4" w:space="0" w:color="000000"/>
+              <w:end w:val="single" w:sz="4" w:space="0" w:color="000000"/>
+            </w:tcBorders>
+            <w:shd w:color="auto" w:fill="auto" w:val="clear"/>
+            <w:vAlign w:val="center"/>
+          </w:tcPr>
+          <w:p>
+            <w:pPr>
+              <w:pStyle w:val="Style35"/>
+              <w:spacing w:before="120" w:after="0"/>
+              <w:rPr>
+                <w:lang w:val="en-US"/>
+              </w:rPr>
+            </w:pPr>
+            <w:r>
+              <w:rPr>
+                <w:lang w:val="en-US"/>
+              </w:rPr>
+              <w:t>3</w:t>
+            </w:r>
+          </w:p>
+        </w:tc>
+        <w:tc>
+          <w:tcPr>
+            <w:tcW w:w="368" w:type="dxa"/>
+            <w:tcBorders>
+              <w:top w:val="single" w:sz="4" w:space="0" w:color="000000"/>
+              <w:start w:val="single" w:sz="4" w:space="0" w:color="000000"/>
+              <w:bottom w:val="single" w:sz="4" w:space="0" w:color="000000"/>
+              <w:end w:val="single" w:sz="4" w:space="0" w:color="000000"/>
+            </w:tcBorders>
+            <w:shd w:color="auto" w:fill="auto" w:val="clear"/>
+            <w:vAlign w:val="center"/>
+          </w:tcPr>
+          <w:p>
+            <w:pPr>
+              <w:pStyle w:val="Style35"/>
+              <w:spacing w:before="120" w:after="0"/>
+              <w:rPr>
+                <w:lang w:val="en-US"/>
+              </w:rPr>
+            </w:pPr>
+            <w:r>
+              <w:rPr>
+                <w:lang w:val="en-US"/>
+              </w:rPr>
+              <w:t>1</w:t>
+            </w:r>
+          </w:p>
+        </w:tc>
+        <w:tc>
+          <w:tcPr>
+            <w:tcW w:w="369" w:type="dxa"/>
+            <w:tcBorders>
+              <w:top w:val="single" w:sz="4" w:space="0" w:color="000000"/>
+              <w:start w:val="single" w:sz="4" w:space="0" w:color="000000"/>
+              <w:bottom w:val="single" w:sz="4" w:space="0" w:color="000000"/>
+              <w:end w:val="single" w:sz="4" w:space="0" w:color="000000"/>
+            </w:tcBorders>
+            <w:shd w:color="auto" w:fill="auto" w:val="clear"/>
+            <w:vAlign w:val="center"/>
+          </w:tcPr>
+          <w:p>
+            <w:pPr>
+              <w:pStyle w:val="Style35"/>
+              <w:spacing w:before="120" w:after="0"/>
+              <w:rPr>
+                <w:lang w:val="en-US"/>
+              </w:rPr>
+            </w:pPr>
+            <w:r>
+              <w:rPr>
+                <w:lang w:val="en-US"/>
+              </w:rPr>
+              <w:t>2</w:t>
+            </w:r>
+          </w:p>
+        </w:tc>
+        <w:tc>
+          <w:tcPr>
+            <w:tcW w:w="369" w:type="dxa"/>
+            <w:tcBorders>
+              <w:top w:val="single" w:sz="4" w:space="0" w:color="000000"/>
+              <w:start w:val="single" w:sz="4" w:space="0" w:color="000000"/>
+              <w:bottom w:val="single" w:sz="4" w:space="0" w:color="000000"/>
+              <w:end w:val="single" w:sz="4" w:space="0" w:color="000000"/>
+            </w:tcBorders>
+            <w:shd w:color="auto" w:fill="auto" w:val="clear"/>
+            <w:vAlign w:val="center"/>
+          </w:tcPr>
+          <w:p>
+            <w:pPr>
+              <w:pStyle w:val="Style35"/>
+              <w:spacing w:before="120" w:after="0"/>
+              <w:rPr>
+                <w:lang w:val="en-US"/>
+              </w:rPr>
+            </w:pPr>
+            <w:r>
+              <w:rPr>
+                <w:lang w:val="en-US"/>
+              </w:rPr>
+              <w:t>3</w:t>
+            </w:r>
+          </w:p>
+        </w:tc>
+        <w:tc>
+          <w:tcPr>
+            <w:tcW w:w="368" w:type="dxa"/>
+            <w:tcBorders>
+              <w:top w:val="single" w:sz="4" w:space="0" w:color="000000"/>
+              <w:start w:val="single" w:sz="4" w:space="0" w:color="000000"/>
+              <w:bottom w:val="single" w:sz="4" w:space="0" w:color="000000"/>
+              <w:end w:val="single" w:sz="4" w:space="0" w:color="000000"/>
+            </w:tcBorders>
+            <w:shd w:color="auto" w:fill="auto" w:val="clear"/>
+            <w:vAlign w:val="center"/>
+          </w:tcPr>
+          <w:p>
+            <w:pPr>
+              <w:pStyle w:val="Style35"/>
+              <w:spacing w:before="120" w:after="0"/>
+              <w:rPr>
+                <w:lang w:val="en-US"/>
+              </w:rPr>
+            </w:pPr>
+            <w:r>
+              <w:rPr>
+                <w:lang w:val="en-US"/>
+              </w:rPr>
+              <w:t>1</w:t>
+            </w:r>
+          </w:p>
+        </w:tc>
+        <w:tc>
+          <w:tcPr>
+            <w:tcW w:w="334" w:type="dxa"/>
+            <w:tcBorders>
+              <w:top w:val="single" w:sz="4" w:space="0" w:color="000000"/>
+              <w:start w:val="single" w:sz="4" w:space="0" w:color="000000"/>
+              <w:bottom w:val="single" w:sz="4" w:space="0" w:color="000000"/>
+              <w:end w:val="single" w:sz="4" w:space="0" w:color="000000"/>
+            </w:tcBorders>
+            <w:shd w:color="auto" w:fill="auto" w:val="clear"/>
+            <w:vAlign w:val="center"/>
+          </w:tcPr>
+          <w:p>
+            <w:pPr>
+              <w:pStyle w:val="Style35"/>
+              <w:spacing w:before="120" w:after="0"/>
+              <w:rPr>
+                <w:lang w:val="en-US"/>
+              </w:rPr>
+            </w:pPr>
+            <w:r>
+              <w:rPr>
+                <w:lang w:val="en-US"/>
+              </w:rPr>
+              <w:t>2</w:t>
+            </w:r>
+          </w:p>
+        </w:tc>
+        <w:tc>
+          <w:tcPr>
+            <w:tcW w:w="338" w:type="dxa"/>
+            <w:tcBorders>
+              <w:top w:val="single" w:sz="4" w:space="0" w:color="000000"/>
+              <w:start w:val="single" w:sz="4" w:space="0" w:color="000000"/>
+              <w:bottom w:val="single" w:sz="4" w:space="0" w:color="000000"/>
+              <w:end w:val="single" w:sz="4" w:space="0" w:color="000000"/>
+            </w:tcBorders>
+            <w:vAlign w:val="center"/>
+          </w:tcPr>
+          <w:p>
+            <w:pPr>
+              <w:pStyle w:val="Style35"/>
+              <w:spacing w:before="120" w:after="0"/>
+              <w:rPr/>
+            </w:pPr>
+            <w:r>
+              <w:rPr/>
+              <w:t>3</w:t>
+            </w:r>
+          </w:p>
+        </w:tc>
+      </w:tr>
+      <w:tr>
+        <w:trPr>
+          <w:trHeight w:val="294" w:hRule="atLeast"/>
+        </w:trPr>
+        <w:tc>
+          <w:tcPr>
+            <w:tcW w:w="337" w:type="dxa"/>
+            <w:tcBorders>
+              <w:top w:val="single" w:sz="4" w:space="0" w:color="000000"/>
+              <w:start w:val="single" w:sz="4" w:space="0" w:color="000000"/>
+              <w:bottom w:val="single" w:sz="4" w:space="0" w:color="000000"/>
+              <w:end w:val="single" w:sz="4" w:space="0" w:color="000000"/>
+            </w:tcBorders>
+            <w:vAlign w:val="center"/>
+          </w:tcPr>
+          <w:p>
+            <w:pPr>
+              <w:pStyle w:val="Style35"/>
+              <w:spacing w:before="120" w:after="0"/>
+              <w:rPr>
+                <w:sz w:val="16"/>
+              </w:rPr>
+            </w:pPr>
+            <w:r>
+              <w:rPr>
+                <w:sz w:val="16"/>
+              </w:rPr>
+            </w:r>
+          </w:p>
+        </w:tc>
+        <w:tc>
+          <w:tcPr>
+            <w:tcW w:w="337" w:type="dxa"/>
+            <w:tcBorders>
+              <w:top w:val="single" w:sz="4" w:space="0" w:color="000000"/>
+              <w:start w:val="single" w:sz="4" w:space="0" w:color="000000"/>
+              <w:bottom w:val="single" w:sz="4" w:space="0" w:color="000000"/>
+              <w:end w:val="single" w:sz="4" w:space="0" w:color="000000"/>
+            </w:tcBorders>
+            <w:shd w:color="auto" w:fill="auto" w:val="clear"/>
+            <w:vAlign w:val="center"/>
+          </w:tcPr>
+          <w:p>
+            <w:pPr>
+              <w:pStyle w:val="Style35"/>
+              <w:spacing w:before="120" w:after="0"/>
+              <w:rPr>
+                <w:sz w:val="16"/>
+              </w:rPr>
+            </w:pPr>
+            <w:r>
+              <w:rPr>
+                <w:sz w:val="16"/>
+              </w:rPr>
+            </w:r>
+          </w:p>
+        </w:tc>
+        <w:tc>
+          <w:tcPr>
+            <w:tcW w:w="335" w:type="dxa"/>
+            <w:tcBorders>
+              <w:top w:val="single" w:sz="4" w:space="0" w:color="000000"/>
+              <w:start w:val="single" w:sz="4" w:space="0" w:color="000000"/>
+              <w:bottom w:val="single" w:sz="4" w:space="0" w:color="000000"/>
+              <w:end w:val="single" w:sz="4" w:space="0" w:color="000000"/>
+            </w:tcBorders>
+            <w:shd w:color="auto" w:fill="auto" w:val="clear"/>
+            <w:vAlign w:val="center"/>
+          </w:tcPr>
+          <w:p>
+            <w:pPr>
+              <w:pStyle w:val="Style35"/>
+              <w:spacing w:before="120" w:after="0"/>
+              <w:rPr>
+                <w:sz w:val="16"/>
+              </w:rPr>
+            </w:pPr>
+            <w:r>
+              <w:rPr>
+                <w:sz w:val="16"/>
+              </w:rPr>
+            </w:r>
+          </w:p>
+        </w:tc>
+        <w:tc>
+          <w:tcPr>
+            <w:tcW w:w="337" w:type="dxa"/>
+            <w:tcBorders>
+              <w:top w:val="single" w:sz="4" w:space="0" w:color="000000"/>
+              <w:start w:val="single" w:sz="4" w:space="0" w:color="000000"/>
+              <w:bottom w:val="single" w:sz="4" w:space="0" w:color="000000"/>
+              <w:end w:val="single" w:sz="4" w:space="0" w:color="000000"/>
+            </w:tcBorders>
+            <w:shd w:color="auto" w:fill="auto" w:val="clear"/>
+            <w:vAlign w:val="center"/>
+          </w:tcPr>
+          <w:p>
+            <w:pPr>
+              <w:pStyle w:val="Style35"/>
+              <w:spacing w:before="120" w:after="0"/>
+              <w:rPr>
+                <w:sz w:val="16"/>
+              </w:rPr>
+            </w:pPr>
+            <w:r>
+              <w:rPr>
+                <w:sz w:val="16"/>
+              </w:rPr>
+            </w:r>
+          </w:p>
+        </w:tc>
+        <w:tc>
+          <w:tcPr>
+            <w:tcW w:w="371" w:type="dxa"/>
+            <w:tcBorders>
+              <w:top w:val="single" w:sz="4" w:space="0" w:color="000000"/>
+              <w:start w:val="single" w:sz="4" w:space="0" w:color="000000"/>
+              <w:bottom w:val="single" w:sz="4" w:space="0" w:color="000000"/>
+              <w:end w:val="single" w:sz="4" w:space="0" w:color="000000"/>
+            </w:tcBorders>
+            <w:shd w:color="auto" w:fill="auto" w:val="clear"/>
+            <w:vAlign w:val="center"/>
+          </w:tcPr>
+          <w:p>
+            <w:pPr>
+              <w:pStyle w:val="Style35"/>
+              <w:spacing w:before="120" w:after="0"/>
+              <w:rPr>
+                <w:sz w:val="16"/>
+              </w:rPr>
+            </w:pPr>
+            <w:r>
+              <w:rPr>
+                <w:sz w:val="16"/>
+              </w:rPr>
+            </w:r>
+          </w:p>
+        </w:tc>
+        <w:tc>
+          <w:tcPr>
+            <w:tcW w:w="370" w:type="dxa"/>
+            <w:tcBorders>
+              <w:top w:val="single" w:sz="4" w:space="0" w:color="000000"/>
+              <w:start w:val="single" w:sz="4" w:space="0" w:color="000000"/>
+              <w:bottom w:val="single" w:sz="4" w:space="0" w:color="000000"/>
+              <w:end w:val="single" w:sz="4" w:space="0" w:color="000000"/>
+            </w:tcBorders>
+            <w:shd w:color="auto" w:fill="auto" w:val="clear"/>
+            <w:vAlign w:val="center"/>
+          </w:tcPr>
+          <w:p>
+            <w:pPr>
+              <w:pStyle w:val="Style35"/>
+              <w:spacing w:before="120" w:after="0"/>
+              <w:rPr>
+                <w:sz w:val="16"/>
+              </w:rPr>
+            </w:pPr>
+            <w:r>
+              <w:rPr>
+                <w:sz w:val="16"/>
+              </w:rPr>
+            </w:r>
+          </w:p>
+        </w:tc>
+        <w:tc>
+          <w:tcPr>
+            <w:tcW w:w="368" w:type="dxa"/>
+            <w:tcBorders>
+              <w:top w:val="single" w:sz="4" w:space="0" w:color="000000"/>
+              <w:start w:val="single" w:sz="4" w:space="0" w:color="000000"/>
+              <w:bottom w:val="single" w:sz="4" w:space="0" w:color="000000"/>
+              <w:end w:val="single" w:sz="4" w:space="0" w:color="000000"/>
+            </w:tcBorders>
+            <w:shd w:color="auto" w:fill="auto" w:val="clear"/>
+            <w:vAlign w:val="center"/>
+          </w:tcPr>
+          <w:p>
+            <w:pPr>
+              <w:pStyle w:val="Style35"/>
+              <w:spacing w:before="120" w:after="0"/>
+              <w:rPr>
+                <w:sz w:val="16"/>
+              </w:rPr>
+            </w:pPr>
+            <w:r>
+              <w:rPr>
+                <w:sz w:val="16"/>
+              </w:rPr>
+            </w:r>
+          </w:p>
+        </w:tc>
+        <w:tc>
+          <w:tcPr>
+            <w:tcW w:w="370" w:type="dxa"/>
+            <w:tcBorders>
+              <w:top w:val="single" w:sz="4" w:space="0" w:color="000000"/>
+              <w:start w:val="single" w:sz="4" w:space="0" w:color="000000"/>
+              <w:bottom w:val="single" w:sz="4" w:space="0" w:color="000000"/>
+              <w:end w:val="single" w:sz="4" w:space="0" w:color="000000"/>
+            </w:tcBorders>
+            <w:shd w:color="auto" w:fill="auto" w:val="clear"/>
+            <w:vAlign w:val="center"/>
+          </w:tcPr>
+          <w:p>
+            <w:pPr>
+              <w:pStyle w:val="Style35"/>
+              <w:spacing w:before="120" w:after="0"/>
+              <w:rPr>
+                <w:sz w:val="16"/>
+              </w:rPr>
+            </w:pPr>
+            <w:r>
+              <w:rPr>
+                <w:sz w:val="16"/>
+              </w:rPr>
+            </w:r>
+          </w:p>
+        </w:tc>
+        <w:tc>
+          <w:tcPr>
+            <w:tcW w:w="366" w:type="dxa"/>
+            <w:tcBorders>
+              <w:top w:val="single" w:sz="4" w:space="0" w:color="000000"/>
+              <w:start w:val="single" w:sz="4" w:space="0" w:color="000000"/>
+              <w:bottom w:val="single" w:sz="4" w:space="0" w:color="000000"/>
+              <w:end w:val="single" w:sz="4" w:space="0" w:color="000000"/>
+            </w:tcBorders>
+            <w:shd w:color="auto" w:fill="auto" w:val="clear"/>
+            <w:vAlign w:val="center"/>
+          </w:tcPr>
+          <w:p>
+            <w:pPr>
+              <w:pStyle w:val="Style35"/>
+              <w:spacing w:before="120" w:after="0"/>
+              <w:rPr>
+                <w:sz w:val="16"/>
+              </w:rPr>
+            </w:pPr>
+            <w:r>
+              <w:rPr>
+                <w:sz w:val="16"/>
+              </w:rPr>
+            </w:r>
+          </w:p>
+        </w:tc>
+        <w:tc>
+          <w:tcPr>
+            <w:tcW w:w="368" w:type="dxa"/>
+            <w:tcBorders>
+              <w:top w:val="single" w:sz="4" w:space="0" w:color="000000"/>
+              <w:start w:val="single" w:sz="4" w:space="0" w:color="000000"/>
+              <w:bottom w:val="single" w:sz="4" w:space="0" w:color="000000"/>
+              <w:end w:val="single" w:sz="4" w:space="0" w:color="000000"/>
+            </w:tcBorders>
+            <w:shd w:color="auto" w:fill="auto" w:val="clear"/>
+            <w:vAlign w:val="center"/>
+          </w:tcPr>
+          <w:p>
+            <w:pPr>
+              <w:pStyle w:val="Style35"/>
+              <w:spacing w:before="120" w:after="0"/>
+              <w:rPr>
+                <w:sz w:val="16"/>
+              </w:rPr>
+            </w:pPr>
+            <w:r>
+              <w:rPr>
+                <w:sz w:val="16"/>
+              </w:rPr>
+            </w:r>
+          </w:p>
+        </w:tc>
+        <w:tc>
+          <w:tcPr>
+            <w:tcW w:w="371" w:type="dxa"/>
+            <w:tcBorders>
+              <w:top w:val="single" w:sz="4" w:space="0" w:color="000000"/>
+              <w:start w:val="single" w:sz="4" w:space="0" w:color="000000"/>
+              <w:bottom w:val="single" w:sz="4" w:space="0" w:color="000000"/>
+              <w:end w:val="single" w:sz="4" w:space="0" w:color="000000"/>
+            </w:tcBorders>
+            <w:shd w:color="auto" w:fill="auto" w:val="clear"/>
+            <w:vAlign w:val="center"/>
+          </w:tcPr>
+          <w:p>
+            <w:pPr>
+              <w:pStyle w:val="Style35"/>
+              <w:spacing w:before="120" w:after="0"/>
+              <w:rPr>
+                <w:sz w:val="16"/>
+              </w:rPr>
+            </w:pPr>
+            <w:r>
+              <w:rPr>
+                <w:sz w:val="16"/>
+              </w:rPr>
+            </w:r>
+          </w:p>
+        </w:tc>
+        <w:tc>
+          <w:tcPr>
+            <w:tcW w:w="369" w:type="dxa"/>
+            <w:tcBorders>
+              <w:top w:val="single" w:sz="4" w:space="0" w:color="000000"/>
+              <w:start w:val="single" w:sz="4" w:space="0" w:color="000000"/>
+              <w:bottom w:val="single" w:sz="4" w:space="0" w:color="000000"/>
+              <w:end w:val="single" w:sz="4" w:space="0" w:color="000000"/>
+            </w:tcBorders>
+            <w:shd w:color="auto" w:fill="auto" w:val="clear"/>
+            <w:vAlign w:val="center"/>
+          </w:tcPr>
+          <w:p>
+            <w:pPr>
+              <w:pStyle w:val="Style35"/>
+              <w:spacing w:before="120" w:after="0"/>
+              <w:rPr>
+                <w:sz w:val="16"/>
+              </w:rPr>
+            </w:pPr>
+            <w:r>
+              <w:rPr>
+                <w:sz w:val="16"/>
+              </w:rPr>
+            </w:r>
+          </w:p>
+        </w:tc>
+        <w:tc>
+          <w:tcPr>
+            <w:tcW w:w="368" w:type="dxa"/>
+            <w:tcBorders>
+              <w:top w:val="single" w:sz="4" w:space="0" w:color="000000"/>
+              <w:start w:val="single" w:sz="4" w:space="0" w:color="000000"/>
+              <w:bottom w:val="single" w:sz="4" w:space="0" w:color="000000"/>
+              <w:end w:val="single" w:sz="4" w:space="0" w:color="000000"/>
+            </w:tcBorders>
+            <w:shd w:color="auto" w:fill="auto" w:val="clear"/>
+            <w:vAlign w:val="center"/>
+          </w:tcPr>
+          <w:p>
+            <w:pPr>
+              <w:pStyle w:val="Style35"/>
+              <w:spacing w:before="120" w:after="0"/>
+              <w:rPr>
+                <w:sz w:val="16"/>
+              </w:rPr>
+            </w:pPr>
+            <w:r>
+              <w:rPr>
+                <w:sz w:val="16"/>
+              </w:rPr>
+            </w:r>
+          </w:p>
+        </w:tc>
+        <w:tc>
+          <w:tcPr>
+            <w:tcW w:w="370" w:type="dxa"/>
+            <w:tcBorders>
+              <w:top w:val="single" w:sz="4" w:space="0" w:color="000000"/>
+              <w:start w:val="single" w:sz="4" w:space="0" w:color="000000"/>
+              <w:bottom w:val="single" w:sz="4" w:space="0" w:color="000000"/>
+              <w:end w:val="single" w:sz="4" w:space="0" w:color="000000"/>
+            </w:tcBorders>
+            <w:shd w:color="auto" w:fill="auto" w:val="clear"/>
+            <w:vAlign w:val="center"/>
+          </w:tcPr>
+          <w:p>
+            <w:pPr>
+              <w:pStyle w:val="Style35"/>
+              <w:spacing w:before="120" w:after="0"/>
+              <w:rPr>
+                <w:sz w:val="16"/>
+              </w:rPr>
+            </w:pPr>
+            <w:r>
+              <w:rPr>
+                <w:sz w:val="16"/>
+              </w:rPr>
+            </w:r>
+          </w:p>
+        </w:tc>
+        <w:tc>
+          <w:tcPr>
+            <w:tcW w:w="366" w:type="dxa"/>
+            <w:tcBorders>
+              <w:top w:val="single" w:sz="4" w:space="0" w:color="000000"/>
+              <w:start w:val="single" w:sz="4" w:space="0" w:color="000000"/>
+              <w:bottom w:val="single" w:sz="4" w:space="0" w:color="000000"/>
+              <w:end w:val="single" w:sz="4" w:space="0" w:color="000000"/>
+            </w:tcBorders>
+            <w:shd w:color="auto" w:fill="auto" w:val="clear"/>
+            <w:vAlign w:val="center"/>
+          </w:tcPr>
+          <w:p>
+            <w:pPr>
+              <w:pStyle w:val="Style35"/>
+              <w:spacing w:before="120" w:after="0"/>
+              <w:rPr>
+                <w:sz w:val="16"/>
+              </w:rPr>
+            </w:pPr>
+            <w:r>
+              <w:rPr>
+                <w:sz w:val="16"/>
+              </w:rPr>
+            </w:r>
+          </w:p>
+        </w:tc>
+        <w:tc>
+          <w:tcPr>
+            <w:tcW w:w="368" w:type="dxa"/>
+            <w:tcBorders>
+              <w:top w:val="single" w:sz="4" w:space="0" w:color="000000"/>
+              <w:start w:val="single" w:sz="4" w:space="0" w:color="000000"/>
+              <w:bottom w:val="single" w:sz="4" w:space="0" w:color="000000"/>
+              <w:end w:val="single" w:sz="4" w:space="0" w:color="000000"/>
+            </w:tcBorders>
+            <w:shd w:color="auto" w:fill="auto" w:val="clear"/>
+            <w:vAlign w:val="center"/>
+          </w:tcPr>
+          <w:p>
+            <w:pPr>
+              <w:pStyle w:val="Style35"/>
+              <w:spacing w:before="120" w:after="0"/>
+              <w:rPr>
+                <w:sz w:val="16"/>
+              </w:rPr>
+            </w:pPr>
+            <w:r>
+              <w:rPr>
+                <w:sz w:val="16"/>
+              </w:rPr>
+            </w:r>
+          </w:p>
+        </w:tc>
+        <w:tc>
+          <w:tcPr>
+            <w:tcW w:w="372" w:type="dxa"/>
+            <w:tcBorders>
+              <w:top w:val="single" w:sz="4" w:space="0" w:color="000000"/>
+              <w:start w:val="single" w:sz="4" w:space="0" w:color="000000"/>
+              <w:bottom w:val="single" w:sz="4" w:space="0" w:color="000000"/>
+              <w:end w:val="single" w:sz="4" w:space="0" w:color="000000"/>
+            </w:tcBorders>
+            <w:shd w:color="auto" w:fill="auto" w:val="clear"/>
+            <w:vAlign w:val="center"/>
+          </w:tcPr>
+          <w:p>
+            <w:pPr>
+              <w:pStyle w:val="Style35"/>
+              <w:spacing w:before="120" w:after="0"/>
+              <w:rPr>
+                <w:sz w:val="16"/>
+              </w:rPr>
+            </w:pPr>
+            <w:r>
+              <w:rPr>
+                <w:sz w:val="16"/>
+              </w:rPr>
+            </w:r>
+          </w:p>
+        </w:tc>
+        <w:tc>
+          <w:tcPr>
+            <w:tcW w:w="368" w:type="dxa"/>
+            <w:tcBorders>
+              <w:top w:val="single" w:sz="4" w:space="0" w:color="000000"/>
+              <w:start w:val="single" w:sz="4" w:space="0" w:color="000000"/>
+              <w:bottom w:val="single" w:sz="4" w:space="0" w:color="000000"/>
+              <w:end w:val="single" w:sz="4" w:space="0" w:color="000000"/>
+            </w:tcBorders>
+            <w:shd w:color="auto" w:fill="auto" w:val="clear"/>
+            <w:vAlign w:val="center"/>
+          </w:tcPr>
+          <w:p>
+            <w:pPr>
+              <w:pStyle w:val="Style35"/>
+              <w:spacing w:before="120" w:after="0"/>
+              <w:rPr>
+                <w:sz w:val="16"/>
+              </w:rPr>
+            </w:pPr>
+            <w:r>
+              <w:rPr>
+                <w:sz w:val="16"/>
+              </w:rPr>
+            </w:r>
+          </w:p>
+        </w:tc>
+        <w:tc>
+          <w:tcPr>
+            <w:tcW w:w="368" w:type="dxa"/>
+            <w:tcBorders>
+              <w:top w:val="single" w:sz="4" w:space="0" w:color="000000"/>
+              <w:start w:val="single" w:sz="4" w:space="0" w:color="000000"/>
+              <w:bottom w:val="single" w:sz="4" w:space="0" w:color="000000"/>
+              <w:end w:val="single" w:sz="4" w:space="0" w:color="000000"/>
+            </w:tcBorders>
+            <w:shd w:color="auto" w:fill="auto" w:val="clear"/>
+            <w:vAlign w:val="center"/>
+          </w:tcPr>
+          <w:p>
+            <w:pPr>
+              <w:pStyle w:val="Style35"/>
+              <w:spacing w:before="120" w:after="0"/>
+              <w:rPr>
+                <w:sz w:val="16"/>
+              </w:rPr>
+            </w:pPr>
+            <w:r>
+              <w:rPr>
+                <w:sz w:val="16"/>
+              </w:rPr>
+            </w:r>
+          </w:p>
+        </w:tc>
+        <w:tc>
+          <w:tcPr>
+            <w:tcW w:w="368" w:type="dxa"/>
+            <w:tcBorders>
+              <w:top w:val="single" w:sz="4" w:space="0" w:color="000000"/>
+              <w:start w:val="single" w:sz="4" w:space="0" w:color="000000"/>
+              <w:bottom w:val="single" w:sz="4" w:space="0" w:color="000000"/>
+              <w:end w:val="single" w:sz="4" w:space="0" w:color="000000"/>
+            </w:tcBorders>
+            <w:shd w:color="auto" w:fill="auto" w:val="clear"/>
+            <w:vAlign w:val="center"/>
+          </w:tcPr>
+          <w:p>
+            <w:pPr>
+              <w:pStyle w:val="Style35"/>
+              <w:spacing w:before="120" w:after="0"/>
+              <w:rPr>
+                <w:sz w:val="16"/>
+              </w:rPr>
+            </w:pPr>
+            <w:r>
+              <w:rPr>
+                <w:sz w:val="16"/>
+              </w:rPr>
+            </w:r>
+          </w:p>
+        </w:tc>
+        <w:tc>
+          <w:tcPr>
+            <w:tcW w:w="368" w:type="dxa"/>
+            <w:tcBorders>
+              <w:top w:val="single" w:sz="4" w:space="0" w:color="000000"/>
+              <w:start w:val="single" w:sz="4" w:space="0" w:color="000000"/>
+              <w:bottom w:val="single" w:sz="4" w:space="0" w:color="000000"/>
+              <w:end w:val="single" w:sz="4" w:space="0" w:color="000000"/>
+            </w:tcBorders>
+            <w:shd w:color="auto" w:fill="auto" w:val="clear"/>
+            <w:vAlign w:val="center"/>
+          </w:tcPr>
+          <w:p>
+            <w:pPr>
+              <w:pStyle w:val="Style35"/>
+              <w:spacing w:before="120" w:after="0"/>
+              <w:rPr>
+                <w:sz w:val="16"/>
+              </w:rPr>
+            </w:pPr>
+            <w:r>
+              <w:rPr>
+                <w:sz w:val="16"/>
+              </w:rPr>
+            </w:r>
+          </w:p>
+        </w:tc>
+        <w:tc>
+          <w:tcPr>
+            <w:tcW w:w="369" w:type="dxa"/>
+            <w:tcBorders>
+              <w:top w:val="single" w:sz="4" w:space="0" w:color="000000"/>
+              <w:start w:val="single" w:sz="4" w:space="0" w:color="000000"/>
+              <w:bottom w:val="single" w:sz="4" w:space="0" w:color="000000"/>
+              <w:end w:val="single" w:sz="4" w:space="0" w:color="000000"/>
+            </w:tcBorders>
+            <w:shd w:color="auto" w:fill="auto" w:val="clear"/>
+            <w:vAlign w:val="center"/>
+          </w:tcPr>
+          <w:p>
+            <w:pPr>
+              <w:pStyle w:val="Style35"/>
+              <w:spacing w:before="120" w:after="0"/>
+              <w:rPr>
+                <w:sz w:val="16"/>
+              </w:rPr>
+            </w:pPr>
+            <w:r>
+              <w:rPr>
+                <w:sz w:val="16"/>
+              </w:rPr>
+            </w:r>
+          </w:p>
+        </w:tc>
+        <w:tc>
+          <w:tcPr>
+            <w:tcW w:w="369" w:type="dxa"/>
+            <w:tcBorders>
+              <w:top w:val="single" w:sz="4" w:space="0" w:color="000000"/>
+              <w:start w:val="single" w:sz="4" w:space="0" w:color="000000"/>
+              <w:bottom w:val="single" w:sz="4" w:space="0" w:color="000000"/>
+              <w:end w:val="single" w:sz="4" w:space="0" w:color="000000"/>
+            </w:tcBorders>
+            <w:shd w:color="auto" w:fill="auto" w:val="clear"/>
+            <w:vAlign w:val="center"/>
+          </w:tcPr>
+          <w:p>
+            <w:pPr>
+              <w:pStyle w:val="Style35"/>
+              <w:spacing w:before="120" w:after="0"/>
+              <w:rPr>
+                <w:sz w:val="16"/>
+              </w:rPr>
+            </w:pPr>
+            <w:r>
+              <w:rPr>
+                <w:sz w:val="16"/>
+              </w:rPr>
+            </w:r>
+          </w:p>
+        </w:tc>
+        <w:tc>
+          <w:tcPr>
+            <w:tcW w:w="368" w:type="dxa"/>
+            <w:tcBorders>
+              <w:top w:val="single" w:sz="4" w:space="0" w:color="000000"/>
+              <w:start w:val="single" w:sz="4" w:space="0" w:color="000000"/>
+              <w:bottom w:val="single" w:sz="4" w:space="0" w:color="000000"/>
+              <w:end w:val="single" w:sz="4" w:space="0" w:color="000000"/>
+            </w:tcBorders>
+            <w:shd w:color="auto" w:fill="auto" w:val="clear"/>
+            <w:vAlign w:val="center"/>
+          </w:tcPr>
+          <w:p>
+            <w:pPr>
+              <w:pStyle w:val="Style35"/>
+              <w:spacing w:before="120" w:after="0"/>
+              <w:rPr>
+                <w:sz w:val="16"/>
+              </w:rPr>
+            </w:pPr>
+            <w:r>
+              <w:rPr>
+                <w:sz w:val="16"/>
+              </w:rPr>
+            </w:r>
+          </w:p>
+        </w:tc>
+        <w:tc>
+          <w:tcPr>
+            <w:tcW w:w="334" w:type="dxa"/>
+            <w:tcBorders>
+              <w:top w:val="single" w:sz="4" w:space="0" w:color="000000"/>
+              <w:start w:val="single" w:sz="4" w:space="0" w:color="000000"/>
+              <w:bottom w:val="single" w:sz="4" w:space="0" w:color="000000"/>
+              <w:end w:val="single" w:sz="4" w:space="0" w:color="000000"/>
+            </w:tcBorders>
+            <w:shd w:color="auto" w:fill="auto" w:val="clear"/>
+            <w:vAlign w:val="center"/>
+          </w:tcPr>
+          <w:p>
+            <w:pPr>
+              <w:pStyle w:val="Style35"/>
+              <w:spacing w:before="120" w:after="0"/>
+              <w:rPr>
+                <w:sz w:val="16"/>
+              </w:rPr>
+            </w:pPr>
+            <w:r>
+              <w:rPr>
+                <w:sz w:val="16"/>
+              </w:rPr>
+            </w:r>
+          </w:p>
+        </w:tc>
+        <w:tc>
+          <w:tcPr>
+            <w:tcW w:w="338" w:type="dxa"/>
+            <w:tcBorders>
+              <w:top w:val="single" w:sz="4" w:space="0" w:color="000000"/>
+              <w:start w:val="single" w:sz="4" w:space="0" w:color="000000"/>
+              <w:bottom w:val="single" w:sz="4" w:space="0" w:color="000000"/>
+              <w:end w:val="single" w:sz="4" w:space="0" w:color="000000"/>
+            </w:tcBorders>
+            <w:vAlign w:val="center"/>
+          </w:tcPr>
+          <w:p>
+            <w:pPr>
+              <w:pStyle w:val="Style35"/>
+              <w:spacing w:before="120" w:after="0"/>
+              <w:rPr>
+                <w:sz w:val="16"/>
+              </w:rPr>
+            </w:pPr>
+            <w:r>
+              <w:rPr>
+                <w:sz w:val="16"/>
+              </w:rPr>
+            </w:r>
+          </w:p>
+        </w:tc>
+      </w:tr>
+    </w:tbl>
+    <w:p>
+      <w:pPr>
+        <w:pStyle w:val="BodyText"/>
+        <w:rPr/>
+      </w:pPr>
+      <w:r>
+        <w:rPr/>
+        <w:t>Расчетная высота снегового покрова с вероятностью превышения 5% - &lt;Заполнить&gt; мм.</w:t>
+      </w:r>
+    </w:p>
+    <w:p>
+      <w:pPr>
+        <w:pStyle w:val="Heading2"/>
+        <w:numPr>
+          <w:ilvl w:val="1"/>
+          <w:numId w:val="7"/>
+        </w:numPr>
+        <w:rPr/>
+      </w:pPr>
+      <w:r>
+        <w:rPr/>
+        <w:t>Ветер</w:t>
+      </w:r>
+    </w:p>
+    <w:p>
+      <w:pPr>
+        <w:pStyle w:val="BodyText"/>
+        <w:rPr/>
+      </w:pPr>
+      <w:r>
+        <w:rPr/>
+        <w:t>Среднегодовая скорость ветра в районе изысканий составляет &lt;Заполнить&gt; м/с.</w:t>
+      </w:r>
+    </w:p>
+    <w:p>
+      <w:pPr>
+        <w:pStyle w:val="Style34"/>
+        <w:jc w:val="both"/>
+        <w:rPr/>
+      </w:pPr>
+      <w:r>
+        <w:rPr/>
+        <w:t xml:space="preserve">Таблица </w:t>
+      </w:r>
+      <w:r>
+        <w:rPr/>
+        <w:fldChar w:fldCharType="begin"/>
+      </w:r>
+      <w:r>
+        <w:rPr/>
+        <w:instrText xml:space="preserve"> SEQ Таблица \* ARABIC </w:instrText>
+      </w:r>
+      <w:r>
+        <w:rPr/>
+        <w:fldChar w:fldCharType="separate"/>
+      </w:r>
+      <w:r>
+        <w:rPr/>
+        <w:t>14</w:t>
+      </w:r>
+      <w:r>
+        <w:rPr/>
+        <w:fldChar w:fldCharType="end"/>
+      </w:r>
+      <w:r>
+        <w:rPr/>
+        <w:t xml:space="preserve"> Средняя месячная и годовая скорость ветра, м/с</w:t>
+      </w:r>
+    </w:p>
+    <w:tbl>
+      <w:tblPr>
+        <w:tblW w:w="6514" w:type="dxa"/>
+        <w:jc w:val="center"/>
+        <w:tblInd w:w="0" w:type="dxa"/>
+        <w:tblLayout w:type="fixed"/>
+        <w:tblCellMar>
+          <w:top w:w="0" w:type="dxa"/>
+          <w:start w:w="40" w:type="dxa"/>
+          <w:bottom w:w="0" w:type="dxa"/>
+          <w:end w:w="40" w:type="dxa"/>
+        </w:tblCellMar>
+        <w:tblLook w:noHBand="0" w:noVBand="0" w:firstColumn="0" w:lastRow="0" w:lastColumn="0" w:firstRow="0" w:val="0000"/>
+      </w:tblPr>
+      <w:tblGrid>
+        <w:gridCol w:w="489"/>
+        <w:gridCol w:w="490"/>
+        <w:gridCol w:w="491"/>
+        <w:gridCol w:w="490"/>
+        <w:gridCol w:w="489"/>
+        <w:gridCol w:w="490"/>
+        <w:gridCol w:w="491"/>
+        <w:gridCol w:w="602"/>
+        <w:gridCol w:w="424"/>
+        <w:gridCol w:w="443"/>
+        <w:gridCol w:w="490"/>
+        <w:gridCol w:w="491"/>
+        <w:gridCol w:w="634"/>
+      </w:tblGrid>
+      <w:tr>
+        <w:trPr>
+          <w:tblHeader w:val="true"/>
+          <w:trHeight w:val="463" w:hRule="atLeast"/>
+          <w:cantSplit/>
+        </w:trPr>
+        <w:tc>
+          <w:tcPr>
+            <w:tcW w:w="489" w:type="dxa"/>
+            <w:tcBorders>
+              <w:top w:val="single" w:sz="6" w:space="0" w:color="000000"/>
+              <w:start w:val="single" w:sz="6" w:space="0" w:color="000000"/>
+              <w:bottom w:val="single" w:sz="6" w:space="0" w:color="000000"/>
+              <w:end w:val="single" w:sz="6" w:space="0" w:color="000000"/>
+            </w:tcBorders>
+            <w:vAlign w:val="center"/>
+          </w:tcPr>
+          <w:p>
+            <w:pPr>
+              <w:pStyle w:val="Style25"/>
+              <w:rPr>
+                <w:lang w:val="en-US"/>
+              </w:rPr>
+            </w:pPr>
+            <w:r>
+              <w:rPr>
+                <w:lang w:val="en-US"/>
+              </w:rPr>
+              <w:t>I</w:t>
+            </w:r>
+          </w:p>
+        </w:tc>
+        <w:tc>
+          <w:tcPr>
+            <w:tcW w:w="490" w:type="dxa"/>
+            <w:tcBorders>
+              <w:top w:val="single" w:sz="6" w:space="0" w:color="000000"/>
+              <w:start w:val="single" w:sz="6" w:space="0" w:color="000000"/>
+              <w:bottom w:val="single" w:sz="6" w:space="0" w:color="000000"/>
+              <w:end w:val="single" w:sz="6" w:space="0" w:color="000000"/>
+            </w:tcBorders>
+            <w:vAlign w:val="center"/>
+          </w:tcPr>
+          <w:p>
+            <w:pPr>
+              <w:pStyle w:val="Style25"/>
+              <w:rPr>
+                <w:lang w:val="en-US"/>
+              </w:rPr>
+            </w:pPr>
+            <w:r>
+              <w:rPr>
+                <w:lang w:val="en-US"/>
+              </w:rPr>
+              <w:t>II</w:t>
+            </w:r>
+          </w:p>
+        </w:tc>
+        <w:tc>
+          <w:tcPr>
+            <w:tcW w:w="491" w:type="dxa"/>
+            <w:tcBorders>
+              <w:top w:val="single" w:sz="6" w:space="0" w:color="000000"/>
+              <w:start w:val="single" w:sz="6" w:space="0" w:color="000000"/>
+              <w:bottom w:val="single" w:sz="6" w:space="0" w:color="000000"/>
+              <w:end w:val="single" w:sz="6" w:space="0" w:color="000000"/>
+            </w:tcBorders>
+            <w:vAlign w:val="center"/>
+          </w:tcPr>
+          <w:p>
+            <w:pPr>
+              <w:pStyle w:val="Style25"/>
+              <w:rPr>
+                <w:lang w:val="en-US"/>
+              </w:rPr>
+            </w:pPr>
+            <w:r>
+              <w:rPr>
+                <w:lang w:val="en-US"/>
+              </w:rPr>
+              <w:t>III</w:t>
+            </w:r>
+          </w:p>
+        </w:tc>
+        <w:tc>
+          <w:tcPr>
+            <w:tcW w:w="490" w:type="dxa"/>
+            <w:tcBorders>
+              <w:top w:val="single" w:sz="6" w:space="0" w:color="000000"/>
+              <w:start w:val="single" w:sz="6" w:space="0" w:color="000000"/>
+              <w:bottom w:val="single" w:sz="6" w:space="0" w:color="000000"/>
+              <w:end w:val="single" w:sz="6" w:space="0" w:color="000000"/>
+            </w:tcBorders>
+            <w:vAlign w:val="center"/>
+          </w:tcPr>
+          <w:p>
+            <w:pPr>
+              <w:pStyle w:val="Style25"/>
+              <w:rPr>
+                <w:lang w:val="en-US"/>
+              </w:rPr>
+            </w:pPr>
+            <w:r>
+              <w:rPr>
+                <w:lang w:val="en-US"/>
+              </w:rPr>
+              <w:t>IV</w:t>
+            </w:r>
+          </w:p>
+        </w:tc>
+        <w:tc>
+          <w:tcPr>
+            <w:tcW w:w="489" w:type="dxa"/>
+            <w:tcBorders>
+              <w:top w:val="single" w:sz="6" w:space="0" w:color="000000"/>
+              <w:start w:val="single" w:sz="6" w:space="0" w:color="000000"/>
+              <w:bottom w:val="single" w:sz="6" w:space="0" w:color="000000"/>
+              <w:end w:val="single" w:sz="6" w:space="0" w:color="000000"/>
+            </w:tcBorders>
+            <w:vAlign w:val="center"/>
+          </w:tcPr>
+          <w:p>
+            <w:pPr>
+              <w:pStyle w:val="Style25"/>
+              <w:rPr>
+                <w:lang w:val="en-US"/>
+              </w:rPr>
+            </w:pPr>
+            <w:r>
+              <w:rPr>
+                <w:lang w:val="en-US"/>
+              </w:rPr>
+              <w:t>V</w:t>
+            </w:r>
+          </w:p>
+        </w:tc>
+        <w:tc>
+          <w:tcPr>
+            <w:tcW w:w="490" w:type="dxa"/>
+            <w:tcBorders>
+              <w:top w:val="single" w:sz="6" w:space="0" w:color="000000"/>
+              <w:start w:val="single" w:sz="6" w:space="0" w:color="000000"/>
+              <w:bottom w:val="single" w:sz="6" w:space="0" w:color="000000"/>
+              <w:end w:val="single" w:sz="6" w:space="0" w:color="000000"/>
+            </w:tcBorders>
+            <w:vAlign w:val="center"/>
+          </w:tcPr>
+          <w:p>
+            <w:pPr>
+              <w:pStyle w:val="Style25"/>
+              <w:rPr>
+                <w:lang w:val="en-US"/>
+              </w:rPr>
+            </w:pPr>
+            <w:r>
+              <w:rPr>
+                <w:lang w:val="en-US"/>
+              </w:rPr>
+              <w:t>VI</w:t>
+            </w:r>
+          </w:p>
+        </w:tc>
+        <w:tc>
+          <w:tcPr>
+            <w:tcW w:w="491" w:type="dxa"/>
+            <w:tcBorders>
+              <w:top w:val="single" w:sz="6" w:space="0" w:color="000000"/>
+              <w:start w:val="single" w:sz="6" w:space="0" w:color="000000"/>
+              <w:bottom w:val="single" w:sz="6" w:space="0" w:color="000000"/>
+              <w:end w:val="single" w:sz="6" w:space="0" w:color="000000"/>
+            </w:tcBorders>
+            <w:vAlign w:val="center"/>
+          </w:tcPr>
+          <w:p>
+            <w:pPr>
+              <w:pStyle w:val="Style25"/>
+              <w:rPr>
+                <w:lang w:val="en-US"/>
+              </w:rPr>
+            </w:pPr>
+            <w:r>
+              <w:rPr>
+                <w:lang w:val="en-US"/>
+              </w:rPr>
+              <w:t>VI</w:t>
+            </w:r>
+          </w:p>
+        </w:tc>
+        <w:tc>
+          <w:tcPr>
+            <w:tcW w:w="602" w:type="dxa"/>
+            <w:tcBorders>
+              <w:top w:val="single" w:sz="6" w:space="0" w:color="000000"/>
+              <w:start w:val="single" w:sz="6" w:space="0" w:color="000000"/>
+              <w:bottom w:val="single" w:sz="6" w:space="0" w:color="000000"/>
+              <w:end w:val="single" w:sz="6" w:space="0" w:color="000000"/>
+            </w:tcBorders>
+            <w:vAlign w:val="center"/>
+          </w:tcPr>
+          <w:p>
+            <w:pPr>
+              <w:pStyle w:val="Style25"/>
+              <w:rPr>
+                <w:lang w:val="en-US"/>
+              </w:rPr>
+            </w:pPr>
+            <w:r>
+              <w:rPr>
+                <w:lang w:val="en-US"/>
+              </w:rPr>
+              <w:t>VIII</w:t>
+            </w:r>
+          </w:p>
+        </w:tc>
+        <w:tc>
+          <w:tcPr>
+            <w:tcW w:w="424" w:type="dxa"/>
+            <w:tcBorders>
+              <w:top w:val="single" w:sz="6" w:space="0" w:color="000000"/>
+              <w:start w:val="single" w:sz="6" w:space="0" w:color="000000"/>
+              <w:bottom w:val="single" w:sz="6" w:space="0" w:color="000000"/>
+              <w:end w:val="single" w:sz="6" w:space="0" w:color="000000"/>
+            </w:tcBorders>
+            <w:vAlign w:val="center"/>
+          </w:tcPr>
+          <w:p>
+            <w:pPr>
+              <w:pStyle w:val="Style25"/>
+              <w:rPr>
+                <w:lang w:val="en-US"/>
+              </w:rPr>
+            </w:pPr>
+            <w:r>
+              <w:rPr>
+                <w:lang w:val="en-US"/>
+              </w:rPr>
+              <w:t>IX</w:t>
+            </w:r>
+          </w:p>
+        </w:tc>
+        <w:tc>
+          <w:tcPr>
+            <w:tcW w:w="443" w:type="dxa"/>
+            <w:tcBorders>
+              <w:top w:val="single" w:sz="6" w:space="0" w:color="000000"/>
+              <w:start w:val="single" w:sz="6" w:space="0" w:color="000000"/>
+              <w:bottom w:val="single" w:sz="6" w:space="0" w:color="000000"/>
+              <w:end w:val="single" w:sz="6" w:space="0" w:color="000000"/>
+            </w:tcBorders>
+            <w:vAlign w:val="center"/>
+          </w:tcPr>
+          <w:p>
+            <w:pPr>
+              <w:pStyle w:val="Style25"/>
+              <w:rPr>
+                <w:lang w:val="en-US"/>
+              </w:rPr>
+            </w:pPr>
+            <w:r>
+              <w:rPr>
+                <w:lang w:val="en-US"/>
+              </w:rPr>
+              <w:t>X</w:t>
+            </w:r>
+          </w:p>
+        </w:tc>
+        <w:tc>
+          <w:tcPr>
+            <w:tcW w:w="490" w:type="dxa"/>
+            <w:tcBorders>
+              <w:top w:val="single" w:sz="6" w:space="0" w:color="000000"/>
+              <w:start w:val="single" w:sz="6" w:space="0" w:color="000000"/>
+              <w:bottom w:val="single" w:sz="6" w:space="0" w:color="000000"/>
+              <w:end w:val="single" w:sz="6" w:space="0" w:color="000000"/>
+            </w:tcBorders>
+            <w:vAlign w:val="center"/>
+          </w:tcPr>
+          <w:p>
+            <w:pPr>
+              <w:pStyle w:val="Style25"/>
+              <w:rPr>
+                <w:lang w:val="en-US"/>
+              </w:rPr>
+            </w:pPr>
+            <w:r>
+              <w:rPr>
+                <w:lang w:val="en-US"/>
+              </w:rPr>
+              <w:t>XI</w:t>
+            </w:r>
+          </w:p>
+        </w:tc>
+        <w:tc>
+          <w:tcPr>
+            <w:tcW w:w="491" w:type="dxa"/>
+            <w:tcBorders>
+              <w:top w:val="single" w:sz="6" w:space="0" w:color="000000"/>
+              <w:start w:val="single" w:sz="6" w:space="0" w:color="000000"/>
+              <w:bottom w:val="single" w:sz="6" w:space="0" w:color="000000"/>
+              <w:end w:val="single" w:sz="6" w:space="0" w:color="000000"/>
+            </w:tcBorders>
+            <w:vAlign w:val="center"/>
+          </w:tcPr>
+          <w:p>
+            <w:pPr>
+              <w:pStyle w:val="Style25"/>
+              <w:rPr>
+                <w:lang w:val="en-US"/>
+              </w:rPr>
+            </w:pPr>
+            <w:r>
+              <w:rPr>
+                <w:lang w:val="en-US"/>
+              </w:rPr>
+              <w:t>XII</w:t>
+            </w:r>
+          </w:p>
+        </w:tc>
+        <w:tc>
+          <w:tcPr>
+            <w:tcW w:w="634" w:type="dxa"/>
+            <w:tcBorders>
+              <w:top w:val="single" w:sz="6" w:space="0" w:color="000000"/>
+              <w:start w:val="single" w:sz="6" w:space="0" w:color="000000"/>
+              <w:bottom w:val="single" w:sz="6" w:space="0" w:color="000000"/>
+              <w:end w:val="single" w:sz="6" w:space="0" w:color="000000"/>
+            </w:tcBorders>
+            <w:vAlign w:val="center"/>
+          </w:tcPr>
+          <w:p>
+            <w:pPr>
+              <w:pStyle w:val="Style25"/>
+              <w:rPr>
+                <w:lang w:val="en-US"/>
+              </w:rPr>
+            </w:pPr>
+            <w:r>
+              <w:rPr>
+                <w:lang w:val="en-US"/>
+              </w:rPr>
+              <w:t>Год</w:t>
+            </w:r>
+          </w:p>
+        </w:tc>
+      </w:tr>
+      <w:tr>
+        <w:trPr>
+          <w:trHeight w:val="463" w:hRule="atLeast"/>
+          <w:cantSplit/>
+        </w:trPr>
+        <w:tc>
+          <w:tcPr>
+            <w:tcW w:w="489" w:type="dxa"/>
+            <w:tcBorders>
+              <w:top w:val="single" w:sz="6" w:space="0" w:color="000000"/>
+              <w:start w:val="single" w:sz="6" w:space="0" w:color="000000"/>
+              <w:bottom w:val="single" w:sz="6" w:space="0" w:color="000000"/>
+              <w:end w:val="single" w:sz="6" w:space="0" w:color="000000"/>
+            </w:tcBorders>
+            <w:vAlign w:val="center"/>
+          </w:tcPr>
+          <w:p>
+            <w:pPr>
+              <w:pStyle w:val="Style35"/>
+              <w:spacing w:before="120" w:after="0"/>
+              <w:rPr/>
+            </w:pPr>
+            <w:r>
+              <w:rPr/>
+            </w:r>
+          </w:p>
+        </w:tc>
+        <w:tc>
+          <w:tcPr>
+            <w:tcW w:w="490" w:type="dxa"/>
+            <w:tcBorders>
+              <w:top w:val="single" w:sz="6" w:space="0" w:color="000000"/>
+              <w:start w:val="single" w:sz="6" w:space="0" w:color="000000"/>
+              <w:bottom w:val="single" w:sz="6" w:space="0" w:color="000000"/>
+              <w:end w:val="single" w:sz="6" w:space="0" w:color="000000"/>
+            </w:tcBorders>
+            <w:vAlign w:val="center"/>
+          </w:tcPr>
+          <w:p>
+            <w:pPr>
+              <w:pStyle w:val="Style35"/>
+              <w:spacing w:before="120" w:after="0"/>
+              <w:rPr/>
+            </w:pPr>
+            <w:r>
+              <w:rPr/>
+            </w:r>
+          </w:p>
+        </w:tc>
+        <w:tc>
+          <w:tcPr>
+            <w:tcW w:w="491" w:type="dxa"/>
+            <w:tcBorders>
+              <w:top w:val="single" w:sz="6" w:space="0" w:color="000000"/>
+              <w:start w:val="single" w:sz="6" w:space="0" w:color="000000"/>
+              <w:bottom w:val="single" w:sz="6" w:space="0" w:color="000000"/>
+              <w:end w:val="single" w:sz="6" w:space="0" w:color="000000"/>
+            </w:tcBorders>
+            <w:vAlign w:val="center"/>
+          </w:tcPr>
+          <w:p>
+            <w:pPr>
+              <w:pStyle w:val="Style35"/>
+              <w:spacing w:before="120" w:after="0"/>
+              <w:rPr/>
+            </w:pPr>
+            <w:r>
+              <w:rPr/>
+            </w:r>
+          </w:p>
+        </w:tc>
+        <w:tc>
+          <w:tcPr>
+            <w:tcW w:w="490" w:type="dxa"/>
+            <w:tcBorders>
+              <w:top w:val="single" w:sz="6" w:space="0" w:color="000000"/>
+              <w:start w:val="single" w:sz="6" w:space="0" w:color="000000"/>
+              <w:bottom w:val="single" w:sz="6" w:space="0" w:color="000000"/>
+              <w:end w:val="single" w:sz="6" w:space="0" w:color="000000"/>
+            </w:tcBorders>
+            <w:vAlign w:val="center"/>
+          </w:tcPr>
+          <w:p>
+            <w:pPr>
+              <w:pStyle w:val="Style35"/>
+              <w:spacing w:before="120" w:after="0"/>
+              <w:rPr/>
+            </w:pPr>
+            <w:r>
+              <w:rPr/>
+            </w:r>
+          </w:p>
+        </w:tc>
+        <w:tc>
+          <w:tcPr>
+            <w:tcW w:w="489" w:type="dxa"/>
+            <w:tcBorders>
+              <w:top w:val="single" w:sz="6" w:space="0" w:color="000000"/>
+              <w:start w:val="single" w:sz="6" w:space="0" w:color="000000"/>
+              <w:bottom w:val="single" w:sz="6" w:space="0" w:color="000000"/>
+              <w:end w:val="single" w:sz="6" w:space="0" w:color="000000"/>
+            </w:tcBorders>
+            <w:vAlign w:val="center"/>
+          </w:tcPr>
+          <w:p>
+            <w:pPr>
+              <w:pStyle w:val="Style35"/>
+              <w:spacing w:before="120" w:after="0"/>
+              <w:rPr/>
+            </w:pPr>
+            <w:r>
+              <w:rPr/>
+            </w:r>
+          </w:p>
+        </w:tc>
+        <w:tc>
+          <w:tcPr>
+            <w:tcW w:w="490" w:type="dxa"/>
+            <w:tcBorders>
+              <w:top w:val="single" w:sz="6" w:space="0" w:color="000000"/>
+              <w:start w:val="single" w:sz="6" w:space="0" w:color="000000"/>
+              <w:bottom w:val="single" w:sz="6" w:space="0" w:color="000000"/>
+              <w:end w:val="single" w:sz="6" w:space="0" w:color="000000"/>
+            </w:tcBorders>
+            <w:vAlign w:val="center"/>
+          </w:tcPr>
+          <w:p>
+            <w:pPr>
+              <w:pStyle w:val="Style35"/>
+              <w:spacing w:before="120" w:after="0"/>
+              <w:rPr/>
+            </w:pPr>
+            <w:r>
+              <w:rPr/>
+            </w:r>
+          </w:p>
+        </w:tc>
+        <w:tc>
+          <w:tcPr>
+            <w:tcW w:w="491" w:type="dxa"/>
+            <w:tcBorders>
+              <w:top w:val="single" w:sz="6" w:space="0" w:color="000000"/>
+              <w:start w:val="single" w:sz="6" w:space="0" w:color="000000"/>
+              <w:bottom w:val="single" w:sz="6" w:space="0" w:color="000000"/>
+              <w:end w:val="single" w:sz="6" w:space="0" w:color="000000"/>
+            </w:tcBorders>
+            <w:vAlign w:val="center"/>
+          </w:tcPr>
+          <w:p>
+            <w:pPr>
+              <w:pStyle w:val="Style35"/>
+              <w:spacing w:before="120" w:after="0"/>
+              <w:rPr/>
+            </w:pPr>
+            <w:r>
+              <w:rPr/>
+            </w:r>
+          </w:p>
+        </w:tc>
+        <w:tc>
+          <w:tcPr>
+            <w:tcW w:w="602" w:type="dxa"/>
+            <w:tcBorders>
+              <w:top w:val="single" w:sz="6" w:space="0" w:color="000000"/>
+              <w:start w:val="single" w:sz="6" w:space="0" w:color="000000"/>
+              <w:bottom w:val="single" w:sz="6" w:space="0" w:color="000000"/>
+              <w:end w:val="single" w:sz="6" w:space="0" w:color="000000"/>
+            </w:tcBorders>
+            <w:vAlign w:val="center"/>
+          </w:tcPr>
+          <w:p>
+            <w:pPr>
+              <w:pStyle w:val="Style35"/>
+              <w:spacing w:before="120" w:after="0"/>
+              <w:rPr/>
+            </w:pPr>
+            <w:r>
+              <w:rPr/>
+            </w:r>
+          </w:p>
+        </w:tc>
+        <w:tc>
+          <w:tcPr>
+            <w:tcW w:w="424" w:type="dxa"/>
+            <w:tcBorders>
+              <w:top w:val="single" w:sz="6" w:space="0" w:color="000000"/>
+              <w:start w:val="single" w:sz="6" w:space="0" w:color="000000"/>
+              <w:bottom w:val="single" w:sz="6" w:space="0" w:color="000000"/>
+              <w:end w:val="single" w:sz="6" w:space="0" w:color="000000"/>
+            </w:tcBorders>
+            <w:vAlign w:val="center"/>
+          </w:tcPr>
+          <w:p>
+            <w:pPr>
+              <w:pStyle w:val="Style35"/>
+              <w:spacing w:before="120" w:after="0"/>
+              <w:rPr/>
+            </w:pPr>
+            <w:r>
+              <w:rPr/>
+            </w:r>
+          </w:p>
+        </w:tc>
+        <w:tc>
+          <w:tcPr>
+            <w:tcW w:w="443" w:type="dxa"/>
+            <w:tcBorders>
+              <w:top w:val="single" w:sz="6" w:space="0" w:color="000000"/>
+              <w:start w:val="single" w:sz="6" w:space="0" w:color="000000"/>
+              <w:bottom w:val="single" w:sz="6" w:space="0" w:color="000000"/>
+              <w:end w:val="single" w:sz="6" w:space="0" w:color="000000"/>
+            </w:tcBorders>
+            <w:vAlign w:val="center"/>
+          </w:tcPr>
+          <w:p>
+            <w:pPr>
+              <w:pStyle w:val="Style35"/>
+              <w:spacing w:before="120" w:after="0"/>
+              <w:rPr/>
+            </w:pPr>
+            <w:r>
+              <w:rPr/>
+            </w:r>
+          </w:p>
+        </w:tc>
+        <w:tc>
+          <w:tcPr>
+            <w:tcW w:w="490" w:type="dxa"/>
+            <w:tcBorders>
+              <w:top w:val="single" w:sz="6" w:space="0" w:color="000000"/>
+              <w:start w:val="single" w:sz="6" w:space="0" w:color="000000"/>
+              <w:bottom w:val="single" w:sz="6" w:space="0" w:color="000000"/>
+              <w:end w:val="single" w:sz="6" w:space="0" w:color="000000"/>
+            </w:tcBorders>
+            <w:vAlign w:val="center"/>
+          </w:tcPr>
+          <w:p>
+            <w:pPr>
+              <w:pStyle w:val="Style35"/>
+              <w:spacing w:before="120" w:after="0"/>
+              <w:rPr/>
+            </w:pPr>
+            <w:r>
+              <w:rPr/>
+            </w:r>
+          </w:p>
+        </w:tc>
+        <w:tc>
+          <w:tcPr>
+            <w:tcW w:w="491" w:type="dxa"/>
+            <w:tcBorders>
+              <w:top w:val="single" w:sz="6" w:space="0" w:color="000000"/>
+              <w:start w:val="single" w:sz="6" w:space="0" w:color="000000"/>
+              <w:bottom w:val="single" w:sz="6" w:space="0" w:color="000000"/>
+              <w:end w:val="single" w:sz="6" w:space="0" w:color="000000"/>
+            </w:tcBorders>
+            <w:vAlign w:val="center"/>
+          </w:tcPr>
+          <w:p>
+            <w:pPr>
+              <w:pStyle w:val="Style35"/>
+              <w:spacing w:before="120" w:after="0"/>
+              <w:rPr/>
+            </w:pPr>
+            <w:r>
+              <w:rPr/>
+            </w:r>
+          </w:p>
+        </w:tc>
+        <w:tc>
+          <w:tcPr>
+            <w:tcW w:w="634" w:type="dxa"/>
+            <w:tcBorders>
+              <w:top w:val="single" w:sz="6" w:space="0" w:color="000000"/>
+              <w:start w:val="single" w:sz="6" w:space="0" w:color="000000"/>
+              <w:bottom w:val="single" w:sz="6" w:space="0" w:color="000000"/>
+              <w:end w:val="single" w:sz="6" w:space="0" w:color="000000"/>
+            </w:tcBorders>
+            <w:vAlign w:val="center"/>
+          </w:tcPr>
+          <w:p>
+            <w:pPr>
+              <w:pStyle w:val="Style35"/>
+              <w:spacing w:before="120" w:after="0"/>
+              <w:rPr/>
+            </w:pPr>
+            <w:r>
+              <w:rPr/>
+            </w:r>
+          </w:p>
+        </w:tc>
+      </w:tr>
+    </w:tbl>
+    <w:p>
+      <w:pPr>
+        <w:pStyle w:val="Style34"/>
+        <w:jc w:val="both"/>
+        <w:rPr/>
+      </w:pPr>
+      <w:r>
+        <w:rPr/>
+        <w:t xml:space="preserve">Таблица </w:t>
+      </w:r>
+      <w:r>
+        <w:rPr/>
+        <w:fldChar w:fldCharType="begin"/>
+      </w:r>
+      <w:r>
+        <w:rPr/>
+        <w:instrText xml:space="preserve"> SEQ Таблица \* ARABIC </w:instrText>
+      </w:r>
+      <w:r>
+        <w:rPr/>
+        <w:fldChar w:fldCharType="separate"/>
+      </w:r>
+      <w:r>
+        <w:rPr/>
+        <w:t>15</w:t>
+      </w:r>
+      <w:r>
+        <w:rPr/>
+        <w:fldChar w:fldCharType="end"/>
+      </w:r>
+      <w:r>
+        <w:rPr/>
+        <w:t xml:space="preserve"> Максимальная скорость ветра, м/с</w:t>
+      </w:r>
+    </w:p>
+    <w:tbl>
+      <w:tblPr>
+        <w:tblW w:w="6514" w:type="dxa"/>
+        <w:jc w:val="center"/>
+        <w:tblInd w:w="0" w:type="dxa"/>
+        <w:tblLayout w:type="fixed"/>
+        <w:tblCellMar>
+          <w:top w:w="0" w:type="dxa"/>
+          <w:start w:w="40" w:type="dxa"/>
+          <w:bottom w:w="0" w:type="dxa"/>
+          <w:end w:w="40" w:type="dxa"/>
+        </w:tblCellMar>
+        <w:tblLook w:noHBand="0" w:noVBand="0" w:firstColumn="0" w:lastRow="0" w:lastColumn="0" w:firstRow="0" w:val="0000"/>
+      </w:tblPr>
+      <w:tblGrid>
+        <w:gridCol w:w="489"/>
+        <w:gridCol w:w="490"/>
+        <w:gridCol w:w="491"/>
+        <w:gridCol w:w="490"/>
+        <w:gridCol w:w="489"/>
+        <w:gridCol w:w="490"/>
+        <w:gridCol w:w="491"/>
+        <w:gridCol w:w="602"/>
+        <w:gridCol w:w="424"/>
+        <w:gridCol w:w="443"/>
+        <w:gridCol w:w="490"/>
+        <w:gridCol w:w="491"/>
+        <w:gridCol w:w="634"/>
+      </w:tblGrid>
+      <w:tr>
+        <w:trPr>
+          <w:tblHeader w:val="true"/>
+          <w:trHeight w:val="463" w:hRule="atLeast"/>
+          <w:cantSplit/>
+        </w:trPr>
+        <w:tc>
+          <w:tcPr>
+            <w:tcW w:w="489" w:type="dxa"/>
+            <w:tcBorders>
+              <w:top w:val="single" w:sz="6" w:space="0" w:color="000000"/>
+              <w:start w:val="single" w:sz="6" w:space="0" w:color="000000"/>
+              <w:bottom w:val="single" w:sz="6" w:space="0" w:color="000000"/>
+              <w:end w:val="single" w:sz="6" w:space="0" w:color="000000"/>
+            </w:tcBorders>
+            <w:vAlign w:val="center"/>
+          </w:tcPr>
+          <w:p>
+            <w:pPr>
+              <w:pStyle w:val="Style25"/>
+              <w:rPr>
+                <w:lang w:val="en-US"/>
+              </w:rPr>
+            </w:pPr>
+            <w:r>
+              <w:rPr>
+                <w:lang w:val="en-US"/>
+              </w:rPr>
+              <w:t>I</w:t>
+            </w:r>
+          </w:p>
+        </w:tc>
+        <w:tc>
+          <w:tcPr>
+            <w:tcW w:w="490" w:type="dxa"/>
+            <w:tcBorders>
+              <w:top w:val="single" w:sz="6" w:space="0" w:color="000000"/>
+              <w:start w:val="single" w:sz="6" w:space="0" w:color="000000"/>
+              <w:bottom w:val="single" w:sz="6" w:space="0" w:color="000000"/>
+              <w:end w:val="single" w:sz="6" w:space="0" w:color="000000"/>
+            </w:tcBorders>
+            <w:vAlign w:val="center"/>
+          </w:tcPr>
+          <w:p>
+            <w:pPr>
+              <w:pStyle w:val="Style25"/>
+              <w:rPr>
+                <w:lang w:val="en-US"/>
+              </w:rPr>
+            </w:pPr>
+            <w:r>
+              <w:rPr>
+                <w:lang w:val="en-US"/>
+              </w:rPr>
+              <w:t>II</w:t>
+            </w:r>
+          </w:p>
+        </w:tc>
+        <w:tc>
+          <w:tcPr>
+            <w:tcW w:w="491" w:type="dxa"/>
+            <w:tcBorders>
+              <w:top w:val="single" w:sz="6" w:space="0" w:color="000000"/>
+              <w:start w:val="single" w:sz="6" w:space="0" w:color="000000"/>
+              <w:bottom w:val="single" w:sz="6" w:space="0" w:color="000000"/>
+              <w:end w:val="single" w:sz="6" w:space="0" w:color="000000"/>
+            </w:tcBorders>
+            <w:vAlign w:val="center"/>
+          </w:tcPr>
+          <w:p>
+            <w:pPr>
+              <w:pStyle w:val="Style25"/>
+              <w:rPr>
+                <w:lang w:val="en-US"/>
+              </w:rPr>
+            </w:pPr>
+            <w:r>
+              <w:rPr>
+                <w:lang w:val="en-US"/>
+              </w:rPr>
+              <w:t>III</w:t>
+            </w:r>
+          </w:p>
+        </w:tc>
+        <w:tc>
+          <w:tcPr>
+            <w:tcW w:w="490" w:type="dxa"/>
+            <w:tcBorders>
+              <w:top w:val="single" w:sz="6" w:space="0" w:color="000000"/>
+              <w:start w:val="single" w:sz="6" w:space="0" w:color="000000"/>
+              <w:bottom w:val="single" w:sz="6" w:space="0" w:color="000000"/>
+              <w:end w:val="single" w:sz="6" w:space="0" w:color="000000"/>
+            </w:tcBorders>
+            <w:vAlign w:val="center"/>
+          </w:tcPr>
+          <w:p>
+            <w:pPr>
+              <w:pStyle w:val="Style25"/>
+              <w:rPr>
+                <w:lang w:val="en-US"/>
+              </w:rPr>
+            </w:pPr>
+            <w:r>
+              <w:rPr>
+                <w:lang w:val="en-US"/>
+              </w:rPr>
+              <w:t>IV</w:t>
+            </w:r>
+          </w:p>
+        </w:tc>
+        <w:tc>
+          <w:tcPr>
+            <w:tcW w:w="489" w:type="dxa"/>
+            <w:tcBorders>
+              <w:top w:val="single" w:sz="6" w:space="0" w:color="000000"/>
+              <w:start w:val="single" w:sz="6" w:space="0" w:color="000000"/>
+              <w:bottom w:val="single" w:sz="6" w:space="0" w:color="000000"/>
+              <w:end w:val="single" w:sz="6" w:space="0" w:color="000000"/>
+            </w:tcBorders>
+            <w:vAlign w:val="center"/>
+          </w:tcPr>
+          <w:p>
+            <w:pPr>
+              <w:pStyle w:val="Style25"/>
+              <w:rPr>
+                <w:lang w:val="en-US"/>
+              </w:rPr>
+            </w:pPr>
+            <w:r>
+              <w:rPr>
+                <w:lang w:val="en-US"/>
+              </w:rPr>
+              <w:t>V</w:t>
+            </w:r>
+          </w:p>
+        </w:tc>
+        <w:tc>
+          <w:tcPr>
+            <w:tcW w:w="490" w:type="dxa"/>
+            <w:tcBorders>
+              <w:top w:val="single" w:sz="6" w:space="0" w:color="000000"/>
+              <w:start w:val="single" w:sz="6" w:space="0" w:color="000000"/>
+              <w:bottom w:val="single" w:sz="6" w:space="0" w:color="000000"/>
+              <w:end w:val="single" w:sz="6" w:space="0" w:color="000000"/>
+            </w:tcBorders>
+            <w:vAlign w:val="center"/>
+          </w:tcPr>
+          <w:p>
+            <w:pPr>
+              <w:pStyle w:val="Style25"/>
+              <w:rPr>
+                <w:lang w:val="en-US"/>
+              </w:rPr>
+            </w:pPr>
+            <w:r>
+              <w:rPr>
+                <w:lang w:val="en-US"/>
+              </w:rPr>
+              <w:t>VI</w:t>
+            </w:r>
+          </w:p>
+        </w:tc>
+        <w:tc>
+          <w:tcPr>
+            <w:tcW w:w="491" w:type="dxa"/>
+            <w:tcBorders>
+              <w:top w:val="single" w:sz="6" w:space="0" w:color="000000"/>
+              <w:start w:val="single" w:sz="6" w:space="0" w:color="000000"/>
+              <w:bottom w:val="single" w:sz="6" w:space="0" w:color="000000"/>
+              <w:end w:val="single" w:sz="6" w:space="0" w:color="000000"/>
+            </w:tcBorders>
+            <w:vAlign w:val="center"/>
+          </w:tcPr>
+          <w:p>
+            <w:pPr>
+              <w:pStyle w:val="Style25"/>
+              <w:rPr>
+                <w:lang w:val="en-US"/>
+              </w:rPr>
+            </w:pPr>
+            <w:r>
+              <w:rPr>
+                <w:lang w:val="en-US"/>
+              </w:rPr>
+              <w:t>VI</w:t>
+            </w:r>
+          </w:p>
+        </w:tc>
+        <w:tc>
+          <w:tcPr>
+            <w:tcW w:w="602" w:type="dxa"/>
+            <w:tcBorders>
+              <w:top w:val="single" w:sz="6" w:space="0" w:color="000000"/>
+              <w:start w:val="single" w:sz="6" w:space="0" w:color="000000"/>
+              <w:bottom w:val="single" w:sz="6" w:space="0" w:color="000000"/>
+              <w:end w:val="single" w:sz="6" w:space="0" w:color="000000"/>
+            </w:tcBorders>
+            <w:vAlign w:val="center"/>
+          </w:tcPr>
+          <w:p>
+            <w:pPr>
+              <w:pStyle w:val="Style25"/>
+              <w:rPr>
+                <w:lang w:val="en-US"/>
+              </w:rPr>
+            </w:pPr>
+            <w:r>
+              <w:rPr>
+                <w:lang w:val="en-US"/>
+              </w:rPr>
+              <w:t>VIII</w:t>
+            </w:r>
+          </w:p>
+        </w:tc>
+        <w:tc>
+          <w:tcPr>
+            <w:tcW w:w="424" w:type="dxa"/>
+            <w:tcBorders>
+              <w:top w:val="single" w:sz="6" w:space="0" w:color="000000"/>
+              <w:start w:val="single" w:sz="6" w:space="0" w:color="000000"/>
+              <w:bottom w:val="single" w:sz="6" w:space="0" w:color="000000"/>
+              <w:end w:val="single" w:sz="6" w:space="0" w:color="000000"/>
+            </w:tcBorders>
+            <w:vAlign w:val="center"/>
+          </w:tcPr>
+          <w:p>
+            <w:pPr>
+              <w:pStyle w:val="Style25"/>
+              <w:rPr>
+                <w:lang w:val="en-US"/>
+              </w:rPr>
+            </w:pPr>
+            <w:r>
+              <w:rPr>
+                <w:lang w:val="en-US"/>
+              </w:rPr>
+              <w:t>IX</w:t>
+            </w:r>
+          </w:p>
+        </w:tc>
+        <w:tc>
+          <w:tcPr>
+            <w:tcW w:w="443" w:type="dxa"/>
+            <w:tcBorders>
+              <w:top w:val="single" w:sz="6" w:space="0" w:color="000000"/>
+              <w:start w:val="single" w:sz="6" w:space="0" w:color="000000"/>
+              <w:bottom w:val="single" w:sz="6" w:space="0" w:color="000000"/>
+              <w:end w:val="single" w:sz="6" w:space="0" w:color="000000"/>
+            </w:tcBorders>
+            <w:vAlign w:val="center"/>
+          </w:tcPr>
+          <w:p>
+            <w:pPr>
+              <w:pStyle w:val="Style25"/>
+              <w:rPr>
+                <w:lang w:val="en-US"/>
+              </w:rPr>
+            </w:pPr>
+            <w:r>
+              <w:rPr>
+                <w:lang w:val="en-US"/>
+              </w:rPr>
+              <w:t>X</w:t>
+            </w:r>
+          </w:p>
+        </w:tc>
+        <w:tc>
+          <w:tcPr>
+            <w:tcW w:w="490" w:type="dxa"/>
+            <w:tcBorders>
+              <w:top w:val="single" w:sz="6" w:space="0" w:color="000000"/>
+              <w:start w:val="single" w:sz="6" w:space="0" w:color="000000"/>
+              <w:bottom w:val="single" w:sz="6" w:space="0" w:color="000000"/>
+              <w:end w:val="single" w:sz="6" w:space="0" w:color="000000"/>
+            </w:tcBorders>
+            <w:vAlign w:val="center"/>
+          </w:tcPr>
+          <w:p>
+            <w:pPr>
+              <w:pStyle w:val="Style25"/>
+              <w:rPr>
+                <w:lang w:val="en-US"/>
+              </w:rPr>
+            </w:pPr>
+            <w:r>
+              <w:rPr>
+                <w:lang w:val="en-US"/>
+              </w:rPr>
+              <w:t>XI</w:t>
+            </w:r>
+          </w:p>
+        </w:tc>
+        <w:tc>
+          <w:tcPr>
+            <w:tcW w:w="491" w:type="dxa"/>
+            <w:tcBorders>
+              <w:top w:val="single" w:sz="6" w:space="0" w:color="000000"/>
+              <w:start w:val="single" w:sz="6" w:space="0" w:color="000000"/>
+              <w:bottom w:val="single" w:sz="6" w:space="0" w:color="000000"/>
+              <w:end w:val="single" w:sz="6" w:space="0" w:color="000000"/>
+            </w:tcBorders>
+            <w:vAlign w:val="center"/>
+          </w:tcPr>
+          <w:p>
+            <w:pPr>
+              <w:pStyle w:val="Style25"/>
+              <w:rPr>
+                <w:lang w:val="en-US"/>
+              </w:rPr>
+            </w:pPr>
+            <w:r>
+              <w:rPr>
+                <w:lang w:val="en-US"/>
+              </w:rPr>
+              <w:t>XII</w:t>
+            </w:r>
+          </w:p>
+        </w:tc>
+        <w:tc>
+          <w:tcPr>
+            <w:tcW w:w="634" w:type="dxa"/>
+            <w:tcBorders>
+              <w:top w:val="single" w:sz="6" w:space="0" w:color="000000"/>
+              <w:start w:val="single" w:sz="6" w:space="0" w:color="000000"/>
+              <w:bottom w:val="single" w:sz="6" w:space="0" w:color="000000"/>
+              <w:end w:val="single" w:sz="6" w:space="0" w:color="000000"/>
+            </w:tcBorders>
+            <w:vAlign w:val="center"/>
+          </w:tcPr>
+          <w:p>
+            <w:pPr>
+              <w:pStyle w:val="Style25"/>
+              <w:rPr>
+                <w:lang w:val="en-US"/>
+              </w:rPr>
+            </w:pPr>
+            <w:r>
+              <w:rPr>
+                <w:lang w:val="en-US"/>
+              </w:rPr>
+              <w:t>Год</w:t>
+            </w:r>
+          </w:p>
+        </w:tc>
+      </w:tr>
+      <w:tr>
+        <w:trPr>
+          <w:trHeight w:val="463" w:hRule="atLeast"/>
+          <w:cantSplit/>
+        </w:trPr>
+        <w:tc>
+          <w:tcPr>
+            <w:tcW w:w="489" w:type="dxa"/>
+            <w:tcBorders>
+              <w:top w:val="single" w:sz="6" w:space="0" w:color="000000"/>
+              <w:start w:val="single" w:sz="6" w:space="0" w:color="000000"/>
+              <w:bottom w:val="single" w:sz="6" w:space="0" w:color="000000"/>
+              <w:end w:val="single" w:sz="6" w:space="0" w:color="000000"/>
+            </w:tcBorders>
+            <w:vAlign w:val="center"/>
+          </w:tcPr>
+          <w:p>
+            <w:pPr>
+              <w:pStyle w:val="Style35"/>
+              <w:spacing w:before="120" w:after="0"/>
+              <w:rPr/>
+            </w:pPr>
+            <w:r>
+              <w:rPr/>
+            </w:r>
+          </w:p>
+        </w:tc>
+        <w:tc>
+          <w:tcPr>
+            <w:tcW w:w="490" w:type="dxa"/>
+            <w:tcBorders>
+              <w:top w:val="single" w:sz="6" w:space="0" w:color="000000"/>
+              <w:start w:val="single" w:sz="6" w:space="0" w:color="000000"/>
+              <w:bottom w:val="single" w:sz="6" w:space="0" w:color="000000"/>
+              <w:end w:val="single" w:sz="6" w:space="0" w:color="000000"/>
+            </w:tcBorders>
+            <w:vAlign w:val="center"/>
+          </w:tcPr>
+          <w:p>
+            <w:pPr>
+              <w:pStyle w:val="Style35"/>
+              <w:spacing w:before="120" w:after="0"/>
+              <w:rPr/>
+            </w:pPr>
+            <w:r>
+              <w:rPr/>
+            </w:r>
+          </w:p>
+        </w:tc>
+        <w:tc>
+          <w:tcPr>
+            <w:tcW w:w="491" w:type="dxa"/>
+            <w:tcBorders>
+              <w:top w:val="single" w:sz="6" w:space="0" w:color="000000"/>
+              <w:start w:val="single" w:sz="6" w:space="0" w:color="000000"/>
+              <w:bottom w:val="single" w:sz="6" w:space="0" w:color="000000"/>
+              <w:end w:val="single" w:sz="6" w:space="0" w:color="000000"/>
+            </w:tcBorders>
+            <w:vAlign w:val="center"/>
+          </w:tcPr>
+          <w:p>
+            <w:pPr>
+              <w:pStyle w:val="Style35"/>
+              <w:spacing w:before="120" w:after="0"/>
+              <w:rPr/>
+            </w:pPr>
+            <w:r>
+              <w:rPr/>
+            </w:r>
+          </w:p>
+        </w:tc>
+        <w:tc>
+          <w:tcPr>
+            <w:tcW w:w="490" w:type="dxa"/>
+            <w:tcBorders>
+              <w:top w:val="single" w:sz="6" w:space="0" w:color="000000"/>
+              <w:start w:val="single" w:sz="6" w:space="0" w:color="000000"/>
+              <w:bottom w:val="single" w:sz="6" w:space="0" w:color="000000"/>
+              <w:end w:val="single" w:sz="6" w:space="0" w:color="000000"/>
+            </w:tcBorders>
+            <w:vAlign w:val="center"/>
+          </w:tcPr>
+          <w:p>
+            <w:pPr>
+              <w:pStyle w:val="Style35"/>
+              <w:spacing w:before="120" w:after="0"/>
+              <w:rPr/>
+            </w:pPr>
+            <w:r>
+              <w:rPr/>
+            </w:r>
+          </w:p>
+        </w:tc>
+        <w:tc>
+          <w:tcPr>
+            <w:tcW w:w="489" w:type="dxa"/>
+            <w:tcBorders>
+              <w:top w:val="single" w:sz="6" w:space="0" w:color="000000"/>
+              <w:start w:val="single" w:sz="6" w:space="0" w:color="000000"/>
+              <w:bottom w:val="single" w:sz="6" w:space="0" w:color="000000"/>
+              <w:end w:val="single" w:sz="6" w:space="0" w:color="000000"/>
+            </w:tcBorders>
+            <w:vAlign w:val="center"/>
+          </w:tcPr>
+          <w:p>
+            <w:pPr>
+              <w:pStyle w:val="Style35"/>
+              <w:spacing w:before="120" w:after="0"/>
+              <w:rPr/>
+            </w:pPr>
+            <w:r>
+              <w:rPr/>
+            </w:r>
+          </w:p>
+        </w:tc>
+        <w:tc>
+          <w:tcPr>
+            <w:tcW w:w="490" w:type="dxa"/>
+            <w:tcBorders>
+              <w:top w:val="single" w:sz="6" w:space="0" w:color="000000"/>
+              <w:start w:val="single" w:sz="6" w:space="0" w:color="000000"/>
+              <w:bottom w:val="single" w:sz="6" w:space="0" w:color="000000"/>
+              <w:end w:val="single" w:sz="6" w:space="0" w:color="000000"/>
+            </w:tcBorders>
+            <w:vAlign w:val="center"/>
+          </w:tcPr>
+          <w:p>
+            <w:pPr>
+              <w:pStyle w:val="Style35"/>
+              <w:spacing w:before="120" w:after="0"/>
+              <w:rPr/>
+            </w:pPr>
+            <w:r>
+              <w:rPr/>
+            </w:r>
+          </w:p>
+        </w:tc>
+        <w:tc>
+          <w:tcPr>
+            <w:tcW w:w="491" w:type="dxa"/>
+            <w:tcBorders>
+              <w:top w:val="single" w:sz="6" w:space="0" w:color="000000"/>
+              <w:start w:val="single" w:sz="6" w:space="0" w:color="000000"/>
+              <w:bottom w:val="single" w:sz="6" w:space="0" w:color="000000"/>
+              <w:end w:val="single" w:sz="6" w:space="0" w:color="000000"/>
+            </w:tcBorders>
+            <w:vAlign w:val="center"/>
+          </w:tcPr>
+          <w:p>
+            <w:pPr>
+              <w:pStyle w:val="Style35"/>
+              <w:spacing w:before="120" w:after="0"/>
+              <w:rPr/>
+            </w:pPr>
+            <w:r>
+              <w:rPr/>
+            </w:r>
+          </w:p>
+        </w:tc>
+        <w:tc>
+          <w:tcPr>
+            <w:tcW w:w="602" w:type="dxa"/>
+            <w:tcBorders>
+              <w:top w:val="single" w:sz="6" w:space="0" w:color="000000"/>
+              <w:start w:val="single" w:sz="6" w:space="0" w:color="000000"/>
+              <w:bottom w:val="single" w:sz="6" w:space="0" w:color="000000"/>
+              <w:end w:val="single" w:sz="6" w:space="0" w:color="000000"/>
+            </w:tcBorders>
+            <w:vAlign w:val="center"/>
+          </w:tcPr>
+          <w:p>
+            <w:pPr>
+              <w:pStyle w:val="Style35"/>
+              <w:spacing w:before="120" w:after="0"/>
+              <w:rPr/>
+            </w:pPr>
+            <w:r>
+              <w:rPr/>
+            </w:r>
+          </w:p>
+        </w:tc>
+        <w:tc>
+          <w:tcPr>
+            <w:tcW w:w="424" w:type="dxa"/>
+            <w:tcBorders>
+              <w:top w:val="single" w:sz="6" w:space="0" w:color="000000"/>
+              <w:start w:val="single" w:sz="6" w:space="0" w:color="000000"/>
+              <w:bottom w:val="single" w:sz="6" w:space="0" w:color="000000"/>
+              <w:end w:val="single" w:sz="6" w:space="0" w:color="000000"/>
+            </w:tcBorders>
+            <w:vAlign w:val="center"/>
+          </w:tcPr>
+          <w:p>
+            <w:pPr>
+              <w:pStyle w:val="Style35"/>
+              <w:spacing w:before="120" w:after="0"/>
+              <w:rPr/>
+            </w:pPr>
+            <w:r>
+              <w:rPr/>
+            </w:r>
+          </w:p>
+        </w:tc>
+        <w:tc>
+          <w:tcPr>
+            <w:tcW w:w="443" w:type="dxa"/>
+            <w:tcBorders>
+              <w:top w:val="single" w:sz="6" w:space="0" w:color="000000"/>
+              <w:start w:val="single" w:sz="6" w:space="0" w:color="000000"/>
+              <w:bottom w:val="single" w:sz="6" w:space="0" w:color="000000"/>
+              <w:end w:val="single" w:sz="6" w:space="0" w:color="000000"/>
+            </w:tcBorders>
+            <w:vAlign w:val="center"/>
+          </w:tcPr>
+          <w:p>
+            <w:pPr>
+              <w:pStyle w:val="Style35"/>
+              <w:spacing w:before="120" w:after="0"/>
+              <w:rPr/>
+            </w:pPr>
+            <w:r>
+              <w:rPr/>
+            </w:r>
+          </w:p>
+        </w:tc>
+        <w:tc>
+          <w:tcPr>
+            <w:tcW w:w="490" w:type="dxa"/>
+            <w:tcBorders>
+              <w:top w:val="single" w:sz="6" w:space="0" w:color="000000"/>
+              <w:start w:val="single" w:sz="6" w:space="0" w:color="000000"/>
+              <w:bottom w:val="single" w:sz="6" w:space="0" w:color="000000"/>
+              <w:end w:val="single" w:sz="6" w:space="0" w:color="000000"/>
+            </w:tcBorders>
+            <w:vAlign w:val="center"/>
+          </w:tcPr>
+          <w:p>
+            <w:pPr>
+              <w:pStyle w:val="Style35"/>
+              <w:spacing w:before="120" w:after="0"/>
+              <w:rPr/>
+            </w:pPr>
+            <w:r>
+              <w:rPr/>
+            </w:r>
+          </w:p>
+        </w:tc>
+        <w:tc>
+          <w:tcPr>
+            <w:tcW w:w="491" w:type="dxa"/>
+            <w:tcBorders>
+              <w:top w:val="single" w:sz="6" w:space="0" w:color="000000"/>
+              <w:start w:val="single" w:sz="6" w:space="0" w:color="000000"/>
+              <w:bottom w:val="single" w:sz="6" w:space="0" w:color="000000"/>
+              <w:end w:val="single" w:sz="6" w:space="0" w:color="000000"/>
+            </w:tcBorders>
+            <w:vAlign w:val="center"/>
+          </w:tcPr>
+          <w:p>
+            <w:pPr>
+              <w:pStyle w:val="Style35"/>
+              <w:spacing w:before="120" w:after="0"/>
+              <w:rPr/>
+            </w:pPr>
+            <w:r>
+              <w:rPr/>
+            </w:r>
+          </w:p>
+        </w:tc>
+        <w:tc>
+          <w:tcPr>
+            <w:tcW w:w="634" w:type="dxa"/>
+            <w:tcBorders>
+              <w:top w:val="single" w:sz="6" w:space="0" w:color="000000"/>
+              <w:start w:val="single" w:sz="6" w:space="0" w:color="000000"/>
+              <w:bottom w:val="single" w:sz="6" w:space="0" w:color="000000"/>
+              <w:end w:val="single" w:sz="6" w:space="0" w:color="000000"/>
+            </w:tcBorders>
+            <w:vAlign w:val="center"/>
+          </w:tcPr>
+          <w:p>
+            <w:pPr>
+              <w:pStyle w:val="Style35"/>
+              <w:spacing w:before="120" w:after="0"/>
+              <w:rPr/>
+            </w:pPr>
+            <w:r>
+              <w:rPr/>
+            </w:r>
+          </w:p>
+        </w:tc>
+      </w:tr>
+    </w:tbl>
+    <w:p>
+      <w:pPr>
+        <w:pStyle w:val="Style34"/>
+        <w:jc w:val="both"/>
+        <w:rPr>
+          <w:lang w:val="en-US"/>
+        </w:rPr>
+      </w:pPr>
+      <w:r>
+        <w:rPr>
+          <w:lang w:val="en-US"/>
+        </w:rPr>
+      </w:r>
+    </w:p>
+    <w:p>
+      <w:pPr>
+        <w:pStyle w:val="Style34"/>
+        <w:jc w:val="both"/>
+        <w:rPr/>
+      </w:pPr>
+      <w:r>
+        <w:rPr/>
+        <w:t xml:space="preserve">Таблица </w:t>
+      </w:r>
+      <w:r>
+        <w:rPr/>
+        <w:fldChar w:fldCharType="begin"/>
+      </w:r>
+      <w:r>
+        <w:rPr/>
+        <w:instrText xml:space="preserve"> SEQ Таблица \* ARABIC </w:instrText>
+      </w:r>
+      <w:r>
+        <w:rPr/>
+        <w:fldChar w:fldCharType="separate"/>
+      </w:r>
+      <w:r>
+        <w:rPr/>
+        <w:t>16</w:t>
+      </w:r>
+      <w:r>
+        <w:rPr/>
+        <w:fldChar w:fldCharType="end"/>
+      </w:r>
+      <w:r>
+        <w:rPr/>
+        <w:t xml:space="preserve"> Максимальная скорость ветра с учетом порывов, м/с</w:t>
+      </w:r>
+    </w:p>
+    <w:tbl>
+      <w:tblPr>
+        <w:tblW w:w="6514" w:type="dxa"/>
+        <w:jc w:val="center"/>
+        <w:tblInd w:w="0" w:type="dxa"/>
+        <w:tblLayout w:type="fixed"/>
+        <w:tblCellMar>
+          <w:top w:w="0" w:type="dxa"/>
+          <w:start w:w="40" w:type="dxa"/>
+          <w:bottom w:w="0" w:type="dxa"/>
+          <w:end w:w="40" w:type="dxa"/>
+        </w:tblCellMar>
+        <w:tblLook w:noHBand="0" w:noVBand="0" w:firstColumn="0" w:lastRow="0" w:lastColumn="0" w:firstRow="0" w:val="0000"/>
+      </w:tblPr>
+      <w:tblGrid>
+        <w:gridCol w:w="489"/>
+        <w:gridCol w:w="490"/>
+        <w:gridCol w:w="491"/>
+        <w:gridCol w:w="490"/>
+        <w:gridCol w:w="489"/>
+        <w:gridCol w:w="490"/>
+        <w:gridCol w:w="491"/>
+        <w:gridCol w:w="602"/>
+        <w:gridCol w:w="424"/>
+        <w:gridCol w:w="443"/>
+        <w:gridCol w:w="490"/>
+        <w:gridCol w:w="491"/>
+        <w:gridCol w:w="634"/>
+      </w:tblGrid>
+      <w:tr>
+        <w:trPr>
+          <w:tblHeader w:val="true"/>
+          <w:trHeight w:val="463" w:hRule="atLeast"/>
+          <w:cantSplit/>
+        </w:trPr>
+        <w:tc>
+          <w:tcPr>
+            <w:tcW w:w="489" w:type="dxa"/>
+            <w:tcBorders>
+              <w:top w:val="single" w:sz="6" w:space="0" w:color="000000"/>
+              <w:start w:val="single" w:sz="6" w:space="0" w:color="000000"/>
+              <w:bottom w:val="single" w:sz="6" w:space="0" w:color="000000"/>
+              <w:end w:val="single" w:sz="6" w:space="0" w:color="000000"/>
+            </w:tcBorders>
+            <w:vAlign w:val="center"/>
+          </w:tcPr>
+          <w:p>
+            <w:pPr>
+              <w:pStyle w:val="Style25"/>
+              <w:rPr>
+                <w:lang w:val="en-US"/>
+              </w:rPr>
+            </w:pPr>
+            <w:r>
+              <w:rPr>
+                <w:lang w:val="en-US"/>
+              </w:rPr>
+              <w:t>I</w:t>
+            </w:r>
+          </w:p>
+        </w:tc>
+        <w:tc>
+          <w:tcPr>
+            <w:tcW w:w="490" w:type="dxa"/>
+            <w:tcBorders>
+              <w:top w:val="single" w:sz="6" w:space="0" w:color="000000"/>
+              <w:start w:val="single" w:sz="6" w:space="0" w:color="000000"/>
+              <w:bottom w:val="single" w:sz="6" w:space="0" w:color="000000"/>
+              <w:end w:val="single" w:sz="6" w:space="0" w:color="000000"/>
+            </w:tcBorders>
+            <w:vAlign w:val="center"/>
+          </w:tcPr>
+          <w:p>
+            <w:pPr>
+              <w:pStyle w:val="Style25"/>
+              <w:rPr>
+                <w:lang w:val="en-US"/>
+              </w:rPr>
+            </w:pPr>
+            <w:r>
+              <w:rPr>
+                <w:lang w:val="en-US"/>
+              </w:rPr>
+              <w:t>II</w:t>
+            </w:r>
+          </w:p>
+        </w:tc>
+        <w:tc>
+          <w:tcPr>
+            <w:tcW w:w="491" w:type="dxa"/>
+            <w:tcBorders>
+              <w:top w:val="single" w:sz="6" w:space="0" w:color="000000"/>
+              <w:start w:val="single" w:sz="6" w:space="0" w:color="000000"/>
+              <w:bottom w:val="single" w:sz="6" w:space="0" w:color="000000"/>
+              <w:end w:val="single" w:sz="6" w:space="0" w:color="000000"/>
+            </w:tcBorders>
+            <w:vAlign w:val="center"/>
+          </w:tcPr>
+          <w:p>
+            <w:pPr>
+              <w:pStyle w:val="Style25"/>
+              <w:rPr>
+                <w:lang w:val="en-US"/>
+              </w:rPr>
+            </w:pPr>
+            <w:r>
+              <w:rPr>
+                <w:lang w:val="en-US"/>
+              </w:rPr>
+              <w:t>III</w:t>
+            </w:r>
+          </w:p>
+        </w:tc>
+        <w:tc>
+          <w:tcPr>
+            <w:tcW w:w="490" w:type="dxa"/>
+            <w:tcBorders>
+              <w:top w:val="single" w:sz="6" w:space="0" w:color="000000"/>
+              <w:start w:val="single" w:sz="6" w:space="0" w:color="000000"/>
+              <w:bottom w:val="single" w:sz="6" w:space="0" w:color="000000"/>
+              <w:end w:val="single" w:sz="6" w:space="0" w:color="000000"/>
+            </w:tcBorders>
+            <w:vAlign w:val="center"/>
+          </w:tcPr>
+          <w:p>
+            <w:pPr>
+              <w:pStyle w:val="Style25"/>
+              <w:rPr>
+                <w:lang w:val="en-US"/>
+              </w:rPr>
+            </w:pPr>
+            <w:r>
+              <w:rPr>
+                <w:lang w:val="en-US"/>
+              </w:rPr>
+              <w:t>IV</w:t>
+            </w:r>
+          </w:p>
+        </w:tc>
+        <w:tc>
+          <w:tcPr>
+            <w:tcW w:w="489" w:type="dxa"/>
+            <w:tcBorders>
+              <w:top w:val="single" w:sz="6" w:space="0" w:color="000000"/>
+              <w:start w:val="single" w:sz="6" w:space="0" w:color="000000"/>
+              <w:bottom w:val="single" w:sz="6" w:space="0" w:color="000000"/>
+              <w:end w:val="single" w:sz="6" w:space="0" w:color="000000"/>
+            </w:tcBorders>
+            <w:vAlign w:val="center"/>
+          </w:tcPr>
+          <w:p>
+            <w:pPr>
+              <w:pStyle w:val="Style25"/>
+              <w:rPr>
+                <w:lang w:val="en-US"/>
+              </w:rPr>
+            </w:pPr>
+            <w:r>
+              <w:rPr>
+                <w:lang w:val="en-US"/>
+              </w:rPr>
+              <w:t>V</w:t>
+            </w:r>
+          </w:p>
+        </w:tc>
+        <w:tc>
+          <w:tcPr>
+            <w:tcW w:w="490" w:type="dxa"/>
+            <w:tcBorders>
+              <w:top w:val="single" w:sz="6" w:space="0" w:color="000000"/>
+              <w:start w:val="single" w:sz="6" w:space="0" w:color="000000"/>
+              <w:bottom w:val="single" w:sz="6" w:space="0" w:color="000000"/>
+              <w:end w:val="single" w:sz="6" w:space="0" w:color="000000"/>
+            </w:tcBorders>
+            <w:vAlign w:val="center"/>
+          </w:tcPr>
+          <w:p>
+            <w:pPr>
+              <w:pStyle w:val="Style25"/>
+              <w:rPr>
+                <w:lang w:val="en-US"/>
+              </w:rPr>
+            </w:pPr>
+            <w:r>
+              <w:rPr>
+                <w:lang w:val="en-US"/>
+              </w:rPr>
+              <w:t>VI</w:t>
+            </w:r>
+          </w:p>
+        </w:tc>
+        <w:tc>
+          <w:tcPr>
+            <w:tcW w:w="491" w:type="dxa"/>
+            <w:tcBorders>
+              <w:top w:val="single" w:sz="6" w:space="0" w:color="000000"/>
+              <w:start w:val="single" w:sz="6" w:space="0" w:color="000000"/>
+              <w:bottom w:val="single" w:sz="6" w:space="0" w:color="000000"/>
+              <w:end w:val="single" w:sz="6" w:space="0" w:color="000000"/>
+            </w:tcBorders>
+            <w:vAlign w:val="center"/>
+          </w:tcPr>
+          <w:p>
+            <w:pPr>
+              <w:pStyle w:val="Style25"/>
+              <w:rPr>
+                <w:lang w:val="en-US"/>
+              </w:rPr>
+            </w:pPr>
+            <w:r>
+              <w:rPr>
+                <w:lang w:val="en-US"/>
+              </w:rPr>
+              <w:t>VI</w:t>
+            </w:r>
+          </w:p>
+        </w:tc>
+        <w:tc>
+          <w:tcPr>
+            <w:tcW w:w="602" w:type="dxa"/>
+            <w:tcBorders>
+              <w:top w:val="single" w:sz="6" w:space="0" w:color="000000"/>
+              <w:start w:val="single" w:sz="6" w:space="0" w:color="000000"/>
+              <w:bottom w:val="single" w:sz="6" w:space="0" w:color="000000"/>
+              <w:end w:val="single" w:sz="6" w:space="0" w:color="000000"/>
+            </w:tcBorders>
+            <w:vAlign w:val="center"/>
+          </w:tcPr>
+          <w:p>
+            <w:pPr>
+              <w:pStyle w:val="Style25"/>
+              <w:rPr>
+                <w:lang w:val="en-US"/>
+              </w:rPr>
+            </w:pPr>
+            <w:r>
+              <w:rPr>
+                <w:lang w:val="en-US"/>
+              </w:rPr>
+              <w:t>VIII</w:t>
+            </w:r>
+          </w:p>
+        </w:tc>
+        <w:tc>
+          <w:tcPr>
+            <w:tcW w:w="424" w:type="dxa"/>
+            <w:tcBorders>
+              <w:top w:val="single" w:sz="6" w:space="0" w:color="000000"/>
+              <w:start w:val="single" w:sz="6" w:space="0" w:color="000000"/>
+              <w:bottom w:val="single" w:sz="6" w:space="0" w:color="000000"/>
+              <w:end w:val="single" w:sz="6" w:space="0" w:color="000000"/>
+            </w:tcBorders>
+            <w:vAlign w:val="center"/>
+          </w:tcPr>
+          <w:p>
+            <w:pPr>
+              <w:pStyle w:val="Style25"/>
+              <w:rPr>
+                <w:lang w:val="en-US"/>
+              </w:rPr>
+            </w:pPr>
+            <w:r>
+              <w:rPr>
+                <w:lang w:val="en-US"/>
+              </w:rPr>
+              <w:t>IX</w:t>
+            </w:r>
+          </w:p>
+        </w:tc>
+        <w:tc>
+          <w:tcPr>
+            <w:tcW w:w="443" w:type="dxa"/>
+            <w:tcBorders>
+              <w:top w:val="single" w:sz="6" w:space="0" w:color="000000"/>
+              <w:start w:val="single" w:sz="6" w:space="0" w:color="000000"/>
+              <w:bottom w:val="single" w:sz="6" w:space="0" w:color="000000"/>
+              <w:end w:val="single" w:sz="6" w:space="0" w:color="000000"/>
+            </w:tcBorders>
+            <w:vAlign w:val="center"/>
+          </w:tcPr>
+          <w:p>
+            <w:pPr>
+              <w:pStyle w:val="Style25"/>
+              <w:rPr>
+                <w:lang w:val="en-US"/>
+              </w:rPr>
+            </w:pPr>
+            <w:r>
+              <w:rPr>
+                <w:lang w:val="en-US"/>
+              </w:rPr>
+              <w:t>X</w:t>
+            </w:r>
+          </w:p>
+        </w:tc>
+        <w:tc>
+          <w:tcPr>
+            <w:tcW w:w="490" w:type="dxa"/>
+            <w:tcBorders>
+              <w:top w:val="single" w:sz="6" w:space="0" w:color="000000"/>
+              <w:start w:val="single" w:sz="6" w:space="0" w:color="000000"/>
+              <w:bottom w:val="single" w:sz="6" w:space="0" w:color="000000"/>
+              <w:end w:val="single" w:sz="6" w:space="0" w:color="000000"/>
+            </w:tcBorders>
+            <w:vAlign w:val="center"/>
+          </w:tcPr>
+          <w:p>
+            <w:pPr>
+              <w:pStyle w:val="Style25"/>
+              <w:rPr>
+                <w:lang w:val="en-US"/>
+              </w:rPr>
+            </w:pPr>
+            <w:r>
+              <w:rPr>
+                <w:lang w:val="en-US"/>
+              </w:rPr>
+              <w:t>XI</w:t>
+            </w:r>
+          </w:p>
+        </w:tc>
+        <w:tc>
+          <w:tcPr>
+            <w:tcW w:w="491" w:type="dxa"/>
+            <w:tcBorders>
+              <w:top w:val="single" w:sz="6" w:space="0" w:color="000000"/>
+              <w:start w:val="single" w:sz="6" w:space="0" w:color="000000"/>
+              <w:bottom w:val="single" w:sz="6" w:space="0" w:color="000000"/>
+              <w:end w:val="single" w:sz="6" w:space="0" w:color="000000"/>
+            </w:tcBorders>
+            <w:vAlign w:val="center"/>
+          </w:tcPr>
+          <w:p>
+            <w:pPr>
+              <w:pStyle w:val="Style25"/>
+              <w:rPr>
+                <w:lang w:val="en-US"/>
+              </w:rPr>
+            </w:pPr>
+            <w:r>
+              <w:rPr>
+                <w:lang w:val="en-US"/>
+              </w:rPr>
+              <w:t>XII</w:t>
+            </w:r>
+          </w:p>
+        </w:tc>
+        <w:tc>
+          <w:tcPr>
+            <w:tcW w:w="634" w:type="dxa"/>
+            <w:tcBorders>
+              <w:top w:val="single" w:sz="6" w:space="0" w:color="000000"/>
+              <w:start w:val="single" w:sz="6" w:space="0" w:color="000000"/>
+              <w:bottom w:val="single" w:sz="6" w:space="0" w:color="000000"/>
+              <w:end w:val="single" w:sz="6" w:space="0" w:color="000000"/>
+            </w:tcBorders>
+            <w:vAlign w:val="center"/>
+          </w:tcPr>
+          <w:p>
+            <w:pPr>
+              <w:pStyle w:val="Style25"/>
+              <w:rPr>
+                <w:lang w:val="en-US"/>
+              </w:rPr>
+            </w:pPr>
+            <w:r>
+              <w:rPr>
+                <w:lang w:val="en-US"/>
+              </w:rPr>
+              <w:t>Год</w:t>
+            </w:r>
+          </w:p>
+        </w:tc>
+      </w:tr>
+      <w:tr>
+        <w:trPr>
+          <w:trHeight w:val="463" w:hRule="atLeast"/>
+          <w:cantSplit/>
+        </w:trPr>
+        <w:tc>
+          <w:tcPr>
+            <w:tcW w:w="489" w:type="dxa"/>
+            <w:tcBorders>
+              <w:top w:val="single" w:sz="6" w:space="0" w:color="000000"/>
+              <w:start w:val="single" w:sz="6" w:space="0" w:color="000000"/>
+              <w:bottom w:val="single" w:sz="6" w:space="0" w:color="000000"/>
+              <w:end w:val="single" w:sz="6" w:space="0" w:color="000000"/>
+            </w:tcBorders>
+            <w:vAlign w:val="center"/>
+          </w:tcPr>
+          <w:p>
+            <w:pPr>
+              <w:pStyle w:val="Style35"/>
+              <w:spacing w:before="120" w:after="0"/>
+              <w:rPr/>
+            </w:pPr>
+            <w:r>
+              <w:rPr/>
+            </w:r>
+          </w:p>
+        </w:tc>
+        <w:tc>
+          <w:tcPr>
+            <w:tcW w:w="490" w:type="dxa"/>
+            <w:tcBorders>
+              <w:top w:val="single" w:sz="6" w:space="0" w:color="000000"/>
+              <w:start w:val="single" w:sz="6" w:space="0" w:color="000000"/>
+              <w:bottom w:val="single" w:sz="6" w:space="0" w:color="000000"/>
+              <w:end w:val="single" w:sz="6" w:space="0" w:color="000000"/>
+            </w:tcBorders>
+            <w:vAlign w:val="center"/>
+          </w:tcPr>
+          <w:p>
+            <w:pPr>
+              <w:pStyle w:val="Style35"/>
+              <w:spacing w:before="120" w:after="0"/>
+              <w:rPr/>
+            </w:pPr>
+            <w:r>
+              <w:rPr/>
+            </w:r>
+          </w:p>
+        </w:tc>
+        <w:tc>
+          <w:tcPr>
+            <w:tcW w:w="491" w:type="dxa"/>
+            <w:tcBorders>
+              <w:top w:val="single" w:sz="6" w:space="0" w:color="000000"/>
+              <w:start w:val="single" w:sz="6" w:space="0" w:color="000000"/>
+              <w:bottom w:val="single" w:sz="6" w:space="0" w:color="000000"/>
+              <w:end w:val="single" w:sz="6" w:space="0" w:color="000000"/>
+            </w:tcBorders>
+            <w:vAlign w:val="center"/>
+          </w:tcPr>
+          <w:p>
+            <w:pPr>
+              <w:pStyle w:val="Style35"/>
+              <w:spacing w:before="120" w:after="0"/>
+              <w:rPr/>
+            </w:pPr>
+            <w:r>
+              <w:rPr/>
+            </w:r>
+          </w:p>
+        </w:tc>
+        <w:tc>
+          <w:tcPr>
+            <w:tcW w:w="490" w:type="dxa"/>
+            <w:tcBorders>
+              <w:top w:val="single" w:sz="6" w:space="0" w:color="000000"/>
+              <w:start w:val="single" w:sz="6" w:space="0" w:color="000000"/>
+              <w:bottom w:val="single" w:sz="6" w:space="0" w:color="000000"/>
+              <w:end w:val="single" w:sz="6" w:space="0" w:color="000000"/>
+            </w:tcBorders>
+            <w:vAlign w:val="center"/>
+          </w:tcPr>
+          <w:p>
+            <w:pPr>
+              <w:pStyle w:val="Style35"/>
+              <w:spacing w:before="120" w:after="0"/>
+              <w:rPr/>
+            </w:pPr>
+            <w:r>
+              <w:rPr/>
+            </w:r>
+          </w:p>
+        </w:tc>
+        <w:tc>
+          <w:tcPr>
+            <w:tcW w:w="489" w:type="dxa"/>
+            <w:tcBorders>
+              <w:top w:val="single" w:sz="6" w:space="0" w:color="000000"/>
+              <w:start w:val="single" w:sz="6" w:space="0" w:color="000000"/>
+              <w:bottom w:val="single" w:sz="6" w:space="0" w:color="000000"/>
+              <w:end w:val="single" w:sz="6" w:space="0" w:color="000000"/>
+            </w:tcBorders>
+            <w:vAlign w:val="center"/>
+          </w:tcPr>
+          <w:p>
+            <w:pPr>
+              <w:pStyle w:val="Style35"/>
+              <w:spacing w:before="120" w:after="0"/>
+              <w:rPr/>
+            </w:pPr>
+            <w:r>
+              <w:rPr/>
+            </w:r>
+          </w:p>
+        </w:tc>
+        <w:tc>
+          <w:tcPr>
+            <w:tcW w:w="490" w:type="dxa"/>
+            <w:tcBorders>
+              <w:top w:val="single" w:sz="6" w:space="0" w:color="000000"/>
+              <w:start w:val="single" w:sz="6" w:space="0" w:color="000000"/>
+              <w:bottom w:val="single" w:sz="6" w:space="0" w:color="000000"/>
+              <w:end w:val="single" w:sz="6" w:space="0" w:color="000000"/>
+            </w:tcBorders>
+            <w:vAlign w:val="center"/>
+          </w:tcPr>
+          <w:p>
+            <w:pPr>
+              <w:pStyle w:val="Style35"/>
+              <w:spacing w:before="120" w:after="0"/>
+              <w:rPr/>
+            </w:pPr>
+            <w:r>
+              <w:rPr/>
+            </w:r>
+          </w:p>
+        </w:tc>
+        <w:tc>
+          <w:tcPr>
+            <w:tcW w:w="491" w:type="dxa"/>
+            <w:tcBorders>
+              <w:top w:val="single" w:sz="6" w:space="0" w:color="000000"/>
+              <w:start w:val="single" w:sz="6" w:space="0" w:color="000000"/>
+              <w:bottom w:val="single" w:sz="6" w:space="0" w:color="000000"/>
+              <w:end w:val="single" w:sz="6" w:space="0" w:color="000000"/>
+            </w:tcBorders>
+            <w:vAlign w:val="center"/>
+          </w:tcPr>
+          <w:p>
+            <w:pPr>
+              <w:pStyle w:val="Style35"/>
+              <w:spacing w:before="120" w:after="0"/>
+              <w:rPr/>
+            </w:pPr>
+            <w:r>
+              <w:rPr/>
+            </w:r>
+          </w:p>
+        </w:tc>
+        <w:tc>
+          <w:tcPr>
+            <w:tcW w:w="602" w:type="dxa"/>
+            <w:tcBorders>
+              <w:top w:val="single" w:sz="6" w:space="0" w:color="000000"/>
+              <w:start w:val="single" w:sz="6" w:space="0" w:color="000000"/>
+              <w:bottom w:val="single" w:sz="6" w:space="0" w:color="000000"/>
+              <w:end w:val="single" w:sz="6" w:space="0" w:color="000000"/>
+            </w:tcBorders>
+            <w:vAlign w:val="center"/>
+          </w:tcPr>
+          <w:p>
+            <w:pPr>
+              <w:pStyle w:val="Style35"/>
+              <w:spacing w:before="120" w:after="0"/>
+              <w:rPr/>
+            </w:pPr>
+            <w:r>
+              <w:rPr/>
+            </w:r>
+          </w:p>
+        </w:tc>
+        <w:tc>
+          <w:tcPr>
+            <w:tcW w:w="424" w:type="dxa"/>
+            <w:tcBorders>
+              <w:top w:val="single" w:sz="6" w:space="0" w:color="000000"/>
+              <w:start w:val="single" w:sz="6" w:space="0" w:color="000000"/>
+              <w:bottom w:val="single" w:sz="6" w:space="0" w:color="000000"/>
+              <w:end w:val="single" w:sz="6" w:space="0" w:color="000000"/>
+            </w:tcBorders>
+            <w:vAlign w:val="center"/>
+          </w:tcPr>
+          <w:p>
+            <w:pPr>
+              <w:pStyle w:val="Style35"/>
+              <w:spacing w:before="120" w:after="0"/>
+              <w:rPr/>
+            </w:pPr>
+            <w:r>
+              <w:rPr/>
+            </w:r>
+          </w:p>
+        </w:tc>
+        <w:tc>
+          <w:tcPr>
+            <w:tcW w:w="443" w:type="dxa"/>
+            <w:tcBorders>
+              <w:top w:val="single" w:sz="6" w:space="0" w:color="000000"/>
+              <w:start w:val="single" w:sz="6" w:space="0" w:color="000000"/>
+              <w:bottom w:val="single" w:sz="6" w:space="0" w:color="000000"/>
+              <w:end w:val="single" w:sz="6" w:space="0" w:color="000000"/>
+            </w:tcBorders>
+            <w:vAlign w:val="center"/>
+          </w:tcPr>
+          <w:p>
+            <w:pPr>
+              <w:pStyle w:val="Style35"/>
+              <w:spacing w:before="120" w:after="0"/>
+              <w:rPr/>
+            </w:pPr>
+            <w:r>
+              <w:rPr/>
+            </w:r>
+          </w:p>
+        </w:tc>
+        <w:tc>
+          <w:tcPr>
+            <w:tcW w:w="490" w:type="dxa"/>
+            <w:tcBorders>
+              <w:top w:val="single" w:sz="6" w:space="0" w:color="000000"/>
+              <w:start w:val="single" w:sz="6" w:space="0" w:color="000000"/>
+              <w:bottom w:val="single" w:sz="6" w:space="0" w:color="000000"/>
+              <w:end w:val="single" w:sz="6" w:space="0" w:color="000000"/>
+            </w:tcBorders>
+            <w:vAlign w:val="center"/>
+          </w:tcPr>
+          <w:p>
+            <w:pPr>
+              <w:pStyle w:val="Style35"/>
+              <w:spacing w:before="120" w:after="0"/>
+              <w:rPr/>
+            </w:pPr>
+            <w:r>
+              <w:rPr/>
+            </w:r>
+          </w:p>
+        </w:tc>
+        <w:tc>
+          <w:tcPr>
+            <w:tcW w:w="491" w:type="dxa"/>
+            <w:tcBorders>
+              <w:top w:val="single" w:sz="6" w:space="0" w:color="000000"/>
+              <w:start w:val="single" w:sz="6" w:space="0" w:color="000000"/>
+              <w:bottom w:val="single" w:sz="6" w:space="0" w:color="000000"/>
+              <w:end w:val="single" w:sz="6" w:space="0" w:color="000000"/>
+            </w:tcBorders>
+            <w:vAlign w:val="center"/>
+          </w:tcPr>
+          <w:p>
+            <w:pPr>
+              <w:pStyle w:val="Style35"/>
+              <w:spacing w:before="120" w:after="0"/>
+              <w:rPr/>
+            </w:pPr>
+            <w:r>
+              <w:rPr/>
+            </w:r>
+          </w:p>
+        </w:tc>
+        <w:tc>
+          <w:tcPr>
+            <w:tcW w:w="634" w:type="dxa"/>
+            <w:tcBorders>
+              <w:top w:val="single" w:sz="6" w:space="0" w:color="000000"/>
+              <w:start w:val="single" w:sz="6" w:space="0" w:color="000000"/>
+              <w:bottom w:val="single" w:sz="6" w:space="0" w:color="000000"/>
+              <w:end w:val="single" w:sz="6" w:space="0" w:color="000000"/>
+            </w:tcBorders>
+            <w:vAlign w:val="center"/>
+          </w:tcPr>
+          <w:p>
+            <w:pPr>
+              <w:pStyle w:val="Style35"/>
+              <w:spacing w:before="120" w:after="0"/>
+              <w:rPr/>
+            </w:pPr>
+            <w:r>
+              <w:rPr/>
+            </w:r>
+          </w:p>
+        </w:tc>
+      </w:tr>
+    </w:tbl>
+    <w:p>
+      <w:pPr>
+        <w:pStyle w:val="Style34"/>
+        <w:jc w:val="both"/>
+        <w:rPr/>
+      </w:pPr>
+      <w:r>
+        <w:rPr/>
+        <w:t xml:space="preserve">Таблица </w:t>
+      </w:r>
+      <w:r>
+        <w:rPr/>
+        <w:fldChar w:fldCharType="begin"/>
+      </w:r>
+      <w:r>
+        <w:rPr/>
+        <w:instrText xml:space="preserve"> SEQ Таблица \* ARABIC </w:instrText>
+      </w:r>
+      <w:r>
+        <w:rPr/>
+        <w:fldChar w:fldCharType="separate"/>
+      </w:r>
+      <w:r>
+        <w:rPr/>
+        <w:t>17</w:t>
+      </w:r>
+      <w:r>
+        <w:rPr/>
+        <w:fldChar w:fldCharType="end"/>
+      </w:r>
+      <w:r>
+        <w:rPr/>
+        <w:t xml:space="preserve"> Среднее число дней с сильным ветром (более 15 м/с)</w:t>
+      </w:r>
+    </w:p>
+    <w:tbl>
+      <w:tblPr>
+        <w:tblW w:w="6514" w:type="dxa"/>
+        <w:jc w:val="center"/>
+        <w:tblInd w:w="0" w:type="dxa"/>
+        <w:tblLayout w:type="fixed"/>
+        <w:tblCellMar>
+          <w:top w:w="0" w:type="dxa"/>
+          <w:start w:w="40" w:type="dxa"/>
+          <w:bottom w:w="0" w:type="dxa"/>
+          <w:end w:w="40" w:type="dxa"/>
+        </w:tblCellMar>
+        <w:tblLook w:noHBand="0" w:noVBand="0" w:firstColumn="0" w:lastRow="0" w:lastColumn="0" w:firstRow="0" w:val="0000"/>
+      </w:tblPr>
+      <w:tblGrid>
+        <w:gridCol w:w="489"/>
+        <w:gridCol w:w="490"/>
+        <w:gridCol w:w="491"/>
+        <w:gridCol w:w="490"/>
+        <w:gridCol w:w="489"/>
+        <w:gridCol w:w="490"/>
+        <w:gridCol w:w="491"/>
+        <w:gridCol w:w="602"/>
+        <w:gridCol w:w="424"/>
+        <w:gridCol w:w="443"/>
+        <w:gridCol w:w="490"/>
+        <w:gridCol w:w="491"/>
+        <w:gridCol w:w="634"/>
+      </w:tblGrid>
+      <w:tr>
+        <w:trPr>
+          <w:tblHeader w:val="true"/>
+          <w:trHeight w:val="463" w:hRule="atLeast"/>
+          <w:cantSplit/>
+        </w:trPr>
+        <w:tc>
+          <w:tcPr>
+            <w:tcW w:w="489" w:type="dxa"/>
+            <w:tcBorders>
+              <w:top w:val="single" w:sz="6" w:space="0" w:color="000000"/>
+              <w:start w:val="single" w:sz="6" w:space="0" w:color="000000"/>
+              <w:bottom w:val="single" w:sz="6" w:space="0" w:color="000000"/>
+              <w:end w:val="single" w:sz="6" w:space="0" w:color="000000"/>
+            </w:tcBorders>
+            <w:vAlign w:val="center"/>
+          </w:tcPr>
+          <w:p>
+            <w:pPr>
+              <w:pStyle w:val="Style25"/>
+              <w:rPr>
+                <w:lang w:val="en-US"/>
+              </w:rPr>
+            </w:pPr>
+            <w:r>
+              <w:rPr>
+                <w:lang w:val="en-US"/>
+              </w:rPr>
+              <w:t>I</w:t>
+            </w:r>
+          </w:p>
+        </w:tc>
+        <w:tc>
+          <w:tcPr>
+            <w:tcW w:w="490" w:type="dxa"/>
+            <w:tcBorders>
+              <w:top w:val="single" w:sz="6" w:space="0" w:color="000000"/>
+              <w:start w:val="single" w:sz="6" w:space="0" w:color="000000"/>
+              <w:bottom w:val="single" w:sz="6" w:space="0" w:color="000000"/>
+              <w:end w:val="single" w:sz="6" w:space="0" w:color="000000"/>
+            </w:tcBorders>
+            <w:vAlign w:val="center"/>
+          </w:tcPr>
+          <w:p>
+            <w:pPr>
+              <w:pStyle w:val="Style25"/>
+              <w:rPr>
+                <w:lang w:val="en-US"/>
+              </w:rPr>
+            </w:pPr>
+            <w:r>
+              <w:rPr>
+                <w:lang w:val="en-US"/>
+              </w:rPr>
+              <w:t>II</w:t>
+            </w:r>
+          </w:p>
+        </w:tc>
+        <w:tc>
+          <w:tcPr>
+            <w:tcW w:w="491" w:type="dxa"/>
+            <w:tcBorders>
+              <w:top w:val="single" w:sz="6" w:space="0" w:color="000000"/>
+              <w:start w:val="single" w:sz="6" w:space="0" w:color="000000"/>
+              <w:bottom w:val="single" w:sz="6" w:space="0" w:color="000000"/>
+              <w:end w:val="single" w:sz="6" w:space="0" w:color="000000"/>
+            </w:tcBorders>
+            <w:vAlign w:val="center"/>
+          </w:tcPr>
+          <w:p>
+            <w:pPr>
+              <w:pStyle w:val="Style25"/>
+              <w:rPr>
+                <w:lang w:val="en-US"/>
+              </w:rPr>
+            </w:pPr>
+            <w:r>
+              <w:rPr>
+                <w:lang w:val="en-US"/>
+              </w:rPr>
+              <w:t>III</w:t>
+            </w:r>
+          </w:p>
+        </w:tc>
+        <w:tc>
+          <w:tcPr>
+            <w:tcW w:w="490" w:type="dxa"/>
+            <w:tcBorders>
+              <w:top w:val="single" w:sz="6" w:space="0" w:color="000000"/>
+              <w:start w:val="single" w:sz="6" w:space="0" w:color="000000"/>
+              <w:bottom w:val="single" w:sz="6" w:space="0" w:color="000000"/>
+              <w:end w:val="single" w:sz="6" w:space="0" w:color="000000"/>
+            </w:tcBorders>
+            <w:vAlign w:val="center"/>
+          </w:tcPr>
+          <w:p>
+            <w:pPr>
+              <w:pStyle w:val="Style25"/>
+              <w:rPr>
+                <w:lang w:val="en-US"/>
+              </w:rPr>
+            </w:pPr>
+            <w:r>
+              <w:rPr>
+                <w:lang w:val="en-US"/>
+              </w:rPr>
+              <w:t>IV</w:t>
+            </w:r>
+          </w:p>
+        </w:tc>
+        <w:tc>
+          <w:tcPr>
+            <w:tcW w:w="489" w:type="dxa"/>
+            <w:tcBorders>
+              <w:top w:val="single" w:sz="6" w:space="0" w:color="000000"/>
+              <w:start w:val="single" w:sz="6" w:space="0" w:color="000000"/>
+              <w:bottom w:val="single" w:sz="6" w:space="0" w:color="000000"/>
+              <w:end w:val="single" w:sz="6" w:space="0" w:color="000000"/>
+            </w:tcBorders>
+            <w:vAlign w:val="center"/>
+          </w:tcPr>
+          <w:p>
+            <w:pPr>
+              <w:pStyle w:val="Style25"/>
+              <w:rPr>
+                <w:lang w:val="en-US"/>
+              </w:rPr>
+            </w:pPr>
+            <w:r>
+              <w:rPr>
+                <w:lang w:val="en-US"/>
+              </w:rPr>
+              <w:t>V</w:t>
+            </w:r>
+          </w:p>
+        </w:tc>
+        <w:tc>
+          <w:tcPr>
+            <w:tcW w:w="490" w:type="dxa"/>
+            <w:tcBorders>
+              <w:top w:val="single" w:sz="6" w:space="0" w:color="000000"/>
+              <w:start w:val="single" w:sz="6" w:space="0" w:color="000000"/>
+              <w:bottom w:val="single" w:sz="6" w:space="0" w:color="000000"/>
+              <w:end w:val="single" w:sz="6" w:space="0" w:color="000000"/>
+            </w:tcBorders>
+            <w:vAlign w:val="center"/>
+          </w:tcPr>
+          <w:p>
+            <w:pPr>
+              <w:pStyle w:val="Style25"/>
+              <w:rPr>
+                <w:lang w:val="en-US"/>
+              </w:rPr>
+            </w:pPr>
+            <w:r>
+              <w:rPr>
+                <w:lang w:val="en-US"/>
+              </w:rPr>
+              <w:t>VI</w:t>
+            </w:r>
+          </w:p>
+        </w:tc>
+        <w:tc>
+          <w:tcPr>
+            <w:tcW w:w="491" w:type="dxa"/>
+            <w:tcBorders>
+              <w:top w:val="single" w:sz="6" w:space="0" w:color="000000"/>
+              <w:start w:val="single" w:sz="6" w:space="0" w:color="000000"/>
+              <w:bottom w:val="single" w:sz="6" w:space="0" w:color="000000"/>
+              <w:end w:val="single" w:sz="6" w:space="0" w:color="000000"/>
+            </w:tcBorders>
+            <w:vAlign w:val="center"/>
+          </w:tcPr>
+          <w:p>
+            <w:pPr>
+              <w:pStyle w:val="Style25"/>
+              <w:rPr>
+                <w:lang w:val="en-US"/>
+              </w:rPr>
+            </w:pPr>
+            <w:r>
+              <w:rPr>
+                <w:lang w:val="en-US"/>
+              </w:rPr>
+              <w:t>VI</w:t>
+            </w:r>
+          </w:p>
+        </w:tc>
+        <w:tc>
+          <w:tcPr>
+            <w:tcW w:w="602" w:type="dxa"/>
+            <w:tcBorders>
+              <w:top w:val="single" w:sz="6" w:space="0" w:color="000000"/>
+              <w:start w:val="single" w:sz="6" w:space="0" w:color="000000"/>
+              <w:bottom w:val="single" w:sz="6" w:space="0" w:color="000000"/>
+              <w:end w:val="single" w:sz="6" w:space="0" w:color="000000"/>
+            </w:tcBorders>
+            <w:vAlign w:val="center"/>
+          </w:tcPr>
+          <w:p>
+            <w:pPr>
+              <w:pStyle w:val="Style25"/>
+              <w:rPr>
+                <w:lang w:val="en-US"/>
+              </w:rPr>
+            </w:pPr>
+            <w:r>
+              <w:rPr>
+                <w:lang w:val="en-US"/>
+              </w:rPr>
+              <w:t>VIII</w:t>
+            </w:r>
+          </w:p>
+        </w:tc>
+        <w:tc>
+          <w:tcPr>
+            <w:tcW w:w="424" w:type="dxa"/>
+            <w:tcBorders>
+              <w:top w:val="single" w:sz="6" w:space="0" w:color="000000"/>
+              <w:start w:val="single" w:sz="6" w:space="0" w:color="000000"/>
+              <w:bottom w:val="single" w:sz="6" w:space="0" w:color="000000"/>
+              <w:end w:val="single" w:sz="6" w:space="0" w:color="000000"/>
+            </w:tcBorders>
+            <w:vAlign w:val="center"/>
+          </w:tcPr>
+          <w:p>
+            <w:pPr>
+              <w:pStyle w:val="Style25"/>
+              <w:rPr>
+                <w:lang w:val="en-US"/>
+              </w:rPr>
+            </w:pPr>
+            <w:r>
+              <w:rPr>
+                <w:lang w:val="en-US"/>
+              </w:rPr>
+              <w:t>IX</w:t>
+            </w:r>
+          </w:p>
+        </w:tc>
+        <w:tc>
+          <w:tcPr>
+            <w:tcW w:w="443" w:type="dxa"/>
+            <w:tcBorders>
+              <w:top w:val="single" w:sz="6" w:space="0" w:color="000000"/>
+              <w:start w:val="single" w:sz="6" w:space="0" w:color="000000"/>
+              <w:bottom w:val="single" w:sz="6" w:space="0" w:color="000000"/>
+              <w:end w:val="single" w:sz="6" w:space="0" w:color="000000"/>
+            </w:tcBorders>
+            <w:vAlign w:val="center"/>
+          </w:tcPr>
+          <w:p>
+            <w:pPr>
+              <w:pStyle w:val="Style25"/>
+              <w:rPr>
+                <w:lang w:val="en-US"/>
+              </w:rPr>
+            </w:pPr>
+            <w:r>
+              <w:rPr>
+                <w:lang w:val="en-US"/>
+              </w:rPr>
+              <w:t>X</w:t>
+            </w:r>
+          </w:p>
+        </w:tc>
+        <w:tc>
+          <w:tcPr>
+            <w:tcW w:w="490" w:type="dxa"/>
+            <w:tcBorders>
+              <w:top w:val="single" w:sz="6" w:space="0" w:color="000000"/>
+              <w:start w:val="single" w:sz="6" w:space="0" w:color="000000"/>
+              <w:bottom w:val="single" w:sz="6" w:space="0" w:color="000000"/>
+              <w:end w:val="single" w:sz="6" w:space="0" w:color="000000"/>
+            </w:tcBorders>
+            <w:vAlign w:val="center"/>
+          </w:tcPr>
+          <w:p>
+            <w:pPr>
+              <w:pStyle w:val="Style25"/>
+              <w:rPr>
+                <w:lang w:val="en-US"/>
+              </w:rPr>
+            </w:pPr>
+            <w:r>
+              <w:rPr>
+                <w:lang w:val="en-US"/>
+              </w:rPr>
+              <w:t>XI</w:t>
+            </w:r>
+          </w:p>
+        </w:tc>
+        <w:tc>
+          <w:tcPr>
+            <w:tcW w:w="491" w:type="dxa"/>
+            <w:tcBorders>
+              <w:top w:val="single" w:sz="6" w:space="0" w:color="000000"/>
+              <w:start w:val="single" w:sz="6" w:space="0" w:color="000000"/>
+              <w:bottom w:val="single" w:sz="6" w:space="0" w:color="000000"/>
+              <w:end w:val="single" w:sz="6" w:space="0" w:color="000000"/>
+            </w:tcBorders>
+            <w:vAlign w:val="center"/>
+          </w:tcPr>
+          <w:p>
+            <w:pPr>
+              <w:pStyle w:val="Style25"/>
+              <w:rPr>
+                <w:lang w:val="en-US"/>
+              </w:rPr>
+            </w:pPr>
+            <w:r>
+              <w:rPr>
+                <w:lang w:val="en-US"/>
+              </w:rPr>
+              <w:t>XII</w:t>
+            </w:r>
+          </w:p>
+        </w:tc>
+        <w:tc>
+          <w:tcPr>
+            <w:tcW w:w="634" w:type="dxa"/>
+            <w:tcBorders>
+              <w:top w:val="single" w:sz="6" w:space="0" w:color="000000"/>
+              <w:start w:val="single" w:sz="6" w:space="0" w:color="000000"/>
+              <w:bottom w:val="single" w:sz="6" w:space="0" w:color="000000"/>
+              <w:end w:val="single" w:sz="6" w:space="0" w:color="000000"/>
+            </w:tcBorders>
+            <w:vAlign w:val="center"/>
+          </w:tcPr>
+          <w:p>
+            <w:pPr>
+              <w:pStyle w:val="Style25"/>
+              <w:rPr>
+                <w:lang w:val="en-US"/>
+              </w:rPr>
+            </w:pPr>
+            <w:r>
+              <w:rPr>
+                <w:lang w:val="en-US"/>
+              </w:rPr>
+              <w:t>Год</w:t>
+            </w:r>
+          </w:p>
+        </w:tc>
+      </w:tr>
+      <w:tr>
+        <w:trPr>
+          <w:trHeight w:val="463" w:hRule="atLeast"/>
+          <w:cantSplit/>
+        </w:trPr>
+        <w:tc>
+          <w:tcPr>
+            <w:tcW w:w="489" w:type="dxa"/>
+            <w:tcBorders>
+              <w:top w:val="single" w:sz="6" w:space="0" w:color="000000"/>
+              <w:start w:val="single" w:sz="6" w:space="0" w:color="000000"/>
+              <w:bottom w:val="single" w:sz="6" w:space="0" w:color="000000"/>
+              <w:end w:val="single" w:sz="6" w:space="0" w:color="000000"/>
+            </w:tcBorders>
+            <w:vAlign w:val="center"/>
+          </w:tcPr>
+          <w:p>
+            <w:pPr>
+              <w:pStyle w:val="Style35"/>
+              <w:spacing w:before="120" w:after="0"/>
+              <w:rPr/>
+            </w:pPr>
+            <w:r>
+              <w:rPr/>
+            </w:r>
+          </w:p>
+        </w:tc>
+        <w:tc>
+          <w:tcPr>
+            <w:tcW w:w="490" w:type="dxa"/>
+            <w:tcBorders>
+              <w:top w:val="single" w:sz="6" w:space="0" w:color="000000"/>
+              <w:start w:val="single" w:sz="6" w:space="0" w:color="000000"/>
+              <w:bottom w:val="single" w:sz="6" w:space="0" w:color="000000"/>
+              <w:end w:val="single" w:sz="6" w:space="0" w:color="000000"/>
+            </w:tcBorders>
+            <w:vAlign w:val="center"/>
+          </w:tcPr>
+          <w:p>
+            <w:pPr>
+              <w:pStyle w:val="Style35"/>
+              <w:spacing w:before="120" w:after="0"/>
+              <w:rPr/>
+            </w:pPr>
+            <w:r>
+              <w:rPr/>
+            </w:r>
+          </w:p>
+        </w:tc>
+        <w:tc>
+          <w:tcPr>
+            <w:tcW w:w="491" w:type="dxa"/>
+            <w:tcBorders>
+              <w:top w:val="single" w:sz="6" w:space="0" w:color="000000"/>
+              <w:start w:val="single" w:sz="6" w:space="0" w:color="000000"/>
+              <w:bottom w:val="single" w:sz="6" w:space="0" w:color="000000"/>
+              <w:end w:val="single" w:sz="6" w:space="0" w:color="000000"/>
+            </w:tcBorders>
+            <w:vAlign w:val="center"/>
+          </w:tcPr>
+          <w:p>
+            <w:pPr>
+              <w:pStyle w:val="Style35"/>
+              <w:spacing w:before="120" w:after="0"/>
+              <w:rPr/>
+            </w:pPr>
+            <w:r>
+              <w:rPr/>
+            </w:r>
+          </w:p>
+        </w:tc>
+        <w:tc>
+          <w:tcPr>
+            <w:tcW w:w="490" w:type="dxa"/>
+            <w:tcBorders>
+              <w:top w:val="single" w:sz="6" w:space="0" w:color="000000"/>
+              <w:start w:val="single" w:sz="6" w:space="0" w:color="000000"/>
+              <w:bottom w:val="single" w:sz="6" w:space="0" w:color="000000"/>
+              <w:end w:val="single" w:sz="6" w:space="0" w:color="000000"/>
+            </w:tcBorders>
+            <w:vAlign w:val="center"/>
+          </w:tcPr>
+          <w:p>
+            <w:pPr>
+              <w:pStyle w:val="Style35"/>
+              <w:spacing w:before="120" w:after="0"/>
+              <w:rPr/>
+            </w:pPr>
+            <w:r>
+              <w:rPr/>
+            </w:r>
+          </w:p>
+        </w:tc>
+        <w:tc>
+          <w:tcPr>
+            <w:tcW w:w="489" w:type="dxa"/>
+            <w:tcBorders>
+              <w:top w:val="single" w:sz="6" w:space="0" w:color="000000"/>
+              <w:start w:val="single" w:sz="6" w:space="0" w:color="000000"/>
+              <w:bottom w:val="single" w:sz="6" w:space="0" w:color="000000"/>
+              <w:end w:val="single" w:sz="6" w:space="0" w:color="000000"/>
+            </w:tcBorders>
+            <w:vAlign w:val="center"/>
+          </w:tcPr>
+          <w:p>
+            <w:pPr>
+              <w:pStyle w:val="Style35"/>
+              <w:spacing w:before="120" w:after="0"/>
+              <w:rPr/>
+            </w:pPr>
+            <w:r>
+              <w:rPr/>
+            </w:r>
+          </w:p>
+        </w:tc>
+        <w:tc>
+          <w:tcPr>
+            <w:tcW w:w="490" w:type="dxa"/>
+            <w:tcBorders>
+              <w:top w:val="single" w:sz="6" w:space="0" w:color="000000"/>
+              <w:start w:val="single" w:sz="6" w:space="0" w:color="000000"/>
+              <w:bottom w:val="single" w:sz="6" w:space="0" w:color="000000"/>
+              <w:end w:val="single" w:sz="6" w:space="0" w:color="000000"/>
+            </w:tcBorders>
+            <w:vAlign w:val="center"/>
+          </w:tcPr>
+          <w:p>
+            <w:pPr>
+              <w:pStyle w:val="Style35"/>
+              <w:spacing w:before="120" w:after="0"/>
+              <w:rPr/>
+            </w:pPr>
+            <w:r>
+              <w:rPr/>
+            </w:r>
+          </w:p>
+        </w:tc>
+        <w:tc>
+          <w:tcPr>
+            <w:tcW w:w="491" w:type="dxa"/>
+            <w:tcBorders>
+              <w:top w:val="single" w:sz="6" w:space="0" w:color="000000"/>
+              <w:start w:val="single" w:sz="6" w:space="0" w:color="000000"/>
+              <w:bottom w:val="single" w:sz="6" w:space="0" w:color="000000"/>
+              <w:end w:val="single" w:sz="6" w:space="0" w:color="000000"/>
+            </w:tcBorders>
+            <w:vAlign w:val="center"/>
+          </w:tcPr>
+          <w:p>
+            <w:pPr>
+              <w:pStyle w:val="Style35"/>
+              <w:spacing w:before="120" w:after="0"/>
+              <w:rPr/>
+            </w:pPr>
+            <w:r>
+              <w:rPr/>
+            </w:r>
+          </w:p>
+        </w:tc>
+        <w:tc>
+          <w:tcPr>
+            <w:tcW w:w="602" w:type="dxa"/>
+            <w:tcBorders>
+              <w:top w:val="single" w:sz="6" w:space="0" w:color="000000"/>
+              <w:start w:val="single" w:sz="6" w:space="0" w:color="000000"/>
+              <w:bottom w:val="single" w:sz="6" w:space="0" w:color="000000"/>
+              <w:end w:val="single" w:sz="6" w:space="0" w:color="000000"/>
+            </w:tcBorders>
+            <w:vAlign w:val="center"/>
+          </w:tcPr>
+          <w:p>
+            <w:pPr>
+              <w:pStyle w:val="Style35"/>
+              <w:spacing w:before="120" w:after="0"/>
+              <w:rPr/>
+            </w:pPr>
+            <w:r>
+              <w:rPr/>
+            </w:r>
+          </w:p>
+        </w:tc>
+        <w:tc>
+          <w:tcPr>
+            <w:tcW w:w="424" w:type="dxa"/>
+            <w:tcBorders>
+              <w:top w:val="single" w:sz="6" w:space="0" w:color="000000"/>
+              <w:start w:val="single" w:sz="6" w:space="0" w:color="000000"/>
+              <w:bottom w:val="single" w:sz="6" w:space="0" w:color="000000"/>
+              <w:end w:val="single" w:sz="6" w:space="0" w:color="000000"/>
+            </w:tcBorders>
+            <w:vAlign w:val="center"/>
+          </w:tcPr>
+          <w:p>
+            <w:pPr>
+              <w:pStyle w:val="Style35"/>
+              <w:spacing w:before="120" w:after="0"/>
+              <w:rPr/>
+            </w:pPr>
+            <w:r>
+              <w:rPr/>
+            </w:r>
+          </w:p>
+        </w:tc>
+        <w:tc>
+          <w:tcPr>
+            <w:tcW w:w="443" w:type="dxa"/>
+            <w:tcBorders>
+              <w:top w:val="single" w:sz="6" w:space="0" w:color="000000"/>
+              <w:start w:val="single" w:sz="6" w:space="0" w:color="000000"/>
+              <w:bottom w:val="single" w:sz="6" w:space="0" w:color="000000"/>
+              <w:end w:val="single" w:sz="6" w:space="0" w:color="000000"/>
+            </w:tcBorders>
+            <w:vAlign w:val="center"/>
+          </w:tcPr>
+          <w:p>
+            <w:pPr>
+              <w:pStyle w:val="Style35"/>
+              <w:spacing w:before="120" w:after="0"/>
+              <w:rPr/>
+            </w:pPr>
+            <w:r>
+              <w:rPr/>
+            </w:r>
+          </w:p>
+        </w:tc>
+        <w:tc>
+          <w:tcPr>
+            <w:tcW w:w="490" w:type="dxa"/>
+            <w:tcBorders>
+              <w:top w:val="single" w:sz="6" w:space="0" w:color="000000"/>
+              <w:start w:val="single" w:sz="6" w:space="0" w:color="000000"/>
+              <w:bottom w:val="single" w:sz="6" w:space="0" w:color="000000"/>
+              <w:end w:val="single" w:sz="6" w:space="0" w:color="000000"/>
+            </w:tcBorders>
+            <w:vAlign w:val="center"/>
+          </w:tcPr>
+          <w:p>
+            <w:pPr>
+              <w:pStyle w:val="Style35"/>
+              <w:spacing w:before="120" w:after="0"/>
+              <w:rPr/>
+            </w:pPr>
+            <w:r>
+              <w:rPr/>
+            </w:r>
+          </w:p>
+        </w:tc>
+        <w:tc>
+          <w:tcPr>
+            <w:tcW w:w="491" w:type="dxa"/>
+            <w:tcBorders>
+              <w:top w:val="single" w:sz="6" w:space="0" w:color="000000"/>
+              <w:start w:val="single" w:sz="6" w:space="0" w:color="000000"/>
+              <w:bottom w:val="single" w:sz="6" w:space="0" w:color="000000"/>
+              <w:end w:val="single" w:sz="6" w:space="0" w:color="000000"/>
+            </w:tcBorders>
+            <w:vAlign w:val="center"/>
+          </w:tcPr>
+          <w:p>
+            <w:pPr>
+              <w:pStyle w:val="Style35"/>
+              <w:spacing w:before="120" w:after="0"/>
+              <w:rPr/>
+            </w:pPr>
+            <w:r>
+              <w:rPr/>
+            </w:r>
+          </w:p>
+        </w:tc>
+        <w:tc>
+          <w:tcPr>
+            <w:tcW w:w="634" w:type="dxa"/>
+            <w:tcBorders>
+              <w:top w:val="single" w:sz="6" w:space="0" w:color="000000"/>
+              <w:start w:val="single" w:sz="6" w:space="0" w:color="000000"/>
+              <w:bottom w:val="single" w:sz="6" w:space="0" w:color="000000"/>
+              <w:end w:val="single" w:sz="6" w:space="0" w:color="000000"/>
+            </w:tcBorders>
+            <w:vAlign w:val="center"/>
+          </w:tcPr>
+          <w:p>
+            <w:pPr>
+              <w:pStyle w:val="Style35"/>
+              <w:spacing w:before="120" w:after="0"/>
+              <w:rPr/>
+            </w:pPr>
+            <w:r>
+              <w:rPr/>
+            </w:r>
+          </w:p>
+        </w:tc>
+      </w:tr>
+    </w:tbl>
+    <w:p>
+      <w:pPr>
+        <w:pStyle w:val="Style34"/>
+        <w:jc w:val="both"/>
+        <w:rPr/>
+      </w:pPr>
+      <w:r>
+        <w:rPr/>
+        <w:t xml:space="preserve">Таблица </w:t>
+      </w:r>
+      <w:r>
+        <w:rPr/>
+        <w:fldChar w:fldCharType="begin"/>
+      </w:r>
+      <w:r>
+        <w:rPr/>
+        <w:instrText xml:space="preserve"> SEQ Таблица \* ARABIC </w:instrText>
+      </w:r>
+      <w:r>
+        <w:rPr/>
+        <w:fldChar w:fldCharType="separate"/>
+      </w:r>
+      <w:r>
+        <w:rPr/>
+        <w:t>18</w:t>
+      </w:r>
+      <w:r>
+        <w:rPr/>
+        <w:fldChar w:fldCharType="end"/>
+      </w:r>
+      <w:r>
+        <w:rPr/>
+        <w:t xml:space="preserve"> Наибольшее число дней с сильным ветром (более 15 м/с)</w:t>
+      </w:r>
+    </w:p>
+    <w:tbl>
+      <w:tblPr>
+        <w:tblW w:w="6514" w:type="dxa"/>
+        <w:jc w:val="center"/>
+        <w:tblInd w:w="0" w:type="dxa"/>
+        <w:tblLayout w:type="fixed"/>
+        <w:tblCellMar>
+          <w:top w:w="0" w:type="dxa"/>
+          <w:start w:w="40" w:type="dxa"/>
+          <w:bottom w:w="0" w:type="dxa"/>
+          <w:end w:w="40" w:type="dxa"/>
+        </w:tblCellMar>
+        <w:tblLook w:noHBand="0" w:noVBand="0" w:firstColumn="0" w:lastRow="0" w:lastColumn="0" w:firstRow="0" w:val="0000"/>
+      </w:tblPr>
+      <w:tblGrid>
+        <w:gridCol w:w="489"/>
+        <w:gridCol w:w="490"/>
+        <w:gridCol w:w="491"/>
+        <w:gridCol w:w="490"/>
+        <w:gridCol w:w="489"/>
+        <w:gridCol w:w="490"/>
+        <w:gridCol w:w="491"/>
+        <w:gridCol w:w="602"/>
+        <w:gridCol w:w="424"/>
+        <w:gridCol w:w="443"/>
+        <w:gridCol w:w="490"/>
+        <w:gridCol w:w="491"/>
+        <w:gridCol w:w="634"/>
+      </w:tblGrid>
+      <w:tr>
+        <w:trPr>
+          <w:tblHeader w:val="true"/>
+          <w:trHeight w:val="463" w:hRule="atLeast"/>
+          <w:cantSplit/>
+        </w:trPr>
+        <w:tc>
+          <w:tcPr>
+            <w:tcW w:w="489" w:type="dxa"/>
+            <w:tcBorders>
+              <w:top w:val="single" w:sz="6" w:space="0" w:color="000000"/>
+              <w:start w:val="single" w:sz="6" w:space="0" w:color="000000"/>
+              <w:bottom w:val="single" w:sz="6" w:space="0" w:color="000000"/>
+              <w:end w:val="single" w:sz="6" w:space="0" w:color="000000"/>
+            </w:tcBorders>
+            <w:vAlign w:val="center"/>
+          </w:tcPr>
+          <w:p>
+            <w:pPr>
+              <w:pStyle w:val="Style25"/>
+              <w:rPr>
+                <w:lang w:val="en-US"/>
+              </w:rPr>
+            </w:pPr>
+            <w:r>
+              <w:rPr>
+                <w:lang w:val="en-US"/>
+              </w:rPr>
+              <w:t>I</w:t>
+            </w:r>
+          </w:p>
+        </w:tc>
+        <w:tc>
+          <w:tcPr>
+            <w:tcW w:w="490" w:type="dxa"/>
+            <w:tcBorders>
+              <w:top w:val="single" w:sz="6" w:space="0" w:color="000000"/>
+              <w:start w:val="single" w:sz="6" w:space="0" w:color="000000"/>
+              <w:bottom w:val="single" w:sz="6" w:space="0" w:color="000000"/>
+              <w:end w:val="single" w:sz="6" w:space="0" w:color="000000"/>
+            </w:tcBorders>
+            <w:vAlign w:val="center"/>
+          </w:tcPr>
+          <w:p>
+            <w:pPr>
+              <w:pStyle w:val="Style25"/>
+              <w:rPr>
+                <w:lang w:val="en-US"/>
+              </w:rPr>
+            </w:pPr>
+            <w:r>
+              <w:rPr>
+                <w:lang w:val="en-US"/>
+              </w:rPr>
+              <w:t>II</w:t>
+            </w:r>
+          </w:p>
+        </w:tc>
+        <w:tc>
+          <w:tcPr>
+            <w:tcW w:w="491" w:type="dxa"/>
+            <w:tcBorders>
+              <w:top w:val="single" w:sz="6" w:space="0" w:color="000000"/>
+              <w:start w:val="single" w:sz="6" w:space="0" w:color="000000"/>
+              <w:bottom w:val="single" w:sz="6" w:space="0" w:color="000000"/>
+              <w:end w:val="single" w:sz="6" w:space="0" w:color="000000"/>
+            </w:tcBorders>
+            <w:vAlign w:val="center"/>
+          </w:tcPr>
+          <w:p>
+            <w:pPr>
+              <w:pStyle w:val="Style25"/>
+              <w:rPr>
+                <w:lang w:val="en-US"/>
+              </w:rPr>
+            </w:pPr>
+            <w:r>
+              <w:rPr>
+                <w:lang w:val="en-US"/>
+              </w:rPr>
+              <w:t>III</w:t>
+            </w:r>
+          </w:p>
+        </w:tc>
+        <w:tc>
+          <w:tcPr>
+            <w:tcW w:w="490" w:type="dxa"/>
+            <w:tcBorders>
+              <w:top w:val="single" w:sz="6" w:space="0" w:color="000000"/>
+              <w:start w:val="single" w:sz="6" w:space="0" w:color="000000"/>
+              <w:bottom w:val="single" w:sz="6" w:space="0" w:color="000000"/>
+              <w:end w:val="single" w:sz="6" w:space="0" w:color="000000"/>
+            </w:tcBorders>
+            <w:vAlign w:val="center"/>
+          </w:tcPr>
+          <w:p>
+            <w:pPr>
+              <w:pStyle w:val="Style25"/>
+              <w:rPr>
+                <w:lang w:val="en-US"/>
+              </w:rPr>
+            </w:pPr>
+            <w:r>
+              <w:rPr>
+                <w:lang w:val="en-US"/>
+              </w:rPr>
+              <w:t>IV</w:t>
+            </w:r>
+          </w:p>
+        </w:tc>
+        <w:tc>
+          <w:tcPr>
+            <w:tcW w:w="489" w:type="dxa"/>
+            <w:tcBorders>
+              <w:top w:val="single" w:sz="6" w:space="0" w:color="000000"/>
+              <w:start w:val="single" w:sz="6" w:space="0" w:color="000000"/>
+              <w:bottom w:val="single" w:sz="6" w:space="0" w:color="000000"/>
+              <w:end w:val="single" w:sz="6" w:space="0" w:color="000000"/>
+            </w:tcBorders>
+            <w:vAlign w:val="center"/>
+          </w:tcPr>
+          <w:p>
+            <w:pPr>
+              <w:pStyle w:val="Style25"/>
+              <w:rPr>
+                <w:lang w:val="en-US"/>
+              </w:rPr>
+            </w:pPr>
+            <w:r>
+              <w:rPr>
+                <w:lang w:val="en-US"/>
+              </w:rPr>
+              <w:t>V</w:t>
+            </w:r>
+          </w:p>
+        </w:tc>
+        <w:tc>
+          <w:tcPr>
+            <w:tcW w:w="490" w:type="dxa"/>
+            <w:tcBorders>
+              <w:top w:val="single" w:sz="6" w:space="0" w:color="000000"/>
+              <w:start w:val="single" w:sz="6" w:space="0" w:color="000000"/>
+              <w:bottom w:val="single" w:sz="6" w:space="0" w:color="000000"/>
+              <w:end w:val="single" w:sz="6" w:space="0" w:color="000000"/>
+            </w:tcBorders>
+            <w:vAlign w:val="center"/>
+          </w:tcPr>
+          <w:p>
+            <w:pPr>
+              <w:pStyle w:val="Style25"/>
+              <w:rPr>
+                <w:lang w:val="en-US"/>
+              </w:rPr>
+            </w:pPr>
+            <w:r>
+              <w:rPr>
+                <w:lang w:val="en-US"/>
+              </w:rPr>
+              <w:t>VI</w:t>
+            </w:r>
+          </w:p>
+        </w:tc>
+        <w:tc>
+          <w:tcPr>
+            <w:tcW w:w="491" w:type="dxa"/>
+            <w:tcBorders>
+              <w:top w:val="single" w:sz="6" w:space="0" w:color="000000"/>
+              <w:start w:val="single" w:sz="6" w:space="0" w:color="000000"/>
+              <w:bottom w:val="single" w:sz="6" w:space="0" w:color="000000"/>
+              <w:end w:val="single" w:sz="6" w:space="0" w:color="000000"/>
+            </w:tcBorders>
+            <w:vAlign w:val="center"/>
+          </w:tcPr>
+          <w:p>
+            <w:pPr>
+              <w:pStyle w:val="Style25"/>
+              <w:rPr>
+                <w:lang w:val="en-US"/>
+              </w:rPr>
+            </w:pPr>
+            <w:r>
+              <w:rPr>
+                <w:lang w:val="en-US"/>
+              </w:rPr>
+              <w:t>VI</w:t>
+            </w:r>
+          </w:p>
+        </w:tc>
+        <w:tc>
+          <w:tcPr>
+            <w:tcW w:w="602" w:type="dxa"/>
+            <w:tcBorders>
+              <w:top w:val="single" w:sz="6" w:space="0" w:color="000000"/>
+              <w:start w:val="single" w:sz="6" w:space="0" w:color="000000"/>
+              <w:bottom w:val="single" w:sz="6" w:space="0" w:color="000000"/>
+              <w:end w:val="single" w:sz="6" w:space="0" w:color="000000"/>
+            </w:tcBorders>
+            <w:vAlign w:val="center"/>
+          </w:tcPr>
+          <w:p>
+            <w:pPr>
+              <w:pStyle w:val="Style25"/>
+              <w:rPr>
+                <w:lang w:val="en-US"/>
+              </w:rPr>
+            </w:pPr>
+            <w:r>
+              <w:rPr>
+                <w:lang w:val="en-US"/>
+              </w:rPr>
+              <w:t>VIII</w:t>
+            </w:r>
+          </w:p>
+        </w:tc>
+        <w:tc>
+          <w:tcPr>
+            <w:tcW w:w="424" w:type="dxa"/>
+            <w:tcBorders>
+              <w:top w:val="single" w:sz="6" w:space="0" w:color="000000"/>
+              <w:start w:val="single" w:sz="6" w:space="0" w:color="000000"/>
+              <w:bottom w:val="single" w:sz="6" w:space="0" w:color="000000"/>
+              <w:end w:val="single" w:sz="6" w:space="0" w:color="000000"/>
+            </w:tcBorders>
+            <w:vAlign w:val="center"/>
+          </w:tcPr>
+          <w:p>
+            <w:pPr>
+              <w:pStyle w:val="Style25"/>
+              <w:rPr>
+                <w:lang w:val="en-US"/>
+              </w:rPr>
+            </w:pPr>
+            <w:r>
+              <w:rPr>
+                <w:lang w:val="en-US"/>
+              </w:rPr>
+              <w:t>IX</w:t>
+            </w:r>
+          </w:p>
+        </w:tc>
+        <w:tc>
+          <w:tcPr>
+            <w:tcW w:w="443" w:type="dxa"/>
+            <w:tcBorders>
+              <w:top w:val="single" w:sz="6" w:space="0" w:color="000000"/>
+              <w:start w:val="single" w:sz="6" w:space="0" w:color="000000"/>
+              <w:bottom w:val="single" w:sz="6" w:space="0" w:color="000000"/>
+              <w:end w:val="single" w:sz="6" w:space="0" w:color="000000"/>
+            </w:tcBorders>
+            <w:vAlign w:val="center"/>
+          </w:tcPr>
+          <w:p>
+            <w:pPr>
+              <w:pStyle w:val="Style25"/>
+              <w:rPr>
+                <w:lang w:val="en-US"/>
+              </w:rPr>
+            </w:pPr>
+            <w:r>
+              <w:rPr>
+                <w:lang w:val="en-US"/>
+              </w:rPr>
+              <w:t>X</w:t>
+            </w:r>
+          </w:p>
+        </w:tc>
+        <w:tc>
+          <w:tcPr>
+            <w:tcW w:w="490" w:type="dxa"/>
+            <w:tcBorders>
+              <w:top w:val="single" w:sz="6" w:space="0" w:color="000000"/>
+              <w:start w:val="single" w:sz="6" w:space="0" w:color="000000"/>
+              <w:bottom w:val="single" w:sz="6" w:space="0" w:color="000000"/>
+              <w:end w:val="single" w:sz="6" w:space="0" w:color="000000"/>
+            </w:tcBorders>
+            <w:vAlign w:val="center"/>
+          </w:tcPr>
+          <w:p>
+            <w:pPr>
+              <w:pStyle w:val="Style25"/>
+              <w:rPr>
+                <w:lang w:val="en-US"/>
+              </w:rPr>
+            </w:pPr>
+            <w:r>
+              <w:rPr>
+                <w:lang w:val="en-US"/>
+              </w:rPr>
+              <w:t>XI</w:t>
+            </w:r>
+          </w:p>
+        </w:tc>
+        <w:tc>
+          <w:tcPr>
+            <w:tcW w:w="491" w:type="dxa"/>
+            <w:tcBorders>
+              <w:top w:val="single" w:sz="6" w:space="0" w:color="000000"/>
+              <w:start w:val="single" w:sz="6" w:space="0" w:color="000000"/>
+              <w:bottom w:val="single" w:sz="6" w:space="0" w:color="000000"/>
+              <w:end w:val="single" w:sz="6" w:space="0" w:color="000000"/>
+            </w:tcBorders>
+            <w:vAlign w:val="center"/>
+          </w:tcPr>
+          <w:p>
+            <w:pPr>
+              <w:pStyle w:val="Style25"/>
+              <w:rPr>
+                <w:lang w:val="en-US"/>
+              </w:rPr>
+            </w:pPr>
+            <w:r>
+              <w:rPr>
+                <w:lang w:val="en-US"/>
+              </w:rPr>
+              <w:t>XII</w:t>
+            </w:r>
+          </w:p>
+        </w:tc>
+        <w:tc>
+          <w:tcPr>
+            <w:tcW w:w="634" w:type="dxa"/>
+            <w:tcBorders>
+              <w:top w:val="single" w:sz="6" w:space="0" w:color="000000"/>
+              <w:start w:val="single" w:sz="6" w:space="0" w:color="000000"/>
+              <w:bottom w:val="single" w:sz="6" w:space="0" w:color="000000"/>
+              <w:end w:val="single" w:sz="6" w:space="0" w:color="000000"/>
+            </w:tcBorders>
+            <w:vAlign w:val="center"/>
+          </w:tcPr>
+          <w:p>
+            <w:pPr>
+              <w:pStyle w:val="Style25"/>
+              <w:rPr>
+                <w:lang w:val="en-US"/>
+              </w:rPr>
+            </w:pPr>
+            <w:r>
+              <w:rPr>
+                <w:lang w:val="en-US"/>
+              </w:rPr>
+              <w:t>Год</w:t>
+            </w:r>
+          </w:p>
+        </w:tc>
+      </w:tr>
+      <w:tr>
+        <w:trPr>
+          <w:trHeight w:val="463" w:hRule="atLeast"/>
+          <w:cantSplit/>
+        </w:trPr>
+        <w:tc>
+          <w:tcPr>
+            <w:tcW w:w="489" w:type="dxa"/>
+            <w:tcBorders>
+              <w:top w:val="single" w:sz="6" w:space="0" w:color="000000"/>
+              <w:start w:val="single" w:sz="6" w:space="0" w:color="000000"/>
+              <w:bottom w:val="single" w:sz="6" w:space="0" w:color="000000"/>
+              <w:end w:val="single" w:sz="6" w:space="0" w:color="000000"/>
+            </w:tcBorders>
+            <w:vAlign w:val="center"/>
+          </w:tcPr>
+          <w:p>
+            <w:pPr>
+              <w:pStyle w:val="Style35"/>
+              <w:spacing w:before="120" w:after="0"/>
+              <w:rPr/>
+            </w:pPr>
+            <w:r>
+              <w:rPr/>
+            </w:r>
+          </w:p>
+        </w:tc>
+        <w:tc>
+          <w:tcPr>
+            <w:tcW w:w="490" w:type="dxa"/>
+            <w:tcBorders>
+              <w:top w:val="single" w:sz="6" w:space="0" w:color="000000"/>
+              <w:start w:val="single" w:sz="6" w:space="0" w:color="000000"/>
+              <w:bottom w:val="single" w:sz="6" w:space="0" w:color="000000"/>
+              <w:end w:val="single" w:sz="6" w:space="0" w:color="000000"/>
+            </w:tcBorders>
+            <w:vAlign w:val="center"/>
+          </w:tcPr>
+          <w:p>
+            <w:pPr>
+              <w:pStyle w:val="Style35"/>
+              <w:spacing w:before="120" w:after="0"/>
+              <w:rPr/>
+            </w:pPr>
+            <w:r>
+              <w:rPr/>
+            </w:r>
+          </w:p>
+        </w:tc>
+        <w:tc>
+          <w:tcPr>
+            <w:tcW w:w="491" w:type="dxa"/>
+            <w:tcBorders>
+              <w:top w:val="single" w:sz="6" w:space="0" w:color="000000"/>
+              <w:start w:val="single" w:sz="6" w:space="0" w:color="000000"/>
+              <w:bottom w:val="single" w:sz="6" w:space="0" w:color="000000"/>
+              <w:end w:val="single" w:sz="6" w:space="0" w:color="000000"/>
+            </w:tcBorders>
+            <w:vAlign w:val="center"/>
+          </w:tcPr>
+          <w:p>
+            <w:pPr>
+              <w:pStyle w:val="Style35"/>
+              <w:spacing w:before="120" w:after="0"/>
+              <w:rPr/>
+            </w:pPr>
+            <w:r>
+              <w:rPr/>
+            </w:r>
+          </w:p>
+        </w:tc>
+        <w:tc>
+          <w:tcPr>
+            <w:tcW w:w="490" w:type="dxa"/>
+            <w:tcBorders>
+              <w:top w:val="single" w:sz="6" w:space="0" w:color="000000"/>
+              <w:start w:val="single" w:sz="6" w:space="0" w:color="000000"/>
+              <w:bottom w:val="single" w:sz="6" w:space="0" w:color="000000"/>
+              <w:end w:val="single" w:sz="6" w:space="0" w:color="000000"/>
+            </w:tcBorders>
+            <w:vAlign w:val="center"/>
+          </w:tcPr>
+          <w:p>
+            <w:pPr>
+              <w:pStyle w:val="Style35"/>
+              <w:spacing w:before="120" w:after="0"/>
+              <w:rPr/>
+            </w:pPr>
+            <w:r>
+              <w:rPr/>
+            </w:r>
+          </w:p>
+        </w:tc>
+        <w:tc>
+          <w:tcPr>
+            <w:tcW w:w="489" w:type="dxa"/>
+            <w:tcBorders>
+              <w:top w:val="single" w:sz="6" w:space="0" w:color="000000"/>
+              <w:start w:val="single" w:sz="6" w:space="0" w:color="000000"/>
+              <w:bottom w:val="single" w:sz="6" w:space="0" w:color="000000"/>
+              <w:end w:val="single" w:sz="6" w:space="0" w:color="000000"/>
+            </w:tcBorders>
+            <w:vAlign w:val="center"/>
+          </w:tcPr>
+          <w:p>
+            <w:pPr>
+              <w:pStyle w:val="Style35"/>
+              <w:spacing w:before="120" w:after="0"/>
+              <w:rPr/>
+            </w:pPr>
+            <w:r>
+              <w:rPr/>
+            </w:r>
+          </w:p>
+        </w:tc>
+        <w:tc>
+          <w:tcPr>
+            <w:tcW w:w="490" w:type="dxa"/>
+            <w:tcBorders>
+              <w:top w:val="single" w:sz="6" w:space="0" w:color="000000"/>
+              <w:start w:val="single" w:sz="6" w:space="0" w:color="000000"/>
+              <w:bottom w:val="single" w:sz="6" w:space="0" w:color="000000"/>
+              <w:end w:val="single" w:sz="6" w:space="0" w:color="000000"/>
+            </w:tcBorders>
+            <w:vAlign w:val="center"/>
+          </w:tcPr>
+          <w:p>
+            <w:pPr>
+              <w:pStyle w:val="Style35"/>
+              <w:spacing w:before="120" w:after="0"/>
+              <w:rPr/>
+            </w:pPr>
+            <w:r>
+              <w:rPr/>
+            </w:r>
+          </w:p>
+        </w:tc>
+        <w:tc>
+          <w:tcPr>
+            <w:tcW w:w="491" w:type="dxa"/>
+            <w:tcBorders>
+              <w:top w:val="single" w:sz="6" w:space="0" w:color="000000"/>
+              <w:start w:val="single" w:sz="6" w:space="0" w:color="000000"/>
+              <w:bottom w:val="single" w:sz="6" w:space="0" w:color="000000"/>
+              <w:end w:val="single" w:sz="6" w:space="0" w:color="000000"/>
+            </w:tcBorders>
+            <w:vAlign w:val="center"/>
+          </w:tcPr>
+          <w:p>
+            <w:pPr>
+              <w:pStyle w:val="Style35"/>
+              <w:spacing w:before="120" w:after="0"/>
+              <w:rPr/>
+            </w:pPr>
+            <w:r>
+              <w:rPr/>
+            </w:r>
+          </w:p>
+        </w:tc>
+        <w:tc>
+          <w:tcPr>
+            <w:tcW w:w="602" w:type="dxa"/>
+            <w:tcBorders>
+              <w:top w:val="single" w:sz="6" w:space="0" w:color="000000"/>
+              <w:start w:val="single" w:sz="6" w:space="0" w:color="000000"/>
+              <w:bottom w:val="single" w:sz="6" w:space="0" w:color="000000"/>
+              <w:end w:val="single" w:sz="6" w:space="0" w:color="000000"/>
+            </w:tcBorders>
+            <w:vAlign w:val="center"/>
+          </w:tcPr>
+          <w:p>
+            <w:pPr>
+              <w:pStyle w:val="Style35"/>
+              <w:spacing w:before="120" w:after="0"/>
+              <w:rPr/>
+            </w:pPr>
+            <w:r>
+              <w:rPr/>
+            </w:r>
+          </w:p>
+        </w:tc>
+        <w:tc>
+          <w:tcPr>
+            <w:tcW w:w="424" w:type="dxa"/>
+            <w:tcBorders>
+              <w:top w:val="single" w:sz="6" w:space="0" w:color="000000"/>
+              <w:start w:val="single" w:sz="6" w:space="0" w:color="000000"/>
+              <w:bottom w:val="single" w:sz="6" w:space="0" w:color="000000"/>
+              <w:end w:val="single" w:sz="6" w:space="0" w:color="000000"/>
+            </w:tcBorders>
+            <w:vAlign w:val="center"/>
+          </w:tcPr>
+          <w:p>
+            <w:pPr>
+              <w:pStyle w:val="Style35"/>
+              <w:spacing w:before="120" w:after="0"/>
+              <w:rPr/>
+            </w:pPr>
+            <w:r>
+              <w:rPr/>
+            </w:r>
+          </w:p>
+        </w:tc>
+        <w:tc>
+          <w:tcPr>
+            <w:tcW w:w="443" w:type="dxa"/>
+            <w:tcBorders>
+              <w:top w:val="single" w:sz="6" w:space="0" w:color="000000"/>
+              <w:start w:val="single" w:sz="6" w:space="0" w:color="000000"/>
+              <w:bottom w:val="single" w:sz="6" w:space="0" w:color="000000"/>
+              <w:end w:val="single" w:sz="6" w:space="0" w:color="000000"/>
+            </w:tcBorders>
+            <w:vAlign w:val="center"/>
+          </w:tcPr>
+          <w:p>
+            <w:pPr>
+              <w:pStyle w:val="Style35"/>
+              <w:spacing w:before="120" w:after="0"/>
+              <w:rPr/>
+            </w:pPr>
+            <w:r>
+              <w:rPr/>
+            </w:r>
+          </w:p>
+        </w:tc>
+        <w:tc>
+          <w:tcPr>
+            <w:tcW w:w="490" w:type="dxa"/>
+            <w:tcBorders>
+              <w:top w:val="single" w:sz="6" w:space="0" w:color="000000"/>
+              <w:start w:val="single" w:sz="6" w:space="0" w:color="000000"/>
+              <w:bottom w:val="single" w:sz="6" w:space="0" w:color="000000"/>
+              <w:end w:val="single" w:sz="6" w:space="0" w:color="000000"/>
+            </w:tcBorders>
+            <w:vAlign w:val="center"/>
+          </w:tcPr>
+          <w:p>
+            <w:pPr>
+              <w:pStyle w:val="Style35"/>
+              <w:spacing w:before="120" w:after="0"/>
+              <w:rPr/>
+            </w:pPr>
+            <w:r>
+              <w:rPr/>
+            </w:r>
+          </w:p>
+        </w:tc>
+        <w:tc>
+          <w:tcPr>
+            <w:tcW w:w="491" w:type="dxa"/>
+            <w:tcBorders>
+              <w:top w:val="single" w:sz="6" w:space="0" w:color="000000"/>
+              <w:start w:val="single" w:sz="6" w:space="0" w:color="000000"/>
+              <w:bottom w:val="single" w:sz="6" w:space="0" w:color="000000"/>
+              <w:end w:val="single" w:sz="6" w:space="0" w:color="000000"/>
+            </w:tcBorders>
+            <w:vAlign w:val="center"/>
+          </w:tcPr>
+          <w:p>
+            <w:pPr>
+              <w:pStyle w:val="Style35"/>
+              <w:spacing w:before="120" w:after="0"/>
+              <w:rPr/>
+            </w:pPr>
+            <w:r>
+              <w:rPr/>
+            </w:r>
+          </w:p>
+        </w:tc>
+        <w:tc>
+          <w:tcPr>
+            <w:tcW w:w="634" w:type="dxa"/>
+            <w:tcBorders>
+              <w:top w:val="single" w:sz="6" w:space="0" w:color="000000"/>
+              <w:start w:val="single" w:sz="6" w:space="0" w:color="000000"/>
+              <w:bottom w:val="single" w:sz="6" w:space="0" w:color="000000"/>
+              <w:end w:val="single" w:sz="6" w:space="0" w:color="000000"/>
+            </w:tcBorders>
+            <w:vAlign w:val="center"/>
+          </w:tcPr>
+          <w:p>
+            <w:pPr>
+              <w:pStyle w:val="Style35"/>
+              <w:spacing w:before="120" w:after="0"/>
+              <w:rPr/>
+            </w:pPr>
+            <w:r>
+              <w:rPr/>
+            </w:r>
+          </w:p>
+        </w:tc>
+      </w:tr>
+    </w:tbl>
+    <w:p>
+      <w:pPr>
+        <w:pStyle w:val="BodyText"/>
+        <w:rPr/>
+      </w:pPr>
+      <w:r>
+        <w:rPr/>
+        <w:t>Абсолютный наблюденный максимум скорости ветра за многолетний период составил &lt;Заполнить&gt; м/с; абсолютный максимум скорость ветра с учетом порывов – &lt;Заполнить&gt; м/с.</w:t>
+      </w:r>
+    </w:p>
+    <w:p>
+      <w:pPr>
+        <w:pStyle w:val="Style34"/>
+        <w:jc w:val="both"/>
+        <w:rPr/>
+      </w:pPr>
+      <w:r>
+        <w:rPr/>
+        <w:t xml:space="preserve">Таблица </w:t>
+      </w:r>
+      <w:r>
+        <w:rPr/>
+        <w:fldChar w:fldCharType="begin"/>
+      </w:r>
+      <w:r>
+        <w:rPr/>
+        <w:instrText xml:space="preserve"> SEQ Таблица \* ARABIC </w:instrText>
+      </w:r>
+      <w:r>
+        <w:rPr/>
+        <w:fldChar w:fldCharType="separate"/>
+      </w:r>
+      <w:r>
+        <w:rPr/>
+        <w:t>19</w:t>
+      </w:r>
+      <w:r>
+        <w:rPr/>
+        <w:fldChar w:fldCharType="end"/>
+      </w:r>
+      <w:r>
+        <w:rPr/>
+        <w:t xml:space="preserve"> Повторяемость (%) направления ветра и штилей</w:t>
+      </w:r>
+    </w:p>
+    <w:tbl>
+      <w:tblPr>
+        <w:tblW w:w="5530" w:type="dxa"/>
+        <w:jc w:val="center"/>
+        <w:tblInd w:w="0" w:type="dxa"/>
+        <w:tblLayout w:type="fixed"/>
+        <w:tblCellMar>
+          <w:top w:w="0" w:type="dxa"/>
+          <w:start w:w="40" w:type="dxa"/>
+          <w:bottom w:w="0" w:type="dxa"/>
+          <w:end w:w="40" w:type="dxa"/>
+        </w:tblCellMar>
+        <w:tblLook w:noHBand="0" w:noVBand="0" w:firstColumn="0" w:lastRow="0" w:lastColumn="0" w:firstRow="0" w:val="0000"/>
+      </w:tblPr>
+      <w:tblGrid>
+        <w:gridCol w:w="566"/>
+        <w:gridCol w:w="568"/>
+        <w:gridCol w:w="567"/>
+        <w:gridCol w:w="576"/>
+        <w:gridCol w:w="567"/>
+        <w:gridCol w:w="490"/>
+        <w:gridCol w:w="602"/>
+        <w:gridCol w:w="609"/>
+        <w:gridCol w:w="985"/>
+      </w:tblGrid>
+      <w:tr>
+        <w:trPr>
+          <w:tblHeader w:val="true"/>
+          <w:trHeight w:val="463" w:hRule="atLeast"/>
+          <w:cantSplit/>
+        </w:trPr>
+        <w:tc>
+          <w:tcPr>
+            <w:tcW w:w="566" w:type="dxa"/>
+            <w:tcBorders>
+              <w:top w:val="single" w:sz="6" w:space="0" w:color="000000"/>
+              <w:start w:val="single" w:sz="6" w:space="0" w:color="000000"/>
+              <w:bottom w:val="single" w:sz="6" w:space="0" w:color="000000"/>
+              <w:end w:val="single" w:sz="6" w:space="0" w:color="000000"/>
+            </w:tcBorders>
+            <w:vAlign w:val="center"/>
+          </w:tcPr>
+          <w:p>
+            <w:pPr>
+              <w:pStyle w:val="Style25"/>
+              <w:rPr/>
+            </w:pPr>
+            <w:r>
+              <w:rPr/>
+              <w:t>С</w:t>
+            </w:r>
+          </w:p>
+        </w:tc>
+        <w:tc>
+          <w:tcPr>
+            <w:tcW w:w="568" w:type="dxa"/>
+            <w:tcBorders>
+              <w:top w:val="single" w:sz="6" w:space="0" w:color="000000"/>
+              <w:start w:val="single" w:sz="6" w:space="0" w:color="000000"/>
+              <w:bottom w:val="single" w:sz="6" w:space="0" w:color="000000"/>
+              <w:end w:val="single" w:sz="6" w:space="0" w:color="000000"/>
+            </w:tcBorders>
+            <w:vAlign w:val="center"/>
+          </w:tcPr>
+          <w:p>
+            <w:pPr>
+              <w:pStyle w:val="Style25"/>
+              <w:rPr/>
+            </w:pPr>
+            <w:r>
+              <w:rPr/>
+              <w:t>СВ</w:t>
+            </w:r>
+          </w:p>
+        </w:tc>
+        <w:tc>
+          <w:tcPr>
+            <w:tcW w:w="567" w:type="dxa"/>
+            <w:tcBorders>
+              <w:top w:val="single" w:sz="6" w:space="0" w:color="000000"/>
+              <w:start w:val="single" w:sz="6" w:space="0" w:color="000000"/>
+              <w:bottom w:val="single" w:sz="6" w:space="0" w:color="000000"/>
+              <w:end w:val="single" w:sz="6" w:space="0" w:color="000000"/>
+            </w:tcBorders>
+            <w:vAlign w:val="center"/>
+          </w:tcPr>
+          <w:p>
+            <w:pPr>
+              <w:pStyle w:val="Style25"/>
+              <w:rPr/>
+            </w:pPr>
+            <w:r>
+              <w:rPr/>
+              <w:t>В</w:t>
+            </w:r>
+          </w:p>
+        </w:tc>
+        <w:tc>
+          <w:tcPr>
+            <w:tcW w:w="576" w:type="dxa"/>
+            <w:tcBorders>
+              <w:top w:val="single" w:sz="6" w:space="0" w:color="000000"/>
+              <w:start w:val="single" w:sz="6" w:space="0" w:color="000000"/>
+              <w:bottom w:val="single" w:sz="6" w:space="0" w:color="000000"/>
+              <w:end w:val="single" w:sz="6" w:space="0" w:color="000000"/>
+            </w:tcBorders>
+            <w:vAlign w:val="center"/>
+          </w:tcPr>
+          <w:p>
+            <w:pPr>
+              <w:pStyle w:val="Style25"/>
+              <w:rPr/>
+            </w:pPr>
+            <w:r>
+              <w:rPr/>
+              <w:t>ЮВ</w:t>
+            </w:r>
+          </w:p>
+        </w:tc>
+        <w:tc>
+          <w:tcPr>
+            <w:tcW w:w="567" w:type="dxa"/>
+            <w:tcBorders>
+              <w:top w:val="single" w:sz="6" w:space="0" w:color="000000"/>
+              <w:start w:val="single" w:sz="6" w:space="0" w:color="000000"/>
+              <w:bottom w:val="single" w:sz="6" w:space="0" w:color="000000"/>
+              <w:end w:val="single" w:sz="6" w:space="0" w:color="000000"/>
+            </w:tcBorders>
+            <w:vAlign w:val="center"/>
+          </w:tcPr>
+          <w:p>
+            <w:pPr>
+              <w:pStyle w:val="Style25"/>
+              <w:rPr/>
+            </w:pPr>
+            <w:r>
+              <w:rPr/>
+              <w:t>Ю</w:t>
+            </w:r>
+          </w:p>
+        </w:tc>
+        <w:tc>
+          <w:tcPr>
+            <w:tcW w:w="490" w:type="dxa"/>
+            <w:tcBorders>
+              <w:top w:val="single" w:sz="6" w:space="0" w:color="000000"/>
+              <w:start w:val="single" w:sz="6" w:space="0" w:color="000000"/>
+              <w:bottom w:val="single" w:sz="6" w:space="0" w:color="000000"/>
+              <w:end w:val="single" w:sz="6" w:space="0" w:color="000000"/>
+            </w:tcBorders>
+            <w:vAlign w:val="center"/>
+          </w:tcPr>
+          <w:p>
+            <w:pPr>
+              <w:pStyle w:val="Style25"/>
+              <w:rPr/>
+            </w:pPr>
+            <w:r>
+              <w:rPr/>
+              <w:t>ЮЗ</w:t>
+            </w:r>
+          </w:p>
+        </w:tc>
+        <w:tc>
+          <w:tcPr>
+            <w:tcW w:w="602" w:type="dxa"/>
+            <w:tcBorders>
+              <w:top w:val="single" w:sz="6" w:space="0" w:color="000000"/>
+              <w:start w:val="single" w:sz="6" w:space="0" w:color="000000"/>
+              <w:bottom w:val="single" w:sz="6" w:space="0" w:color="000000"/>
+              <w:end w:val="single" w:sz="6" w:space="0" w:color="000000"/>
+            </w:tcBorders>
+            <w:vAlign w:val="center"/>
+          </w:tcPr>
+          <w:p>
+            <w:pPr>
+              <w:pStyle w:val="Style25"/>
+              <w:rPr/>
+            </w:pPr>
+            <w:r>
+              <w:rPr/>
+              <w:t>З</w:t>
+            </w:r>
+          </w:p>
+        </w:tc>
+        <w:tc>
+          <w:tcPr>
+            <w:tcW w:w="609" w:type="dxa"/>
+            <w:tcBorders>
+              <w:top w:val="single" w:sz="6" w:space="0" w:color="000000"/>
+              <w:start w:val="single" w:sz="6" w:space="0" w:color="000000"/>
+              <w:bottom w:val="single" w:sz="6" w:space="0" w:color="000000"/>
+              <w:end w:val="single" w:sz="6" w:space="0" w:color="000000"/>
+            </w:tcBorders>
+            <w:vAlign w:val="center"/>
+          </w:tcPr>
+          <w:p>
+            <w:pPr>
+              <w:pStyle w:val="Style25"/>
+              <w:rPr/>
+            </w:pPr>
+            <w:r>
+              <w:rPr/>
+              <w:t>СЗ</w:t>
+            </w:r>
+          </w:p>
+        </w:tc>
+        <w:tc>
+          <w:tcPr>
+            <w:tcW w:w="985" w:type="dxa"/>
+            <w:tcBorders>
+              <w:top w:val="single" w:sz="6" w:space="0" w:color="000000"/>
+              <w:start w:val="single" w:sz="6" w:space="0" w:color="000000"/>
+              <w:bottom w:val="single" w:sz="6" w:space="0" w:color="000000"/>
+              <w:end w:val="single" w:sz="6" w:space="0" w:color="000000"/>
+            </w:tcBorders>
+            <w:vAlign w:val="center"/>
+          </w:tcPr>
+          <w:p>
+            <w:pPr>
+              <w:pStyle w:val="Style25"/>
+              <w:rPr/>
+            </w:pPr>
+            <w:r>
+              <w:rPr/>
+              <w:t>Штиль</w:t>
+            </w:r>
+          </w:p>
+        </w:tc>
+      </w:tr>
+      <w:tr>
+        <w:trPr>
+          <w:trHeight w:val="463" w:hRule="atLeast"/>
+          <w:cantSplit/>
+        </w:trPr>
+        <w:tc>
+          <w:tcPr>
+            <w:tcW w:w="566" w:type="dxa"/>
+            <w:tcBorders>
+              <w:top w:val="single" w:sz="6" w:space="0" w:color="000000"/>
+              <w:start w:val="single" w:sz="6" w:space="0" w:color="000000"/>
+              <w:bottom w:val="single" w:sz="6" w:space="0" w:color="000000"/>
+              <w:end w:val="single" w:sz="6" w:space="0" w:color="000000"/>
+            </w:tcBorders>
+            <w:vAlign w:val="center"/>
+          </w:tcPr>
+          <w:p>
+            <w:pPr>
+              <w:pStyle w:val="Style35"/>
+              <w:spacing w:before="120" w:after="0"/>
+              <w:rPr/>
+            </w:pPr>
+            <w:r>
+              <w:rPr/>
+            </w:r>
+          </w:p>
+        </w:tc>
+        <w:tc>
+          <w:tcPr>
+            <w:tcW w:w="568" w:type="dxa"/>
+            <w:tcBorders>
+              <w:top w:val="single" w:sz="6" w:space="0" w:color="000000"/>
+              <w:start w:val="single" w:sz="6" w:space="0" w:color="000000"/>
+              <w:bottom w:val="single" w:sz="6" w:space="0" w:color="000000"/>
+              <w:end w:val="single" w:sz="6" w:space="0" w:color="000000"/>
+            </w:tcBorders>
+            <w:vAlign w:val="center"/>
+          </w:tcPr>
+          <w:p>
+            <w:pPr>
+              <w:pStyle w:val="Style35"/>
+              <w:spacing w:before="120" w:after="0"/>
+              <w:rPr/>
+            </w:pPr>
+            <w:r>
+              <w:rPr/>
+            </w:r>
+          </w:p>
+        </w:tc>
+        <w:tc>
+          <w:tcPr>
+            <w:tcW w:w="567" w:type="dxa"/>
+            <w:tcBorders>
+              <w:top w:val="single" w:sz="6" w:space="0" w:color="000000"/>
+              <w:start w:val="single" w:sz="6" w:space="0" w:color="000000"/>
+              <w:bottom w:val="single" w:sz="6" w:space="0" w:color="000000"/>
+              <w:end w:val="single" w:sz="6" w:space="0" w:color="000000"/>
+            </w:tcBorders>
+            <w:vAlign w:val="center"/>
+          </w:tcPr>
+          <w:p>
+            <w:pPr>
+              <w:pStyle w:val="Style35"/>
+              <w:spacing w:before="120" w:after="0"/>
+              <w:rPr/>
+            </w:pPr>
+            <w:r>
+              <w:rPr/>
+            </w:r>
+          </w:p>
+        </w:tc>
+        <w:tc>
+          <w:tcPr>
+            <w:tcW w:w="576" w:type="dxa"/>
+            <w:tcBorders>
+              <w:top w:val="single" w:sz="6" w:space="0" w:color="000000"/>
+              <w:start w:val="single" w:sz="6" w:space="0" w:color="000000"/>
+              <w:bottom w:val="single" w:sz="6" w:space="0" w:color="000000"/>
+              <w:end w:val="single" w:sz="6" w:space="0" w:color="000000"/>
+            </w:tcBorders>
+            <w:vAlign w:val="center"/>
+          </w:tcPr>
+          <w:p>
+            <w:pPr>
+              <w:pStyle w:val="Style35"/>
+              <w:spacing w:before="120" w:after="0"/>
+              <w:rPr/>
+            </w:pPr>
+            <w:r>
+              <w:rPr/>
+            </w:r>
+          </w:p>
+        </w:tc>
+        <w:tc>
+          <w:tcPr>
+            <w:tcW w:w="567" w:type="dxa"/>
+            <w:tcBorders>
+              <w:top w:val="single" w:sz="6" w:space="0" w:color="000000"/>
+              <w:start w:val="single" w:sz="6" w:space="0" w:color="000000"/>
+              <w:bottom w:val="single" w:sz="6" w:space="0" w:color="000000"/>
+              <w:end w:val="single" w:sz="6" w:space="0" w:color="000000"/>
+            </w:tcBorders>
+            <w:vAlign w:val="center"/>
+          </w:tcPr>
+          <w:p>
+            <w:pPr>
+              <w:pStyle w:val="Style35"/>
+              <w:spacing w:before="120" w:after="0"/>
+              <w:rPr/>
+            </w:pPr>
+            <w:r>
+              <w:rPr/>
+            </w:r>
+          </w:p>
+        </w:tc>
+        <w:tc>
+          <w:tcPr>
+            <w:tcW w:w="490" w:type="dxa"/>
+            <w:tcBorders>
+              <w:top w:val="single" w:sz="6" w:space="0" w:color="000000"/>
+              <w:start w:val="single" w:sz="6" w:space="0" w:color="000000"/>
+              <w:bottom w:val="single" w:sz="6" w:space="0" w:color="000000"/>
+              <w:end w:val="single" w:sz="6" w:space="0" w:color="000000"/>
+            </w:tcBorders>
+            <w:vAlign w:val="center"/>
+          </w:tcPr>
+          <w:p>
+            <w:pPr>
+              <w:pStyle w:val="Style35"/>
+              <w:spacing w:before="120" w:after="0"/>
+              <w:rPr/>
+            </w:pPr>
+            <w:r>
+              <w:rPr/>
+            </w:r>
+          </w:p>
+        </w:tc>
+        <w:tc>
+          <w:tcPr>
+            <w:tcW w:w="602" w:type="dxa"/>
+            <w:tcBorders>
+              <w:top w:val="single" w:sz="6" w:space="0" w:color="000000"/>
+              <w:start w:val="single" w:sz="6" w:space="0" w:color="000000"/>
+              <w:bottom w:val="single" w:sz="6" w:space="0" w:color="000000"/>
+              <w:end w:val="single" w:sz="6" w:space="0" w:color="000000"/>
+            </w:tcBorders>
+            <w:vAlign w:val="center"/>
+          </w:tcPr>
+          <w:p>
+            <w:pPr>
+              <w:pStyle w:val="Style35"/>
+              <w:spacing w:before="120" w:after="0"/>
+              <w:rPr/>
+            </w:pPr>
+            <w:r>
+              <w:rPr/>
+            </w:r>
+          </w:p>
+        </w:tc>
+        <w:tc>
+          <w:tcPr>
+            <w:tcW w:w="609" w:type="dxa"/>
+            <w:tcBorders>
+              <w:top w:val="single" w:sz="6" w:space="0" w:color="000000"/>
+              <w:start w:val="single" w:sz="6" w:space="0" w:color="000000"/>
+              <w:bottom w:val="single" w:sz="6" w:space="0" w:color="000000"/>
+              <w:end w:val="single" w:sz="6" w:space="0" w:color="000000"/>
+            </w:tcBorders>
+            <w:vAlign w:val="center"/>
+          </w:tcPr>
+          <w:p>
+            <w:pPr>
+              <w:pStyle w:val="Style35"/>
+              <w:spacing w:before="120" w:after="0"/>
+              <w:rPr/>
+            </w:pPr>
+            <w:r>
+              <w:rPr/>
+            </w:r>
+          </w:p>
+        </w:tc>
+        <w:tc>
+          <w:tcPr>
+            <w:tcW w:w="985" w:type="dxa"/>
+            <w:tcBorders>
+              <w:top w:val="single" w:sz="6" w:space="0" w:color="000000"/>
+              <w:start w:val="single" w:sz="6" w:space="0" w:color="000000"/>
+              <w:bottom w:val="single" w:sz="6" w:space="0" w:color="000000"/>
+              <w:end w:val="single" w:sz="6" w:space="0" w:color="000000"/>
+            </w:tcBorders>
+            <w:vAlign w:val="center"/>
+          </w:tcPr>
+          <w:p>
+            <w:pPr>
+              <w:pStyle w:val="Style35"/>
+              <w:spacing w:before="120" w:after="0"/>
+              <w:rPr/>
+            </w:pPr>
+            <w:r>
+              <w:rPr/>
+            </w:r>
+          </w:p>
+        </w:tc>
+      </w:tr>
+    </w:tbl>
+    <w:p>
+      <w:pPr>
+        <w:pStyle w:val="BodyText"/>
+        <w:rPr/>
+      </w:pPr>
+      <w:bookmarkStart w:id="6" w:name="_Hlk164328985"/>
+      <w:r>
+        <w:rPr/>
+        <w:t xml:space="preserve">Скорость ветра, повторяемость превышения которой составляет 5 %, – </w:t>
+      </w:r>
+      <w:bookmarkEnd w:id="6"/>
+      <w:r>
+        <w:rPr/>
+        <w:t>&lt;Заполнить&gt; м/с.</w:t>
+      </w:r>
+    </w:p>
+    <w:p>
+      <w:pPr>
+        <w:pStyle w:val="BodyText"/>
+        <w:rPr/>
+      </w:pPr>
+      <w:r>
+        <w:rPr/>
+        <w:t>Преобладающее годовое направление ветра – &lt;Заполнить&gt;.</w:t>
+      </w:r>
+    </w:p>
+    <w:p>
+      <w:pPr>
+        <w:pStyle w:val="Heading2"/>
+        <w:numPr>
+          <w:ilvl w:val="1"/>
+          <w:numId w:val="7"/>
+        </w:numPr>
+        <w:rPr/>
+      </w:pPr>
+      <w:bookmarkStart w:id="7" w:name="_Toc144647158"/>
+      <w:r>
+        <w:rPr/>
+        <w:t>Атмосферные явления</w:t>
+      </w:r>
+      <w:bookmarkEnd w:id="7"/>
+    </w:p>
+    <w:p>
+      <w:pPr>
+        <w:pStyle w:val="Style34"/>
+        <w:jc w:val="both"/>
+        <w:rPr/>
+      </w:pPr>
+      <w:r>
+        <w:rPr/>
+        <w:t xml:space="preserve">Таблица </w:t>
+      </w:r>
+      <w:r>
+        <w:rPr/>
+        <w:fldChar w:fldCharType="begin"/>
+      </w:r>
+      <w:r>
+        <w:rPr/>
+        <w:instrText xml:space="preserve"> SEQ Таблица \* ARABIC </w:instrText>
+      </w:r>
+      <w:r>
+        <w:rPr/>
+        <w:fldChar w:fldCharType="separate"/>
+      </w:r>
+      <w:r>
+        <w:rPr/>
+        <w:t>20</w:t>
+      </w:r>
+      <w:r>
+        <w:rPr/>
+        <w:fldChar w:fldCharType="end"/>
+      </w:r>
+      <w:r>
+        <w:rPr/>
+        <w:t xml:space="preserve"> Среднее число дней с обледенением</w:t>
+      </w:r>
+    </w:p>
+    <w:tbl>
+      <w:tblPr>
+        <w:tblW w:w="10131" w:type="dxa"/>
+        <w:jc w:val="center"/>
+        <w:tblInd w:w="0" w:type="dxa"/>
+        <w:tblLayout w:type="fixed"/>
+        <w:tblCellMar>
+          <w:top w:w="0" w:type="dxa"/>
+          <w:start w:w="40" w:type="dxa"/>
+          <w:bottom w:w="0" w:type="dxa"/>
+          <w:end w:w="40" w:type="dxa"/>
+        </w:tblCellMar>
+        <w:tblLook w:noHBand="0" w:noVBand="0" w:firstColumn="0" w:lastRow="0" w:lastColumn="0" w:firstRow="0" w:val="0000"/>
+      </w:tblPr>
+      <w:tblGrid>
+        <w:gridCol w:w="2559"/>
+        <w:gridCol w:w="559"/>
+        <w:gridCol w:w="565"/>
+        <w:gridCol w:w="567"/>
+        <w:gridCol w:w="569"/>
+        <w:gridCol w:w="565"/>
+        <w:gridCol w:w="567"/>
+        <w:gridCol w:w="492"/>
+        <w:gridCol w:w="602"/>
+        <w:gridCol w:w="607"/>
+        <w:gridCol w:w="569"/>
+        <w:gridCol w:w="565"/>
+        <w:gridCol w:w="709"/>
+        <w:gridCol w:w="636"/>
+      </w:tblGrid>
+      <w:tr>
+        <w:trPr>
+          <w:tblHeader w:val="true"/>
+          <w:trHeight w:val="463" w:hRule="atLeast"/>
+          <w:cantSplit/>
+        </w:trPr>
+        <w:tc>
+          <w:tcPr>
+            <w:tcW w:w="2559" w:type="dxa"/>
+            <w:tcBorders>
+              <w:top w:val="single" w:sz="6" w:space="0" w:color="000000"/>
+              <w:start w:val="single" w:sz="6" w:space="0" w:color="000000"/>
+              <w:bottom w:val="single" w:sz="6" w:space="0" w:color="000000"/>
+              <w:end w:val="single" w:sz="6" w:space="0" w:color="000000"/>
+            </w:tcBorders>
+            <w:vAlign w:val="center"/>
+          </w:tcPr>
+          <w:p>
+            <w:pPr>
+              <w:pStyle w:val="Style25"/>
+              <w:rPr/>
+            </w:pPr>
+            <w:r>
+              <w:rPr/>
+              <w:t>Явление</w:t>
+            </w:r>
+          </w:p>
+        </w:tc>
+        <w:tc>
+          <w:tcPr>
+            <w:tcW w:w="559" w:type="dxa"/>
+            <w:tcBorders>
+              <w:top w:val="single" w:sz="6" w:space="0" w:color="000000"/>
+              <w:start w:val="single" w:sz="6" w:space="0" w:color="000000"/>
+              <w:bottom w:val="single" w:sz="6" w:space="0" w:color="000000"/>
+              <w:end w:val="single" w:sz="6" w:space="0" w:color="000000"/>
+            </w:tcBorders>
+            <w:vAlign w:val="center"/>
+          </w:tcPr>
+          <w:p>
+            <w:pPr>
+              <w:pStyle w:val="Style25"/>
+              <w:rPr/>
+            </w:pPr>
+            <w:r>
+              <w:rPr>
+                <w:lang w:val="en-US"/>
+              </w:rPr>
+              <w:t>I</w:t>
+            </w:r>
+          </w:p>
+        </w:tc>
+        <w:tc>
+          <w:tcPr>
+            <w:tcW w:w="565" w:type="dxa"/>
+            <w:tcBorders>
+              <w:top w:val="single" w:sz="6" w:space="0" w:color="000000"/>
+              <w:start w:val="single" w:sz="6" w:space="0" w:color="000000"/>
+              <w:bottom w:val="single" w:sz="6" w:space="0" w:color="000000"/>
+              <w:end w:val="single" w:sz="6" w:space="0" w:color="000000"/>
+            </w:tcBorders>
+            <w:vAlign w:val="center"/>
+          </w:tcPr>
+          <w:p>
+            <w:pPr>
+              <w:pStyle w:val="Style25"/>
+              <w:rPr/>
+            </w:pPr>
+            <w:r>
+              <w:rPr>
+                <w:lang w:val="en-US"/>
+              </w:rPr>
+              <w:t>II</w:t>
+            </w:r>
+          </w:p>
+        </w:tc>
+        <w:tc>
+          <w:tcPr>
+            <w:tcW w:w="567" w:type="dxa"/>
+            <w:tcBorders>
+              <w:top w:val="single" w:sz="6" w:space="0" w:color="000000"/>
+              <w:start w:val="single" w:sz="6" w:space="0" w:color="000000"/>
+              <w:bottom w:val="single" w:sz="6" w:space="0" w:color="000000"/>
+              <w:end w:val="single" w:sz="6" w:space="0" w:color="000000"/>
+            </w:tcBorders>
+            <w:vAlign w:val="center"/>
+          </w:tcPr>
+          <w:p>
+            <w:pPr>
+              <w:pStyle w:val="Style25"/>
+              <w:rPr/>
+            </w:pPr>
+            <w:r>
+              <w:rPr>
+                <w:lang w:val="en-US"/>
+              </w:rPr>
+              <w:t>III</w:t>
+            </w:r>
+          </w:p>
+        </w:tc>
+        <w:tc>
+          <w:tcPr>
+            <w:tcW w:w="569" w:type="dxa"/>
+            <w:tcBorders>
+              <w:top w:val="single" w:sz="6" w:space="0" w:color="000000"/>
+              <w:start w:val="single" w:sz="6" w:space="0" w:color="000000"/>
+              <w:bottom w:val="single" w:sz="6" w:space="0" w:color="000000"/>
+              <w:end w:val="single" w:sz="6" w:space="0" w:color="000000"/>
+            </w:tcBorders>
+            <w:vAlign w:val="center"/>
+          </w:tcPr>
+          <w:p>
+            <w:pPr>
+              <w:pStyle w:val="Style25"/>
+              <w:rPr/>
+            </w:pPr>
+            <w:r>
+              <w:rPr>
+                <w:lang w:val="en-US"/>
+              </w:rPr>
+              <w:t>IV</w:t>
+            </w:r>
+          </w:p>
+        </w:tc>
+        <w:tc>
+          <w:tcPr>
+            <w:tcW w:w="565" w:type="dxa"/>
+            <w:tcBorders>
+              <w:top w:val="single" w:sz="6" w:space="0" w:color="000000"/>
+              <w:start w:val="single" w:sz="6" w:space="0" w:color="000000"/>
+              <w:bottom w:val="single" w:sz="6" w:space="0" w:color="000000"/>
+              <w:end w:val="single" w:sz="6" w:space="0" w:color="000000"/>
+            </w:tcBorders>
+            <w:vAlign w:val="center"/>
+          </w:tcPr>
+          <w:p>
+            <w:pPr>
+              <w:pStyle w:val="Style25"/>
+              <w:rPr/>
+            </w:pPr>
+            <w:r>
+              <w:rPr>
+                <w:lang w:val="en-US"/>
+              </w:rPr>
+              <w:t>V</w:t>
+            </w:r>
+          </w:p>
+        </w:tc>
+        <w:tc>
+          <w:tcPr>
+            <w:tcW w:w="567" w:type="dxa"/>
+            <w:tcBorders>
+              <w:top w:val="single" w:sz="6" w:space="0" w:color="000000"/>
+              <w:start w:val="single" w:sz="6" w:space="0" w:color="000000"/>
+              <w:bottom w:val="single" w:sz="6" w:space="0" w:color="000000"/>
+              <w:end w:val="single" w:sz="6" w:space="0" w:color="000000"/>
+            </w:tcBorders>
+            <w:vAlign w:val="center"/>
+          </w:tcPr>
+          <w:p>
+            <w:pPr>
+              <w:pStyle w:val="Style25"/>
+              <w:rPr/>
+            </w:pPr>
+            <w:r>
+              <w:rPr>
+                <w:lang w:val="en-US"/>
+              </w:rPr>
+              <w:t>VI</w:t>
+            </w:r>
+          </w:p>
+        </w:tc>
+        <w:tc>
+          <w:tcPr>
+            <w:tcW w:w="492" w:type="dxa"/>
+            <w:tcBorders>
+              <w:top w:val="single" w:sz="6" w:space="0" w:color="000000"/>
+              <w:start w:val="single" w:sz="6" w:space="0" w:color="000000"/>
+              <w:bottom w:val="single" w:sz="6" w:space="0" w:color="000000"/>
+              <w:end w:val="single" w:sz="6" w:space="0" w:color="000000"/>
+            </w:tcBorders>
+            <w:vAlign w:val="center"/>
+          </w:tcPr>
+          <w:p>
+            <w:pPr>
+              <w:pStyle w:val="Style25"/>
+              <w:rPr/>
+            </w:pPr>
+            <w:r>
+              <w:rPr>
+                <w:lang w:val="en-US"/>
+              </w:rPr>
+              <w:t>VII</w:t>
+            </w:r>
+          </w:p>
+        </w:tc>
+        <w:tc>
+          <w:tcPr>
+            <w:tcW w:w="602" w:type="dxa"/>
+            <w:tcBorders>
+              <w:top w:val="single" w:sz="6" w:space="0" w:color="000000"/>
+              <w:start w:val="single" w:sz="6" w:space="0" w:color="000000"/>
+              <w:bottom w:val="single" w:sz="6" w:space="0" w:color="000000"/>
+              <w:end w:val="single" w:sz="6" w:space="0" w:color="000000"/>
+            </w:tcBorders>
+            <w:vAlign w:val="center"/>
+          </w:tcPr>
+          <w:p>
+            <w:pPr>
+              <w:pStyle w:val="Style25"/>
+              <w:rPr/>
+            </w:pPr>
+            <w:r>
+              <w:rPr>
+                <w:lang w:val="en-US"/>
+              </w:rPr>
+              <w:t>VIII</w:t>
+            </w:r>
+          </w:p>
+        </w:tc>
+        <w:tc>
+          <w:tcPr>
+            <w:tcW w:w="607" w:type="dxa"/>
+            <w:tcBorders>
+              <w:top w:val="single" w:sz="6" w:space="0" w:color="000000"/>
+              <w:start w:val="single" w:sz="6" w:space="0" w:color="000000"/>
+              <w:bottom w:val="single" w:sz="6" w:space="0" w:color="000000"/>
+              <w:end w:val="single" w:sz="6" w:space="0" w:color="000000"/>
+            </w:tcBorders>
+            <w:vAlign w:val="center"/>
+          </w:tcPr>
+          <w:p>
+            <w:pPr>
+              <w:pStyle w:val="Style25"/>
+              <w:rPr/>
+            </w:pPr>
+            <w:r>
+              <w:rPr>
+                <w:lang w:val="en-US"/>
+              </w:rPr>
+              <w:t>IX</w:t>
+            </w:r>
+          </w:p>
+        </w:tc>
+        <w:tc>
+          <w:tcPr>
+            <w:tcW w:w="569" w:type="dxa"/>
+            <w:tcBorders>
+              <w:top w:val="single" w:sz="6" w:space="0" w:color="000000"/>
+              <w:start w:val="single" w:sz="6" w:space="0" w:color="000000"/>
+              <w:bottom w:val="single" w:sz="6" w:space="0" w:color="000000"/>
+              <w:end w:val="single" w:sz="6" w:space="0" w:color="000000"/>
+            </w:tcBorders>
+            <w:vAlign w:val="center"/>
+          </w:tcPr>
+          <w:p>
+            <w:pPr>
+              <w:pStyle w:val="Style25"/>
+              <w:rPr/>
+            </w:pPr>
+            <w:r>
+              <w:rPr>
+                <w:lang w:val="en-US"/>
+              </w:rPr>
+              <w:t>X</w:t>
+            </w:r>
+          </w:p>
+        </w:tc>
+        <w:tc>
+          <w:tcPr>
+            <w:tcW w:w="565" w:type="dxa"/>
+            <w:tcBorders>
+              <w:top w:val="single" w:sz="6" w:space="0" w:color="000000"/>
+              <w:start w:val="single" w:sz="6" w:space="0" w:color="000000"/>
+              <w:bottom w:val="single" w:sz="6" w:space="0" w:color="000000"/>
+              <w:end w:val="single" w:sz="6" w:space="0" w:color="000000"/>
+            </w:tcBorders>
+            <w:vAlign w:val="center"/>
+          </w:tcPr>
+          <w:p>
+            <w:pPr>
+              <w:pStyle w:val="Style25"/>
+              <w:rPr/>
+            </w:pPr>
+            <w:r>
+              <w:rPr>
+                <w:lang w:val="en-US"/>
+              </w:rPr>
+              <w:t>XI</w:t>
+            </w:r>
+          </w:p>
+        </w:tc>
+        <w:tc>
+          <w:tcPr>
+            <w:tcW w:w="709" w:type="dxa"/>
+            <w:tcBorders>
+              <w:top w:val="single" w:sz="6" w:space="0" w:color="000000"/>
+              <w:start w:val="single" w:sz="6" w:space="0" w:color="000000"/>
+              <w:bottom w:val="single" w:sz="6" w:space="0" w:color="000000"/>
+              <w:end w:val="single" w:sz="6" w:space="0" w:color="000000"/>
+            </w:tcBorders>
+            <w:vAlign w:val="center"/>
+          </w:tcPr>
+          <w:p>
+            <w:pPr>
+              <w:pStyle w:val="Style25"/>
+              <w:rPr/>
+            </w:pPr>
+            <w:r>
+              <w:rPr>
+                <w:lang w:val="en-US"/>
+              </w:rPr>
+              <w:t>XII</w:t>
+            </w:r>
+          </w:p>
+        </w:tc>
+        <w:tc>
+          <w:tcPr>
+            <w:tcW w:w="636" w:type="dxa"/>
+            <w:tcBorders>
+              <w:top w:val="single" w:sz="6" w:space="0" w:color="000000"/>
+              <w:start w:val="single" w:sz="6" w:space="0" w:color="000000"/>
+              <w:bottom w:val="single" w:sz="6" w:space="0" w:color="000000"/>
+              <w:end w:val="single" w:sz="6" w:space="0" w:color="000000"/>
+            </w:tcBorders>
+            <w:vAlign w:val="center"/>
+          </w:tcPr>
+          <w:p>
+            <w:pPr>
+              <w:pStyle w:val="Style25"/>
+              <w:rPr/>
+            </w:pPr>
+            <w:r>
+              <w:rPr/>
+              <w:t>Год</w:t>
+            </w:r>
+          </w:p>
+        </w:tc>
+      </w:tr>
+      <w:tr>
+        <w:trPr>
+          <w:trHeight w:val="463" w:hRule="atLeast"/>
+          <w:cantSplit/>
+        </w:trPr>
+        <w:tc>
+          <w:tcPr>
+            <w:tcW w:w="2559" w:type="dxa"/>
+            <w:tcBorders>
+              <w:top w:val="single" w:sz="6" w:space="0" w:color="000000"/>
+              <w:start w:val="single" w:sz="6" w:space="0" w:color="000000"/>
+              <w:bottom w:val="single" w:sz="6" w:space="0" w:color="000000"/>
+              <w:end w:val="single" w:sz="6" w:space="0" w:color="000000"/>
+            </w:tcBorders>
+            <w:vAlign w:val="center"/>
+          </w:tcPr>
+          <w:p>
+            <w:pPr>
+              <w:pStyle w:val="Style35"/>
+              <w:spacing w:before="120" w:after="0"/>
+              <w:rPr/>
+            </w:pPr>
+            <w:r>
+              <w:rPr/>
+              <w:t>Гололед</w:t>
+            </w:r>
+          </w:p>
+        </w:tc>
+        <w:tc>
+          <w:tcPr>
+            <w:tcW w:w="559" w:type="dxa"/>
+            <w:tcBorders>
+              <w:top w:val="single" w:sz="6" w:space="0" w:color="000000"/>
+              <w:start w:val="single" w:sz="6" w:space="0" w:color="000000"/>
+              <w:bottom w:val="single" w:sz="6" w:space="0" w:color="000000"/>
+              <w:end w:val="single" w:sz="6" w:space="0" w:color="000000"/>
+            </w:tcBorders>
+            <w:vAlign w:val="center"/>
+          </w:tcPr>
+          <w:p>
+            <w:pPr>
+              <w:pStyle w:val="Style35"/>
+              <w:spacing w:before="120" w:after="0"/>
+              <w:rPr/>
+            </w:pPr>
+            <w:r>
+              <w:rPr/>
+            </w:r>
+          </w:p>
+        </w:tc>
+        <w:tc>
+          <w:tcPr>
+            <w:tcW w:w="565" w:type="dxa"/>
+            <w:tcBorders>
+              <w:top w:val="single" w:sz="6" w:space="0" w:color="000000"/>
+              <w:start w:val="single" w:sz="6" w:space="0" w:color="000000"/>
+              <w:bottom w:val="single" w:sz="6" w:space="0" w:color="000000"/>
+              <w:end w:val="single" w:sz="6" w:space="0" w:color="000000"/>
+            </w:tcBorders>
+            <w:vAlign w:val="center"/>
+          </w:tcPr>
+          <w:p>
+            <w:pPr>
+              <w:pStyle w:val="Style35"/>
+              <w:spacing w:before="120" w:after="0"/>
+              <w:rPr/>
+            </w:pPr>
+            <w:r>
+              <w:rPr/>
+            </w:r>
+          </w:p>
+        </w:tc>
+        <w:tc>
+          <w:tcPr>
+            <w:tcW w:w="567" w:type="dxa"/>
+            <w:tcBorders>
+              <w:top w:val="single" w:sz="6" w:space="0" w:color="000000"/>
+              <w:start w:val="single" w:sz="6" w:space="0" w:color="000000"/>
+              <w:bottom w:val="single" w:sz="6" w:space="0" w:color="000000"/>
+              <w:end w:val="single" w:sz="6" w:space="0" w:color="000000"/>
+            </w:tcBorders>
+            <w:vAlign w:val="center"/>
+          </w:tcPr>
+          <w:p>
+            <w:pPr>
+              <w:pStyle w:val="Style35"/>
+              <w:spacing w:before="120" w:after="0"/>
+              <w:rPr/>
+            </w:pPr>
+            <w:r>
+              <w:rPr/>
+            </w:r>
+          </w:p>
+        </w:tc>
+        <w:tc>
+          <w:tcPr>
+            <w:tcW w:w="569" w:type="dxa"/>
+            <w:tcBorders>
+              <w:top w:val="single" w:sz="6" w:space="0" w:color="000000"/>
+              <w:start w:val="single" w:sz="6" w:space="0" w:color="000000"/>
+              <w:bottom w:val="single" w:sz="6" w:space="0" w:color="000000"/>
+              <w:end w:val="single" w:sz="6" w:space="0" w:color="000000"/>
+            </w:tcBorders>
+            <w:vAlign w:val="center"/>
+          </w:tcPr>
+          <w:p>
+            <w:pPr>
+              <w:pStyle w:val="Style35"/>
+              <w:spacing w:before="120" w:after="0"/>
+              <w:rPr/>
+            </w:pPr>
+            <w:r>
+              <w:rPr/>
+            </w:r>
+          </w:p>
+        </w:tc>
+        <w:tc>
+          <w:tcPr>
+            <w:tcW w:w="565" w:type="dxa"/>
+            <w:tcBorders>
+              <w:top w:val="single" w:sz="6" w:space="0" w:color="000000"/>
+              <w:start w:val="single" w:sz="6" w:space="0" w:color="000000"/>
+              <w:bottom w:val="single" w:sz="6" w:space="0" w:color="000000"/>
+              <w:end w:val="single" w:sz="6" w:space="0" w:color="000000"/>
+            </w:tcBorders>
+            <w:vAlign w:val="center"/>
+          </w:tcPr>
+          <w:p>
+            <w:pPr>
+              <w:pStyle w:val="Style35"/>
+              <w:spacing w:before="120" w:after="0"/>
+              <w:rPr/>
+            </w:pPr>
+            <w:r>
+              <w:rPr/>
+            </w:r>
+          </w:p>
+        </w:tc>
+        <w:tc>
+          <w:tcPr>
+            <w:tcW w:w="567" w:type="dxa"/>
+            <w:tcBorders>
+              <w:top w:val="single" w:sz="6" w:space="0" w:color="000000"/>
+              <w:start w:val="single" w:sz="6" w:space="0" w:color="000000"/>
+              <w:bottom w:val="single" w:sz="6" w:space="0" w:color="000000"/>
+              <w:end w:val="single" w:sz="6" w:space="0" w:color="000000"/>
+            </w:tcBorders>
+            <w:vAlign w:val="center"/>
+          </w:tcPr>
+          <w:p>
+            <w:pPr>
+              <w:pStyle w:val="Style35"/>
+              <w:spacing w:before="120" w:after="0"/>
+              <w:rPr/>
+            </w:pPr>
+            <w:r>
+              <w:rPr/>
+            </w:r>
+          </w:p>
+        </w:tc>
+        <w:tc>
+          <w:tcPr>
+            <w:tcW w:w="492" w:type="dxa"/>
+            <w:tcBorders>
+              <w:top w:val="single" w:sz="6" w:space="0" w:color="000000"/>
+              <w:start w:val="single" w:sz="6" w:space="0" w:color="000000"/>
+              <w:bottom w:val="single" w:sz="6" w:space="0" w:color="000000"/>
+              <w:end w:val="single" w:sz="6" w:space="0" w:color="000000"/>
+            </w:tcBorders>
+            <w:vAlign w:val="center"/>
+          </w:tcPr>
+          <w:p>
+            <w:pPr>
+              <w:pStyle w:val="Style35"/>
+              <w:spacing w:before="120" w:after="0"/>
+              <w:rPr/>
+            </w:pPr>
+            <w:r>
+              <w:rPr/>
+            </w:r>
+          </w:p>
+        </w:tc>
+        <w:tc>
+          <w:tcPr>
+            <w:tcW w:w="602" w:type="dxa"/>
+            <w:tcBorders>
+              <w:top w:val="single" w:sz="6" w:space="0" w:color="000000"/>
+              <w:start w:val="single" w:sz="6" w:space="0" w:color="000000"/>
+              <w:bottom w:val="single" w:sz="6" w:space="0" w:color="000000"/>
+              <w:end w:val="single" w:sz="6" w:space="0" w:color="000000"/>
+            </w:tcBorders>
+            <w:vAlign w:val="center"/>
+          </w:tcPr>
+          <w:p>
+            <w:pPr>
+              <w:pStyle w:val="Style35"/>
+              <w:spacing w:before="120" w:after="0"/>
+              <w:rPr/>
+            </w:pPr>
+            <w:r>
+              <w:rPr/>
+            </w:r>
+          </w:p>
+        </w:tc>
+        <w:tc>
+          <w:tcPr>
+            <w:tcW w:w="607" w:type="dxa"/>
+            <w:tcBorders>
+              <w:top w:val="single" w:sz="6" w:space="0" w:color="000000"/>
+              <w:start w:val="single" w:sz="6" w:space="0" w:color="000000"/>
+              <w:bottom w:val="single" w:sz="6" w:space="0" w:color="000000"/>
+              <w:end w:val="single" w:sz="6" w:space="0" w:color="000000"/>
+            </w:tcBorders>
+            <w:vAlign w:val="center"/>
+          </w:tcPr>
+          <w:p>
+            <w:pPr>
+              <w:pStyle w:val="Style35"/>
+              <w:spacing w:before="120" w:after="0"/>
+              <w:rPr/>
+            </w:pPr>
+            <w:r>
+              <w:rPr/>
+            </w:r>
+          </w:p>
+        </w:tc>
+        <w:tc>
+          <w:tcPr>
+            <w:tcW w:w="569" w:type="dxa"/>
+            <w:tcBorders>
+              <w:top w:val="single" w:sz="6" w:space="0" w:color="000000"/>
+              <w:start w:val="single" w:sz="6" w:space="0" w:color="000000"/>
+              <w:bottom w:val="single" w:sz="6" w:space="0" w:color="000000"/>
+              <w:end w:val="single" w:sz="6" w:space="0" w:color="000000"/>
+            </w:tcBorders>
+            <w:vAlign w:val="center"/>
+          </w:tcPr>
+          <w:p>
+            <w:pPr>
+              <w:pStyle w:val="Style35"/>
+              <w:spacing w:before="120" w:after="0"/>
+              <w:rPr/>
+            </w:pPr>
+            <w:r>
+              <w:rPr/>
+            </w:r>
+          </w:p>
+        </w:tc>
+        <w:tc>
+          <w:tcPr>
+            <w:tcW w:w="565" w:type="dxa"/>
+            <w:tcBorders>
+              <w:top w:val="single" w:sz="6" w:space="0" w:color="000000"/>
+              <w:start w:val="single" w:sz="6" w:space="0" w:color="000000"/>
+              <w:bottom w:val="single" w:sz="6" w:space="0" w:color="000000"/>
+              <w:end w:val="single" w:sz="6" w:space="0" w:color="000000"/>
+            </w:tcBorders>
+            <w:vAlign w:val="center"/>
+          </w:tcPr>
+          <w:p>
+            <w:pPr>
+              <w:pStyle w:val="Style35"/>
+              <w:spacing w:before="120" w:after="0"/>
+              <w:rPr/>
+            </w:pPr>
+            <w:r>
+              <w:rPr/>
+            </w:r>
+          </w:p>
+        </w:tc>
+        <w:tc>
+          <w:tcPr>
+            <w:tcW w:w="709" w:type="dxa"/>
+            <w:tcBorders>
+              <w:top w:val="single" w:sz="6" w:space="0" w:color="000000"/>
+              <w:start w:val="single" w:sz="6" w:space="0" w:color="000000"/>
+              <w:bottom w:val="single" w:sz="6" w:space="0" w:color="000000"/>
+              <w:end w:val="single" w:sz="6" w:space="0" w:color="000000"/>
+            </w:tcBorders>
+            <w:vAlign w:val="center"/>
+          </w:tcPr>
+          <w:p>
+            <w:pPr>
+              <w:pStyle w:val="Style35"/>
+              <w:spacing w:before="120" w:after="0"/>
+              <w:rPr/>
+            </w:pPr>
+            <w:r>
+              <w:rPr/>
+            </w:r>
+          </w:p>
+        </w:tc>
+        <w:tc>
+          <w:tcPr>
+            <w:tcW w:w="636" w:type="dxa"/>
+            <w:tcBorders>
+              <w:top w:val="single" w:sz="6" w:space="0" w:color="000000"/>
+              <w:start w:val="single" w:sz="6" w:space="0" w:color="000000"/>
+              <w:bottom w:val="single" w:sz="6" w:space="0" w:color="000000"/>
+              <w:end w:val="single" w:sz="6" w:space="0" w:color="000000"/>
+            </w:tcBorders>
+            <w:vAlign w:val="center"/>
+          </w:tcPr>
+          <w:p>
+            <w:pPr>
+              <w:pStyle w:val="Style35"/>
+              <w:spacing w:before="120" w:after="0"/>
+              <w:rPr/>
+            </w:pPr>
+            <w:r>
+              <w:rPr/>
+            </w:r>
+          </w:p>
+        </w:tc>
+      </w:tr>
+      <w:tr>
+        <w:trPr>
+          <w:trHeight w:val="463" w:hRule="atLeast"/>
+          <w:cantSplit/>
+        </w:trPr>
+        <w:tc>
+          <w:tcPr>
+            <w:tcW w:w="2559" w:type="dxa"/>
+            <w:tcBorders>
+              <w:top w:val="single" w:sz="6" w:space="0" w:color="000000"/>
+              <w:start w:val="single" w:sz="6" w:space="0" w:color="000000"/>
+              <w:bottom w:val="single" w:sz="6" w:space="0" w:color="000000"/>
+              <w:end w:val="single" w:sz="6" w:space="0" w:color="000000"/>
+            </w:tcBorders>
+            <w:vAlign w:val="center"/>
+          </w:tcPr>
+          <w:p>
+            <w:pPr>
+              <w:pStyle w:val="Style35"/>
+              <w:spacing w:before="120" w:after="0"/>
+              <w:rPr/>
+            </w:pPr>
+            <w:r>
+              <w:rPr/>
+              <w:t>Изморозь</w:t>
+            </w:r>
+          </w:p>
+        </w:tc>
+        <w:tc>
+          <w:tcPr>
+            <w:tcW w:w="559" w:type="dxa"/>
+            <w:tcBorders>
+              <w:top w:val="single" w:sz="6" w:space="0" w:color="000000"/>
+              <w:start w:val="single" w:sz="6" w:space="0" w:color="000000"/>
+              <w:bottom w:val="single" w:sz="6" w:space="0" w:color="000000"/>
+              <w:end w:val="single" w:sz="6" w:space="0" w:color="000000"/>
+            </w:tcBorders>
+            <w:vAlign w:val="center"/>
+          </w:tcPr>
+          <w:p>
+            <w:pPr>
+              <w:pStyle w:val="Style35"/>
+              <w:spacing w:before="120" w:after="0"/>
+              <w:rPr/>
+            </w:pPr>
+            <w:r>
+              <w:rPr/>
+            </w:r>
+          </w:p>
+        </w:tc>
+        <w:tc>
+          <w:tcPr>
+            <w:tcW w:w="565" w:type="dxa"/>
+            <w:tcBorders>
+              <w:top w:val="single" w:sz="6" w:space="0" w:color="000000"/>
+              <w:start w:val="single" w:sz="6" w:space="0" w:color="000000"/>
+              <w:bottom w:val="single" w:sz="6" w:space="0" w:color="000000"/>
+              <w:end w:val="single" w:sz="6" w:space="0" w:color="000000"/>
+            </w:tcBorders>
+            <w:vAlign w:val="center"/>
+          </w:tcPr>
+          <w:p>
+            <w:pPr>
+              <w:pStyle w:val="Style35"/>
+              <w:spacing w:before="120" w:after="0"/>
+              <w:rPr/>
+            </w:pPr>
+            <w:r>
+              <w:rPr/>
+            </w:r>
+          </w:p>
+        </w:tc>
+        <w:tc>
+          <w:tcPr>
+            <w:tcW w:w="567" w:type="dxa"/>
+            <w:tcBorders>
+              <w:top w:val="single" w:sz="6" w:space="0" w:color="000000"/>
+              <w:start w:val="single" w:sz="6" w:space="0" w:color="000000"/>
+              <w:bottom w:val="single" w:sz="6" w:space="0" w:color="000000"/>
+              <w:end w:val="single" w:sz="6" w:space="0" w:color="000000"/>
+            </w:tcBorders>
+            <w:vAlign w:val="center"/>
+          </w:tcPr>
+          <w:p>
+            <w:pPr>
+              <w:pStyle w:val="Style35"/>
+              <w:spacing w:before="120" w:after="0"/>
+              <w:rPr/>
+            </w:pPr>
+            <w:r>
+              <w:rPr/>
+            </w:r>
+          </w:p>
+        </w:tc>
+        <w:tc>
+          <w:tcPr>
+            <w:tcW w:w="569" w:type="dxa"/>
+            <w:tcBorders>
+              <w:top w:val="single" w:sz="6" w:space="0" w:color="000000"/>
+              <w:start w:val="single" w:sz="6" w:space="0" w:color="000000"/>
+              <w:bottom w:val="single" w:sz="6" w:space="0" w:color="000000"/>
+              <w:end w:val="single" w:sz="6" w:space="0" w:color="000000"/>
+            </w:tcBorders>
+            <w:vAlign w:val="center"/>
+          </w:tcPr>
+          <w:p>
+            <w:pPr>
+              <w:pStyle w:val="Style35"/>
+              <w:spacing w:before="120" w:after="0"/>
+              <w:rPr/>
+            </w:pPr>
+            <w:r>
+              <w:rPr/>
+            </w:r>
+          </w:p>
+        </w:tc>
+        <w:tc>
+          <w:tcPr>
+            <w:tcW w:w="565" w:type="dxa"/>
+            <w:tcBorders>
+              <w:top w:val="single" w:sz="6" w:space="0" w:color="000000"/>
+              <w:start w:val="single" w:sz="6" w:space="0" w:color="000000"/>
+              <w:bottom w:val="single" w:sz="6" w:space="0" w:color="000000"/>
+              <w:end w:val="single" w:sz="6" w:space="0" w:color="000000"/>
+            </w:tcBorders>
+            <w:vAlign w:val="center"/>
+          </w:tcPr>
+          <w:p>
+            <w:pPr>
+              <w:pStyle w:val="Style35"/>
+              <w:spacing w:before="120" w:after="0"/>
+              <w:rPr/>
+            </w:pPr>
+            <w:r>
+              <w:rPr/>
+            </w:r>
+          </w:p>
+        </w:tc>
+        <w:tc>
+          <w:tcPr>
+            <w:tcW w:w="567" w:type="dxa"/>
+            <w:tcBorders>
+              <w:top w:val="single" w:sz="6" w:space="0" w:color="000000"/>
+              <w:start w:val="single" w:sz="6" w:space="0" w:color="000000"/>
+              <w:bottom w:val="single" w:sz="6" w:space="0" w:color="000000"/>
+              <w:end w:val="single" w:sz="6" w:space="0" w:color="000000"/>
+            </w:tcBorders>
+            <w:vAlign w:val="center"/>
+          </w:tcPr>
+          <w:p>
+            <w:pPr>
+              <w:pStyle w:val="Style35"/>
+              <w:spacing w:before="120" w:after="0"/>
+              <w:rPr/>
+            </w:pPr>
+            <w:r>
+              <w:rPr/>
+            </w:r>
+          </w:p>
+        </w:tc>
+        <w:tc>
+          <w:tcPr>
+            <w:tcW w:w="492" w:type="dxa"/>
+            <w:tcBorders>
+              <w:top w:val="single" w:sz="6" w:space="0" w:color="000000"/>
+              <w:start w:val="single" w:sz="6" w:space="0" w:color="000000"/>
+              <w:bottom w:val="single" w:sz="6" w:space="0" w:color="000000"/>
+              <w:end w:val="single" w:sz="6" w:space="0" w:color="000000"/>
+            </w:tcBorders>
+            <w:vAlign w:val="center"/>
+          </w:tcPr>
+          <w:p>
+            <w:pPr>
+              <w:pStyle w:val="Style35"/>
+              <w:spacing w:before="120" w:after="0"/>
+              <w:rPr/>
+            </w:pPr>
+            <w:r>
+              <w:rPr/>
+            </w:r>
+          </w:p>
+        </w:tc>
+        <w:tc>
+          <w:tcPr>
+            <w:tcW w:w="602" w:type="dxa"/>
+            <w:tcBorders>
+              <w:top w:val="single" w:sz="6" w:space="0" w:color="000000"/>
+              <w:start w:val="single" w:sz="6" w:space="0" w:color="000000"/>
+              <w:bottom w:val="single" w:sz="6" w:space="0" w:color="000000"/>
+              <w:end w:val="single" w:sz="6" w:space="0" w:color="000000"/>
+            </w:tcBorders>
+            <w:vAlign w:val="center"/>
+          </w:tcPr>
+          <w:p>
+            <w:pPr>
+              <w:pStyle w:val="Style35"/>
+              <w:spacing w:before="120" w:after="0"/>
+              <w:rPr/>
+            </w:pPr>
+            <w:r>
+              <w:rPr/>
+            </w:r>
+          </w:p>
+        </w:tc>
+        <w:tc>
+          <w:tcPr>
+            <w:tcW w:w="607" w:type="dxa"/>
+            <w:tcBorders>
+              <w:top w:val="single" w:sz="6" w:space="0" w:color="000000"/>
+              <w:start w:val="single" w:sz="6" w:space="0" w:color="000000"/>
+              <w:bottom w:val="single" w:sz="6" w:space="0" w:color="000000"/>
+              <w:end w:val="single" w:sz="6" w:space="0" w:color="000000"/>
+            </w:tcBorders>
+            <w:vAlign w:val="center"/>
+          </w:tcPr>
+          <w:p>
+            <w:pPr>
+              <w:pStyle w:val="Style35"/>
+              <w:spacing w:before="120" w:after="0"/>
+              <w:rPr/>
+            </w:pPr>
+            <w:r>
+              <w:rPr/>
+            </w:r>
+          </w:p>
+        </w:tc>
+        <w:tc>
+          <w:tcPr>
+            <w:tcW w:w="569" w:type="dxa"/>
+            <w:tcBorders>
+              <w:top w:val="single" w:sz="6" w:space="0" w:color="000000"/>
+              <w:start w:val="single" w:sz="6" w:space="0" w:color="000000"/>
+              <w:bottom w:val="single" w:sz="6" w:space="0" w:color="000000"/>
+              <w:end w:val="single" w:sz="6" w:space="0" w:color="000000"/>
+            </w:tcBorders>
+            <w:vAlign w:val="center"/>
+          </w:tcPr>
+          <w:p>
+            <w:pPr>
+              <w:pStyle w:val="Style35"/>
+              <w:spacing w:before="120" w:after="0"/>
+              <w:rPr/>
+            </w:pPr>
+            <w:r>
+              <w:rPr/>
+            </w:r>
+          </w:p>
+        </w:tc>
+        <w:tc>
+          <w:tcPr>
+            <w:tcW w:w="565" w:type="dxa"/>
+            <w:tcBorders>
+              <w:top w:val="single" w:sz="6" w:space="0" w:color="000000"/>
+              <w:start w:val="single" w:sz="6" w:space="0" w:color="000000"/>
+              <w:bottom w:val="single" w:sz="6" w:space="0" w:color="000000"/>
+              <w:end w:val="single" w:sz="6" w:space="0" w:color="000000"/>
+            </w:tcBorders>
+            <w:vAlign w:val="center"/>
+          </w:tcPr>
+          <w:p>
+            <w:pPr>
+              <w:pStyle w:val="Style35"/>
+              <w:spacing w:before="120" w:after="0"/>
+              <w:rPr/>
+            </w:pPr>
+            <w:r>
+              <w:rPr/>
+            </w:r>
+          </w:p>
+        </w:tc>
+        <w:tc>
+          <w:tcPr>
+            <w:tcW w:w="709" w:type="dxa"/>
+            <w:tcBorders>
+              <w:top w:val="single" w:sz="6" w:space="0" w:color="000000"/>
+              <w:start w:val="single" w:sz="6" w:space="0" w:color="000000"/>
+              <w:bottom w:val="single" w:sz="6" w:space="0" w:color="000000"/>
+              <w:end w:val="single" w:sz="6" w:space="0" w:color="000000"/>
+            </w:tcBorders>
+            <w:vAlign w:val="center"/>
+          </w:tcPr>
+          <w:p>
+            <w:pPr>
+              <w:pStyle w:val="Style35"/>
+              <w:spacing w:before="120" w:after="0"/>
+              <w:rPr/>
+            </w:pPr>
+            <w:r>
+              <w:rPr/>
+            </w:r>
+          </w:p>
+        </w:tc>
+        <w:tc>
+          <w:tcPr>
+            <w:tcW w:w="636" w:type="dxa"/>
+            <w:tcBorders>
+              <w:top w:val="single" w:sz="6" w:space="0" w:color="000000"/>
+              <w:start w:val="single" w:sz="6" w:space="0" w:color="000000"/>
+              <w:bottom w:val="single" w:sz="6" w:space="0" w:color="000000"/>
+              <w:end w:val="single" w:sz="6" w:space="0" w:color="000000"/>
+            </w:tcBorders>
+            <w:vAlign w:val="center"/>
+          </w:tcPr>
+          <w:p>
+            <w:pPr>
+              <w:pStyle w:val="Style35"/>
+              <w:spacing w:before="120" w:after="0"/>
+              <w:rPr/>
+            </w:pPr>
+            <w:r>
+              <w:rPr/>
+            </w:r>
+          </w:p>
+        </w:tc>
+      </w:tr>
+    </w:tbl>
+    <w:p>
+      <w:pPr>
+        <w:pStyle w:val="Heading2"/>
+        <w:numPr>
+          <w:ilvl w:val="1"/>
+          <w:numId w:val="7"/>
+        </w:numPr>
+        <w:rPr/>
+      </w:pPr>
+      <w:bookmarkStart w:id="8" w:name="_Toc144647159"/>
+      <w:r>
+        <w:rPr/>
+        <w:t>Опасные метеорологические явления и климатическое районирование местности</w:t>
+      </w:r>
+      <w:bookmarkEnd w:id="8"/>
+    </w:p>
+    <w:p>
+      <w:pPr>
+        <w:pStyle w:val="BodyText"/>
+        <w:rPr/>
+      </w:pPr>
+      <w:r>
+        <w:rPr/>
+        <w:t>В соответствии с приложением Б СП 482.1325800.2020 опасными гидрометеорологическими явлениями на участке изысканий являются:</w:t>
+      </w:r>
+    </w:p>
+    <w:p>
+      <w:pPr>
+        <w:pStyle w:val="BodyText"/>
+        <w:numPr>
+          <w:ilvl w:val="0"/>
+          <w:numId w:val="8"/>
+        </w:numPr>
+        <w:rPr/>
+      </w:pPr>
+      <w:r>
+        <w:rPr/>
+        <w:t>Сильный ливень – слой осадков более 30 мм за 1 ч;</w:t>
+      </w:r>
+    </w:p>
+    <w:p>
+      <w:pPr>
+        <w:pStyle w:val="BodyText"/>
+        <w:numPr>
+          <w:ilvl w:val="0"/>
+          <w:numId w:val="8"/>
+        </w:numPr>
+        <w:rPr/>
+      </w:pPr>
+      <w:r>
+        <w:rPr/>
+        <w:t>Очень сильный снег – количество осадков не менее 20 мм за период не более 12 ч.</w:t>
+      </w:r>
+    </w:p>
+    <w:p>
+      <w:pPr>
+        <w:pStyle w:val="BodyText"/>
         <w:rPr>
           <w:szCs w:val="24"/>
         </w:rPr>
       </w:pPr>
       <w:r>
-        <w:rPr/>
+        <w:rPr>
+          <w:szCs w:val="24"/>
+        </w:rPr>
+        <w:t>В соответствии с СП 131.13330.2020 «Строительная климатология» Актуализированная версия СНиП 23-01-99* рассматриваемый район относится к климатическому подрайону &lt;Заполнить&gt;.</w:t>
+      </w:r>
+    </w:p>
+    <w:p>
+      <w:pPr>
+        <w:pStyle w:val="BodyText"/>
+        <w:rPr>
+          <w:szCs w:val="24"/>
+        </w:rPr>
+      </w:pPr>
+      <w:r>
+        <w:rPr>
+          <w:szCs w:val="24"/>
+        </w:rPr>
+        <w:t>Территория, на которой расположен участок изысканий в разрезе районирования РФ для зданий и сооружений согласно СП 20.13330.2016 «Нагрузки и воздействия» (актуализированная редакция СНиП 2.01.07-85*) подразделяется на районы:</w:t>
+      </w:r>
+    </w:p>
+    <w:p>
+      <w:pPr>
+        <w:pStyle w:val="BodyText"/>
+        <w:numPr>
+          <w:ilvl w:val="0"/>
+          <w:numId w:val="8"/>
+        </w:numPr>
+        <w:rPr/>
+      </w:pPr>
+      <w:r>
+        <w:rPr/>
+        <w:t>по весу снегового покрова (Карта 1) – &lt;Заполнить&gt;; нормативное значение веса снегового покрова – &lt;Заполнить&gt; кПа;</w:t>
+      </w:r>
+    </w:p>
+    <w:p>
+      <w:pPr>
+        <w:pStyle w:val="BodyText"/>
+        <w:numPr>
+          <w:ilvl w:val="0"/>
+          <w:numId w:val="8"/>
+        </w:numPr>
+        <w:rPr/>
+      </w:pPr>
+      <w:r>
+        <w:rPr/>
+        <w:t>по давлению ветра (Карта 2) – &lt;Заполнить&gt;; нормативное значение ветрового давления – &lt;Заполнить&gt; кПа;</w:t>
+      </w:r>
+    </w:p>
+    <w:p>
+      <w:pPr>
+        <w:pStyle w:val="BodyText"/>
+        <w:numPr>
+          <w:ilvl w:val="0"/>
+          <w:numId w:val="8"/>
+        </w:numPr>
+        <w:rPr/>
+      </w:pPr>
+      <w:r>
+        <w:rPr/>
+        <w:t>по толщине стенки гололеда (Карта 3) – &lt;Заполнить&gt;; толщина стенки гололеда - &lt;Заполнить&gt; мм;</w:t>
+      </w:r>
+    </w:p>
+    <w:p>
+      <w:pPr>
+        <w:pStyle w:val="BodyText"/>
+        <w:numPr>
+          <w:ilvl w:val="0"/>
+          <w:numId w:val="8"/>
+        </w:numPr>
+        <w:rPr/>
+      </w:pPr>
+      <w:r>
+        <w:rPr/>
+        <w:t>по нормативным значениям минимальной температуры воздуха, °С (карта 4) – &lt;Заполнить&gt; ˚С;</w:t>
+      </w:r>
+    </w:p>
+    <w:p>
+      <w:pPr>
+        <w:pStyle w:val="BodyText"/>
+        <w:numPr>
+          <w:ilvl w:val="0"/>
+          <w:numId w:val="8"/>
+        </w:numPr>
+        <w:rPr/>
+      </w:pPr>
+      <w:r>
+        <w:rPr/>
+        <w:t>по нормативным значениям максимальной температуры воздуха, °С (карта 5) – плюс &lt;Заполнить&gt; ˚С.</w:t>
+      </w:r>
+    </w:p>
+    <w:p>
+      <w:pPr>
+        <w:pStyle w:val="BodyText"/>
+        <w:rPr>
+          <w:szCs w:val="24"/>
+        </w:rPr>
+      </w:pPr>
+      <w:r>
+        <w:rPr>
+          <w:szCs w:val="24"/>
+        </w:rPr>
+        <w:t>Для объектов электроснабжения согласно ПЭУ «Правила устройства электроустановок» территория подразделяется на районы:</w:t>
+      </w:r>
+    </w:p>
+    <w:p>
+      <w:pPr>
+        <w:pStyle w:val="BodyText"/>
+        <w:numPr>
+          <w:ilvl w:val="0"/>
+          <w:numId w:val="8"/>
+        </w:numPr>
+        <w:rPr/>
+      </w:pPr>
+      <w:r>
+        <w:rPr/>
+        <w:t>по ветровому давлению – &lt;Заполнить&gt;;</w:t>
+      </w:r>
+    </w:p>
+    <w:p>
+      <w:pPr>
+        <w:pStyle w:val="BodyText"/>
+        <w:numPr>
+          <w:ilvl w:val="0"/>
+          <w:numId w:val="8"/>
+        </w:numPr>
+        <w:rPr/>
+      </w:pPr>
+      <w:r>
+        <w:rPr/>
+        <w:t>по толщине стенке гололеда – &lt;Заполнить&gt;;</w:t>
+      </w:r>
+    </w:p>
+    <w:p>
+      <w:pPr>
+        <w:pStyle w:val="BodyText"/>
+        <w:numPr>
+          <w:ilvl w:val="0"/>
+          <w:numId w:val="8"/>
+        </w:numPr>
+        <w:rPr/>
+      </w:pPr>
+      <w:r>
+        <w:rPr/>
+        <w:t>по среднегодовой продолжительности гроз – от &lt;Заполнить&gt; до &lt;Заполнить&gt; часов;</w:t>
+      </w:r>
+    </w:p>
+    <w:p>
+      <w:pPr>
+        <w:pStyle w:val="BodyText"/>
+        <w:numPr>
+          <w:ilvl w:val="0"/>
+          <w:numId w:val="8"/>
+        </w:numPr>
+        <w:rPr/>
+      </w:pPr>
+      <w:r>
+        <w:rPr/>
+        <w:t>по пляске проводов – &lt;Заполнить&gt;.</w:t>
+      </w:r>
+    </w:p>
+    <w:p>
+      <w:pPr>
+        <w:pStyle w:val="BodyText"/>
+        <w:rPr>
+          <w:szCs w:val="24"/>
+        </w:rPr>
+      </w:pPr>
+      <w:r>
+        <w:rPr>
+          <w:szCs w:val="24"/>
+        </w:rPr>
+        <w:t>Значения максимальных ветровых давлений и толщин стенок гололеда для ВЛ определяются на высоте 10 м над поверхностью земли с повторяемостью 1 раз в 25 лет.</w:t>
       </w:r>
     </w:p>
     <w:sectPr>
@@ -8416,8 +17798,8 @@
           <w:jc w:val="end"/>
           <w:rPr/>
         </w:pPr>
-        <w:bookmarkStart w:id="5" w:name="_Ref222730609"/>
-        <w:bookmarkEnd w:id="5"/>
+        <w:bookmarkStart w:id="9" w:name="_Ref222730609"/>
+        <w:bookmarkEnd w:id="9"/>
         <w:r>
           <w:rPr/>
           <w:fldChar w:fldCharType="begin"/>
@@ -8432,7 +17814,7 @@
         </w:r>
         <w:r>
           <w:rPr/>
-          <w:t>2</w:t>
+          <w:t>5</w:t>
         </w:r>
         <w:r>
           <w:rPr/>
@@ -8461,8 +17843,8 @@
           <w:jc w:val="end"/>
           <w:rPr/>
         </w:pPr>
-        <w:bookmarkStart w:id="6" w:name="_Ref222730609"/>
-        <w:bookmarkEnd w:id="6"/>
+        <w:bookmarkStart w:id="10" w:name="_Ref222730609"/>
+        <w:bookmarkEnd w:id="10"/>
         <w:r>
           <w:rPr/>
           <w:fldChar w:fldCharType="begin"/>
@@ -8477,7 +17859,7 @@
         </w:r>
         <w:r>
           <w:rPr/>
-          <w:t>2</w:t>
+          <w:t>5</w:t>
         </w:r>
         <w:r>
           <w:rPr/>
@@ -9349,6 +18731,133 @@
   <w:abstractNum w:abstractNumId="8">
     <w:lvl w:ilvl="0">
       <w:start w:val="1"/>
+      <w:numFmt w:val="bullet"/>
+      <w:lvlText w:val="–"/>
+      <w:lvlJc w:val="start"/>
+      <w:pPr>
+        <w:tabs>
+          <w:tab w:val="num" w:pos="992"/>
+        </w:tabs>
+        <w:ind w:start="0" w:firstLine="709"/>
+      </w:pPr>
+      <w:rPr>
+        <w:rFonts w:ascii="Times New Roman" w:hAnsi="Times New Roman" w:cs="Times New Roman" w:hint="default"/>
+      </w:rPr>
+    </w:lvl>
+    <w:lvl w:ilvl="1">
+      <w:start w:val="1"/>
+      <w:numFmt w:val="russianLower"/>
+      <w:lvlText w:val="%2)"/>
+      <w:lvlJc w:val="start"/>
+      <w:pPr>
+        <w:tabs>
+          <w:tab w:val="num" w:pos="1418"/>
+        </w:tabs>
+        <w:ind w:start="0" w:firstLine="992"/>
+      </w:pPr>
+      <w:rPr/>
+    </w:lvl>
+    <w:lvl w:ilvl="2">
+      <w:start w:val="1"/>
+      <w:numFmt w:val="decimal"/>
+      <w:lvlText w:val="%3)"/>
+      <w:lvlJc w:val="start"/>
+      <w:pPr>
+        <w:tabs>
+          <w:tab w:val="num" w:pos="1843"/>
+        </w:tabs>
+        <w:ind w:start="0" w:firstLine="1418"/>
+      </w:pPr>
+      <w:rPr/>
+    </w:lvl>
+    <w:lvl w:ilvl="3">
+      <w:start w:val="1"/>
+      <w:numFmt w:val="none"/>
+      <w:suff w:val="nothing"/>
+      <w:lvlText w:val=""/>
+      <w:lvlJc w:val="start"/>
+      <w:pPr>
+        <w:tabs>
+          <w:tab w:val="num" w:pos="0"/>
+        </w:tabs>
+        <w:ind w:start="4893" w:hanging="360"/>
+      </w:pPr>
+      <w:rPr/>
+    </w:lvl>
+    <w:lvl w:ilvl="4">
+      <w:start w:val="1"/>
+      <w:numFmt w:val="none"/>
+      <w:suff w:val="nothing"/>
+      <w:lvlText w:val=""/>
+      <w:lvlJc w:val="start"/>
+      <w:pPr>
+        <w:tabs>
+          <w:tab w:val="num" w:pos="0"/>
+        </w:tabs>
+        <w:ind w:start="5613" w:hanging="360"/>
+      </w:pPr>
+      <w:rPr/>
+    </w:lvl>
+    <w:lvl w:ilvl="5">
+      <w:start w:val="1"/>
+      <w:numFmt w:val="none"/>
+      <w:suff w:val="nothing"/>
+      <w:lvlText w:val=""/>
+      <w:lvlJc w:val="end"/>
+      <w:pPr>
+        <w:tabs>
+          <w:tab w:val="num" w:pos="0"/>
+        </w:tabs>
+        <w:ind w:start="6333" w:hanging="180"/>
+      </w:pPr>
+      <w:rPr/>
+    </w:lvl>
+    <w:lvl w:ilvl="6">
+      <w:start w:val="1"/>
+      <w:numFmt w:val="none"/>
+      <w:suff w:val="nothing"/>
+      <w:lvlText w:val=""/>
+      <w:lvlJc w:val="start"/>
+      <w:pPr>
+        <w:tabs>
+          <w:tab w:val="num" w:pos="0"/>
+        </w:tabs>
+        <w:ind w:start="7053" w:hanging="360"/>
+      </w:pPr>
+      <w:rPr/>
+    </w:lvl>
+    <w:lvl w:ilvl="7">
+      <w:start w:val="1"/>
+      <w:numFmt w:val="none"/>
+      <w:suff w:val="nothing"/>
+      <w:lvlText w:val=""/>
+      <w:lvlJc w:val="start"/>
+      <w:pPr>
+        <w:tabs>
+          <w:tab w:val="num" w:pos="0"/>
+        </w:tabs>
+        <w:ind w:start="7773" w:hanging="360"/>
+      </w:pPr>
+      <w:rPr/>
+    </w:lvl>
+    <w:lvl w:ilvl="8">
+      <w:start w:val="1"/>
+      <w:numFmt w:val="none"/>
+      <w:suff w:val="nothing"/>
+      <w:lvlText w:val=""/>
+      <w:lvlJc w:val="end"/>
+      <w:pPr>
+        <w:tabs>
+          <w:tab w:val="num" w:pos="0"/>
+        </w:tabs>
+        <w:ind w:start="8493" w:hanging="180"/>
+      </w:pPr>
+      <w:rPr/>
+    </w:lvl>
+  </w:abstractNum>
+  <w:abstractNum w:abstractNumId="9">
+    <w:lvl w:ilvl="0">
+      <w:start w:val="1"/>
       <w:numFmt w:val="none"/>
       <w:suff w:val="nothing"/>
       <w:lvlText w:val=""/>
@@ -9488,6 +18997,9 @@
   </w:num>
   <w:num w:numId="8">
     <w:abstractNumId w:val="8"/>
+  </w:num>
+  <w:num w:numId="9">
+    <w:abstractNumId w:val="9"/>
   </w:num>
 </w:numbering>
 </file>

--- a/input/Выходной_док_Климат_ПД_240527 (003).docx
+++ b/input/Выходной_док_Климат_ПД_240527 (003).docx
@@ -2303,11 +2303,11 @@
       </w:tblPr>
       <w:tblGrid>
         <w:gridCol w:w="1215"/>
-        <w:gridCol w:w="1076"/>
-        <w:gridCol w:w="1111"/>
-        <w:gridCol w:w="1299"/>
+        <w:gridCol w:w="1075"/>
+        <w:gridCol w:w="1112"/>
+        <w:gridCol w:w="1298"/>
         <w:gridCol w:w="1675"/>
-        <w:gridCol w:w="1817"/>
+        <w:gridCol w:w="1818"/>
         <w:gridCol w:w="1984"/>
       </w:tblGrid>
       <w:tr>
@@ -2316,7 +2316,7 @@
         </w:trPr>
         <w:tc>
           <w:tcPr>
-            <w:tcW w:w="2291" w:type="dxa"/>
+            <w:tcW w:w="2290" w:type="dxa"/>
             <w:gridSpan w:val="2"/>
             <w:vMerge w:val="restart"/>
             <w:tcBorders>
@@ -2388,7 +2388,7 @@
         </w:tc>
         <w:tc>
           <w:tcPr>
-            <w:tcW w:w="3801" w:type="dxa"/>
+            <w:tcW w:w="3802" w:type="dxa"/>
             <w:gridSpan w:val="2"/>
             <w:tcBorders>
               <w:top w:val="single" w:sz="4" w:space="0" w:color="000000"/>
@@ -2417,7 +2417,7 @@
         </w:trPr>
         <w:tc>
           <w:tcPr>
-            <w:tcW w:w="2291" w:type="dxa"/>
+            <w:tcW w:w="2290" w:type="dxa"/>
             <w:gridSpan w:val="2"/>
             <w:vMerge w:val="continue"/>
             <w:tcBorders>
@@ -2486,7 +2486,7 @@
         </w:tc>
         <w:tc>
           <w:tcPr>
-            <w:tcW w:w="3801" w:type="dxa"/>
+            <w:tcW w:w="3802" w:type="dxa"/>
             <w:gridSpan w:val="2"/>
             <w:tcBorders>
               <w:top w:val="single" w:sz="4" w:space="0" w:color="000000"/>
@@ -2549,7 +2549,7 @@
         </w:tc>
         <w:tc>
           <w:tcPr>
-            <w:tcW w:w="1076" w:type="dxa"/>
+            <w:tcW w:w="1075" w:type="dxa"/>
             <w:tcBorders>
               <w:top w:val="single" w:sz="4" w:space="0" w:color="000000"/>
               <w:start w:val="single" w:sz="4" w:space="0" w:color="000000"/>
@@ -2573,7 +2573,7 @@
         </w:tc>
         <w:tc>
           <w:tcPr>
-            <w:tcW w:w="1111" w:type="dxa"/>
+            <w:tcW w:w="1112" w:type="dxa"/>
             <w:tcBorders>
               <w:top w:val="single" w:sz="4" w:space="0" w:color="000000"/>
               <w:start w:val="single" w:sz="4" w:space="0" w:color="000000"/>
@@ -2597,7 +2597,7 @@
         </w:tc>
         <w:tc>
           <w:tcPr>
-            <w:tcW w:w="1299" w:type="dxa"/>
+            <w:tcW w:w="1298" w:type="dxa"/>
             <w:tcBorders>
               <w:top w:val="single" w:sz="4" w:space="0" w:color="000000"/>
               <w:start w:val="single" w:sz="4" w:space="0" w:color="000000"/>
@@ -2644,7 +2644,7 @@
         </w:tc>
         <w:tc>
           <w:tcPr>
-            <w:tcW w:w="1817" w:type="dxa"/>
+            <w:tcW w:w="1818" w:type="dxa"/>
             <w:tcBorders>
               <w:top w:val="single" w:sz="4" w:space="0" w:color="000000"/>
               <w:start w:val="single" w:sz="4" w:space="0" w:color="000000"/>
@@ -2726,7 +2726,7 @@
         </w:tc>
         <w:tc>
           <w:tcPr>
-            <w:tcW w:w="1076" w:type="dxa"/>
+            <w:tcW w:w="1075" w:type="dxa"/>
             <w:tcBorders>
               <w:top w:val="single" w:sz="4" w:space="0" w:color="000000"/>
               <w:start w:val="single" w:sz="4" w:space="0" w:color="000000"/>
@@ -2749,7 +2749,7 @@
         </w:tc>
         <w:tc>
           <w:tcPr>
-            <w:tcW w:w="1111" w:type="dxa"/>
+            <w:tcW w:w="1112" w:type="dxa"/>
             <w:tcBorders>
               <w:top w:val="single" w:sz="4" w:space="0" w:color="000000"/>
               <w:start w:val="single" w:sz="4" w:space="0" w:color="000000"/>
@@ -2772,7 +2772,7 @@
         </w:tc>
         <w:tc>
           <w:tcPr>
-            <w:tcW w:w="1299" w:type="dxa"/>
+            <w:tcW w:w="1298" w:type="dxa"/>
             <w:tcBorders>
               <w:top w:val="single" w:sz="4" w:space="0" w:color="000000"/>
               <w:start w:val="single" w:sz="4" w:space="0" w:color="000000"/>
@@ -2821,7 +2821,7 @@
         </w:tc>
         <w:tc>
           <w:tcPr>
-            <w:tcW w:w="1817" w:type="dxa"/>
+            <w:tcW w:w="1818" w:type="dxa"/>
             <w:tcBorders>
               <w:top w:val="single" w:sz="4" w:space="0" w:color="000000"/>
               <w:start w:val="single" w:sz="4" w:space="0" w:color="000000"/>
@@ -2925,11 +2925,11 @@
         <w:tblLook w:noHBand="0" w:noVBand="1" w:firstColumn="1" w:lastRow="0" w:lastColumn="0" w:firstRow="1" w:val="04a0"/>
       </w:tblPr>
       <w:tblGrid>
-        <w:gridCol w:w="1212"/>
+        <w:gridCol w:w="1211"/>
         <w:gridCol w:w="1079"/>
         <w:gridCol w:w="1675"/>
         <w:gridCol w:w="2834"/>
-        <w:gridCol w:w="2697"/>
+        <w:gridCol w:w="2698"/>
       </w:tblGrid>
       <w:tr>
         <w:trPr>
@@ -2937,7 +2937,7 @@
         </w:trPr>
         <w:tc>
           <w:tcPr>
-            <w:tcW w:w="2291" w:type="dxa"/>
+            <w:tcW w:w="2290" w:type="dxa"/>
             <w:gridSpan w:val="2"/>
             <w:vMerge w:val="restart"/>
             <w:tcBorders>
@@ -2985,7 +2985,7 @@
         </w:tc>
         <w:tc>
           <w:tcPr>
-            <w:tcW w:w="5531" w:type="dxa"/>
+            <w:tcW w:w="5532" w:type="dxa"/>
             <w:gridSpan w:val="2"/>
             <w:tcBorders>
               <w:top w:val="single" w:sz="4" w:space="0" w:color="000000"/>
@@ -3013,7 +3013,7 @@
         </w:trPr>
         <w:tc>
           <w:tcPr>
-            <w:tcW w:w="2291" w:type="dxa"/>
+            <w:tcW w:w="2290" w:type="dxa"/>
             <w:gridSpan w:val="2"/>
             <w:vMerge w:val="continue"/>
             <w:tcBorders>
@@ -3059,7 +3059,7 @@
         </w:tc>
         <w:tc>
           <w:tcPr>
-            <w:tcW w:w="5531" w:type="dxa"/>
+            <w:tcW w:w="5532" w:type="dxa"/>
             <w:gridSpan w:val="2"/>
             <w:tcBorders>
               <w:top w:val="single" w:sz="4" w:space="0" w:color="000000"/>
@@ -3097,7 +3097,7 @@
         </w:trPr>
         <w:tc>
           <w:tcPr>
-            <w:tcW w:w="1212" w:type="dxa"/>
+            <w:tcW w:w="1211" w:type="dxa"/>
             <w:tcBorders>
               <w:top w:val="single" w:sz="4" w:space="0" w:color="000000"/>
               <w:start w:val="single" w:sz="4" w:space="0" w:color="000000"/>
@@ -3191,7 +3191,7 @@
         </w:tc>
         <w:tc>
           <w:tcPr>
-            <w:tcW w:w="2697" w:type="dxa"/>
+            <w:tcW w:w="2698" w:type="dxa"/>
             <w:tcBorders>
               <w:top w:val="single" w:sz="4" w:space="0" w:color="000000"/>
               <w:start w:val="single" w:sz="4" w:space="0" w:color="000000"/>
@@ -3225,7 +3225,7 @@
         </w:trPr>
         <w:tc>
           <w:tcPr>
-            <w:tcW w:w="1212" w:type="dxa"/>
+            <w:tcW w:w="1211" w:type="dxa"/>
             <w:tcBorders>
               <w:top w:val="single" w:sz="4" w:space="0" w:color="000000"/>
               <w:start w:val="single" w:sz="4" w:space="0" w:color="000000"/>
@@ -3316,7 +3316,7 @@
         </w:tc>
         <w:tc>
           <w:tcPr>
-            <w:tcW w:w="2697" w:type="dxa"/>
+            <w:tcW w:w="2698" w:type="dxa"/>
             <w:tcBorders>
               <w:top w:val="single" w:sz="4" w:space="0" w:color="000000"/>
               <w:start w:val="single" w:sz="4" w:space="0" w:color="000000"/>
@@ -3429,8 +3429,8 @@
         <w:gridCol w:w="694"/>
         <w:gridCol w:w="692"/>
         <w:gridCol w:w="692"/>
-        <w:gridCol w:w="693"/>
-        <w:gridCol w:w="697"/>
+        <w:gridCol w:w="692"/>
+        <w:gridCol w:w="698"/>
         <w:gridCol w:w="662"/>
         <w:gridCol w:w="658"/>
         <w:gridCol w:w="686"/>
@@ -3624,7 +3624,7 @@
         </w:tc>
         <w:tc>
           <w:tcPr>
-            <w:tcW w:w="693" w:type="dxa"/>
+            <w:tcW w:w="692" w:type="dxa"/>
             <w:tcBorders>
               <w:top w:val="single" w:sz="4" w:space="0" w:color="000000"/>
               <w:start w:val="single" w:sz="4" w:space="0" w:color="000000"/>
@@ -3650,7 +3650,7 @@
         </w:tc>
         <w:tc>
           <w:tcPr>
-            <w:tcW w:w="697" w:type="dxa"/>
+            <w:tcW w:w="698" w:type="dxa"/>
             <w:tcBorders>
               <w:top w:val="single" w:sz="4" w:space="0" w:color="000000"/>
               <w:start w:val="single" w:sz="4" w:space="0" w:color="000000"/>
@@ -3939,29 +3939,29 @@
         </w:tc>
         <w:tc>
           <w:tcPr>
-            <w:tcW w:w="693" w:type="dxa"/>
-            <w:tcBorders>
-              <w:top w:val="single" w:sz="4" w:space="0" w:color="000000"/>
-              <w:start w:val="single" w:sz="4" w:space="0" w:color="000000"/>
-              <w:bottom w:val="single" w:sz="4" w:space="0" w:color="000000"/>
-              <w:end w:val="single" w:sz="4" w:space="0" w:color="000000"/>
-            </w:tcBorders>
-            <w:vAlign w:val="center"/>
-          </w:tcPr>
-          <w:p>
-            <w:pPr>
-              <w:pStyle w:val="Style35"/>
-              <w:spacing w:before="120" w:after="0"/>
-              <w:rPr/>
-            </w:pPr>
-            <w:r>
-              <w:rPr/>
-            </w:r>
-          </w:p>
-        </w:tc>
-        <w:tc>
-          <w:tcPr>
-            <w:tcW w:w="697" w:type="dxa"/>
+            <w:tcW w:w="692" w:type="dxa"/>
+            <w:tcBorders>
+              <w:top w:val="single" w:sz="4" w:space="0" w:color="000000"/>
+              <w:start w:val="single" w:sz="4" w:space="0" w:color="000000"/>
+              <w:bottom w:val="single" w:sz="4" w:space="0" w:color="000000"/>
+              <w:end w:val="single" w:sz="4" w:space="0" w:color="000000"/>
+            </w:tcBorders>
+            <w:vAlign w:val="center"/>
+          </w:tcPr>
+          <w:p>
+            <w:pPr>
+              <w:pStyle w:val="Style35"/>
+              <w:spacing w:before="120" w:after="0"/>
+              <w:rPr/>
+            </w:pPr>
+            <w:r>
+              <w:rPr/>
+            </w:r>
+          </w:p>
+        </w:tc>
+        <w:tc>
+          <w:tcPr>
+            <w:tcW w:w="698" w:type="dxa"/>
             <w:tcBorders>
               <w:top w:val="single" w:sz="4" w:space="0" w:color="000000"/>
               <w:start w:val="single" w:sz="4" w:space="0" w:color="000000"/>
@@ -4133,8 +4133,8 @@
       </w:tblPr>
       <w:tblGrid>
         <w:gridCol w:w="6091"/>
-        <w:gridCol w:w="2297"/>
-        <w:gridCol w:w="963"/>
+        <w:gridCol w:w="2296"/>
+        <w:gridCol w:w="964"/>
       </w:tblGrid>
       <w:tr>
         <w:trPr>
@@ -4142,7 +4142,7 @@
         </w:trPr>
         <w:tc>
           <w:tcPr>
-            <w:tcW w:w="8388" w:type="dxa"/>
+            <w:tcW w:w="8387" w:type="dxa"/>
             <w:gridSpan w:val="2"/>
             <w:tcBorders/>
             <w:vAlign w:val="center"/>
@@ -4172,7 +4172,7 @@
         </w:tc>
         <w:tc>
           <w:tcPr>
-            <w:tcW w:w="963" w:type="dxa"/>
+            <w:tcW w:w="964" w:type="dxa"/>
             <w:tcBorders/>
             <w:vAlign w:val="center"/>
           </w:tcPr>
@@ -4205,7 +4205,7 @@
         </w:trPr>
         <w:tc>
           <w:tcPr>
-            <w:tcW w:w="8388" w:type="dxa"/>
+            <w:tcW w:w="8387" w:type="dxa"/>
             <w:gridSpan w:val="2"/>
             <w:tcBorders/>
             <w:vAlign w:val="center"/>
@@ -4235,7 +4235,7 @@
         </w:tc>
         <w:tc>
           <w:tcPr>
-            <w:tcW w:w="963" w:type="dxa"/>
+            <w:tcW w:w="964" w:type="dxa"/>
             <w:tcBorders/>
             <w:vAlign w:val="center"/>
           </w:tcPr>
@@ -4268,7 +4268,7 @@
         </w:trPr>
         <w:tc>
           <w:tcPr>
-            <w:tcW w:w="8388" w:type="dxa"/>
+            <w:tcW w:w="8387" w:type="dxa"/>
             <w:gridSpan w:val="2"/>
             <w:tcBorders/>
             <w:vAlign w:val="center"/>
@@ -4298,7 +4298,7 @@
         </w:tc>
         <w:tc>
           <w:tcPr>
-            <w:tcW w:w="963" w:type="dxa"/>
+            <w:tcW w:w="964" w:type="dxa"/>
             <w:tcBorders/>
             <w:vAlign w:val="center"/>
           </w:tcPr>
@@ -4331,7 +4331,7 @@
         </w:trPr>
         <w:tc>
           <w:tcPr>
-            <w:tcW w:w="8388" w:type="dxa"/>
+            <w:tcW w:w="8387" w:type="dxa"/>
             <w:gridSpan w:val="2"/>
             <w:tcBorders/>
             <w:vAlign w:val="center"/>
@@ -4361,7 +4361,7 @@
         </w:tc>
         <w:tc>
           <w:tcPr>
-            <w:tcW w:w="963" w:type="dxa"/>
+            <w:tcW w:w="964" w:type="dxa"/>
             <w:tcBorders/>
             <w:vAlign w:val="center"/>
           </w:tcPr>
@@ -4394,7 +4394,7 @@
         </w:trPr>
         <w:tc>
           <w:tcPr>
-            <w:tcW w:w="8388" w:type="dxa"/>
+            <w:tcW w:w="8387" w:type="dxa"/>
             <w:gridSpan w:val="2"/>
             <w:tcBorders/>
             <w:vAlign w:val="center"/>
@@ -4424,7 +4424,7 @@
         </w:tc>
         <w:tc>
           <w:tcPr>
-            <w:tcW w:w="963" w:type="dxa"/>
+            <w:tcW w:w="964" w:type="dxa"/>
             <w:tcBorders/>
             <w:vAlign w:val="center"/>
           </w:tcPr>
@@ -4457,7 +4457,7 @@
         </w:trPr>
         <w:tc>
           <w:tcPr>
-            <w:tcW w:w="8388" w:type="dxa"/>
+            <w:tcW w:w="8387" w:type="dxa"/>
             <w:gridSpan w:val="2"/>
             <w:tcBorders/>
             <w:vAlign w:val="center"/>
@@ -4487,7 +4487,7 @@
         </w:tc>
         <w:tc>
           <w:tcPr>
-            <w:tcW w:w="963" w:type="dxa"/>
+            <w:tcW w:w="964" w:type="dxa"/>
             <w:tcBorders/>
             <w:vAlign w:val="center"/>
           </w:tcPr>
@@ -4520,7 +4520,7 @@
         </w:trPr>
         <w:tc>
           <w:tcPr>
-            <w:tcW w:w="8388" w:type="dxa"/>
+            <w:tcW w:w="8387" w:type="dxa"/>
             <w:gridSpan w:val="2"/>
             <w:tcBorders/>
             <w:vAlign w:val="center"/>
@@ -4550,7 +4550,7 @@
         </w:tc>
         <w:tc>
           <w:tcPr>
-            <w:tcW w:w="963" w:type="dxa"/>
+            <w:tcW w:w="964" w:type="dxa"/>
             <w:tcBorders/>
             <w:vAlign w:val="center"/>
           </w:tcPr>
@@ -4613,7 +4613,7 @@
         </w:tc>
         <w:tc>
           <w:tcPr>
-            <w:tcW w:w="2297" w:type="dxa"/>
+            <w:tcW w:w="2296" w:type="dxa"/>
             <w:tcBorders/>
             <w:vAlign w:val="center"/>
           </w:tcPr>
@@ -4642,7 +4642,7 @@
         </w:tc>
         <w:tc>
           <w:tcPr>
-            <w:tcW w:w="963" w:type="dxa"/>
+            <w:tcW w:w="964" w:type="dxa"/>
             <w:tcBorders/>
             <w:vAlign w:val="center"/>
           </w:tcPr>
@@ -4704,7 +4704,7 @@
         </w:tc>
         <w:tc>
           <w:tcPr>
-            <w:tcW w:w="2297" w:type="dxa"/>
+            <w:tcW w:w="2296" w:type="dxa"/>
             <w:tcBorders/>
             <w:vAlign w:val="center"/>
           </w:tcPr>
@@ -4733,7 +4733,7 @@
         </w:tc>
         <w:tc>
           <w:tcPr>
-            <w:tcW w:w="963" w:type="dxa"/>
+            <w:tcW w:w="964" w:type="dxa"/>
             <w:tcBorders/>
             <w:vAlign w:val="center"/>
           </w:tcPr>
@@ -4807,7 +4807,7 @@
         </w:tc>
         <w:tc>
           <w:tcPr>
-            <w:tcW w:w="2297" w:type="dxa"/>
+            <w:tcW w:w="2296" w:type="dxa"/>
             <w:tcBorders/>
             <w:vAlign w:val="center"/>
           </w:tcPr>
@@ -4836,7 +4836,7 @@
         </w:tc>
         <w:tc>
           <w:tcPr>
-            <w:tcW w:w="963" w:type="dxa"/>
+            <w:tcW w:w="964" w:type="dxa"/>
             <w:tcBorders/>
             <w:vAlign w:val="center"/>
           </w:tcPr>
@@ -4898,7 +4898,7 @@
         </w:tc>
         <w:tc>
           <w:tcPr>
-            <w:tcW w:w="2297" w:type="dxa"/>
+            <w:tcW w:w="2296" w:type="dxa"/>
             <w:tcBorders/>
             <w:vAlign w:val="center"/>
           </w:tcPr>
@@ -4927,7 +4927,7 @@
         </w:tc>
         <w:tc>
           <w:tcPr>
-            <w:tcW w:w="963" w:type="dxa"/>
+            <w:tcW w:w="964" w:type="dxa"/>
             <w:tcBorders/>
             <w:vAlign w:val="center"/>
           </w:tcPr>
@@ -4990,7 +4990,7 @@
         </w:tc>
         <w:tc>
           <w:tcPr>
-            <w:tcW w:w="2297" w:type="dxa"/>
+            <w:tcW w:w="2296" w:type="dxa"/>
             <w:tcBorders/>
             <w:vAlign w:val="center"/>
           </w:tcPr>
@@ -5019,7 +5019,7 @@
         </w:tc>
         <w:tc>
           <w:tcPr>
-            <w:tcW w:w="963" w:type="dxa"/>
+            <w:tcW w:w="964" w:type="dxa"/>
             <w:tcBorders/>
             <w:vAlign w:val="center"/>
           </w:tcPr>
@@ -5081,7 +5081,7 @@
         </w:tc>
         <w:tc>
           <w:tcPr>
-            <w:tcW w:w="2297" w:type="dxa"/>
+            <w:tcW w:w="2296" w:type="dxa"/>
             <w:tcBorders/>
             <w:vAlign w:val="center"/>
           </w:tcPr>
@@ -5110,7 +5110,7 @@
         </w:tc>
         <w:tc>
           <w:tcPr>
-            <w:tcW w:w="963" w:type="dxa"/>
+            <w:tcW w:w="964" w:type="dxa"/>
             <w:tcBorders/>
             <w:vAlign w:val="center"/>
           </w:tcPr>
@@ -5196,8 +5196,8 @@
         <w:tblLook w:noHBand="0" w:noVBand="1" w:firstColumn="1" w:lastRow="0" w:lastColumn="0" w:firstRow="1" w:val="04a0"/>
       </w:tblPr>
       <w:tblGrid>
-        <w:gridCol w:w="8473"/>
-        <w:gridCol w:w="679"/>
+        <w:gridCol w:w="8472"/>
+        <w:gridCol w:w="680"/>
       </w:tblGrid>
       <w:tr>
         <w:trPr>
@@ -5205,7 +5205,7 @@
         </w:trPr>
         <w:tc>
           <w:tcPr>
-            <w:tcW w:w="8473" w:type="dxa"/>
+            <w:tcW w:w="8472" w:type="dxa"/>
             <w:tcBorders/>
           </w:tcPr>
           <w:p>
@@ -5233,7 +5233,7 @@
         </w:tc>
         <w:tc>
           <w:tcPr>
-            <w:tcW w:w="679" w:type="dxa"/>
+            <w:tcW w:w="680" w:type="dxa"/>
             <w:tcBorders/>
           </w:tcPr>
           <w:p>
@@ -5265,7 +5265,7 @@
         </w:trPr>
         <w:tc>
           <w:tcPr>
-            <w:tcW w:w="8473" w:type="dxa"/>
+            <w:tcW w:w="8472" w:type="dxa"/>
             <w:tcBorders/>
           </w:tcPr>
           <w:p>
@@ -5293,7 +5293,7 @@
         </w:tc>
         <w:tc>
           <w:tcPr>
-            <w:tcW w:w="679" w:type="dxa"/>
+            <w:tcW w:w="680" w:type="dxa"/>
             <w:tcBorders/>
           </w:tcPr>
           <w:p>
@@ -5325,7 +5325,7 @@
         </w:trPr>
         <w:tc>
           <w:tcPr>
-            <w:tcW w:w="8473" w:type="dxa"/>
+            <w:tcW w:w="8472" w:type="dxa"/>
             <w:tcBorders/>
           </w:tcPr>
           <w:p>
@@ -5353,7 +5353,7 @@
         </w:tc>
         <w:tc>
           <w:tcPr>
-            <w:tcW w:w="679" w:type="dxa"/>
+            <w:tcW w:w="680" w:type="dxa"/>
             <w:tcBorders/>
           </w:tcPr>
           <w:p>
@@ -5385,7 +5385,7 @@
         </w:trPr>
         <w:tc>
           <w:tcPr>
-            <w:tcW w:w="8473" w:type="dxa"/>
+            <w:tcW w:w="8472" w:type="dxa"/>
             <w:tcBorders/>
           </w:tcPr>
           <w:p>
@@ -5413,7 +5413,7 @@
         </w:tc>
         <w:tc>
           <w:tcPr>
-            <w:tcW w:w="679" w:type="dxa"/>
+            <w:tcW w:w="680" w:type="dxa"/>
             <w:tcBorders/>
           </w:tcPr>
           <w:p>
@@ -5445,7 +5445,7 @@
         </w:trPr>
         <w:tc>
           <w:tcPr>
-            <w:tcW w:w="8473" w:type="dxa"/>
+            <w:tcW w:w="8472" w:type="dxa"/>
             <w:tcBorders/>
           </w:tcPr>
           <w:p>
@@ -5473,7 +5473,7 @@
         </w:tc>
         <w:tc>
           <w:tcPr>
-            <w:tcW w:w="679" w:type="dxa"/>
+            <w:tcW w:w="680" w:type="dxa"/>
             <w:tcBorders/>
           </w:tcPr>
           <w:p>
@@ -5561,12 +5561,12 @@
       </w:tblPr>
       <w:tblGrid>
         <w:gridCol w:w="1217"/>
-        <w:gridCol w:w="604"/>
+        <w:gridCol w:w="603"/>
         <w:gridCol w:w="643"/>
         <w:gridCol w:w="639"/>
         <w:gridCol w:w="639"/>
         <w:gridCol w:w="638"/>
-        <w:gridCol w:w="639"/>
+        <w:gridCol w:w="640"/>
         <w:gridCol w:w="639"/>
         <w:gridCol w:w="639"/>
         <w:gridCol w:w="638"/>
@@ -5659,7 +5659,7 @@
         </w:tc>
         <w:tc>
           <w:tcPr>
-            <w:tcW w:w="604" w:type="dxa"/>
+            <w:tcW w:w="603" w:type="dxa"/>
             <w:tcBorders>
               <w:top w:val="single" w:sz="4" w:space="0" w:color="000000"/>
               <w:start w:val="single" w:sz="4" w:space="0" w:color="000000"/>
@@ -5774,7 +5774,7 @@
         </w:tc>
         <w:tc>
           <w:tcPr>
-            <w:tcW w:w="639" w:type="dxa"/>
+            <w:tcW w:w="640" w:type="dxa"/>
             <w:tcBorders>
               <w:top w:val="single" w:sz="4" w:space="0" w:color="000000"/>
               <w:start w:val="single" w:sz="4" w:space="0" w:color="000000"/>
@@ -5985,7 +5985,7 @@
         </w:tc>
         <w:tc>
           <w:tcPr>
-            <w:tcW w:w="604" w:type="dxa"/>
+            <w:tcW w:w="603" w:type="dxa"/>
             <w:tcBorders>
               <w:top w:val="single" w:sz="4" w:space="0" w:color="000000"/>
               <w:start w:val="single" w:sz="4" w:space="0" w:color="000000"/>
@@ -6090,7 +6090,7 @@
         </w:tc>
         <w:tc>
           <w:tcPr>
-            <w:tcW w:w="639" w:type="dxa"/>
+            <w:tcW w:w="640" w:type="dxa"/>
             <w:tcBorders>
               <w:top w:val="single" w:sz="4" w:space="0" w:color="000000"/>
               <w:start w:val="single" w:sz="4" w:space="0" w:color="000000"/>
@@ -6285,7 +6285,7 @@
         </w:tc>
         <w:tc>
           <w:tcPr>
-            <w:tcW w:w="604" w:type="dxa"/>
+            <w:tcW w:w="603" w:type="dxa"/>
             <w:tcBorders>
               <w:top w:val="single" w:sz="4" w:space="0" w:color="000000"/>
               <w:start w:val="single" w:sz="4" w:space="0" w:color="000000"/>
@@ -6390,7 +6390,7 @@
         </w:tc>
         <w:tc>
           <w:tcPr>
-            <w:tcW w:w="639" w:type="dxa"/>
+            <w:tcW w:w="640" w:type="dxa"/>
             <w:tcBorders>
               <w:top w:val="single" w:sz="4" w:space="0" w:color="000000"/>
               <w:start w:val="single" w:sz="4" w:space="0" w:color="000000"/>
@@ -6585,7 +6585,7 @@
         </w:tc>
         <w:tc>
           <w:tcPr>
-            <w:tcW w:w="604" w:type="dxa"/>
+            <w:tcW w:w="603" w:type="dxa"/>
             <w:tcBorders>
               <w:top w:val="single" w:sz="4" w:space="0" w:color="000000"/>
               <w:start w:val="single" w:sz="4" w:space="0" w:color="000000"/>
@@ -6690,7 +6690,7 @@
         </w:tc>
         <w:tc>
           <w:tcPr>
-            <w:tcW w:w="639" w:type="dxa"/>
+            <w:tcW w:w="640" w:type="dxa"/>
             <w:tcBorders>
               <w:top w:val="single" w:sz="4" w:space="0" w:color="000000"/>
               <w:start w:val="single" w:sz="4" w:space="0" w:color="000000"/>
@@ -6885,7 +6885,7 @@
         </w:tc>
         <w:tc>
           <w:tcPr>
-            <w:tcW w:w="604" w:type="dxa"/>
+            <w:tcW w:w="603" w:type="dxa"/>
             <w:tcBorders>
               <w:top w:val="single" w:sz="4" w:space="0" w:color="000000"/>
               <w:start w:val="single" w:sz="4" w:space="0" w:color="000000"/>
@@ -6990,7 +6990,7 @@
         </w:tc>
         <w:tc>
           <w:tcPr>
-            <w:tcW w:w="639" w:type="dxa"/>
+            <w:tcW w:w="640" w:type="dxa"/>
             <w:tcBorders>
               <w:top w:val="single" w:sz="4" w:space="0" w:color="000000"/>
               <w:start w:val="single" w:sz="4" w:space="0" w:color="000000"/>
@@ -7185,7 +7185,7 @@
         </w:tc>
         <w:tc>
           <w:tcPr>
-            <w:tcW w:w="604" w:type="dxa"/>
+            <w:tcW w:w="603" w:type="dxa"/>
             <w:tcBorders>
               <w:top w:val="single" w:sz="4" w:space="0" w:color="000000"/>
               <w:start w:val="single" w:sz="4" w:space="0" w:color="000000"/>
@@ -7290,7 +7290,7 @@
         </w:tc>
         <w:tc>
           <w:tcPr>
-            <w:tcW w:w="639" w:type="dxa"/>
+            <w:tcW w:w="640" w:type="dxa"/>
             <w:tcBorders>
               <w:top w:val="single" w:sz="4" w:space="0" w:color="000000"/>
               <w:start w:val="single" w:sz="4" w:space="0" w:color="000000"/>
@@ -7485,7 +7485,7 @@
         </w:tc>
         <w:tc>
           <w:tcPr>
-            <w:tcW w:w="604" w:type="dxa"/>
+            <w:tcW w:w="603" w:type="dxa"/>
             <w:tcBorders>
               <w:top w:val="single" w:sz="4" w:space="0" w:color="000000"/>
               <w:start w:val="single" w:sz="4" w:space="0" w:color="000000"/>
@@ -7590,7 +7590,7 @@
         </w:tc>
         <w:tc>
           <w:tcPr>
-            <w:tcW w:w="639" w:type="dxa"/>
+            <w:tcW w:w="640" w:type="dxa"/>
             <w:tcBorders>
               <w:top w:val="single" w:sz="4" w:space="0" w:color="000000"/>
               <w:start w:val="single" w:sz="4" w:space="0" w:color="000000"/>
@@ -7785,7 +7785,7 @@
         </w:tc>
         <w:tc>
           <w:tcPr>
-            <w:tcW w:w="604" w:type="dxa"/>
+            <w:tcW w:w="603" w:type="dxa"/>
             <w:tcBorders>
               <w:top w:val="single" w:sz="4" w:space="0" w:color="000000"/>
               <w:start w:val="single" w:sz="4" w:space="0" w:color="000000"/>
@@ -7890,7 +7890,7 @@
         </w:tc>
         <w:tc>
           <w:tcPr>
-            <w:tcW w:w="639" w:type="dxa"/>
+            <w:tcW w:w="640" w:type="dxa"/>
             <w:tcBorders>
               <w:top w:val="single" w:sz="4" w:space="0" w:color="000000"/>
               <w:start w:val="single" w:sz="4" w:space="0" w:color="000000"/>
@@ -8085,7 +8085,7 @@
         </w:tc>
         <w:tc>
           <w:tcPr>
-            <w:tcW w:w="604" w:type="dxa"/>
+            <w:tcW w:w="603" w:type="dxa"/>
             <w:tcBorders>
               <w:top w:val="single" w:sz="4" w:space="0" w:color="000000"/>
               <w:start w:val="single" w:sz="4" w:space="0" w:color="000000"/>
@@ -8190,7 +8190,7 @@
         </w:tc>
         <w:tc>
           <w:tcPr>
-            <w:tcW w:w="639" w:type="dxa"/>
+            <w:tcW w:w="640" w:type="dxa"/>
             <w:tcBorders>
               <w:top w:val="single" w:sz="4" w:space="0" w:color="000000"/>
               <w:start w:val="single" w:sz="4" w:space="0" w:color="000000"/>
@@ -9249,18 +9249,18 @@
       <w:tblGrid>
         <w:gridCol w:w="1842"/>
         <w:gridCol w:w="572"/>
-        <w:gridCol w:w="569"/>
+        <w:gridCol w:w="568"/>
+        <w:gridCol w:w="574"/>
         <w:gridCol w:w="573"/>
+        <w:gridCol w:w="568"/>
         <w:gridCol w:w="573"/>
-        <w:gridCol w:w="569"/>
-        <w:gridCol w:w="572"/>
         <w:gridCol w:w="575"/>
         <w:gridCol w:w="571"/>
         <w:gridCol w:w="569"/>
         <w:gridCol w:w="575"/>
         <w:gridCol w:w="572"/>
-        <w:gridCol w:w="568"/>
-        <w:gridCol w:w="575"/>
+        <w:gridCol w:w="567"/>
+        <w:gridCol w:w="576"/>
       </w:tblGrid>
       <w:tr>
         <w:trPr>
@@ -9314,6 +9314,174 @@
         </w:tc>
         <w:tc>
           <w:tcPr>
+            <w:tcW w:w="568" w:type="dxa"/>
+            <w:tcBorders>
+              <w:top w:val="single" w:sz="6" w:space="0" w:color="000000"/>
+              <w:start w:val="single" w:sz="6" w:space="0" w:color="000000"/>
+              <w:bottom w:val="single" w:sz="6" w:space="0" w:color="000000"/>
+              <w:end w:val="single" w:sz="6" w:space="0" w:color="000000"/>
+            </w:tcBorders>
+            <w:vAlign w:val="center"/>
+          </w:tcPr>
+          <w:p>
+            <w:pPr>
+              <w:pStyle w:val="Style25"/>
+              <w:rPr/>
+            </w:pPr>
+            <w:r>
+              <w:rPr>
+                <w:lang w:val="en-US"/>
+              </w:rPr>
+              <w:t>II</w:t>
+            </w:r>
+          </w:p>
+        </w:tc>
+        <w:tc>
+          <w:tcPr>
+            <w:tcW w:w="574" w:type="dxa"/>
+            <w:tcBorders>
+              <w:top w:val="single" w:sz="6" w:space="0" w:color="000000"/>
+              <w:start w:val="single" w:sz="6" w:space="0" w:color="000000"/>
+              <w:bottom w:val="single" w:sz="6" w:space="0" w:color="000000"/>
+              <w:end w:val="single" w:sz="6" w:space="0" w:color="000000"/>
+            </w:tcBorders>
+            <w:vAlign w:val="center"/>
+          </w:tcPr>
+          <w:p>
+            <w:pPr>
+              <w:pStyle w:val="Style25"/>
+              <w:rPr/>
+            </w:pPr>
+            <w:r>
+              <w:rPr>
+                <w:lang w:val="en-US"/>
+              </w:rPr>
+              <w:t>III</w:t>
+            </w:r>
+          </w:p>
+        </w:tc>
+        <w:tc>
+          <w:tcPr>
+            <w:tcW w:w="573" w:type="dxa"/>
+            <w:tcBorders>
+              <w:top w:val="single" w:sz="6" w:space="0" w:color="000000"/>
+              <w:start w:val="single" w:sz="6" w:space="0" w:color="000000"/>
+              <w:bottom w:val="single" w:sz="6" w:space="0" w:color="000000"/>
+              <w:end w:val="single" w:sz="6" w:space="0" w:color="000000"/>
+            </w:tcBorders>
+            <w:vAlign w:val="center"/>
+          </w:tcPr>
+          <w:p>
+            <w:pPr>
+              <w:pStyle w:val="Style25"/>
+              <w:rPr/>
+            </w:pPr>
+            <w:r>
+              <w:rPr>
+                <w:lang w:val="en-US"/>
+              </w:rPr>
+              <w:t>IV</w:t>
+            </w:r>
+          </w:p>
+        </w:tc>
+        <w:tc>
+          <w:tcPr>
+            <w:tcW w:w="568" w:type="dxa"/>
+            <w:tcBorders>
+              <w:top w:val="single" w:sz="6" w:space="0" w:color="000000"/>
+              <w:start w:val="single" w:sz="6" w:space="0" w:color="000000"/>
+              <w:bottom w:val="single" w:sz="6" w:space="0" w:color="000000"/>
+              <w:end w:val="single" w:sz="6" w:space="0" w:color="000000"/>
+            </w:tcBorders>
+            <w:vAlign w:val="center"/>
+          </w:tcPr>
+          <w:p>
+            <w:pPr>
+              <w:pStyle w:val="Style25"/>
+              <w:rPr/>
+            </w:pPr>
+            <w:r>
+              <w:rPr>
+                <w:lang w:val="en-US"/>
+              </w:rPr>
+              <w:t>V</w:t>
+            </w:r>
+          </w:p>
+        </w:tc>
+        <w:tc>
+          <w:tcPr>
+            <w:tcW w:w="573" w:type="dxa"/>
+            <w:tcBorders>
+              <w:top w:val="single" w:sz="6" w:space="0" w:color="000000"/>
+              <w:start w:val="single" w:sz="6" w:space="0" w:color="000000"/>
+              <w:bottom w:val="single" w:sz="6" w:space="0" w:color="000000"/>
+              <w:end w:val="single" w:sz="6" w:space="0" w:color="000000"/>
+            </w:tcBorders>
+            <w:vAlign w:val="center"/>
+          </w:tcPr>
+          <w:p>
+            <w:pPr>
+              <w:pStyle w:val="Style25"/>
+              <w:rPr/>
+            </w:pPr>
+            <w:r>
+              <w:rPr>
+                <w:lang w:val="en-US"/>
+              </w:rPr>
+              <w:t>VI</w:t>
+            </w:r>
+          </w:p>
+        </w:tc>
+        <w:tc>
+          <w:tcPr>
+            <w:tcW w:w="575" w:type="dxa"/>
+            <w:tcBorders>
+              <w:top w:val="single" w:sz="6" w:space="0" w:color="000000"/>
+              <w:start w:val="single" w:sz="6" w:space="0" w:color="000000"/>
+              <w:bottom w:val="single" w:sz="6" w:space="0" w:color="000000"/>
+              <w:end w:val="single" w:sz="6" w:space="0" w:color="000000"/>
+            </w:tcBorders>
+            <w:vAlign w:val="center"/>
+          </w:tcPr>
+          <w:p>
+            <w:pPr>
+              <w:pStyle w:val="Style25"/>
+              <w:rPr/>
+            </w:pPr>
+            <w:r>
+              <w:rPr>
+                <w:lang w:val="en-US"/>
+              </w:rPr>
+              <w:t>VII</w:t>
+            </w:r>
+          </w:p>
+        </w:tc>
+        <w:tc>
+          <w:tcPr>
+            <w:tcW w:w="571" w:type="dxa"/>
+            <w:tcBorders>
+              <w:top w:val="single" w:sz="6" w:space="0" w:color="000000"/>
+              <w:start w:val="single" w:sz="6" w:space="0" w:color="000000"/>
+              <w:bottom w:val="single" w:sz="6" w:space="0" w:color="000000"/>
+              <w:end w:val="single" w:sz="6" w:space="0" w:color="000000"/>
+            </w:tcBorders>
+            <w:vAlign w:val="center"/>
+          </w:tcPr>
+          <w:p>
+            <w:pPr>
+              <w:pStyle w:val="Style25"/>
+              <w:rPr/>
+            </w:pPr>
+            <w:r>
+              <w:rPr>
+                <w:lang w:val="en-US"/>
+              </w:rPr>
+              <w:t>VIII</w:t>
+            </w:r>
+          </w:p>
+        </w:tc>
+        <w:tc>
+          <w:tcPr>
             <w:tcW w:w="569" w:type="dxa"/>
             <w:tcBorders>
               <w:top w:val="single" w:sz="6" w:space="0" w:color="000000"/>
@@ -9332,13 +9500,13 @@
               <w:rPr>
                 <w:lang w:val="en-US"/>
               </w:rPr>
-              <w:t>II</w:t>
-            </w:r>
-          </w:p>
-        </w:tc>
-        <w:tc>
-          <w:tcPr>
-            <w:tcW w:w="573" w:type="dxa"/>
+              <w:t>IX</w:t>
+            </w:r>
+          </w:p>
+        </w:tc>
+        <w:tc>
+          <w:tcPr>
+            <w:tcW w:w="575" w:type="dxa"/>
             <w:tcBorders>
               <w:top w:val="single" w:sz="6" w:space="0" w:color="000000"/>
               <w:start w:val="single" w:sz="6" w:space="0" w:color="000000"/>
@@ -9356,13 +9524,13 @@
               <w:rPr>
                 <w:lang w:val="en-US"/>
               </w:rPr>
-              <w:t>III</w:t>
-            </w:r>
-          </w:p>
-        </w:tc>
-        <w:tc>
-          <w:tcPr>
-            <w:tcW w:w="573" w:type="dxa"/>
+              <w:t>X</w:t>
+            </w:r>
+          </w:p>
+        </w:tc>
+        <w:tc>
+          <w:tcPr>
+            <w:tcW w:w="572" w:type="dxa"/>
             <w:tcBorders>
               <w:top w:val="single" w:sz="6" w:space="0" w:color="000000"/>
               <w:start w:val="single" w:sz="6" w:space="0" w:color="000000"/>
@@ -9380,13 +9548,13 @@
               <w:rPr>
                 <w:lang w:val="en-US"/>
               </w:rPr>
-              <w:t>IV</w:t>
-            </w:r>
-          </w:p>
-        </w:tc>
-        <w:tc>
-          <w:tcPr>
-            <w:tcW w:w="569" w:type="dxa"/>
+              <w:t>XI</w:t>
+            </w:r>
+          </w:p>
+        </w:tc>
+        <w:tc>
+          <w:tcPr>
+            <w:tcW w:w="567" w:type="dxa"/>
             <w:tcBorders>
               <w:top w:val="single" w:sz="6" w:space="0" w:color="000000"/>
               <w:start w:val="single" w:sz="6" w:space="0" w:color="000000"/>
@@ -9404,181 +9572,13 @@
               <w:rPr>
                 <w:lang w:val="en-US"/>
               </w:rPr>
-              <w:t>V</w:t>
-            </w:r>
-          </w:p>
-        </w:tc>
-        <w:tc>
-          <w:tcPr>
-            <w:tcW w:w="572" w:type="dxa"/>
-            <w:tcBorders>
-              <w:top w:val="single" w:sz="6" w:space="0" w:color="000000"/>
-              <w:start w:val="single" w:sz="6" w:space="0" w:color="000000"/>
-              <w:bottom w:val="single" w:sz="6" w:space="0" w:color="000000"/>
-              <w:end w:val="single" w:sz="6" w:space="0" w:color="000000"/>
-            </w:tcBorders>
-            <w:vAlign w:val="center"/>
-          </w:tcPr>
-          <w:p>
-            <w:pPr>
-              <w:pStyle w:val="Style25"/>
-              <w:rPr/>
-            </w:pPr>
-            <w:r>
-              <w:rPr>
-                <w:lang w:val="en-US"/>
-              </w:rPr>
-              <w:t>VI</w:t>
-            </w:r>
-          </w:p>
-        </w:tc>
-        <w:tc>
-          <w:tcPr>
-            <w:tcW w:w="575" w:type="dxa"/>
-            <w:tcBorders>
-              <w:top w:val="single" w:sz="6" w:space="0" w:color="000000"/>
-              <w:start w:val="single" w:sz="6" w:space="0" w:color="000000"/>
-              <w:bottom w:val="single" w:sz="6" w:space="0" w:color="000000"/>
-              <w:end w:val="single" w:sz="6" w:space="0" w:color="000000"/>
-            </w:tcBorders>
-            <w:vAlign w:val="center"/>
-          </w:tcPr>
-          <w:p>
-            <w:pPr>
-              <w:pStyle w:val="Style25"/>
-              <w:rPr/>
-            </w:pPr>
-            <w:r>
-              <w:rPr>
-                <w:lang w:val="en-US"/>
-              </w:rPr>
-              <w:t>VII</w:t>
-            </w:r>
-          </w:p>
-        </w:tc>
-        <w:tc>
-          <w:tcPr>
-            <w:tcW w:w="571" w:type="dxa"/>
-            <w:tcBorders>
-              <w:top w:val="single" w:sz="6" w:space="0" w:color="000000"/>
-              <w:start w:val="single" w:sz="6" w:space="0" w:color="000000"/>
-              <w:bottom w:val="single" w:sz="6" w:space="0" w:color="000000"/>
-              <w:end w:val="single" w:sz="6" w:space="0" w:color="000000"/>
-            </w:tcBorders>
-            <w:vAlign w:val="center"/>
-          </w:tcPr>
-          <w:p>
-            <w:pPr>
-              <w:pStyle w:val="Style25"/>
-              <w:rPr/>
-            </w:pPr>
-            <w:r>
-              <w:rPr>
-                <w:lang w:val="en-US"/>
-              </w:rPr>
-              <w:t>VIII</w:t>
-            </w:r>
-          </w:p>
-        </w:tc>
-        <w:tc>
-          <w:tcPr>
-            <w:tcW w:w="569" w:type="dxa"/>
-            <w:tcBorders>
-              <w:top w:val="single" w:sz="6" w:space="0" w:color="000000"/>
-              <w:start w:val="single" w:sz="6" w:space="0" w:color="000000"/>
-              <w:bottom w:val="single" w:sz="6" w:space="0" w:color="000000"/>
-              <w:end w:val="single" w:sz="6" w:space="0" w:color="000000"/>
-            </w:tcBorders>
-            <w:vAlign w:val="center"/>
-          </w:tcPr>
-          <w:p>
-            <w:pPr>
-              <w:pStyle w:val="Style25"/>
-              <w:rPr/>
-            </w:pPr>
-            <w:r>
-              <w:rPr>
-                <w:lang w:val="en-US"/>
-              </w:rPr>
-              <w:t>IX</w:t>
-            </w:r>
-          </w:p>
-        </w:tc>
-        <w:tc>
-          <w:tcPr>
-            <w:tcW w:w="575" w:type="dxa"/>
-            <w:tcBorders>
-              <w:top w:val="single" w:sz="6" w:space="0" w:color="000000"/>
-              <w:start w:val="single" w:sz="6" w:space="0" w:color="000000"/>
-              <w:bottom w:val="single" w:sz="6" w:space="0" w:color="000000"/>
-              <w:end w:val="single" w:sz="6" w:space="0" w:color="000000"/>
-            </w:tcBorders>
-            <w:vAlign w:val="center"/>
-          </w:tcPr>
-          <w:p>
-            <w:pPr>
-              <w:pStyle w:val="Style25"/>
-              <w:rPr/>
-            </w:pPr>
-            <w:r>
-              <w:rPr>
-                <w:lang w:val="en-US"/>
-              </w:rPr>
-              <w:t>X</w:t>
-            </w:r>
-          </w:p>
-        </w:tc>
-        <w:tc>
-          <w:tcPr>
-            <w:tcW w:w="572" w:type="dxa"/>
-            <w:tcBorders>
-              <w:top w:val="single" w:sz="6" w:space="0" w:color="000000"/>
-              <w:start w:val="single" w:sz="6" w:space="0" w:color="000000"/>
-              <w:bottom w:val="single" w:sz="6" w:space="0" w:color="000000"/>
-              <w:end w:val="single" w:sz="6" w:space="0" w:color="000000"/>
-            </w:tcBorders>
-            <w:vAlign w:val="center"/>
-          </w:tcPr>
-          <w:p>
-            <w:pPr>
-              <w:pStyle w:val="Style25"/>
-              <w:rPr/>
-            </w:pPr>
-            <w:r>
-              <w:rPr>
-                <w:lang w:val="en-US"/>
-              </w:rPr>
-              <w:t>XI</w:t>
-            </w:r>
-          </w:p>
-        </w:tc>
-        <w:tc>
-          <w:tcPr>
-            <w:tcW w:w="568" w:type="dxa"/>
-            <w:tcBorders>
-              <w:top w:val="single" w:sz="6" w:space="0" w:color="000000"/>
-              <w:start w:val="single" w:sz="6" w:space="0" w:color="000000"/>
-              <w:bottom w:val="single" w:sz="6" w:space="0" w:color="000000"/>
-              <w:end w:val="single" w:sz="6" w:space="0" w:color="000000"/>
-            </w:tcBorders>
-            <w:vAlign w:val="center"/>
-          </w:tcPr>
-          <w:p>
-            <w:pPr>
-              <w:pStyle w:val="Style25"/>
-              <w:rPr/>
-            </w:pPr>
-            <w:r>
-              <w:rPr>
-                <w:lang w:val="en-US"/>
-              </w:rPr>
               <w:t>XII</w:t>
             </w:r>
           </w:p>
         </w:tc>
         <w:tc>
           <w:tcPr>
-            <w:tcW w:w="575" w:type="dxa"/>
+            <w:tcW w:w="576" w:type="dxa"/>
             <w:tcBorders>
               <w:top w:val="single" w:sz="6" w:space="0" w:color="000000"/>
               <w:start w:val="single" w:sz="6" w:space="0" w:color="000000"/>
@@ -9650,6 +9650,160 @@
         </w:tc>
         <w:tc>
           <w:tcPr>
+            <w:tcW w:w="568" w:type="dxa"/>
+            <w:tcBorders>
+              <w:top w:val="single" w:sz="6" w:space="0" w:color="000000"/>
+              <w:start w:val="single" w:sz="6" w:space="0" w:color="000000"/>
+              <w:bottom w:val="single" w:sz="6" w:space="0" w:color="000000"/>
+              <w:end w:val="single" w:sz="6" w:space="0" w:color="000000"/>
+            </w:tcBorders>
+            <w:vAlign w:val="center"/>
+          </w:tcPr>
+          <w:p>
+            <w:pPr>
+              <w:pStyle w:val="Style35"/>
+              <w:spacing w:before="120" w:after="0"/>
+              <w:rPr/>
+            </w:pPr>
+            <w:r>
+              <w:rPr/>
+            </w:r>
+          </w:p>
+        </w:tc>
+        <w:tc>
+          <w:tcPr>
+            <w:tcW w:w="574" w:type="dxa"/>
+            <w:tcBorders>
+              <w:top w:val="single" w:sz="6" w:space="0" w:color="000000"/>
+              <w:start w:val="single" w:sz="6" w:space="0" w:color="000000"/>
+              <w:bottom w:val="single" w:sz="6" w:space="0" w:color="000000"/>
+              <w:end w:val="single" w:sz="6" w:space="0" w:color="000000"/>
+            </w:tcBorders>
+            <w:vAlign w:val="center"/>
+          </w:tcPr>
+          <w:p>
+            <w:pPr>
+              <w:pStyle w:val="Style35"/>
+              <w:spacing w:before="120" w:after="0"/>
+              <w:rPr/>
+            </w:pPr>
+            <w:r>
+              <w:rPr/>
+            </w:r>
+          </w:p>
+        </w:tc>
+        <w:tc>
+          <w:tcPr>
+            <w:tcW w:w="573" w:type="dxa"/>
+            <w:tcBorders>
+              <w:top w:val="single" w:sz="6" w:space="0" w:color="000000"/>
+              <w:start w:val="single" w:sz="6" w:space="0" w:color="000000"/>
+              <w:bottom w:val="single" w:sz="6" w:space="0" w:color="000000"/>
+              <w:end w:val="single" w:sz="6" w:space="0" w:color="000000"/>
+            </w:tcBorders>
+            <w:vAlign w:val="center"/>
+          </w:tcPr>
+          <w:p>
+            <w:pPr>
+              <w:pStyle w:val="Style35"/>
+              <w:spacing w:before="120" w:after="0"/>
+              <w:rPr/>
+            </w:pPr>
+            <w:r>
+              <w:rPr/>
+            </w:r>
+          </w:p>
+        </w:tc>
+        <w:tc>
+          <w:tcPr>
+            <w:tcW w:w="568" w:type="dxa"/>
+            <w:tcBorders>
+              <w:top w:val="single" w:sz="6" w:space="0" w:color="000000"/>
+              <w:start w:val="single" w:sz="6" w:space="0" w:color="000000"/>
+              <w:bottom w:val="single" w:sz="6" w:space="0" w:color="000000"/>
+              <w:end w:val="single" w:sz="6" w:space="0" w:color="000000"/>
+            </w:tcBorders>
+            <w:vAlign w:val="center"/>
+          </w:tcPr>
+          <w:p>
+            <w:pPr>
+              <w:pStyle w:val="Style35"/>
+              <w:spacing w:before="120" w:after="0"/>
+              <w:rPr/>
+            </w:pPr>
+            <w:r>
+              <w:rPr/>
+            </w:r>
+          </w:p>
+        </w:tc>
+        <w:tc>
+          <w:tcPr>
+            <w:tcW w:w="573" w:type="dxa"/>
+            <w:tcBorders>
+              <w:top w:val="single" w:sz="6" w:space="0" w:color="000000"/>
+              <w:start w:val="single" w:sz="6" w:space="0" w:color="000000"/>
+              <w:bottom w:val="single" w:sz="6" w:space="0" w:color="000000"/>
+              <w:end w:val="single" w:sz="6" w:space="0" w:color="000000"/>
+            </w:tcBorders>
+            <w:vAlign w:val="center"/>
+          </w:tcPr>
+          <w:p>
+            <w:pPr>
+              <w:pStyle w:val="Style35"/>
+              <w:spacing w:before="120" w:after="0"/>
+              <w:rPr/>
+            </w:pPr>
+            <w:r>
+              <w:rPr/>
+            </w:r>
+          </w:p>
+        </w:tc>
+        <w:tc>
+          <w:tcPr>
+            <w:tcW w:w="575" w:type="dxa"/>
+            <w:tcBorders>
+              <w:top w:val="single" w:sz="6" w:space="0" w:color="000000"/>
+              <w:start w:val="single" w:sz="6" w:space="0" w:color="000000"/>
+              <w:bottom w:val="single" w:sz="6" w:space="0" w:color="000000"/>
+              <w:end w:val="single" w:sz="6" w:space="0" w:color="000000"/>
+            </w:tcBorders>
+            <w:vAlign w:val="center"/>
+          </w:tcPr>
+          <w:p>
+            <w:pPr>
+              <w:pStyle w:val="Style35"/>
+              <w:spacing w:before="120" w:after="0"/>
+              <w:rPr/>
+            </w:pPr>
+            <w:r>
+              <w:rPr/>
+            </w:r>
+          </w:p>
+        </w:tc>
+        <w:tc>
+          <w:tcPr>
+            <w:tcW w:w="571" w:type="dxa"/>
+            <w:tcBorders>
+              <w:top w:val="single" w:sz="6" w:space="0" w:color="000000"/>
+              <w:start w:val="single" w:sz="6" w:space="0" w:color="000000"/>
+              <w:bottom w:val="single" w:sz="6" w:space="0" w:color="000000"/>
+              <w:end w:val="single" w:sz="6" w:space="0" w:color="000000"/>
+            </w:tcBorders>
+            <w:vAlign w:val="center"/>
+          </w:tcPr>
+          <w:p>
+            <w:pPr>
+              <w:pStyle w:val="Style35"/>
+              <w:spacing w:before="120" w:after="0"/>
+              <w:rPr/>
+            </w:pPr>
+            <w:r>
+              <w:rPr/>
+            </w:r>
+          </w:p>
+        </w:tc>
+        <w:tc>
+          <w:tcPr>
             <w:tcW w:w="569" w:type="dxa"/>
             <w:tcBorders>
               <w:top w:val="single" w:sz="6" w:space="0" w:color="000000"/>
@@ -9672,51 +9826,7 @@
         </w:tc>
         <w:tc>
           <w:tcPr>
-            <w:tcW w:w="573" w:type="dxa"/>
-            <w:tcBorders>
-              <w:top w:val="single" w:sz="6" w:space="0" w:color="000000"/>
-              <w:start w:val="single" w:sz="6" w:space="0" w:color="000000"/>
-              <w:bottom w:val="single" w:sz="6" w:space="0" w:color="000000"/>
-              <w:end w:val="single" w:sz="6" w:space="0" w:color="000000"/>
-            </w:tcBorders>
-            <w:vAlign w:val="center"/>
-          </w:tcPr>
-          <w:p>
-            <w:pPr>
-              <w:pStyle w:val="Style35"/>
-              <w:spacing w:before="120" w:after="0"/>
-              <w:rPr/>
-            </w:pPr>
-            <w:r>
-              <w:rPr/>
-            </w:r>
-          </w:p>
-        </w:tc>
-        <w:tc>
-          <w:tcPr>
-            <w:tcW w:w="573" w:type="dxa"/>
-            <w:tcBorders>
-              <w:top w:val="single" w:sz="6" w:space="0" w:color="000000"/>
-              <w:start w:val="single" w:sz="6" w:space="0" w:color="000000"/>
-              <w:bottom w:val="single" w:sz="6" w:space="0" w:color="000000"/>
-              <w:end w:val="single" w:sz="6" w:space="0" w:color="000000"/>
-            </w:tcBorders>
-            <w:vAlign w:val="center"/>
-          </w:tcPr>
-          <w:p>
-            <w:pPr>
-              <w:pStyle w:val="Style35"/>
-              <w:spacing w:before="120" w:after="0"/>
-              <w:rPr/>
-            </w:pPr>
-            <w:r>
-              <w:rPr/>
-            </w:r>
-          </w:p>
-        </w:tc>
-        <w:tc>
-          <w:tcPr>
-            <w:tcW w:w="569" w:type="dxa"/>
+            <w:tcW w:w="575" w:type="dxa"/>
             <w:tcBorders>
               <w:top w:val="single" w:sz="6" w:space="0" w:color="000000"/>
               <w:start w:val="single" w:sz="6" w:space="0" w:color="000000"/>
@@ -9760,139 +9870,29 @@
         </w:tc>
         <w:tc>
           <w:tcPr>
-            <w:tcW w:w="575" w:type="dxa"/>
-            <w:tcBorders>
-              <w:top w:val="single" w:sz="6" w:space="0" w:color="000000"/>
-              <w:start w:val="single" w:sz="6" w:space="0" w:color="000000"/>
-              <w:bottom w:val="single" w:sz="6" w:space="0" w:color="000000"/>
-              <w:end w:val="single" w:sz="6" w:space="0" w:color="000000"/>
-            </w:tcBorders>
-            <w:vAlign w:val="center"/>
-          </w:tcPr>
-          <w:p>
-            <w:pPr>
-              <w:pStyle w:val="Style35"/>
-              <w:spacing w:before="120" w:after="0"/>
-              <w:rPr/>
-            </w:pPr>
-            <w:r>
-              <w:rPr/>
-            </w:r>
-          </w:p>
-        </w:tc>
-        <w:tc>
-          <w:tcPr>
-            <w:tcW w:w="571" w:type="dxa"/>
-            <w:tcBorders>
-              <w:top w:val="single" w:sz="6" w:space="0" w:color="000000"/>
-              <w:start w:val="single" w:sz="6" w:space="0" w:color="000000"/>
-              <w:bottom w:val="single" w:sz="6" w:space="0" w:color="000000"/>
-              <w:end w:val="single" w:sz="6" w:space="0" w:color="000000"/>
-            </w:tcBorders>
-            <w:vAlign w:val="center"/>
-          </w:tcPr>
-          <w:p>
-            <w:pPr>
-              <w:pStyle w:val="Style35"/>
-              <w:spacing w:before="120" w:after="0"/>
-              <w:rPr/>
-            </w:pPr>
-            <w:r>
-              <w:rPr/>
-            </w:r>
-          </w:p>
-        </w:tc>
-        <w:tc>
-          <w:tcPr>
-            <w:tcW w:w="569" w:type="dxa"/>
-            <w:tcBorders>
-              <w:top w:val="single" w:sz="6" w:space="0" w:color="000000"/>
-              <w:start w:val="single" w:sz="6" w:space="0" w:color="000000"/>
-              <w:bottom w:val="single" w:sz="6" w:space="0" w:color="000000"/>
-              <w:end w:val="single" w:sz="6" w:space="0" w:color="000000"/>
-            </w:tcBorders>
-            <w:vAlign w:val="center"/>
-          </w:tcPr>
-          <w:p>
-            <w:pPr>
-              <w:pStyle w:val="Style35"/>
-              <w:spacing w:before="120" w:after="0"/>
-              <w:rPr/>
-            </w:pPr>
-            <w:r>
-              <w:rPr/>
-            </w:r>
-          </w:p>
-        </w:tc>
-        <w:tc>
-          <w:tcPr>
-            <w:tcW w:w="575" w:type="dxa"/>
-            <w:tcBorders>
-              <w:top w:val="single" w:sz="6" w:space="0" w:color="000000"/>
-              <w:start w:val="single" w:sz="6" w:space="0" w:color="000000"/>
-              <w:bottom w:val="single" w:sz="6" w:space="0" w:color="000000"/>
-              <w:end w:val="single" w:sz="6" w:space="0" w:color="000000"/>
-            </w:tcBorders>
-            <w:vAlign w:val="center"/>
-          </w:tcPr>
-          <w:p>
-            <w:pPr>
-              <w:pStyle w:val="Style35"/>
-              <w:spacing w:before="120" w:after="0"/>
-              <w:rPr/>
-            </w:pPr>
-            <w:r>
-              <w:rPr/>
-            </w:r>
-          </w:p>
-        </w:tc>
-        <w:tc>
-          <w:tcPr>
-            <w:tcW w:w="572" w:type="dxa"/>
-            <w:tcBorders>
-              <w:top w:val="single" w:sz="6" w:space="0" w:color="000000"/>
-              <w:start w:val="single" w:sz="6" w:space="0" w:color="000000"/>
-              <w:bottom w:val="single" w:sz="6" w:space="0" w:color="000000"/>
-              <w:end w:val="single" w:sz="6" w:space="0" w:color="000000"/>
-            </w:tcBorders>
-            <w:vAlign w:val="center"/>
-          </w:tcPr>
-          <w:p>
-            <w:pPr>
-              <w:pStyle w:val="Style35"/>
-              <w:spacing w:before="120" w:after="0"/>
-              <w:rPr/>
-            </w:pPr>
-            <w:r>
-              <w:rPr/>
-            </w:r>
-          </w:p>
-        </w:tc>
-        <w:tc>
-          <w:tcPr>
-            <w:tcW w:w="568" w:type="dxa"/>
-            <w:tcBorders>
-              <w:top w:val="single" w:sz="6" w:space="0" w:color="000000"/>
-              <w:start w:val="single" w:sz="6" w:space="0" w:color="000000"/>
-              <w:bottom w:val="single" w:sz="6" w:space="0" w:color="000000"/>
-              <w:end w:val="single" w:sz="6" w:space="0" w:color="000000"/>
-            </w:tcBorders>
-            <w:vAlign w:val="center"/>
-          </w:tcPr>
-          <w:p>
-            <w:pPr>
-              <w:pStyle w:val="Style35"/>
-              <w:spacing w:before="120" w:after="0"/>
-              <w:rPr/>
-            </w:pPr>
-            <w:r>
-              <w:rPr/>
-            </w:r>
-          </w:p>
-        </w:tc>
-        <w:tc>
-          <w:tcPr>
-            <w:tcW w:w="575" w:type="dxa"/>
+            <w:tcW w:w="567" w:type="dxa"/>
+            <w:tcBorders>
+              <w:top w:val="single" w:sz="6" w:space="0" w:color="000000"/>
+              <w:start w:val="single" w:sz="6" w:space="0" w:color="000000"/>
+              <w:bottom w:val="single" w:sz="6" w:space="0" w:color="000000"/>
+              <w:end w:val="single" w:sz="6" w:space="0" w:color="000000"/>
+            </w:tcBorders>
+            <w:vAlign w:val="center"/>
+          </w:tcPr>
+          <w:p>
+            <w:pPr>
+              <w:pStyle w:val="Style35"/>
+              <w:spacing w:before="120" w:after="0"/>
+              <w:rPr/>
+            </w:pPr>
+            <w:r>
+              <w:rPr/>
+            </w:r>
+          </w:p>
+        </w:tc>
+        <w:tc>
+          <w:tcPr>
+            <w:tcW w:w="576" w:type="dxa"/>
             <w:tcBorders>
               <w:top w:val="single" w:sz="4" w:space="0" w:color="000000"/>
               <w:start w:val="single" w:sz="4" w:space="0" w:color="000000"/>
@@ -9964,6 +9964,160 @@
         </w:tc>
         <w:tc>
           <w:tcPr>
+            <w:tcW w:w="568" w:type="dxa"/>
+            <w:tcBorders>
+              <w:top w:val="single" w:sz="6" w:space="0" w:color="000000"/>
+              <w:start w:val="single" w:sz="6" w:space="0" w:color="000000"/>
+              <w:bottom w:val="single" w:sz="6" w:space="0" w:color="000000"/>
+              <w:end w:val="single" w:sz="6" w:space="0" w:color="000000"/>
+            </w:tcBorders>
+            <w:vAlign w:val="center"/>
+          </w:tcPr>
+          <w:p>
+            <w:pPr>
+              <w:pStyle w:val="Style35"/>
+              <w:spacing w:before="120" w:after="0"/>
+              <w:rPr/>
+            </w:pPr>
+            <w:r>
+              <w:rPr/>
+            </w:r>
+          </w:p>
+        </w:tc>
+        <w:tc>
+          <w:tcPr>
+            <w:tcW w:w="574" w:type="dxa"/>
+            <w:tcBorders>
+              <w:top w:val="single" w:sz="6" w:space="0" w:color="000000"/>
+              <w:start w:val="single" w:sz="6" w:space="0" w:color="000000"/>
+              <w:bottom w:val="single" w:sz="6" w:space="0" w:color="000000"/>
+              <w:end w:val="single" w:sz="6" w:space="0" w:color="000000"/>
+            </w:tcBorders>
+            <w:vAlign w:val="center"/>
+          </w:tcPr>
+          <w:p>
+            <w:pPr>
+              <w:pStyle w:val="Style35"/>
+              <w:spacing w:before="120" w:after="0"/>
+              <w:rPr/>
+            </w:pPr>
+            <w:r>
+              <w:rPr/>
+            </w:r>
+          </w:p>
+        </w:tc>
+        <w:tc>
+          <w:tcPr>
+            <w:tcW w:w="573" w:type="dxa"/>
+            <w:tcBorders>
+              <w:top w:val="single" w:sz="6" w:space="0" w:color="000000"/>
+              <w:start w:val="single" w:sz="6" w:space="0" w:color="000000"/>
+              <w:bottom w:val="single" w:sz="6" w:space="0" w:color="000000"/>
+              <w:end w:val="single" w:sz="6" w:space="0" w:color="000000"/>
+            </w:tcBorders>
+            <w:vAlign w:val="center"/>
+          </w:tcPr>
+          <w:p>
+            <w:pPr>
+              <w:pStyle w:val="Style35"/>
+              <w:spacing w:before="120" w:after="0"/>
+              <w:rPr/>
+            </w:pPr>
+            <w:r>
+              <w:rPr/>
+            </w:r>
+          </w:p>
+        </w:tc>
+        <w:tc>
+          <w:tcPr>
+            <w:tcW w:w="568" w:type="dxa"/>
+            <w:tcBorders>
+              <w:top w:val="single" w:sz="6" w:space="0" w:color="000000"/>
+              <w:start w:val="single" w:sz="6" w:space="0" w:color="000000"/>
+              <w:bottom w:val="single" w:sz="6" w:space="0" w:color="000000"/>
+              <w:end w:val="single" w:sz="6" w:space="0" w:color="000000"/>
+            </w:tcBorders>
+            <w:vAlign w:val="center"/>
+          </w:tcPr>
+          <w:p>
+            <w:pPr>
+              <w:pStyle w:val="Style35"/>
+              <w:spacing w:before="120" w:after="0"/>
+              <w:rPr/>
+            </w:pPr>
+            <w:r>
+              <w:rPr/>
+            </w:r>
+          </w:p>
+        </w:tc>
+        <w:tc>
+          <w:tcPr>
+            <w:tcW w:w="573" w:type="dxa"/>
+            <w:tcBorders>
+              <w:top w:val="single" w:sz="6" w:space="0" w:color="000000"/>
+              <w:start w:val="single" w:sz="6" w:space="0" w:color="000000"/>
+              <w:bottom w:val="single" w:sz="6" w:space="0" w:color="000000"/>
+              <w:end w:val="single" w:sz="6" w:space="0" w:color="000000"/>
+            </w:tcBorders>
+            <w:vAlign w:val="center"/>
+          </w:tcPr>
+          <w:p>
+            <w:pPr>
+              <w:pStyle w:val="Style35"/>
+              <w:spacing w:before="120" w:after="0"/>
+              <w:rPr/>
+            </w:pPr>
+            <w:r>
+              <w:rPr/>
+            </w:r>
+          </w:p>
+        </w:tc>
+        <w:tc>
+          <w:tcPr>
+            <w:tcW w:w="575" w:type="dxa"/>
+            <w:tcBorders>
+              <w:top w:val="single" w:sz="6" w:space="0" w:color="000000"/>
+              <w:start w:val="single" w:sz="6" w:space="0" w:color="000000"/>
+              <w:bottom w:val="single" w:sz="6" w:space="0" w:color="000000"/>
+              <w:end w:val="single" w:sz="6" w:space="0" w:color="000000"/>
+            </w:tcBorders>
+            <w:vAlign w:val="center"/>
+          </w:tcPr>
+          <w:p>
+            <w:pPr>
+              <w:pStyle w:val="Style35"/>
+              <w:spacing w:before="120" w:after="0"/>
+              <w:rPr/>
+            </w:pPr>
+            <w:r>
+              <w:rPr/>
+            </w:r>
+          </w:p>
+        </w:tc>
+        <w:tc>
+          <w:tcPr>
+            <w:tcW w:w="571" w:type="dxa"/>
+            <w:tcBorders>
+              <w:top w:val="single" w:sz="6" w:space="0" w:color="000000"/>
+              <w:start w:val="single" w:sz="6" w:space="0" w:color="000000"/>
+              <w:bottom w:val="single" w:sz="6" w:space="0" w:color="000000"/>
+              <w:end w:val="single" w:sz="6" w:space="0" w:color="000000"/>
+            </w:tcBorders>
+            <w:vAlign w:val="center"/>
+          </w:tcPr>
+          <w:p>
+            <w:pPr>
+              <w:pStyle w:val="Style35"/>
+              <w:spacing w:before="120" w:after="0"/>
+              <w:rPr/>
+            </w:pPr>
+            <w:r>
+              <w:rPr/>
+            </w:r>
+          </w:p>
+        </w:tc>
+        <w:tc>
+          <w:tcPr>
             <w:tcW w:w="569" w:type="dxa"/>
             <w:tcBorders>
               <w:top w:val="single" w:sz="6" w:space="0" w:color="000000"/>
@@ -9986,51 +10140,7 @@
         </w:tc>
         <w:tc>
           <w:tcPr>
-            <w:tcW w:w="573" w:type="dxa"/>
-            <w:tcBorders>
-              <w:top w:val="single" w:sz="6" w:space="0" w:color="000000"/>
-              <w:start w:val="single" w:sz="6" w:space="0" w:color="000000"/>
-              <w:bottom w:val="single" w:sz="6" w:space="0" w:color="000000"/>
-              <w:end w:val="single" w:sz="6" w:space="0" w:color="000000"/>
-            </w:tcBorders>
-            <w:vAlign w:val="center"/>
-          </w:tcPr>
-          <w:p>
-            <w:pPr>
-              <w:pStyle w:val="Style35"/>
-              <w:spacing w:before="120" w:after="0"/>
-              <w:rPr/>
-            </w:pPr>
-            <w:r>
-              <w:rPr/>
-            </w:r>
-          </w:p>
-        </w:tc>
-        <w:tc>
-          <w:tcPr>
-            <w:tcW w:w="573" w:type="dxa"/>
-            <w:tcBorders>
-              <w:top w:val="single" w:sz="6" w:space="0" w:color="000000"/>
-              <w:start w:val="single" w:sz="6" w:space="0" w:color="000000"/>
-              <w:bottom w:val="single" w:sz="6" w:space="0" w:color="000000"/>
-              <w:end w:val="single" w:sz="6" w:space="0" w:color="000000"/>
-            </w:tcBorders>
-            <w:vAlign w:val="center"/>
-          </w:tcPr>
-          <w:p>
-            <w:pPr>
-              <w:pStyle w:val="Style35"/>
-              <w:spacing w:before="120" w:after="0"/>
-              <w:rPr/>
-            </w:pPr>
-            <w:r>
-              <w:rPr/>
-            </w:r>
-          </w:p>
-        </w:tc>
-        <w:tc>
-          <w:tcPr>
-            <w:tcW w:w="569" w:type="dxa"/>
+            <w:tcW w:w="575" w:type="dxa"/>
             <w:tcBorders>
               <w:top w:val="single" w:sz="6" w:space="0" w:color="000000"/>
               <w:start w:val="single" w:sz="6" w:space="0" w:color="000000"/>
@@ -10074,139 +10184,29 @@
         </w:tc>
         <w:tc>
           <w:tcPr>
-            <w:tcW w:w="575" w:type="dxa"/>
-            <w:tcBorders>
-              <w:top w:val="single" w:sz="6" w:space="0" w:color="000000"/>
-              <w:start w:val="single" w:sz="6" w:space="0" w:color="000000"/>
-              <w:bottom w:val="single" w:sz="6" w:space="0" w:color="000000"/>
-              <w:end w:val="single" w:sz="6" w:space="0" w:color="000000"/>
-            </w:tcBorders>
-            <w:vAlign w:val="center"/>
-          </w:tcPr>
-          <w:p>
-            <w:pPr>
-              <w:pStyle w:val="Style35"/>
-              <w:spacing w:before="120" w:after="0"/>
-              <w:rPr/>
-            </w:pPr>
-            <w:r>
-              <w:rPr/>
-            </w:r>
-          </w:p>
-        </w:tc>
-        <w:tc>
-          <w:tcPr>
-            <w:tcW w:w="571" w:type="dxa"/>
-            <w:tcBorders>
-              <w:top w:val="single" w:sz="6" w:space="0" w:color="000000"/>
-              <w:start w:val="single" w:sz="6" w:space="0" w:color="000000"/>
-              <w:bottom w:val="single" w:sz="6" w:space="0" w:color="000000"/>
-              <w:end w:val="single" w:sz="6" w:space="0" w:color="000000"/>
-            </w:tcBorders>
-            <w:vAlign w:val="center"/>
-          </w:tcPr>
-          <w:p>
-            <w:pPr>
-              <w:pStyle w:val="Style35"/>
-              <w:spacing w:before="120" w:after="0"/>
-              <w:rPr/>
-            </w:pPr>
-            <w:r>
-              <w:rPr/>
-            </w:r>
-          </w:p>
-        </w:tc>
-        <w:tc>
-          <w:tcPr>
-            <w:tcW w:w="569" w:type="dxa"/>
-            <w:tcBorders>
-              <w:top w:val="single" w:sz="6" w:space="0" w:color="000000"/>
-              <w:start w:val="single" w:sz="6" w:space="0" w:color="000000"/>
-              <w:bottom w:val="single" w:sz="6" w:space="0" w:color="000000"/>
-              <w:end w:val="single" w:sz="6" w:space="0" w:color="000000"/>
-            </w:tcBorders>
-            <w:vAlign w:val="center"/>
-          </w:tcPr>
-          <w:p>
-            <w:pPr>
-              <w:pStyle w:val="Style35"/>
-              <w:spacing w:before="120" w:after="0"/>
-              <w:rPr/>
-            </w:pPr>
-            <w:r>
-              <w:rPr/>
-            </w:r>
-          </w:p>
-        </w:tc>
-        <w:tc>
-          <w:tcPr>
-            <w:tcW w:w="575" w:type="dxa"/>
-            <w:tcBorders>
-              <w:top w:val="single" w:sz="6" w:space="0" w:color="000000"/>
-              <w:start w:val="single" w:sz="6" w:space="0" w:color="000000"/>
-              <w:bottom w:val="single" w:sz="6" w:space="0" w:color="000000"/>
-              <w:end w:val="single" w:sz="6" w:space="0" w:color="000000"/>
-            </w:tcBorders>
-            <w:vAlign w:val="center"/>
-          </w:tcPr>
-          <w:p>
-            <w:pPr>
-              <w:pStyle w:val="Style35"/>
-              <w:spacing w:before="120" w:after="0"/>
-              <w:rPr/>
-            </w:pPr>
-            <w:r>
-              <w:rPr/>
-            </w:r>
-          </w:p>
-        </w:tc>
-        <w:tc>
-          <w:tcPr>
-            <w:tcW w:w="572" w:type="dxa"/>
-            <w:tcBorders>
-              <w:top w:val="single" w:sz="6" w:space="0" w:color="000000"/>
-              <w:start w:val="single" w:sz="6" w:space="0" w:color="000000"/>
-              <w:bottom w:val="single" w:sz="6" w:space="0" w:color="000000"/>
-              <w:end w:val="single" w:sz="6" w:space="0" w:color="000000"/>
-            </w:tcBorders>
-            <w:vAlign w:val="center"/>
-          </w:tcPr>
-          <w:p>
-            <w:pPr>
-              <w:pStyle w:val="Style35"/>
-              <w:spacing w:before="120" w:after="0"/>
-              <w:rPr/>
-            </w:pPr>
-            <w:r>
-              <w:rPr/>
-            </w:r>
-          </w:p>
-        </w:tc>
-        <w:tc>
-          <w:tcPr>
-            <w:tcW w:w="568" w:type="dxa"/>
-            <w:tcBorders>
-              <w:top w:val="single" w:sz="6" w:space="0" w:color="000000"/>
-              <w:start w:val="single" w:sz="6" w:space="0" w:color="000000"/>
-              <w:bottom w:val="single" w:sz="6" w:space="0" w:color="000000"/>
-              <w:end w:val="single" w:sz="6" w:space="0" w:color="000000"/>
-            </w:tcBorders>
-            <w:vAlign w:val="center"/>
-          </w:tcPr>
-          <w:p>
-            <w:pPr>
-              <w:pStyle w:val="Style35"/>
-              <w:spacing w:before="120" w:after="0"/>
-              <w:rPr/>
-            </w:pPr>
-            <w:r>
-              <w:rPr/>
-            </w:r>
-          </w:p>
-        </w:tc>
-        <w:tc>
-          <w:tcPr>
-            <w:tcW w:w="575" w:type="dxa"/>
+            <w:tcW w:w="567" w:type="dxa"/>
+            <w:tcBorders>
+              <w:top w:val="single" w:sz="6" w:space="0" w:color="000000"/>
+              <w:start w:val="single" w:sz="6" w:space="0" w:color="000000"/>
+              <w:bottom w:val="single" w:sz="6" w:space="0" w:color="000000"/>
+              <w:end w:val="single" w:sz="6" w:space="0" w:color="000000"/>
+            </w:tcBorders>
+            <w:vAlign w:val="center"/>
+          </w:tcPr>
+          <w:p>
+            <w:pPr>
+              <w:pStyle w:val="Style35"/>
+              <w:spacing w:before="120" w:after="0"/>
+              <w:rPr/>
+            </w:pPr>
+            <w:r>
+              <w:rPr/>
+            </w:r>
+          </w:p>
+        </w:tc>
+        <w:tc>
+          <w:tcPr>
+            <w:tcW w:w="576" w:type="dxa"/>
             <w:tcBorders>
               <w:top w:val="single" w:sz="4" w:space="0" w:color="000000"/>
               <w:start w:val="single" w:sz="4" w:space="0" w:color="000000"/>
@@ -10279,8 +10279,8 @@
       </w:tblPr>
       <w:tblGrid>
         <w:gridCol w:w="980"/>
-        <w:gridCol w:w="992"/>
-        <w:gridCol w:w="854"/>
+        <w:gridCol w:w="991"/>
+        <w:gridCol w:w="855"/>
         <w:gridCol w:w="850"/>
         <w:gridCol w:w="848"/>
         <w:gridCol w:w="853"/>
@@ -10344,7 +10344,7 @@
         </w:tc>
         <w:tc>
           <w:tcPr>
-            <w:tcW w:w="992" w:type="dxa"/>
+            <w:tcW w:w="991" w:type="dxa"/>
             <w:tcBorders>
               <w:top w:val="single" w:sz="4" w:space="0" w:color="000000"/>
               <w:start w:val="single" w:sz="4" w:space="0" w:color="000000"/>
@@ -10368,7 +10368,7 @@
         </w:tc>
         <w:tc>
           <w:tcPr>
-            <w:tcW w:w="854" w:type="dxa"/>
+            <w:tcW w:w="855" w:type="dxa"/>
             <w:tcBorders>
               <w:top w:val="single" w:sz="4" w:space="0" w:color="000000"/>
               <w:start w:val="single" w:sz="4" w:space="0" w:color="000000"/>
@@ -10492,7 +10492,7 @@
         </w:tc>
         <w:tc>
           <w:tcPr>
-            <w:tcW w:w="992" w:type="dxa"/>
+            <w:tcW w:w="991" w:type="dxa"/>
             <w:tcBorders>
               <w:top w:val="single" w:sz="4" w:space="0" w:color="000000"/>
               <w:start w:val="single" w:sz="4" w:space="0" w:color="000000"/>
@@ -10515,7 +10515,7 @@
         </w:tc>
         <w:tc>
           <w:tcPr>
-            <w:tcW w:w="854" w:type="dxa"/>
+            <w:tcW w:w="855" w:type="dxa"/>
             <w:tcBorders>
               <w:top w:val="single" w:sz="4" w:space="0" w:color="000000"/>
               <w:start w:val="single" w:sz="4" w:space="0" w:color="000000"/>
@@ -10693,30 +10693,30 @@
       <w:tblGrid>
         <w:gridCol w:w="337"/>
         <w:gridCol w:w="337"/>
-        <w:gridCol w:w="334"/>
-        <w:gridCol w:w="338"/>
+        <w:gridCol w:w="333"/>
+        <w:gridCol w:w="339"/>
         <w:gridCol w:w="371"/>
         <w:gridCol w:w="370"/>
         <w:gridCol w:w="368"/>
         <w:gridCol w:w="370"/>
-        <w:gridCol w:w="365"/>
-        <w:gridCol w:w="369"/>
+        <w:gridCol w:w="364"/>
+        <w:gridCol w:w="370"/>
         <w:gridCol w:w="371"/>
         <w:gridCol w:w="369"/>
         <w:gridCol w:w="368"/>
         <w:gridCol w:w="370"/>
-        <w:gridCol w:w="365"/>
-        <w:gridCol w:w="369"/>
+        <w:gridCol w:w="364"/>
+        <w:gridCol w:w="370"/>
         <w:gridCol w:w="372"/>
         <w:gridCol w:w="368"/>
         <w:gridCol w:w="368"/>
-        <w:gridCol w:w="367"/>
+        <w:gridCol w:w="366"/>
         <w:gridCol w:w="368"/>
-        <w:gridCol w:w="370"/>
+        <w:gridCol w:w="371"/>
         <w:gridCol w:w="369"/>
         <w:gridCol w:w="368"/>
-        <w:gridCol w:w="333"/>
-        <w:gridCol w:w="339"/>
+        <w:gridCol w:w="332"/>
+        <w:gridCol w:w="340"/>
       </w:tblGrid>
       <w:tr>
         <w:trPr>
@@ -10890,7 +10890,7 @@
         </w:tc>
         <w:tc>
           <w:tcPr>
-            <w:tcW w:w="1103" w:type="dxa"/>
+            <w:tcW w:w="1102" w:type="dxa"/>
             <w:gridSpan w:val="3"/>
             <w:tcBorders>
               <w:top w:val="single" w:sz="4" w:space="0" w:color="000000"/>
@@ -10918,7 +10918,7 @@
         </w:tc>
         <w:tc>
           <w:tcPr>
-            <w:tcW w:w="1107" w:type="dxa"/>
+            <w:tcW w:w="1108" w:type="dxa"/>
             <w:gridSpan w:val="3"/>
             <w:tcBorders>
               <w:top w:val="single" w:sz="4" w:space="0" w:color="000000"/>
@@ -11028,7 +11028,7 @@
         </w:tc>
         <w:tc>
           <w:tcPr>
-            <w:tcW w:w="334" w:type="dxa"/>
+            <w:tcW w:w="333" w:type="dxa"/>
             <w:tcBorders>
               <w:top w:val="single" w:sz="4" w:space="0" w:color="000000"/>
               <w:start w:val="single" w:sz="4" w:space="0" w:color="000000"/>
@@ -11056,7 +11056,7 @@
         </w:tc>
         <w:tc>
           <w:tcPr>
-            <w:tcW w:w="338" w:type="dxa"/>
+            <w:tcW w:w="339" w:type="dxa"/>
             <w:tcBorders>
               <w:top w:val="single" w:sz="4" w:space="0" w:color="000000"/>
               <w:start w:val="single" w:sz="4" w:space="0" w:color="000000"/>
@@ -11196,7 +11196,7 @@
         </w:tc>
         <w:tc>
           <w:tcPr>
-            <w:tcW w:w="365" w:type="dxa"/>
+            <w:tcW w:w="364" w:type="dxa"/>
             <w:tcBorders>
               <w:top w:val="single" w:sz="4" w:space="0" w:color="000000"/>
               <w:start w:val="single" w:sz="4" w:space="0" w:color="000000"/>
@@ -11224,6 +11224,62 @@
         </w:tc>
         <w:tc>
           <w:tcPr>
+            <w:tcW w:w="370" w:type="dxa"/>
+            <w:tcBorders>
+              <w:top w:val="single" w:sz="4" w:space="0" w:color="000000"/>
+              <w:start w:val="single" w:sz="4" w:space="0" w:color="000000"/>
+              <w:bottom w:val="single" w:sz="4" w:space="0" w:color="000000"/>
+              <w:end w:val="single" w:sz="4" w:space="0" w:color="000000"/>
+            </w:tcBorders>
+            <w:shd w:color="auto" w:fill="auto" w:val="clear"/>
+            <w:vAlign w:val="center"/>
+          </w:tcPr>
+          <w:p>
+            <w:pPr>
+              <w:pStyle w:val="Style35"/>
+              <w:spacing w:before="120" w:after="0"/>
+              <w:rPr>
+                <w:lang w:val="en-US"/>
+              </w:rPr>
+            </w:pPr>
+            <w:r>
+              <w:rPr>
+                <w:lang w:val="en-US"/>
+              </w:rPr>
+              <w:t>2</w:t>
+            </w:r>
+          </w:p>
+        </w:tc>
+        <w:tc>
+          <w:tcPr>
+            <w:tcW w:w="371" w:type="dxa"/>
+            <w:tcBorders>
+              <w:top w:val="single" w:sz="4" w:space="0" w:color="000000"/>
+              <w:start w:val="single" w:sz="4" w:space="0" w:color="000000"/>
+              <w:bottom w:val="single" w:sz="4" w:space="0" w:color="000000"/>
+              <w:end w:val="single" w:sz="4" w:space="0" w:color="000000"/>
+            </w:tcBorders>
+            <w:shd w:color="auto" w:fill="auto" w:val="clear"/>
+            <w:vAlign w:val="center"/>
+          </w:tcPr>
+          <w:p>
+            <w:pPr>
+              <w:pStyle w:val="Style35"/>
+              <w:spacing w:before="120" w:after="0"/>
+              <w:rPr>
+                <w:lang w:val="en-US"/>
+              </w:rPr>
+            </w:pPr>
+            <w:r>
+              <w:rPr>
+                <w:lang w:val="en-US"/>
+              </w:rPr>
+              <w:t>3</w:t>
+            </w:r>
+          </w:p>
+        </w:tc>
+        <w:tc>
+          <w:tcPr>
             <w:tcW w:w="369" w:type="dxa"/>
             <w:tcBorders>
               <w:top w:val="single" w:sz="4" w:space="0" w:color="000000"/>
@@ -11246,12 +11302,264 @@
               <w:rPr>
                 <w:lang w:val="en-US"/>
               </w:rPr>
+              <w:t>1</w:t>
+            </w:r>
+          </w:p>
+        </w:tc>
+        <w:tc>
+          <w:tcPr>
+            <w:tcW w:w="368" w:type="dxa"/>
+            <w:tcBorders>
+              <w:top w:val="single" w:sz="4" w:space="0" w:color="000000"/>
+              <w:start w:val="single" w:sz="4" w:space="0" w:color="000000"/>
+              <w:bottom w:val="single" w:sz="4" w:space="0" w:color="000000"/>
+              <w:end w:val="single" w:sz="4" w:space="0" w:color="000000"/>
+            </w:tcBorders>
+            <w:shd w:color="auto" w:fill="auto" w:val="clear"/>
+            <w:vAlign w:val="center"/>
+          </w:tcPr>
+          <w:p>
+            <w:pPr>
+              <w:pStyle w:val="Style35"/>
+              <w:spacing w:before="120" w:after="0"/>
+              <w:rPr>
+                <w:lang w:val="en-US"/>
+              </w:rPr>
+            </w:pPr>
+            <w:r>
+              <w:rPr>
+                <w:lang w:val="en-US"/>
+              </w:rPr>
               <w:t>2</w:t>
             </w:r>
           </w:p>
         </w:tc>
         <w:tc>
           <w:tcPr>
+            <w:tcW w:w="370" w:type="dxa"/>
+            <w:tcBorders>
+              <w:top w:val="single" w:sz="4" w:space="0" w:color="000000"/>
+              <w:start w:val="single" w:sz="4" w:space="0" w:color="000000"/>
+              <w:bottom w:val="single" w:sz="4" w:space="0" w:color="000000"/>
+              <w:end w:val="single" w:sz="4" w:space="0" w:color="000000"/>
+            </w:tcBorders>
+            <w:shd w:color="auto" w:fill="auto" w:val="clear"/>
+            <w:vAlign w:val="center"/>
+          </w:tcPr>
+          <w:p>
+            <w:pPr>
+              <w:pStyle w:val="Style35"/>
+              <w:spacing w:before="120" w:after="0"/>
+              <w:rPr>
+                <w:lang w:val="en-US"/>
+              </w:rPr>
+            </w:pPr>
+            <w:r>
+              <w:rPr>
+                <w:lang w:val="en-US"/>
+              </w:rPr>
+              <w:t>3</w:t>
+            </w:r>
+          </w:p>
+        </w:tc>
+        <w:tc>
+          <w:tcPr>
+            <w:tcW w:w="364" w:type="dxa"/>
+            <w:tcBorders>
+              <w:top w:val="single" w:sz="4" w:space="0" w:color="000000"/>
+              <w:start w:val="single" w:sz="4" w:space="0" w:color="000000"/>
+              <w:bottom w:val="single" w:sz="4" w:space="0" w:color="000000"/>
+              <w:end w:val="single" w:sz="4" w:space="0" w:color="000000"/>
+            </w:tcBorders>
+            <w:shd w:color="auto" w:fill="auto" w:val="clear"/>
+            <w:vAlign w:val="center"/>
+          </w:tcPr>
+          <w:p>
+            <w:pPr>
+              <w:pStyle w:val="Style35"/>
+              <w:spacing w:before="120" w:after="0"/>
+              <w:rPr>
+                <w:lang w:val="en-US"/>
+              </w:rPr>
+            </w:pPr>
+            <w:r>
+              <w:rPr>
+                <w:lang w:val="en-US"/>
+              </w:rPr>
+              <w:t>1</w:t>
+            </w:r>
+          </w:p>
+        </w:tc>
+        <w:tc>
+          <w:tcPr>
+            <w:tcW w:w="370" w:type="dxa"/>
+            <w:tcBorders>
+              <w:top w:val="single" w:sz="4" w:space="0" w:color="000000"/>
+              <w:start w:val="single" w:sz="4" w:space="0" w:color="000000"/>
+              <w:bottom w:val="single" w:sz="4" w:space="0" w:color="000000"/>
+              <w:end w:val="single" w:sz="4" w:space="0" w:color="000000"/>
+            </w:tcBorders>
+            <w:shd w:color="auto" w:fill="auto" w:val="clear"/>
+            <w:vAlign w:val="center"/>
+          </w:tcPr>
+          <w:p>
+            <w:pPr>
+              <w:pStyle w:val="Style35"/>
+              <w:spacing w:before="120" w:after="0"/>
+              <w:rPr>
+                <w:lang w:val="en-US"/>
+              </w:rPr>
+            </w:pPr>
+            <w:r>
+              <w:rPr>
+                <w:lang w:val="en-US"/>
+              </w:rPr>
+              <w:t>2</w:t>
+            </w:r>
+          </w:p>
+        </w:tc>
+        <w:tc>
+          <w:tcPr>
+            <w:tcW w:w="372" w:type="dxa"/>
+            <w:tcBorders>
+              <w:top w:val="single" w:sz="4" w:space="0" w:color="000000"/>
+              <w:start w:val="single" w:sz="4" w:space="0" w:color="000000"/>
+              <w:bottom w:val="single" w:sz="4" w:space="0" w:color="000000"/>
+              <w:end w:val="single" w:sz="4" w:space="0" w:color="000000"/>
+            </w:tcBorders>
+            <w:shd w:color="auto" w:fill="auto" w:val="clear"/>
+            <w:vAlign w:val="center"/>
+          </w:tcPr>
+          <w:p>
+            <w:pPr>
+              <w:pStyle w:val="Style35"/>
+              <w:spacing w:before="120" w:after="0"/>
+              <w:rPr>
+                <w:lang w:val="en-US"/>
+              </w:rPr>
+            </w:pPr>
+            <w:r>
+              <w:rPr>
+                <w:lang w:val="en-US"/>
+              </w:rPr>
+              <w:t>3</w:t>
+            </w:r>
+          </w:p>
+        </w:tc>
+        <w:tc>
+          <w:tcPr>
+            <w:tcW w:w="368" w:type="dxa"/>
+            <w:tcBorders>
+              <w:top w:val="single" w:sz="4" w:space="0" w:color="000000"/>
+              <w:start w:val="single" w:sz="4" w:space="0" w:color="000000"/>
+              <w:bottom w:val="single" w:sz="4" w:space="0" w:color="000000"/>
+              <w:end w:val="single" w:sz="4" w:space="0" w:color="000000"/>
+            </w:tcBorders>
+            <w:shd w:color="auto" w:fill="auto" w:val="clear"/>
+            <w:vAlign w:val="center"/>
+          </w:tcPr>
+          <w:p>
+            <w:pPr>
+              <w:pStyle w:val="Style35"/>
+              <w:spacing w:before="120" w:after="0"/>
+              <w:rPr>
+                <w:lang w:val="en-US"/>
+              </w:rPr>
+            </w:pPr>
+            <w:r>
+              <w:rPr>
+                <w:lang w:val="en-US"/>
+              </w:rPr>
+              <w:t>1</w:t>
+            </w:r>
+          </w:p>
+        </w:tc>
+        <w:tc>
+          <w:tcPr>
+            <w:tcW w:w="368" w:type="dxa"/>
+            <w:tcBorders>
+              <w:top w:val="single" w:sz="4" w:space="0" w:color="000000"/>
+              <w:start w:val="single" w:sz="4" w:space="0" w:color="000000"/>
+              <w:bottom w:val="single" w:sz="4" w:space="0" w:color="000000"/>
+              <w:end w:val="single" w:sz="4" w:space="0" w:color="000000"/>
+            </w:tcBorders>
+            <w:shd w:color="auto" w:fill="auto" w:val="clear"/>
+            <w:vAlign w:val="center"/>
+          </w:tcPr>
+          <w:p>
+            <w:pPr>
+              <w:pStyle w:val="Style35"/>
+              <w:spacing w:before="120" w:after="0"/>
+              <w:rPr>
+                <w:lang w:val="en-US"/>
+              </w:rPr>
+            </w:pPr>
+            <w:r>
+              <w:rPr>
+                <w:lang w:val="en-US"/>
+              </w:rPr>
+              <w:t>2</w:t>
+            </w:r>
+          </w:p>
+        </w:tc>
+        <w:tc>
+          <w:tcPr>
+            <w:tcW w:w="366" w:type="dxa"/>
+            <w:tcBorders>
+              <w:top w:val="single" w:sz="4" w:space="0" w:color="000000"/>
+              <w:start w:val="single" w:sz="4" w:space="0" w:color="000000"/>
+              <w:bottom w:val="single" w:sz="4" w:space="0" w:color="000000"/>
+              <w:end w:val="single" w:sz="4" w:space="0" w:color="000000"/>
+            </w:tcBorders>
+            <w:shd w:color="auto" w:fill="auto" w:val="clear"/>
+            <w:vAlign w:val="center"/>
+          </w:tcPr>
+          <w:p>
+            <w:pPr>
+              <w:pStyle w:val="Style35"/>
+              <w:spacing w:before="120" w:after="0"/>
+              <w:rPr>
+                <w:lang w:val="en-US"/>
+              </w:rPr>
+            </w:pPr>
+            <w:r>
+              <w:rPr>
+                <w:lang w:val="en-US"/>
+              </w:rPr>
+              <w:t>3</w:t>
+            </w:r>
+          </w:p>
+        </w:tc>
+        <w:tc>
+          <w:tcPr>
+            <w:tcW w:w="368" w:type="dxa"/>
+            <w:tcBorders>
+              <w:top w:val="single" w:sz="4" w:space="0" w:color="000000"/>
+              <w:start w:val="single" w:sz="4" w:space="0" w:color="000000"/>
+              <w:bottom w:val="single" w:sz="4" w:space="0" w:color="000000"/>
+              <w:end w:val="single" w:sz="4" w:space="0" w:color="000000"/>
+            </w:tcBorders>
+            <w:shd w:color="auto" w:fill="auto" w:val="clear"/>
+            <w:vAlign w:val="center"/>
+          </w:tcPr>
+          <w:p>
+            <w:pPr>
+              <w:pStyle w:val="Style35"/>
+              <w:spacing w:before="120" w:after="0"/>
+              <w:rPr>
+                <w:lang w:val="en-US"/>
+              </w:rPr>
+            </w:pPr>
+            <w:r>
+              <w:rPr>
+                <w:lang w:val="en-US"/>
+              </w:rPr>
+              <w:t>1</w:t>
+            </w:r>
+          </w:p>
+        </w:tc>
+        <w:tc>
+          <w:tcPr>
             <w:tcW w:w="371" w:type="dxa"/>
             <w:tcBorders>
               <w:top w:val="single" w:sz="4" w:space="0" w:color="000000"/>
@@ -11274,13 +11582,41 @@
               <w:rPr>
                 <w:lang w:val="en-US"/>
               </w:rPr>
+              <w:t>2</w:t>
+            </w:r>
+          </w:p>
+        </w:tc>
+        <w:tc>
+          <w:tcPr>
+            <w:tcW w:w="369" w:type="dxa"/>
+            <w:tcBorders>
+              <w:top w:val="single" w:sz="4" w:space="0" w:color="000000"/>
+              <w:start w:val="single" w:sz="4" w:space="0" w:color="000000"/>
+              <w:bottom w:val="single" w:sz="4" w:space="0" w:color="000000"/>
+              <w:end w:val="single" w:sz="4" w:space="0" w:color="000000"/>
+            </w:tcBorders>
+            <w:shd w:color="auto" w:fill="auto" w:val="clear"/>
+            <w:vAlign w:val="center"/>
+          </w:tcPr>
+          <w:p>
+            <w:pPr>
+              <w:pStyle w:val="Style35"/>
+              <w:spacing w:before="120" w:after="0"/>
+              <w:rPr>
+                <w:lang w:val="en-US"/>
+              </w:rPr>
+            </w:pPr>
+            <w:r>
+              <w:rPr>
+                <w:lang w:val="en-US"/>
+              </w:rPr>
               <w:t>3</w:t>
             </w:r>
           </w:p>
         </w:tc>
         <w:tc>
           <w:tcPr>
-            <w:tcW w:w="369" w:type="dxa"/>
+            <w:tcW w:w="368" w:type="dxa"/>
             <w:tcBorders>
               <w:top w:val="single" w:sz="4" w:space="0" w:color="000000"/>
               <w:start w:val="single" w:sz="4" w:space="0" w:color="000000"/>
@@ -11308,7 +11644,7 @@
         </w:tc>
         <w:tc>
           <w:tcPr>
-            <w:tcW w:w="368" w:type="dxa"/>
+            <w:tcW w:w="332" w:type="dxa"/>
             <w:tcBorders>
               <w:top w:val="single" w:sz="4" w:space="0" w:color="000000"/>
               <w:start w:val="single" w:sz="4" w:space="0" w:color="000000"/>
@@ -11336,343 +11672,7 @@
         </w:tc>
         <w:tc>
           <w:tcPr>
-            <w:tcW w:w="370" w:type="dxa"/>
-            <w:tcBorders>
-              <w:top w:val="single" w:sz="4" w:space="0" w:color="000000"/>
-              <w:start w:val="single" w:sz="4" w:space="0" w:color="000000"/>
-              <w:bottom w:val="single" w:sz="4" w:space="0" w:color="000000"/>
-              <w:end w:val="single" w:sz="4" w:space="0" w:color="000000"/>
-            </w:tcBorders>
-            <w:shd w:color="auto" w:fill="auto" w:val="clear"/>
-            <w:vAlign w:val="center"/>
-          </w:tcPr>
-          <w:p>
-            <w:pPr>
-              <w:pStyle w:val="Style35"/>
-              <w:spacing w:before="120" w:after="0"/>
-              <w:rPr>
-                <w:lang w:val="en-US"/>
-              </w:rPr>
-            </w:pPr>
-            <w:r>
-              <w:rPr>
-                <w:lang w:val="en-US"/>
-              </w:rPr>
-              <w:t>3</w:t>
-            </w:r>
-          </w:p>
-        </w:tc>
-        <w:tc>
-          <w:tcPr>
-            <w:tcW w:w="365" w:type="dxa"/>
-            <w:tcBorders>
-              <w:top w:val="single" w:sz="4" w:space="0" w:color="000000"/>
-              <w:start w:val="single" w:sz="4" w:space="0" w:color="000000"/>
-              <w:bottom w:val="single" w:sz="4" w:space="0" w:color="000000"/>
-              <w:end w:val="single" w:sz="4" w:space="0" w:color="000000"/>
-            </w:tcBorders>
-            <w:shd w:color="auto" w:fill="auto" w:val="clear"/>
-            <w:vAlign w:val="center"/>
-          </w:tcPr>
-          <w:p>
-            <w:pPr>
-              <w:pStyle w:val="Style35"/>
-              <w:spacing w:before="120" w:after="0"/>
-              <w:rPr>
-                <w:lang w:val="en-US"/>
-              </w:rPr>
-            </w:pPr>
-            <w:r>
-              <w:rPr>
-                <w:lang w:val="en-US"/>
-              </w:rPr>
-              <w:t>1</w:t>
-            </w:r>
-          </w:p>
-        </w:tc>
-        <w:tc>
-          <w:tcPr>
-            <w:tcW w:w="369" w:type="dxa"/>
-            <w:tcBorders>
-              <w:top w:val="single" w:sz="4" w:space="0" w:color="000000"/>
-              <w:start w:val="single" w:sz="4" w:space="0" w:color="000000"/>
-              <w:bottom w:val="single" w:sz="4" w:space="0" w:color="000000"/>
-              <w:end w:val="single" w:sz="4" w:space="0" w:color="000000"/>
-            </w:tcBorders>
-            <w:shd w:color="auto" w:fill="auto" w:val="clear"/>
-            <w:vAlign w:val="center"/>
-          </w:tcPr>
-          <w:p>
-            <w:pPr>
-              <w:pStyle w:val="Style35"/>
-              <w:spacing w:before="120" w:after="0"/>
-              <w:rPr>
-                <w:lang w:val="en-US"/>
-              </w:rPr>
-            </w:pPr>
-            <w:r>
-              <w:rPr>
-                <w:lang w:val="en-US"/>
-              </w:rPr>
-              <w:t>2</w:t>
-            </w:r>
-          </w:p>
-        </w:tc>
-        <w:tc>
-          <w:tcPr>
-            <w:tcW w:w="372" w:type="dxa"/>
-            <w:tcBorders>
-              <w:top w:val="single" w:sz="4" w:space="0" w:color="000000"/>
-              <w:start w:val="single" w:sz="4" w:space="0" w:color="000000"/>
-              <w:bottom w:val="single" w:sz="4" w:space="0" w:color="000000"/>
-              <w:end w:val="single" w:sz="4" w:space="0" w:color="000000"/>
-            </w:tcBorders>
-            <w:shd w:color="auto" w:fill="auto" w:val="clear"/>
-            <w:vAlign w:val="center"/>
-          </w:tcPr>
-          <w:p>
-            <w:pPr>
-              <w:pStyle w:val="Style35"/>
-              <w:spacing w:before="120" w:after="0"/>
-              <w:rPr>
-                <w:lang w:val="en-US"/>
-              </w:rPr>
-            </w:pPr>
-            <w:r>
-              <w:rPr>
-                <w:lang w:val="en-US"/>
-              </w:rPr>
-              <w:t>3</w:t>
-            </w:r>
-          </w:p>
-        </w:tc>
-        <w:tc>
-          <w:tcPr>
-            <w:tcW w:w="368" w:type="dxa"/>
-            <w:tcBorders>
-              <w:top w:val="single" w:sz="4" w:space="0" w:color="000000"/>
-              <w:start w:val="single" w:sz="4" w:space="0" w:color="000000"/>
-              <w:bottom w:val="single" w:sz="4" w:space="0" w:color="000000"/>
-              <w:end w:val="single" w:sz="4" w:space="0" w:color="000000"/>
-            </w:tcBorders>
-            <w:shd w:color="auto" w:fill="auto" w:val="clear"/>
-            <w:vAlign w:val="center"/>
-          </w:tcPr>
-          <w:p>
-            <w:pPr>
-              <w:pStyle w:val="Style35"/>
-              <w:spacing w:before="120" w:after="0"/>
-              <w:rPr>
-                <w:lang w:val="en-US"/>
-              </w:rPr>
-            </w:pPr>
-            <w:r>
-              <w:rPr>
-                <w:lang w:val="en-US"/>
-              </w:rPr>
-              <w:t>1</w:t>
-            </w:r>
-          </w:p>
-        </w:tc>
-        <w:tc>
-          <w:tcPr>
-            <w:tcW w:w="368" w:type="dxa"/>
-            <w:tcBorders>
-              <w:top w:val="single" w:sz="4" w:space="0" w:color="000000"/>
-              <w:start w:val="single" w:sz="4" w:space="0" w:color="000000"/>
-              <w:bottom w:val="single" w:sz="4" w:space="0" w:color="000000"/>
-              <w:end w:val="single" w:sz="4" w:space="0" w:color="000000"/>
-            </w:tcBorders>
-            <w:shd w:color="auto" w:fill="auto" w:val="clear"/>
-            <w:vAlign w:val="center"/>
-          </w:tcPr>
-          <w:p>
-            <w:pPr>
-              <w:pStyle w:val="Style35"/>
-              <w:spacing w:before="120" w:after="0"/>
-              <w:rPr>
-                <w:lang w:val="en-US"/>
-              </w:rPr>
-            </w:pPr>
-            <w:r>
-              <w:rPr>
-                <w:lang w:val="en-US"/>
-              </w:rPr>
-              <w:t>2</w:t>
-            </w:r>
-          </w:p>
-        </w:tc>
-        <w:tc>
-          <w:tcPr>
-            <w:tcW w:w="367" w:type="dxa"/>
-            <w:tcBorders>
-              <w:top w:val="single" w:sz="4" w:space="0" w:color="000000"/>
-              <w:start w:val="single" w:sz="4" w:space="0" w:color="000000"/>
-              <w:bottom w:val="single" w:sz="4" w:space="0" w:color="000000"/>
-              <w:end w:val="single" w:sz="4" w:space="0" w:color="000000"/>
-            </w:tcBorders>
-            <w:shd w:color="auto" w:fill="auto" w:val="clear"/>
-            <w:vAlign w:val="center"/>
-          </w:tcPr>
-          <w:p>
-            <w:pPr>
-              <w:pStyle w:val="Style35"/>
-              <w:spacing w:before="120" w:after="0"/>
-              <w:rPr>
-                <w:lang w:val="en-US"/>
-              </w:rPr>
-            </w:pPr>
-            <w:r>
-              <w:rPr>
-                <w:lang w:val="en-US"/>
-              </w:rPr>
-              <w:t>3</w:t>
-            </w:r>
-          </w:p>
-        </w:tc>
-        <w:tc>
-          <w:tcPr>
-            <w:tcW w:w="368" w:type="dxa"/>
-            <w:tcBorders>
-              <w:top w:val="single" w:sz="4" w:space="0" w:color="000000"/>
-              <w:start w:val="single" w:sz="4" w:space="0" w:color="000000"/>
-              <w:bottom w:val="single" w:sz="4" w:space="0" w:color="000000"/>
-              <w:end w:val="single" w:sz="4" w:space="0" w:color="000000"/>
-            </w:tcBorders>
-            <w:shd w:color="auto" w:fill="auto" w:val="clear"/>
-            <w:vAlign w:val="center"/>
-          </w:tcPr>
-          <w:p>
-            <w:pPr>
-              <w:pStyle w:val="Style35"/>
-              <w:spacing w:before="120" w:after="0"/>
-              <w:rPr>
-                <w:lang w:val="en-US"/>
-              </w:rPr>
-            </w:pPr>
-            <w:r>
-              <w:rPr>
-                <w:lang w:val="en-US"/>
-              </w:rPr>
-              <w:t>1</w:t>
-            </w:r>
-          </w:p>
-        </w:tc>
-        <w:tc>
-          <w:tcPr>
-            <w:tcW w:w="370" w:type="dxa"/>
-            <w:tcBorders>
-              <w:top w:val="single" w:sz="4" w:space="0" w:color="000000"/>
-              <w:start w:val="single" w:sz="4" w:space="0" w:color="000000"/>
-              <w:bottom w:val="single" w:sz="4" w:space="0" w:color="000000"/>
-              <w:end w:val="single" w:sz="4" w:space="0" w:color="000000"/>
-            </w:tcBorders>
-            <w:shd w:color="auto" w:fill="auto" w:val="clear"/>
-            <w:vAlign w:val="center"/>
-          </w:tcPr>
-          <w:p>
-            <w:pPr>
-              <w:pStyle w:val="Style35"/>
-              <w:spacing w:before="120" w:after="0"/>
-              <w:rPr>
-                <w:lang w:val="en-US"/>
-              </w:rPr>
-            </w:pPr>
-            <w:r>
-              <w:rPr>
-                <w:lang w:val="en-US"/>
-              </w:rPr>
-              <w:t>2</w:t>
-            </w:r>
-          </w:p>
-        </w:tc>
-        <w:tc>
-          <w:tcPr>
-            <w:tcW w:w="369" w:type="dxa"/>
-            <w:tcBorders>
-              <w:top w:val="single" w:sz="4" w:space="0" w:color="000000"/>
-              <w:start w:val="single" w:sz="4" w:space="0" w:color="000000"/>
-              <w:bottom w:val="single" w:sz="4" w:space="0" w:color="000000"/>
-              <w:end w:val="single" w:sz="4" w:space="0" w:color="000000"/>
-            </w:tcBorders>
-            <w:shd w:color="auto" w:fill="auto" w:val="clear"/>
-            <w:vAlign w:val="center"/>
-          </w:tcPr>
-          <w:p>
-            <w:pPr>
-              <w:pStyle w:val="Style35"/>
-              <w:spacing w:before="120" w:after="0"/>
-              <w:rPr>
-                <w:lang w:val="en-US"/>
-              </w:rPr>
-            </w:pPr>
-            <w:r>
-              <w:rPr>
-                <w:lang w:val="en-US"/>
-              </w:rPr>
-              <w:t>3</w:t>
-            </w:r>
-          </w:p>
-        </w:tc>
-        <w:tc>
-          <w:tcPr>
-            <w:tcW w:w="368" w:type="dxa"/>
-            <w:tcBorders>
-              <w:top w:val="single" w:sz="4" w:space="0" w:color="000000"/>
-              <w:start w:val="single" w:sz="4" w:space="0" w:color="000000"/>
-              <w:bottom w:val="single" w:sz="4" w:space="0" w:color="000000"/>
-              <w:end w:val="single" w:sz="4" w:space="0" w:color="000000"/>
-            </w:tcBorders>
-            <w:shd w:color="auto" w:fill="auto" w:val="clear"/>
-            <w:vAlign w:val="center"/>
-          </w:tcPr>
-          <w:p>
-            <w:pPr>
-              <w:pStyle w:val="Style35"/>
-              <w:spacing w:before="120" w:after="0"/>
-              <w:rPr>
-                <w:lang w:val="en-US"/>
-              </w:rPr>
-            </w:pPr>
-            <w:r>
-              <w:rPr>
-                <w:lang w:val="en-US"/>
-              </w:rPr>
-              <w:t>1</w:t>
-            </w:r>
-          </w:p>
-        </w:tc>
-        <w:tc>
-          <w:tcPr>
-            <w:tcW w:w="333" w:type="dxa"/>
-            <w:tcBorders>
-              <w:top w:val="single" w:sz="4" w:space="0" w:color="000000"/>
-              <w:start w:val="single" w:sz="4" w:space="0" w:color="000000"/>
-              <w:bottom w:val="single" w:sz="4" w:space="0" w:color="000000"/>
-              <w:end w:val="single" w:sz="4" w:space="0" w:color="000000"/>
-            </w:tcBorders>
-            <w:shd w:color="auto" w:fill="auto" w:val="clear"/>
-            <w:vAlign w:val="center"/>
-          </w:tcPr>
-          <w:p>
-            <w:pPr>
-              <w:pStyle w:val="Style35"/>
-              <w:spacing w:before="120" w:after="0"/>
-              <w:rPr>
-                <w:lang w:val="en-US"/>
-              </w:rPr>
-            </w:pPr>
-            <w:r>
-              <w:rPr>
-                <w:lang w:val="en-US"/>
-              </w:rPr>
-              <w:t>2</w:t>
-            </w:r>
-          </w:p>
-        </w:tc>
-        <w:tc>
-          <w:tcPr>
-            <w:tcW w:w="339" w:type="dxa"/>
+            <w:tcW w:w="340" w:type="dxa"/>
             <w:tcBorders>
               <w:top w:val="single" w:sz="4" w:space="0" w:color="000000"/>
               <w:start w:val="single" w:sz="4" w:space="0" w:color="000000"/>
@@ -11753,7 +11753,7 @@
         </w:tc>
         <w:tc>
           <w:tcPr>
-            <w:tcW w:w="334" w:type="dxa"/>
+            <w:tcW w:w="333" w:type="dxa"/>
             <w:tcBorders>
               <w:top w:val="single" w:sz="4" w:space="0" w:color="000000"/>
               <w:start w:val="single" w:sz="4" w:space="0" w:color="000000"/>
@@ -11780,7 +11780,7 @@
         </w:tc>
         <w:tc>
           <w:tcPr>
-            <w:tcW w:w="338" w:type="dxa"/>
+            <w:tcW w:w="339" w:type="dxa"/>
             <w:tcBorders>
               <w:top w:val="single" w:sz="4" w:space="0" w:color="000000"/>
               <w:start w:val="single" w:sz="4" w:space="0" w:color="000000"/>
@@ -11915,7 +11915,7 @@
         </w:tc>
         <w:tc>
           <w:tcPr>
-            <w:tcW w:w="365" w:type="dxa"/>
+            <w:tcW w:w="364" w:type="dxa"/>
             <w:tcBorders>
               <w:top w:val="single" w:sz="4" w:space="0" w:color="000000"/>
               <w:start w:val="single" w:sz="4" w:space="0" w:color="000000"/>
@@ -11942,6 +11942,60 @@
         </w:tc>
         <w:tc>
           <w:tcPr>
+            <w:tcW w:w="370" w:type="dxa"/>
+            <w:tcBorders>
+              <w:top w:val="single" w:sz="4" w:space="0" w:color="000000"/>
+              <w:start w:val="single" w:sz="4" w:space="0" w:color="000000"/>
+              <w:bottom w:val="single" w:sz="4" w:space="0" w:color="000000"/>
+              <w:end w:val="single" w:sz="4" w:space="0" w:color="000000"/>
+            </w:tcBorders>
+            <w:shd w:color="auto" w:fill="auto" w:val="clear"/>
+            <w:vAlign w:val="center"/>
+          </w:tcPr>
+          <w:p>
+            <w:pPr>
+              <w:pStyle w:val="Style35"/>
+              <w:spacing w:before="120" w:after="0"/>
+              <w:rPr>
+                <w:sz w:val="16"/>
+              </w:rPr>
+            </w:pPr>
+            <w:r>
+              <w:rPr>
+                <w:sz w:val="16"/>
+              </w:rPr>
+            </w:r>
+          </w:p>
+        </w:tc>
+        <w:tc>
+          <w:tcPr>
+            <w:tcW w:w="371" w:type="dxa"/>
+            <w:tcBorders>
+              <w:top w:val="single" w:sz="4" w:space="0" w:color="000000"/>
+              <w:start w:val="single" w:sz="4" w:space="0" w:color="000000"/>
+              <w:bottom w:val="single" w:sz="4" w:space="0" w:color="000000"/>
+              <w:end w:val="single" w:sz="4" w:space="0" w:color="000000"/>
+            </w:tcBorders>
+            <w:shd w:color="auto" w:fill="auto" w:val="clear"/>
+            <w:vAlign w:val="center"/>
+          </w:tcPr>
+          <w:p>
+            <w:pPr>
+              <w:pStyle w:val="Style35"/>
+              <w:spacing w:before="120" w:after="0"/>
+              <w:rPr>
+                <w:sz w:val="16"/>
+              </w:rPr>
+            </w:pPr>
+            <w:r>
+              <w:rPr>
+                <w:sz w:val="16"/>
+              </w:rPr>
+            </w:r>
+          </w:p>
+        </w:tc>
+        <w:tc>
+          <w:tcPr>
             <w:tcW w:w="369" w:type="dxa"/>
             <w:tcBorders>
               <w:top w:val="single" w:sz="4" w:space="0" w:color="000000"/>
@@ -11969,6 +12023,249 @@
         </w:tc>
         <w:tc>
           <w:tcPr>
+            <w:tcW w:w="368" w:type="dxa"/>
+            <w:tcBorders>
+              <w:top w:val="single" w:sz="4" w:space="0" w:color="000000"/>
+              <w:start w:val="single" w:sz="4" w:space="0" w:color="000000"/>
+              <w:bottom w:val="single" w:sz="4" w:space="0" w:color="000000"/>
+              <w:end w:val="single" w:sz="4" w:space="0" w:color="000000"/>
+            </w:tcBorders>
+            <w:shd w:color="auto" w:fill="auto" w:val="clear"/>
+            <w:vAlign w:val="center"/>
+          </w:tcPr>
+          <w:p>
+            <w:pPr>
+              <w:pStyle w:val="Style35"/>
+              <w:spacing w:before="120" w:after="0"/>
+              <w:rPr>
+                <w:sz w:val="16"/>
+              </w:rPr>
+            </w:pPr>
+            <w:r>
+              <w:rPr>
+                <w:sz w:val="16"/>
+              </w:rPr>
+            </w:r>
+          </w:p>
+        </w:tc>
+        <w:tc>
+          <w:tcPr>
+            <w:tcW w:w="370" w:type="dxa"/>
+            <w:tcBorders>
+              <w:top w:val="single" w:sz="4" w:space="0" w:color="000000"/>
+              <w:start w:val="single" w:sz="4" w:space="0" w:color="000000"/>
+              <w:bottom w:val="single" w:sz="4" w:space="0" w:color="000000"/>
+              <w:end w:val="single" w:sz="4" w:space="0" w:color="000000"/>
+            </w:tcBorders>
+            <w:shd w:color="auto" w:fill="auto" w:val="clear"/>
+            <w:vAlign w:val="center"/>
+          </w:tcPr>
+          <w:p>
+            <w:pPr>
+              <w:pStyle w:val="Style35"/>
+              <w:spacing w:before="120" w:after="0"/>
+              <w:rPr>
+                <w:sz w:val="16"/>
+              </w:rPr>
+            </w:pPr>
+            <w:r>
+              <w:rPr>
+                <w:sz w:val="16"/>
+              </w:rPr>
+            </w:r>
+          </w:p>
+        </w:tc>
+        <w:tc>
+          <w:tcPr>
+            <w:tcW w:w="364" w:type="dxa"/>
+            <w:tcBorders>
+              <w:top w:val="single" w:sz="4" w:space="0" w:color="000000"/>
+              <w:start w:val="single" w:sz="4" w:space="0" w:color="000000"/>
+              <w:bottom w:val="single" w:sz="4" w:space="0" w:color="000000"/>
+              <w:end w:val="single" w:sz="4" w:space="0" w:color="000000"/>
+            </w:tcBorders>
+            <w:shd w:color="auto" w:fill="auto" w:val="clear"/>
+            <w:vAlign w:val="center"/>
+          </w:tcPr>
+          <w:p>
+            <w:pPr>
+              <w:pStyle w:val="Style35"/>
+              <w:spacing w:before="120" w:after="0"/>
+              <w:rPr>
+                <w:sz w:val="16"/>
+              </w:rPr>
+            </w:pPr>
+            <w:r>
+              <w:rPr>
+                <w:sz w:val="16"/>
+              </w:rPr>
+            </w:r>
+          </w:p>
+        </w:tc>
+        <w:tc>
+          <w:tcPr>
+            <w:tcW w:w="370" w:type="dxa"/>
+            <w:tcBorders>
+              <w:top w:val="single" w:sz="4" w:space="0" w:color="000000"/>
+              <w:start w:val="single" w:sz="4" w:space="0" w:color="000000"/>
+              <w:bottom w:val="single" w:sz="4" w:space="0" w:color="000000"/>
+              <w:end w:val="single" w:sz="4" w:space="0" w:color="000000"/>
+            </w:tcBorders>
+            <w:shd w:color="auto" w:fill="auto" w:val="clear"/>
+            <w:vAlign w:val="center"/>
+          </w:tcPr>
+          <w:p>
+            <w:pPr>
+              <w:pStyle w:val="Style35"/>
+              <w:spacing w:before="120" w:after="0"/>
+              <w:rPr>
+                <w:sz w:val="16"/>
+              </w:rPr>
+            </w:pPr>
+            <w:r>
+              <w:rPr>
+                <w:sz w:val="16"/>
+              </w:rPr>
+            </w:r>
+          </w:p>
+        </w:tc>
+        <w:tc>
+          <w:tcPr>
+            <w:tcW w:w="372" w:type="dxa"/>
+            <w:tcBorders>
+              <w:top w:val="single" w:sz="4" w:space="0" w:color="000000"/>
+              <w:start w:val="single" w:sz="4" w:space="0" w:color="000000"/>
+              <w:bottom w:val="single" w:sz="4" w:space="0" w:color="000000"/>
+              <w:end w:val="single" w:sz="4" w:space="0" w:color="000000"/>
+            </w:tcBorders>
+            <w:shd w:color="auto" w:fill="auto" w:val="clear"/>
+            <w:vAlign w:val="center"/>
+          </w:tcPr>
+          <w:p>
+            <w:pPr>
+              <w:pStyle w:val="Style35"/>
+              <w:spacing w:before="120" w:after="0"/>
+              <w:rPr>
+                <w:sz w:val="16"/>
+              </w:rPr>
+            </w:pPr>
+            <w:r>
+              <w:rPr>
+                <w:sz w:val="16"/>
+              </w:rPr>
+            </w:r>
+          </w:p>
+        </w:tc>
+        <w:tc>
+          <w:tcPr>
+            <w:tcW w:w="368" w:type="dxa"/>
+            <w:tcBorders>
+              <w:top w:val="single" w:sz="4" w:space="0" w:color="000000"/>
+              <w:start w:val="single" w:sz="4" w:space="0" w:color="000000"/>
+              <w:bottom w:val="single" w:sz="4" w:space="0" w:color="000000"/>
+              <w:end w:val="single" w:sz="4" w:space="0" w:color="000000"/>
+            </w:tcBorders>
+            <w:shd w:color="auto" w:fill="auto" w:val="clear"/>
+            <w:vAlign w:val="center"/>
+          </w:tcPr>
+          <w:p>
+            <w:pPr>
+              <w:pStyle w:val="Style35"/>
+              <w:spacing w:before="120" w:after="0"/>
+              <w:rPr>
+                <w:sz w:val="16"/>
+              </w:rPr>
+            </w:pPr>
+            <w:r>
+              <w:rPr>
+                <w:sz w:val="16"/>
+              </w:rPr>
+            </w:r>
+          </w:p>
+        </w:tc>
+        <w:tc>
+          <w:tcPr>
+            <w:tcW w:w="368" w:type="dxa"/>
+            <w:tcBorders>
+              <w:top w:val="single" w:sz="4" w:space="0" w:color="000000"/>
+              <w:start w:val="single" w:sz="4" w:space="0" w:color="000000"/>
+              <w:bottom w:val="single" w:sz="4" w:space="0" w:color="000000"/>
+              <w:end w:val="single" w:sz="4" w:space="0" w:color="000000"/>
+            </w:tcBorders>
+            <w:shd w:color="auto" w:fill="auto" w:val="clear"/>
+            <w:vAlign w:val="center"/>
+          </w:tcPr>
+          <w:p>
+            <w:pPr>
+              <w:pStyle w:val="Style35"/>
+              <w:spacing w:before="120" w:after="0"/>
+              <w:rPr>
+                <w:sz w:val="16"/>
+              </w:rPr>
+            </w:pPr>
+            <w:r>
+              <w:rPr>
+                <w:sz w:val="16"/>
+              </w:rPr>
+            </w:r>
+          </w:p>
+        </w:tc>
+        <w:tc>
+          <w:tcPr>
+            <w:tcW w:w="366" w:type="dxa"/>
+            <w:tcBorders>
+              <w:top w:val="single" w:sz="4" w:space="0" w:color="000000"/>
+              <w:start w:val="single" w:sz="4" w:space="0" w:color="000000"/>
+              <w:bottom w:val="single" w:sz="4" w:space="0" w:color="000000"/>
+              <w:end w:val="single" w:sz="4" w:space="0" w:color="000000"/>
+            </w:tcBorders>
+            <w:shd w:color="auto" w:fill="auto" w:val="clear"/>
+            <w:vAlign w:val="center"/>
+          </w:tcPr>
+          <w:p>
+            <w:pPr>
+              <w:pStyle w:val="Style35"/>
+              <w:spacing w:before="120" w:after="0"/>
+              <w:rPr>
+                <w:sz w:val="16"/>
+              </w:rPr>
+            </w:pPr>
+            <w:r>
+              <w:rPr>
+                <w:sz w:val="16"/>
+              </w:rPr>
+            </w:r>
+          </w:p>
+        </w:tc>
+        <w:tc>
+          <w:tcPr>
+            <w:tcW w:w="368" w:type="dxa"/>
+            <w:tcBorders>
+              <w:top w:val="single" w:sz="4" w:space="0" w:color="000000"/>
+              <w:start w:val="single" w:sz="4" w:space="0" w:color="000000"/>
+              <w:bottom w:val="single" w:sz="4" w:space="0" w:color="000000"/>
+              <w:end w:val="single" w:sz="4" w:space="0" w:color="000000"/>
+            </w:tcBorders>
+            <w:shd w:color="auto" w:fill="auto" w:val="clear"/>
+            <w:vAlign w:val="center"/>
+          </w:tcPr>
+          <w:p>
+            <w:pPr>
+              <w:pStyle w:val="Style35"/>
+              <w:spacing w:before="120" w:after="0"/>
+              <w:rPr>
+                <w:sz w:val="16"/>
+              </w:rPr>
+            </w:pPr>
+            <w:r>
+              <w:rPr>
+                <w:sz w:val="16"/>
+              </w:rPr>
+            </w:r>
+          </w:p>
+        </w:tc>
+        <w:tc>
+          <w:tcPr>
             <w:tcW w:w="371" w:type="dxa"/>
             <w:tcBorders>
               <w:top w:val="single" w:sz="4" w:space="0" w:color="000000"/>
@@ -12050,7 +12347,7 @@
         </w:tc>
         <w:tc>
           <w:tcPr>
-            <w:tcW w:w="370" w:type="dxa"/>
+            <w:tcW w:w="332" w:type="dxa"/>
             <w:tcBorders>
               <w:top w:val="single" w:sz="4" w:space="0" w:color="000000"/>
               <w:start w:val="single" w:sz="4" w:space="0" w:color="000000"/>
@@ -12077,304 +12374,7 @@
         </w:tc>
         <w:tc>
           <w:tcPr>
-            <w:tcW w:w="365" w:type="dxa"/>
-            <w:tcBorders>
-              <w:top w:val="single" w:sz="4" w:space="0" w:color="000000"/>
-              <w:start w:val="single" w:sz="4" w:space="0" w:color="000000"/>
-              <w:bottom w:val="single" w:sz="4" w:space="0" w:color="000000"/>
-              <w:end w:val="single" w:sz="4" w:space="0" w:color="000000"/>
-            </w:tcBorders>
-            <w:shd w:color="auto" w:fill="auto" w:val="clear"/>
-            <w:vAlign w:val="center"/>
-          </w:tcPr>
-          <w:p>
-            <w:pPr>
-              <w:pStyle w:val="Style35"/>
-              <w:spacing w:before="120" w:after="0"/>
-              <w:rPr>
-                <w:sz w:val="16"/>
-              </w:rPr>
-            </w:pPr>
-            <w:r>
-              <w:rPr>
-                <w:sz w:val="16"/>
-              </w:rPr>
-            </w:r>
-          </w:p>
-        </w:tc>
-        <w:tc>
-          <w:tcPr>
-            <w:tcW w:w="369" w:type="dxa"/>
-            <w:tcBorders>
-              <w:top w:val="single" w:sz="4" w:space="0" w:color="000000"/>
-              <w:start w:val="single" w:sz="4" w:space="0" w:color="000000"/>
-              <w:bottom w:val="single" w:sz="4" w:space="0" w:color="000000"/>
-              <w:end w:val="single" w:sz="4" w:space="0" w:color="000000"/>
-            </w:tcBorders>
-            <w:shd w:color="auto" w:fill="auto" w:val="clear"/>
-            <w:vAlign w:val="center"/>
-          </w:tcPr>
-          <w:p>
-            <w:pPr>
-              <w:pStyle w:val="Style35"/>
-              <w:spacing w:before="120" w:after="0"/>
-              <w:rPr>
-                <w:sz w:val="16"/>
-              </w:rPr>
-            </w:pPr>
-            <w:r>
-              <w:rPr>
-                <w:sz w:val="16"/>
-              </w:rPr>
-            </w:r>
-          </w:p>
-        </w:tc>
-        <w:tc>
-          <w:tcPr>
-            <w:tcW w:w="372" w:type="dxa"/>
-            <w:tcBorders>
-              <w:top w:val="single" w:sz="4" w:space="0" w:color="000000"/>
-              <w:start w:val="single" w:sz="4" w:space="0" w:color="000000"/>
-              <w:bottom w:val="single" w:sz="4" w:space="0" w:color="000000"/>
-              <w:end w:val="single" w:sz="4" w:space="0" w:color="000000"/>
-            </w:tcBorders>
-            <w:shd w:color="auto" w:fill="auto" w:val="clear"/>
-            <w:vAlign w:val="center"/>
-          </w:tcPr>
-          <w:p>
-            <w:pPr>
-              <w:pStyle w:val="Style35"/>
-              <w:spacing w:before="120" w:after="0"/>
-              <w:rPr>
-                <w:sz w:val="16"/>
-              </w:rPr>
-            </w:pPr>
-            <w:r>
-              <w:rPr>
-                <w:sz w:val="16"/>
-              </w:rPr>
-            </w:r>
-          </w:p>
-        </w:tc>
-        <w:tc>
-          <w:tcPr>
-            <w:tcW w:w="368" w:type="dxa"/>
-            <w:tcBorders>
-              <w:top w:val="single" w:sz="4" w:space="0" w:color="000000"/>
-              <w:start w:val="single" w:sz="4" w:space="0" w:color="000000"/>
-              <w:bottom w:val="single" w:sz="4" w:space="0" w:color="000000"/>
-              <w:end w:val="single" w:sz="4" w:space="0" w:color="000000"/>
-            </w:tcBorders>
-            <w:shd w:color="auto" w:fill="auto" w:val="clear"/>
-            <w:vAlign w:val="center"/>
-          </w:tcPr>
-          <w:p>
-            <w:pPr>
-              <w:pStyle w:val="Style35"/>
-              <w:spacing w:before="120" w:after="0"/>
-              <w:rPr>
-                <w:sz w:val="16"/>
-              </w:rPr>
-            </w:pPr>
-            <w:r>
-              <w:rPr>
-                <w:sz w:val="16"/>
-              </w:rPr>
-            </w:r>
-          </w:p>
-        </w:tc>
-        <w:tc>
-          <w:tcPr>
-            <w:tcW w:w="368" w:type="dxa"/>
-            <w:tcBorders>
-              <w:top w:val="single" w:sz="4" w:space="0" w:color="000000"/>
-              <w:start w:val="single" w:sz="4" w:space="0" w:color="000000"/>
-              <w:bottom w:val="single" w:sz="4" w:space="0" w:color="000000"/>
-              <w:end w:val="single" w:sz="4" w:space="0" w:color="000000"/>
-            </w:tcBorders>
-            <w:shd w:color="auto" w:fill="auto" w:val="clear"/>
-            <w:vAlign w:val="center"/>
-          </w:tcPr>
-          <w:p>
-            <w:pPr>
-              <w:pStyle w:val="Style35"/>
-              <w:spacing w:before="120" w:after="0"/>
-              <w:rPr>
-                <w:sz w:val="16"/>
-              </w:rPr>
-            </w:pPr>
-            <w:r>
-              <w:rPr>
-                <w:sz w:val="16"/>
-              </w:rPr>
-            </w:r>
-          </w:p>
-        </w:tc>
-        <w:tc>
-          <w:tcPr>
-            <w:tcW w:w="367" w:type="dxa"/>
-            <w:tcBorders>
-              <w:top w:val="single" w:sz="4" w:space="0" w:color="000000"/>
-              <w:start w:val="single" w:sz="4" w:space="0" w:color="000000"/>
-              <w:bottom w:val="single" w:sz="4" w:space="0" w:color="000000"/>
-              <w:end w:val="single" w:sz="4" w:space="0" w:color="000000"/>
-            </w:tcBorders>
-            <w:shd w:color="auto" w:fill="auto" w:val="clear"/>
-            <w:vAlign w:val="center"/>
-          </w:tcPr>
-          <w:p>
-            <w:pPr>
-              <w:pStyle w:val="Style35"/>
-              <w:spacing w:before="120" w:after="0"/>
-              <w:rPr>
-                <w:sz w:val="16"/>
-              </w:rPr>
-            </w:pPr>
-            <w:r>
-              <w:rPr>
-                <w:sz w:val="16"/>
-              </w:rPr>
-            </w:r>
-          </w:p>
-        </w:tc>
-        <w:tc>
-          <w:tcPr>
-            <w:tcW w:w="368" w:type="dxa"/>
-            <w:tcBorders>
-              <w:top w:val="single" w:sz="4" w:space="0" w:color="000000"/>
-              <w:start w:val="single" w:sz="4" w:space="0" w:color="000000"/>
-              <w:bottom w:val="single" w:sz="4" w:space="0" w:color="000000"/>
-              <w:end w:val="single" w:sz="4" w:space="0" w:color="000000"/>
-            </w:tcBorders>
-            <w:shd w:color="auto" w:fill="auto" w:val="clear"/>
-            <w:vAlign w:val="center"/>
-          </w:tcPr>
-          <w:p>
-            <w:pPr>
-              <w:pStyle w:val="Style35"/>
-              <w:spacing w:before="120" w:after="0"/>
-              <w:rPr>
-                <w:sz w:val="16"/>
-              </w:rPr>
-            </w:pPr>
-            <w:r>
-              <w:rPr>
-                <w:sz w:val="16"/>
-              </w:rPr>
-            </w:r>
-          </w:p>
-        </w:tc>
-        <w:tc>
-          <w:tcPr>
-            <w:tcW w:w="370" w:type="dxa"/>
-            <w:tcBorders>
-              <w:top w:val="single" w:sz="4" w:space="0" w:color="000000"/>
-              <w:start w:val="single" w:sz="4" w:space="0" w:color="000000"/>
-              <w:bottom w:val="single" w:sz="4" w:space="0" w:color="000000"/>
-              <w:end w:val="single" w:sz="4" w:space="0" w:color="000000"/>
-            </w:tcBorders>
-            <w:shd w:color="auto" w:fill="auto" w:val="clear"/>
-            <w:vAlign w:val="center"/>
-          </w:tcPr>
-          <w:p>
-            <w:pPr>
-              <w:pStyle w:val="Style35"/>
-              <w:spacing w:before="120" w:after="0"/>
-              <w:rPr>
-                <w:sz w:val="16"/>
-              </w:rPr>
-            </w:pPr>
-            <w:r>
-              <w:rPr>
-                <w:sz w:val="16"/>
-              </w:rPr>
-            </w:r>
-          </w:p>
-        </w:tc>
-        <w:tc>
-          <w:tcPr>
-            <w:tcW w:w="369" w:type="dxa"/>
-            <w:tcBorders>
-              <w:top w:val="single" w:sz="4" w:space="0" w:color="000000"/>
-              <w:start w:val="single" w:sz="4" w:space="0" w:color="000000"/>
-              <w:bottom w:val="single" w:sz="4" w:space="0" w:color="000000"/>
-              <w:end w:val="single" w:sz="4" w:space="0" w:color="000000"/>
-            </w:tcBorders>
-            <w:shd w:color="auto" w:fill="auto" w:val="clear"/>
-            <w:vAlign w:val="center"/>
-          </w:tcPr>
-          <w:p>
-            <w:pPr>
-              <w:pStyle w:val="Style35"/>
-              <w:spacing w:before="120" w:after="0"/>
-              <w:rPr>
-                <w:sz w:val="16"/>
-              </w:rPr>
-            </w:pPr>
-            <w:r>
-              <w:rPr>
-                <w:sz w:val="16"/>
-              </w:rPr>
-            </w:r>
-          </w:p>
-        </w:tc>
-        <w:tc>
-          <w:tcPr>
-            <w:tcW w:w="368" w:type="dxa"/>
-            <w:tcBorders>
-              <w:top w:val="single" w:sz="4" w:space="0" w:color="000000"/>
-              <w:start w:val="single" w:sz="4" w:space="0" w:color="000000"/>
-              <w:bottom w:val="single" w:sz="4" w:space="0" w:color="000000"/>
-              <w:end w:val="single" w:sz="4" w:space="0" w:color="000000"/>
-            </w:tcBorders>
-            <w:shd w:color="auto" w:fill="auto" w:val="clear"/>
-            <w:vAlign w:val="center"/>
-          </w:tcPr>
-          <w:p>
-            <w:pPr>
-              <w:pStyle w:val="Style35"/>
-              <w:spacing w:before="120" w:after="0"/>
-              <w:rPr>
-                <w:sz w:val="16"/>
-              </w:rPr>
-            </w:pPr>
-            <w:r>
-              <w:rPr>
-                <w:sz w:val="16"/>
-              </w:rPr>
-            </w:r>
-          </w:p>
-        </w:tc>
-        <w:tc>
-          <w:tcPr>
-            <w:tcW w:w="333" w:type="dxa"/>
-            <w:tcBorders>
-              <w:top w:val="single" w:sz="4" w:space="0" w:color="000000"/>
-              <w:start w:val="single" w:sz="4" w:space="0" w:color="000000"/>
-              <w:bottom w:val="single" w:sz="4" w:space="0" w:color="000000"/>
-              <w:end w:val="single" w:sz="4" w:space="0" w:color="000000"/>
-            </w:tcBorders>
-            <w:shd w:color="auto" w:fill="auto" w:val="clear"/>
-            <w:vAlign w:val="center"/>
-          </w:tcPr>
-          <w:p>
-            <w:pPr>
-              <w:pStyle w:val="Style35"/>
-              <w:spacing w:before="120" w:after="0"/>
-              <w:rPr>
-                <w:sz w:val="16"/>
-              </w:rPr>
-            </w:pPr>
-            <w:r>
-              <w:rPr>
-                <w:sz w:val="16"/>
-              </w:rPr>
-            </w:r>
-          </w:p>
-        </w:tc>
-        <w:tc>
-          <w:tcPr>
-            <w:tcW w:w="339" w:type="dxa"/>
+            <w:tcW w:w="340" w:type="dxa"/>
             <w:tcBorders>
               <w:top w:val="single" w:sz="4" w:space="0" w:color="000000"/>
               <w:start w:val="single" w:sz="4" w:space="0" w:color="000000"/>
@@ -16532,18 +16532,18 @@
       <w:tblGrid>
         <w:gridCol w:w="2559"/>
         <w:gridCol w:w="559"/>
-        <w:gridCol w:w="564"/>
+        <w:gridCol w:w="563"/>
         <w:gridCol w:w="567"/>
-        <w:gridCol w:w="570"/>
-        <w:gridCol w:w="564"/>
+        <w:gridCol w:w="571"/>
+        <w:gridCol w:w="563"/>
         <w:gridCol w:w="567"/>
-        <w:gridCol w:w="493"/>
+        <w:gridCol w:w="494"/>
         <w:gridCol w:w="602"/>
-        <w:gridCol w:w="606"/>
-        <w:gridCol w:w="570"/>
-        <w:gridCol w:w="564"/>
+        <w:gridCol w:w="605"/>
+        <w:gridCol w:w="571"/>
+        <w:gridCol w:w="563"/>
         <w:gridCol w:w="709"/>
-        <w:gridCol w:w="637"/>
+        <w:gridCol w:w="638"/>
       </w:tblGrid>
       <w:tr>
         <w:trPr>
@@ -16599,7 +16599,7 @@
         </w:tc>
         <w:tc>
           <w:tcPr>
-            <w:tcW w:w="564" w:type="dxa"/>
+            <w:tcW w:w="563" w:type="dxa"/>
             <w:tcBorders>
               <w:top w:val="single" w:sz="6" w:space="0" w:color="000000"/>
               <w:start w:val="single" w:sz="6" w:space="0" w:color="000000"/>
@@ -16647,7 +16647,7 @@
         </w:tc>
         <w:tc>
           <w:tcPr>
-            <w:tcW w:w="570" w:type="dxa"/>
+            <w:tcW w:w="571" w:type="dxa"/>
             <w:tcBorders>
               <w:top w:val="single" w:sz="6" w:space="0" w:color="000000"/>
               <w:start w:val="single" w:sz="6" w:space="0" w:color="000000"/>
@@ -16671,7 +16671,7 @@
         </w:tc>
         <w:tc>
           <w:tcPr>
-            <w:tcW w:w="564" w:type="dxa"/>
+            <w:tcW w:w="563" w:type="dxa"/>
             <w:tcBorders>
               <w:top w:val="single" w:sz="6" w:space="0" w:color="000000"/>
               <w:start w:val="single" w:sz="6" w:space="0" w:color="000000"/>
@@ -16719,7 +16719,7 @@
         </w:tc>
         <w:tc>
           <w:tcPr>
-            <w:tcW w:w="493" w:type="dxa"/>
+            <w:tcW w:w="494" w:type="dxa"/>
             <w:tcBorders>
               <w:top w:val="single" w:sz="6" w:space="0" w:color="000000"/>
               <w:start w:val="single" w:sz="6" w:space="0" w:color="000000"/>
@@ -16767,7 +16767,7 @@
         </w:tc>
         <w:tc>
           <w:tcPr>
-            <w:tcW w:w="606" w:type="dxa"/>
+            <w:tcW w:w="605" w:type="dxa"/>
             <w:tcBorders>
               <w:top w:val="single" w:sz="6" w:space="0" w:color="000000"/>
               <w:start w:val="single" w:sz="6" w:space="0" w:color="000000"/>
@@ -16791,7 +16791,7 @@
         </w:tc>
         <w:tc>
           <w:tcPr>
-            <w:tcW w:w="570" w:type="dxa"/>
+            <w:tcW w:w="571" w:type="dxa"/>
             <w:tcBorders>
               <w:top w:val="single" w:sz="6" w:space="0" w:color="000000"/>
               <w:start w:val="single" w:sz="6" w:space="0" w:color="000000"/>
@@ -16815,7 +16815,7 @@
         </w:tc>
         <w:tc>
           <w:tcPr>
-            <w:tcW w:w="564" w:type="dxa"/>
+            <w:tcW w:w="563" w:type="dxa"/>
             <w:tcBorders>
               <w:top w:val="single" w:sz="6" w:space="0" w:color="000000"/>
               <w:start w:val="single" w:sz="6" w:space="0" w:color="000000"/>
@@ -16863,7 +16863,7 @@
         </w:tc>
         <w:tc>
           <w:tcPr>
-            <w:tcW w:w="637" w:type="dxa"/>
+            <w:tcW w:w="638" w:type="dxa"/>
             <w:tcBorders>
               <w:top w:val="single" w:sz="6" w:space="0" w:color="000000"/>
               <w:start w:val="single" w:sz="6" w:space="0" w:color="000000"/>
@@ -16936,7 +16936,7 @@
         </w:tc>
         <w:tc>
           <w:tcPr>
-            <w:tcW w:w="564" w:type="dxa"/>
+            <w:tcW w:w="563" w:type="dxa"/>
             <w:tcBorders>
               <w:top w:val="single" w:sz="6" w:space="0" w:color="000000"/>
               <w:start w:val="single" w:sz="6" w:space="0" w:color="000000"/>
@@ -16980,29 +16980,29 @@
         </w:tc>
         <w:tc>
           <w:tcPr>
-            <w:tcW w:w="570" w:type="dxa"/>
-            <w:tcBorders>
-              <w:top w:val="single" w:sz="6" w:space="0" w:color="000000"/>
-              <w:start w:val="single" w:sz="6" w:space="0" w:color="000000"/>
-              <w:bottom w:val="single" w:sz="6" w:space="0" w:color="000000"/>
-              <w:end w:val="single" w:sz="6" w:space="0" w:color="000000"/>
-            </w:tcBorders>
-            <w:vAlign w:val="center"/>
-          </w:tcPr>
-          <w:p>
-            <w:pPr>
-              <w:pStyle w:val="Style35"/>
-              <w:spacing w:before="120" w:after="0"/>
-              <w:rPr/>
-            </w:pPr>
-            <w:r>
-              <w:rPr/>
-            </w:r>
-          </w:p>
-        </w:tc>
-        <w:tc>
-          <w:tcPr>
-            <w:tcW w:w="564" w:type="dxa"/>
+            <w:tcW w:w="571" w:type="dxa"/>
+            <w:tcBorders>
+              <w:top w:val="single" w:sz="6" w:space="0" w:color="000000"/>
+              <w:start w:val="single" w:sz="6" w:space="0" w:color="000000"/>
+              <w:bottom w:val="single" w:sz="6" w:space="0" w:color="000000"/>
+              <w:end w:val="single" w:sz="6" w:space="0" w:color="000000"/>
+            </w:tcBorders>
+            <w:vAlign w:val="center"/>
+          </w:tcPr>
+          <w:p>
+            <w:pPr>
+              <w:pStyle w:val="Style35"/>
+              <w:spacing w:before="120" w:after="0"/>
+              <w:rPr/>
+            </w:pPr>
+            <w:r>
+              <w:rPr/>
+            </w:r>
+          </w:p>
+        </w:tc>
+        <w:tc>
+          <w:tcPr>
+            <w:tcW w:w="563" w:type="dxa"/>
             <w:tcBorders>
               <w:top w:val="single" w:sz="6" w:space="0" w:color="000000"/>
               <w:start w:val="single" w:sz="6" w:space="0" w:color="000000"/>
@@ -17046,7 +17046,7 @@
         </w:tc>
         <w:tc>
           <w:tcPr>
-            <w:tcW w:w="493" w:type="dxa"/>
+            <w:tcW w:w="494" w:type="dxa"/>
             <w:tcBorders>
               <w:top w:val="single" w:sz="6" w:space="0" w:color="000000"/>
               <w:start w:val="single" w:sz="6" w:space="0" w:color="000000"/>
@@ -17090,51 +17090,51 @@
         </w:tc>
         <w:tc>
           <w:tcPr>
-            <w:tcW w:w="606" w:type="dxa"/>
-            <w:tcBorders>
-              <w:top w:val="single" w:sz="6" w:space="0" w:color="000000"/>
-              <w:start w:val="single" w:sz="6" w:space="0" w:color="000000"/>
-              <w:bottom w:val="single" w:sz="6" w:space="0" w:color="000000"/>
-              <w:end w:val="single" w:sz="6" w:space="0" w:color="000000"/>
-            </w:tcBorders>
-            <w:vAlign w:val="center"/>
-          </w:tcPr>
-          <w:p>
-            <w:pPr>
-              <w:pStyle w:val="Style35"/>
-              <w:spacing w:before="120" w:after="0"/>
-              <w:rPr/>
-            </w:pPr>
-            <w:r>
-              <w:rPr/>
-            </w:r>
-          </w:p>
-        </w:tc>
-        <w:tc>
-          <w:tcPr>
-            <w:tcW w:w="570" w:type="dxa"/>
-            <w:tcBorders>
-              <w:top w:val="single" w:sz="6" w:space="0" w:color="000000"/>
-              <w:start w:val="single" w:sz="6" w:space="0" w:color="000000"/>
-              <w:bottom w:val="single" w:sz="6" w:space="0" w:color="000000"/>
-              <w:end w:val="single" w:sz="6" w:space="0" w:color="000000"/>
-            </w:tcBorders>
-            <w:vAlign w:val="center"/>
-          </w:tcPr>
-          <w:p>
-            <w:pPr>
-              <w:pStyle w:val="Style35"/>
-              <w:spacing w:before="120" w:after="0"/>
-              <w:rPr/>
-            </w:pPr>
-            <w:r>
-              <w:rPr/>
-            </w:r>
-          </w:p>
-        </w:tc>
-        <w:tc>
-          <w:tcPr>
-            <w:tcW w:w="564" w:type="dxa"/>
+            <w:tcW w:w="605" w:type="dxa"/>
+            <w:tcBorders>
+              <w:top w:val="single" w:sz="6" w:space="0" w:color="000000"/>
+              <w:start w:val="single" w:sz="6" w:space="0" w:color="000000"/>
+              <w:bottom w:val="single" w:sz="6" w:space="0" w:color="000000"/>
+              <w:end w:val="single" w:sz="6" w:space="0" w:color="000000"/>
+            </w:tcBorders>
+            <w:vAlign w:val="center"/>
+          </w:tcPr>
+          <w:p>
+            <w:pPr>
+              <w:pStyle w:val="Style35"/>
+              <w:spacing w:before="120" w:after="0"/>
+              <w:rPr/>
+            </w:pPr>
+            <w:r>
+              <w:rPr/>
+            </w:r>
+          </w:p>
+        </w:tc>
+        <w:tc>
+          <w:tcPr>
+            <w:tcW w:w="571" w:type="dxa"/>
+            <w:tcBorders>
+              <w:top w:val="single" w:sz="6" w:space="0" w:color="000000"/>
+              <w:start w:val="single" w:sz="6" w:space="0" w:color="000000"/>
+              <w:bottom w:val="single" w:sz="6" w:space="0" w:color="000000"/>
+              <w:end w:val="single" w:sz="6" w:space="0" w:color="000000"/>
+            </w:tcBorders>
+            <w:vAlign w:val="center"/>
+          </w:tcPr>
+          <w:p>
+            <w:pPr>
+              <w:pStyle w:val="Style35"/>
+              <w:spacing w:before="120" w:after="0"/>
+              <w:rPr/>
+            </w:pPr>
+            <w:r>
+              <w:rPr/>
+            </w:r>
+          </w:p>
+        </w:tc>
+        <w:tc>
+          <w:tcPr>
+            <w:tcW w:w="563" w:type="dxa"/>
             <w:tcBorders>
               <w:top w:val="single" w:sz="6" w:space="0" w:color="000000"/>
               <w:start w:val="single" w:sz="6" w:space="0" w:color="000000"/>
@@ -17178,7 +17178,7 @@
         </w:tc>
         <w:tc>
           <w:tcPr>
-            <w:tcW w:w="637" w:type="dxa"/>
+            <w:tcW w:w="638" w:type="dxa"/>
             <w:tcBorders>
               <w:top w:val="single" w:sz="6" w:space="0" w:color="000000"/>
               <w:start w:val="single" w:sz="6" w:space="0" w:color="000000"/>
@@ -17251,7 +17251,7 @@
         </w:tc>
         <w:tc>
           <w:tcPr>
-            <w:tcW w:w="564" w:type="dxa"/>
+            <w:tcW w:w="563" w:type="dxa"/>
             <w:tcBorders>
               <w:top w:val="single" w:sz="6" w:space="0" w:color="000000"/>
               <w:start w:val="single" w:sz="6" w:space="0" w:color="000000"/>
@@ -17295,29 +17295,29 @@
         </w:tc>
         <w:tc>
           <w:tcPr>
-            <w:tcW w:w="570" w:type="dxa"/>
-            <w:tcBorders>
-              <w:top w:val="single" w:sz="6" w:space="0" w:color="000000"/>
-              <w:start w:val="single" w:sz="6" w:space="0" w:color="000000"/>
-              <w:bottom w:val="single" w:sz="6" w:space="0" w:color="000000"/>
-              <w:end w:val="single" w:sz="6" w:space="0" w:color="000000"/>
-            </w:tcBorders>
-            <w:vAlign w:val="center"/>
-          </w:tcPr>
-          <w:p>
-            <w:pPr>
-              <w:pStyle w:val="Style35"/>
-              <w:spacing w:before="120" w:after="0"/>
-              <w:rPr/>
-            </w:pPr>
-            <w:r>
-              <w:rPr/>
-            </w:r>
-          </w:p>
-        </w:tc>
-        <w:tc>
-          <w:tcPr>
-            <w:tcW w:w="564" w:type="dxa"/>
+            <w:tcW w:w="571" w:type="dxa"/>
+            <w:tcBorders>
+              <w:top w:val="single" w:sz="6" w:space="0" w:color="000000"/>
+              <w:start w:val="single" w:sz="6" w:space="0" w:color="000000"/>
+              <w:bottom w:val="single" w:sz="6" w:space="0" w:color="000000"/>
+              <w:end w:val="single" w:sz="6" w:space="0" w:color="000000"/>
+            </w:tcBorders>
+            <w:vAlign w:val="center"/>
+          </w:tcPr>
+          <w:p>
+            <w:pPr>
+              <w:pStyle w:val="Style35"/>
+              <w:spacing w:before="120" w:after="0"/>
+              <w:rPr/>
+            </w:pPr>
+            <w:r>
+              <w:rPr/>
+            </w:r>
+          </w:p>
+        </w:tc>
+        <w:tc>
+          <w:tcPr>
+            <w:tcW w:w="563" w:type="dxa"/>
             <w:tcBorders>
               <w:top w:val="single" w:sz="6" w:space="0" w:color="000000"/>
               <w:start w:val="single" w:sz="6" w:space="0" w:color="000000"/>
@@ -17361,7 +17361,7 @@
         </w:tc>
         <w:tc>
           <w:tcPr>
-            <w:tcW w:w="493" w:type="dxa"/>
+            <w:tcW w:w="494" w:type="dxa"/>
             <w:tcBorders>
               <w:top w:val="single" w:sz="6" w:space="0" w:color="000000"/>
               <w:start w:val="single" w:sz="6" w:space="0" w:color="000000"/>
@@ -17405,51 +17405,51 @@
         </w:tc>
         <w:tc>
           <w:tcPr>
-            <w:tcW w:w="606" w:type="dxa"/>
-            <w:tcBorders>
-              <w:top w:val="single" w:sz="6" w:space="0" w:color="000000"/>
-              <w:start w:val="single" w:sz="6" w:space="0" w:color="000000"/>
-              <w:bottom w:val="single" w:sz="6" w:space="0" w:color="000000"/>
-              <w:end w:val="single" w:sz="6" w:space="0" w:color="000000"/>
-            </w:tcBorders>
-            <w:vAlign w:val="center"/>
-          </w:tcPr>
-          <w:p>
-            <w:pPr>
-              <w:pStyle w:val="Style35"/>
-              <w:spacing w:before="120" w:after="0"/>
-              <w:rPr/>
-            </w:pPr>
-            <w:r>
-              <w:rPr/>
-            </w:r>
-          </w:p>
-        </w:tc>
-        <w:tc>
-          <w:tcPr>
-            <w:tcW w:w="570" w:type="dxa"/>
-            <w:tcBorders>
-              <w:top w:val="single" w:sz="6" w:space="0" w:color="000000"/>
-              <w:start w:val="single" w:sz="6" w:space="0" w:color="000000"/>
-              <w:bottom w:val="single" w:sz="6" w:space="0" w:color="000000"/>
-              <w:end w:val="single" w:sz="6" w:space="0" w:color="000000"/>
-            </w:tcBorders>
-            <w:vAlign w:val="center"/>
-          </w:tcPr>
-          <w:p>
-            <w:pPr>
-              <w:pStyle w:val="Style35"/>
-              <w:spacing w:before="120" w:after="0"/>
-              <w:rPr/>
-            </w:pPr>
-            <w:r>
-              <w:rPr/>
-            </w:r>
-          </w:p>
-        </w:tc>
-        <w:tc>
-          <w:tcPr>
-            <w:tcW w:w="564" w:type="dxa"/>
+            <w:tcW w:w="605" w:type="dxa"/>
+            <w:tcBorders>
+              <w:top w:val="single" w:sz="6" w:space="0" w:color="000000"/>
+              <w:start w:val="single" w:sz="6" w:space="0" w:color="000000"/>
+              <w:bottom w:val="single" w:sz="6" w:space="0" w:color="000000"/>
+              <w:end w:val="single" w:sz="6" w:space="0" w:color="000000"/>
+            </w:tcBorders>
+            <w:vAlign w:val="center"/>
+          </w:tcPr>
+          <w:p>
+            <w:pPr>
+              <w:pStyle w:val="Style35"/>
+              <w:spacing w:before="120" w:after="0"/>
+              <w:rPr/>
+            </w:pPr>
+            <w:r>
+              <w:rPr/>
+            </w:r>
+          </w:p>
+        </w:tc>
+        <w:tc>
+          <w:tcPr>
+            <w:tcW w:w="571" w:type="dxa"/>
+            <w:tcBorders>
+              <w:top w:val="single" w:sz="6" w:space="0" w:color="000000"/>
+              <w:start w:val="single" w:sz="6" w:space="0" w:color="000000"/>
+              <w:bottom w:val="single" w:sz="6" w:space="0" w:color="000000"/>
+              <w:end w:val="single" w:sz="6" w:space="0" w:color="000000"/>
+            </w:tcBorders>
+            <w:vAlign w:val="center"/>
+          </w:tcPr>
+          <w:p>
+            <w:pPr>
+              <w:pStyle w:val="Style35"/>
+              <w:spacing w:before="120" w:after="0"/>
+              <w:rPr/>
+            </w:pPr>
+            <w:r>
+              <w:rPr/>
+            </w:r>
+          </w:p>
+        </w:tc>
+        <w:tc>
+          <w:tcPr>
+            <w:tcW w:w="563" w:type="dxa"/>
             <w:tcBorders>
               <w:top w:val="single" w:sz="6" w:space="0" w:color="000000"/>
               <w:start w:val="single" w:sz="6" w:space="0" w:color="000000"/>
@@ -17493,7 +17493,7 @@
         </w:tc>
         <w:tc>
           <w:tcPr>
-            <w:tcW w:w="637" w:type="dxa"/>
+            <w:tcW w:w="638" w:type="dxa"/>
             <w:tcBorders>
               <w:top w:val="single" w:sz="6" w:space="0" w:color="000000"/>
               <w:start w:val="single" w:sz="6" w:space="0" w:color="000000"/>
@@ -17814,7 +17814,7 @@
         </w:r>
         <w:r>
           <w:rPr/>
-          <w:t>5</w:t>
+          <w:t>2</w:t>
         </w:r>
         <w:r>
           <w:rPr/>
@@ -17859,7 +17859,7 @@
         </w:r>
         <w:r>
           <w:rPr/>
-          <w:t>5</w:t>
+          <w:t>2</w:t>
         </w:r>
         <w:r>
           <w:rPr/>
